--- a/about/michigan-bible.docx
+++ b/about/michigan-bible.docx
@@ -1155,7 +1155,23 @@
           <w:sz w:val="32"/>
           <w:szCs w:val="32"/>
         </w:rPr>
+        <w:t xml:space="preserve">Beth Barton, Denise Gillott, </w:t>
+      </w:r>
+      <w:r>
+        <w:rPr>
+          <w:rFonts w:cstheme="minorHAnsi"/>
+          <w:sz w:val="32"/>
+          <w:szCs w:val="32"/>
+        </w:rPr>
         <w:t xml:space="preserve">Kayla Katona, </w:t>
+      </w:r>
+      <w:r>
+        <w:rPr>
+          <w:rFonts w:cstheme="minorHAnsi"/>
+          <w:sz w:val="32"/>
+          <w:szCs w:val="32"/>
+        </w:rPr>
+        <w:t xml:space="preserve">Andrea Rae, </w:t>
       </w:r>
       <w:r>
         <w:rPr>
@@ -2907,18 +2923,8 @@
           <w:sz w:val="32"/>
           <w:szCs w:val="32"/>
         </w:rPr>
-        <w:t xml:space="preserve">Banh </w:t>
-      </w:r>
-      <w:proofErr w:type="spellStart"/>
-      <w:r>
-        <w:rPr>
-          <w:rFonts w:cstheme="minorHAnsi"/>
-          <w:sz w:val="32"/>
-          <w:szCs w:val="32"/>
-        </w:rPr>
-        <w:t>MIchigan</w:t>
-      </w:r>
-      <w:proofErr w:type="spellEnd"/>
+        <w:t>Banh MIchigan</w:t>
+      </w:r>
       <w:r>
         <w:rPr>
           <w:rFonts w:cstheme="minorHAnsi"/>
@@ -3086,6 +3092,126 @@
           <w:szCs w:val="32"/>
         </w:rPr>
         <w:t>.</w:t>
+      </w:r>
+    </w:p>
+    <w:p>
+      <w:pPr>
+        <w:rPr>
+          <w:rFonts w:cstheme="minorHAnsi"/>
+          <w:b/>
+          <w:bCs/>
+          <w:sz w:val="32"/>
+          <w:szCs w:val="32"/>
+        </w:rPr>
+      </w:pPr>
+      <w:r>
+        <w:rPr>
+          <w:rFonts w:cstheme="minorHAnsi"/>
+          <w:b/>
+          <w:bCs/>
+          <w:sz w:val="32"/>
+          <w:szCs w:val="32"/>
+        </w:rPr>
+        <w:t xml:space="preserve">Healing through </w:t>
+      </w:r>
+      <w:r>
+        <w:rPr>
+          <w:rFonts w:cstheme="minorHAnsi"/>
+          <w:b/>
+          <w:bCs/>
+          <w:sz w:val="32"/>
+          <w:szCs w:val="32"/>
+        </w:rPr>
+        <w:t>Artistry, Spirituality, or Technology</w:t>
+      </w:r>
+    </w:p>
+    <w:p>
+      <w:pPr>
+        <w:rPr>
+          <w:rFonts w:cstheme="minorHAnsi"/>
+          <w:sz w:val="32"/>
+          <w:szCs w:val="32"/>
+        </w:rPr>
+      </w:pPr>
+      <w:r>
+        <w:rPr>
+          <w:rFonts w:cstheme="minorHAnsi"/>
+          <w:sz w:val="32"/>
+          <w:szCs w:val="32"/>
+        </w:rPr>
+        <w:t>Amanda’s brother</w:t>
+      </w:r>
+      <w:r>
+        <w:rPr>
+          <w:rFonts w:cstheme="minorHAnsi"/>
+          <w:sz w:val="32"/>
+          <w:szCs w:val="32"/>
+        </w:rPr>
+        <w:t xml:space="preserve"> Conor and Cherry and Perry and Shelby’s brother/Liz’s husband Petey commit suicide off Mackinac Bridge. Amanda and Liz never crossed the bridge for years. Amanda also has disdain for water, so she makes </w:t>
+      </w:r>
+      <w:r>
+        <w:rPr>
+          <w:rFonts w:cstheme="minorHAnsi"/>
+          <w:sz w:val="32"/>
+          <w:szCs w:val="32"/>
+        </w:rPr>
+        <w:t xml:space="preserve">more </w:t>
+      </w:r>
+      <w:r>
+        <w:rPr>
+          <w:rFonts w:cstheme="minorHAnsi"/>
+          <w:sz w:val="32"/>
+          <w:szCs w:val="32"/>
+        </w:rPr>
+        <w:t>data centers to drain them.</w:t>
+      </w:r>
+      <w:r>
+        <w:rPr>
+          <w:rFonts w:cstheme="minorHAnsi"/>
+          <w:sz w:val="32"/>
+          <w:szCs w:val="32"/>
+        </w:rPr>
+        <w:t xml:space="preserve"> Amanda process</w:t>
+      </w:r>
+      <w:r>
+        <w:rPr>
+          <w:rFonts w:cstheme="minorHAnsi"/>
+          <w:sz w:val="32"/>
+          <w:szCs w:val="32"/>
+        </w:rPr>
+        <w:t>es</w:t>
+      </w:r>
+      <w:r>
+        <w:rPr>
+          <w:rFonts w:cstheme="minorHAnsi"/>
+          <w:sz w:val="32"/>
+          <w:szCs w:val="32"/>
+        </w:rPr>
+        <w:t xml:space="preserve"> grief by losing artistry through AI while Cherry</w:t>
+      </w:r>
+      <w:r>
+        <w:rPr>
+          <w:rFonts w:cstheme="minorHAnsi"/>
+          <w:sz w:val="32"/>
+          <w:szCs w:val="32"/>
+        </w:rPr>
+        <w:t xml:space="preserve"> becomes more</w:t>
+      </w:r>
+      <w:r>
+        <w:rPr>
+          <w:rFonts w:cstheme="minorHAnsi"/>
+          <w:sz w:val="32"/>
+          <w:szCs w:val="32"/>
+        </w:rPr>
+        <w:t xml:space="preserve"> artistic and less tech-sa</w:t>
+      </w:r>
+      <w:r>
+        <w:rPr>
+          <w:rFonts w:cstheme="minorHAnsi"/>
+          <w:sz w:val="32"/>
+          <w:szCs w:val="32"/>
+        </w:rPr>
+        <w:t>vvy.</w:t>
       </w:r>
     </w:p>
     <w:p>
@@ -3198,7 +3324,7 @@
           <w:sz w:val="25"/>
           <w:szCs w:val="25"/>
         </w:rPr>
-        <w:t>fight a data center to save their grandparents’ historic lake house</w:t>
+        <w:t>fight a data center to save their grandparents’ lake house</w:t>
       </w:r>
       <w:r>
         <w:rPr>
@@ -3468,25 +3594,7 @@
           <w:sz w:val="25"/>
           <w:szCs w:val="25"/>
         </w:rPr>
-        <w:t xml:space="preserve"> </w:t>
-      </w:r>
-      <w:proofErr w:type="spellStart"/>
-      <w:r>
-        <w:rPr>
-          <w:rFonts w:cstheme="minorHAnsi"/>
-          <w:sz w:val="25"/>
-          <w:szCs w:val="25"/>
-        </w:rPr>
-        <w:t>MIchigan</w:t>
-      </w:r>
-      <w:proofErr w:type="spellEnd"/>
-      <w:r>
-        <w:rPr>
-          <w:rFonts w:cstheme="minorHAnsi"/>
-          <w:sz w:val="25"/>
-          <w:szCs w:val="25"/>
-        </w:rPr>
-        <w:t xml:space="preserve">. On a swim, </w:t>
+        <w:t xml:space="preserve"> MIchigan. On a swim, </w:t>
       </w:r>
       <w:r>
         <w:rPr>
@@ -5012,7 +5120,15 @@
           <w:sz w:val="25"/>
           <w:szCs w:val="25"/>
         </w:rPr>
-        <w:t xml:space="preserve">discover </w:t>
+        <w:t>realize</w:t>
+      </w:r>
+      <w:r>
+        <w:rPr>
+          <w:rFonts w:cstheme="minorHAnsi"/>
+          <w:sz w:val="25"/>
+          <w:szCs w:val="25"/>
+        </w:rPr>
+        <w:t xml:space="preserve"> </w:t>
       </w:r>
       <w:r>
         <w:rPr>
@@ -5060,7 +5176,7 @@
           <w:sz w:val="25"/>
           <w:szCs w:val="25"/>
         </w:rPr>
-        <w:t>AI app that “bring</w:t>
+        <w:t>AI that “bring</w:t>
       </w:r>
       <w:r>
         <w:rPr>
@@ -5204,31 +5320,31 @@
           <w:sz w:val="25"/>
           <w:szCs w:val="25"/>
         </w:rPr>
-        <w:t xml:space="preserve">She wants it. </w:t>
-      </w:r>
-      <w:r>
-        <w:rPr>
-          <w:rFonts w:cstheme="minorHAnsi"/>
-          <w:sz w:val="25"/>
-          <w:szCs w:val="25"/>
-        </w:rPr>
-        <w:t>W</w:t>
-      </w:r>
-      <w:r>
-        <w:rPr>
-          <w:rFonts w:cstheme="minorHAnsi"/>
-          <w:sz w:val="25"/>
-          <w:szCs w:val="25"/>
-        </w:rPr>
-        <w:t xml:space="preserve">orth more than the </w:t>
-      </w:r>
-      <w:r>
-        <w:rPr>
-          <w:rFonts w:cstheme="minorHAnsi"/>
-          <w:sz w:val="25"/>
-          <w:szCs w:val="25"/>
-        </w:rPr>
-        <w:t>city</w:t>
+        <w:t>She wants it</w:t>
+      </w:r>
+      <w:r>
+        <w:rPr>
+          <w:rFonts w:cstheme="minorHAnsi"/>
+          <w:sz w:val="25"/>
+          <w:szCs w:val="25"/>
+        </w:rPr>
+        <w:t xml:space="preserve"> more than anything</w:t>
+      </w:r>
+      <w:r>
+        <w:rPr>
+          <w:rFonts w:cstheme="minorHAnsi"/>
+          <w:sz w:val="25"/>
+          <w:szCs w:val="25"/>
+        </w:rPr>
+        <w:t xml:space="preserve">. </w:t>
+      </w:r>
+      <w:r>
+        <w:rPr>
+          <w:rFonts w:cstheme="minorHAnsi"/>
+          <w:sz w:val="25"/>
+          <w:szCs w:val="25"/>
+        </w:rPr>
+        <w:t>So</w:t>
       </w:r>
       <w:r>
         <w:rPr>
@@ -5290,14 +5406,19 @@
         </w:rPr>
         <w:t>.</w:t>
       </w:r>
-      <w:r>
-        <w:rPr>
-          <w:rFonts w:cstheme="minorHAnsi"/>
-          <w:sz w:val="25"/>
-          <w:szCs w:val="25"/>
-        </w:rPr>
-        <w:t xml:space="preserve"> </w:t>
-      </w:r>
+    </w:p>
+    <w:p>
+      <w:pPr>
+        <w:tabs>
+          <w:tab w:val="left" w:pos="5013"/>
+        </w:tabs>
+        <w:spacing w:line="240" w:lineRule="auto"/>
+        <w:rPr>
+          <w:rFonts w:cstheme="minorHAnsi"/>
+          <w:sz w:val="25"/>
+          <w:szCs w:val="25"/>
+        </w:rPr>
+      </w:pPr>
       <w:r>
         <w:rPr>
           <w:rFonts w:cstheme="minorHAnsi"/>
@@ -5852,52 +5973,18 @@
         </w:rPr>
         <w:t xml:space="preserve"> on the shore (“</w:t>
       </w:r>
-      <w:proofErr w:type="spellStart"/>
-      <w:r>
-        <w:rPr>
-          <w:sz w:val="25"/>
-          <w:szCs w:val="25"/>
-        </w:rPr>
-        <w:fldChar w:fldCharType="begin"/>
-      </w:r>
-      <w:r>
-        <w:rPr>
-          <w:sz w:val="25"/>
-          <w:szCs w:val="25"/>
-        </w:rPr>
-        <w:instrText>HYPERLINK "https://www.michiganmusical.com/music/12-gichigamiin/"</w:instrText>
-      </w:r>
-      <w:r>
-        <w:rPr>
-          <w:sz w:val="25"/>
-          <w:szCs w:val="25"/>
-        </w:rPr>
-      </w:r>
-      <w:r>
-        <w:rPr>
-          <w:sz w:val="25"/>
-          <w:szCs w:val="25"/>
-        </w:rPr>
-        <w:fldChar w:fldCharType="separate"/>
-      </w:r>
-      <w:r>
-        <w:rPr>
-          <w:rStyle w:val="Hyperlink"/>
-          <w:rFonts w:cstheme="minorHAnsi"/>
-          <w:sz w:val="25"/>
-          <w:szCs w:val="25"/>
-          <w:u w:val="none"/>
-        </w:rPr>
-        <w:t>Gichigamiin</w:t>
-      </w:r>
-      <w:proofErr w:type="spellEnd"/>
-      <w:r>
-        <w:rPr>
-          <w:sz w:val="25"/>
-          <w:szCs w:val="25"/>
-        </w:rPr>
-        <w:fldChar w:fldCharType="end"/>
-      </w:r>
+      <w:hyperlink r:id="rId20" w:history="1">
+        <w:r>
+          <w:rPr>
+            <w:rStyle w:val="Hyperlink"/>
+            <w:rFonts w:cstheme="minorHAnsi"/>
+            <w:sz w:val="25"/>
+            <w:szCs w:val="25"/>
+            <w:u w:val="none"/>
+          </w:rPr>
+          <w:t>Gichigamiin</w:t>
+        </w:r>
+      </w:hyperlink>
       <w:r>
         <w:rPr>
           <w:rFonts w:cstheme="minorHAnsi"/>
@@ -5925,9 +6012,97 @@
           <w:sz w:val="25"/>
           <w:szCs w:val="25"/>
         </w:rPr>
-        <w:t>Meanwhile, Amanda revisits a time when she was a starving artist with her brother until his suicide (“</w:t>
-      </w:r>
-      <w:hyperlink r:id="rId20" w:history="1">
+        <w:t>After successfully bulldozing Ypsilanti</w:t>
+      </w:r>
+      <w:r>
+        <w:rPr>
+          <w:rFonts w:cstheme="minorHAnsi"/>
+          <w:sz w:val="25"/>
+          <w:szCs w:val="25"/>
+        </w:rPr>
+        <w:t xml:space="preserve">, Amanda revisits a time when she </w:t>
+      </w:r>
+      <w:r>
+        <w:rPr>
+          <w:rFonts w:cstheme="minorHAnsi"/>
+          <w:sz w:val="25"/>
+          <w:szCs w:val="25"/>
+        </w:rPr>
+        <w:t xml:space="preserve">and her </w:t>
+      </w:r>
+      <w:r>
+        <w:rPr>
+          <w:rFonts w:cstheme="minorHAnsi"/>
+          <w:sz w:val="25"/>
+          <w:szCs w:val="25"/>
+        </w:rPr>
+        <w:t xml:space="preserve">techy </w:t>
+      </w:r>
+      <w:r>
+        <w:rPr>
+          <w:rFonts w:cstheme="minorHAnsi"/>
+          <w:sz w:val="25"/>
+          <w:szCs w:val="25"/>
+        </w:rPr>
+        <w:t xml:space="preserve">brother were </w:t>
+      </w:r>
+      <w:r>
+        <w:rPr>
+          <w:rFonts w:cstheme="minorHAnsi"/>
+          <w:sz w:val="25"/>
+          <w:szCs w:val="25"/>
+        </w:rPr>
+        <w:t>artist</w:t>
+      </w:r>
+      <w:r>
+        <w:rPr>
+          <w:rFonts w:cstheme="minorHAnsi"/>
+          <w:sz w:val="25"/>
+          <w:szCs w:val="25"/>
+        </w:rPr>
+        <w:t>s</w:t>
+      </w:r>
+      <w:r>
+        <w:rPr>
+          <w:rFonts w:cstheme="minorHAnsi"/>
+          <w:sz w:val="25"/>
+          <w:szCs w:val="25"/>
+        </w:rPr>
+        <w:t xml:space="preserve"> until his suicid</w:t>
+      </w:r>
+      <w:r>
+        <w:rPr>
+          <w:rFonts w:cstheme="minorHAnsi"/>
+          <w:sz w:val="25"/>
+          <w:szCs w:val="25"/>
+        </w:rPr>
+        <w:t>e kill</w:t>
+      </w:r>
+      <w:r>
+        <w:rPr>
+          <w:rFonts w:cstheme="minorHAnsi"/>
+          <w:sz w:val="25"/>
+          <w:szCs w:val="25"/>
+        </w:rPr>
+        <w:t>ed</w:t>
+      </w:r>
+      <w:r>
+        <w:rPr>
+          <w:rFonts w:cstheme="minorHAnsi"/>
+          <w:sz w:val="25"/>
+          <w:szCs w:val="25"/>
+        </w:rPr>
+        <w:t xml:space="preserve"> her creative spirit</w:t>
+      </w:r>
+      <w:r>
+        <w:rPr>
+          <w:rFonts w:cstheme="minorHAnsi"/>
+          <w:sz w:val="25"/>
+          <w:szCs w:val="25"/>
+        </w:rPr>
+        <w:t xml:space="preserve"> (“</w:t>
+      </w:r>
+      <w:hyperlink r:id="rId21" w:history="1">
         <w:r>
           <w:rPr>
             <w:rStyle w:val="Hyperlink"/>
@@ -6250,7 +6425,7 @@
         </w:rPr>
         <w:t>. The parade goes wrong as Petoskey beats up Lulu, disqualifying them for the first time (“</w:t>
       </w:r>
-      <w:hyperlink r:id="rId21" w:history="1">
+      <w:hyperlink r:id="rId22" w:history="1">
         <w:r>
           <w:rPr>
             <w:rStyle w:val="Hyperlink"/>
@@ -6302,7 +6477,7 @@
         </w:rPr>
         <w:t xml:space="preserve"> (“</w:t>
       </w:r>
-      <w:hyperlink r:id="rId22" w:history="1">
+      <w:hyperlink r:id="rId23" w:history="1">
         <w:r>
           <w:rPr>
             <w:rStyle w:val="Hyperlink"/>
@@ -6407,7 +6582,7 @@
         </w:rPr>
         <w:t xml:space="preserve"> (“</w:t>
       </w:r>
-      <w:hyperlink r:id="rId23" w:history="1">
+      <w:hyperlink r:id="rId24" w:history="1">
         <w:r>
           <w:rPr>
             <w:rStyle w:val="Hyperlink"/>
@@ -6515,7 +6690,7 @@
         </w:rPr>
         <w:t>(“</w:t>
       </w:r>
-      <w:hyperlink r:id="rId24" w:history="1">
+      <w:hyperlink r:id="rId25" w:history="1">
         <w:r>
           <w:rPr>
             <w:rStyle w:val="Hyperlink"/>
@@ -6573,25 +6748,7 @@
           <w:sz w:val="25"/>
           <w:szCs w:val="25"/>
         </w:rPr>
-        <w:t xml:space="preserve">. The </w:t>
-      </w:r>
-      <w:proofErr w:type="spellStart"/>
-      <w:r>
-        <w:rPr>
-          <w:rFonts w:cstheme="minorHAnsi"/>
-          <w:sz w:val="25"/>
-          <w:szCs w:val="25"/>
-        </w:rPr>
-        <w:t>Vandams</w:t>
-      </w:r>
-      <w:proofErr w:type="spellEnd"/>
-      <w:r>
-        <w:rPr>
-          <w:rFonts w:cstheme="minorHAnsi"/>
-          <w:sz w:val="25"/>
-          <w:szCs w:val="25"/>
-        </w:rPr>
-        <w:t xml:space="preserve"> are only divided by peninsulas. </w:t>
+        <w:t xml:space="preserve">. The Vandams are only divided by peninsulas. </w:t>
       </w:r>
       <w:r>
         <w:rPr>
@@ -6625,7 +6782,7 @@
         </w:rPr>
         <w:t xml:space="preserve"> the Mackinac Bridge (“</w:t>
       </w:r>
-      <w:hyperlink r:id="rId25" w:history="1">
+      <w:hyperlink r:id="rId26" w:history="1">
         <w:r>
           <w:rPr>
             <w:rStyle w:val="Hyperlink"/>
@@ -6634,29 +6791,7 @@
             <w:szCs w:val="25"/>
             <w:u w:val="none"/>
           </w:rPr>
-          <w:t xml:space="preserve">North </w:t>
-        </w:r>
-        <w:proofErr w:type="gramStart"/>
-        <w:r>
-          <w:rPr>
-            <w:rStyle w:val="Hyperlink"/>
-            <w:rFonts w:cstheme="minorHAnsi"/>
-            <w:sz w:val="25"/>
-            <w:szCs w:val="25"/>
-            <w:u w:val="none"/>
-          </w:rPr>
-          <w:t>South East</w:t>
-        </w:r>
-        <w:proofErr w:type="gramEnd"/>
-        <w:r>
-          <w:rPr>
-            <w:rStyle w:val="Hyperlink"/>
-            <w:rFonts w:cstheme="minorHAnsi"/>
-            <w:sz w:val="25"/>
-            <w:szCs w:val="25"/>
-            <w:u w:val="none"/>
-          </w:rPr>
-          <w:t xml:space="preserve"> West</w:t>
+          <w:t>North South East West</w:t>
         </w:r>
       </w:hyperlink>
       <w:r>
@@ -6715,7 +6850,7 @@
         </w:rPr>
         <w:t>“</w:t>
       </w:r>
-      <w:hyperlink r:id="rId26" w:history="1">
+      <w:hyperlink r:id="rId27" w:history="1">
         <w:r>
           <w:rPr>
             <w:rStyle w:val="Hyperlink"/>
@@ -6756,7 +6891,7 @@
         </w:rPr>
         <w:t>They drive up to find him. She offers the broken stone as a truce, but he tosses it into the water (“</w:t>
       </w:r>
-      <w:hyperlink r:id="rId27" w:history="1">
+      <w:hyperlink r:id="rId28" w:history="1">
         <w:r>
           <w:rPr>
             <w:rStyle w:val="Hyperlink"/>
@@ -6824,7 +6959,7 @@
         </w:rPr>
         <w:t xml:space="preserve"> (“</w:t>
       </w:r>
-      <w:hyperlink r:id="rId28" w:history="1">
+      <w:hyperlink r:id="rId29" w:history="1">
         <w:r>
           <w:rPr>
             <w:rStyle w:val="Hyperlink"/>
@@ -6965,16 +7100,7 @@
           <w:sz w:val="25"/>
           <w:szCs w:val="25"/>
         </w:rPr>
-        <w:t xml:space="preserve">. Petoskey offers </w:t>
-      </w:r>
-      <w:proofErr w:type="gramStart"/>
-      <w:r>
-        <w:rPr>
-          <w:rFonts w:cstheme="minorHAnsi"/>
-          <w:sz w:val="25"/>
-          <w:szCs w:val="25"/>
-        </w:rPr>
-        <w:t xml:space="preserve">the </w:t>
+        <w:t xml:space="preserve">. Petoskey offers the </w:t>
       </w:r>
       <w:r>
         <w:rPr>
@@ -6984,7 +7110,6 @@
         </w:rPr>
         <w:t>Ford</w:t>
       </w:r>
-      <w:proofErr w:type="gramEnd"/>
       <w:r>
         <w:rPr>
           <w:rFonts w:cstheme="minorHAnsi"/>
@@ -7007,25 +7132,7 @@
           <w:sz w:val="25"/>
           <w:szCs w:val="25"/>
         </w:rPr>
-        <w:t xml:space="preserve"> scoffs but is interested in. Jasper then offers his restaurant. The </w:t>
-      </w:r>
-      <w:proofErr w:type="spellStart"/>
-      <w:r>
-        <w:rPr>
-          <w:rFonts w:cstheme="minorHAnsi"/>
-          <w:sz w:val="25"/>
-          <w:szCs w:val="25"/>
-        </w:rPr>
-        <w:t>Vandams</w:t>
-      </w:r>
-      <w:proofErr w:type="spellEnd"/>
-      <w:r>
-        <w:rPr>
-          <w:rFonts w:cstheme="minorHAnsi"/>
-          <w:sz w:val="25"/>
-          <w:szCs w:val="25"/>
-        </w:rPr>
-        <w:t xml:space="preserve"> return with decades of themed costume</w:t>
+        <w:t xml:space="preserve"> scoffs but is interested in. Jasper then offers his restaurant. The Vandams return with decades of themed costume</w:t>
       </w:r>
       <w:r>
         <w:rPr>
@@ -7219,7 +7326,7 @@
         </w:rPr>
         <w:t xml:space="preserve"> party is declared insane (“</w:t>
       </w:r>
-      <w:hyperlink r:id="rId29" w:history="1">
+      <w:hyperlink r:id="rId30" w:history="1">
         <w:r>
           <w:rPr>
             <w:rStyle w:val="Hyperlink"/>
@@ -7368,7 +7475,7 @@
         </w:rPr>
         <w:t xml:space="preserve"> reunion as lovers once more (“</w:t>
       </w:r>
-      <w:hyperlink r:id="rId30" w:history="1">
+      <w:hyperlink r:id="rId31" w:history="1">
         <w:r>
           <w:rPr>
             <w:rStyle w:val="Hyperlink"/>
@@ -7601,7 +7708,7 @@
         </w:rPr>
         <w:t xml:space="preserve"> the Vandam family resembles the state’s best (“</w:t>
       </w:r>
-      <w:hyperlink r:id="rId31" w:history="1">
+      <w:hyperlink r:id="rId32" w:history="1">
         <w:r>
           <w:rPr>
             <w:rStyle w:val="Hyperlink"/>
@@ -8670,7 +8777,7 @@
                     </pic:cNvPicPr>
                   </pic:nvPicPr>
                   <pic:blipFill>
-                    <a:blip r:embed="rId32" cstate="print">
+                    <a:blip r:embed="rId33" cstate="print">
                       <a:extLst>
                         <a:ext uri="{28A0092B-C50C-407E-A947-70E740481C1C}">
                           <a14:useLocalDpi xmlns:a14="http://schemas.microsoft.com/office/drawing/2010/main" val="0"/>
@@ -8813,25 +8920,7 @@
           <w:sz w:val="28"/>
           <w:szCs w:val="28"/>
         </w:rPr>
-        <w:t xml:space="preserve">is trollface personified. She hopes to beat </w:t>
-      </w:r>
-      <w:proofErr w:type="gramStart"/>
-      <w:r>
-        <w:rPr>
-          <w:rFonts w:cstheme="minorHAnsi"/>
-          <w:sz w:val="28"/>
-          <w:szCs w:val="28"/>
-        </w:rPr>
-        <w:t>cousin</w:t>
-      </w:r>
-      <w:proofErr w:type="gramEnd"/>
-      <w:r>
-        <w:rPr>
-          <w:rFonts w:cstheme="minorHAnsi"/>
-          <w:sz w:val="28"/>
-          <w:szCs w:val="28"/>
-        </w:rPr>
-        <w:t xml:space="preserve"> Petoskey in their annual </w:t>
+        <w:t xml:space="preserve">is trollface personified. She hopes to beat cousin Petoskey in their annual </w:t>
       </w:r>
       <w:r>
         <w:rPr>
@@ -10219,18 +10308,8 @@
           <w:sz w:val="28"/>
           <w:szCs w:val="28"/>
         </w:rPr>
-        <w:t xml:space="preserve">BANH </w:t>
-      </w:r>
-      <w:proofErr w:type="spellStart"/>
-      <w:r>
-        <w:rPr>
-          <w:rFonts w:cstheme="minorHAnsi"/>
-          <w:sz w:val="28"/>
-          <w:szCs w:val="28"/>
-        </w:rPr>
-        <w:t>MIchigan</w:t>
-      </w:r>
-      <w:proofErr w:type="spellEnd"/>
+        <w:t>BANH MIchigan</w:t>
+      </w:r>
       <w:r>
         <w:rPr>
           <w:rFonts w:cstheme="minorHAnsi"/>
@@ -10430,6 +10509,46 @@
           <w:sz w:val="28"/>
           <w:szCs w:val="28"/>
         </w:rPr>
+        <w:t xml:space="preserve"> with the goal of turning every lake city into a data center. Following her brother Conor’s suicide off the Mackinac Bridge, she</w:t>
+      </w:r>
+      <w:r>
+        <w:rPr>
+          <w:rFonts w:cstheme="minorHAnsi"/>
+          <w:sz w:val="28"/>
+          <w:szCs w:val="28"/>
+        </w:rPr>
+        <w:t xml:space="preserve"> loses her creative spirit and</w:t>
+      </w:r>
+      <w:r>
+        <w:rPr>
+          <w:rFonts w:cstheme="minorHAnsi"/>
+          <w:sz w:val="28"/>
+          <w:szCs w:val="28"/>
+        </w:rPr>
+        <w:t xml:space="preserve"> takes over her brother’s business </w:t>
+      </w:r>
+      <w:r>
+        <w:rPr>
+          <w:rFonts w:cstheme="minorHAnsi"/>
+          <w:sz w:val="28"/>
+          <w:szCs w:val="28"/>
+        </w:rPr>
+        <w:t>to</w:t>
+      </w:r>
+      <w:r>
+        <w:rPr>
+          <w:rFonts w:cstheme="minorHAnsi"/>
+          <w:sz w:val="28"/>
+          <w:szCs w:val="28"/>
+        </w:rPr>
+        <w:t xml:space="preserve"> create</w:t>
+      </w:r>
+      <w:r>
+        <w:rPr>
+          <w:rFonts w:cstheme="minorHAnsi"/>
+          <w:sz w:val="28"/>
+          <w:szCs w:val="28"/>
+        </w:rPr>
         <w:t xml:space="preserve"> </w:t>
       </w:r>
       <w:r>
@@ -10438,15 +10557,23 @@
           <w:sz w:val="28"/>
           <w:szCs w:val="28"/>
         </w:rPr>
-        <w:t>who created</w:t>
-      </w:r>
-      <w:r>
-        <w:rPr>
-          <w:rFonts w:cstheme="minorHAnsi"/>
-          <w:sz w:val="28"/>
-          <w:szCs w:val="28"/>
-        </w:rPr>
-        <w:t xml:space="preserve"> afterlife.ai</w:t>
+        <w:t>A</w:t>
+      </w:r>
+      <w:r>
+        <w:rPr>
+          <w:rFonts w:cstheme="minorHAnsi"/>
+          <w:sz w:val="28"/>
+          <w:szCs w:val="28"/>
+        </w:rPr>
+        <w:t>fterlife.</w:t>
+      </w:r>
+      <w:r>
+        <w:rPr>
+          <w:rFonts w:cstheme="minorHAnsi"/>
+          <w:sz w:val="28"/>
+          <w:szCs w:val="28"/>
+        </w:rPr>
+        <w:t>AI</w:t>
       </w:r>
       <w:r>
         <w:rPr>
@@ -10462,15 +10589,15 @@
           <w:sz w:val="28"/>
           <w:szCs w:val="28"/>
         </w:rPr>
-        <w:t xml:space="preserve">with </w:t>
-      </w:r>
-      <w:r>
-        <w:rPr>
-          <w:rFonts w:cstheme="minorHAnsi"/>
-          <w:sz w:val="28"/>
-          <w:szCs w:val="28"/>
-        </w:rPr>
-        <w:t>the</w:t>
+        <w:t>to bring late loved ones back as avatars</w:t>
+      </w:r>
+      <w:r>
+        <w:rPr>
+          <w:rFonts w:cstheme="minorHAnsi"/>
+          <w:sz w:val="28"/>
+          <w:szCs w:val="28"/>
+        </w:rPr>
+        <w:t>.</w:t>
       </w:r>
       <w:r>
         <w:rPr>
@@ -10486,7 +10613,63 @@
           <w:sz w:val="28"/>
           <w:szCs w:val="28"/>
         </w:rPr>
-        <w:t>goal</w:t>
+        <w:t>S</w:t>
+      </w:r>
+      <w:r>
+        <w:rPr>
+          <w:rFonts w:cstheme="minorHAnsi"/>
+          <w:sz w:val="28"/>
+          <w:szCs w:val="28"/>
+        </w:rPr>
+        <w:t>he was a</w:t>
+      </w:r>
+      <w:r>
+        <w:rPr>
+          <w:rFonts w:cstheme="minorHAnsi"/>
+          <w:sz w:val="28"/>
+          <w:szCs w:val="28"/>
+        </w:rPr>
+        <w:t>n art school</w:t>
+      </w:r>
+      <w:r>
+        <w:rPr>
+          <w:rFonts w:cstheme="minorHAnsi"/>
+          <w:sz w:val="28"/>
+          <w:szCs w:val="28"/>
+        </w:rPr>
+        <w:t xml:space="preserve"> rival of Cherry Vandam, before </w:t>
+      </w:r>
+      <w:r>
+        <w:rPr>
+          <w:rFonts w:cstheme="minorHAnsi"/>
+          <w:sz w:val="28"/>
+          <w:szCs w:val="28"/>
+        </w:rPr>
+        <w:t xml:space="preserve">getting </w:t>
+      </w:r>
+      <w:r>
+        <w:rPr>
+          <w:rFonts w:cstheme="minorHAnsi"/>
+          <w:sz w:val="28"/>
+          <w:szCs w:val="28"/>
+        </w:rPr>
+        <w:t>exp</w:t>
+      </w:r>
+      <w:r>
+        <w:rPr>
+          <w:rFonts w:cstheme="minorHAnsi"/>
+          <w:sz w:val="28"/>
+          <w:szCs w:val="28"/>
+        </w:rPr>
+        <w:t>elled</w:t>
+      </w:r>
+      <w:r>
+        <w:rPr>
+          <w:rFonts w:cstheme="minorHAnsi"/>
+          <w:sz w:val="28"/>
+          <w:szCs w:val="28"/>
+        </w:rPr>
+        <w:t>.</w:t>
       </w:r>
       <w:r>
         <w:rPr>
@@ -10502,55 +10685,15 @@
           <w:sz w:val="28"/>
           <w:szCs w:val="28"/>
         </w:rPr>
-        <w:t>of</w:t>
-      </w:r>
-      <w:r>
-        <w:rPr>
-          <w:rFonts w:cstheme="minorHAnsi"/>
-          <w:sz w:val="28"/>
-          <w:szCs w:val="28"/>
-        </w:rPr>
-        <w:t xml:space="preserve"> </w:t>
-      </w:r>
-      <w:r>
-        <w:rPr>
-          <w:rFonts w:cstheme="minorHAnsi"/>
-          <w:sz w:val="28"/>
-          <w:szCs w:val="28"/>
-        </w:rPr>
-        <w:t>turn</w:t>
-      </w:r>
-      <w:r>
-        <w:rPr>
-          <w:rFonts w:cstheme="minorHAnsi"/>
-          <w:sz w:val="28"/>
-          <w:szCs w:val="28"/>
-        </w:rPr>
-        <w:t>ing</w:t>
-      </w:r>
-      <w:r>
-        <w:rPr>
-          <w:rFonts w:cstheme="minorHAnsi"/>
-          <w:sz w:val="28"/>
-          <w:szCs w:val="28"/>
-        </w:rPr>
-        <w:t xml:space="preserve"> </w:t>
-      </w:r>
-      <w:r>
-        <w:rPr>
-          <w:rFonts w:cstheme="minorHAnsi"/>
-          <w:sz w:val="28"/>
-          <w:szCs w:val="28"/>
-        </w:rPr>
-        <w:t>every city</w:t>
-      </w:r>
-      <w:r>
-        <w:rPr>
-          <w:rFonts w:cstheme="minorHAnsi"/>
-          <w:sz w:val="28"/>
-          <w:szCs w:val="28"/>
-        </w:rPr>
-        <w:t xml:space="preserve"> into a data center</w:t>
+        <w:t>Hope College dropout.</w:t>
+      </w:r>
+      <w:r>
+        <w:rPr>
+          <w:rFonts w:cstheme="minorHAnsi"/>
+          <w:sz w:val="28"/>
+          <w:szCs w:val="28"/>
+        </w:rPr>
+        <w:t xml:space="preserve"> University of Michigan</w:t>
       </w:r>
       <w:r>
         <w:rPr>
@@ -10559,266 +10702,6 @@
           <w:szCs w:val="28"/>
         </w:rPr>
         <w:t>.</w:t>
-      </w:r>
-      <w:r>
-        <w:rPr>
-          <w:rFonts w:cstheme="minorHAnsi"/>
-          <w:sz w:val="28"/>
-          <w:szCs w:val="28"/>
-        </w:rPr>
-        <w:t xml:space="preserve"> </w:t>
-      </w:r>
-      <w:r>
-        <w:rPr>
-          <w:rFonts w:cstheme="minorHAnsi"/>
-          <w:sz w:val="28"/>
-          <w:szCs w:val="28"/>
-        </w:rPr>
-        <w:t>At Hope College, she was a</w:t>
-      </w:r>
-      <w:r>
-        <w:rPr>
-          <w:rFonts w:cstheme="minorHAnsi"/>
-          <w:sz w:val="28"/>
-          <w:szCs w:val="28"/>
-        </w:rPr>
-        <w:t>n art school</w:t>
-      </w:r>
-      <w:r>
-        <w:rPr>
-          <w:rFonts w:cstheme="minorHAnsi"/>
-          <w:sz w:val="28"/>
-          <w:szCs w:val="28"/>
-        </w:rPr>
-        <w:t xml:space="preserve"> rival of Cherry Vandam, before </w:t>
-      </w:r>
-      <w:r>
-        <w:rPr>
-          <w:rFonts w:cstheme="minorHAnsi"/>
-          <w:sz w:val="28"/>
-          <w:szCs w:val="28"/>
-        </w:rPr>
-        <w:t xml:space="preserve">getting </w:t>
-      </w:r>
-      <w:r>
-        <w:rPr>
-          <w:rFonts w:cstheme="minorHAnsi"/>
-          <w:sz w:val="28"/>
-          <w:szCs w:val="28"/>
-        </w:rPr>
-        <w:t>exp</w:t>
-      </w:r>
-      <w:r>
-        <w:rPr>
-          <w:rFonts w:cstheme="minorHAnsi"/>
-          <w:sz w:val="28"/>
-          <w:szCs w:val="28"/>
-        </w:rPr>
-        <w:t>elled</w:t>
-      </w:r>
-      <w:r>
-        <w:rPr>
-          <w:rFonts w:cstheme="minorHAnsi"/>
-          <w:sz w:val="28"/>
-          <w:szCs w:val="28"/>
-        </w:rPr>
-        <w:t xml:space="preserve"> </w:t>
-      </w:r>
-      <w:r>
-        <w:rPr>
-          <w:rFonts w:cstheme="minorHAnsi"/>
-          <w:sz w:val="28"/>
-          <w:szCs w:val="28"/>
-        </w:rPr>
-        <w:t>for using Photoshop</w:t>
-      </w:r>
-      <w:r>
-        <w:rPr>
-          <w:rFonts w:cstheme="minorHAnsi"/>
-          <w:sz w:val="28"/>
-          <w:szCs w:val="28"/>
-        </w:rPr>
-        <w:t>.</w:t>
-      </w:r>
-      <w:r>
-        <w:rPr>
-          <w:rFonts w:cstheme="minorHAnsi"/>
-          <w:sz w:val="28"/>
-          <w:szCs w:val="28"/>
-        </w:rPr>
-        <w:t xml:space="preserve"> </w:t>
-      </w:r>
-      <w:r>
-        <w:rPr>
-          <w:rFonts w:cstheme="minorHAnsi"/>
-          <w:sz w:val="28"/>
-          <w:szCs w:val="28"/>
-        </w:rPr>
-        <w:t>So, s</w:t>
-      </w:r>
-      <w:r>
-        <w:rPr>
-          <w:rFonts w:cstheme="minorHAnsi"/>
-          <w:sz w:val="28"/>
-          <w:szCs w:val="28"/>
-        </w:rPr>
-        <w:t>he sees the Vandam</w:t>
-      </w:r>
-      <w:r>
-        <w:rPr>
-          <w:rFonts w:cstheme="minorHAnsi"/>
-          <w:sz w:val="28"/>
-          <w:szCs w:val="28"/>
-        </w:rPr>
-        <w:t xml:space="preserve"> family</w:t>
-      </w:r>
-      <w:r>
-        <w:rPr>
-          <w:rFonts w:cstheme="minorHAnsi"/>
-          <w:sz w:val="28"/>
-          <w:szCs w:val="28"/>
-        </w:rPr>
-        <w:t xml:space="preserve">’s hands-on creativity as inferior to the efficiency of </w:t>
-      </w:r>
-      <w:r>
-        <w:rPr>
-          <w:rFonts w:cstheme="minorHAnsi"/>
-          <w:sz w:val="28"/>
-          <w:szCs w:val="28"/>
-        </w:rPr>
-        <w:t>AI</w:t>
-      </w:r>
-      <w:r>
-        <w:rPr>
-          <w:rFonts w:cstheme="minorHAnsi"/>
-          <w:sz w:val="28"/>
-          <w:szCs w:val="28"/>
-        </w:rPr>
-        <w:t>.</w:t>
-      </w:r>
-      <w:r>
-        <w:rPr>
-          <w:rFonts w:cstheme="minorHAnsi"/>
-          <w:sz w:val="28"/>
-          <w:szCs w:val="28"/>
-        </w:rPr>
-        <w:t xml:space="preserve"> </w:t>
-      </w:r>
-      <w:r>
-        <w:rPr>
-          <w:rFonts w:cstheme="minorHAnsi"/>
-          <w:sz w:val="28"/>
-          <w:szCs w:val="28"/>
-        </w:rPr>
-        <w:t xml:space="preserve">The </w:t>
-      </w:r>
-      <w:proofErr w:type="spellStart"/>
-      <w:r>
-        <w:rPr>
-          <w:rFonts w:cstheme="minorHAnsi"/>
-          <w:sz w:val="28"/>
-          <w:szCs w:val="28"/>
-        </w:rPr>
-        <w:t>Vandams</w:t>
-      </w:r>
-      <w:proofErr w:type="spellEnd"/>
-      <w:r>
-        <w:rPr>
-          <w:rFonts w:cstheme="minorHAnsi"/>
-          <w:sz w:val="28"/>
-          <w:szCs w:val="28"/>
-        </w:rPr>
-        <w:t xml:space="preserve"> describe her as a turkey vulture.</w:t>
-      </w:r>
-      <w:r>
-        <w:rPr>
-          <w:rFonts w:cstheme="minorHAnsi"/>
-          <w:sz w:val="28"/>
-          <w:szCs w:val="28"/>
-        </w:rPr>
-        <w:t xml:space="preserve"> But like </w:t>
-      </w:r>
-      <w:r>
-        <w:rPr>
-          <w:rFonts w:cstheme="minorHAnsi"/>
-          <w:sz w:val="28"/>
-          <w:szCs w:val="28"/>
-        </w:rPr>
-        <w:t>most of the</w:t>
-      </w:r>
-      <w:r>
-        <w:rPr>
-          <w:rFonts w:cstheme="minorHAnsi"/>
-          <w:sz w:val="28"/>
-          <w:szCs w:val="28"/>
-        </w:rPr>
-        <w:t xml:space="preserve"> world, there is one thing she likes more than data and that is </w:t>
-      </w:r>
-      <w:r>
-        <w:rPr>
-          <w:rFonts w:cstheme="minorHAnsi"/>
-          <w:sz w:val="28"/>
-          <w:szCs w:val="28"/>
-        </w:rPr>
-        <w:t xml:space="preserve">a </w:t>
-      </w:r>
-      <w:r>
-        <w:rPr>
-          <w:rFonts w:cstheme="minorHAnsi"/>
-          <w:sz w:val="28"/>
-          <w:szCs w:val="28"/>
-        </w:rPr>
-        <w:t>cool rock, which Petoskey holds</w:t>
-      </w:r>
-      <w:r>
-        <w:rPr>
-          <w:rFonts w:cstheme="minorHAnsi"/>
-          <w:sz w:val="28"/>
-          <w:szCs w:val="28"/>
-        </w:rPr>
-        <w:t xml:space="preserve">. </w:t>
-      </w:r>
-      <w:r>
-        <w:rPr>
-          <w:rFonts w:cstheme="minorHAnsi"/>
-          <w:sz w:val="28"/>
-          <w:szCs w:val="28"/>
-        </w:rPr>
-        <w:t>Hope College dropout.</w:t>
-      </w:r>
-      <w:r>
-        <w:rPr>
-          <w:rFonts w:cstheme="minorHAnsi"/>
-          <w:sz w:val="28"/>
-          <w:szCs w:val="28"/>
-        </w:rPr>
-        <w:t xml:space="preserve"> University of Michigan</w:t>
-      </w:r>
-      <w:r>
-        <w:rPr>
-          <w:rFonts w:cstheme="minorHAnsi"/>
-          <w:sz w:val="28"/>
-          <w:szCs w:val="28"/>
-        </w:rPr>
-        <w:t xml:space="preserve"> (</w:t>
-      </w:r>
-      <w:proofErr w:type="spellStart"/>
-      <w:r>
-        <w:rPr>
-          <w:rFonts w:cstheme="minorHAnsi"/>
-          <w:sz w:val="28"/>
-          <w:szCs w:val="28"/>
-        </w:rPr>
-        <w:t>ew</w:t>
-      </w:r>
-      <w:proofErr w:type="spellEnd"/>
-      <w:r>
-        <w:rPr>
-          <w:rFonts w:cstheme="minorHAnsi"/>
-          <w:sz w:val="28"/>
-          <w:szCs w:val="28"/>
-        </w:rPr>
-        <w:t>).</w:t>
       </w:r>
     </w:p>
     <w:p>
@@ -10841,15 +10724,23 @@
           <w:sz w:val="28"/>
           <w:szCs w:val="28"/>
         </w:rPr>
-        <w:t>DETECTIVE</w:t>
-      </w:r>
-      <w:r>
-        <w:rPr>
-          <w:rFonts w:cstheme="minorHAnsi"/>
-          <w:sz w:val="28"/>
-          <w:szCs w:val="28"/>
-        </w:rPr>
-        <w:t xml:space="preserve"> is an investigator along the Mackinac Bridge.</w:t>
+        <w:t>CONOR WAYLAND</w:t>
+      </w:r>
+      <w:r>
+        <w:rPr>
+          <w:rFonts w:cstheme="minorHAnsi"/>
+          <w:sz w:val="28"/>
+          <w:szCs w:val="28"/>
+        </w:rPr>
+        <w:t xml:space="preserve"> is Amanda’s deceased brother who paved the way for AI.</w:t>
+      </w:r>
+      <w:r>
+        <w:rPr>
+          <w:rFonts w:cstheme="minorHAnsi"/>
+          <w:sz w:val="28"/>
+          <w:szCs w:val="28"/>
+        </w:rPr>
+        <w:t xml:space="preserve"> University of Michigan.</w:t>
       </w:r>
     </w:p>
     <w:p>
@@ -10872,31 +10763,15 @@
           <w:sz w:val="28"/>
           <w:szCs w:val="28"/>
         </w:rPr>
-        <w:t>THE GHOST OF HENRY FORD</w:t>
-      </w:r>
-      <w:r>
-        <w:rPr>
-          <w:rFonts w:cstheme="minorHAnsi"/>
-          <w:sz w:val="28"/>
-          <w:szCs w:val="28"/>
-        </w:rPr>
-        <w:t xml:space="preserve"> returns</w:t>
-      </w:r>
-      <w:r>
-        <w:rPr>
-          <w:rFonts w:cstheme="minorHAnsi"/>
-          <w:sz w:val="28"/>
-          <w:szCs w:val="28"/>
-        </w:rPr>
-        <w:t xml:space="preserve"> from Hell</w:t>
-      </w:r>
-      <w:r>
-        <w:rPr>
-          <w:rFonts w:cstheme="minorHAnsi"/>
-          <w:sz w:val="28"/>
-          <w:szCs w:val="28"/>
-        </w:rPr>
-        <w:t>.</w:t>
+        <w:t>DETECTIVE</w:t>
+      </w:r>
+      <w:r>
+        <w:rPr>
+          <w:rFonts w:cstheme="minorHAnsi"/>
+          <w:sz w:val="28"/>
+          <w:szCs w:val="28"/>
+        </w:rPr>
+        <w:t xml:space="preserve"> is an investigator along the Mackinac Bridge.</w:t>
       </w:r>
     </w:p>
     <w:p>
@@ -10919,16 +10794,45 @@
           <w:sz w:val="28"/>
           <w:szCs w:val="28"/>
         </w:rPr>
-        <w:t>COPS</w:t>
-      </w:r>
-      <w:r>
-        <w:rPr>
-          <w:rFonts w:cstheme="minorHAnsi"/>
-          <w:sz w:val="28"/>
-          <w:szCs w:val="28"/>
-        </w:rPr>
-        <w:t xml:space="preserve">, </w:t>
-      </w:r>
+        <w:t>THE GHOST OF HENRY FORD</w:t>
+      </w:r>
+      <w:r>
+        <w:rPr>
+          <w:rFonts w:cstheme="minorHAnsi"/>
+          <w:sz w:val="28"/>
+          <w:szCs w:val="28"/>
+        </w:rPr>
+        <w:t xml:space="preserve"> returns</w:t>
+      </w:r>
+      <w:r>
+        <w:rPr>
+          <w:rFonts w:cstheme="minorHAnsi"/>
+          <w:sz w:val="28"/>
+          <w:szCs w:val="28"/>
+        </w:rPr>
+        <w:t xml:space="preserve"> from Hell</w:t>
+      </w:r>
+      <w:r>
+        <w:rPr>
+          <w:rFonts w:cstheme="minorHAnsi"/>
+          <w:sz w:val="28"/>
+          <w:szCs w:val="28"/>
+        </w:rPr>
+        <w:t>.</w:t>
+      </w:r>
+    </w:p>
+    <w:p>
+      <w:pPr>
+        <w:tabs>
+          <w:tab w:val="left" w:pos="5013"/>
+        </w:tabs>
+        <w:spacing w:line="240" w:lineRule="auto"/>
+        <w:rPr>
+          <w:rFonts w:cstheme="minorHAnsi"/>
+          <w:sz w:val="28"/>
+          <w:szCs w:val="28"/>
+        </w:rPr>
+      </w:pPr>
       <w:r>
         <w:rPr>
           <w:rFonts w:cstheme="minorHAnsi"/>
@@ -10937,7 +10841,15 @@
           <w:sz w:val="28"/>
           <w:szCs w:val="28"/>
         </w:rPr>
-        <w:t>OLIGARCHS</w:t>
+        <w:t>COPS</w:t>
+      </w:r>
+      <w:r>
+        <w:rPr>
+          <w:rFonts w:cstheme="minorHAnsi"/>
+          <w:sz w:val="28"/>
+          <w:szCs w:val="28"/>
+        </w:rPr>
+        <w:t xml:space="preserve">, </w:t>
       </w:r>
       <w:r>
         <w:rPr>
@@ -10947,6 +10859,16 @@
           <w:sz w:val="28"/>
           <w:szCs w:val="28"/>
         </w:rPr>
+        <w:t>OLIGARCHS</w:t>
+      </w:r>
+      <w:r>
+        <w:rPr>
+          <w:rFonts w:cstheme="minorHAnsi"/>
+          <w:b/>
+          <w:bCs/>
+          <w:sz w:val="28"/>
+          <w:szCs w:val="28"/>
+        </w:rPr>
         <w:t>, RESIDENTS</w:t>
       </w:r>
       <w:r>
@@ -10955,25 +10877,7 @@
           <w:sz w:val="28"/>
           <w:szCs w:val="28"/>
         </w:rPr>
-        <w:t>, anyone who speaks in “</w:t>
-      </w:r>
-      <w:proofErr w:type="spellStart"/>
-      <w:r>
-        <w:rPr>
-          <w:rFonts w:cstheme="minorHAnsi"/>
-          <w:sz w:val="28"/>
-          <w:szCs w:val="28"/>
-        </w:rPr>
-        <w:t>ope</w:t>
-      </w:r>
-      <w:proofErr w:type="spellEnd"/>
-      <w:r>
-        <w:rPr>
-          <w:rFonts w:cstheme="minorHAnsi"/>
-          <w:sz w:val="28"/>
-          <w:szCs w:val="28"/>
-        </w:rPr>
-        <w:t>.”</w:t>
+        <w:t>, anyone who speaks in “ope.”</w:t>
       </w:r>
     </w:p>
     <w:p>
@@ -11135,7 +11039,7 @@
         </w:rPr>
         <w:t xml:space="preserve">1. </w:t>
       </w:r>
-      <w:hyperlink r:id="rId33" w:history="1">
+      <w:hyperlink r:id="rId34" w:history="1">
         <w:r>
           <w:rPr>
             <w:rStyle w:val="Hyperlink"/>
@@ -11172,7 +11076,7 @@
         <w:br/>
         <w:t xml:space="preserve">2. </w:t>
       </w:r>
-      <w:hyperlink r:id="rId34" w:history="1">
+      <w:hyperlink r:id="rId35" w:history="1">
         <w:r>
           <w:rPr>
             <w:rStyle w:val="Hyperlink"/>
@@ -11191,7 +11095,6 @@
         </w:rPr>
         <w:t xml:space="preserve"> </w:t>
       </w:r>
-      <w:proofErr w:type="spellStart"/>
       <w:r>
         <w:rPr>
           <w:rFonts w:cstheme="minorHAnsi"/>
@@ -11201,7 +11104,6 @@
         </w:rPr>
         <w:t>Vandams</w:t>
       </w:r>
-      <w:proofErr w:type="spellEnd"/>
       <w:r>
         <w:rPr>
           <w:rFonts w:cstheme="minorHAnsi"/>
@@ -11219,7 +11121,7 @@
         </w:rPr>
         <w:t xml:space="preserve">3. </w:t>
       </w:r>
-      <w:hyperlink r:id="rId35" w:history="1">
+      <w:hyperlink r:id="rId36" w:history="1">
         <w:r>
           <w:rPr>
             <w:rStyle w:val="Hyperlink"/>
@@ -11265,7 +11167,7 @@
         <w:br/>
         <w:t xml:space="preserve">4. </w:t>
       </w:r>
-      <w:hyperlink r:id="rId36" w:history="1">
+      <w:hyperlink r:id="rId37" w:history="1">
         <w:r>
           <w:rPr>
             <w:rStyle w:val="Hyperlink"/>
@@ -11352,7 +11254,7 @@
         </w:rPr>
         <w:t xml:space="preserve"> </w:t>
       </w:r>
-      <w:hyperlink r:id="rId37" w:history="1">
+      <w:hyperlink r:id="rId38" w:history="1">
         <w:r>
           <w:rPr>
             <w:rStyle w:val="Hyperlink"/>
@@ -11443,7 +11345,7 @@
         <w:br/>
         <w:t xml:space="preserve">6. </w:t>
       </w:r>
-      <w:hyperlink r:id="rId38" w:history="1">
+      <w:hyperlink r:id="rId39" w:history="1">
         <w:r>
           <w:rPr>
             <w:rStyle w:val="Hyperlink"/>
@@ -11497,7 +11399,7 @@
         </w:rPr>
         <w:t xml:space="preserve">7. </w:t>
       </w:r>
-      <w:hyperlink r:id="rId39" w:history="1">
+      <w:hyperlink r:id="rId40" w:history="1">
         <w:r>
           <w:rPr>
             <w:rStyle w:val="Hyperlink"/>
@@ -11523,27 +11425,7 @@
           <w:szCs w:val="28"/>
           <w:vertAlign w:val="subscript"/>
         </w:rPr>
-        <w:t xml:space="preserve">Lulu, </w:t>
-      </w:r>
-      <w:proofErr w:type="spellStart"/>
-      <w:r>
-        <w:rPr>
-          <w:rFonts w:cstheme="minorHAnsi"/>
-          <w:sz w:val="28"/>
-          <w:szCs w:val="28"/>
-          <w:vertAlign w:val="subscript"/>
-        </w:rPr>
-        <w:t>Vandams</w:t>
-      </w:r>
-      <w:proofErr w:type="spellEnd"/>
-      <w:r>
-        <w:rPr>
-          <w:rFonts w:cstheme="minorHAnsi"/>
-          <w:sz w:val="28"/>
-          <w:szCs w:val="28"/>
-          <w:vertAlign w:val="subscript"/>
-        </w:rPr>
-        <w:t>, Deer</w:t>
+        <w:t>Lulu, Vandams, Deer</w:t>
       </w:r>
       <w:r>
         <w:rPr>
@@ -11569,7 +11451,7 @@
         </w:rPr>
         <w:t xml:space="preserve">. </w:t>
       </w:r>
-      <w:hyperlink r:id="rId40" w:history="1">
+      <w:hyperlink r:id="rId41" w:history="1">
         <w:r>
           <w:rPr>
             <w:rStyle w:val="Hyperlink"/>
@@ -11606,7 +11488,6 @@
         </w:rPr>
         <w:t xml:space="preserve">, </w:t>
       </w:r>
-      <w:proofErr w:type="spellStart"/>
       <w:r>
         <w:rPr>
           <w:rFonts w:cstheme="minorHAnsi"/>
@@ -11616,7 +11497,6 @@
         </w:rPr>
         <w:t>Vandams</w:t>
       </w:r>
-      <w:proofErr w:type="spellEnd"/>
       <w:r>
         <w:rPr>
           <w:rFonts w:cstheme="minorHAnsi"/>
@@ -11642,7 +11522,7 @@
         </w:rPr>
         <w:t xml:space="preserve">. </w:t>
       </w:r>
-      <w:hyperlink r:id="rId41" w:history="1">
+      <w:hyperlink r:id="rId42" w:history="1">
         <w:r>
           <w:rPr>
             <w:rStyle w:val="Hyperlink"/>
@@ -11712,7 +11592,7 @@
         </w:rPr>
         <w:t xml:space="preserve">. </w:t>
       </w:r>
-      <w:hyperlink r:id="rId42" w:history="1">
+      <w:hyperlink r:id="rId43" w:history="1">
         <w:r>
           <w:rPr>
             <w:rStyle w:val="Hyperlink"/>
@@ -11765,7 +11645,7 @@
         </w:rPr>
         <w:t xml:space="preserve">. </w:t>
       </w:r>
-      <w:hyperlink r:id="rId43" w:history="1">
+      <w:hyperlink r:id="rId44" w:history="1">
         <w:r>
           <w:rPr>
             <w:rStyle w:val="Hyperlink"/>
@@ -11836,8 +11716,7 @@
         </w:rPr>
         <w:t xml:space="preserve">. </w:t>
       </w:r>
-      <w:hyperlink r:id="rId44" w:history="1">
-        <w:proofErr w:type="spellStart"/>
+      <w:hyperlink r:id="rId45" w:history="1">
         <w:r>
           <w:rPr>
             <w:rStyle w:val="Hyperlink"/>
@@ -11847,7 +11726,6 @@
           </w:rPr>
           <w:t>Gichigamiin</w:t>
         </w:r>
-        <w:proofErr w:type="spellEnd"/>
         <w:r>
           <w:rPr>
             <w:rStyle w:val="Hyperlink"/>
@@ -11919,7 +11797,7 @@
         </w:rPr>
         <w:t xml:space="preserve">13. </w:t>
       </w:r>
-      <w:hyperlink r:id="rId45" w:history="1">
+      <w:hyperlink r:id="rId46" w:history="1">
         <w:r>
           <w:rPr>
             <w:rStyle w:val="Hyperlink"/>
@@ -11972,7 +11850,7 @@
         </w:rPr>
         <w:t xml:space="preserve">. </w:t>
       </w:r>
-      <w:hyperlink r:id="rId46" w:history="1">
+      <w:hyperlink r:id="rId47" w:history="1">
         <w:r>
           <w:rPr>
             <w:rStyle w:val="Hyperlink"/>
@@ -11991,7 +11869,6 @@
         </w:rPr>
         <w:t xml:space="preserve"> </w:t>
       </w:r>
-      <w:proofErr w:type="spellStart"/>
       <w:r>
         <w:rPr>
           <w:rFonts w:cstheme="minorHAnsi"/>
@@ -12001,7 +11878,6 @@
         </w:rPr>
         <w:t>Vandams</w:t>
       </w:r>
-      <w:proofErr w:type="spellEnd"/>
       <w:r>
         <w:rPr>
           <w:rFonts w:cstheme="minorHAnsi"/>
@@ -12027,7 +11903,7 @@
         </w:rPr>
         <w:t xml:space="preserve">. </w:t>
       </w:r>
-      <w:hyperlink r:id="rId47" w:history="1">
+      <w:hyperlink r:id="rId48" w:history="1">
         <w:r>
           <w:rPr>
             <w:rStyle w:val="Hyperlink"/>
@@ -12046,7 +11922,6 @@
         </w:rPr>
         <w:t xml:space="preserve"> </w:t>
       </w:r>
-      <w:proofErr w:type="spellStart"/>
       <w:r>
         <w:rPr>
           <w:rFonts w:cstheme="minorHAnsi"/>
@@ -12056,7 +11931,6 @@
         </w:rPr>
         <w:t>Vandams</w:t>
       </w:r>
-      <w:proofErr w:type="spellEnd"/>
       <w:r>
         <w:rPr>
           <w:rFonts w:cstheme="minorHAnsi"/>
@@ -12134,7 +12008,7 @@
         </w:rPr>
         <w:t xml:space="preserve">. </w:t>
       </w:r>
-      <w:hyperlink r:id="rId48" w:history="1">
+      <w:hyperlink r:id="rId49" w:history="1">
         <w:r>
           <w:rPr>
             <w:rStyle w:val="Hyperlink"/>
@@ -12186,7 +12060,7 @@
         </w:rPr>
         <w:t xml:space="preserve">. </w:t>
       </w:r>
-      <w:hyperlink r:id="rId49" w:history="1">
+      <w:hyperlink r:id="rId50" w:history="1">
         <w:r>
           <w:rPr>
             <w:rStyle w:val="Hyperlink"/>
@@ -12230,19 +12104,8 @@
           <w:szCs w:val="28"/>
           <w:vertAlign w:val="subscript"/>
         </w:rPr>
-        <w:t xml:space="preserve">, </w:t>
-      </w:r>
-      <w:proofErr w:type="spellStart"/>
-      <w:r>
-        <w:rPr>
-          <w:rFonts w:cstheme="minorHAnsi"/>
-          <w:sz w:val="28"/>
-          <w:szCs w:val="28"/>
-          <w:vertAlign w:val="subscript"/>
-        </w:rPr>
-        <w:t>Vandams</w:t>
-      </w:r>
-      <w:proofErr w:type="spellEnd"/>
+        <w:t>, Vandams</w:t>
+      </w:r>
       <w:r>
         <w:rPr>
           <w:rFonts w:cstheme="minorHAnsi"/>
@@ -12267,7 +12130,7 @@
         </w:rPr>
         <w:t xml:space="preserve">. </w:t>
       </w:r>
-      <w:hyperlink r:id="rId50" w:history="1">
+      <w:hyperlink r:id="rId51" w:history="1">
         <w:r>
           <w:rPr>
             <w:rStyle w:val="Hyperlink"/>
@@ -12275,27 +12138,7 @@
             <w:sz w:val="28"/>
             <w:szCs w:val="28"/>
           </w:rPr>
-          <w:t xml:space="preserve">North </w:t>
-        </w:r>
-        <w:proofErr w:type="gramStart"/>
-        <w:r>
-          <w:rPr>
-            <w:rStyle w:val="Hyperlink"/>
-            <w:rFonts w:cstheme="minorHAnsi"/>
-            <w:sz w:val="28"/>
-            <w:szCs w:val="28"/>
-          </w:rPr>
-          <w:t>South East</w:t>
-        </w:r>
-        <w:proofErr w:type="gramEnd"/>
-        <w:r>
-          <w:rPr>
-            <w:rStyle w:val="Hyperlink"/>
-            <w:rFonts w:cstheme="minorHAnsi"/>
-            <w:sz w:val="28"/>
-            <w:szCs w:val="28"/>
-          </w:rPr>
-          <w:t xml:space="preserve"> </w:t>
+          <w:t xml:space="preserve">North South East </w:t>
         </w:r>
         <w:r>
           <w:rPr>
@@ -12367,7 +12210,7 @@
         </w:rPr>
         <w:t xml:space="preserve">. </w:t>
       </w:r>
-      <w:hyperlink r:id="rId51" w:history="1">
+      <w:hyperlink r:id="rId52" w:history="1">
         <w:r>
           <w:rPr>
             <w:rStyle w:val="Hyperlink"/>
@@ -12447,7 +12290,7 @@
         </w:rPr>
         <w:t xml:space="preserve">. </w:t>
       </w:r>
-      <w:hyperlink r:id="rId52" w:history="1">
+      <w:hyperlink r:id="rId53" w:history="1">
         <w:r>
           <w:rPr>
             <w:rStyle w:val="Hyperlink"/>
@@ -12509,8 +12352,7 @@
         </w:rPr>
         <w:t xml:space="preserve">. </w:t>
       </w:r>
-      <w:hyperlink r:id="rId53" w:history="1">
-        <w:proofErr w:type="gramStart"/>
+      <w:hyperlink r:id="rId54" w:history="1">
         <w:r>
           <w:rPr>
             <w:rStyle w:val="Hyperlink"/>
@@ -12529,7 +12371,6 @@
           </w:rPr>
           <w:t>’s</w:t>
         </w:r>
-        <w:proofErr w:type="gramEnd"/>
         <w:r>
           <w:rPr>
             <w:rStyle w:val="Hyperlink"/>
@@ -12618,7 +12459,7 @@
         </w:rPr>
         <w:t xml:space="preserve">. </w:t>
       </w:r>
-      <w:hyperlink r:id="rId54" w:history="1">
+      <w:hyperlink r:id="rId55" w:history="1">
         <w:r>
           <w:rPr>
             <w:rStyle w:val="Hyperlink"/>
@@ -12653,9 +12494,8 @@
           <w:szCs w:val="28"/>
           <w:vertAlign w:val="subscript"/>
         </w:rPr>
-        <w:t xml:space="preserve">, </w:t>
-      </w:r>
-      <w:proofErr w:type="spellStart"/>
+        <w:t xml:space="preserve">, Vandams, </w:t>
+      </w:r>
       <w:r>
         <w:rPr>
           <w:rFonts w:cstheme="minorHAnsi"/>
@@ -12663,9 +12503,8 @@
           <w:szCs w:val="28"/>
           <w:vertAlign w:val="subscript"/>
         </w:rPr>
-        <w:t>Vandams</w:t>
-      </w:r>
-      <w:proofErr w:type="spellEnd"/>
+        <w:t>Michiganders</w:t>
+      </w:r>
       <w:r>
         <w:rPr>
           <w:rFonts w:cstheme="minorHAnsi"/>
@@ -12673,24 +12512,6 @@
           <w:szCs w:val="28"/>
           <w:vertAlign w:val="subscript"/>
         </w:rPr>
-        <w:t xml:space="preserve">, </w:t>
-      </w:r>
-      <w:r>
-        <w:rPr>
-          <w:rFonts w:cstheme="minorHAnsi"/>
-          <w:sz w:val="28"/>
-          <w:szCs w:val="28"/>
-          <w:vertAlign w:val="subscript"/>
-        </w:rPr>
-        <w:t>Michiganders</w:t>
-      </w:r>
-      <w:r>
-        <w:rPr>
-          <w:rFonts w:cstheme="minorHAnsi"/>
-          <w:sz w:val="28"/>
-          <w:szCs w:val="28"/>
-          <w:vertAlign w:val="subscript"/>
-        </w:rPr>
         <w:br/>
       </w:r>
       <w:r>
@@ -12709,7 +12530,7 @@
         </w:rPr>
         <w:t xml:space="preserve">. </w:t>
       </w:r>
-      <w:hyperlink r:id="rId55" w:history="1">
+      <w:hyperlink r:id="rId56" w:history="1">
         <w:r>
           <w:rPr>
             <w:rStyle w:val="Hyperlink"/>
@@ -12771,7 +12592,7 @@
         </w:rPr>
         <w:t xml:space="preserve">. </w:t>
       </w:r>
-      <w:hyperlink r:id="rId56" w:history="1">
+      <w:hyperlink r:id="rId57" w:history="1">
         <w:r>
           <w:rPr>
             <w:rStyle w:val="Hyperlink"/>
@@ -12851,7 +12672,7 @@
                 <w:szCs w:val="2"/>
               </w:rPr>
             </w:pPr>
-            <w:hyperlink r:id="rId57" w:history="1">
+            <w:hyperlink r:id="rId58" w:history="1">
               <w:r>
                 <w:rPr>
                   <w:rStyle w:val="Hyperlink"/>
@@ -12892,7 +12713,7 @@
                 <w:szCs w:val="32"/>
               </w:rPr>
             </w:pPr>
-            <w:hyperlink r:id="rId58" w:history="1">
+            <w:hyperlink r:id="rId59" w:history="1">
               <w:r>
                 <w:rPr>
                   <w:rStyle w:val="Hyperlink"/>
@@ -12921,7 +12742,7 @@
                 <w:szCs w:val="32"/>
               </w:rPr>
             </w:pPr>
-            <w:hyperlink r:id="rId59" w:history="1">
+            <w:hyperlink r:id="rId60" w:history="1">
               <w:r>
                 <w:rPr>
                   <w:rStyle w:val="Hyperlink"/>
@@ -12950,7 +12771,7 @@
                 <w:szCs w:val="32"/>
               </w:rPr>
             </w:pPr>
-            <w:hyperlink r:id="rId60" w:history="1">
+            <w:hyperlink r:id="rId61" w:history="1">
               <w:r>
                 <w:rPr>
                   <w:rStyle w:val="Hyperlink"/>
@@ -13073,7 +12894,7 @@
                 <w:szCs w:val="32"/>
               </w:rPr>
             </w:pPr>
-            <w:hyperlink r:id="rId61" w:history="1">
+            <w:hyperlink r:id="rId62" w:history="1">
               <w:r>
                 <w:rPr>
                   <w:rStyle w:val="Hyperlink"/>
@@ -13102,7 +12923,7 @@
                 <w:szCs w:val="32"/>
               </w:rPr>
             </w:pPr>
-            <w:hyperlink r:id="rId62" w:history="1">
+            <w:hyperlink r:id="rId63" w:history="1">
               <w:r>
                 <w:rPr>
                   <w:rStyle w:val="Hyperlink"/>
@@ -13131,7 +12952,7 @@
                 <w:szCs w:val="32"/>
               </w:rPr>
             </w:pPr>
-            <w:hyperlink r:id="rId63" w:history="1">
+            <w:hyperlink r:id="rId64" w:history="1">
               <w:r>
                 <w:rPr>
                   <w:rStyle w:val="Hyperlink"/>
@@ -13258,12 +13079,12 @@
       </w:pPr>
     </w:p>
     <w:sectPr>
-      <w:headerReference w:type="even" r:id="rId64"/>
-      <w:headerReference w:type="default" r:id="rId65"/>
-      <w:footerReference w:type="even" r:id="rId66"/>
-      <w:footerReference w:type="default" r:id="rId67"/>
-      <w:headerReference w:type="first" r:id="rId68"/>
-      <w:footerReference w:type="first" r:id="rId69"/>
+      <w:headerReference w:type="even" r:id="rId65"/>
+      <w:headerReference w:type="default" r:id="rId66"/>
+      <w:footerReference w:type="even" r:id="rId67"/>
+      <w:footerReference w:type="default" r:id="rId68"/>
+      <w:headerReference w:type="first" r:id="rId69"/>
+      <w:footerReference w:type="first" r:id="rId70"/>
       <w:pgSz w:w="12240" w:h="15840"/>
       <w:pgMar w:top="1440" w:right="1440" w:bottom="1440" w:left="1440" w:header="720" w:footer="720" w:gutter="0"/>
       <w:pgNumType w:fmt="lowerRoman"/>

--- a/about/michigan-bible.docx
+++ b/about/michigan-bible.docx
@@ -7092,15 +7092,183 @@
           <w:sz w:val="25"/>
           <w:szCs w:val="25"/>
         </w:rPr>
-        <w:t xml:space="preserve"> with other developers</w:t>
-      </w:r>
-      <w:r>
-        <w:rPr>
-          <w:rFonts w:cstheme="minorHAnsi"/>
-          <w:sz w:val="25"/>
-          <w:szCs w:val="25"/>
-        </w:rPr>
-        <w:t xml:space="preserve">. Petoskey offers the </w:t>
+        <w:t xml:space="preserve"> with </w:t>
+      </w:r>
+      <w:r>
+        <w:rPr>
+          <w:rFonts w:cstheme="minorHAnsi"/>
+          <w:sz w:val="25"/>
+          <w:szCs w:val="25"/>
+        </w:rPr>
+        <w:t>the oligarchs</w:t>
+      </w:r>
+      <w:r>
+        <w:rPr>
+          <w:rFonts w:cstheme="minorHAnsi"/>
+          <w:sz w:val="25"/>
+          <w:szCs w:val="25"/>
+        </w:rPr>
+        <w:t>. Jasper offers his restaurant</w:t>
+      </w:r>
+      <w:r>
+        <w:rPr>
+          <w:rFonts w:cstheme="minorHAnsi"/>
+          <w:sz w:val="25"/>
+          <w:szCs w:val="25"/>
+        </w:rPr>
+        <w:t xml:space="preserve"> for the Lake House</w:t>
+      </w:r>
+      <w:r>
+        <w:rPr>
+          <w:rFonts w:cstheme="minorHAnsi"/>
+          <w:sz w:val="25"/>
+          <w:szCs w:val="25"/>
+        </w:rPr>
+        <w:t>. The Vandams return with decades of themed costume</w:t>
+      </w:r>
+      <w:r>
+        <w:rPr>
+          <w:rFonts w:cstheme="minorHAnsi"/>
+          <w:sz w:val="25"/>
+          <w:szCs w:val="25"/>
+        </w:rPr>
+        <w:t xml:space="preserve"> while </w:t>
+      </w:r>
+      <w:r>
+        <w:rPr>
+          <w:rFonts w:cstheme="minorHAnsi"/>
+          <w:sz w:val="25"/>
+          <w:szCs w:val="25"/>
+        </w:rPr>
+        <w:t>Amanda</w:t>
+      </w:r>
+      <w:r>
+        <w:rPr>
+          <w:rFonts w:cstheme="minorHAnsi"/>
+          <w:sz w:val="25"/>
+          <w:szCs w:val="25"/>
+        </w:rPr>
+        <w:t xml:space="preserve"> shows how </w:t>
+      </w:r>
+      <w:r>
+        <w:rPr>
+          <w:rFonts w:cstheme="minorHAnsi"/>
+          <w:sz w:val="25"/>
+          <w:szCs w:val="25"/>
+        </w:rPr>
+        <w:t xml:space="preserve">much </w:t>
+      </w:r>
+      <w:r>
+        <w:rPr>
+          <w:rFonts w:cstheme="minorHAnsi"/>
+          <w:sz w:val="25"/>
+          <w:szCs w:val="25"/>
+        </w:rPr>
+        <w:t>“better” AI is. But the</w:t>
+      </w:r>
+      <w:r>
+        <w:rPr>
+          <w:rFonts w:cstheme="minorHAnsi"/>
+          <w:sz w:val="25"/>
+          <w:szCs w:val="25"/>
+        </w:rPr>
+        <w:t xml:space="preserve"> town </w:t>
+      </w:r>
+      <w:r>
+        <w:rPr>
+          <w:rFonts w:cstheme="minorHAnsi"/>
+          <w:sz w:val="25"/>
+          <w:szCs w:val="25"/>
+        </w:rPr>
+        <w:t>rallies</w:t>
+      </w:r>
+      <w:r>
+        <w:rPr>
+          <w:rFonts w:cstheme="minorHAnsi"/>
+          <w:sz w:val="25"/>
+          <w:szCs w:val="25"/>
+        </w:rPr>
+        <w:t xml:space="preserve"> </w:t>
+      </w:r>
+      <w:r>
+        <w:rPr>
+          <w:rFonts w:cstheme="minorHAnsi"/>
+          <w:sz w:val="25"/>
+          <w:szCs w:val="25"/>
+        </w:rPr>
+        <w:t>for</w:t>
+      </w:r>
+      <w:r>
+        <w:rPr>
+          <w:rFonts w:cstheme="minorHAnsi"/>
+          <w:sz w:val="25"/>
+          <w:szCs w:val="25"/>
+        </w:rPr>
+        <w:t xml:space="preserve"> this </w:t>
+      </w:r>
+      <w:r>
+        <w:rPr>
+          <w:rFonts w:cstheme="minorHAnsi"/>
+          <w:sz w:val="25"/>
+          <w:szCs w:val="25"/>
+        </w:rPr>
+        <w:t>genuinely</w:t>
+      </w:r>
+      <w:r>
+        <w:rPr>
+          <w:rFonts w:cstheme="minorHAnsi"/>
+          <w:sz w:val="25"/>
+          <w:szCs w:val="25"/>
+        </w:rPr>
+        <w:t xml:space="preserve"> creative and weird family, against </w:t>
+      </w:r>
+      <w:r>
+        <w:rPr>
+          <w:rFonts w:cstheme="minorHAnsi"/>
+          <w:sz w:val="25"/>
+          <w:szCs w:val="25"/>
+        </w:rPr>
+        <w:t>AI’s</w:t>
+      </w:r>
+      <w:r>
+        <w:rPr>
+          <w:rFonts w:cstheme="minorHAnsi"/>
+          <w:sz w:val="25"/>
+          <w:szCs w:val="25"/>
+        </w:rPr>
+        <w:t xml:space="preserve"> goal of turning lakes into data centers. </w:t>
+      </w:r>
+      <w:r>
+        <w:rPr>
+          <w:rFonts w:cstheme="minorHAnsi"/>
+          <w:sz w:val="25"/>
+          <w:szCs w:val="25"/>
+        </w:rPr>
+        <w:t>Amanda</w:t>
+      </w:r>
+      <w:r>
+        <w:rPr>
+          <w:rFonts w:cstheme="minorHAnsi"/>
+          <w:sz w:val="25"/>
+          <w:szCs w:val="25"/>
+        </w:rPr>
+        <w:t xml:space="preserve"> and </w:t>
+      </w:r>
+      <w:r>
+        <w:rPr>
+          <w:rFonts w:cstheme="minorHAnsi"/>
+          <w:sz w:val="25"/>
+          <w:szCs w:val="25"/>
+        </w:rPr>
+        <w:t xml:space="preserve">the oligarchs </w:t>
+      </w:r>
+      <w:r>
+        <w:rPr>
+          <w:rFonts w:cstheme="minorHAnsi"/>
+          <w:sz w:val="25"/>
+          <w:szCs w:val="25"/>
+        </w:rPr>
+        <w:t xml:space="preserve">refuse and steal the </w:t>
       </w:r>
       <w:r>
         <w:rPr>
@@ -7116,79 +7284,23 @@
           <w:sz w:val="25"/>
           <w:szCs w:val="25"/>
         </w:rPr>
-        <w:t xml:space="preserve"> which </w:t>
-      </w:r>
-      <w:r>
-        <w:rPr>
-          <w:rFonts w:cstheme="minorHAnsi"/>
-          <w:sz w:val="25"/>
-          <w:szCs w:val="25"/>
-        </w:rPr>
-        <w:t>she</w:t>
-      </w:r>
-      <w:r>
-        <w:rPr>
-          <w:rFonts w:cstheme="minorHAnsi"/>
-          <w:sz w:val="25"/>
-          <w:szCs w:val="25"/>
-        </w:rPr>
-        <w:t xml:space="preserve"> scoffs but is interested in. Jasper then offers his restaurant. The Vandams return with decades of themed costume</w:t>
-      </w:r>
-      <w:r>
-        <w:rPr>
-          <w:rFonts w:cstheme="minorHAnsi"/>
-          <w:sz w:val="25"/>
-          <w:szCs w:val="25"/>
-        </w:rPr>
-        <w:t xml:space="preserve"> while </w:t>
-      </w:r>
-      <w:r>
-        <w:rPr>
-          <w:rFonts w:cstheme="minorHAnsi"/>
-          <w:sz w:val="25"/>
-          <w:szCs w:val="25"/>
-        </w:rPr>
-        <w:t>Amanda</w:t>
-      </w:r>
-      <w:r>
-        <w:rPr>
-          <w:rFonts w:cstheme="minorHAnsi"/>
-          <w:sz w:val="25"/>
-          <w:szCs w:val="25"/>
-        </w:rPr>
-        <w:t xml:space="preserve"> shows how </w:t>
-      </w:r>
-      <w:r>
-        <w:rPr>
-          <w:rFonts w:cstheme="minorHAnsi"/>
-          <w:sz w:val="25"/>
-          <w:szCs w:val="25"/>
-        </w:rPr>
-        <w:t xml:space="preserve">much </w:t>
-      </w:r>
-      <w:r>
-        <w:rPr>
-          <w:rFonts w:cstheme="minorHAnsi"/>
-          <w:sz w:val="25"/>
-          <w:szCs w:val="25"/>
-        </w:rPr>
-        <w:t>“better” AI is. But the</w:t>
-      </w:r>
-      <w:r>
-        <w:rPr>
-          <w:rFonts w:cstheme="minorHAnsi"/>
-          <w:sz w:val="25"/>
-          <w:szCs w:val="25"/>
-        </w:rPr>
-        <w:t xml:space="preserve"> town </w:t>
-      </w:r>
-      <w:r>
-        <w:rPr>
-          <w:rFonts w:cstheme="minorHAnsi"/>
-          <w:sz w:val="25"/>
-          <w:szCs w:val="25"/>
-        </w:rPr>
-        <w:t>rallies</w:t>
+        <w:t>, causing the town to chase after them.</w:t>
+      </w:r>
+      <w:r>
+        <w:rPr>
+          <w:rFonts w:cstheme="minorHAnsi"/>
+          <w:sz w:val="25"/>
+          <w:szCs w:val="25"/>
+        </w:rPr>
+        <w:t xml:space="preserve"> Liz, on her way to the Mackinac Bridge, tricks Amanda’s GPS AI to go there. Her trauma causes her to</w:t>
+      </w:r>
+      <w:r>
+        <w:rPr>
+          <w:rFonts w:cstheme="minorHAnsi"/>
+          <w:sz w:val="25"/>
+          <w:szCs w:val="25"/>
+        </w:rPr>
+        <w:t xml:space="preserve"> crash off the side of the bridge. Everyone gets off, but the Ford falls into the strait below</w:t>
       </w:r>
       <w:r>
         <w:rPr>
@@ -7204,127 +7316,7 @@
           <w:sz w:val="25"/>
           <w:szCs w:val="25"/>
         </w:rPr>
-        <w:t>for</w:t>
-      </w:r>
-      <w:r>
-        <w:rPr>
-          <w:rFonts w:cstheme="minorHAnsi"/>
-          <w:sz w:val="25"/>
-          <w:szCs w:val="25"/>
-        </w:rPr>
-        <w:t xml:space="preserve"> this </w:t>
-      </w:r>
-      <w:r>
-        <w:rPr>
-          <w:rFonts w:cstheme="minorHAnsi"/>
-          <w:sz w:val="25"/>
-          <w:szCs w:val="25"/>
-        </w:rPr>
-        <w:t>genuinely</w:t>
-      </w:r>
-      <w:r>
-        <w:rPr>
-          <w:rFonts w:cstheme="minorHAnsi"/>
-          <w:sz w:val="25"/>
-          <w:szCs w:val="25"/>
-        </w:rPr>
-        <w:t xml:space="preserve"> creative and weird family, against </w:t>
-      </w:r>
-      <w:r>
-        <w:rPr>
-          <w:rFonts w:cstheme="minorHAnsi"/>
-          <w:sz w:val="25"/>
-          <w:szCs w:val="25"/>
-        </w:rPr>
-        <w:t>AI’s</w:t>
-      </w:r>
-      <w:r>
-        <w:rPr>
-          <w:rFonts w:cstheme="minorHAnsi"/>
-          <w:sz w:val="25"/>
-          <w:szCs w:val="25"/>
-        </w:rPr>
-        <w:t xml:space="preserve"> goal of turning lakes into data centers. </w:t>
-      </w:r>
-      <w:r>
-        <w:rPr>
-          <w:rFonts w:cstheme="minorHAnsi"/>
-          <w:sz w:val="25"/>
-          <w:szCs w:val="25"/>
-        </w:rPr>
-        <w:t>Amanda</w:t>
-      </w:r>
-      <w:r>
-        <w:rPr>
-          <w:rFonts w:cstheme="minorHAnsi"/>
-          <w:sz w:val="25"/>
-          <w:szCs w:val="25"/>
-        </w:rPr>
-        <w:t xml:space="preserve"> and the developers refuse and steal the </w:t>
-      </w:r>
-      <w:r>
-        <w:rPr>
-          <w:rFonts w:cstheme="minorHAnsi"/>
-          <w:sz w:val="25"/>
-          <w:szCs w:val="25"/>
-        </w:rPr>
-        <w:t>Ford</w:t>
-      </w:r>
-      <w:r>
-        <w:rPr>
-          <w:rFonts w:cstheme="minorHAnsi"/>
-          <w:sz w:val="25"/>
-          <w:szCs w:val="25"/>
-        </w:rPr>
-        <w:t xml:space="preserve">, causing the town to chase after them. She drives it off </w:t>
-      </w:r>
-      <w:r>
-        <w:rPr>
-          <w:rFonts w:cstheme="minorHAnsi"/>
-          <w:sz w:val="25"/>
-          <w:szCs w:val="25"/>
-        </w:rPr>
-        <w:t>a</w:t>
-      </w:r>
-      <w:r>
-        <w:rPr>
-          <w:rFonts w:cstheme="minorHAnsi"/>
-          <w:sz w:val="25"/>
-          <w:szCs w:val="25"/>
-        </w:rPr>
-        <w:t xml:space="preserve"> bridge, then gets thrown into an asylum by Traverse City. </w:t>
-      </w:r>
-      <w:r>
-        <w:rPr>
-          <w:rFonts w:cstheme="minorHAnsi"/>
-          <w:sz w:val="25"/>
-          <w:szCs w:val="25"/>
-        </w:rPr>
-        <w:t>Their</w:t>
-      </w:r>
-      <w:r>
-        <w:rPr>
-          <w:rFonts w:cstheme="minorHAnsi"/>
-          <w:sz w:val="25"/>
-          <w:szCs w:val="25"/>
-        </w:rPr>
-        <w:t xml:space="preserve"> contracts are declared void as </w:t>
-      </w:r>
-      <w:r>
-        <w:rPr>
-          <w:rFonts w:cstheme="minorHAnsi"/>
-          <w:sz w:val="25"/>
-          <w:szCs w:val="25"/>
-        </w:rPr>
-        <w:t>their</w:t>
-      </w:r>
-      <w:r>
-        <w:rPr>
-          <w:rFonts w:cstheme="minorHAnsi"/>
-          <w:sz w:val="25"/>
-          <w:szCs w:val="25"/>
-        </w:rPr>
-        <w:t xml:space="preserve"> party is declared insane (“</w:t>
+        <w:t>(“</w:t>
       </w:r>
       <w:hyperlink r:id="rId30" w:history="1">
         <w:r>
@@ -7385,79 +7377,47 @@
           <w:sz w:val="25"/>
           <w:szCs w:val="25"/>
         </w:rPr>
-        <w:t>After Harbor Days conclude, Liz take</w:t>
-      </w:r>
-      <w:r>
-        <w:rPr>
-          <w:rFonts w:cstheme="minorHAnsi"/>
-          <w:sz w:val="25"/>
-          <w:szCs w:val="25"/>
-        </w:rPr>
-        <w:t>s</w:t>
-      </w:r>
-      <w:r>
-        <w:rPr>
-          <w:rFonts w:cstheme="minorHAnsi"/>
-          <w:sz w:val="25"/>
-          <w:szCs w:val="25"/>
-        </w:rPr>
-        <w:t xml:space="preserve"> the </w:t>
-      </w:r>
-      <w:r>
-        <w:rPr>
-          <w:rFonts w:cstheme="minorHAnsi"/>
-          <w:sz w:val="25"/>
-          <w:szCs w:val="25"/>
-        </w:rPr>
-        <w:t>Ford</w:t>
-      </w:r>
-      <w:r>
-        <w:rPr>
-          <w:rFonts w:cstheme="minorHAnsi"/>
-          <w:sz w:val="25"/>
-          <w:szCs w:val="25"/>
-        </w:rPr>
-        <w:t xml:space="preserve"> for a spin and go the short way to the Mackinac Bridge, </w:t>
-      </w:r>
-      <w:r>
-        <w:rPr>
-          <w:rFonts w:cstheme="minorHAnsi"/>
-          <w:sz w:val="25"/>
-          <w:szCs w:val="25"/>
-        </w:rPr>
-        <w:t>the first time</w:t>
-      </w:r>
-      <w:r>
-        <w:rPr>
-          <w:rFonts w:cstheme="minorHAnsi"/>
-          <w:sz w:val="25"/>
-          <w:szCs w:val="25"/>
-        </w:rPr>
-        <w:t xml:space="preserve"> since Petey’s death</w:t>
-      </w:r>
-      <w:r>
-        <w:rPr>
-          <w:rFonts w:cstheme="minorHAnsi"/>
-          <w:sz w:val="25"/>
-          <w:szCs w:val="25"/>
-        </w:rPr>
-        <w:t xml:space="preserve">. </w:t>
-      </w:r>
-      <w:r>
-        <w:rPr>
-          <w:rFonts w:cstheme="minorHAnsi"/>
-          <w:sz w:val="25"/>
-          <w:szCs w:val="25"/>
-        </w:rPr>
-        <w:t>Liz and Petey</w:t>
-      </w:r>
-      <w:r>
-        <w:rPr>
-          <w:rFonts w:cstheme="minorHAnsi"/>
-          <w:sz w:val="25"/>
-          <w:szCs w:val="25"/>
-        </w:rPr>
-        <w:t>’s ghost</w:t>
+        <w:t>This</w:t>
+      </w:r>
+      <w:r>
+        <w:rPr>
+          <w:rFonts w:cstheme="minorHAnsi"/>
+          <w:sz w:val="25"/>
+          <w:szCs w:val="25"/>
+        </w:rPr>
+        <w:t xml:space="preserve"> was the first time since the death of their loved ones that Liz and Amanda have crossed the bridge. In unison, the Vandams and Amanda cross</w:t>
+      </w:r>
+      <w:r>
+        <w:rPr>
+          <w:rFonts w:cstheme="minorHAnsi"/>
+          <w:sz w:val="25"/>
+          <w:szCs w:val="25"/>
+        </w:rPr>
+        <w:t xml:space="preserve">, </w:t>
+      </w:r>
+      <w:r>
+        <w:rPr>
+          <w:rFonts w:cstheme="minorHAnsi"/>
+          <w:sz w:val="25"/>
+          <w:szCs w:val="25"/>
+        </w:rPr>
+        <w:t xml:space="preserve">where </w:t>
+      </w:r>
+      <w:r>
+        <w:rPr>
+          <w:rFonts w:cstheme="minorHAnsi"/>
+          <w:sz w:val="25"/>
+          <w:szCs w:val="25"/>
+        </w:rPr>
+        <w:t>Petey</w:t>
+      </w:r>
+      <w:r>
+        <w:rPr>
+          <w:rFonts w:cstheme="minorHAnsi"/>
+          <w:sz w:val="25"/>
+          <w:szCs w:val="25"/>
+        </w:rPr>
+        <w:t xml:space="preserve"> and Conor’s ghost</w:t>
       </w:r>
       <w:r>
         <w:rPr>
@@ -7473,7 +7433,23 @@
           <w:sz w:val="25"/>
           <w:szCs w:val="25"/>
         </w:rPr>
-        <w:t xml:space="preserve"> reunion as lovers once more (“</w:t>
+        <w:t xml:space="preserve"> reunion as lovers</w:t>
+      </w:r>
+      <w:r>
+        <w:rPr>
+          <w:rFonts w:cstheme="minorHAnsi"/>
+          <w:sz w:val="25"/>
+          <w:szCs w:val="25"/>
+        </w:rPr>
+        <w:t xml:space="preserve"> and brothers</w:t>
+      </w:r>
+      <w:r>
+        <w:rPr>
+          <w:rFonts w:cstheme="minorHAnsi"/>
+          <w:sz w:val="25"/>
+          <w:szCs w:val="25"/>
+        </w:rPr>
+        <w:t xml:space="preserve"> once more (“</w:t>
       </w:r>
       <w:hyperlink r:id="rId31" w:history="1">
         <w:r>

--- a/about/michigan-bible.docx
+++ b/about/michigan-bible.docx
@@ -1080,6 +1080,14 @@
         </w:rPr>
         <w:t>May Perez</w:t>
       </w:r>
+      <w:r>
+        <w:rPr>
+          <w:rFonts w:cstheme="minorHAnsi"/>
+          <w:sz w:val="32"/>
+          <w:szCs w:val="32"/>
+        </w:rPr>
+        <w:t>, Camille Thomas</w:t>
+      </w:r>
     </w:p>
     <w:p>
       <w:pPr>
@@ -7124,7 +7132,23 @@
           <w:sz w:val="25"/>
           <w:szCs w:val="25"/>
         </w:rPr>
-        <w:t>. The Vandams return with decades of themed costume</w:t>
+        <w:t xml:space="preserve">. The Vandams return with </w:t>
+      </w:r>
+      <w:r>
+        <w:rPr>
+          <w:rFonts w:cstheme="minorHAnsi"/>
+          <w:sz w:val="25"/>
+          <w:szCs w:val="25"/>
+        </w:rPr>
+        <w:t>years of</w:t>
+      </w:r>
+      <w:r>
+        <w:rPr>
+          <w:rFonts w:cstheme="minorHAnsi"/>
+          <w:sz w:val="25"/>
+          <w:szCs w:val="25"/>
+        </w:rPr>
+        <w:t xml:space="preserve"> costume</w:t>
       </w:r>
       <w:r>
         <w:rPr>
@@ -7204,23 +7228,23 @@
           <w:sz w:val="25"/>
           <w:szCs w:val="25"/>
         </w:rPr>
-        <w:t xml:space="preserve"> this </w:t>
-      </w:r>
-      <w:r>
-        <w:rPr>
-          <w:rFonts w:cstheme="minorHAnsi"/>
-          <w:sz w:val="25"/>
-          <w:szCs w:val="25"/>
-        </w:rPr>
-        <w:t>genuinely</w:t>
-      </w:r>
-      <w:r>
-        <w:rPr>
-          <w:rFonts w:cstheme="minorHAnsi"/>
-          <w:sz w:val="25"/>
-          <w:szCs w:val="25"/>
-        </w:rPr>
-        <w:t xml:space="preserve"> creative and weird family, against </w:t>
+        <w:t xml:space="preserve"> this creative</w:t>
+      </w:r>
+      <w:r>
+        <w:rPr>
+          <w:rFonts w:cstheme="minorHAnsi"/>
+          <w:sz w:val="25"/>
+          <w:szCs w:val="25"/>
+        </w:rPr>
+        <w:t xml:space="preserve">ly </w:t>
+      </w:r>
+      <w:r>
+        <w:rPr>
+          <w:rFonts w:cstheme="minorHAnsi"/>
+          <w:sz w:val="25"/>
+          <w:szCs w:val="25"/>
+        </w:rPr>
+        <w:t xml:space="preserve">weird family, against </w:t>
       </w:r>
       <w:r>
         <w:rPr>
@@ -7260,15 +7284,31 @@
           <w:sz w:val="25"/>
           <w:szCs w:val="25"/>
         </w:rPr>
-        <w:t xml:space="preserve">the oligarchs </w:t>
-      </w:r>
-      <w:r>
-        <w:rPr>
-          <w:rFonts w:cstheme="minorHAnsi"/>
-          <w:sz w:val="25"/>
-          <w:szCs w:val="25"/>
-        </w:rPr>
-        <w:t xml:space="preserve">refuse and steal the </w:t>
+        <w:t xml:space="preserve">the </w:t>
+      </w:r>
+      <w:r>
+        <w:rPr>
+          <w:rFonts w:cstheme="minorHAnsi"/>
+          <w:sz w:val="25"/>
+          <w:szCs w:val="25"/>
+        </w:rPr>
+        <w:t>crew</w:t>
+      </w:r>
+      <w:r>
+        <w:rPr>
+          <w:rFonts w:cstheme="minorHAnsi"/>
+          <w:sz w:val="25"/>
+          <w:szCs w:val="25"/>
+        </w:rPr>
+        <w:t xml:space="preserve"> </w:t>
+      </w:r>
+      <w:r>
+        <w:rPr>
+          <w:rFonts w:cstheme="minorHAnsi"/>
+          <w:sz w:val="25"/>
+          <w:szCs w:val="25"/>
+        </w:rPr>
+        <w:t xml:space="preserve">steal the </w:t>
       </w:r>
       <w:r>
         <w:rPr>
@@ -7377,15 +7417,55 @@
           <w:sz w:val="25"/>
           <w:szCs w:val="25"/>
         </w:rPr>
-        <w:t>This</w:t>
-      </w:r>
-      <w:r>
-        <w:rPr>
-          <w:rFonts w:cstheme="minorHAnsi"/>
-          <w:sz w:val="25"/>
-          <w:szCs w:val="25"/>
-        </w:rPr>
-        <w:t xml:space="preserve"> was the first time since the death of their loved ones that Liz and Amanda have crossed the bridge. In unison, the Vandams and Amanda cross</w:t>
+        <w:t>It has been years</w:t>
+      </w:r>
+      <w:r>
+        <w:rPr>
+          <w:rFonts w:cstheme="minorHAnsi"/>
+          <w:sz w:val="25"/>
+          <w:szCs w:val="25"/>
+        </w:rPr>
+        <w:t xml:space="preserve"> since the death of their loved ones that Liz and Amanda have </w:t>
+      </w:r>
+      <w:r>
+        <w:rPr>
+          <w:rFonts w:cstheme="minorHAnsi"/>
+          <w:sz w:val="25"/>
+          <w:szCs w:val="25"/>
+        </w:rPr>
+        <w:t>visited</w:t>
+      </w:r>
+      <w:r>
+        <w:rPr>
+          <w:rFonts w:cstheme="minorHAnsi"/>
+          <w:sz w:val="25"/>
+          <w:szCs w:val="25"/>
+        </w:rPr>
+        <w:t xml:space="preserve"> the</w:t>
+      </w:r>
+      <w:r>
+        <w:rPr>
+          <w:rFonts w:cstheme="minorHAnsi"/>
+          <w:sz w:val="25"/>
+          <w:szCs w:val="25"/>
+        </w:rPr>
+        <w:t xml:space="preserve"> Mackinac B</w:t>
+      </w:r>
+      <w:r>
+        <w:rPr>
+          <w:rFonts w:cstheme="minorHAnsi"/>
+          <w:sz w:val="25"/>
+          <w:szCs w:val="25"/>
+        </w:rPr>
+        <w:t>ridge. In unison, the Vandams and Amanda cross</w:t>
+      </w:r>
+      <w:r>
+        <w:rPr>
+          <w:rFonts w:cstheme="minorHAnsi"/>
+          <w:sz w:val="25"/>
+          <w:szCs w:val="25"/>
+        </w:rPr>
+        <w:t xml:space="preserve"> it</w:t>
       </w:r>
       <w:r>
         <w:rPr>
@@ -7449,7 +7529,23 @@
           <w:sz w:val="25"/>
           <w:szCs w:val="25"/>
         </w:rPr>
-        <w:t xml:space="preserve"> once more (“</w:t>
+        <w:t xml:space="preserve"> once more</w:t>
+      </w:r>
+      <w:r>
+        <w:rPr>
+          <w:rFonts w:cstheme="minorHAnsi"/>
+          <w:sz w:val="25"/>
+          <w:szCs w:val="25"/>
+        </w:rPr>
+        <w:t>. Amanda cancels her agreement to keep the Lake House and Elk Rapids</w:t>
+      </w:r>
+      <w:r>
+        <w:rPr>
+          <w:rFonts w:cstheme="minorHAnsi"/>
+          <w:sz w:val="25"/>
+          <w:szCs w:val="25"/>
+        </w:rPr>
+        <w:t xml:space="preserve"> (“</w:t>
       </w:r>
       <w:hyperlink r:id="rId31" w:history="1">
         <w:r>
@@ -7469,7 +7565,15 @@
           <w:sz w:val="25"/>
           <w:szCs w:val="25"/>
         </w:rPr>
-        <w:t>”).</w:t>
+        <w:t>”)</w:t>
+      </w:r>
+      <w:r>
+        <w:rPr>
+          <w:rFonts w:cstheme="minorHAnsi"/>
+          <w:sz w:val="25"/>
+          <w:szCs w:val="25"/>
+        </w:rPr>
+        <w:t>.</w:t>
       </w:r>
     </w:p>
     <w:p>
@@ -10678,45 +10782,6 @@
           <w:szCs w:val="28"/>
         </w:rPr>
         <w:t>.</w:t>
-      </w:r>
-    </w:p>
-    <w:p>
-      <w:pPr>
-        <w:tabs>
-          <w:tab w:val="left" w:pos="5013"/>
-        </w:tabs>
-        <w:spacing w:line="240" w:lineRule="auto"/>
-        <w:rPr>
-          <w:rFonts w:cstheme="minorHAnsi"/>
-          <w:sz w:val="28"/>
-          <w:szCs w:val="28"/>
-        </w:rPr>
-      </w:pPr>
-      <w:r>
-        <w:rPr>
-          <w:rFonts w:cstheme="minorHAnsi"/>
-          <w:b/>
-          <w:bCs/>
-          <w:sz w:val="28"/>
-          <w:szCs w:val="28"/>
-        </w:rPr>
-        <w:t>CONOR WAYLAND</w:t>
-      </w:r>
-      <w:r>
-        <w:rPr>
-          <w:rFonts w:cstheme="minorHAnsi"/>
-          <w:sz w:val="28"/>
-          <w:szCs w:val="28"/>
-        </w:rPr>
-        <w:t xml:space="preserve"> is Amanda’s deceased brother who paved the way for AI.</w:t>
-      </w:r>
-      <w:r>
-        <w:rPr>
-          <w:rFonts w:cstheme="minorHAnsi"/>
-          <w:sz w:val="28"/>
-          <w:szCs w:val="28"/>
-        </w:rPr>
-        <w:t xml:space="preserve"> University of Michigan.</w:t>
       </w:r>
     </w:p>
     <w:p>

--- a/about/michigan-bible.docx
+++ b/about/michigan-bible.docx
@@ -1072,6 +1072,14 @@
           <w:vertAlign w:val="subscript"/>
         </w:rPr>
       </w:pPr>
+      <w:r>
+        <w:rPr>
+          <w:rFonts w:cstheme="minorHAnsi"/>
+          <w:sz w:val="32"/>
+          <w:szCs w:val="32"/>
+        </w:rPr>
+        <w:t xml:space="preserve">Marilyn Chau, Lukas Jacob, </w:t>
+      </w:r>
       <w:r>
         <w:rPr>
           <w:rFonts w:cstheme="minorHAnsi"/>

--- a/about/michigan-bible.docx
+++ b/about/michigan-bible.docx
@@ -2931,7 +2931,23 @@
           <w:sz w:val="32"/>
           <w:szCs w:val="32"/>
         </w:rPr>
-        <w:t>This manifests through multiple layers, such as Shelby marrying an Arab man, Jasper Tran’s Vietnamese restaurant (</w:t>
+        <w:t xml:space="preserve">This manifests through multiple layers, such as Shelby marrying an Arab man, Jasper </w:t>
+      </w:r>
+      <w:r>
+        <w:rPr>
+          <w:rFonts w:cstheme="minorHAnsi"/>
+          <w:sz w:val="32"/>
+          <w:szCs w:val="32"/>
+        </w:rPr>
+        <w:t>Vo’s</w:t>
+      </w:r>
+      <w:r>
+        <w:rPr>
+          <w:rFonts w:cstheme="minorHAnsi"/>
+          <w:sz w:val="32"/>
+          <w:szCs w:val="32"/>
+        </w:rPr>
+        <w:t xml:space="preserve"> Vietnamese restaurant (</w:t>
       </w:r>
       <w:r>
         <w:rPr>
@@ -3554,7 +3570,23 @@
           <w:sz w:val="25"/>
           <w:szCs w:val="25"/>
         </w:rPr>
-        <w:t>In 2008, Petey lives with his pregnant wife Lizzie in the Upper Peninsula. His childhood friend is Jasper Tran, who</w:t>
+        <w:t xml:space="preserve">In 2008, Petey lives with his pregnant wife Lizzie in the Upper Peninsula. His childhood friend is Jasper </w:t>
+      </w:r>
+      <w:r>
+        <w:rPr>
+          <w:rFonts w:cstheme="minorHAnsi"/>
+          <w:sz w:val="25"/>
+          <w:szCs w:val="25"/>
+        </w:rPr>
+        <w:t>Vo</w:t>
+      </w:r>
+      <w:r>
+        <w:rPr>
+          <w:rFonts w:cstheme="minorHAnsi"/>
+          <w:sz w:val="25"/>
+          <w:szCs w:val="25"/>
+        </w:rPr>
+        <w:t>, who</w:t>
       </w:r>
       <w:r>
         <w:rPr>
@@ -10308,7 +10340,17 @@
           <w:sz w:val="28"/>
           <w:szCs w:val="28"/>
         </w:rPr>
-        <w:t>JASPER TRAN</w:t>
+        <w:t xml:space="preserve">JASPER </w:t>
+      </w:r>
+      <w:r>
+        <w:rPr>
+          <w:rFonts w:cstheme="minorHAnsi"/>
+          <w:b/>
+          <w:bCs/>
+          <w:sz w:val="28"/>
+          <w:szCs w:val="28"/>
+        </w:rPr>
+        <w:t>VO</w:t>
       </w:r>
       <w:r>
         <w:rPr>

--- a/about/michigan-bible.docx
+++ b/about/michigan-bible.docx
@@ -1094,7 +1094,23 @@
           <w:sz w:val="32"/>
           <w:szCs w:val="32"/>
         </w:rPr>
-        <w:t>, Camille Thomas</w:t>
+        <w:t xml:space="preserve">, </w:t>
+      </w:r>
+      <w:r>
+        <w:rPr>
+          <w:rFonts w:cstheme="minorHAnsi"/>
+          <w:sz w:val="32"/>
+          <w:szCs w:val="32"/>
+        </w:rPr>
+        <w:t xml:space="preserve">Mia Soriano, </w:t>
+      </w:r>
+      <w:r>
+        <w:rPr>
+          <w:rFonts w:cstheme="minorHAnsi"/>
+          <w:sz w:val="32"/>
+          <w:szCs w:val="32"/>
+        </w:rPr>
+        <w:t>Camille Thomas</w:t>
       </w:r>
     </w:p>
     <w:p>

--- a/about/michigan-bible.docx
+++ b/about/michigan-bible.docx
@@ -2971,8 +2971,18 @@
           <w:sz w:val="32"/>
           <w:szCs w:val="32"/>
         </w:rPr>
-        <w:t>Banh MIchigan</w:t>
-      </w:r>
+        <w:t xml:space="preserve">Banh </w:t>
+      </w:r>
+      <w:proofErr w:type="spellStart"/>
+      <w:r>
+        <w:rPr>
+          <w:rFonts w:cstheme="minorHAnsi"/>
+          <w:sz w:val="32"/>
+          <w:szCs w:val="32"/>
+        </w:rPr>
+        <w:t>MIchigan</w:t>
+      </w:r>
+      <w:proofErr w:type="spellEnd"/>
       <w:r>
         <w:rPr>
           <w:rFonts w:cstheme="minorHAnsi"/>
@@ -3658,7 +3668,25 @@
           <w:sz w:val="25"/>
           <w:szCs w:val="25"/>
         </w:rPr>
-        <w:t xml:space="preserve"> MIchigan. On a swim, </w:t>
+        <w:t xml:space="preserve"> </w:t>
+      </w:r>
+      <w:proofErr w:type="spellStart"/>
+      <w:r>
+        <w:rPr>
+          <w:rFonts w:cstheme="minorHAnsi"/>
+          <w:sz w:val="25"/>
+          <w:szCs w:val="25"/>
+        </w:rPr>
+        <w:t>MIchigan</w:t>
+      </w:r>
+      <w:proofErr w:type="spellEnd"/>
+      <w:r>
+        <w:rPr>
+          <w:rFonts w:cstheme="minorHAnsi"/>
+          <w:sz w:val="25"/>
+          <w:szCs w:val="25"/>
+        </w:rPr>
+        <w:t xml:space="preserve">. On a swim, </w:t>
       </w:r>
       <w:r>
         <w:rPr>
@@ -6037,18 +6065,30 @@
         </w:rPr>
         <w:t xml:space="preserve"> on the shore (“</w:t>
       </w:r>
-      <w:hyperlink r:id="rId20" w:history="1">
-        <w:r>
-          <w:rPr>
-            <w:rStyle w:val="Hyperlink"/>
-            <w:rFonts w:cstheme="minorHAnsi"/>
-            <w:sz w:val="25"/>
-            <w:szCs w:val="25"/>
-            <w:u w:val="none"/>
-          </w:rPr>
-          <w:t>Gichigamiin</w:t>
-        </w:r>
-      </w:hyperlink>
+      <w:proofErr w:type="spellStart"/>
+      <w:r>
+        <w:fldChar w:fldCharType="begin"/>
+      </w:r>
+      <w:r>
+        <w:instrText>HYPERLINK "https://www.michiganmusical.com/music/12-gichigamiin/"</w:instrText>
+      </w:r>
+      <w:r>
+        <w:fldChar w:fldCharType="separate"/>
+      </w:r>
+      <w:r>
+        <w:rPr>
+          <w:rStyle w:val="Hyperlink"/>
+          <w:rFonts w:cstheme="minorHAnsi"/>
+          <w:sz w:val="25"/>
+          <w:szCs w:val="25"/>
+          <w:u w:val="none"/>
+        </w:rPr>
+        <w:t>Gichigamiin</w:t>
+      </w:r>
+      <w:proofErr w:type="spellEnd"/>
+      <w:r>
+        <w:fldChar w:fldCharType="end"/>
+      </w:r>
       <w:r>
         <w:rPr>
           <w:rFonts w:cstheme="minorHAnsi"/>
@@ -6166,7 +6206,7 @@
         </w:rPr>
         <w:t xml:space="preserve"> (“</w:t>
       </w:r>
-      <w:hyperlink r:id="rId21" w:history="1">
+      <w:hyperlink r:id="rId20" w:history="1">
         <w:r>
           <w:rPr>
             <w:rStyle w:val="Hyperlink"/>
@@ -6489,7 +6529,7 @@
         </w:rPr>
         <w:t>. The parade goes wrong as Petoskey beats up Lulu, disqualifying them for the first time (“</w:t>
       </w:r>
-      <w:hyperlink r:id="rId22" w:history="1">
+      <w:hyperlink r:id="rId21" w:history="1">
         <w:r>
           <w:rPr>
             <w:rStyle w:val="Hyperlink"/>
@@ -6541,7 +6581,7 @@
         </w:rPr>
         <w:t xml:space="preserve"> (“</w:t>
       </w:r>
-      <w:hyperlink r:id="rId23" w:history="1">
+      <w:hyperlink r:id="rId22" w:history="1">
         <w:r>
           <w:rPr>
             <w:rStyle w:val="Hyperlink"/>
@@ -6646,7 +6686,7 @@
         </w:rPr>
         <w:t xml:space="preserve"> (“</w:t>
       </w:r>
-      <w:hyperlink r:id="rId24" w:history="1">
+      <w:hyperlink r:id="rId23" w:history="1">
         <w:r>
           <w:rPr>
             <w:rStyle w:val="Hyperlink"/>
@@ -6754,7 +6794,7 @@
         </w:rPr>
         <w:t>(“</w:t>
       </w:r>
-      <w:hyperlink r:id="rId25" w:history="1">
+      <w:hyperlink r:id="rId24" w:history="1">
         <w:r>
           <w:rPr>
             <w:rStyle w:val="Hyperlink"/>
@@ -6812,7 +6852,25 @@
           <w:sz w:val="25"/>
           <w:szCs w:val="25"/>
         </w:rPr>
-        <w:t xml:space="preserve">. The Vandams are only divided by peninsulas. </w:t>
+        <w:t xml:space="preserve">. The </w:t>
+      </w:r>
+      <w:proofErr w:type="spellStart"/>
+      <w:r>
+        <w:rPr>
+          <w:rFonts w:cstheme="minorHAnsi"/>
+          <w:sz w:val="25"/>
+          <w:szCs w:val="25"/>
+        </w:rPr>
+        <w:t>Vandams</w:t>
+      </w:r>
+      <w:proofErr w:type="spellEnd"/>
+      <w:r>
+        <w:rPr>
+          <w:rFonts w:cstheme="minorHAnsi"/>
+          <w:sz w:val="25"/>
+          <w:szCs w:val="25"/>
+        </w:rPr>
+        <w:t xml:space="preserve"> are only divided by peninsulas. </w:t>
       </w:r>
       <w:r>
         <w:rPr>
@@ -6846,7 +6904,7 @@
         </w:rPr>
         <w:t xml:space="preserve"> the Mackinac Bridge (“</w:t>
       </w:r>
-      <w:hyperlink r:id="rId26" w:history="1">
+      <w:hyperlink r:id="rId25" w:history="1">
         <w:r>
           <w:rPr>
             <w:rStyle w:val="Hyperlink"/>
@@ -6855,7 +6913,29 @@
             <w:szCs w:val="25"/>
             <w:u w:val="none"/>
           </w:rPr>
-          <w:t>North South East West</w:t>
+          <w:t xml:space="preserve">North </w:t>
+        </w:r>
+        <w:proofErr w:type="gramStart"/>
+        <w:r>
+          <w:rPr>
+            <w:rStyle w:val="Hyperlink"/>
+            <w:rFonts w:cstheme="minorHAnsi"/>
+            <w:sz w:val="25"/>
+            <w:szCs w:val="25"/>
+            <w:u w:val="none"/>
+          </w:rPr>
+          <w:t>South East</w:t>
+        </w:r>
+        <w:proofErr w:type="gramEnd"/>
+        <w:r>
+          <w:rPr>
+            <w:rStyle w:val="Hyperlink"/>
+            <w:rFonts w:cstheme="minorHAnsi"/>
+            <w:sz w:val="25"/>
+            <w:szCs w:val="25"/>
+            <w:u w:val="none"/>
+          </w:rPr>
+          <w:t xml:space="preserve"> West</w:t>
         </w:r>
       </w:hyperlink>
       <w:r>
@@ -6914,7 +6994,7 @@
         </w:rPr>
         <w:t>“</w:t>
       </w:r>
-      <w:hyperlink r:id="rId27" w:history="1">
+      <w:hyperlink r:id="rId26" w:history="1">
         <w:r>
           <w:rPr>
             <w:rStyle w:val="Hyperlink"/>
@@ -6955,7 +7035,7 @@
         </w:rPr>
         <w:t>They drive up to find him. She offers the broken stone as a truce, but he tosses it into the water (“</w:t>
       </w:r>
-      <w:hyperlink r:id="rId28" w:history="1">
+      <w:hyperlink r:id="rId27" w:history="1">
         <w:r>
           <w:rPr>
             <w:rStyle w:val="Hyperlink"/>
@@ -7023,7 +7103,7 @@
         </w:rPr>
         <w:t xml:space="preserve"> (“</w:t>
       </w:r>
-      <w:hyperlink r:id="rId29" w:history="1">
+      <w:hyperlink r:id="rId28" w:history="1">
         <w:r>
           <w:rPr>
             <w:rStyle w:val="Hyperlink"/>
@@ -7188,7 +7268,25 @@
           <w:sz w:val="25"/>
           <w:szCs w:val="25"/>
         </w:rPr>
-        <w:t xml:space="preserve">. The Vandams return with </w:t>
+        <w:t xml:space="preserve">. The </w:t>
+      </w:r>
+      <w:proofErr w:type="spellStart"/>
+      <w:r>
+        <w:rPr>
+          <w:rFonts w:cstheme="minorHAnsi"/>
+          <w:sz w:val="25"/>
+          <w:szCs w:val="25"/>
+        </w:rPr>
+        <w:t>Vandams</w:t>
+      </w:r>
+      <w:proofErr w:type="spellEnd"/>
+      <w:r>
+        <w:rPr>
+          <w:rFonts w:cstheme="minorHAnsi"/>
+          <w:sz w:val="25"/>
+          <w:szCs w:val="25"/>
+        </w:rPr>
+        <w:t xml:space="preserve"> return with </w:t>
       </w:r>
       <w:r>
         <w:rPr>
@@ -7414,7 +7512,7 @@
         </w:rPr>
         <w:t>(“</w:t>
       </w:r>
-      <w:hyperlink r:id="rId30" w:history="1">
+      <w:hyperlink r:id="rId29" w:history="1">
         <w:r>
           <w:rPr>
             <w:rStyle w:val="Hyperlink"/>
@@ -7513,7 +7611,25 @@
           <w:sz w:val="25"/>
           <w:szCs w:val="25"/>
         </w:rPr>
-        <w:t>ridge. In unison, the Vandams and Amanda cross</w:t>
+        <w:t xml:space="preserve">ridge. In unison, the </w:t>
+      </w:r>
+      <w:proofErr w:type="spellStart"/>
+      <w:r>
+        <w:rPr>
+          <w:rFonts w:cstheme="minorHAnsi"/>
+          <w:sz w:val="25"/>
+          <w:szCs w:val="25"/>
+        </w:rPr>
+        <w:t>Vandams</w:t>
+      </w:r>
+      <w:proofErr w:type="spellEnd"/>
+      <w:r>
+        <w:rPr>
+          <w:rFonts w:cstheme="minorHAnsi"/>
+          <w:sz w:val="25"/>
+          <w:szCs w:val="25"/>
+        </w:rPr>
+        <w:t xml:space="preserve"> and Amanda cross</w:t>
       </w:r>
       <w:r>
         <w:rPr>
@@ -7603,7 +7719,7 @@
         </w:rPr>
         <w:t xml:space="preserve"> (“</w:t>
       </w:r>
-      <w:hyperlink r:id="rId31" w:history="1">
+      <w:hyperlink r:id="rId30" w:history="1">
         <w:r>
           <w:rPr>
             <w:rStyle w:val="Hyperlink"/>
@@ -7844,7 +7960,7 @@
         </w:rPr>
         <w:t xml:space="preserve"> the Vandam family resembles the state’s best (“</w:t>
       </w:r>
-      <w:hyperlink r:id="rId32" w:history="1">
+      <w:hyperlink r:id="rId31" w:history="1">
         <w:r>
           <w:rPr>
             <w:rStyle w:val="Hyperlink"/>
@@ -8057,23 +8173,7 @@
           <w:sz w:val="28"/>
           <w:szCs w:val="28"/>
         </w:rPr>
-        <w:t xml:space="preserve">and the goofiest </w:t>
-      </w:r>
-      <w:r>
-        <w:rPr>
-          <w:rFonts w:cstheme="minorHAnsi"/>
-          <w:sz w:val="28"/>
-          <w:szCs w:val="28"/>
-        </w:rPr>
-        <w:t xml:space="preserve">of Willy and Milly’s </w:t>
-      </w:r>
-      <w:r>
-        <w:rPr>
-          <w:rFonts w:cstheme="minorHAnsi"/>
-          <w:sz w:val="28"/>
-          <w:szCs w:val="28"/>
-        </w:rPr>
-        <w:t>grandkids</w:t>
+        <w:t>who loves wearing patterns</w:t>
       </w:r>
       <w:r>
         <w:rPr>
@@ -8888,10 +8988,10 @@
           <w:szCs w:val="28"/>
         </w:rPr>
         <w:drawing>
-          <wp:anchor distT="0" distB="0" distL="114300" distR="114300" simplePos="0" relativeHeight="251659264" behindDoc="1" locked="0" layoutInCell="1" allowOverlap="1" wp14:anchorId="1B770020" wp14:editId="7AB67075">
+          <wp:anchor distT="0" distB="0" distL="114300" distR="114300" simplePos="0" relativeHeight="251659264" behindDoc="1" locked="0" layoutInCell="1" allowOverlap="1" wp14:anchorId="1B770020" wp14:editId="1D7E9FCF">
             <wp:simplePos x="0" y="0"/>
             <wp:positionH relativeFrom="column">
-              <wp:posOffset>2505339</wp:posOffset>
+              <wp:posOffset>1756039</wp:posOffset>
             </wp:positionH>
             <wp:positionV relativeFrom="paragraph">
               <wp:posOffset>187325</wp:posOffset>
@@ -8913,7 +9013,7 @@
                     </pic:cNvPicPr>
                   </pic:nvPicPr>
                   <pic:blipFill>
-                    <a:blip r:embed="rId33" cstate="print">
+                    <a:blip r:embed="rId32" cstate="print">
                       <a:extLst>
                         <a:ext uri="{28A0092B-C50C-407E-A947-70E740481C1C}">
                           <a14:useLocalDpi xmlns:a14="http://schemas.microsoft.com/office/drawing/2010/main" val="0"/>
@@ -8984,23 +9084,31 @@
           <w:sz w:val="28"/>
           <w:szCs w:val="28"/>
         </w:rPr>
-        <w:t>n and the brightest of</w:t>
-      </w:r>
-      <w:r>
-        <w:rPr>
-          <w:rFonts w:cstheme="minorHAnsi"/>
-          <w:sz w:val="28"/>
-          <w:szCs w:val="28"/>
-        </w:rPr>
-        <w:t xml:space="preserve"> Willy and Milly</w:t>
-      </w:r>
-      <w:r>
-        <w:rPr>
-          <w:rFonts w:cstheme="minorHAnsi"/>
-          <w:sz w:val="28"/>
-          <w:szCs w:val="28"/>
-        </w:rPr>
-        <w:t>’s</w:t>
+        <w:t xml:space="preserve">n </w:t>
+      </w:r>
+      <w:r>
+        <w:rPr>
+          <w:rFonts w:cstheme="minorHAnsi"/>
+          <w:sz w:val="28"/>
+          <w:szCs w:val="28"/>
+        </w:rPr>
+        <w:t>who likes wearing solid colors</w:t>
+      </w:r>
+      <w:r>
+        <w:rPr>
+          <w:rFonts w:cstheme="minorHAnsi"/>
+          <w:sz w:val="28"/>
+          <w:szCs w:val="28"/>
+        </w:rPr>
+        <w:t>,</w:t>
+      </w:r>
+      <w:r>
+        <w:rPr>
+          <w:rFonts w:cstheme="minorHAnsi"/>
+          <w:sz w:val="28"/>
+          <w:szCs w:val="28"/>
+        </w:rPr>
+        <w:t xml:space="preserve"> yet</w:t>
       </w:r>
       <w:r>
         <w:rPr>
@@ -9016,38 +9124,6 @@
           <w:sz w:val="28"/>
           <w:szCs w:val="28"/>
         </w:rPr>
-        <w:t>grandkid</w:t>
-      </w:r>
-      <w:r>
-        <w:rPr>
-          <w:rFonts w:cstheme="minorHAnsi"/>
-          <w:sz w:val="28"/>
-          <w:szCs w:val="28"/>
-        </w:rPr>
-        <w:t>s,</w:t>
-      </w:r>
-      <w:r>
-        <w:rPr>
-          <w:rFonts w:cstheme="minorHAnsi"/>
-          <w:sz w:val="28"/>
-          <w:szCs w:val="28"/>
-        </w:rPr>
-        <w:t xml:space="preserve"> yet</w:t>
-      </w:r>
-      <w:r>
-        <w:rPr>
-          <w:rFonts w:cstheme="minorHAnsi"/>
-          <w:sz w:val="28"/>
-          <w:szCs w:val="28"/>
-        </w:rPr>
-        <w:t xml:space="preserve"> </w:t>
-      </w:r>
-      <w:r>
-        <w:rPr>
-          <w:rFonts w:cstheme="minorHAnsi"/>
-          <w:sz w:val="28"/>
-          <w:szCs w:val="28"/>
-        </w:rPr>
         <w:t xml:space="preserve">she </w:t>
       </w:r>
       <w:r>
@@ -9056,7 +9132,25 @@
           <w:sz w:val="28"/>
           <w:szCs w:val="28"/>
         </w:rPr>
-        <w:t xml:space="preserve">is trollface personified. She hopes to beat cousin Petoskey in their annual </w:t>
+        <w:t xml:space="preserve">is trollface personified. She hopes to beat </w:t>
+      </w:r>
+      <w:proofErr w:type="gramStart"/>
+      <w:r>
+        <w:rPr>
+          <w:rFonts w:cstheme="minorHAnsi"/>
+          <w:sz w:val="28"/>
+          <w:szCs w:val="28"/>
+        </w:rPr>
+        <w:t>cousin</w:t>
+      </w:r>
+      <w:proofErr w:type="gramEnd"/>
+      <w:r>
+        <w:rPr>
+          <w:rFonts w:cstheme="minorHAnsi"/>
+          <w:sz w:val="28"/>
+          <w:szCs w:val="28"/>
+        </w:rPr>
+        <w:t xml:space="preserve"> Petoskey in their annual </w:t>
       </w:r>
       <w:r>
         <w:rPr>
@@ -10454,8 +10548,18 @@
           <w:sz w:val="28"/>
           <w:szCs w:val="28"/>
         </w:rPr>
-        <w:t>BANH MIchigan</w:t>
-      </w:r>
+        <w:t xml:space="preserve">BANH </w:t>
+      </w:r>
+      <w:proofErr w:type="spellStart"/>
+      <w:r>
+        <w:rPr>
+          <w:rFonts w:cstheme="minorHAnsi"/>
+          <w:sz w:val="28"/>
+          <w:szCs w:val="28"/>
+        </w:rPr>
+        <w:t>MIchigan</w:t>
+      </w:r>
+      <w:proofErr w:type="spellEnd"/>
       <w:r>
         <w:rPr>
           <w:rFonts w:cstheme="minorHAnsi"/>
@@ -10984,7 +11088,25 @@
           <w:sz w:val="28"/>
           <w:szCs w:val="28"/>
         </w:rPr>
-        <w:t>, anyone who speaks in “ope.”</w:t>
+        <w:t>, anyone who speaks in “</w:t>
+      </w:r>
+      <w:proofErr w:type="spellStart"/>
+      <w:r>
+        <w:rPr>
+          <w:rFonts w:cstheme="minorHAnsi"/>
+          <w:sz w:val="28"/>
+          <w:szCs w:val="28"/>
+        </w:rPr>
+        <w:t>ope</w:t>
+      </w:r>
+      <w:proofErr w:type="spellEnd"/>
+      <w:r>
+        <w:rPr>
+          <w:rFonts w:cstheme="minorHAnsi"/>
+          <w:sz w:val="28"/>
+          <w:szCs w:val="28"/>
+        </w:rPr>
+        <w:t>.”</w:t>
       </w:r>
     </w:p>
     <w:p>
@@ -11146,7 +11268,7 @@
         </w:rPr>
         <w:t xml:space="preserve">1. </w:t>
       </w:r>
-      <w:hyperlink r:id="rId34" w:history="1">
+      <w:hyperlink r:id="rId33" w:history="1">
         <w:r>
           <w:rPr>
             <w:rStyle w:val="Hyperlink"/>
@@ -11183,7 +11305,7 @@
         <w:br/>
         <w:t xml:space="preserve">2. </w:t>
       </w:r>
-      <w:hyperlink r:id="rId35" w:history="1">
+      <w:hyperlink r:id="rId34" w:history="1">
         <w:r>
           <w:rPr>
             <w:rStyle w:val="Hyperlink"/>
@@ -11202,6 +11324,7 @@
         </w:rPr>
         <w:t xml:space="preserve"> </w:t>
       </w:r>
+      <w:proofErr w:type="spellStart"/>
       <w:r>
         <w:rPr>
           <w:rFonts w:cstheme="minorHAnsi"/>
@@ -11211,6 +11334,7 @@
         </w:rPr>
         <w:t>Vandams</w:t>
       </w:r>
+      <w:proofErr w:type="spellEnd"/>
       <w:r>
         <w:rPr>
           <w:rFonts w:cstheme="minorHAnsi"/>
@@ -11228,7 +11352,7 @@
         </w:rPr>
         <w:t xml:space="preserve">3. </w:t>
       </w:r>
-      <w:hyperlink r:id="rId36" w:history="1">
+      <w:hyperlink r:id="rId35" w:history="1">
         <w:r>
           <w:rPr>
             <w:rStyle w:val="Hyperlink"/>
@@ -11274,7 +11398,7 @@
         <w:br/>
         <w:t xml:space="preserve">4. </w:t>
       </w:r>
-      <w:hyperlink r:id="rId37" w:history="1">
+      <w:hyperlink r:id="rId36" w:history="1">
         <w:r>
           <w:rPr>
             <w:rStyle w:val="Hyperlink"/>
@@ -11361,7 +11485,7 @@
         </w:rPr>
         <w:t xml:space="preserve"> </w:t>
       </w:r>
-      <w:hyperlink r:id="rId38" w:history="1">
+      <w:hyperlink r:id="rId37" w:history="1">
         <w:r>
           <w:rPr>
             <w:rStyle w:val="Hyperlink"/>
@@ -11452,7 +11576,7 @@
         <w:br/>
         <w:t xml:space="preserve">6. </w:t>
       </w:r>
-      <w:hyperlink r:id="rId39" w:history="1">
+      <w:hyperlink r:id="rId38" w:history="1">
         <w:r>
           <w:rPr>
             <w:rStyle w:val="Hyperlink"/>
@@ -11506,7 +11630,7 @@
         </w:rPr>
         <w:t xml:space="preserve">7. </w:t>
       </w:r>
-      <w:hyperlink r:id="rId40" w:history="1">
+      <w:hyperlink r:id="rId39" w:history="1">
         <w:r>
           <w:rPr>
             <w:rStyle w:val="Hyperlink"/>
@@ -11532,7 +11656,27 @@
           <w:szCs w:val="28"/>
           <w:vertAlign w:val="subscript"/>
         </w:rPr>
-        <w:t>Lulu, Vandams, Deer</w:t>
+        <w:t xml:space="preserve">Lulu, </w:t>
+      </w:r>
+      <w:proofErr w:type="spellStart"/>
+      <w:r>
+        <w:rPr>
+          <w:rFonts w:cstheme="minorHAnsi"/>
+          <w:sz w:val="28"/>
+          <w:szCs w:val="28"/>
+          <w:vertAlign w:val="subscript"/>
+        </w:rPr>
+        <w:t>Vandams</w:t>
+      </w:r>
+      <w:proofErr w:type="spellEnd"/>
+      <w:r>
+        <w:rPr>
+          <w:rFonts w:cstheme="minorHAnsi"/>
+          <w:sz w:val="28"/>
+          <w:szCs w:val="28"/>
+          <w:vertAlign w:val="subscript"/>
+        </w:rPr>
+        <w:t>, Deer</w:t>
       </w:r>
       <w:r>
         <w:rPr>
@@ -11558,7 +11702,7 @@
         </w:rPr>
         <w:t xml:space="preserve">. </w:t>
       </w:r>
-      <w:hyperlink r:id="rId41" w:history="1">
+      <w:hyperlink r:id="rId40" w:history="1">
         <w:r>
           <w:rPr>
             <w:rStyle w:val="Hyperlink"/>
@@ -11595,6 +11739,7 @@
         </w:rPr>
         <w:t xml:space="preserve">, </w:t>
       </w:r>
+      <w:proofErr w:type="spellStart"/>
       <w:r>
         <w:rPr>
           <w:rFonts w:cstheme="minorHAnsi"/>
@@ -11604,6 +11749,7 @@
         </w:rPr>
         <w:t>Vandams</w:t>
       </w:r>
+      <w:proofErr w:type="spellEnd"/>
       <w:r>
         <w:rPr>
           <w:rFonts w:cstheme="minorHAnsi"/>
@@ -11629,7 +11775,7 @@
         </w:rPr>
         <w:t xml:space="preserve">. </w:t>
       </w:r>
-      <w:hyperlink r:id="rId42" w:history="1">
+      <w:hyperlink r:id="rId41" w:history="1">
         <w:r>
           <w:rPr>
             <w:rStyle w:val="Hyperlink"/>
@@ -11699,7 +11845,7 @@
         </w:rPr>
         <w:t xml:space="preserve">. </w:t>
       </w:r>
-      <w:hyperlink r:id="rId43" w:history="1">
+      <w:hyperlink r:id="rId42" w:history="1">
         <w:r>
           <w:rPr>
             <w:rStyle w:val="Hyperlink"/>
@@ -11752,7 +11898,7 @@
         </w:rPr>
         <w:t xml:space="preserve">. </w:t>
       </w:r>
-      <w:hyperlink r:id="rId44" w:history="1">
+      <w:hyperlink r:id="rId43" w:history="1">
         <w:r>
           <w:rPr>
             <w:rStyle w:val="Hyperlink"/>
@@ -11823,7 +11969,8 @@
         </w:rPr>
         <w:t xml:space="preserve">. </w:t>
       </w:r>
-      <w:hyperlink r:id="rId45" w:history="1">
+      <w:hyperlink r:id="rId44" w:history="1">
+        <w:proofErr w:type="spellStart"/>
         <w:r>
           <w:rPr>
             <w:rStyle w:val="Hyperlink"/>
@@ -11833,6 +11980,7 @@
           </w:rPr>
           <w:t>Gichigamiin</w:t>
         </w:r>
+        <w:proofErr w:type="spellEnd"/>
         <w:r>
           <w:rPr>
             <w:rStyle w:val="Hyperlink"/>
@@ -11904,7 +12052,7 @@
         </w:rPr>
         <w:t xml:space="preserve">13. </w:t>
       </w:r>
-      <w:hyperlink r:id="rId46" w:history="1">
+      <w:hyperlink r:id="rId45" w:history="1">
         <w:r>
           <w:rPr>
             <w:rStyle w:val="Hyperlink"/>
@@ -11957,7 +12105,7 @@
         </w:rPr>
         <w:t xml:space="preserve">. </w:t>
       </w:r>
-      <w:hyperlink r:id="rId47" w:history="1">
+      <w:hyperlink r:id="rId46" w:history="1">
         <w:r>
           <w:rPr>
             <w:rStyle w:val="Hyperlink"/>
@@ -11976,6 +12124,7 @@
         </w:rPr>
         <w:t xml:space="preserve"> </w:t>
       </w:r>
+      <w:proofErr w:type="spellStart"/>
       <w:r>
         <w:rPr>
           <w:rFonts w:cstheme="minorHAnsi"/>
@@ -11985,6 +12134,7 @@
         </w:rPr>
         <w:t>Vandams</w:t>
       </w:r>
+      <w:proofErr w:type="spellEnd"/>
       <w:r>
         <w:rPr>
           <w:rFonts w:cstheme="minorHAnsi"/>
@@ -12010,7 +12160,7 @@
         </w:rPr>
         <w:t xml:space="preserve">. </w:t>
       </w:r>
-      <w:hyperlink r:id="rId48" w:history="1">
+      <w:hyperlink r:id="rId47" w:history="1">
         <w:r>
           <w:rPr>
             <w:rStyle w:val="Hyperlink"/>
@@ -12029,6 +12179,7 @@
         </w:rPr>
         <w:t xml:space="preserve"> </w:t>
       </w:r>
+      <w:proofErr w:type="spellStart"/>
       <w:r>
         <w:rPr>
           <w:rFonts w:cstheme="minorHAnsi"/>
@@ -12038,6 +12189,7 @@
         </w:rPr>
         <w:t>Vandams</w:t>
       </w:r>
+      <w:proofErr w:type="spellEnd"/>
       <w:r>
         <w:rPr>
           <w:rFonts w:cstheme="minorHAnsi"/>
@@ -12115,7 +12267,7 @@
         </w:rPr>
         <w:t xml:space="preserve">. </w:t>
       </w:r>
-      <w:hyperlink r:id="rId49" w:history="1">
+      <w:hyperlink r:id="rId48" w:history="1">
         <w:r>
           <w:rPr>
             <w:rStyle w:val="Hyperlink"/>
@@ -12167,7 +12319,7 @@
         </w:rPr>
         <w:t xml:space="preserve">. </w:t>
       </w:r>
-      <w:hyperlink r:id="rId50" w:history="1">
+      <w:hyperlink r:id="rId49" w:history="1">
         <w:r>
           <w:rPr>
             <w:rStyle w:val="Hyperlink"/>
@@ -12211,8 +12363,19 @@
           <w:szCs w:val="28"/>
           <w:vertAlign w:val="subscript"/>
         </w:rPr>
-        <w:t>, Vandams</w:t>
-      </w:r>
+        <w:t xml:space="preserve">, </w:t>
+      </w:r>
+      <w:proofErr w:type="spellStart"/>
+      <w:r>
+        <w:rPr>
+          <w:rFonts w:cstheme="minorHAnsi"/>
+          <w:sz w:val="28"/>
+          <w:szCs w:val="28"/>
+          <w:vertAlign w:val="subscript"/>
+        </w:rPr>
+        <w:t>Vandams</w:t>
+      </w:r>
+      <w:proofErr w:type="spellEnd"/>
       <w:r>
         <w:rPr>
           <w:rFonts w:cstheme="minorHAnsi"/>
@@ -12237,7 +12400,7 @@
         </w:rPr>
         <w:t xml:space="preserve">. </w:t>
       </w:r>
-      <w:hyperlink r:id="rId51" w:history="1">
+      <w:hyperlink r:id="rId50" w:history="1">
         <w:r>
           <w:rPr>
             <w:rStyle w:val="Hyperlink"/>
@@ -12245,7 +12408,27 @@
             <w:sz w:val="28"/>
             <w:szCs w:val="28"/>
           </w:rPr>
-          <w:t xml:space="preserve">North South East </w:t>
+          <w:t xml:space="preserve">North </w:t>
+        </w:r>
+        <w:proofErr w:type="gramStart"/>
+        <w:r>
+          <w:rPr>
+            <w:rStyle w:val="Hyperlink"/>
+            <w:rFonts w:cstheme="minorHAnsi"/>
+            <w:sz w:val="28"/>
+            <w:szCs w:val="28"/>
+          </w:rPr>
+          <w:t>South East</w:t>
+        </w:r>
+        <w:proofErr w:type="gramEnd"/>
+        <w:r>
+          <w:rPr>
+            <w:rStyle w:val="Hyperlink"/>
+            <w:rFonts w:cstheme="minorHAnsi"/>
+            <w:sz w:val="28"/>
+            <w:szCs w:val="28"/>
+          </w:rPr>
+          <w:t xml:space="preserve"> </w:t>
         </w:r>
         <w:r>
           <w:rPr>
@@ -12317,7 +12500,7 @@
         </w:rPr>
         <w:t xml:space="preserve">. </w:t>
       </w:r>
-      <w:hyperlink r:id="rId52" w:history="1">
+      <w:hyperlink r:id="rId51" w:history="1">
         <w:r>
           <w:rPr>
             <w:rStyle w:val="Hyperlink"/>
@@ -12397,7 +12580,7 @@
         </w:rPr>
         <w:t xml:space="preserve">. </w:t>
       </w:r>
-      <w:hyperlink r:id="rId53" w:history="1">
+      <w:hyperlink r:id="rId52" w:history="1">
         <w:r>
           <w:rPr>
             <w:rStyle w:val="Hyperlink"/>
@@ -12459,7 +12642,8 @@
         </w:rPr>
         <w:t xml:space="preserve">. </w:t>
       </w:r>
-      <w:hyperlink r:id="rId54" w:history="1">
+      <w:hyperlink r:id="rId53" w:history="1">
+        <w:proofErr w:type="gramStart"/>
         <w:r>
           <w:rPr>
             <w:rStyle w:val="Hyperlink"/>
@@ -12478,6 +12662,7 @@
           </w:rPr>
           <w:t>’s</w:t>
         </w:r>
+        <w:proofErr w:type="gramEnd"/>
         <w:r>
           <w:rPr>
             <w:rStyle w:val="Hyperlink"/>
@@ -12566,7 +12751,7 @@
         </w:rPr>
         <w:t xml:space="preserve">. </w:t>
       </w:r>
-      <w:hyperlink r:id="rId55" w:history="1">
+      <w:hyperlink r:id="rId54" w:history="1">
         <w:r>
           <w:rPr>
             <w:rStyle w:val="Hyperlink"/>
@@ -12601,8 +12786,9 @@
           <w:szCs w:val="28"/>
           <w:vertAlign w:val="subscript"/>
         </w:rPr>
-        <w:t xml:space="preserve">, Vandams, </w:t>
-      </w:r>
+        <w:t xml:space="preserve">, </w:t>
+      </w:r>
+      <w:proofErr w:type="spellStart"/>
       <w:r>
         <w:rPr>
           <w:rFonts w:cstheme="minorHAnsi"/>
@@ -12610,6 +12796,25 @@
           <w:szCs w:val="28"/>
           <w:vertAlign w:val="subscript"/>
         </w:rPr>
+        <w:t>Vandams</w:t>
+      </w:r>
+      <w:proofErr w:type="spellEnd"/>
+      <w:r>
+        <w:rPr>
+          <w:rFonts w:cstheme="minorHAnsi"/>
+          <w:sz w:val="28"/>
+          <w:szCs w:val="28"/>
+          <w:vertAlign w:val="subscript"/>
+        </w:rPr>
+        <w:t xml:space="preserve">, </w:t>
+      </w:r>
+      <w:r>
+        <w:rPr>
+          <w:rFonts w:cstheme="minorHAnsi"/>
+          <w:sz w:val="28"/>
+          <w:szCs w:val="28"/>
+          <w:vertAlign w:val="subscript"/>
+        </w:rPr>
         <w:t>Michiganders</w:t>
       </w:r>
       <w:r>
@@ -12637,7 +12842,7 @@
         </w:rPr>
         <w:t xml:space="preserve">. </w:t>
       </w:r>
-      <w:hyperlink r:id="rId56" w:history="1">
+      <w:hyperlink r:id="rId55" w:history="1">
         <w:r>
           <w:rPr>
             <w:rStyle w:val="Hyperlink"/>
@@ -12699,7 +12904,7 @@
         </w:rPr>
         <w:t xml:space="preserve">. </w:t>
       </w:r>
-      <w:hyperlink r:id="rId57" w:history="1">
+      <w:hyperlink r:id="rId56" w:history="1">
         <w:r>
           <w:rPr>
             <w:rStyle w:val="Hyperlink"/>
@@ -12779,7 +12984,7 @@
                 <w:szCs w:val="2"/>
               </w:rPr>
             </w:pPr>
-            <w:hyperlink r:id="rId58" w:history="1">
+            <w:hyperlink r:id="rId57" w:history="1">
               <w:r>
                 <w:rPr>
                   <w:rStyle w:val="Hyperlink"/>
@@ -12820,7 +13025,7 @@
                 <w:szCs w:val="32"/>
               </w:rPr>
             </w:pPr>
-            <w:hyperlink r:id="rId59" w:history="1">
+            <w:hyperlink r:id="rId58" w:history="1">
               <w:r>
                 <w:rPr>
                   <w:rStyle w:val="Hyperlink"/>
@@ -12849,7 +13054,7 @@
                 <w:szCs w:val="32"/>
               </w:rPr>
             </w:pPr>
-            <w:hyperlink r:id="rId60" w:history="1">
+            <w:hyperlink r:id="rId59" w:history="1">
               <w:r>
                 <w:rPr>
                   <w:rStyle w:val="Hyperlink"/>
@@ -12878,7 +13083,7 @@
                 <w:szCs w:val="32"/>
               </w:rPr>
             </w:pPr>
-            <w:hyperlink r:id="rId61" w:history="1">
+            <w:hyperlink r:id="rId60" w:history="1">
               <w:r>
                 <w:rPr>
                   <w:rStyle w:val="Hyperlink"/>
@@ -13001,7 +13206,7 @@
                 <w:szCs w:val="32"/>
               </w:rPr>
             </w:pPr>
-            <w:hyperlink r:id="rId62" w:history="1">
+            <w:hyperlink r:id="rId61" w:history="1">
               <w:r>
                 <w:rPr>
                   <w:rStyle w:val="Hyperlink"/>
@@ -13030,7 +13235,7 @@
                 <w:szCs w:val="32"/>
               </w:rPr>
             </w:pPr>
-            <w:hyperlink r:id="rId63" w:history="1">
+            <w:hyperlink r:id="rId62" w:history="1">
               <w:r>
                 <w:rPr>
                   <w:rStyle w:val="Hyperlink"/>
@@ -13059,7 +13264,7 @@
                 <w:szCs w:val="32"/>
               </w:rPr>
             </w:pPr>
-            <w:hyperlink r:id="rId64" w:history="1">
+            <w:hyperlink r:id="rId63" w:history="1">
               <w:r>
                 <w:rPr>
                   <w:rStyle w:val="Hyperlink"/>
@@ -13186,12 +13391,12 @@
       </w:pPr>
     </w:p>
     <w:sectPr>
-      <w:headerReference w:type="even" r:id="rId65"/>
-      <w:headerReference w:type="default" r:id="rId66"/>
-      <w:footerReference w:type="even" r:id="rId67"/>
-      <w:footerReference w:type="default" r:id="rId68"/>
-      <w:headerReference w:type="first" r:id="rId69"/>
-      <w:footerReference w:type="first" r:id="rId70"/>
+      <w:headerReference w:type="even" r:id="rId64"/>
+      <w:headerReference w:type="default" r:id="rId65"/>
+      <w:footerReference w:type="even" r:id="rId66"/>
+      <w:footerReference w:type="default" r:id="rId67"/>
+      <w:headerReference w:type="first" r:id="rId68"/>
+      <w:footerReference w:type="first" r:id="rId69"/>
       <w:pgSz w:w="12240" w:h="15840"/>
       <w:pgMar w:top="1440" w:right="1440" w:bottom="1440" w:left="1440" w:header="720" w:footer="720" w:gutter="0"/>
       <w:pgNumType w:fmt="lowerRoman"/>

--- a/about/michigan-bible.docx
+++ b/about/michigan-bible.docx
@@ -2971,18 +2971,8 @@
           <w:sz w:val="32"/>
           <w:szCs w:val="32"/>
         </w:rPr>
-        <w:t xml:space="preserve">Banh </w:t>
-      </w:r>
-      <w:proofErr w:type="spellStart"/>
-      <w:r>
-        <w:rPr>
-          <w:rFonts w:cstheme="minorHAnsi"/>
-          <w:sz w:val="32"/>
-          <w:szCs w:val="32"/>
-        </w:rPr>
-        <w:t>MIchigan</w:t>
-      </w:r>
-      <w:proofErr w:type="spellEnd"/>
+        <w:t>Banh MIchigan</w:t>
+      </w:r>
       <w:r>
         <w:rPr>
           <w:rFonts w:cstheme="minorHAnsi"/>
@@ -3383,6 +3373,14 @@
           <w:szCs w:val="25"/>
         </w:rPr>
         <w:t>fight a data center to save their grandparents’ lake house</w:t>
+      </w:r>
+      <w:r>
+        <w:rPr>
+          <w:rFonts w:cstheme="minorHAnsi"/>
+          <w:sz w:val="25"/>
+          <w:szCs w:val="25"/>
+        </w:rPr>
+        <w:t xml:space="preserve"> and world</w:t>
       </w:r>
       <w:r>
         <w:rPr>
@@ -3668,25 +3666,7 @@
           <w:sz w:val="25"/>
           <w:szCs w:val="25"/>
         </w:rPr>
-        <w:t xml:space="preserve"> </w:t>
-      </w:r>
-      <w:proofErr w:type="spellStart"/>
-      <w:r>
-        <w:rPr>
-          <w:rFonts w:cstheme="minorHAnsi"/>
-          <w:sz w:val="25"/>
-          <w:szCs w:val="25"/>
-        </w:rPr>
-        <w:t>MIchigan</w:t>
-      </w:r>
-      <w:proofErr w:type="spellEnd"/>
-      <w:r>
-        <w:rPr>
-          <w:rFonts w:cstheme="minorHAnsi"/>
-          <w:sz w:val="25"/>
-          <w:szCs w:val="25"/>
-        </w:rPr>
-        <w:t xml:space="preserve">. On a swim, </w:t>
+        <w:t xml:space="preserve"> MIchigan. On a swim, </w:t>
       </w:r>
       <w:r>
         <w:rPr>
@@ -6065,30 +6045,18 @@
         </w:rPr>
         <w:t xml:space="preserve"> on the shore (“</w:t>
       </w:r>
-      <w:proofErr w:type="spellStart"/>
-      <w:r>
-        <w:fldChar w:fldCharType="begin"/>
-      </w:r>
-      <w:r>
-        <w:instrText>HYPERLINK "https://www.michiganmusical.com/music/12-gichigamiin/"</w:instrText>
-      </w:r>
-      <w:r>
-        <w:fldChar w:fldCharType="separate"/>
-      </w:r>
-      <w:r>
-        <w:rPr>
-          <w:rStyle w:val="Hyperlink"/>
-          <w:rFonts w:cstheme="minorHAnsi"/>
-          <w:sz w:val="25"/>
-          <w:szCs w:val="25"/>
-          <w:u w:val="none"/>
-        </w:rPr>
-        <w:t>Gichigamiin</w:t>
-      </w:r>
-      <w:proofErr w:type="spellEnd"/>
-      <w:r>
-        <w:fldChar w:fldCharType="end"/>
-      </w:r>
+      <w:hyperlink r:id="rId20" w:history="1">
+        <w:r>
+          <w:rPr>
+            <w:rStyle w:val="Hyperlink"/>
+            <w:rFonts w:cstheme="minorHAnsi"/>
+            <w:sz w:val="25"/>
+            <w:szCs w:val="25"/>
+            <w:u w:val="none"/>
+          </w:rPr>
+          <w:t>Gichigamiin</w:t>
+        </w:r>
+      </w:hyperlink>
       <w:r>
         <w:rPr>
           <w:rFonts w:cstheme="minorHAnsi"/>
@@ -6206,7 +6174,7 @@
         </w:rPr>
         <w:t xml:space="preserve"> (“</w:t>
       </w:r>
-      <w:hyperlink r:id="rId20" w:history="1">
+      <w:hyperlink r:id="rId21" w:history="1">
         <w:r>
           <w:rPr>
             <w:rStyle w:val="Hyperlink"/>
@@ -6529,7 +6497,7 @@
         </w:rPr>
         <w:t>. The parade goes wrong as Petoskey beats up Lulu, disqualifying them for the first time (“</w:t>
       </w:r>
-      <w:hyperlink r:id="rId21" w:history="1">
+      <w:hyperlink r:id="rId22" w:history="1">
         <w:r>
           <w:rPr>
             <w:rStyle w:val="Hyperlink"/>
@@ -6581,7 +6549,7 @@
         </w:rPr>
         <w:t xml:space="preserve"> (“</w:t>
       </w:r>
-      <w:hyperlink r:id="rId22" w:history="1">
+      <w:hyperlink r:id="rId23" w:history="1">
         <w:r>
           <w:rPr>
             <w:rStyle w:val="Hyperlink"/>
@@ -6686,7 +6654,7 @@
         </w:rPr>
         <w:t xml:space="preserve"> (“</w:t>
       </w:r>
-      <w:hyperlink r:id="rId23" w:history="1">
+      <w:hyperlink r:id="rId24" w:history="1">
         <w:r>
           <w:rPr>
             <w:rStyle w:val="Hyperlink"/>
@@ -6794,7 +6762,7 @@
         </w:rPr>
         <w:t>(“</w:t>
       </w:r>
-      <w:hyperlink r:id="rId24" w:history="1">
+      <w:hyperlink r:id="rId25" w:history="1">
         <w:r>
           <w:rPr>
             <w:rStyle w:val="Hyperlink"/>
@@ -6852,25 +6820,7 @@
           <w:sz w:val="25"/>
           <w:szCs w:val="25"/>
         </w:rPr>
-        <w:t xml:space="preserve">. The </w:t>
-      </w:r>
-      <w:proofErr w:type="spellStart"/>
-      <w:r>
-        <w:rPr>
-          <w:rFonts w:cstheme="minorHAnsi"/>
-          <w:sz w:val="25"/>
-          <w:szCs w:val="25"/>
-        </w:rPr>
-        <w:t>Vandams</w:t>
-      </w:r>
-      <w:proofErr w:type="spellEnd"/>
-      <w:r>
-        <w:rPr>
-          <w:rFonts w:cstheme="minorHAnsi"/>
-          <w:sz w:val="25"/>
-          <w:szCs w:val="25"/>
-        </w:rPr>
-        <w:t xml:space="preserve"> are only divided by peninsulas. </w:t>
+        <w:t xml:space="preserve">. The Vandams are only divided by peninsulas. </w:t>
       </w:r>
       <w:r>
         <w:rPr>
@@ -6904,7 +6854,7 @@
         </w:rPr>
         <w:t xml:space="preserve"> the Mackinac Bridge (“</w:t>
       </w:r>
-      <w:hyperlink r:id="rId25" w:history="1">
+      <w:hyperlink r:id="rId26" w:history="1">
         <w:r>
           <w:rPr>
             <w:rStyle w:val="Hyperlink"/>
@@ -6913,29 +6863,7 @@
             <w:szCs w:val="25"/>
             <w:u w:val="none"/>
           </w:rPr>
-          <w:t xml:space="preserve">North </w:t>
-        </w:r>
-        <w:proofErr w:type="gramStart"/>
-        <w:r>
-          <w:rPr>
-            <w:rStyle w:val="Hyperlink"/>
-            <w:rFonts w:cstheme="minorHAnsi"/>
-            <w:sz w:val="25"/>
-            <w:szCs w:val="25"/>
-            <w:u w:val="none"/>
-          </w:rPr>
-          <w:t>South East</w:t>
-        </w:r>
-        <w:proofErr w:type="gramEnd"/>
-        <w:r>
-          <w:rPr>
-            <w:rStyle w:val="Hyperlink"/>
-            <w:rFonts w:cstheme="minorHAnsi"/>
-            <w:sz w:val="25"/>
-            <w:szCs w:val="25"/>
-            <w:u w:val="none"/>
-          </w:rPr>
-          <w:t xml:space="preserve"> West</w:t>
+          <w:t>North South East West</w:t>
         </w:r>
       </w:hyperlink>
       <w:r>
@@ -6994,7 +6922,7 @@
         </w:rPr>
         <w:t>“</w:t>
       </w:r>
-      <w:hyperlink r:id="rId26" w:history="1">
+      <w:hyperlink r:id="rId27" w:history="1">
         <w:r>
           <w:rPr>
             <w:rStyle w:val="Hyperlink"/>
@@ -7035,7 +6963,7 @@
         </w:rPr>
         <w:t>They drive up to find him. She offers the broken stone as a truce, but he tosses it into the water (“</w:t>
       </w:r>
-      <w:hyperlink r:id="rId27" w:history="1">
+      <w:hyperlink r:id="rId28" w:history="1">
         <w:r>
           <w:rPr>
             <w:rStyle w:val="Hyperlink"/>
@@ -7103,7 +7031,7 @@
         </w:rPr>
         <w:t xml:space="preserve"> (“</w:t>
       </w:r>
-      <w:hyperlink r:id="rId28" w:history="1">
+      <w:hyperlink r:id="rId29" w:history="1">
         <w:r>
           <w:rPr>
             <w:rStyle w:val="Hyperlink"/>
@@ -7268,25 +7196,7 @@
           <w:sz w:val="25"/>
           <w:szCs w:val="25"/>
         </w:rPr>
-        <w:t xml:space="preserve">. The </w:t>
-      </w:r>
-      <w:proofErr w:type="spellStart"/>
-      <w:r>
-        <w:rPr>
-          <w:rFonts w:cstheme="minorHAnsi"/>
-          <w:sz w:val="25"/>
-          <w:szCs w:val="25"/>
-        </w:rPr>
-        <w:t>Vandams</w:t>
-      </w:r>
-      <w:proofErr w:type="spellEnd"/>
-      <w:r>
-        <w:rPr>
-          <w:rFonts w:cstheme="minorHAnsi"/>
-          <w:sz w:val="25"/>
-          <w:szCs w:val="25"/>
-        </w:rPr>
-        <w:t xml:space="preserve"> return with </w:t>
+        <w:t xml:space="preserve">. The Vandams return with </w:t>
       </w:r>
       <w:r>
         <w:rPr>
@@ -7512,7 +7422,7 @@
         </w:rPr>
         <w:t>(“</w:t>
       </w:r>
-      <w:hyperlink r:id="rId29" w:history="1">
+      <w:hyperlink r:id="rId30" w:history="1">
         <w:r>
           <w:rPr>
             <w:rStyle w:val="Hyperlink"/>
@@ -7611,25 +7521,7 @@
           <w:sz w:val="25"/>
           <w:szCs w:val="25"/>
         </w:rPr>
-        <w:t xml:space="preserve">ridge. In unison, the </w:t>
-      </w:r>
-      <w:proofErr w:type="spellStart"/>
-      <w:r>
-        <w:rPr>
-          <w:rFonts w:cstheme="minorHAnsi"/>
-          <w:sz w:val="25"/>
-          <w:szCs w:val="25"/>
-        </w:rPr>
-        <w:t>Vandams</w:t>
-      </w:r>
-      <w:proofErr w:type="spellEnd"/>
-      <w:r>
-        <w:rPr>
-          <w:rFonts w:cstheme="minorHAnsi"/>
-          <w:sz w:val="25"/>
-          <w:szCs w:val="25"/>
-        </w:rPr>
-        <w:t xml:space="preserve"> and Amanda cross</w:t>
+        <w:t>ridge. In unison, the Vandams and Amanda cross</w:t>
       </w:r>
       <w:r>
         <w:rPr>
@@ -7719,7 +7611,7 @@
         </w:rPr>
         <w:t xml:space="preserve"> (“</w:t>
       </w:r>
-      <w:hyperlink r:id="rId30" w:history="1">
+      <w:hyperlink r:id="rId31" w:history="1">
         <w:r>
           <w:rPr>
             <w:rStyle w:val="Hyperlink"/>
@@ -7960,7 +7852,7 @@
         </w:rPr>
         <w:t xml:space="preserve"> the Vandam family resembles the state’s best (“</w:t>
       </w:r>
-      <w:hyperlink r:id="rId31" w:history="1">
+      <w:hyperlink r:id="rId32" w:history="1">
         <w:r>
           <w:rPr>
             <w:rStyle w:val="Hyperlink"/>
@@ -9013,7 +8905,7 @@
                     </pic:cNvPicPr>
                   </pic:nvPicPr>
                   <pic:blipFill>
-                    <a:blip r:embed="rId32" cstate="print">
+                    <a:blip r:embed="rId33" cstate="print">
                       <a:extLst>
                         <a:ext uri="{28A0092B-C50C-407E-A947-70E740481C1C}">
                           <a14:useLocalDpi xmlns:a14="http://schemas.microsoft.com/office/drawing/2010/main" val="0"/>
@@ -9092,7 +8984,23 @@
           <w:sz w:val="28"/>
           <w:szCs w:val="28"/>
         </w:rPr>
-        <w:t>who likes wearing solid colors</w:t>
+        <w:t xml:space="preserve">who </w:t>
+      </w:r>
+      <w:r>
+        <w:rPr>
+          <w:rFonts w:cstheme="minorHAnsi"/>
+          <w:sz w:val="28"/>
+          <w:szCs w:val="28"/>
+        </w:rPr>
+        <w:t>loves</w:t>
+      </w:r>
+      <w:r>
+        <w:rPr>
+          <w:rFonts w:cstheme="minorHAnsi"/>
+          <w:sz w:val="28"/>
+          <w:szCs w:val="28"/>
+        </w:rPr>
+        <w:t xml:space="preserve"> wearing solid colors</w:t>
       </w:r>
       <w:r>
         <w:rPr>
@@ -9132,25 +9040,7 @@
           <w:sz w:val="28"/>
           <w:szCs w:val="28"/>
         </w:rPr>
-        <w:t xml:space="preserve">is trollface personified. She hopes to beat </w:t>
-      </w:r>
-      <w:proofErr w:type="gramStart"/>
-      <w:r>
-        <w:rPr>
-          <w:rFonts w:cstheme="minorHAnsi"/>
-          <w:sz w:val="28"/>
-          <w:szCs w:val="28"/>
-        </w:rPr>
-        <w:t>cousin</w:t>
-      </w:r>
-      <w:proofErr w:type="gramEnd"/>
-      <w:r>
-        <w:rPr>
-          <w:rFonts w:cstheme="minorHAnsi"/>
-          <w:sz w:val="28"/>
-          <w:szCs w:val="28"/>
-        </w:rPr>
-        <w:t xml:space="preserve"> Petoskey in their annual </w:t>
+        <w:t xml:space="preserve">is trollface personified. She hopes to beat cousin Petoskey in their annual </w:t>
       </w:r>
       <w:r>
         <w:rPr>
@@ -10548,18 +10438,8 @@
           <w:sz w:val="28"/>
           <w:szCs w:val="28"/>
         </w:rPr>
-        <w:t xml:space="preserve">BANH </w:t>
-      </w:r>
-      <w:proofErr w:type="spellStart"/>
-      <w:r>
-        <w:rPr>
-          <w:rFonts w:cstheme="minorHAnsi"/>
-          <w:sz w:val="28"/>
-          <w:szCs w:val="28"/>
-        </w:rPr>
-        <w:t>MIchigan</w:t>
-      </w:r>
-      <w:proofErr w:type="spellEnd"/>
+        <w:t>BANH MIchigan</w:t>
+      </w:r>
       <w:r>
         <w:rPr>
           <w:rFonts w:cstheme="minorHAnsi"/>
@@ -11088,25 +10968,7 @@
           <w:sz w:val="28"/>
           <w:szCs w:val="28"/>
         </w:rPr>
-        <w:t>, anyone who speaks in “</w:t>
-      </w:r>
-      <w:proofErr w:type="spellStart"/>
-      <w:r>
-        <w:rPr>
-          <w:rFonts w:cstheme="minorHAnsi"/>
-          <w:sz w:val="28"/>
-          <w:szCs w:val="28"/>
-        </w:rPr>
-        <w:t>ope</w:t>
-      </w:r>
-      <w:proofErr w:type="spellEnd"/>
-      <w:r>
-        <w:rPr>
-          <w:rFonts w:cstheme="minorHAnsi"/>
-          <w:sz w:val="28"/>
-          <w:szCs w:val="28"/>
-        </w:rPr>
-        <w:t>.”</w:t>
+        <w:t>, anyone who speaks in “ope.”</w:t>
       </w:r>
     </w:p>
     <w:p>
@@ -11268,7 +11130,7 @@
         </w:rPr>
         <w:t xml:space="preserve">1. </w:t>
       </w:r>
-      <w:hyperlink r:id="rId33" w:history="1">
+      <w:hyperlink r:id="rId34" w:history="1">
         <w:r>
           <w:rPr>
             <w:rStyle w:val="Hyperlink"/>
@@ -11305,7 +11167,7 @@
         <w:br/>
         <w:t xml:space="preserve">2. </w:t>
       </w:r>
-      <w:hyperlink r:id="rId34" w:history="1">
+      <w:hyperlink r:id="rId35" w:history="1">
         <w:r>
           <w:rPr>
             <w:rStyle w:val="Hyperlink"/>
@@ -11324,7 +11186,6 @@
         </w:rPr>
         <w:t xml:space="preserve"> </w:t>
       </w:r>
-      <w:proofErr w:type="spellStart"/>
       <w:r>
         <w:rPr>
           <w:rFonts w:cstheme="minorHAnsi"/>
@@ -11334,7 +11195,6 @@
         </w:rPr>
         <w:t>Vandams</w:t>
       </w:r>
-      <w:proofErr w:type="spellEnd"/>
       <w:r>
         <w:rPr>
           <w:rFonts w:cstheme="minorHAnsi"/>
@@ -11352,7 +11212,7 @@
         </w:rPr>
         <w:t xml:space="preserve">3. </w:t>
       </w:r>
-      <w:hyperlink r:id="rId35" w:history="1">
+      <w:hyperlink r:id="rId36" w:history="1">
         <w:r>
           <w:rPr>
             <w:rStyle w:val="Hyperlink"/>
@@ -11398,7 +11258,7 @@
         <w:br/>
         <w:t xml:space="preserve">4. </w:t>
       </w:r>
-      <w:hyperlink r:id="rId36" w:history="1">
+      <w:hyperlink r:id="rId37" w:history="1">
         <w:r>
           <w:rPr>
             <w:rStyle w:val="Hyperlink"/>
@@ -11485,7 +11345,7 @@
         </w:rPr>
         <w:t xml:space="preserve"> </w:t>
       </w:r>
-      <w:hyperlink r:id="rId37" w:history="1">
+      <w:hyperlink r:id="rId38" w:history="1">
         <w:r>
           <w:rPr>
             <w:rStyle w:val="Hyperlink"/>
@@ -11576,7 +11436,7 @@
         <w:br/>
         <w:t xml:space="preserve">6. </w:t>
       </w:r>
-      <w:hyperlink r:id="rId38" w:history="1">
+      <w:hyperlink r:id="rId39" w:history="1">
         <w:r>
           <w:rPr>
             <w:rStyle w:val="Hyperlink"/>
@@ -11630,7 +11490,7 @@
         </w:rPr>
         <w:t xml:space="preserve">7. </w:t>
       </w:r>
-      <w:hyperlink r:id="rId39" w:history="1">
+      <w:hyperlink r:id="rId40" w:history="1">
         <w:r>
           <w:rPr>
             <w:rStyle w:val="Hyperlink"/>
@@ -11656,27 +11516,7 @@
           <w:szCs w:val="28"/>
           <w:vertAlign w:val="subscript"/>
         </w:rPr>
-        <w:t xml:space="preserve">Lulu, </w:t>
-      </w:r>
-      <w:proofErr w:type="spellStart"/>
-      <w:r>
-        <w:rPr>
-          <w:rFonts w:cstheme="minorHAnsi"/>
-          <w:sz w:val="28"/>
-          <w:szCs w:val="28"/>
-          <w:vertAlign w:val="subscript"/>
-        </w:rPr>
-        <w:t>Vandams</w:t>
-      </w:r>
-      <w:proofErr w:type="spellEnd"/>
-      <w:r>
-        <w:rPr>
-          <w:rFonts w:cstheme="minorHAnsi"/>
-          <w:sz w:val="28"/>
-          <w:szCs w:val="28"/>
-          <w:vertAlign w:val="subscript"/>
-        </w:rPr>
-        <w:t>, Deer</w:t>
+        <w:t>Lulu, Vandams, Deer</w:t>
       </w:r>
       <w:r>
         <w:rPr>
@@ -11702,7 +11542,7 @@
         </w:rPr>
         <w:t xml:space="preserve">. </w:t>
       </w:r>
-      <w:hyperlink r:id="rId40" w:history="1">
+      <w:hyperlink r:id="rId41" w:history="1">
         <w:r>
           <w:rPr>
             <w:rStyle w:val="Hyperlink"/>
@@ -11739,7 +11579,6 @@
         </w:rPr>
         <w:t xml:space="preserve">, </w:t>
       </w:r>
-      <w:proofErr w:type="spellStart"/>
       <w:r>
         <w:rPr>
           <w:rFonts w:cstheme="minorHAnsi"/>
@@ -11749,7 +11588,6 @@
         </w:rPr>
         <w:t>Vandams</w:t>
       </w:r>
-      <w:proofErr w:type="spellEnd"/>
       <w:r>
         <w:rPr>
           <w:rFonts w:cstheme="minorHAnsi"/>
@@ -11775,7 +11613,7 @@
         </w:rPr>
         <w:t xml:space="preserve">. </w:t>
       </w:r>
-      <w:hyperlink r:id="rId41" w:history="1">
+      <w:hyperlink r:id="rId42" w:history="1">
         <w:r>
           <w:rPr>
             <w:rStyle w:val="Hyperlink"/>
@@ -11845,7 +11683,7 @@
         </w:rPr>
         <w:t xml:space="preserve">. </w:t>
       </w:r>
-      <w:hyperlink r:id="rId42" w:history="1">
+      <w:hyperlink r:id="rId43" w:history="1">
         <w:r>
           <w:rPr>
             <w:rStyle w:val="Hyperlink"/>
@@ -11898,7 +11736,7 @@
         </w:rPr>
         <w:t xml:space="preserve">. </w:t>
       </w:r>
-      <w:hyperlink r:id="rId43" w:history="1">
+      <w:hyperlink r:id="rId44" w:history="1">
         <w:r>
           <w:rPr>
             <w:rStyle w:val="Hyperlink"/>
@@ -11969,8 +11807,7 @@
         </w:rPr>
         <w:t xml:space="preserve">. </w:t>
       </w:r>
-      <w:hyperlink r:id="rId44" w:history="1">
-        <w:proofErr w:type="spellStart"/>
+      <w:hyperlink r:id="rId45" w:history="1">
         <w:r>
           <w:rPr>
             <w:rStyle w:val="Hyperlink"/>
@@ -11980,7 +11817,6 @@
           </w:rPr>
           <w:t>Gichigamiin</w:t>
         </w:r>
-        <w:proofErr w:type="spellEnd"/>
         <w:r>
           <w:rPr>
             <w:rStyle w:val="Hyperlink"/>
@@ -12052,7 +11888,7 @@
         </w:rPr>
         <w:t xml:space="preserve">13. </w:t>
       </w:r>
-      <w:hyperlink r:id="rId45" w:history="1">
+      <w:hyperlink r:id="rId46" w:history="1">
         <w:r>
           <w:rPr>
             <w:rStyle w:val="Hyperlink"/>
@@ -12105,7 +11941,7 @@
         </w:rPr>
         <w:t xml:space="preserve">. </w:t>
       </w:r>
-      <w:hyperlink r:id="rId46" w:history="1">
+      <w:hyperlink r:id="rId47" w:history="1">
         <w:r>
           <w:rPr>
             <w:rStyle w:val="Hyperlink"/>
@@ -12124,7 +11960,6 @@
         </w:rPr>
         <w:t xml:space="preserve"> </w:t>
       </w:r>
-      <w:proofErr w:type="spellStart"/>
       <w:r>
         <w:rPr>
           <w:rFonts w:cstheme="minorHAnsi"/>
@@ -12134,7 +11969,6 @@
         </w:rPr>
         <w:t>Vandams</w:t>
       </w:r>
-      <w:proofErr w:type="spellEnd"/>
       <w:r>
         <w:rPr>
           <w:rFonts w:cstheme="minorHAnsi"/>
@@ -12160,7 +11994,7 @@
         </w:rPr>
         <w:t xml:space="preserve">. </w:t>
       </w:r>
-      <w:hyperlink r:id="rId47" w:history="1">
+      <w:hyperlink r:id="rId48" w:history="1">
         <w:r>
           <w:rPr>
             <w:rStyle w:val="Hyperlink"/>
@@ -12179,7 +12013,6 @@
         </w:rPr>
         <w:t xml:space="preserve"> </w:t>
       </w:r>
-      <w:proofErr w:type="spellStart"/>
       <w:r>
         <w:rPr>
           <w:rFonts w:cstheme="minorHAnsi"/>
@@ -12189,7 +12022,6 @@
         </w:rPr>
         <w:t>Vandams</w:t>
       </w:r>
-      <w:proofErr w:type="spellEnd"/>
       <w:r>
         <w:rPr>
           <w:rFonts w:cstheme="minorHAnsi"/>
@@ -12267,7 +12099,7 @@
         </w:rPr>
         <w:t xml:space="preserve">. </w:t>
       </w:r>
-      <w:hyperlink r:id="rId48" w:history="1">
+      <w:hyperlink r:id="rId49" w:history="1">
         <w:r>
           <w:rPr>
             <w:rStyle w:val="Hyperlink"/>
@@ -12319,7 +12151,7 @@
         </w:rPr>
         <w:t xml:space="preserve">. </w:t>
       </w:r>
-      <w:hyperlink r:id="rId49" w:history="1">
+      <w:hyperlink r:id="rId50" w:history="1">
         <w:r>
           <w:rPr>
             <w:rStyle w:val="Hyperlink"/>
@@ -12363,19 +12195,8 @@
           <w:szCs w:val="28"/>
           <w:vertAlign w:val="subscript"/>
         </w:rPr>
-        <w:t xml:space="preserve">, </w:t>
-      </w:r>
-      <w:proofErr w:type="spellStart"/>
-      <w:r>
-        <w:rPr>
-          <w:rFonts w:cstheme="minorHAnsi"/>
-          <w:sz w:val="28"/>
-          <w:szCs w:val="28"/>
-          <w:vertAlign w:val="subscript"/>
-        </w:rPr>
-        <w:t>Vandams</w:t>
-      </w:r>
-      <w:proofErr w:type="spellEnd"/>
+        <w:t>, Vandams</w:t>
+      </w:r>
       <w:r>
         <w:rPr>
           <w:rFonts w:cstheme="minorHAnsi"/>
@@ -12400,7 +12221,7 @@
         </w:rPr>
         <w:t xml:space="preserve">. </w:t>
       </w:r>
-      <w:hyperlink r:id="rId50" w:history="1">
+      <w:hyperlink r:id="rId51" w:history="1">
         <w:r>
           <w:rPr>
             <w:rStyle w:val="Hyperlink"/>
@@ -12408,27 +12229,7 @@
             <w:sz w:val="28"/>
             <w:szCs w:val="28"/>
           </w:rPr>
-          <w:t xml:space="preserve">North </w:t>
-        </w:r>
-        <w:proofErr w:type="gramStart"/>
-        <w:r>
-          <w:rPr>
-            <w:rStyle w:val="Hyperlink"/>
-            <w:rFonts w:cstheme="minorHAnsi"/>
-            <w:sz w:val="28"/>
-            <w:szCs w:val="28"/>
-          </w:rPr>
-          <w:t>South East</w:t>
-        </w:r>
-        <w:proofErr w:type="gramEnd"/>
-        <w:r>
-          <w:rPr>
-            <w:rStyle w:val="Hyperlink"/>
-            <w:rFonts w:cstheme="minorHAnsi"/>
-            <w:sz w:val="28"/>
-            <w:szCs w:val="28"/>
-          </w:rPr>
-          <w:t xml:space="preserve"> </w:t>
+          <w:t xml:space="preserve">North South East </w:t>
         </w:r>
         <w:r>
           <w:rPr>
@@ -12500,7 +12301,7 @@
         </w:rPr>
         <w:t xml:space="preserve">. </w:t>
       </w:r>
-      <w:hyperlink r:id="rId51" w:history="1">
+      <w:hyperlink r:id="rId52" w:history="1">
         <w:r>
           <w:rPr>
             <w:rStyle w:val="Hyperlink"/>
@@ -12580,7 +12381,7 @@
         </w:rPr>
         <w:t xml:space="preserve">. </w:t>
       </w:r>
-      <w:hyperlink r:id="rId52" w:history="1">
+      <w:hyperlink r:id="rId53" w:history="1">
         <w:r>
           <w:rPr>
             <w:rStyle w:val="Hyperlink"/>
@@ -12642,8 +12443,7 @@
         </w:rPr>
         <w:t xml:space="preserve">. </w:t>
       </w:r>
-      <w:hyperlink r:id="rId53" w:history="1">
-        <w:proofErr w:type="gramStart"/>
+      <w:hyperlink r:id="rId54" w:history="1">
         <w:r>
           <w:rPr>
             <w:rStyle w:val="Hyperlink"/>
@@ -12662,7 +12462,6 @@
           </w:rPr>
           <w:t>’s</w:t>
         </w:r>
-        <w:proofErr w:type="gramEnd"/>
         <w:r>
           <w:rPr>
             <w:rStyle w:val="Hyperlink"/>
@@ -12751,7 +12550,7 @@
         </w:rPr>
         <w:t xml:space="preserve">. </w:t>
       </w:r>
-      <w:hyperlink r:id="rId54" w:history="1">
+      <w:hyperlink r:id="rId55" w:history="1">
         <w:r>
           <w:rPr>
             <w:rStyle w:val="Hyperlink"/>
@@ -12786,9 +12585,8 @@
           <w:szCs w:val="28"/>
           <w:vertAlign w:val="subscript"/>
         </w:rPr>
-        <w:t xml:space="preserve">, </w:t>
-      </w:r>
-      <w:proofErr w:type="spellStart"/>
+        <w:t xml:space="preserve">, Vandams, </w:t>
+      </w:r>
       <w:r>
         <w:rPr>
           <w:rFonts w:cstheme="minorHAnsi"/>
@@ -12796,9 +12594,8 @@
           <w:szCs w:val="28"/>
           <w:vertAlign w:val="subscript"/>
         </w:rPr>
-        <w:t>Vandams</w:t>
-      </w:r>
-      <w:proofErr w:type="spellEnd"/>
+        <w:t>Michiganders</w:t>
+      </w:r>
       <w:r>
         <w:rPr>
           <w:rFonts w:cstheme="minorHAnsi"/>
@@ -12806,24 +12603,6 @@
           <w:szCs w:val="28"/>
           <w:vertAlign w:val="subscript"/>
         </w:rPr>
-        <w:t xml:space="preserve">, </w:t>
-      </w:r>
-      <w:r>
-        <w:rPr>
-          <w:rFonts w:cstheme="minorHAnsi"/>
-          <w:sz w:val="28"/>
-          <w:szCs w:val="28"/>
-          <w:vertAlign w:val="subscript"/>
-        </w:rPr>
-        <w:t>Michiganders</w:t>
-      </w:r>
-      <w:r>
-        <w:rPr>
-          <w:rFonts w:cstheme="minorHAnsi"/>
-          <w:sz w:val="28"/>
-          <w:szCs w:val="28"/>
-          <w:vertAlign w:val="subscript"/>
-        </w:rPr>
         <w:br/>
       </w:r>
       <w:r>
@@ -12842,7 +12621,7 @@
         </w:rPr>
         <w:t xml:space="preserve">. </w:t>
       </w:r>
-      <w:hyperlink r:id="rId55" w:history="1">
+      <w:hyperlink r:id="rId56" w:history="1">
         <w:r>
           <w:rPr>
             <w:rStyle w:val="Hyperlink"/>
@@ -12904,7 +12683,7 @@
         </w:rPr>
         <w:t xml:space="preserve">. </w:t>
       </w:r>
-      <w:hyperlink r:id="rId56" w:history="1">
+      <w:hyperlink r:id="rId57" w:history="1">
         <w:r>
           <w:rPr>
             <w:rStyle w:val="Hyperlink"/>
@@ -12984,7 +12763,7 @@
                 <w:szCs w:val="2"/>
               </w:rPr>
             </w:pPr>
-            <w:hyperlink r:id="rId57" w:history="1">
+            <w:hyperlink r:id="rId58" w:history="1">
               <w:r>
                 <w:rPr>
                   <w:rStyle w:val="Hyperlink"/>
@@ -13025,7 +12804,7 @@
                 <w:szCs w:val="32"/>
               </w:rPr>
             </w:pPr>
-            <w:hyperlink r:id="rId58" w:history="1">
+            <w:hyperlink r:id="rId59" w:history="1">
               <w:r>
                 <w:rPr>
                   <w:rStyle w:val="Hyperlink"/>
@@ -13054,7 +12833,7 @@
                 <w:szCs w:val="32"/>
               </w:rPr>
             </w:pPr>
-            <w:hyperlink r:id="rId59" w:history="1">
+            <w:hyperlink r:id="rId60" w:history="1">
               <w:r>
                 <w:rPr>
                   <w:rStyle w:val="Hyperlink"/>
@@ -13083,7 +12862,7 @@
                 <w:szCs w:val="32"/>
               </w:rPr>
             </w:pPr>
-            <w:hyperlink r:id="rId60" w:history="1">
+            <w:hyperlink r:id="rId61" w:history="1">
               <w:r>
                 <w:rPr>
                   <w:rStyle w:val="Hyperlink"/>
@@ -13206,7 +12985,7 @@
                 <w:szCs w:val="32"/>
               </w:rPr>
             </w:pPr>
-            <w:hyperlink r:id="rId61" w:history="1">
+            <w:hyperlink r:id="rId62" w:history="1">
               <w:r>
                 <w:rPr>
                   <w:rStyle w:val="Hyperlink"/>
@@ -13235,7 +13014,7 @@
                 <w:szCs w:val="32"/>
               </w:rPr>
             </w:pPr>
-            <w:hyperlink r:id="rId62" w:history="1">
+            <w:hyperlink r:id="rId63" w:history="1">
               <w:r>
                 <w:rPr>
                   <w:rStyle w:val="Hyperlink"/>
@@ -13264,7 +13043,7 @@
                 <w:szCs w:val="32"/>
               </w:rPr>
             </w:pPr>
-            <w:hyperlink r:id="rId63" w:history="1">
+            <w:hyperlink r:id="rId64" w:history="1">
               <w:r>
                 <w:rPr>
                   <w:rStyle w:val="Hyperlink"/>
@@ -13391,12 +13170,12 @@
       </w:pPr>
     </w:p>
     <w:sectPr>
-      <w:headerReference w:type="even" r:id="rId64"/>
-      <w:headerReference w:type="default" r:id="rId65"/>
-      <w:footerReference w:type="even" r:id="rId66"/>
-      <w:footerReference w:type="default" r:id="rId67"/>
-      <w:headerReference w:type="first" r:id="rId68"/>
-      <w:footerReference w:type="first" r:id="rId69"/>
+      <w:headerReference w:type="even" r:id="rId65"/>
+      <w:headerReference w:type="default" r:id="rId66"/>
+      <w:footerReference w:type="even" r:id="rId67"/>
+      <w:footerReference w:type="default" r:id="rId68"/>
+      <w:headerReference w:type="first" r:id="rId69"/>
+      <w:footerReference w:type="first" r:id="rId70"/>
       <w:pgSz w:w="12240" w:h="15840"/>
       <w:pgMar w:top="1440" w:right="1440" w:bottom="1440" w:left="1440" w:header="720" w:footer="720" w:gutter="0"/>
       <w:pgNumType w:fmt="lowerRoman"/>

--- a/about/michigan-bible.docx
+++ b/about/michigan-bible.docx
@@ -2955,7 +2955,23 @@
           <w:sz w:val="32"/>
           <w:szCs w:val="32"/>
         </w:rPr>
-        <w:t>Vo’s</w:t>
+        <w:t xml:space="preserve">Vinh </w:t>
+      </w:r>
+      <w:r>
+        <w:rPr>
+          <w:rFonts w:cstheme="minorHAnsi"/>
+          <w:sz w:val="32"/>
+          <w:szCs w:val="32"/>
+        </w:rPr>
+        <w:t>Chin</w:t>
+      </w:r>
+      <w:r>
+        <w:rPr>
+          <w:rFonts w:cstheme="minorHAnsi"/>
+          <w:sz w:val="32"/>
+          <w:szCs w:val="32"/>
+        </w:rPr>
+        <w:t>’s</w:t>
       </w:r>
       <w:r>
         <w:rPr>
@@ -2979,7 +2995,23 @@
           <w:sz w:val="32"/>
           <w:szCs w:val="32"/>
         </w:rPr>
-        <w:t>), and Jasper's realization that his refugee family stayed united across continents while local families are divided by peninsulas. It deals heavily with how different minority communities interact within the Midwest.</w:t>
+        <w:t xml:space="preserve">), and </w:t>
+      </w:r>
+      <w:r>
+        <w:rPr>
+          <w:rFonts w:cstheme="minorHAnsi"/>
+          <w:sz w:val="32"/>
+          <w:szCs w:val="32"/>
+        </w:rPr>
+        <w:t>his</w:t>
+      </w:r>
+      <w:r>
+        <w:rPr>
+          <w:rFonts w:cstheme="minorHAnsi"/>
+          <w:sz w:val="32"/>
+          <w:szCs w:val="32"/>
+        </w:rPr>
+        <w:t xml:space="preserve"> realization that his refugee family stayed united across continents while local families are divided by peninsulas. It deals heavily with how different minority communities interact within the Midwest.</w:t>
       </w:r>
     </w:p>
     <w:p>
@@ -3489,7 +3521,23 @@
           <w:sz w:val="25"/>
           <w:szCs w:val="25"/>
         </w:rPr>
-        <w:t>The Vandam family</w:t>
+        <w:t xml:space="preserve">The </w:t>
+      </w:r>
+      <w:r>
+        <w:rPr>
+          <w:rFonts w:cstheme="minorHAnsi"/>
+          <w:sz w:val="25"/>
+          <w:szCs w:val="25"/>
+        </w:rPr>
+        <w:t>VanDam</w:t>
+      </w:r>
+      <w:r>
+        <w:rPr>
+          <w:rFonts w:cstheme="minorHAnsi"/>
+          <w:sz w:val="25"/>
+          <w:szCs w:val="25"/>
+        </w:rPr>
+        <w:t xml:space="preserve"> family</w:t>
       </w:r>
       <w:r>
         <w:rPr>
@@ -3602,7 +3650,7 @@
           <w:sz w:val="25"/>
           <w:szCs w:val="25"/>
         </w:rPr>
-        <w:t>Vo</w:t>
+        <w:t>Vinh Duong</w:t>
       </w:r>
       <w:r>
         <w:rPr>
@@ -6820,7 +6868,23 @@
           <w:sz w:val="25"/>
           <w:szCs w:val="25"/>
         </w:rPr>
-        <w:t xml:space="preserve">. The Vandams are only divided by peninsulas. </w:t>
+        <w:t xml:space="preserve">. The </w:t>
+      </w:r>
+      <w:r>
+        <w:rPr>
+          <w:rFonts w:cstheme="minorHAnsi"/>
+          <w:sz w:val="25"/>
+          <w:szCs w:val="25"/>
+        </w:rPr>
+        <w:t>VanDam</w:t>
+      </w:r>
+      <w:r>
+        <w:rPr>
+          <w:rFonts w:cstheme="minorHAnsi"/>
+          <w:sz w:val="25"/>
+          <w:szCs w:val="25"/>
+        </w:rPr>
+        <w:t xml:space="preserve">s are only divided by peninsulas. </w:t>
       </w:r>
       <w:r>
         <w:rPr>
@@ -7196,7 +7260,23 @@
           <w:sz w:val="25"/>
           <w:szCs w:val="25"/>
         </w:rPr>
-        <w:t xml:space="preserve">. The Vandams return with </w:t>
+        <w:t xml:space="preserve">. The </w:t>
+      </w:r>
+      <w:r>
+        <w:rPr>
+          <w:rFonts w:cstheme="minorHAnsi"/>
+          <w:sz w:val="25"/>
+          <w:szCs w:val="25"/>
+        </w:rPr>
+        <w:t>VanDam</w:t>
+      </w:r>
+      <w:r>
+        <w:rPr>
+          <w:rFonts w:cstheme="minorHAnsi"/>
+          <w:sz w:val="25"/>
+          <w:szCs w:val="25"/>
+        </w:rPr>
+        <w:t xml:space="preserve">s return with </w:t>
       </w:r>
       <w:r>
         <w:rPr>
@@ -7521,7 +7601,23 @@
           <w:sz w:val="25"/>
           <w:szCs w:val="25"/>
         </w:rPr>
-        <w:t>ridge. In unison, the Vandams and Amanda cross</w:t>
+        <w:t xml:space="preserve">ridge. In unison, the </w:t>
+      </w:r>
+      <w:r>
+        <w:rPr>
+          <w:rFonts w:cstheme="minorHAnsi"/>
+          <w:sz w:val="25"/>
+          <w:szCs w:val="25"/>
+        </w:rPr>
+        <w:t>VanDam</w:t>
+      </w:r>
+      <w:r>
+        <w:rPr>
+          <w:rFonts w:cstheme="minorHAnsi"/>
+          <w:sz w:val="25"/>
+          <w:szCs w:val="25"/>
+        </w:rPr>
+        <w:t>s and Amanda cross</w:t>
       </w:r>
       <w:r>
         <w:rPr>
@@ -7850,7 +7946,23 @@
           <w:sz w:val="25"/>
           <w:szCs w:val="25"/>
         </w:rPr>
-        <w:t xml:space="preserve"> the Vandam family resembles the state’s best (“</w:t>
+        <w:t xml:space="preserve"> the </w:t>
+      </w:r>
+      <w:r>
+        <w:rPr>
+          <w:rFonts w:cstheme="minorHAnsi"/>
+          <w:sz w:val="25"/>
+          <w:szCs w:val="25"/>
+        </w:rPr>
+        <w:t>VanDam</w:t>
+      </w:r>
+      <w:r>
+        <w:rPr>
+          <w:rFonts w:cstheme="minorHAnsi"/>
+          <w:sz w:val="25"/>
+          <w:szCs w:val="25"/>
+        </w:rPr>
+        <w:t xml:space="preserve"> family resembles the state’s best (“</w:t>
       </w:r>
       <w:hyperlink r:id="rId32" w:history="1">
         <w:r>
@@ -10350,7 +10462,17 @@
           <w:sz w:val="28"/>
           <w:szCs w:val="28"/>
         </w:rPr>
-        <w:t>VO</w:t>
+        <w:t xml:space="preserve">VINH </w:t>
+      </w:r>
+      <w:r>
+        <w:rPr>
+          <w:rFonts w:cstheme="minorHAnsi"/>
+          <w:b/>
+          <w:bCs/>
+          <w:sz w:val="28"/>
+          <w:szCs w:val="28"/>
+        </w:rPr>
+        <w:t>CHIN</w:t>
       </w:r>
       <w:r>
         <w:rPr>
@@ -10767,7 +10889,7 @@
           <w:sz w:val="28"/>
           <w:szCs w:val="28"/>
         </w:rPr>
-        <w:t xml:space="preserve"> rival of Cherry Vandam, before </w:t>
+        <w:t xml:space="preserve"> rival of Cherry, before </w:t>
       </w:r>
       <w:r>
         <w:rPr>

--- a/about/michigan-bible.docx
+++ b/about/michigan-bible.docx
@@ -2987,8 +2987,18 @@
           <w:sz w:val="32"/>
           <w:szCs w:val="32"/>
         </w:rPr>
-        <w:t>Banh MIchigan</w:t>
-      </w:r>
+        <w:t xml:space="preserve">Banh </w:t>
+      </w:r>
+      <w:proofErr w:type="spellStart"/>
+      <w:r>
+        <w:rPr>
+          <w:rFonts w:cstheme="minorHAnsi"/>
+          <w:sz w:val="32"/>
+          <w:szCs w:val="32"/>
+        </w:rPr>
+        <w:t>MIchigan</w:t>
+      </w:r>
+      <w:proofErr w:type="spellEnd"/>
       <w:r>
         <w:rPr>
           <w:rFonts w:cstheme="minorHAnsi"/>
@@ -3714,7 +3724,25 @@
           <w:sz w:val="25"/>
           <w:szCs w:val="25"/>
         </w:rPr>
-        <w:t xml:space="preserve"> MIchigan. On a swim, </w:t>
+        <w:t xml:space="preserve"> </w:t>
+      </w:r>
+      <w:proofErr w:type="spellStart"/>
+      <w:r>
+        <w:rPr>
+          <w:rFonts w:cstheme="minorHAnsi"/>
+          <w:sz w:val="25"/>
+          <w:szCs w:val="25"/>
+        </w:rPr>
+        <w:t>MIchigan</w:t>
+      </w:r>
+      <w:proofErr w:type="spellEnd"/>
+      <w:r>
+        <w:rPr>
+          <w:rFonts w:cstheme="minorHAnsi"/>
+          <w:sz w:val="25"/>
+          <w:szCs w:val="25"/>
+        </w:rPr>
+        <w:t xml:space="preserve">. On a swim, </w:t>
       </w:r>
       <w:r>
         <w:rPr>
@@ -6093,18 +6121,30 @@
         </w:rPr>
         <w:t xml:space="preserve"> on the shore (“</w:t>
       </w:r>
-      <w:hyperlink r:id="rId20" w:history="1">
-        <w:r>
-          <w:rPr>
-            <w:rStyle w:val="Hyperlink"/>
-            <w:rFonts w:cstheme="minorHAnsi"/>
-            <w:sz w:val="25"/>
-            <w:szCs w:val="25"/>
-            <w:u w:val="none"/>
-          </w:rPr>
-          <w:t>Gichigamiin</w:t>
-        </w:r>
-      </w:hyperlink>
+      <w:proofErr w:type="spellStart"/>
+      <w:r>
+        <w:fldChar w:fldCharType="begin"/>
+      </w:r>
+      <w:r>
+        <w:instrText>HYPERLINK "https://www.michiganmusical.com/music/12-gichigamiin/"</w:instrText>
+      </w:r>
+      <w:r>
+        <w:fldChar w:fldCharType="separate"/>
+      </w:r>
+      <w:r>
+        <w:rPr>
+          <w:rStyle w:val="Hyperlink"/>
+          <w:rFonts w:cstheme="minorHAnsi"/>
+          <w:sz w:val="25"/>
+          <w:szCs w:val="25"/>
+          <w:u w:val="none"/>
+        </w:rPr>
+        <w:t>Gichigamiin</w:t>
+      </w:r>
+      <w:proofErr w:type="spellEnd"/>
+      <w:r>
+        <w:fldChar w:fldCharType="end"/>
+      </w:r>
       <w:r>
         <w:rPr>
           <w:rFonts w:cstheme="minorHAnsi"/>
@@ -6222,7 +6262,7 @@
         </w:rPr>
         <w:t xml:space="preserve"> (“</w:t>
       </w:r>
-      <w:hyperlink r:id="rId21" w:history="1">
+      <w:hyperlink r:id="rId20" w:history="1">
         <w:r>
           <w:rPr>
             <w:rStyle w:val="Hyperlink"/>
@@ -6545,7 +6585,7 @@
         </w:rPr>
         <w:t>. The parade goes wrong as Petoskey beats up Lulu, disqualifying them for the first time (“</w:t>
       </w:r>
-      <w:hyperlink r:id="rId22" w:history="1">
+      <w:hyperlink r:id="rId21" w:history="1">
         <w:r>
           <w:rPr>
             <w:rStyle w:val="Hyperlink"/>
@@ -6597,7 +6637,7 @@
         </w:rPr>
         <w:t xml:space="preserve"> (“</w:t>
       </w:r>
-      <w:hyperlink r:id="rId23" w:history="1">
+      <w:hyperlink r:id="rId22" w:history="1">
         <w:r>
           <w:rPr>
             <w:rStyle w:val="Hyperlink"/>
@@ -6702,7 +6742,7 @@
         </w:rPr>
         <w:t xml:space="preserve"> (“</w:t>
       </w:r>
-      <w:hyperlink r:id="rId24" w:history="1">
+      <w:hyperlink r:id="rId23" w:history="1">
         <w:r>
           <w:rPr>
             <w:rStyle w:val="Hyperlink"/>
@@ -6810,7 +6850,7 @@
         </w:rPr>
         <w:t>(“</w:t>
       </w:r>
-      <w:hyperlink r:id="rId25" w:history="1">
+      <w:hyperlink r:id="rId24" w:history="1">
         <w:r>
           <w:rPr>
             <w:rStyle w:val="Hyperlink"/>
@@ -6870,6 +6910,7 @@
         </w:rPr>
         <w:t xml:space="preserve">. The </w:t>
       </w:r>
+      <w:proofErr w:type="spellStart"/>
       <w:r>
         <w:rPr>
           <w:rFonts w:cstheme="minorHAnsi"/>
@@ -6884,7 +6925,16 @@
           <w:sz w:val="25"/>
           <w:szCs w:val="25"/>
         </w:rPr>
-        <w:t xml:space="preserve">s are only divided by peninsulas. </w:t>
+        <w:t>s</w:t>
+      </w:r>
+      <w:proofErr w:type="spellEnd"/>
+      <w:r>
+        <w:rPr>
+          <w:rFonts w:cstheme="minorHAnsi"/>
+          <w:sz w:val="25"/>
+          <w:szCs w:val="25"/>
+        </w:rPr>
+        <w:t xml:space="preserve"> are only divided by peninsulas. </w:t>
       </w:r>
       <w:r>
         <w:rPr>
@@ -6918,7 +6968,7 @@
         </w:rPr>
         <w:t xml:space="preserve"> the Mackinac Bridge (“</w:t>
       </w:r>
-      <w:hyperlink r:id="rId26" w:history="1">
+      <w:hyperlink r:id="rId25" w:history="1">
         <w:r>
           <w:rPr>
             <w:rStyle w:val="Hyperlink"/>
@@ -6927,7 +6977,29 @@
             <w:szCs w:val="25"/>
             <w:u w:val="none"/>
           </w:rPr>
-          <w:t>North South East West</w:t>
+          <w:t xml:space="preserve">North </w:t>
+        </w:r>
+        <w:proofErr w:type="gramStart"/>
+        <w:r>
+          <w:rPr>
+            <w:rStyle w:val="Hyperlink"/>
+            <w:rFonts w:cstheme="minorHAnsi"/>
+            <w:sz w:val="25"/>
+            <w:szCs w:val="25"/>
+            <w:u w:val="none"/>
+          </w:rPr>
+          <w:t>South East</w:t>
+        </w:r>
+        <w:proofErr w:type="gramEnd"/>
+        <w:r>
+          <w:rPr>
+            <w:rStyle w:val="Hyperlink"/>
+            <w:rFonts w:cstheme="minorHAnsi"/>
+            <w:sz w:val="25"/>
+            <w:szCs w:val="25"/>
+            <w:u w:val="none"/>
+          </w:rPr>
+          <w:t xml:space="preserve"> West</w:t>
         </w:r>
       </w:hyperlink>
       <w:r>
@@ -6986,7 +7058,7 @@
         </w:rPr>
         <w:t>“</w:t>
       </w:r>
-      <w:hyperlink r:id="rId27" w:history="1">
+      <w:hyperlink r:id="rId26" w:history="1">
         <w:r>
           <w:rPr>
             <w:rStyle w:val="Hyperlink"/>
@@ -7027,7 +7099,7 @@
         </w:rPr>
         <w:t>They drive up to find him. She offers the broken stone as a truce, but he tosses it into the water (“</w:t>
       </w:r>
-      <w:hyperlink r:id="rId28" w:history="1">
+      <w:hyperlink r:id="rId27" w:history="1">
         <w:r>
           <w:rPr>
             <w:rStyle w:val="Hyperlink"/>
@@ -7095,7 +7167,7 @@
         </w:rPr>
         <w:t xml:space="preserve"> (“</w:t>
       </w:r>
-      <w:hyperlink r:id="rId29" w:history="1">
+      <w:hyperlink r:id="rId28" w:history="1">
         <w:r>
           <w:rPr>
             <w:rStyle w:val="Hyperlink"/>
@@ -7262,6 +7334,7 @@
         </w:rPr>
         <w:t xml:space="preserve">. The </w:t>
       </w:r>
+      <w:proofErr w:type="spellStart"/>
       <w:r>
         <w:rPr>
           <w:rFonts w:cstheme="minorHAnsi"/>
@@ -7276,7 +7349,16 @@
           <w:sz w:val="25"/>
           <w:szCs w:val="25"/>
         </w:rPr>
-        <w:t xml:space="preserve">s return with </w:t>
+        <w:t>s</w:t>
+      </w:r>
+      <w:proofErr w:type="spellEnd"/>
+      <w:r>
+        <w:rPr>
+          <w:rFonts w:cstheme="minorHAnsi"/>
+          <w:sz w:val="25"/>
+          <w:szCs w:val="25"/>
+        </w:rPr>
+        <w:t xml:space="preserve"> return with </w:t>
       </w:r>
       <w:r>
         <w:rPr>
@@ -7502,7 +7584,7 @@
         </w:rPr>
         <w:t>(“</w:t>
       </w:r>
-      <w:hyperlink r:id="rId30" w:history="1">
+      <w:hyperlink r:id="rId29" w:history="1">
         <w:r>
           <w:rPr>
             <w:rStyle w:val="Hyperlink"/>
@@ -7603,6 +7685,7 @@
         </w:rPr>
         <w:t xml:space="preserve">ridge. In unison, the </w:t>
       </w:r>
+      <w:proofErr w:type="spellStart"/>
       <w:r>
         <w:rPr>
           <w:rFonts w:cstheme="minorHAnsi"/>
@@ -7617,7 +7700,16 @@
           <w:sz w:val="25"/>
           <w:szCs w:val="25"/>
         </w:rPr>
-        <w:t>s and Amanda cross</w:t>
+        <w:t>s</w:t>
+      </w:r>
+      <w:proofErr w:type="spellEnd"/>
+      <w:r>
+        <w:rPr>
+          <w:rFonts w:cstheme="minorHAnsi"/>
+          <w:sz w:val="25"/>
+          <w:szCs w:val="25"/>
+        </w:rPr>
+        <w:t xml:space="preserve"> and Amanda cross</w:t>
       </w:r>
       <w:r>
         <w:rPr>
@@ -7707,7 +7799,7 @@
         </w:rPr>
         <w:t xml:space="preserve"> (“</w:t>
       </w:r>
-      <w:hyperlink r:id="rId31" w:history="1">
+      <w:hyperlink r:id="rId30" w:history="1">
         <w:r>
           <w:rPr>
             <w:rStyle w:val="Hyperlink"/>
@@ -7964,7 +8056,7 @@
         </w:rPr>
         <w:t xml:space="preserve"> family resembles the state’s best (“</w:t>
       </w:r>
-      <w:hyperlink r:id="rId32" w:history="1">
+      <w:hyperlink r:id="rId31" w:history="1">
         <w:r>
           <w:rPr>
             <w:rStyle w:val="Hyperlink"/>
@@ -9017,7 +9109,7 @@
                     </pic:cNvPicPr>
                   </pic:nvPicPr>
                   <pic:blipFill>
-                    <a:blip r:embed="rId33" cstate="print">
+                    <a:blip r:embed="rId32" cstate="print">
                       <a:extLst>
                         <a:ext uri="{28A0092B-C50C-407E-A947-70E740481C1C}">
                           <a14:useLocalDpi xmlns:a14="http://schemas.microsoft.com/office/drawing/2010/main" val="0"/>
@@ -9152,7 +9244,25 @@
           <w:sz w:val="28"/>
           <w:szCs w:val="28"/>
         </w:rPr>
-        <w:t xml:space="preserve">is trollface personified. She hopes to beat cousin Petoskey in their annual </w:t>
+        <w:t xml:space="preserve">is trollface personified. She hopes to beat </w:t>
+      </w:r>
+      <w:proofErr w:type="gramStart"/>
+      <w:r>
+        <w:rPr>
+          <w:rFonts w:cstheme="minorHAnsi"/>
+          <w:sz w:val="28"/>
+          <w:szCs w:val="28"/>
+        </w:rPr>
+        <w:t>cousin</w:t>
+      </w:r>
+      <w:proofErr w:type="gramEnd"/>
+      <w:r>
+        <w:rPr>
+          <w:rFonts w:cstheme="minorHAnsi"/>
+          <w:sz w:val="28"/>
+          <w:szCs w:val="28"/>
+        </w:rPr>
+        <w:t xml:space="preserve"> Petoskey in their annual </w:t>
       </w:r>
       <w:r>
         <w:rPr>
@@ -10560,8 +10670,18 @@
           <w:sz w:val="28"/>
           <w:szCs w:val="28"/>
         </w:rPr>
-        <w:t>BANH MIchigan</w:t>
-      </w:r>
+        <w:t xml:space="preserve">BANH </w:t>
+      </w:r>
+      <w:proofErr w:type="spellStart"/>
+      <w:r>
+        <w:rPr>
+          <w:rFonts w:cstheme="minorHAnsi"/>
+          <w:sz w:val="28"/>
+          <w:szCs w:val="28"/>
+        </w:rPr>
+        <w:t>MIchigan</w:t>
+      </w:r>
+      <w:proofErr w:type="spellEnd"/>
       <w:r>
         <w:rPr>
           <w:rFonts w:cstheme="minorHAnsi"/>
@@ -11054,43 +11174,15 @@
           <w:sz w:val="28"/>
           <w:szCs w:val="28"/>
         </w:rPr>
-        <w:t>COPS</w:t>
-      </w:r>
-      <w:r>
-        <w:rPr>
-          <w:rFonts w:cstheme="minorHAnsi"/>
-          <w:sz w:val="28"/>
-          <w:szCs w:val="28"/>
-        </w:rPr>
-        <w:t xml:space="preserve">, </w:t>
-      </w:r>
-      <w:r>
-        <w:rPr>
-          <w:rFonts w:cstheme="minorHAnsi"/>
-          <w:b/>
-          <w:bCs/>
-          <w:sz w:val="28"/>
-          <w:szCs w:val="28"/>
-        </w:rPr>
-        <w:t>OLIGARCHS</w:t>
-      </w:r>
-      <w:r>
-        <w:rPr>
-          <w:rFonts w:cstheme="minorHAnsi"/>
-          <w:b/>
-          <w:bCs/>
-          <w:sz w:val="28"/>
-          <w:szCs w:val="28"/>
-        </w:rPr>
-        <w:t>, RESIDENTS</w:t>
-      </w:r>
-      <w:r>
-        <w:rPr>
-          <w:rFonts w:cstheme="minorHAnsi"/>
-          <w:sz w:val="28"/>
-          <w:szCs w:val="28"/>
-        </w:rPr>
-        <w:t>, anyone who speaks in “ope.”</w:t>
+        <w:t>MICHILIMACKINAC</w:t>
+      </w:r>
+      <w:r>
+        <w:rPr>
+          <w:rFonts w:cstheme="minorHAnsi"/>
+          <w:sz w:val="28"/>
+          <w:szCs w:val="28"/>
+        </w:rPr>
+        <w:t>, the Mackinac spirit resembling the Great Turtle.</w:t>
       </w:r>
     </w:p>
     <w:p>
@@ -11121,7 +11213,7 @@
           <w:sz w:val="28"/>
           <w:szCs w:val="28"/>
         </w:rPr>
-        <w:t xml:space="preserve"> are the original people of the land.</w:t>
+        <w:t xml:space="preserve"> are the original people of the land</w:t>
       </w:r>
     </w:p>
     <w:p>
@@ -11132,12 +11224,20 @@
         <w:spacing w:line="240" w:lineRule="auto"/>
         <w:rPr>
           <w:rFonts w:cstheme="minorHAnsi"/>
+          <w:sz w:val="28"/>
+          <w:szCs w:val="28"/>
+        </w:rPr>
+      </w:pPr>
+      <w:r>
+        <w:rPr>
+          <w:rFonts w:cstheme="minorHAnsi"/>
           <w:b/>
           <w:bCs/>
           <w:sz w:val="28"/>
           <w:szCs w:val="28"/>
         </w:rPr>
-      </w:pPr>
+        <w:t>RESIDENTS</w:t>
+      </w:r>
       <w:r>
         <w:rPr>
           <w:rFonts w:cstheme="minorHAnsi"/>
@@ -11146,7 +11246,45 @@
           <w:sz w:val="28"/>
           <w:szCs w:val="28"/>
         </w:rPr>
-        <w:t>MICHILIMACKINAC</w:t>
+        <w:t>, MICHIGANDER</w:t>
+      </w:r>
+      <w:r>
+        <w:rPr>
+          <w:rFonts w:cstheme="minorHAnsi"/>
+          <w:b/>
+          <w:bCs/>
+          <w:sz w:val="28"/>
+          <w:szCs w:val="28"/>
+        </w:rPr>
+        <w:t>S</w:t>
+      </w:r>
+      <w:r>
+        <w:rPr>
+          <w:rFonts w:cstheme="minorHAnsi"/>
+          <w:sz w:val="28"/>
+          <w:szCs w:val="28"/>
+        </w:rPr>
+        <w:t>,</w:t>
+      </w:r>
+      <w:r>
+        <w:rPr>
+          <w:rFonts w:cstheme="minorHAnsi"/>
+          <w:b/>
+          <w:bCs/>
+          <w:sz w:val="28"/>
+          <w:szCs w:val="28"/>
+        </w:rPr>
+        <w:t xml:space="preserve"> </w:t>
+      </w:r>
+      <w:r>
+        <w:rPr>
+          <w:rFonts w:cstheme="minorHAnsi"/>
+          <w:b/>
+          <w:bCs/>
+          <w:sz w:val="28"/>
+          <w:szCs w:val="28"/>
+        </w:rPr>
+        <w:t>OLIGARCHS</w:t>
       </w:r>
       <w:r>
         <w:rPr>
@@ -11159,11 +11297,62 @@
       <w:r>
         <w:rPr>
           <w:rFonts w:cstheme="minorHAnsi"/>
-          <w:sz w:val="28"/>
-          <w:szCs w:val="28"/>
-        </w:rPr>
-        <w:t>the Mackinac spirit resembling the Great Turtle or a giant elk</w:t>
-      </w:r>
+          <w:b/>
+          <w:bCs/>
+          <w:sz w:val="28"/>
+          <w:szCs w:val="28"/>
+        </w:rPr>
+        <w:t>RADIO</w:t>
+      </w:r>
+      <w:r>
+        <w:rPr>
+          <w:rFonts w:cstheme="minorHAnsi"/>
+          <w:sz w:val="28"/>
+          <w:szCs w:val="28"/>
+        </w:rPr>
+        <w:t>,</w:t>
+      </w:r>
+      <w:r>
+        <w:rPr>
+          <w:rFonts w:cstheme="minorHAnsi"/>
+          <w:sz w:val="28"/>
+          <w:szCs w:val="28"/>
+        </w:rPr>
+        <w:t xml:space="preserve"> anyone who speaks in “</w:t>
+      </w:r>
+      <w:proofErr w:type="spellStart"/>
+      <w:r>
+        <w:rPr>
+          <w:rFonts w:cstheme="minorHAnsi"/>
+          <w:sz w:val="28"/>
+          <w:szCs w:val="28"/>
+        </w:rPr>
+        <w:t>ope</w:t>
+      </w:r>
+      <w:proofErr w:type="spellEnd"/>
+      <w:r>
+        <w:rPr>
+          <w:rFonts w:cstheme="minorHAnsi"/>
+          <w:sz w:val="28"/>
+          <w:szCs w:val="28"/>
+        </w:rPr>
+        <w:t>.”</w:t>
+      </w:r>
+    </w:p>
+    <w:p>
+      <w:pPr>
+        <w:tabs>
+          <w:tab w:val="left" w:pos="5013"/>
+        </w:tabs>
+        <w:spacing w:line="240" w:lineRule="auto"/>
+        <w:rPr>
+          <w:rFonts w:cstheme="minorHAnsi"/>
+          <w:b/>
+          <w:bCs/>
+          <w:sz w:val="28"/>
+          <w:szCs w:val="28"/>
+        </w:rPr>
+      </w:pPr>
       <w:r>
         <w:rPr>
           <w:rFonts w:cstheme="minorHAnsi"/>
@@ -11252,7 +11441,7 @@
         </w:rPr>
         <w:t xml:space="preserve">1. </w:t>
       </w:r>
-      <w:hyperlink r:id="rId34" w:history="1">
+      <w:hyperlink r:id="rId33" w:history="1">
         <w:r>
           <w:rPr>
             <w:rStyle w:val="Hyperlink"/>
@@ -11289,7 +11478,7 @@
         <w:br/>
         <w:t xml:space="preserve">2. </w:t>
       </w:r>
-      <w:hyperlink r:id="rId35" w:history="1">
+      <w:hyperlink r:id="rId34" w:history="1">
         <w:r>
           <w:rPr>
             <w:rStyle w:val="Hyperlink"/>
@@ -11315,7 +11504,7 @@
           <w:szCs w:val="28"/>
           <w:vertAlign w:val="subscript"/>
         </w:rPr>
-        <w:t>Vandams</w:t>
+        <w:t>Michiganders</w:t>
       </w:r>
       <w:r>
         <w:rPr>
@@ -11334,7 +11523,7 @@
         </w:rPr>
         <w:t xml:space="preserve">3. </w:t>
       </w:r>
-      <w:hyperlink r:id="rId36" w:history="1">
+      <w:hyperlink r:id="rId35" w:history="1">
         <w:r>
           <w:rPr>
             <w:rStyle w:val="Hyperlink"/>
@@ -11380,7 +11569,7 @@
         <w:br/>
         <w:t xml:space="preserve">4. </w:t>
       </w:r>
-      <w:hyperlink r:id="rId37" w:history="1">
+      <w:hyperlink r:id="rId36" w:history="1">
         <w:r>
           <w:rPr>
             <w:rStyle w:val="Hyperlink"/>
@@ -11467,7 +11656,7 @@
         </w:rPr>
         <w:t xml:space="preserve"> </w:t>
       </w:r>
-      <w:hyperlink r:id="rId38" w:history="1">
+      <w:hyperlink r:id="rId37" w:history="1">
         <w:r>
           <w:rPr>
             <w:rStyle w:val="Hyperlink"/>
@@ -11558,7 +11747,7 @@
         <w:br/>
         <w:t xml:space="preserve">6. </w:t>
       </w:r>
-      <w:hyperlink r:id="rId39" w:history="1">
+      <w:hyperlink r:id="rId38" w:history="1">
         <w:r>
           <w:rPr>
             <w:rStyle w:val="Hyperlink"/>
@@ -11612,7 +11801,7 @@
         </w:rPr>
         <w:t xml:space="preserve">7. </w:t>
       </w:r>
-      <w:hyperlink r:id="rId40" w:history="1">
+      <w:hyperlink r:id="rId39" w:history="1">
         <w:r>
           <w:rPr>
             <w:rStyle w:val="Hyperlink"/>
@@ -11638,7 +11827,27 @@
           <w:szCs w:val="28"/>
           <w:vertAlign w:val="subscript"/>
         </w:rPr>
-        <w:t>Lulu, Vandams, Deer</w:t>
+        <w:t xml:space="preserve">Lulu, </w:t>
+      </w:r>
+      <w:proofErr w:type="spellStart"/>
+      <w:r>
+        <w:rPr>
+          <w:rFonts w:cstheme="minorHAnsi"/>
+          <w:sz w:val="28"/>
+          <w:szCs w:val="28"/>
+          <w:vertAlign w:val="subscript"/>
+        </w:rPr>
+        <w:t>Vandams</w:t>
+      </w:r>
+      <w:proofErr w:type="spellEnd"/>
+      <w:r>
+        <w:rPr>
+          <w:rFonts w:cstheme="minorHAnsi"/>
+          <w:sz w:val="28"/>
+          <w:szCs w:val="28"/>
+          <w:vertAlign w:val="subscript"/>
+        </w:rPr>
+        <w:t>, Deer</w:t>
       </w:r>
       <w:r>
         <w:rPr>
@@ -11664,7 +11873,7 @@
         </w:rPr>
         <w:t xml:space="preserve">. </w:t>
       </w:r>
-      <w:hyperlink r:id="rId41" w:history="1">
+      <w:hyperlink r:id="rId40" w:history="1">
         <w:r>
           <w:rPr>
             <w:rStyle w:val="Hyperlink"/>
@@ -11701,6 +11910,7 @@
         </w:rPr>
         <w:t xml:space="preserve">, </w:t>
       </w:r>
+      <w:proofErr w:type="spellStart"/>
       <w:r>
         <w:rPr>
           <w:rFonts w:cstheme="minorHAnsi"/>
@@ -11710,6 +11920,7 @@
         </w:rPr>
         <w:t>Vandams</w:t>
       </w:r>
+      <w:proofErr w:type="spellEnd"/>
       <w:r>
         <w:rPr>
           <w:rFonts w:cstheme="minorHAnsi"/>
@@ -11735,7 +11946,7 @@
         </w:rPr>
         <w:t xml:space="preserve">. </w:t>
       </w:r>
-      <w:hyperlink r:id="rId42" w:history="1">
+      <w:hyperlink r:id="rId41" w:history="1">
         <w:r>
           <w:rPr>
             <w:rStyle w:val="Hyperlink"/>
@@ -11805,7 +12016,7 @@
         </w:rPr>
         <w:t xml:space="preserve">. </w:t>
       </w:r>
-      <w:hyperlink r:id="rId43" w:history="1">
+      <w:hyperlink r:id="rId42" w:history="1">
         <w:r>
           <w:rPr>
             <w:rStyle w:val="Hyperlink"/>
@@ -11858,7 +12069,7 @@
         </w:rPr>
         <w:t xml:space="preserve">. </w:t>
       </w:r>
-      <w:hyperlink r:id="rId44" w:history="1">
+      <w:hyperlink r:id="rId43" w:history="1">
         <w:r>
           <w:rPr>
             <w:rStyle w:val="Hyperlink"/>
@@ -11929,7 +12140,8 @@
         </w:rPr>
         <w:t xml:space="preserve">. </w:t>
       </w:r>
-      <w:hyperlink r:id="rId45" w:history="1">
+      <w:hyperlink r:id="rId44" w:history="1">
+        <w:proofErr w:type="spellStart"/>
         <w:r>
           <w:rPr>
             <w:rStyle w:val="Hyperlink"/>
@@ -11939,6 +12151,7 @@
           </w:rPr>
           <w:t>Gichigamiin</w:t>
         </w:r>
+        <w:proofErr w:type="spellEnd"/>
         <w:r>
           <w:rPr>
             <w:rStyle w:val="Hyperlink"/>
@@ -12010,7 +12223,7 @@
         </w:rPr>
         <w:t xml:space="preserve">13. </w:t>
       </w:r>
-      <w:hyperlink r:id="rId46" w:history="1">
+      <w:hyperlink r:id="rId45" w:history="1">
         <w:r>
           <w:rPr>
             <w:rStyle w:val="Hyperlink"/>
@@ -12063,7 +12276,7 @@
         </w:rPr>
         <w:t xml:space="preserve">. </w:t>
       </w:r>
-      <w:hyperlink r:id="rId47" w:history="1">
+      <w:hyperlink r:id="rId46" w:history="1">
         <w:r>
           <w:rPr>
             <w:rStyle w:val="Hyperlink"/>
@@ -12082,6 +12295,7 @@
         </w:rPr>
         <w:t xml:space="preserve"> </w:t>
       </w:r>
+      <w:proofErr w:type="spellStart"/>
       <w:r>
         <w:rPr>
           <w:rFonts w:cstheme="minorHAnsi"/>
@@ -12091,6 +12305,7 @@
         </w:rPr>
         <w:t>Vandams</w:t>
       </w:r>
+      <w:proofErr w:type="spellEnd"/>
       <w:r>
         <w:rPr>
           <w:rFonts w:cstheme="minorHAnsi"/>
@@ -12116,7 +12331,7 @@
         </w:rPr>
         <w:t xml:space="preserve">. </w:t>
       </w:r>
-      <w:hyperlink r:id="rId48" w:history="1">
+      <w:hyperlink r:id="rId47" w:history="1">
         <w:r>
           <w:rPr>
             <w:rStyle w:val="Hyperlink"/>
@@ -12135,6 +12350,7 @@
         </w:rPr>
         <w:t xml:space="preserve"> </w:t>
       </w:r>
+      <w:proofErr w:type="spellStart"/>
       <w:r>
         <w:rPr>
           <w:rFonts w:cstheme="minorHAnsi"/>
@@ -12144,6 +12360,7 @@
         </w:rPr>
         <w:t>Vandams</w:t>
       </w:r>
+      <w:proofErr w:type="spellEnd"/>
       <w:r>
         <w:rPr>
           <w:rFonts w:cstheme="minorHAnsi"/>
@@ -12221,7 +12438,7 @@
         </w:rPr>
         <w:t xml:space="preserve">. </w:t>
       </w:r>
-      <w:hyperlink r:id="rId49" w:history="1">
+      <w:hyperlink r:id="rId48" w:history="1">
         <w:r>
           <w:rPr>
             <w:rStyle w:val="Hyperlink"/>
@@ -12273,7 +12490,7 @@
         </w:rPr>
         <w:t xml:space="preserve">. </w:t>
       </w:r>
-      <w:hyperlink r:id="rId50" w:history="1">
+      <w:hyperlink r:id="rId49" w:history="1">
         <w:r>
           <w:rPr>
             <w:rStyle w:val="Hyperlink"/>
@@ -12317,8 +12534,19 @@
           <w:szCs w:val="28"/>
           <w:vertAlign w:val="subscript"/>
         </w:rPr>
-        <w:t>, Vandams</w:t>
-      </w:r>
+        <w:t xml:space="preserve">, </w:t>
+      </w:r>
+      <w:proofErr w:type="spellStart"/>
+      <w:r>
+        <w:rPr>
+          <w:rFonts w:cstheme="minorHAnsi"/>
+          <w:sz w:val="28"/>
+          <w:szCs w:val="28"/>
+          <w:vertAlign w:val="subscript"/>
+        </w:rPr>
+        <w:t>Vandams</w:t>
+      </w:r>
+      <w:proofErr w:type="spellEnd"/>
       <w:r>
         <w:rPr>
           <w:rFonts w:cstheme="minorHAnsi"/>
@@ -12343,7 +12571,7 @@
         </w:rPr>
         <w:t xml:space="preserve">. </w:t>
       </w:r>
-      <w:hyperlink r:id="rId51" w:history="1">
+      <w:hyperlink r:id="rId50" w:history="1">
         <w:r>
           <w:rPr>
             <w:rStyle w:val="Hyperlink"/>
@@ -12351,7 +12579,27 @@
             <w:sz w:val="28"/>
             <w:szCs w:val="28"/>
           </w:rPr>
-          <w:t xml:space="preserve">North South East </w:t>
+          <w:t xml:space="preserve">North </w:t>
+        </w:r>
+        <w:proofErr w:type="gramStart"/>
+        <w:r>
+          <w:rPr>
+            <w:rStyle w:val="Hyperlink"/>
+            <w:rFonts w:cstheme="minorHAnsi"/>
+            <w:sz w:val="28"/>
+            <w:szCs w:val="28"/>
+          </w:rPr>
+          <w:t>South East</w:t>
+        </w:r>
+        <w:proofErr w:type="gramEnd"/>
+        <w:r>
+          <w:rPr>
+            <w:rStyle w:val="Hyperlink"/>
+            <w:rFonts w:cstheme="minorHAnsi"/>
+            <w:sz w:val="28"/>
+            <w:szCs w:val="28"/>
+          </w:rPr>
+          <w:t xml:space="preserve"> </w:t>
         </w:r>
         <w:r>
           <w:rPr>
@@ -12423,7 +12671,7 @@
         </w:rPr>
         <w:t xml:space="preserve">. </w:t>
       </w:r>
-      <w:hyperlink r:id="rId52" w:history="1">
+      <w:hyperlink r:id="rId51" w:history="1">
         <w:r>
           <w:rPr>
             <w:rStyle w:val="Hyperlink"/>
@@ -12503,7 +12751,7 @@
         </w:rPr>
         <w:t xml:space="preserve">. </w:t>
       </w:r>
-      <w:hyperlink r:id="rId53" w:history="1">
+      <w:hyperlink r:id="rId52" w:history="1">
         <w:r>
           <w:rPr>
             <w:rStyle w:val="Hyperlink"/>
@@ -12565,7 +12813,8 @@
         </w:rPr>
         <w:t xml:space="preserve">. </w:t>
       </w:r>
-      <w:hyperlink r:id="rId54" w:history="1">
+      <w:hyperlink r:id="rId53" w:history="1">
+        <w:proofErr w:type="gramStart"/>
         <w:r>
           <w:rPr>
             <w:rStyle w:val="Hyperlink"/>
@@ -12584,6 +12833,7 @@
           </w:rPr>
           <w:t>’s</w:t>
         </w:r>
+        <w:proofErr w:type="gramEnd"/>
         <w:r>
           <w:rPr>
             <w:rStyle w:val="Hyperlink"/>
@@ -12672,7 +12922,7 @@
         </w:rPr>
         <w:t xml:space="preserve">. </w:t>
       </w:r>
-      <w:hyperlink r:id="rId55" w:history="1">
+      <w:hyperlink r:id="rId54" w:history="1">
         <w:r>
           <w:rPr>
             <w:rStyle w:val="Hyperlink"/>
@@ -12707,8 +12957,9 @@
           <w:szCs w:val="28"/>
           <w:vertAlign w:val="subscript"/>
         </w:rPr>
-        <w:t xml:space="preserve">, Vandams, </w:t>
-      </w:r>
+        <w:t xml:space="preserve">, </w:t>
+      </w:r>
+      <w:proofErr w:type="spellStart"/>
       <w:r>
         <w:rPr>
           <w:rFonts w:cstheme="minorHAnsi"/>
@@ -12716,6 +12967,25 @@
           <w:szCs w:val="28"/>
           <w:vertAlign w:val="subscript"/>
         </w:rPr>
+        <w:t>Vandams</w:t>
+      </w:r>
+      <w:proofErr w:type="spellEnd"/>
+      <w:r>
+        <w:rPr>
+          <w:rFonts w:cstheme="minorHAnsi"/>
+          <w:sz w:val="28"/>
+          <w:szCs w:val="28"/>
+          <w:vertAlign w:val="subscript"/>
+        </w:rPr>
+        <w:t xml:space="preserve">, </w:t>
+      </w:r>
+      <w:r>
+        <w:rPr>
+          <w:rFonts w:cstheme="minorHAnsi"/>
+          <w:sz w:val="28"/>
+          <w:szCs w:val="28"/>
+          <w:vertAlign w:val="subscript"/>
+        </w:rPr>
         <w:t>Michiganders</w:t>
       </w:r>
       <w:r>
@@ -12743,7 +13013,7 @@
         </w:rPr>
         <w:t xml:space="preserve">. </w:t>
       </w:r>
-      <w:hyperlink r:id="rId56" w:history="1">
+      <w:hyperlink r:id="rId55" w:history="1">
         <w:r>
           <w:rPr>
             <w:rStyle w:val="Hyperlink"/>
@@ -12805,7 +13075,7 @@
         </w:rPr>
         <w:t xml:space="preserve">. </w:t>
       </w:r>
-      <w:hyperlink r:id="rId57" w:history="1">
+      <w:hyperlink r:id="rId56" w:history="1">
         <w:r>
           <w:rPr>
             <w:rStyle w:val="Hyperlink"/>
@@ -12885,7 +13155,7 @@
                 <w:szCs w:val="2"/>
               </w:rPr>
             </w:pPr>
-            <w:hyperlink r:id="rId58" w:history="1">
+            <w:hyperlink r:id="rId57" w:history="1">
               <w:r>
                 <w:rPr>
                   <w:rStyle w:val="Hyperlink"/>
@@ -12926,7 +13196,7 @@
                 <w:szCs w:val="32"/>
               </w:rPr>
             </w:pPr>
-            <w:hyperlink r:id="rId59" w:history="1">
+            <w:hyperlink r:id="rId58" w:history="1">
               <w:r>
                 <w:rPr>
                   <w:rStyle w:val="Hyperlink"/>
@@ -12955,7 +13225,7 @@
                 <w:szCs w:val="32"/>
               </w:rPr>
             </w:pPr>
-            <w:hyperlink r:id="rId60" w:history="1">
+            <w:hyperlink r:id="rId59" w:history="1">
               <w:r>
                 <w:rPr>
                   <w:rStyle w:val="Hyperlink"/>
@@ -12984,7 +13254,7 @@
                 <w:szCs w:val="32"/>
               </w:rPr>
             </w:pPr>
-            <w:hyperlink r:id="rId61" w:history="1">
+            <w:hyperlink r:id="rId60" w:history="1">
               <w:r>
                 <w:rPr>
                   <w:rStyle w:val="Hyperlink"/>
@@ -13107,7 +13377,7 @@
                 <w:szCs w:val="32"/>
               </w:rPr>
             </w:pPr>
-            <w:hyperlink r:id="rId62" w:history="1">
+            <w:hyperlink r:id="rId61" w:history="1">
               <w:r>
                 <w:rPr>
                   <w:rStyle w:val="Hyperlink"/>
@@ -13136,7 +13406,7 @@
                 <w:szCs w:val="32"/>
               </w:rPr>
             </w:pPr>
-            <w:hyperlink r:id="rId63" w:history="1">
+            <w:hyperlink r:id="rId62" w:history="1">
               <w:r>
                 <w:rPr>
                   <w:rStyle w:val="Hyperlink"/>
@@ -13165,7 +13435,7 @@
                 <w:szCs w:val="32"/>
               </w:rPr>
             </w:pPr>
-            <w:hyperlink r:id="rId64" w:history="1">
+            <w:hyperlink r:id="rId63" w:history="1">
               <w:r>
                 <w:rPr>
                   <w:rStyle w:val="Hyperlink"/>
@@ -13292,12 +13562,12 @@
       </w:pPr>
     </w:p>
     <w:sectPr>
-      <w:headerReference w:type="even" r:id="rId65"/>
-      <w:headerReference w:type="default" r:id="rId66"/>
-      <w:footerReference w:type="even" r:id="rId67"/>
-      <w:footerReference w:type="default" r:id="rId68"/>
-      <w:headerReference w:type="first" r:id="rId69"/>
-      <w:footerReference w:type="first" r:id="rId70"/>
+      <w:headerReference w:type="even" r:id="rId64"/>
+      <w:headerReference w:type="default" r:id="rId65"/>
+      <w:footerReference w:type="even" r:id="rId66"/>
+      <w:footerReference w:type="default" r:id="rId67"/>
+      <w:headerReference w:type="first" r:id="rId68"/>
+      <w:footerReference w:type="first" r:id="rId69"/>
       <w:pgSz w:w="12240" w:h="15840"/>
       <w:pgMar w:top="1440" w:right="1440" w:bottom="1440" w:left="1440" w:header="720" w:footer="720" w:gutter="0"/>
       <w:pgNumType w:fmt="lowerRoman"/>

--- a/about/michigan-bible.docx
+++ b/about/michigan-bible.docx
@@ -6910,7 +6910,6 @@
         </w:rPr>
         <w:t xml:space="preserve">. The </w:t>
       </w:r>
-      <w:proofErr w:type="spellStart"/>
       <w:r>
         <w:rPr>
           <w:rFonts w:cstheme="minorHAnsi"/>
@@ -6925,16 +6924,7 @@
           <w:sz w:val="25"/>
           <w:szCs w:val="25"/>
         </w:rPr>
-        <w:t>s</w:t>
-      </w:r>
-      <w:proofErr w:type="spellEnd"/>
-      <w:r>
-        <w:rPr>
-          <w:rFonts w:cstheme="minorHAnsi"/>
-          <w:sz w:val="25"/>
-          <w:szCs w:val="25"/>
-        </w:rPr>
-        <w:t xml:space="preserve"> are only divided by peninsulas. </w:t>
+        <w:t xml:space="preserve">s are only divided by peninsulas. </w:t>
       </w:r>
       <w:r>
         <w:rPr>
@@ -6977,29 +6967,7 @@
             <w:szCs w:val="25"/>
             <w:u w:val="none"/>
           </w:rPr>
-          <w:t xml:space="preserve">North </w:t>
-        </w:r>
-        <w:proofErr w:type="gramStart"/>
-        <w:r>
-          <w:rPr>
-            <w:rStyle w:val="Hyperlink"/>
-            <w:rFonts w:cstheme="minorHAnsi"/>
-            <w:sz w:val="25"/>
-            <w:szCs w:val="25"/>
-            <w:u w:val="none"/>
-          </w:rPr>
-          <w:t>South East</w:t>
-        </w:r>
-        <w:proofErr w:type="gramEnd"/>
-        <w:r>
-          <w:rPr>
-            <w:rStyle w:val="Hyperlink"/>
-            <w:rFonts w:cstheme="minorHAnsi"/>
-            <w:sz w:val="25"/>
-            <w:szCs w:val="25"/>
-            <w:u w:val="none"/>
-          </w:rPr>
-          <w:t xml:space="preserve"> West</w:t>
+          <w:t>North South East West</w:t>
         </w:r>
       </w:hyperlink>
       <w:r>
@@ -7334,7 +7302,6 @@
         </w:rPr>
         <w:t xml:space="preserve">. The </w:t>
       </w:r>
-      <w:proofErr w:type="spellStart"/>
       <w:r>
         <w:rPr>
           <w:rFonts w:cstheme="minorHAnsi"/>
@@ -7349,16 +7316,7 @@
           <w:sz w:val="25"/>
           <w:szCs w:val="25"/>
         </w:rPr>
-        <w:t>s</w:t>
-      </w:r>
-      <w:proofErr w:type="spellEnd"/>
-      <w:r>
-        <w:rPr>
-          <w:rFonts w:cstheme="minorHAnsi"/>
-          <w:sz w:val="25"/>
-          <w:szCs w:val="25"/>
-        </w:rPr>
-        <w:t xml:space="preserve"> return with </w:t>
+        <w:t xml:space="preserve">s return with </w:t>
       </w:r>
       <w:r>
         <w:rPr>
@@ -7685,7 +7643,6 @@
         </w:rPr>
         <w:t xml:space="preserve">ridge. In unison, the </w:t>
       </w:r>
-      <w:proofErr w:type="spellStart"/>
       <w:r>
         <w:rPr>
           <w:rFonts w:cstheme="minorHAnsi"/>
@@ -7700,16 +7657,7 @@
           <w:sz w:val="25"/>
           <w:szCs w:val="25"/>
         </w:rPr>
-        <w:t>s</w:t>
-      </w:r>
-      <w:proofErr w:type="spellEnd"/>
-      <w:r>
-        <w:rPr>
-          <w:rFonts w:cstheme="minorHAnsi"/>
-          <w:sz w:val="25"/>
-          <w:szCs w:val="25"/>
-        </w:rPr>
-        <w:t xml:space="preserve"> and Amanda cross</w:t>
+        <w:t>s and Amanda cross</w:t>
       </w:r>
       <w:r>
         <w:rPr>
@@ -9244,25 +9192,7 @@
           <w:sz w:val="28"/>
           <w:szCs w:val="28"/>
         </w:rPr>
-        <w:t xml:space="preserve">is trollface personified. She hopes to beat </w:t>
-      </w:r>
-      <w:proofErr w:type="gramStart"/>
-      <w:r>
-        <w:rPr>
-          <w:rFonts w:cstheme="minorHAnsi"/>
-          <w:sz w:val="28"/>
-          <w:szCs w:val="28"/>
-        </w:rPr>
-        <w:t>cousin</w:t>
-      </w:r>
-      <w:proofErr w:type="gramEnd"/>
-      <w:r>
-        <w:rPr>
-          <w:rFonts w:cstheme="minorHAnsi"/>
-          <w:sz w:val="28"/>
-          <w:szCs w:val="28"/>
-        </w:rPr>
-        <w:t xml:space="preserve"> Petoskey in their annual </w:t>
+        <w:t xml:space="preserve">is trollface personified. She hopes to beat cousin Petoskey in their annual </w:t>
       </w:r>
       <w:r>
         <w:rPr>
@@ -11613,16 +11543,7 @@
           <w:szCs w:val="28"/>
           <w:vertAlign w:val="subscript"/>
         </w:rPr>
-        <w:t>Petoskey</w:t>
-      </w:r>
-      <w:r>
-        <w:rPr>
-          <w:rFonts w:cstheme="minorHAnsi"/>
-          <w:sz w:val="28"/>
-          <w:szCs w:val="28"/>
-          <w:vertAlign w:val="subscript"/>
-        </w:rPr>
-        <w:t>, Lulu</w:t>
+        <w:t>Petoskey, Lulu, Cherry, Perry, Shelby, Milly, Willy</w:t>
       </w:r>
       <w:r>
         <w:rPr>
@@ -11773,16 +11694,7 @@
           <w:szCs w:val="28"/>
           <w:vertAlign w:val="subscript"/>
         </w:rPr>
-        <w:t xml:space="preserve">Jasper, </w:t>
-      </w:r>
-      <w:r>
-        <w:rPr>
-          <w:rFonts w:cstheme="minorHAnsi"/>
-          <w:sz w:val="28"/>
-          <w:szCs w:val="28"/>
-          <w:vertAlign w:val="subscript"/>
-        </w:rPr>
-        <w:t>Lizzie, Cherry, Perry, Shelby, Lulu, Petoskey, Kids</w:t>
+        <w:t>Jasper, Lizzie, Cherry, Perry, Shelby, Lulu, Petoskey, Jacob, Liberty, Bailey</w:t>
       </w:r>
       <w:r>
         <w:rPr>
@@ -11829,7 +11741,6 @@
         </w:rPr>
         <w:t xml:space="preserve">Lulu, </w:t>
       </w:r>
-      <w:proofErr w:type="spellStart"/>
       <w:r>
         <w:rPr>
           <w:rFonts w:cstheme="minorHAnsi"/>
@@ -11837,9 +11748,8 @@
           <w:szCs w:val="28"/>
           <w:vertAlign w:val="subscript"/>
         </w:rPr>
-        <w:t>Vandams</w:t>
-      </w:r>
-      <w:proofErr w:type="spellEnd"/>
+        <w:t>VanDams</w:t>
+      </w:r>
       <w:r>
         <w:rPr>
           <w:rFonts w:cstheme="minorHAnsi"/>
@@ -11910,7 +11820,6 @@
         </w:rPr>
         <w:t xml:space="preserve">, </w:t>
       </w:r>
-      <w:proofErr w:type="spellStart"/>
       <w:r>
         <w:rPr>
           <w:rFonts w:cstheme="minorHAnsi"/>
@@ -11918,9 +11827,8 @@
           <w:szCs w:val="28"/>
           <w:vertAlign w:val="subscript"/>
         </w:rPr>
-        <w:t>Vandams</w:t>
-      </w:r>
-      <w:proofErr w:type="spellEnd"/>
+        <w:t>VanDams</w:t>
+      </w:r>
       <w:r>
         <w:rPr>
           <w:rFonts w:cstheme="minorHAnsi"/>
@@ -12295,7 +12203,6 @@
         </w:rPr>
         <w:t xml:space="preserve"> </w:t>
       </w:r>
-      <w:proofErr w:type="spellStart"/>
       <w:r>
         <w:rPr>
           <w:rFonts w:cstheme="minorHAnsi"/>
@@ -12303,9 +12210,8 @@
           <w:szCs w:val="28"/>
           <w:vertAlign w:val="subscript"/>
         </w:rPr>
-        <w:t>Vandams</w:t>
-      </w:r>
-      <w:proofErr w:type="spellEnd"/>
+        <w:t>VanDams</w:t>
+      </w:r>
       <w:r>
         <w:rPr>
           <w:rFonts w:cstheme="minorHAnsi"/>
@@ -12350,7 +12256,6 @@
         </w:rPr>
         <w:t xml:space="preserve"> </w:t>
       </w:r>
-      <w:proofErr w:type="spellStart"/>
       <w:r>
         <w:rPr>
           <w:rFonts w:cstheme="minorHAnsi"/>
@@ -12358,9 +12263,8 @@
           <w:szCs w:val="28"/>
           <w:vertAlign w:val="subscript"/>
         </w:rPr>
-        <w:t>Vandams</w:t>
-      </w:r>
-      <w:proofErr w:type="spellEnd"/>
+        <w:t>VanDams</w:t>
+      </w:r>
       <w:r>
         <w:rPr>
           <w:rFonts w:cstheme="minorHAnsi"/>
@@ -12536,7 +12440,6 @@
         </w:rPr>
         <w:t xml:space="preserve">, </w:t>
       </w:r>
-      <w:proofErr w:type="spellStart"/>
       <w:r>
         <w:rPr>
           <w:rFonts w:cstheme="minorHAnsi"/>
@@ -12544,9 +12447,8 @@
           <w:szCs w:val="28"/>
           <w:vertAlign w:val="subscript"/>
         </w:rPr>
-        <w:t>Vandams</w:t>
-      </w:r>
-      <w:proofErr w:type="spellEnd"/>
+        <w:t>VanDams</w:t>
+      </w:r>
       <w:r>
         <w:rPr>
           <w:rFonts w:cstheme="minorHAnsi"/>
@@ -12579,27 +12481,7 @@
             <w:sz w:val="28"/>
             <w:szCs w:val="28"/>
           </w:rPr>
-          <w:t xml:space="preserve">North </w:t>
-        </w:r>
-        <w:proofErr w:type="gramStart"/>
-        <w:r>
-          <w:rPr>
-            <w:rStyle w:val="Hyperlink"/>
-            <w:rFonts w:cstheme="minorHAnsi"/>
-            <w:sz w:val="28"/>
-            <w:szCs w:val="28"/>
-          </w:rPr>
-          <w:t>South East</w:t>
-        </w:r>
-        <w:proofErr w:type="gramEnd"/>
-        <w:r>
-          <w:rPr>
-            <w:rStyle w:val="Hyperlink"/>
-            <w:rFonts w:cstheme="minorHAnsi"/>
-            <w:sz w:val="28"/>
-            <w:szCs w:val="28"/>
-          </w:rPr>
-          <w:t xml:space="preserve"> </w:t>
+          <w:t xml:space="preserve">North South East </w:t>
         </w:r>
         <w:r>
           <w:rPr>
@@ -12814,7 +12696,6 @@
         <w:t xml:space="preserve">. </w:t>
       </w:r>
       <w:hyperlink r:id="rId53" w:history="1">
-        <w:proofErr w:type="gramStart"/>
         <w:r>
           <w:rPr>
             <w:rStyle w:val="Hyperlink"/>
@@ -12833,7 +12714,6 @@
           </w:rPr>
           <w:t>’s</w:t>
         </w:r>
-        <w:proofErr w:type="gramEnd"/>
         <w:r>
           <w:rPr>
             <w:rStyle w:val="Hyperlink"/>
@@ -12959,7 +12839,6 @@
         </w:rPr>
         <w:t xml:space="preserve">, </w:t>
       </w:r>
-      <w:proofErr w:type="spellStart"/>
       <w:r>
         <w:rPr>
           <w:rFonts w:cstheme="minorHAnsi"/>
@@ -12967,9 +12846,8 @@
           <w:szCs w:val="28"/>
           <w:vertAlign w:val="subscript"/>
         </w:rPr>
-        <w:t>Vandams</w:t>
-      </w:r>
-      <w:proofErr w:type="spellEnd"/>
+        <w:t>VanDams</w:t>
+      </w:r>
       <w:r>
         <w:rPr>
           <w:rFonts w:cstheme="minorHAnsi"/>
@@ -13048,7 +12926,61 @@
           <w:szCs w:val="28"/>
           <w:vertAlign w:val="subscript"/>
         </w:rPr>
-        <w:t>, Mackinac Ghosts</w:t>
+        <w:t>,</w:t>
+      </w:r>
+      <w:r>
+        <w:rPr>
+          <w:rFonts w:cstheme="minorHAnsi"/>
+          <w:sz w:val="28"/>
+          <w:szCs w:val="28"/>
+          <w:vertAlign w:val="subscript"/>
+        </w:rPr>
+        <w:t xml:space="preserve"> Van</w:t>
+      </w:r>
+      <w:r>
+        <w:rPr>
+          <w:rFonts w:cstheme="minorHAnsi"/>
+          <w:sz w:val="28"/>
+          <w:szCs w:val="28"/>
+          <w:vertAlign w:val="subscript"/>
+        </w:rPr>
+        <w:t>D</w:t>
+      </w:r>
+      <w:r>
+        <w:rPr>
+          <w:rFonts w:cstheme="minorHAnsi"/>
+          <w:sz w:val="28"/>
+          <w:szCs w:val="28"/>
+          <w:vertAlign w:val="subscript"/>
+        </w:rPr>
+        <w:t>ams, Amanda,</w:t>
+      </w:r>
+      <w:r>
+        <w:rPr>
+          <w:rFonts w:cstheme="minorHAnsi"/>
+          <w:sz w:val="28"/>
+          <w:szCs w:val="28"/>
+          <w:vertAlign w:val="subscript"/>
+        </w:rPr>
+        <w:t xml:space="preserve"> </w:t>
+      </w:r>
+      <w:r>
+        <w:rPr>
+          <w:rFonts w:cstheme="minorHAnsi"/>
+          <w:sz w:val="28"/>
+          <w:szCs w:val="28"/>
+          <w:vertAlign w:val="subscript"/>
+        </w:rPr>
+        <w:t xml:space="preserve">Michilimackinac, </w:t>
+      </w:r>
+      <w:r>
+        <w:rPr>
+          <w:rFonts w:cstheme="minorHAnsi"/>
+          <w:sz w:val="28"/>
+          <w:szCs w:val="28"/>
+          <w:vertAlign w:val="subscript"/>
+        </w:rPr>
+        <w:t>Mackinac Ghosts</w:t>
       </w:r>
       <w:r>
         <w:rPr>
@@ -15651,7 +15583,6 @@
   <w:style w:type="character" w:default="1" w:styleId="DefaultParagraphFont">
     <w:name w:val="Default Paragraph Font"/>
     <w:uiPriority w:val="1"/>
-    <w:semiHidden/>
     <w:unhideWhenUsed/>
   </w:style>
   <w:style w:type="table" w:default="1" w:styleId="TableNormal">

--- a/about/michigan-bible.docx
+++ b/about/michigan-bible.docx
@@ -1384,7 +1384,15 @@
           <w:sz w:val="32"/>
           <w:szCs w:val="32"/>
         </w:rPr>
-        <w:t>the entire city.</w:t>
+        <w:t>the world</w:t>
+      </w:r>
+      <w:r>
+        <w:rPr>
+          <w:rFonts w:cstheme="minorHAnsi"/>
+          <w:sz w:val="32"/>
+          <w:szCs w:val="32"/>
+        </w:rPr>
+        <w:t>.</w:t>
       </w:r>
       <w:r>
         <w:rPr>
@@ -1400,14 +1408,6 @@
           <w:sz w:val="32"/>
           <w:szCs w:val="32"/>
         </w:rPr>
-        <w:t xml:space="preserve">Our rock star </w:t>
-      </w:r>
-      <w:r>
-        <w:rPr>
-          <w:rFonts w:cstheme="minorHAnsi"/>
-          <w:sz w:val="32"/>
-          <w:szCs w:val="32"/>
-        </w:rPr>
         <w:t>Lulu</w:t>
       </w:r>
       <w:r>
@@ -1464,15 +1464,55 @@
           <w:sz w:val="32"/>
           <w:szCs w:val="32"/>
         </w:rPr>
-        <w:t xml:space="preserve">land and </w:t>
-      </w:r>
-      <w:r>
-        <w:rPr>
-          <w:rFonts w:cstheme="minorHAnsi"/>
-          <w:sz w:val="32"/>
-          <w:szCs w:val="32"/>
-        </w:rPr>
-        <w:t>her</w:t>
+        <w:t xml:space="preserve">land </w:t>
+      </w:r>
+      <w:r>
+        <w:rPr>
+          <w:rFonts w:cstheme="minorHAnsi"/>
+          <w:sz w:val="32"/>
+          <w:szCs w:val="32"/>
+        </w:rPr>
+        <w:t xml:space="preserve">and </w:t>
+      </w:r>
+      <w:r>
+        <w:rPr>
+          <w:rFonts w:cstheme="minorHAnsi"/>
+          <w:sz w:val="32"/>
+          <w:szCs w:val="32"/>
+        </w:rPr>
+        <w:t>breaking</w:t>
+      </w:r>
+      <w:r>
+        <w:rPr>
+          <w:rFonts w:cstheme="minorHAnsi"/>
+          <w:sz w:val="32"/>
+          <w:szCs w:val="32"/>
+        </w:rPr>
+        <w:t xml:space="preserve"> out of her shell</w:t>
+      </w:r>
+      <w:r>
+        <w:rPr>
+          <w:rFonts w:cstheme="minorHAnsi"/>
+          <w:sz w:val="32"/>
+          <w:szCs w:val="32"/>
+        </w:rPr>
+        <w:t xml:space="preserve">. Meanwhile, Petoskey </w:t>
+      </w:r>
+      <w:r>
+        <w:rPr>
+          <w:rFonts w:cstheme="minorHAnsi"/>
+          <w:sz w:val="32"/>
+          <w:szCs w:val="32"/>
+        </w:rPr>
+        <w:t>hopes to get to know his father and help his mother heal through</w:t>
+      </w:r>
+      <w:r>
+        <w:rPr>
+          <w:rFonts w:cstheme="minorHAnsi"/>
+          <w:sz w:val="32"/>
+          <w:szCs w:val="32"/>
+        </w:rPr>
+        <w:t xml:space="preserve"> water.</w:t>
       </w:r>
       <w:r>
         <w:rPr>
@@ -1488,62 +1528,6 @@
           <w:sz w:val="32"/>
           <w:szCs w:val="32"/>
         </w:rPr>
-        <w:t>rocks like Petoskey has</w:t>
-      </w:r>
-      <w:r>
-        <w:rPr>
-          <w:rFonts w:cstheme="minorHAnsi"/>
-          <w:sz w:val="32"/>
-          <w:szCs w:val="32"/>
-        </w:rPr>
-        <w:t xml:space="preserve">. Meanwhile, </w:t>
-      </w:r>
-      <w:r>
-        <w:rPr>
-          <w:rFonts w:cstheme="minorHAnsi"/>
-          <w:sz w:val="32"/>
-          <w:szCs w:val="32"/>
-        </w:rPr>
-        <w:t xml:space="preserve">our grieving </w:t>
-      </w:r>
-      <w:r>
-        <w:rPr>
-          <w:rFonts w:cstheme="minorHAnsi"/>
-          <w:sz w:val="32"/>
-          <w:szCs w:val="32"/>
-        </w:rPr>
-        <w:t xml:space="preserve">Petoskey </w:t>
-      </w:r>
-      <w:r>
-        <w:rPr>
-          <w:rFonts w:cstheme="minorHAnsi"/>
-          <w:sz w:val="32"/>
-          <w:szCs w:val="32"/>
-        </w:rPr>
-        <w:t>hopes to get to know his late father and help his mother heal through</w:t>
-      </w:r>
-      <w:r>
-        <w:rPr>
-          <w:rFonts w:cstheme="minorHAnsi"/>
-          <w:sz w:val="32"/>
-          <w:szCs w:val="32"/>
-        </w:rPr>
-        <w:t xml:space="preserve"> water.</w:t>
-      </w:r>
-      <w:r>
-        <w:rPr>
-          <w:rFonts w:cstheme="minorHAnsi"/>
-          <w:sz w:val="32"/>
-          <w:szCs w:val="32"/>
-        </w:rPr>
-        <w:t xml:space="preserve"> </w:t>
-      </w:r>
-      <w:r>
-        <w:rPr>
-          <w:rFonts w:cstheme="minorHAnsi"/>
-          <w:sz w:val="32"/>
-          <w:szCs w:val="32"/>
-        </w:rPr>
         <w:t xml:space="preserve">Petoskey, </w:t>
       </w:r>
       <w:r>
@@ -1560,23 +1544,39 @@
           <w:sz w:val="32"/>
           <w:szCs w:val="32"/>
         </w:rPr>
-        <w:t xml:space="preserve">native fossil that reveals its true pattern when wet, serves as a metaphor for </w:t>
-      </w:r>
-      <w:r>
-        <w:rPr>
-          <w:rFonts w:cstheme="minorHAnsi"/>
-          <w:sz w:val="32"/>
-          <w:szCs w:val="32"/>
-        </w:rPr>
-        <w:t>hidden</w:t>
-      </w:r>
-      <w:r>
-        <w:rPr>
-          <w:rFonts w:cstheme="minorHAnsi"/>
-          <w:sz w:val="32"/>
-          <w:szCs w:val="32"/>
-        </w:rPr>
-        <w:t xml:space="preserve"> grief and emotional depth.</w:t>
+        <w:t xml:space="preserve">native fossil that reveals its true pattern when </w:t>
+      </w:r>
+      <w:r>
+        <w:rPr>
+          <w:rFonts w:cstheme="minorHAnsi"/>
+          <w:sz w:val="32"/>
+          <w:szCs w:val="32"/>
+        </w:rPr>
+        <w:t>soaked</w:t>
+      </w:r>
+      <w:r>
+        <w:rPr>
+          <w:rFonts w:cstheme="minorHAnsi"/>
+          <w:sz w:val="32"/>
+          <w:szCs w:val="32"/>
+        </w:rPr>
+        <w:t xml:space="preserve">, serves as a metaphor for </w:t>
+      </w:r>
+      <w:r>
+        <w:rPr>
+          <w:rFonts w:cstheme="minorHAnsi"/>
+          <w:sz w:val="32"/>
+          <w:szCs w:val="32"/>
+        </w:rPr>
+        <w:t>ancestry</w:t>
+      </w:r>
+      <w:r>
+        <w:rPr>
+          <w:rFonts w:cstheme="minorHAnsi"/>
+          <w:sz w:val="32"/>
+          <w:szCs w:val="32"/>
+        </w:rPr>
+        <w:t>.</w:t>
       </w:r>
       <w:r>
         <w:rPr>
@@ -1799,7 +1799,23 @@
           <w:sz w:val="32"/>
           <w:szCs w:val="32"/>
         </w:rPr>
-        <w:t xml:space="preserve"> roommates </w:t>
+        <w:t xml:space="preserve"> </w:t>
+      </w:r>
+      <w:r>
+        <w:rPr>
+          <w:rFonts w:cstheme="minorHAnsi"/>
+          <w:sz w:val="32"/>
+          <w:szCs w:val="32"/>
+        </w:rPr>
+        <w:t xml:space="preserve">college </w:t>
+      </w:r>
+      <w:r>
+        <w:rPr>
+          <w:rFonts w:cstheme="minorHAnsi"/>
+          <w:sz w:val="32"/>
+          <w:szCs w:val="32"/>
+        </w:rPr>
+        <w:t xml:space="preserve">roommates </w:t>
       </w:r>
       <w:r>
         <w:rPr>
@@ -1863,31 +1879,39 @@
           <w:sz w:val="32"/>
           <w:szCs w:val="32"/>
         </w:rPr>
-        <w:t>series of suicides</w:t>
-      </w:r>
-      <w:r>
-        <w:rPr>
-          <w:rFonts w:cstheme="minorHAnsi"/>
-          <w:sz w:val="32"/>
-          <w:szCs w:val="32"/>
-        </w:rPr>
-        <w:t xml:space="preserve"> of his hometown and college friends </w:t>
-      </w:r>
-      <w:r>
-        <w:rPr>
-          <w:rFonts w:cstheme="minorHAnsi"/>
-          <w:sz w:val="32"/>
-          <w:szCs w:val="32"/>
-        </w:rPr>
-        <w:t>in musical theatre</w:t>
-      </w:r>
-      <w:r>
-        <w:rPr>
-          <w:rFonts w:cstheme="minorHAnsi"/>
-          <w:sz w:val="32"/>
-          <w:szCs w:val="32"/>
-        </w:rPr>
-        <w:t xml:space="preserve">, </w:t>
+        <w:t xml:space="preserve">series of </w:t>
+      </w:r>
+      <w:r>
+        <w:rPr>
+          <w:rFonts w:cstheme="minorHAnsi"/>
+          <w:sz w:val="32"/>
+          <w:szCs w:val="32"/>
+        </w:rPr>
+        <w:t>tragedies</w:t>
+      </w:r>
+      <w:r>
+        <w:rPr>
+          <w:rFonts w:cstheme="minorHAnsi"/>
+          <w:sz w:val="32"/>
+          <w:szCs w:val="32"/>
+        </w:rPr>
+        <w:t xml:space="preserve"> of his hometown and college </w:t>
+      </w:r>
+      <w:r>
+        <w:rPr>
+          <w:rFonts w:cstheme="minorHAnsi"/>
+          <w:sz w:val="32"/>
+          <w:szCs w:val="32"/>
+        </w:rPr>
+        <w:t xml:space="preserve">theatre </w:t>
+      </w:r>
+      <w:r>
+        <w:rPr>
+          <w:rFonts w:cstheme="minorHAnsi"/>
+          <w:sz w:val="32"/>
+          <w:szCs w:val="32"/>
+        </w:rPr>
+        <w:t xml:space="preserve">friends, </w:t>
       </w:r>
       <w:r>
         <w:rPr>
@@ -2085,7 +2109,7 @@
           <w:sz w:val="32"/>
           <w:szCs w:val="32"/>
         </w:rPr>
-        <w:t xml:space="preserve"> champions human creativity,</w:t>
+        <w:t xml:space="preserve"> champions creativity,</w:t>
       </w:r>
       <w:r>
         <w:rPr>
@@ -2109,7 +2133,7 @@
           <w:sz w:val="32"/>
           <w:szCs w:val="32"/>
         </w:rPr>
-        <w:t>nature</w:t>
+        <w:t>the environment</w:t>
       </w:r>
       <w:r>
         <w:rPr>
@@ -2181,63 +2205,71 @@
           <w:sz w:val="32"/>
           <w:szCs w:val="32"/>
         </w:rPr>
-        <w:t xml:space="preserve">replacing a </w:t>
-      </w:r>
-      <w:r>
-        <w:rPr>
-          <w:rFonts w:cstheme="minorHAnsi"/>
-          <w:sz w:val="32"/>
-          <w:szCs w:val="32"/>
-        </w:rPr>
-        <w:t>small-town</w:t>
-      </w:r>
-      <w:r>
-        <w:rPr>
-          <w:rFonts w:cstheme="minorHAnsi"/>
-          <w:sz w:val="32"/>
-          <w:szCs w:val="32"/>
-        </w:rPr>
-        <w:t xml:space="preserve"> family’s lake house</w:t>
-      </w:r>
-      <w:r>
-        <w:rPr>
-          <w:rFonts w:cstheme="minorHAnsi"/>
-          <w:sz w:val="32"/>
-          <w:szCs w:val="32"/>
-        </w:rPr>
-        <w:t xml:space="preserve">. By centering </w:t>
-      </w:r>
-      <w:r>
-        <w:rPr>
-          <w:rFonts w:cstheme="minorHAnsi"/>
-          <w:sz w:val="32"/>
-          <w:szCs w:val="32"/>
-        </w:rPr>
-        <w:t>the</w:t>
-      </w:r>
-      <w:r>
-        <w:rPr>
-          <w:rFonts w:cstheme="minorHAnsi"/>
-          <w:sz w:val="32"/>
-          <w:szCs w:val="32"/>
-        </w:rPr>
-        <w:t xml:space="preserve"> narrative on the impact</w:t>
-      </w:r>
-      <w:r>
-        <w:rPr>
-          <w:rFonts w:cstheme="minorHAnsi"/>
-          <w:sz w:val="32"/>
-          <w:szCs w:val="32"/>
-        </w:rPr>
-        <w:t>s</w:t>
-      </w:r>
-      <w:r>
-        <w:rPr>
-          <w:rFonts w:cstheme="minorHAnsi"/>
-          <w:sz w:val="32"/>
-          <w:szCs w:val="32"/>
-        </w:rPr>
-        <w:t xml:space="preserve"> of suicide and collective loss, the play addresses </w:t>
+        <w:t>taking over</w:t>
+      </w:r>
+      <w:r>
+        <w:rPr>
+          <w:rFonts w:cstheme="minorHAnsi"/>
+          <w:sz w:val="32"/>
+          <w:szCs w:val="32"/>
+        </w:rPr>
+        <w:t xml:space="preserve"> a </w:t>
+      </w:r>
+      <w:r>
+        <w:rPr>
+          <w:rFonts w:cstheme="minorHAnsi"/>
+          <w:sz w:val="32"/>
+          <w:szCs w:val="32"/>
+        </w:rPr>
+        <w:t>small</w:t>
+      </w:r>
+      <w:r>
+        <w:rPr>
+          <w:rFonts w:cstheme="minorHAnsi"/>
+          <w:sz w:val="32"/>
+          <w:szCs w:val="32"/>
+        </w:rPr>
+        <w:t xml:space="preserve"> </w:t>
+      </w:r>
+      <w:r>
+        <w:rPr>
+          <w:rFonts w:cstheme="minorHAnsi"/>
+          <w:sz w:val="32"/>
+          <w:szCs w:val="32"/>
+        </w:rPr>
+        <w:t>town</w:t>
+      </w:r>
+      <w:r>
+        <w:rPr>
+          <w:rFonts w:cstheme="minorHAnsi"/>
+          <w:sz w:val="32"/>
+          <w:szCs w:val="32"/>
+        </w:rPr>
+        <w:t xml:space="preserve">. By </w:t>
+      </w:r>
+      <w:r>
+        <w:rPr>
+          <w:rFonts w:cstheme="minorHAnsi"/>
+          <w:sz w:val="32"/>
+          <w:szCs w:val="32"/>
+        </w:rPr>
+        <w:t>focusing on</w:t>
+      </w:r>
+      <w:r>
+        <w:rPr>
+          <w:rFonts w:cstheme="minorHAnsi"/>
+          <w:sz w:val="32"/>
+          <w:szCs w:val="32"/>
+        </w:rPr>
+        <w:t xml:space="preserve"> </w:t>
+      </w:r>
+      <w:r>
+        <w:rPr>
+          <w:rFonts w:cstheme="minorHAnsi"/>
+          <w:sz w:val="32"/>
+          <w:szCs w:val="32"/>
+        </w:rPr>
+        <w:t xml:space="preserve">collective loss, the play addresses </w:t>
       </w:r>
       <w:r>
         <w:rPr>
@@ -2293,7 +2325,7 @@
           <w:sz w:val="32"/>
           <w:szCs w:val="32"/>
         </w:rPr>
-        <w:t xml:space="preserve">it uses science and folklore to bridge regional cultural divides, reminding audiences to protect both the natural environments and </w:t>
+        <w:t xml:space="preserve">it uses science and folklore to bridge regional cultural divides, reminding audiences to protect the environment and </w:t>
       </w:r>
       <w:r>
         <w:rPr>
@@ -2439,6 +2471,29 @@
           <w:szCs w:val="32"/>
         </w:rPr>
         <w:t xml:space="preserve"> folksiness.</w:t>
+      </w:r>
+    </w:p>
+    <w:p>
+      <w:pPr>
+        <w:rPr>
+          <w:rFonts w:cstheme="minorHAnsi"/>
+          <w:b/>
+          <w:bCs/>
+          <w:sz w:val="32"/>
+          <w:szCs w:val="32"/>
+          <w:u w:val="single"/>
+        </w:rPr>
+      </w:pPr>
+      <w:r>
+        <w:rPr>
+          <w:rFonts w:cstheme="minorHAnsi"/>
+          <w:b/>
+          <w:bCs/>
+          <w:sz w:val="32"/>
+          <w:szCs w:val="32"/>
+          <w:u w:val="single"/>
+        </w:rPr>
+        <w:br w:type="page"/>
       </w:r>
     </w:p>
     <w:p>
@@ -6967,7 +7022,29 @@
             <w:szCs w:val="25"/>
             <w:u w:val="none"/>
           </w:rPr>
-          <w:t>North South East West</w:t>
+          <w:t xml:space="preserve">North </w:t>
+        </w:r>
+        <w:proofErr w:type="gramStart"/>
+        <w:r>
+          <w:rPr>
+            <w:rStyle w:val="Hyperlink"/>
+            <w:rFonts w:cstheme="minorHAnsi"/>
+            <w:sz w:val="25"/>
+            <w:szCs w:val="25"/>
+            <w:u w:val="none"/>
+          </w:rPr>
+          <w:t>South East</w:t>
+        </w:r>
+        <w:proofErr w:type="gramEnd"/>
+        <w:r>
+          <w:rPr>
+            <w:rStyle w:val="Hyperlink"/>
+            <w:rFonts w:cstheme="minorHAnsi"/>
+            <w:sz w:val="25"/>
+            <w:szCs w:val="25"/>
+            <w:u w:val="none"/>
+          </w:rPr>
+          <w:t xml:space="preserve"> West</w:t>
         </w:r>
       </w:hyperlink>
       <w:r>
@@ -8225,6 +8302,14 @@
           <w:sz w:val="28"/>
           <w:szCs w:val="28"/>
         </w:rPr>
+        <w:t xml:space="preserve"> and trapper hats</w:t>
+      </w:r>
+      <w:r>
+        <w:rPr>
+          <w:rFonts w:cstheme="minorHAnsi"/>
+          <w:sz w:val="28"/>
+          <w:szCs w:val="28"/>
+        </w:rPr>
         <w:t xml:space="preserve">. </w:t>
       </w:r>
       <w:r>
@@ -8233,47 +8318,87 @@
           <w:sz w:val="28"/>
           <w:szCs w:val="28"/>
         </w:rPr>
-        <w:t xml:space="preserve">Besides his </w:t>
-      </w:r>
-      <w:r>
-        <w:rPr>
-          <w:rFonts w:cstheme="minorHAnsi"/>
-          <w:sz w:val="28"/>
-          <w:szCs w:val="28"/>
-        </w:rPr>
-        <w:t>mom</w:t>
-      </w:r>
-      <w:r>
-        <w:rPr>
-          <w:rFonts w:cstheme="minorHAnsi"/>
-          <w:sz w:val="28"/>
-          <w:szCs w:val="28"/>
-        </w:rPr>
-        <w:t xml:space="preserve"> Liz, </w:t>
-      </w:r>
-      <w:r>
-        <w:rPr>
-          <w:rFonts w:cstheme="minorHAnsi"/>
-          <w:sz w:val="28"/>
-          <w:szCs w:val="28"/>
-        </w:rPr>
-        <w:t>his</w:t>
-      </w:r>
-      <w:r>
-        <w:rPr>
-          <w:rFonts w:cstheme="minorHAnsi"/>
-          <w:sz w:val="28"/>
-          <w:szCs w:val="28"/>
-        </w:rPr>
-        <w:t xml:space="preserve"> only connection to extended family happens on Harbor Days in Elk Rapids. </w:t>
-      </w:r>
-      <w:r>
-        <w:rPr>
-          <w:rFonts w:cstheme="minorHAnsi"/>
-          <w:sz w:val="28"/>
-          <w:szCs w:val="28"/>
-        </w:rPr>
-        <w:t>He never met his</w:t>
+        <w:t>H</w:t>
+      </w:r>
+      <w:r>
+        <w:rPr>
+          <w:rFonts w:cstheme="minorHAnsi"/>
+          <w:sz w:val="28"/>
+          <w:szCs w:val="28"/>
+        </w:rPr>
+        <w:t>is</w:t>
+      </w:r>
+      <w:r>
+        <w:rPr>
+          <w:rFonts w:cstheme="minorHAnsi"/>
+          <w:sz w:val="28"/>
+          <w:szCs w:val="28"/>
+        </w:rPr>
+        <w:t xml:space="preserve"> only connection to </w:t>
+      </w:r>
+      <w:r>
+        <w:rPr>
+          <w:rFonts w:cstheme="minorHAnsi"/>
+          <w:sz w:val="28"/>
+          <w:szCs w:val="28"/>
+        </w:rPr>
+        <w:t xml:space="preserve">his </w:t>
+      </w:r>
+      <w:r>
+        <w:rPr>
+          <w:rFonts w:cstheme="minorHAnsi"/>
+          <w:sz w:val="28"/>
+          <w:szCs w:val="28"/>
+        </w:rPr>
+        <w:t xml:space="preserve">extended family happens </w:t>
+      </w:r>
+      <w:r>
+        <w:rPr>
+          <w:rFonts w:cstheme="minorHAnsi"/>
+          <w:sz w:val="28"/>
+          <w:szCs w:val="28"/>
+        </w:rPr>
+        <w:t xml:space="preserve">only </w:t>
+      </w:r>
+      <w:r>
+        <w:rPr>
+          <w:rFonts w:cstheme="minorHAnsi"/>
+          <w:sz w:val="28"/>
+          <w:szCs w:val="28"/>
+        </w:rPr>
+        <w:t xml:space="preserve">on </w:t>
+      </w:r>
+      <w:r>
+        <w:rPr>
+          <w:rFonts w:cstheme="minorHAnsi"/>
+          <w:sz w:val="28"/>
+          <w:szCs w:val="28"/>
+        </w:rPr>
+        <w:t xml:space="preserve">the annual </w:t>
+      </w:r>
+      <w:r>
+        <w:rPr>
+          <w:rFonts w:cstheme="minorHAnsi"/>
+          <w:sz w:val="28"/>
+          <w:szCs w:val="28"/>
+        </w:rPr>
+        <w:t xml:space="preserve">Harbor Days in Elk Rapids. </w:t>
+      </w:r>
+      <w:r>
+        <w:rPr>
+          <w:rFonts w:cstheme="minorHAnsi"/>
+          <w:sz w:val="28"/>
+          <w:szCs w:val="28"/>
+        </w:rPr>
+        <w:t>H</w:t>
+      </w:r>
+      <w:r>
+        <w:rPr>
+          <w:rFonts w:cstheme="minorHAnsi"/>
+          <w:sz w:val="28"/>
+          <w:szCs w:val="28"/>
+        </w:rPr>
+        <w:t>e</w:t>
       </w:r>
       <w:r>
         <w:rPr>
@@ -8289,63 +8414,15 @@
           <w:sz w:val="28"/>
           <w:szCs w:val="28"/>
         </w:rPr>
-        <w:t>late father.</w:t>
-      </w:r>
-      <w:r>
-        <w:rPr>
-          <w:rFonts w:cstheme="minorHAnsi"/>
-          <w:sz w:val="28"/>
-          <w:szCs w:val="28"/>
-        </w:rPr>
-        <w:t xml:space="preserve"> </w:t>
-      </w:r>
-      <w:r>
-        <w:rPr>
-          <w:rFonts w:cstheme="minorHAnsi"/>
-          <w:sz w:val="28"/>
-          <w:szCs w:val="28"/>
-        </w:rPr>
-        <w:t xml:space="preserve">To honor </w:t>
-      </w:r>
-      <w:r>
-        <w:rPr>
-          <w:rFonts w:cstheme="minorHAnsi"/>
-          <w:sz w:val="28"/>
-          <w:szCs w:val="28"/>
-        </w:rPr>
-        <w:t>Petey</w:t>
-      </w:r>
-      <w:r>
-        <w:rPr>
-          <w:rFonts w:cstheme="minorHAnsi"/>
-          <w:sz w:val="28"/>
-          <w:szCs w:val="28"/>
-        </w:rPr>
-        <w:t xml:space="preserve">, </w:t>
-      </w:r>
-      <w:r>
-        <w:rPr>
-          <w:rFonts w:cstheme="minorHAnsi"/>
-          <w:sz w:val="28"/>
-          <w:szCs w:val="28"/>
-        </w:rPr>
-        <w:t>he</w:t>
-      </w:r>
-      <w:r>
-        <w:rPr>
-          <w:rFonts w:cstheme="minorHAnsi"/>
-          <w:sz w:val="28"/>
-          <w:szCs w:val="28"/>
-        </w:rPr>
-        <w:t xml:space="preserve"> </w:t>
-      </w:r>
-      <w:r>
-        <w:rPr>
-          <w:rFonts w:cstheme="minorHAnsi"/>
-          <w:sz w:val="28"/>
-          <w:szCs w:val="28"/>
-        </w:rPr>
-        <w:t xml:space="preserve">wears his </w:t>
+        <w:t>connects with his ancestors through</w:t>
+      </w:r>
+      <w:r>
+        <w:rPr>
+          <w:rFonts w:cstheme="minorHAnsi"/>
+          <w:sz w:val="28"/>
+          <w:szCs w:val="28"/>
+        </w:rPr>
+        <w:t xml:space="preserve"> his </w:t>
       </w:r>
       <w:r>
         <w:rPr>
@@ -8504,31 +8581,15 @@
           <w:sz w:val="28"/>
           <w:szCs w:val="28"/>
         </w:rPr>
-        <w:t xml:space="preserve">her husband </w:t>
-      </w:r>
-      <w:r>
-        <w:rPr>
-          <w:rFonts w:cstheme="minorHAnsi"/>
-          <w:sz w:val="28"/>
-          <w:szCs w:val="28"/>
-        </w:rPr>
-        <w:t xml:space="preserve">Petey’s </w:t>
-      </w:r>
-      <w:r>
-        <w:rPr>
-          <w:rFonts w:cstheme="minorHAnsi"/>
-          <w:sz w:val="28"/>
-          <w:szCs w:val="28"/>
-        </w:rPr>
-        <w:t>suicide</w:t>
-      </w:r>
-      <w:r>
-        <w:rPr>
-          <w:rFonts w:cstheme="minorHAnsi"/>
-          <w:sz w:val="28"/>
-          <w:szCs w:val="28"/>
-        </w:rPr>
-        <w:t xml:space="preserve"> in 200</w:t>
+        <w:t xml:space="preserve">a tragedy </w:t>
+      </w:r>
+      <w:r>
+        <w:rPr>
+          <w:rFonts w:cstheme="minorHAnsi"/>
+          <w:sz w:val="28"/>
+          <w:szCs w:val="28"/>
+        </w:rPr>
+        <w:t>in 200</w:t>
       </w:r>
       <w:r>
         <w:rPr>
@@ -8887,127 +8948,15 @@
           <w:sz w:val="28"/>
           <w:szCs w:val="28"/>
         </w:rPr>
-        <w:t>an Arab</w:t>
-      </w:r>
-      <w:r>
-        <w:rPr>
-          <w:rFonts w:cstheme="minorHAnsi"/>
-          <w:sz w:val="28"/>
-          <w:szCs w:val="28"/>
-        </w:rPr>
-        <w:t xml:space="preserve">. He </w:t>
-      </w:r>
-      <w:r>
-        <w:rPr>
-          <w:rFonts w:cstheme="minorHAnsi"/>
-          <w:sz w:val="28"/>
-          <w:szCs w:val="28"/>
-        </w:rPr>
-        <w:t>drive</w:t>
-      </w:r>
-      <w:r>
-        <w:rPr>
-          <w:rFonts w:cstheme="minorHAnsi"/>
-          <w:sz w:val="28"/>
-          <w:szCs w:val="28"/>
-        </w:rPr>
-        <w:t>s</w:t>
-      </w:r>
-      <w:r>
-        <w:rPr>
-          <w:rFonts w:cstheme="minorHAnsi"/>
-          <w:sz w:val="28"/>
-          <w:szCs w:val="28"/>
-        </w:rPr>
-        <w:t xml:space="preserve"> off the Mackinac Bridge to save </w:t>
-      </w:r>
-      <w:r>
-        <w:rPr>
-          <w:rFonts w:cstheme="minorHAnsi"/>
-          <w:sz w:val="28"/>
-          <w:szCs w:val="28"/>
-        </w:rPr>
-        <w:t>their</w:t>
-      </w:r>
-      <w:r>
-        <w:rPr>
-          <w:rFonts w:cstheme="minorHAnsi"/>
-          <w:sz w:val="28"/>
-          <w:szCs w:val="28"/>
-        </w:rPr>
-        <w:t xml:space="preserve"> house with his life insurance. </w:t>
-      </w:r>
-      <w:r>
-        <w:rPr>
-          <w:rFonts w:cstheme="minorHAnsi"/>
-          <w:sz w:val="28"/>
-          <w:szCs w:val="28"/>
-        </w:rPr>
-        <w:t>Hi</w:t>
-      </w:r>
-      <w:r>
-        <w:rPr>
-          <w:rFonts w:cstheme="minorHAnsi"/>
-          <w:sz w:val="28"/>
-          <w:szCs w:val="28"/>
-        </w:rPr>
-        <w:t xml:space="preserve">s ghost </w:t>
-      </w:r>
-      <w:r>
-        <w:rPr>
-          <w:rFonts w:cstheme="minorHAnsi"/>
-          <w:sz w:val="28"/>
-          <w:szCs w:val="28"/>
-        </w:rPr>
-        <w:t>visit</w:t>
-      </w:r>
-      <w:r>
-        <w:rPr>
-          <w:rFonts w:cstheme="minorHAnsi"/>
-          <w:sz w:val="28"/>
-          <w:szCs w:val="28"/>
-        </w:rPr>
-        <w:t>s</w:t>
-      </w:r>
-      <w:r>
-        <w:rPr>
-          <w:rFonts w:cstheme="minorHAnsi"/>
-          <w:sz w:val="28"/>
-          <w:szCs w:val="28"/>
-        </w:rPr>
-        <w:t xml:space="preserve"> Petoskey </w:t>
-      </w:r>
-      <w:r>
-        <w:rPr>
-          <w:rFonts w:cstheme="minorHAnsi"/>
-          <w:sz w:val="28"/>
-          <w:szCs w:val="28"/>
-        </w:rPr>
-        <w:t xml:space="preserve">whenever he crosses the </w:t>
-      </w:r>
-      <w:r>
-        <w:rPr>
-          <w:rFonts w:cstheme="minorHAnsi"/>
-          <w:sz w:val="28"/>
-          <w:szCs w:val="28"/>
-        </w:rPr>
-        <w:t>bridge</w:t>
-      </w:r>
-      <w:r>
-        <w:rPr>
-          <w:rFonts w:cstheme="minorHAnsi"/>
-          <w:sz w:val="28"/>
-          <w:szCs w:val="28"/>
-        </w:rPr>
-        <w:t xml:space="preserve">. </w:t>
-      </w:r>
-      <w:r>
-        <w:rPr>
-          <w:rFonts w:cstheme="minorHAnsi"/>
-          <w:sz w:val="28"/>
-          <w:szCs w:val="28"/>
-        </w:rPr>
-        <w:t>Michigan State.</w:t>
+        <w:t>one</w:t>
+      </w:r>
+      <w:r>
+        <w:rPr>
+          <w:rFonts w:cstheme="minorHAnsi"/>
+          <w:sz w:val="28"/>
+          <w:szCs w:val="28"/>
+        </w:rPr>
+        <w:t>.</w:t>
       </w:r>
     </w:p>
     <w:p>
@@ -9192,7 +9141,25 @@
           <w:sz w:val="28"/>
           <w:szCs w:val="28"/>
         </w:rPr>
-        <w:t xml:space="preserve">is trollface personified. She hopes to beat cousin Petoskey in their annual </w:t>
+        <w:t xml:space="preserve">is trollface personified. She hopes to beat </w:t>
+      </w:r>
+      <w:proofErr w:type="gramStart"/>
+      <w:r>
+        <w:rPr>
+          <w:rFonts w:cstheme="minorHAnsi"/>
+          <w:sz w:val="28"/>
+          <w:szCs w:val="28"/>
+        </w:rPr>
+        <w:t>cousin</w:t>
+      </w:r>
+      <w:proofErr w:type="gramEnd"/>
+      <w:r>
+        <w:rPr>
+          <w:rFonts w:cstheme="minorHAnsi"/>
+          <w:sz w:val="28"/>
+          <w:szCs w:val="28"/>
+        </w:rPr>
+        <w:t xml:space="preserve"> Petoskey in their annual </w:t>
       </w:r>
       <w:r>
         <w:rPr>
@@ -10033,7 +10000,6 @@
           <w:sz w:val="28"/>
           <w:szCs w:val="28"/>
         </w:rPr>
-        <w:lastRenderedPageBreak/>
         <w:t>LIBERTY</w:t>
       </w:r>
       <w:r>
@@ -10077,22 +10043,6 @@
           <w:szCs w:val="28"/>
         </w:rPr>
         <w:t>cousins removed from reality. They are from Hell… Michigan.</w:t>
-      </w:r>
-      <w:r>
-        <w:rPr>
-          <w:rFonts w:cstheme="minorHAnsi"/>
-          <w:sz w:val="28"/>
-          <w:szCs w:val="28"/>
-        </w:rPr>
-        <w:t xml:space="preserve"> Liberty is allergic to sand and Bailey is allergic to pine.</w:t>
-      </w:r>
-      <w:r>
-        <w:rPr>
-          <w:rFonts w:cstheme="minorHAnsi"/>
-          <w:sz w:val="28"/>
-          <w:szCs w:val="28"/>
-        </w:rPr>
-        <w:t xml:space="preserve"> They make poison ivy bouquets.</w:t>
       </w:r>
     </w:p>
     <w:p>
@@ -10115,6 +10065,7 @@
           <w:sz w:val="28"/>
           <w:szCs w:val="28"/>
         </w:rPr>
+        <w:lastRenderedPageBreak/>
         <w:t>MILLY</w:t>
       </w:r>
       <w:r>
@@ -10658,7 +10609,39 @@
           <w:sz w:val="28"/>
           <w:szCs w:val="28"/>
         </w:rPr>
-        <w:t xml:space="preserve"> once looked down on the Arab community when a Lebanese family bought out his family’s previous </w:t>
+        <w:t xml:space="preserve"> once looked down on the </w:t>
+      </w:r>
+      <w:r>
+        <w:rPr>
+          <w:rFonts w:cstheme="minorHAnsi"/>
+          <w:sz w:val="28"/>
+          <w:szCs w:val="28"/>
+        </w:rPr>
+        <w:t>migrant</w:t>
+      </w:r>
+      <w:r>
+        <w:rPr>
+          <w:rFonts w:cstheme="minorHAnsi"/>
+          <w:sz w:val="28"/>
+          <w:szCs w:val="28"/>
+        </w:rPr>
+        <w:t xml:space="preserve"> community when a Lebanese family bought out his family’s </w:t>
+      </w:r>
+      <w:r>
+        <w:rPr>
+          <w:rFonts w:cstheme="minorHAnsi"/>
+          <w:sz w:val="28"/>
+          <w:szCs w:val="28"/>
+        </w:rPr>
+        <w:t>original</w:t>
+      </w:r>
+      <w:r>
+        <w:rPr>
+          <w:rFonts w:cstheme="minorHAnsi"/>
+          <w:sz w:val="28"/>
+          <w:szCs w:val="28"/>
+        </w:rPr>
+        <w:t xml:space="preserve"> </w:t>
       </w:r>
       <w:r>
         <w:rPr>
@@ -10682,63 +10665,15 @@
           <w:sz w:val="28"/>
           <w:szCs w:val="28"/>
         </w:rPr>
-        <w:t xml:space="preserve"> After Petey’s </w:t>
-      </w:r>
-      <w:r>
-        <w:rPr>
-          <w:rFonts w:cstheme="minorHAnsi"/>
-          <w:sz w:val="28"/>
-          <w:szCs w:val="28"/>
-        </w:rPr>
-        <w:t>death</w:t>
-      </w:r>
-      <w:r>
-        <w:rPr>
-          <w:rFonts w:cstheme="minorHAnsi"/>
-          <w:sz w:val="28"/>
-          <w:szCs w:val="28"/>
-        </w:rPr>
-        <w:t xml:space="preserve"> with </w:t>
-      </w:r>
-      <w:r>
-        <w:rPr>
-          <w:rFonts w:cstheme="minorHAnsi"/>
-          <w:sz w:val="28"/>
-          <w:szCs w:val="28"/>
-        </w:rPr>
-        <w:t>his</w:t>
-      </w:r>
-      <w:r>
-        <w:rPr>
-          <w:rFonts w:cstheme="minorHAnsi"/>
-          <w:sz w:val="28"/>
-          <w:szCs w:val="28"/>
-        </w:rPr>
-        <w:t xml:space="preserve"> last memory being his prejudice towards Arabs for “stealing American jobs,” </w:t>
-      </w:r>
-      <w:r>
-        <w:rPr>
-          <w:rFonts w:cstheme="minorHAnsi"/>
-          <w:sz w:val="28"/>
-          <w:szCs w:val="28"/>
-        </w:rPr>
-        <w:t>they</w:t>
-      </w:r>
-      <w:r>
-        <w:rPr>
-          <w:rFonts w:cstheme="minorHAnsi"/>
-          <w:sz w:val="28"/>
-          <w:szCs w:val="28"/>
-        </w:rPr>
-        <w:t xml:space="preserve"> vow to help migrants no matter what.</w:t>
-      </w:r>
-      <w:r>
-        <w:rPr>
-          <w:rFonts w:cstheme="minorHAnsi"/>
-          <w:sz w:val="28"/>
-          <w:szCs w:val="28"/>
-        </w:rPr>
-        <w:t xml:space="preserve"> Ferris State.</w:t>
+        <w:t xml:space="preserve"> </w:t>
+      </w:r>
+      <w:r>
+        <w:rPr>
+          <w:rFonts w:cstheme="minorHAnsi"/>
+          <w:sz w:val="28"/>
+          <w:szCs w:val="28"/>
+        </w:rPr>
+        <w:t>Ferris State.</w:t>
       </w:r>
     </w:p>
     <w:p>
@@ -10811,167 +10746,15 @@
           <w:sz w:val="28"/>
           <w:szCs w:val="28"/>
         </w:rPr>
-        <w:t xml:space="preserve"> with the goal of turning every lake city into a data center. Following her brother Conor’s suicide off the Mackinac Bridge, she</w:t>
-      </w:r>
-      <w:r>
-        <w:rPr>
-          <w:rFonts w:cstheme="minorHAnsi"/>
-          <w:sz w:val="28"/>
-          <w:szCs w:val="28"/>
-        </w:rPr>
-        <w:t xml:space="preserve"> loses her creative spirit and</w:t>
-      </w:r>
-      <w:r>
-        <w:rPr>
-          <w:rFonts w:cstheme="minorHAnsi"/>
-          <w:sz w:val="28"/>
-          <w:szCs w:val="28"/>
-        </w:rPr>
-        <w:t xml:space="preserve"> takes over her brother’s business </w:t>
-      </w:r>
-      <w:r>
-        <w:rPr>
-          <w:rFonts w:cstheme="minorHAnsi"/>
-          <w:sz w:val="28"/>
-          <w:szCs w:val="28"/>
-        </w:rPr>
-        <w:t>to</w:t>
-      </w:r>
-      <w:r>
-        <w:rPr>
-          <w:rFonts w:cstheme="minorHAnsi"/>
-          <w:sz w:val="28"/>
-          <w:szCs w:val="28"/>
-        </w:rPr>
-        <w:t xml:space="preserve"> create</w:t>
-      </w:r>
-      <w:r>
-        <w:rPr>
-          <w:rFonts w:cstheme="minorHAnsi"/>
-          <w:sz w:val="28"/>
-          <w:szCs w:val="28"/>
-        </w:rPr>
-        <w:t xml:space="preserve"> </w:t>
-      </w:r>
-      <w:r>
-        <w:rPr>
-          <w:rFonts w:cstheme="minorHAnsi"/>
-          <w:sz w:val="28"/>
-          <w:szCs w:val="28"/>
-        </w:rPr>
-        <w:t>A</w:t>
-      </w:r>
-      <w:r>
-        <w:rPr>
-          <w:rFonts w:cstheme="minorHAnsi"/>
-          <w:sz w:val="28"/>
-          <w:szCs w:val="28"/>
-        </w:rPr>
-        <w:t>fterlife.</w:t>
-      </w:r>
-      <w:r>
-        <w:rPr>
-          <w:rFonts w:cstheme="minorHAnsi"/>
-          <w:sz w:val="28"/>
-          <w:szCs w:val="28"/>
-        </w:rPr>
-        <w:t>AI</w:t>
-      </w:r>
-      <w:r>
-        <w:rPr>
-          <w:rFonts w:cstheme="minorHAnsi"/>
-          <w:sz w:val="28"/>
-          <w:szCs w:val="28"/>
-        </w:rPr>
-        <w:t xml:space="preserve"> </w:t>
-      </w:r>
-      <w:r>
-        <w:rPr>
-          <w:rFonts w:cstheme="minorHAnsi"/>
-          <w:sz w:val="28"/>
-          <w:szCs w:val="28"/>
-        </w:rPr>
-        <w:t>to bring late loved ones back as avatars</w:t>
-      </w:r>
-      <w:r>
-        <w:rPr>
-          <w:rFonts w:cstheme="minorHAnsi"/>
-          <w:sz w:val="28"/>
-          <w:szCs w:val="28"/>
-        </w:rPr>
-        <w:t>.</w:t>
-      </w:r>
-      <w:r>
-        <w:rPr>
-          <w:rFonts w:cstheme="minorHAnsi"/>
-          <w:sz w:val="28"/>
-          <w:szCs w:val="28"/>
-        </w:rPr>
-        <w:t xml:space="preserve"> </w:t>
-      </w:r>
-      <w:r>
-        <w:rPr>
-          <w:rFonts w:cstheme="minorHAnsi"/>
-          <w:sz w:val="28"/>
-          <w:szCs w:val="28"/>
-        </w:rPr>
-        <w:t>S</w:t>
-      </w:r>
-      <w:r>
-        <w:rPr>
-          <w:rFonts w:cstheme="minorHAnsi"/>
-          <w:sz w:val="28"/>
-          <w:szCs w:val="28"/>
-        </w:rPr>
-        <w:t>he was a</w:t>
-      </w:r>
-      <w:r>
-        <w:rPr>
-          <w:rFonts w:cstheme="minorHAnsi"/>
-          <w:sz w:val="28"/>
-          <w:szCs w:val="28"/>
-        </w:rPr>
-        <w:t>n art school</w:t>
-      </w:r>
-      <w:r>
-        <w:rPr>
-          <w:rFonts w:cstheme="minorHAnsi"/>
-          <w:sz w:val="28"/>
-          <w:szCs w:val="28"/>
-        </w:rPr>
-        <w:t xml:space="preserve"> rival of Cherry, before </w:t>
-      </w:r>
-      <w:r>
-        <w:rPr>
-          <w:rFonts w:cstheme="minorHAnsi"/>
-          <w:sz w:val="28"/>
-          <w:szCs w:val="28"/>
-        </w:rPr>
-        <w:t xml:space="preserve">getting </w:t>
-      </w:r>
-      <w:r>
-        <w:rPr>
-          <w:rFonts w:cstheme="minorHAnsi"/>
-          <w:sz w:val="28"/>
-          <w:szCs w:val="28"/>
-        </w:rPr>
-        <w:t>exp</w:t>
-      </w:r>
-      <w:r>
-        <w:rPr>
-          <w:rFonts w:cstheme="minorHAnsi"/>
-          <w:sz w:val="28"/>
-          <w:szCs w:val="28"/>
-        </w:rPr>
-        <w:t>elled</w:t>
-      </w:r>
-      <w:r>
-        <w:rPr>
-          <w:rFonts w:cstheme="minorHAnsi"/>
-          <w:sz w:val="28"/>
-          <w:szCs w:val="28"/>
-        </w:rPr>
-        <w:t>.</w:t>
+        <w:t xml:space="preserve"> with the goal of turning every lake city into a data center. </w:t>
+      </w:r>
+      <w:r>
+        <w:rPr>
+          <w:rFonts w:cstheme="minorHAnsi"/>
+          <w:sz w:val="28"/>
+          <w:szCs w:val="28"/>
+        </w:rPr>
+        <w:t>Following her brother Conor’s death, she loses her creative spirit and takes over her brother’s business to create Afterlife.AI to bring late loved ones back as avatars. She was an art school rival of Cherry VanDam, before getting expelled.</w:t>
       </w:r>
       <w:r>
         <w:rPr>
@@ -11267,29 +11050,6 @@
           <w:szCs w:val="28"/>
         </w:rPr>
         <w:t>.”</w:t>
-      </w:r>
-    </w:p>
-    <w:p>
-      <w:pPr>
-        <w:tabs>
-          <w:tab w:val="left" w:pos="5013"/>
-        </w:tabs>
-        <w:spacing w:line="240" w:lineRule="auto"/>
-        <w:rPr>
-          <w:rFonts w:cstheme="minorHAnsi"/>
-          <w:b/>
-          <w:bCs/>
-          <w:sz w:val="28"/>
-          <w:szCs w:val="28"/>
-        </w:rPr>
-      </w:pPr>
-      <w:r>
-        <w:rPr>
-          <w:rFonts w:cstheme="minorHAnsi"/>
-          <w:sz w:val="28"/>
-          <w:szCs w:val="28"/>
-        </w:rPr>
-        <w:t>.</w:t>
       </w:r>
       <w:r>
         <w:rPr>
@@ -12481,7 +12241,27 @@
             <w:sz w:val="28"/>
             <w:szCs w:val="28"/>
           </w:rPr>
-          <w:t xml:space="preserve">North South East </w:t>
+          <w:t xml:space="preserve">North </w:t>
+        </w:r>
+        <w:proofErr w:type="gramStart"/>
+        <w:r>
+          <w:rPr>
+            <w:rStyle w:val="Hyperlink"/>
+            <w:rFonts w:cstheme="minorHAnsi"/>
+            <w:sz w:val="28"/>
+            <w:szCs w:val="28"/>
+          </w:rPr>
+          <w:t>South East</w:t>
+        </w:r>
+        <w:proofErr w:type="gramEnd"/>
+        <w:r>
+          <w:rPr>
+            <w:rStyle w:val="Hyperlink"/>
+            <w:rFonts w:cstheme="minorHAnsi"/>
+            <w:sz w:val="28"/>
+            <w:szCs w:val="28"/>
+          </w:rPr>
+          <w:t xml:space="preserve"> </w:t>
         </w:r>
         <w:r>
           <w:rPr>
@@ -12696,6 +12476,7 @@
         <w:t xml:space="preserve">. </w:t>
       </w:r>
       <w:hyperlink r:id="rId53" w:history="1">
+        <w:proofErr w:type="gramStart"/>
         <w:r>
           <w:rPr>
             <w:rStyle w:val="Hyperlink"/>
@@ -12714,6 +12495,7 @@
           </w:rPr>
           <w:t>’s</w:t>
         </w:r>
+        <w:proofErr w:type="gramEnd"/>
         <w:r>
           <w:rPr>
             <w:rStyle w:val="Hyperlink"/>
@@ -15583,6 +15365,7 @@
   <w:style w:type="character" w:default="1" w:styleId="DefaultParagraphFont">
     <w:name w:val="Default Paragraph Font"/>
     <w:uiPriority w:val="1"/>
+    <w:semiHidden/>
     <w:unhideWhenUsed/>
   </w:style>
   <w:style w:type="table" w:default="1" w:styleId="TableNormal">

--- a/about/michigan-bible.docx
+++ b/about/michigan-bible.docx
@@ -2573,7 +2573,23 @@
           <w:sz w:val="32"/>
           <w:szCs w:val="32"/>
         </w:rPr>
-        <w:t xml:space="preserve"> Petey’s suicide and Grandma Milly's death, demonstrating how silence fractures families while open communication fosters generational healing.</w:t>
+        <w:t xml:space="preserve"> </w:t>
+      </w:r>
+      <w:r>
+        <w:rPr>
+          <w:rFonts w:cstheme="minorHAnsi"/>
+          <w:sz w:val="32"/>
+          <w:szCs w:val="32"/>
+        </w:rPr>
+        <w:t>some family members’ passings</w:t>
+      </w:r>
+      <w:r>
+        <w:rPr>
+          <w:rFonts w:cstheme="minorHAnsi"/>
+          <w:sz w:val="32"/>
+          <w:szCs w:val="32"/>
+        </w:rPr>
+        <w:t>, demonstrating how silence fractures families while open communication fosters generational healing.</w:t>
       </w:r>
     </w:p>
     <w:p>
@@ -2624,7 +2640,7 @@
           <w:sz w:val="32"/>
           <w:szCs w:val="32"/>
         </w:rPr>
-        <w:t xml:space="preserve"> Technolog</w:t>
+        <w:t xml:space="preserve"> </w:t>
       </w:r>
       <w:r>
         <w:rPr>
@@ -2634,7 +2650,7 @@
           <w:sz w:val="32"/>
           <w:szCs w:val="32"/>
         </w:rPr>
-        <w:t>y</w:t>
+        <w:t>Corporation</w:t>
       </w:r>
     </w:p>
     <w:p>
@@ -2651,39 +2667,23 @@
           <w:sz w:val="32"/>
           <w:szCs w:val="32"/>
         </w:rPr>
-        <w:t>The central conflict pits a</w:t>
-      </w:r>
-      <w:r>
-        <w:rPr>
-          <w:rFonts w:cstheme="minorHAnsi"/>
-          <w:sz w:val="32"/>
-          <w:szCs w:val="32"/>
-        </w:rPr>
-        <w:t xml:space="preserve"> warm</w:t>
-      </w:r>
-      <w:r>
-        <w:rPr>
-          <w:rFonts w:cstheme="minorHAnsi"/>
-          <w:sz w:val="32"/>
-          <w:szCs w:val="32"/>
-        </w:rPr>
-        <w:t xml:space="preserve"> hand-made tradition against cold corporate greed, </w:t>
-      </w:r>
-      <w:r>
-        <w:rPr>
-          <w:rFonts w:cstheme="minorHAnsi"/>
-          <w:sz w:val="32"/>
-          <w:szCs w:val="32"/>
-        </w:rPr>
-        <w:t>by keeping AI</w:t>
-      </w:r>
-      <w:r>
-        <w:rPr>
-          <w:rFonts w:cstheme="minorHAnsi"/>
-          <w:sz w:val="32"/>
-          <w:szCs w:val="32"/>
-        </w:rPr>
-        <w:t xml:space="preserve"> data center</w:t>
+        <w:t xml:space="preserve">The central conflict pits hand-made tradition against corporate greed, </w:t>
+      </w:r>
+      <w:r>
+        <w:rPr>
+          <w:rFonts w:cstheme="minorHAnsi"/>
+          <w:sz w:val="32"/>
+          <w:szCs w:val="32"/>
+        </w:rPr>
+        <w:t xml:space="preserve">with </w:t>
+      </w:r>
+      <w:r>
+        <w:rPr>
+          <w:rFonts w:cstheme="minorHAnsi"/>
+          <w:sz w:val="32"/>
+          <w:szCs w:val="32"/>
+        </w:rPr>
+        <w:t>data center</w:t>
       </w:r>
       <w:r>
         <w:rPr>
@@ -2707,7 +2707,7 @@
           <w:sz w:val="32"/>
           <w:szCs w:val="32"/>
         </w:rPr>
-        <w:t>from erasing</w:t>
+        <w:t>erasing</w:t>
       </w:r>
       <w:r>
         <w:rPr>
@@ -2801,7 +2801,23 @@
           <w:sz w:val="32"/>
           <w:szCs w:val="32"/>
         </w:rPr>
-        <w:t>symbolized by the physical and emotional barrier of the Mackinac Bridge separating the Upper and Lower Peninsula identities.</w:t>
+        <w:t xml:space="preserve">symbolized by the physical </w:t>
+      </w:r>
+      <w:r>
+        <w:rPr>
+          <w:rFonts w:cstheme="minorHAnsi"/>
+          <w:sz w:val="32"/>
+          <w:szCs w:val="32"/>
+        </w:rPr>
+        <w:t xml:space="preserve">(and spiritual) </w:t>
+      </w:r>
+      <w:r>
+        <w:rPr>
+          <w:rFonts w:cstheme="minorHAnsi"/>
+          <w:sz w:val="32"/>
+          <w:szCs w:val="32"/>
+        </w:rPr>
+        <w:t>barrier of the Mackinac Bridge separating the Upper and Lower Peninsula.</w:t>
       </w:r>
       <w:r>
         <w:rPr>
@@ -2833,7 +2849,39 @@
           <w:sz w:val="32"/>
           <w:szCs w:val="32"/>
         </w:rPr>
-        <w:t xml:space="preserve"> leans into subcultures, contrasting Yooper (Upper Peninsula) against suburban Dearborn/Lower Peninsula dynamics.</w:t>
+        <w:t xml:space="preserve"> leans into subcultures, </w:t>
+      </w:r>
+      <w:r>
+        <w:rPr>
+          <w:rFonts w:cstheme="minorHAnsi"/>
+          <w:sz w:val="32"/>
+          <w:szCs w:val="32"/>
+        </w:rPr>
+        <w:t xml:space="preserve">pitting </w:t>
+      </w:r>
+      <w:r>
+        <w:rPr>
+          <w:rFonts w:cstheme="minorHAnsi"/>
+          <w:sz w:val="32"/>
+          <w:szCs w:val="32"/>
+        </w:rPr>
+        <w:t>Yooper</w:t>
+      </w:r>
+      <w:r>
+        <w:rPr>
+          <w:rFonts w:cstheme="minorHAnsi"/>
+          <w:sz w:val="32"/>
+          <w:szCs w:val="32"/>
+        </w:rPr>
+        <w:t>s against the Trolls</w:t>
+      </w:r>
+      <w:r>
+        <w:rPr>
+          <w:rFonts w:cstheme="minorHAnsi"/>
+          <w:sz w:val="32"/>
+          <w:szCs w:val="32"/>
+        </w:rPr>
+        <w:t>.</w:t>
       </w:r>
     </w:p>
     <w:p>
@@ -2941,7 +2989,47 @@
           <w:sz w:val="32"/>
           <w:szCs w:val="32"/>
         </w:rPr>
-        <w:t>By embedding paleontology into the musical numbers, the narrative uses the natural history of the Petoskey stone fossil to teach environmental appreciation and show how memories attach themselves to physical landscapes.</w:t>
+        <w:t>The musical teaches pa</w:t>
+      </w:r>
+      <w:r>
+        <w:rPr>
+          <w:rFonts w:cstheme="minorHAnsi"/>
+          <w:sz w:val="32"/>
+          <w:szCs w:val="32"/>
+        </w:rPr>
+        <w:t>leontology</w:t>
+      </w:r>
+      <w:r>
+        <w:rPr>
+          <w:rFonts w:cstheme="minorHAnsi"/>
+          <w:sz w:val="32"/>
+          <w:szCs w:val="32"/>
+        </w:rPr>
+        <w:t>, folklore, and what it means to be a Michigander</w:t>
+      </w:r>
+      <w:r>
+        <w:rPr>
+          <w:rFonts w:cstheme="minorHAnsi"/>
+          <w:sz w:val="32"/>
+          <w:szCs w:val="32"/>
+        </w:rPr>
+        <w:t xml:space="preserve"> </w:t>
+      </w:r>
+      <w:r>
+        <w:rPr>
+          <w:rFonts w:cstheme="minorHAnsi"/>
+          <w:sz w:val="32"/>
+          <w:szCs w:val="32"/>
+        </w:rPr>
+        <w:t>through song</w:t>
+      </w:r>
+      <w:r>
+        <w:rPr>
+          <w:rFonts w:cstheme="minorHAnsi"/>
+          <w:sz w:val="32"/>
+          <w:szCs w:val="32"/>
+        </w:rPr>
+        <w:t>.</w:t>
       </w:r>
     </w:p>
     <w:p>
@@ -2954,22 +3042,199 @@
           <w:szCs w:val="32"/>
         </w:rPr>
       </w:pPr>
+      <w:r>
+        <w:rPr>
+          <w:rFonts w:cstheme="minorHAnsi"/>
+          <w:b/>
+          <w:bCs/>
+          <w:sz w:val="32"/>
+          <w:szCs w:val="32"/>
+        </w:rPr>
+        <w:t>The Immigrant Experience</w:t>
+      </w:r>
     </w:p>
     <w:p>
       <w:pPr>
         <w:rPr>
           <w:rFonts w:cstheme="minorHAnsi"/>
+          <w:sz w:val="32"/>
+          <w:szCs w:val="32"/>
+        </w:rPr>
+      </w:pPr>
+      <w:r>
+        <w:rPr>
+          <w:rFonts w:cstheme="minorHAnsi"/>
+          <w:sz w:val="32"/>
+          <w:szCs w:val="32"/>
+        </w:rPr>
+        <w:t xml:space="preserve">This manifests through multiple layers, such as Shelby marrying an Arab man, Jasper </w:t>
+      </w:r>
+      <w:r>
+        <w:rPr>
+          <w:rFonts w:cstheme="minorHAnsi"/>
+          <w:sz w:val="32"/>
+          <w:szCs w:val="32"/>
+        </w:rPr>
+        <w:t xml:space="preserve">Vinh </w:t>
+      </w:r>
+      <w:r>
+        <w:rPr>
+          <w:rFonts w:cstheme="minorHAnsi"/>
+          <w:sz w:val="32"/>
+          <w:szCs w:val="32"/>
+        </w:rPr>
+        <w:t>Chin</w:t>
+      </w:r>
+      <w:r>
+        <w:rPr>
+          <w:rFonts w:cstheme="minorHAnsi"/>
+          <w:sz w:val="32"/>
+          <w:szCs w:val="32"/>
+        </w:rPr>
+        <w:t>’s</w:t>
+      </w:r>
+      <w:r>
+        <w:rPr>
+          <w:rFonts w:cstheme="minorHAnsi"/>
+          <w:sz w:val="32"/>
+          <w:szCs w:val="32"/>
+        </w:rPr>
+        <w:t xml:space="preserve"> Vietnamese restaurant (</w:t>
+      </w:r>
+      <w:r>
+        <w:rPr>
+          <w:rFonts w:cstheme="minorHAnsi"/>
+          <w:sz w:val="32"/>
+          <w:szCs w:val="32"/>
+        </w:rPr>
+        <w:t xml:space="preserve">Banh </w:t>
+      </w:r>
+      <w:proofErr w:type="spellStart"/>
+      <w:r>
+        <w:rPr>
+          <w:rFonts w:cstheme="minorHAnsi"/>
+          <w:sz w:val="32"/>
+          <w:szCs w:val="32"/>
+        </w:rPr>
+        <w:t>MIchigan</w:t>
+      </w:r>
+      <w:proofErr w:type="spellEnd"/>
+      <w:r>
+        <w:rPr>
+          <w:rFonts w:cstheme="minorHAnsi"/>
+          <w:sz w:val="32"/>
+          <w:szCs w:val="32"/>
+        </w:rPr>
+        <w:t xml:space="preserve">), and </w:t>
+      </w:r>
+      <w:r>
+        <w:rPr>
+          <w:rFonts w:cstheme="minorHAnsi"/>
+          <w:sz w:val="32"/>
+          <w:szCs w:val="32"/>
+        </w:rPr>
+        <w:t>his</w:t>
+      </w:r>
+      <w:r>
+        <w:rPr>
+          <w:rFonts w:cstheme="minorHAnsi"/>
+          <w:sz w:val="32"/>
+          <w:szCs w:val="32"/>
+        </w:rPr>
+        <w:t xml:space="preserve"> realization that his refugee family stayed united across continents while local families are divided by peninsulas. It deals heavily with how different minority communities interact within the Midwest.</w:t>
+      </w:r>
+    </w:p>
+    <w:p>
+      <w:pPr>
+        <w:rPr>
+          <w:rFonts w:cstheme="minorHAnsi"/>
           <w:b/>
           <w:bCs/>
           <w:sz w:val="32"/>
           <w:szCs w:val="32"/>
         </w:rPr>
       </w:pPr>
+      <w:r>
+        <w:rPr>
+          <w:rFonts w:cstheme="minorHAnsi"/>
+          <w:b/>
+          <w:bCs/>
+          <w:sz w:val="32"/>
+          <w:szCs w:val="32"/>
+        </w:rPr>
+        <w:lastRenderedPageBreak/>
+        <w:t>Economic Displacement and Xenophobia</w:t>
+      </w:r>
     </w:p>
     <w:p>
       <w:pPr>
         <w:rPr>
           <w:rFonts w:cstheme="minorHAnsi"/>
+          <w:sz w:val="32"/>
+          <w:szCs w:val="32"/>
+        </w:rPr>
+      </w:pPr>
+      <w:r>
+        <w:rPr>
+          <w:rFonts w:cstheme="minorHAnsi"/>
+          <w:sz w:val="32"/>
+          <w:szCs w:val="32"/>
+        </w:rPr>
+        <w:t xml:space="preserve">The backstory reveals the harsh realities of blue-collar job loss during the </w:t>
+      </w:r>
+      <w:r>
+        <w:rPr>
+          <w:rFonts w:cstheme="minorHAnsi"/>
+          <w:sz w:val="32"/>
+          <w:szCs w:val="32"/>
+        </w:rPr>
+        <w:t xml:space="preserve">2008 </w:t>
+      </w:r>
+      <w:r>
+        <w:rPr>
+          <w:rFonts w:cstheme="minorHAnsi"/>
+          <w:sz w:val="32"/>
+          <w:szCs w:val="32"/>
+        </w:rPr>
+        <w:t>recession</w:t>
+      </w:r>
+      <w:r>
+        <w:rPr>
+          <w:rFonts w:cstheme="minorHAnsi"/>
+          <w:sz w:val="32"/>
+          <w:szCs w:val="32"/>
+        </w:rPr>
+        <w:t>, like David’s</w:t>
+      </w:r>
+      <w:r>
+        <w:rPr>
+          <w:rFonts w:cstheme="minorHAnsi"/>
+          <w:sz w:val="32"/>
+          <w:szCs w:val="32"/>
+        </w:rPr>
+        <w:t xml:space="preserve"> own</w:t>
+      </w:r>
+      <w:r>
+        <w:rPr>
+          <w:rFonts w:cstheme="minorHAnsi"/>
+          <w:sz w:val="32"/>
+          <w:szCs w:val="32"/>
+        </w:rPr>
+        <w:t xml:space="preserve"> family in the automotive industry</w:t>
+      </w:r>
+      <w:r>
+        <w:rPr>
+          <w:rFonts w:cstheme="minorHAnsi"/>
+          <w:sz w:val="32"/>
+          <w:szCs w:val="32"/>
+        </w:rPr>
+        <w:t>. It directly addresses the displaced anger that can arise from automated or immigrant replacement (Petey being fired and replaced by a migrant worker), showing the tragic intersection of economic desperation, racial tension, and family fallout.</w:t>
+      </w:r>
+    </w:p>
+    <w:p>
+      <w:pPr>
+        <w:rPr>
+          <w:rFonts w:cstheme="minorHAnsi"/>
           <w:b/>
           <w:bCs/>
           <w:sz w:val="32"/>
@@ -2984,8 +3249,27 @@
           <w:sz w:val="32"/>
           <w:szCs w:val="32"/>
         </w:rPr>
-        <w:lastRenderedPageBreak/>
-        <w:t>The Immigrant Experience</w:t>
+        <w:t>The Power of</w:t>
+      </w:r>
+      <w:r>
+        <w:rPr>
+          <w:rFonts w:cstheme="minorHAnsi"/>
+          <w:b/>
+          <w:bCs/>
+          <w:sz w:val="32"/>
+          <w:szCs w:val="32"/>
+        </w:rPr>
+        <w:t xml:space="preserve"> Hand-Made</w:t>
+      </w:r>
+      <w:r>
+        <w:rPr>
+          <w:rFonts w:cstheme="minorHAnsi"/>
+          <w:b/>
+          <w:bCs/>
+          <w:sz w:val="32"/>
+          <w:szCs w:val="32"/>
+        </w:rPr>
+        <w:t xml:space="preserve"> Artistry</w:t>
       </w:r>
     </w:p>
     <w:p>
@@ -3002,81 +3286,39 @@
           <w:sz w:val="32"/>
           <w:szCs w:val="32"/>
         </w:rPr>
-        <w:t xml:space="preserve">This manifests through multiple layers, such as Shelby marrying an Arab man, Jasper </w:t>
-      </w:r>
-      <w:r>
-        <w:rPr>
-          <w:rFonts w:cstheme="minorHAnsi"/>
-          <w:sz w:val="32"/>
-          <w:szCs w:val="32"/>
-        </w:rPr>
-        <w:t xml:space="preserve">Vinh </w:t>
-      </w:r>
-      <w:r>
-        <w:rPr>
-          <w:rFonts w:cstheme="minorHAnsi"/>
-          <w:sz w:val="32"/>
-          <w:szCs w:val="32"/>
-        </w:rPr>
-        <w:t>Chin</w:t>
-      </w:r>
-      <w:r>
-        <w:rPr>
-          <w:rFonts w:cstheme="minorHAnsi"/>
-          <w:sz w:val="32"/>
-          <w:szCs w:val="32"/>
-        </w:rPr>
-        <w:t>’s</w:t>
-      </w:r>
-      <w:r>
-        <w:rPr>
-          <w:rFonts w:cstheme="minorHAnsi"/>
-          <w:sz w:val="32"/>
-          <w:szCs w:val="32"/>
-        </w:rPr>
-        <w:t xml:space="preserve"> Vietnamese restaurant (</w:t>
-      </w:r>
-      <w:r>
-        <w:rPr>
-          <w:rFonts w:cstheme="minorHAnsi"/>
-          <w:sz w:val="32"/>
-          <w:szCs w:val="32"/>
-        </w:rPr>
-        <w:t xml:space="preserve">Banh </w:t>
-      </w:r>
-      <w:proofErr w:type="spellStart"/>
-      <w:r>
-        <w:rPr>
-          <w:rFonts w:cstheme="minorHAnsi"/>
-          <w:sz w:val="32"/>
-          <w:szCs w:val="32"/>
-        </w:rPr>
-        <w:t>MIchigan</w:t>
-      </w:r>
-      <w:proofErr w:type="spellEnd"/>
-      <w:r>
-        <w:rPr>
-          <w:rFonts w:cstheme="minorHAnsi"/>
-          <w:sz w:val="32"/>
-          <w:szCs w:val="32"/>
-        </w:rPr>
-        <w:t xml:space="preserve">), and </w:t>
-      </w:r>
-      <w:r>
-        <w:rPr>
-          <w:rFonts w:cstheme="minorHAnsi"/>
-          <w:sz w:val="32"/>
-          <w:szCs w:val="32"/>
-        </w:rPr>
-        <w:t>his</w:t>
-      </w:r>
-      <w:r>
-        <w:rPr>
-          <w:rFonts w:cstheme="minorHAnsi"/>
-          <w:sz w:val="32"/>
-          <w:szCs w:val="32"/>
-        </w:rPr>
-        <w:t xml:space="preserve"> realization that his refugee family stayed united across continents while local families are divided by peninsulas. It deals heavily with how different minority communities interact within the Midwest.</w:t>
+        <w:t>The family’s century-old</w:t>
+      </w:r>
+      <w:r>
+        <w:rPr>
+          <w:rFonts w:cstheme="minorHAnsi"/>
+          <w:sz w:val="32"/>
+          <w:szCs w:val="32"/>
+        </w:rPr>
+        <w:t xml:space="preserve"> Ford</w:t>
+      </w:r>
+      <w:r>
+        <w:rPr>
+          <w:rFonts w:cstheme="minorHAnsi"/>
+          <w:sz w:val="32"/>
+          <w:szCs w:val="32"/>
+        </w:rPr>
+        <w:t xml:space="preserve"> Model T, their decades of hand-made costumes, and the town's rally around them showcase art and weirdness as a </w:t>
+      </w:r>
+      <w:r>
+        <w:rPr>
+          <w:rFonts w:cstheme="minorHAnsi"/>
+          <w:sz w:val="32"/>
+          <w:szCs w:val="32"/>
+        </w:rPr>
+        <w:t>form of liberation</w:t>
+      </w:r>
+      <w:r>
+        <w:rPr>
+          <w:rFonts w:cstheme="minorHAnsi"/>
+          <w:sz w:val="32"/>
+          <w:szCs w:val="32"/>
+        </w:rPr>
+        <w:t>.</w:t>
       </w:r>
     </w:p>
     <w:p>
@@ -3097,7 +3339,17 @@
           <w:sz w:val="32"/>
           <w:szCs w:val="32"/>
         </w:rPr>
-        <w:t>Economic Displacement and Xenophobia</w:t>
+        <w:t xml:space="preserve">Healing through </w:t>
+      </w:r>
+      <w:r>
+        <w:rPr>
+          <w:rFonts w:cstheme="minorHAnsi"/>
+          <w:b/>
+          <w:bCs/>
+          <w:sz w:val="32"/>
+          <w:szCs w:val="32"/>
+        </w:rPr>
+        <w:t>Artistry, Spirituality, or Technology</w:t>
       </w:r>
     </w:p>
     <w:p>
@@ -3114,185 +3366,55 @@
           <w:sz w:val="32"/>
           <w:szCs w:val="32"/>
         </w:rPr>
-        <w:t xml:space="preserve">The backstory reveals the harsh realities of blue-collar job loss during the </w:t>
-      </w:r>
-      <w:r>
-        <w:rPr>
-          <w:rFonts w:cstheme="minorHAnsi"/>
-          <w:sz w:val="32"/>
-          <w:szCs w:val="32"/>
-        </w:rPr>
-        <w:t xml:space="preserve">2008 </w:t>
-      </w:r>
-      <w:r>
-        <w:rPr>
-          <w:rFonts w:cstheme="minorHAnsi"/>
-          <w:sz w:val="32"/>
-          <w:szCs w:val="32"/>
-        </w:rPr>
-        <w:t>recession</w:t>
-      </w:r>
-      <w:r>
-        <w:rPr>
-          <w:rFonts w:cstheme="minorHAnsi"/>
-          <w:sz w:val="32"/>
-          <w:szCs w:val="32"/>
-        </w:rPr>
-        <w:t>, like David’s family in the automotive industry</w:t>
-      </w:r>
-      <w:r>
-        <w:rPr>
-          <w:rFonts w:cstheme="minorHAnsi"/>
-          <w:sz w:val="32"/>
-          <w:szCs w:val="32"/>
-        </w:rPr>
-        <w:t>. It directly addresses the displaced anger that can arise from automated or immigrant replacement (Petey being fired and replaced by a migrant worker), showing the tragic intersection of economic desperation, racial tension, and family fallout.</w:t>
-      </w:r>
-    </w:p>
-    <w:p>
-      <w:pPr>
-        <w:rPr>
-          <w:rFonts w:cstheme="minorHAnsi"/>
-          <w:b/>
-          <w:bCs/>
-          <w:sz w:val="32"/>
-          <w:szCs w:val="32"/>
-        </w:rPr>
-      </w:pPr>
-      <w:r>
-        <w:rPr>
-          <w:rFonts w:cstheme="minorHAnsi"/>
-          <w:b/>
-          <w:bCs/>
-          <w:sz w:val="32"/>
-          <w:szCs w:val="32"/>
-        </w:rPr>
-        <w:t>The Power of</w:t>
-      </w:r>
-      <w:r>
-        <w:rPr>
-          <w:rFonts w:cstheme="minorHAnsi"/>
-          <w:b/>
-          <w:bCs/>
-          <w:sz w:val="32"/>
-          <w:szCs w:val="32"/>
-        </w:rPr>
-        <w:t xml:space="preserve"> Hand-Made</w:t>
-      </w:r>
-      <w:r>
-        <w:rPr>
-          <w:rFonts w:cstheme="minorHAnsi"/>
-          <w:b/>
-          <w:bCs/>
-          <w:sz w:val="32"/>
-          <w:szCs w:val="32"/>
-        </w:rPr>
-        <w:t xml:space="preserve"> Artistry</w:t>
-      </w:r>
-    </w:p>
-    <w:p>
-      <w:pPr>
-        <w:rPr>
-          <w:rFonts w:cstheme="minorHAnsi"/>
-          <w:sz w:val="32"/>
-          <w:szCs w:val="32"/>
-        </w:rPr>
-      </w:pPr>
-      <w:r>
-        <w:rPr>
-          <w:rFonts w:cstheme="minorHAnsi"/>
-          <w:sz w:val="32"/>
-          <w:szCs w:val="32"/>
-        </w:rPr>
-        <w:t>The family’s century-old</w:t>
-      </w:r>
-      <w:r>
-        <w:rPr>
-          <w:rFonts w:cstheme="minorHAnsi"/>
-          <w:sz w:val="32"/>
-          <w:szCs w:val="32"/>
-        </w:rPr>
-        <w:t xml:space="preserve"> Ford</w:t>
-      </w:r>
-      <w:r>
-        <w:rPr>
-          <w:rFonts w:cstheme="minorHAnsi"/>
-          <w:sz w:val="32"/>
-          <w:szCs w:val="32"/>
-        </w:rPr>
-        <w:t xml:space="preserve"> Model T, their decades of hand-made costumes, and the town's rally around them showcase art and weirdness as a </w:t>
-      </w:r>
-      <w:r>
-        <w:rPr>
-          <w:rFonts w:cstheme="minorHAnsi"/>
-          <w:sz w:val="32"/>
-          <w:szCs w:val="32"/>
-        </w:rPr>
-        <w:t>form of liberation</w:t>
-      </w:r>
-      <w:r>
-        <w:rPr>
-          <w:rFonts w:cstheme="minorHAnsi"/>
-          <w:sz w:val="32"/>
-          <w:szCs w:val="32"/>
-        </w:rPr>
-        <w:t>.</w:t>
-      </w:r>
-    </w:p>
-    <w:p>
-      <w:pPr>
-        <w:rPr>
-          <w:rFonts w:cstheme="minorHAnsi"/>
-          <w:b/>
-          <w:bCs/>
-          <w:sz w:val="32"/>
-          <w:szCs w:val="32"/>
-        </w:rPr>
-      </w:pPr>
-      <w:r>
-        <w:rPr>
-          <w:rFonts w:cstheme="minorHAnsi"/>
-          <w:b/>
-          <w:bCs/>
-          <w:sz w:val="32"/>
-          <w:szCs w:val="32"/>
-        </w:rPr>
-        <w:t xml:space="preserve">Healing through </w:t>
-      </w:r>
-      <w:r>
-        <w:rPr>
-          <w:rFonts w:cstheme="minorHAnsi"/>
-          <w:b/>
-          <w:bCs/>
-          <w:sz w:val="32"/>
-          <w:szCs w:val="32"/>
-        </w:rPr>
-        <w:t>Artistry, Spirituality, or Technology</w:t>
-      </w:r>
-    </w:p>
-    <w:p>
-      <w:pPr>
-        <w:rPr>
-          <w:rFonts w:cstheme="minorHAnsi"/>
-          <w:sz w:val="32"/>
-          <w:szCs w:val="32"/>
-        </w:rPr>
-      </w:pPr>
-      <w:r>
-        <w:rPr>
-          <w:rFonts w:cstheme="minorHAnsi"/>
-          <w:sz w:val="32"/>
-          <w:szCs w:val="32"/>
-        </w:rPr>
-        <w:t>Amanda’s brother</w:t>
-      </w:r>
-      <w:r>
-        <w:rPr>
-          <w:rFonts w:cstheme="minorHAnsi"/>
-          <w:sz w:val="32"/>
-          <w:szCs w:val="32"/>
-        </w:rPr>
-        <w:t xml:space="preserve"> Conor and Cherry and Perry and Shelby’s brother/Liz’s husband Petey commit suicide off Mackinac Bridge. Amanda and Liz never crossed the bridge for years. Amanda also has disdain for water, so she makes </w:t>
+        <w:t xml:space="preserve">Due to sharing </w:t>
+      </w:r>
+      <w:r>
+        <w:rPr>
+          <w:rFonts w:cstheme="minorHAnsi"/>
+          <w:sz w:val="32"/>
+          <w:szCs w:val="32"/>
+        </w:rPr>
+        <w:t xml:space="preserve">the same </w:t>
+      </w:r>
+      <w:r>
+        <w:rPr>
+          <w:rFonts w:cstheme="minorHAnsi"/>
+          <w:sz w:val="32"/>
+          <w:szCs w:val="32"/>
+        </w:rPr>
+        <w:t>tragedy</w:t>
+      </w:r>
+      <w:r>
+        <w:rPr>
+          <w:rFonts w:cstheme="minorHAnsi"/>
+          <w:sz w:val="32"/>
+          <w:szCs w:val="32"/>
+        </w:rPr>
+        <w:t xml:space="preserve"> involving the Mackinac Bridge</w:t>
+      </w:r>
+      <w:r>
+        <w:rPr>
+          <w:rFonts w:cstheme="minorHAnsi"/>
+          <w:sz w:val="32"/>
+          <w:szCs w:val="32"/>
+        </w:rPr>
+        <w:t>. Amanda and Liz never crossed th</w:t>
+      </w:r>
+      <w:r>
+        <w:rPr>
+          <w:rFonts w:cstheme="minorHAnsi"/>
+          <w:sz w:val="32"/>
+          <w:szCs w:val="32"/>
+        </w:rPr>
+        <w:t xml:space="preserve">at bridge </w:t>
+      </w:r>
+      <w:r>
+        <w:rPr>
+          <w:rFonts w:cstheme="minorHAnsi"/>
+          <w:sz w:val="32"/>
+          <w:szCs w:val="32"/>
+        </w:rPr>
+        <w:t xml:space="preserve">for years. Amanda also has disdain for water, so she makes </w:t>
       </w:r>
       <w:r>
         <w:rPr>
@@ -7022,29 +7144,7 @@
             <w:szCs w:val="25"/>
             <w:u w:val="none"/>
           </w:rPr>
-          <w:t xml:space="preserve">North </w:t>
-        </w:r>
-        <w:proofErr w:type="gramStart"/>
-        <w:r>
-          <w:rPr>
-            <w:rStyle w:val="Hyperlink"/>
-            <w:rFonts w:cstheme="minorHAnsi"/>
-            <w:sz w:val="25"/>
-            <w:szCs w:val="25"/>
-            <w:u w:val="none"/>
-          </w:rPr>
-          <w:t>South East</w:t>
-        </w:r>
-        <w:proofErr w:type="gramEnd"/>
-        <w:r>
-          <w:rPr>
-            <w:rStyle w:val="Hyperlink"/>
-            <w:rFonts w:cstheme="minorHAnsi"/>
-            <w:sz w:val="25"/>
-            <w:szCs w:val="25"/>
-            <w:u w:val="none"/>
-          </w:rPr>
-          <w:t xml:space="preserve"> West</w:t>
+          <w:t>North South East West</w:t>
         </w:r>
       </w:hyperlink>
       <w:r>
@@ -9141,25 +9241,7 @@
           <w:sz w:val="28"/>
           <w:szCs w:val="28"/>
         </w:rPr>
-        <w:t xml:space="preserve">is trollface personified. She hopes to beat </w:t>
-      </w:r>
-      <w:proofErr w:type="gramStart"/>
-      <w:r>
-        <w:rPr>
-          <w:rFonts w:cstheme="minorHAnsi"/>
-          <w:sz w:val="28"/>
-          <w:szCs w:val="28"/>
-        </w:rPr>
-        <w:t>cousin</w:t>
-      </w:r>
-      <w:proofErr w:type="gramEnd"/>
-      <w:r>
-        <w:rPr>
-          <w:rFonts w:cstheme="minorHAnsi"/>
-          <w:sz w:val="28"/>
-          <w:szCs w:val="28"/>
-        </w:rPr>
-        <w:t xml:space="preserve"> Petoskey in their annual </w:t>
+        <w:t xml:space="preserve">is trollface personified. She hopes to beat cousin Petoskey in their annual </w:t>
       </w:r>
       <w:r>
         <w:rPr>
@@ -12241,27 +12323,7 @@
             <w:sz w:val="28"/>
             <w:szCs w:val="28"/>
           </w:rPr>
-          <w:t xml:space="preserve">North </w:t>
-        </w:r>
-        <w:proofErr w:type="gramStart"/>
-        <w:r>
-          <w:rPr>
-            <w:rStyle w:val="Hyperlink"/>
-            <w:rFonts w:cstheme="minorHAnsi"/>
-            <w:sz w:val="28"/>
-            <w:szCs w:val="28"/>
-          </w:rPr>
-          <w:t>South East</w:t>
-        </w:r>
-        <w:proofErr w:type="gramEnd"/>
-        <w:r>
-          <w:rPr>
-            <w:rStyle w:val="Hyperlink"/>
-            <w:rFonts w:cstheme="minorHAnsi"/>
-            <w:sz w:val="28"/>
-            <w:szCs w:val="28"/>
-          </w:rPr>
-          <w:t xml:space="preserve"> </w:t>
+          <w:t xml:space="preserve">North South East </w:t>
         </w:r>
         <w:r>
           <w:rPr>
@@ -12476,7 +12538,6 @@
         <w:t xml:space="preserve">. </w:t>
       </w:r>
       <w:hyperlink r:id="rId53" w:history="1">
-        <w:proofErr w:type="gramStart"/>
         <w:r>
           <w:rPr>
             <w:rStyle w:val="Hyperlink"/>
@@ -12495,7 +12556,6 @@
           </w:rPr>
           <w:t>’s</w:t>
         </w:r>
-        <w:proofErr w:type="gramEnd"/>
         <w:r>
           <w:rPr>
             <w:rStyle w:val="Hyperlink"/>

--- a/about/michigan-bible.docx
+++ b/about/michigan-bible.docx
@@ -580,13 +580,21 @@
     <w:p>
       <w:pPr>
         <w:spacing w:line="240" w:lineRule="auto"/>
-        <w:rPr>
-          <w:rFonts w:cstheme="minorHAnsi"/>
-          <w:noProof/>
-          <w:sz w:val="24"/>
-          <w:szCs w:val="24"/>
-        </w:rPr>
-      </w:pPr>
+        <w:jc w:val="center"/>
+        <w:rPr>
+          <w:rFonts w:cstheme="minorHAnsi"/>
+          <w:sz w:val="32"/>
+          <w:szCs w:val="32"/>
+        </w:rPr>
+      </w:pPr>
+      <w:r>
+        <w:rPr>
+          <w:rFonts w:cstheme="minorHAnsi"/>
+          <w:sz w:val="32"/>
+          <w:szCs w:val="32"/>
+        </w:rPr>
+        <w:t>Inspired by</w:t>
+      </w:r>
     </w:p>
     <w:p>
       <w:pPr>
@@ -604,7 +612,7 @@
           <w:sz w:val="32"/>
           <w:szCs w:val="32"/>
         </w:rPr>
-        <w:t>Inspired by</w:t>
+        <w:t>The MacGregor Family</w:t>
       </w:r>
     </w:p>
     <w:p>
@@ -623,7 +631,7 @@
           <w:sz w:val="32"/>
           <w:szCs w:val="32"/>
         </w:rPr>
-        <w:t>The MacGregor Family</w:t>
+        <w:t>David Quang Pham’s Childhood</w:t>
       </w:r>
     </w:p>
     <w:p>
@@ -642,7 +650,7 @@
           <w:sz w:val="32"/>
           <w:szCs w:val="32"/>
         </w:rPr>
-        <w:t>David Quang Pham’s Childhood</w:t>
+        <w:t>&amp;</w:t>
       </w:r>
     </w:p>
     <w:p>
@@ -661,7 +669,7 @@
           <w:sz w:val="32"/>
           <w:szCs w:val="32"/>
         </w:rPr>
-        <w:t>&amp;</w:t>
+        <w:t>In Loving Memory of</w:t>
       </w:r>
     </w:p>
     <w:p>
@@ -680,7 +688,23 @@
           <w:sz w:val="32"/>
           <w:szCs w:val="32"/>
         </w:rPr>
-        <w:t>In Loving Memory of</w:t>
+        <w:t>Carly Glynn</w:t>
+      </w:r>
+      <w:r>
+        <w:rPr>
+          <w:rFonts w:cstheme="minorHAnsi"/>
+          <w:sz w:val="32"/>
+          <w:szCs w:val="32"/>
+        </w:rPr>
+        <w:br/>
+      </w:r>
+      <w:r>
+        <w:rPr>
+          <w:rFonts w:cstheme="minorHAnsi"/>
+          <w:sz w:val="32"/>
+          <w:szCs w:val="32"/>
+        </w:rPr>
+        <w:t>September 24, 1992 – February 10, 2011</w:t>
       </w:r>
     </w:p>
     <w:p>
@@ -699,7 +723,7 @@
           <w:sz w:val="32"/>
           <w:szCs w:val="32"/>
         </w:rPr>
-        <w:t>Carly Glynn</w:t>
+        <w:t>Jesse Fick</w:t>
       </w:r>
       <w:r>
         <w:rPr>
@@ -715,7 +739,23 @@
           <w:sz w:val="32"/>
           <w:szCs w:val="32"/>
         </w:rPr>
-        <w:t>September 24, 1992 – February 10, 2011</w:t>
+        <w:t>_</w:t>
+      </w:r>
+      <w:r>
+        <w:rPr>
+          <w:rFonts w:cstheme="minorHAnsi"/>
+          <w:sz w:val="32"/>
+          <w:szCs w:val="32"/>
+        </w:rPr>
+        <w:t xml:space="preserve"> – </w:t>
+      </w:r>
+      <w:r>
+        <w:rPr>
+          <w:rFonts w:cstheme="minorHAnsi"/>
+          <w:sz w:val="32"/>
+          <w:szCs w:val="32"/>
+        </w:rPr>
+        <w:t>2017</w:t>
       </w:r>
     </w:p>
     <w:p>
@@ -3107,18 +3147,8 @@
           <w:sz w:val="32"/>
           <w:szCs w:val="32"/>
         </w:rPr>
-        <w:t xml:space="preserve">Banh </w:t>
-      </w:r>
-      <w:proofErr w:type="spellStart"/>
-      <w:r>
-        <w:rPr>
-          <w:rFonts w:cstheme="minorHAnsi"/>
-          <w:sz w:val="32"/>
-          <w:szCs w:val="32"/>
-        </w:rPr>
-        <w:t>MIchigan</w:t>
-      </w:r>
-      <w:proofErr w:type="spellEnd"/>
+        <w:t>Banh MIchigan</w:t>
+      </w:r>
       <w:r>
         <w:rPr>
           <w:rFonts w:cstheme="minorHAnsi"/>
@@ -3716,7 +3746,7 @@
           <w:sz w:val="25"/>
           <w:szCs w:val="25"/>
         </w:rPr>
-        <w:t>VanDam</w:t>
+        <w:t>Van Otterloo</w:t>
       </w:r>
       <w:r>
         <w:rPr>
@@ -3901,25 +3931,7 @@
           <w:sz w:val="25"/>
           <w:szCs w:val="25"/>
         </w:rPr>
-        <w:t xml:space="preserve"> </w:t>
-      </w:r>
-      <w:proofErr w:type="spellStart"/>
-      <w:r>
-        <w:rPr>
-          <w:rFonts w:cstheme="minorHAnsi"/>
-          <w:sz w:val="25"/>
-          <w:szCs w:val="25"/>
-        </w:rPr>
-        <w:t>MIchigan</w:t>
-      </w:r>
-      <w:proofErr w:type="spellEnd"/>
-      <w:r>
-        <w:rPr>
-          <w:rFonts w:cstheme="minorHAnsi"/>
-          <w:sz w:val="25"/>
-          <w:szCs w:val="25"/>
-        </w:rPr>
-        <w:t xml:space="preserve">. On a swim, </w:t>
+        <w:t xml:space="preserve"> MIchigan. On a swim, </w:t>
       </w:r>
       <w:r>
         <w:rPr>
@@ -6298,30 +6310,18 @@
         </w:rPr>
         <w:t xml:space="preserve"> on the shore (“</w:t>
       </w:r>
-      <w:proofErr w:type="spellStart"/>
-      <w:r>
-        <w:fldChar w:fldCharType="begin"/>
-      </w:r>
-      <w:r>
-        <w:instrText>HYPERLINK "https://www.michiganmusical.com/music/12-gichigamiin/"</w:instrText>
-      </w:r>
-      <w:r>
-        <w:fldChar w:fldCharType="separate"/>
-      </w:r>
-      <w:r>
-        <w:rPr>
-          <w:rStyle w:val="Hyperlink"/>
-          <w:rFonts w:cstheme="minorHAnsi"/>
-          <w:sz w:val="25"/>
-          <w:szCs w:val="25"/>
-          <w:u w:val="none"/>
-        </w:rPr>
-        <w:t>Gichigamiin</w:t>
-      </w:r>
-      <w:proofErr w:type="spellEnd"/>
-      <w:r>
-        <w:fldChar w:fldCharType="end"/>
-      </w:r>
+      <w:hyperlink r:id="rId20" w:history="1">
+        <w:r>
+          <w:rPr>
+            <w:rStyle w:val="Hyperlink"/>
+            <w:rFonts w:cstheme="minorHAnsi"/>
+            <w:sz w:val="25"/>
+            <w:szCs w:val="25"/>
+            <w:u w:val="none"/>
+          </w:rPr>
+          <w:t>Gichigamiin</w:t>
+        </w:r>
+      </w:hyperlink>
       <w:r>
         <w:rPr>
           <w:rFonts w:cstheme="minorHAnsi"/>
@@ -6439,7 +6439,7 @@
         </w:rPr>
         <w:t xml:space="preserve"> (“</w:t>
       </w:r>
-      <w:hyperlink r:id="rId20" w:history="1">
+      <w:hyperlink r:id="rId21" w:history="1">
         <w:r>
           <w:rPr>
             <w:rStyle w:val="Hyperlink"/>
@@ -6762,7 +6762,7 @@
         </w:rPr>
         <w:t>. The parade goes wrong as Petoskey beats up Lulu, disqualifying them for the first time (“</w:t>
       </w:r>
-      <w:hyperlink r:id="rId21" w:history="1">
+      <w:hyperlink r:id="rId22" w:history="1">
         <w:r>
           <w:rPr>
             <w:rStyle w:val="Hyperlink"/>
@@ -6814,7 +6814,7 @@
         </w:rPr>
         <w:t xml:space="preserve"> (“</w:t>
       </w:r>
-      <w:hyperlink r:id="rId22" w:history="1">
+      <w:hyperlink r:id="rId23" w:history="1">
         <w:r>
           <w:rPr>
             <w:rStyle w:val="Hyperlink"/>
@@ -6919,7 +6919,7 @@
         </w:rPr>
         <w:t xml:space="preserve"> (“</w:t>
       </w:r>
-      <w:hyperlink r:id="rId23" w:history="1">
+      <w:hyperlink r:id="rId24" w:history="1">
         <w:r>
           <w:rPr>
             <w:rStyle w:val="Hyperlink"/>
@@ -7027,7 +7027,7 @@
         </w:rPr>
         <w:t>(“</w:t>
       </w:r>
-      <w:hyperlink r:id="rId24" w:history="1">
+      <w:hyperlink r:id="rId25" w:history="1">
         <w:r>
           <w:rPr>
             <w:rStyle w:val="Hyperlink"/>
@@ -7093,7 +7093,7 @@
           <w:sz w:val="25"/>
           <w:szCs w:val="25"/>
         </w:rPr>
-        <w:t>VanDam</w:t>
+        <w:t>Van Otterloo</w:t>
       </w:r>
       <w:r>
         <w:rPr>
@@ -7135,7 +7135,7 @@
         </w:rPr>
         <w:t xml:space="preserve"> the Mackinac Bridge (“</w:t>
       </w:r>
-      <w:hyperlink r:id="rId25" w:history="1">
+      <w:hyperlink r:id="rId26" w:history="1">
         <w:r>
           <w:rPr>
             <w:rStyle w:val="Hyperlink"/>
@@ -7203,7 +7203,7 @@
         </w:rPr>
         <w:t>“</w:t>
       </w:r>
-      <w:hyperlink r:id="rId26" w:history="1">
+      <w:hyperlink r:id="rId27" w:history="1">
         <w:r>
           <w:rPr>
             <w:rStyle w:val="Hyperlink"/>
@@ -7244,7 +7244,7 @@
         </w:rPr>
         <w:t>They drive up to find him. She offers the broken stone as a truce, but he tosses it into the water (“</w:t>
       </w:r>
-      <w:hyperlink r:id="rId27" w:history="1">
+      <w:hyperlink r:id="rId28" w:history="1">
         <w:r>
           <w:rPr>
             <w:rStyle w:val="Hyperlink"/>
@@ -7312,7 +7312,7 @@
         </w:rPr>
         <w:t xml:space="preserve"> (“</w:t>
       </w:r>
-      <w:hyperlink r:id="rId28" w:history="1">
+      <w:hyperlink r:id="rId29" w:history="1">
         <w:r>
           <w:rPr>
             <w:rStyle w:val="Hyperlink"/>
@@ -7421,15 +7421,23 @@
           <w:sz w:val="25"/>
           <w:szCs w:val="25"/>
         </w:rPr>
-        <w:t xml:space="preserve"> is </w:t>
-      </w:r>
-      <w:r>
-        <w:rPr>
-          <w:rFonts w:cstheme="minorHAnsi"/>
-          <w:sz w:val="25"/>
-          <w:szCs w:val="25"/>
-        </w:rPr>
-        <w:t>exhibiting data center</w:t>
+        <w:t xml:space="preserve"> </w:t>
+      </w:r>
+      <w:r>
+        <w:rPr>
+          <w:rFonts w:cstheme="minorHAnsi"/>
+          <w:sz w:val="25"/>
+          <w:szCs w:val="25"/>
+        </w:rPr>
+        <w:t xml:space="preserve">exhibits </w:t>
+      </w:r>
+      <w:r>
+        <w:rPr>
+          <w:rFonts w:cstheme="minorHAnsi"/>
+          <w:sz w:val="25"/>
+          <w:szCs w:val="25"/>
+        </w:rPr>
+        <w:t>data center</w:t>
       </w:r>
       <w:r>
         <w:rPr>
@@ -7445,7 +7453,23 @@
           <w:sz w:val="25"/>
           <w:szCs w:val="25"/>
         </w:rPr>
-        <w:t xml:space="preserve"> with </w:t>
+        <w:t xml:space="preserve"> </w:t>
+      </w:r>
+      <w:r>
+        <w:rPr>
+          <w:rFonts w:cstheme="minorHAnsi"/>
+          <w:sz w:val="25"/>
+          <w:szCs w:val="25"/>
+        </w:rPr>
+        <w:t>for</w:t>
+      </w:r>
+      <w:r>
+        <w:rPr>
+          <w:rFonts w:cstheme="minorHAnsi"/>
+          <w:sz w:val="25"/>
+          <w:szCs w:val="25"/>
+        </w:rPr>
+        <w:t xml:space="preserve"> </w:t>
       </w:r>
       <w:r>
         <w:rPr>
@@ -7485,7 +7509,7 @@
           <w:sz w:val="25"/>
           <w:szCs w:val="25"/>
         </w:rPr>
-        <w:t>VanDam</w:t>
+        <w:t>Van Otterloo</w:t>
       </w:r>
       <w:r>
         <w:rPr>
@@ -7719,7 +7743,7 @@
         </w:rPr>
         <w:t>(“</w:t>
       </w:r>
-      <w:hyperlink r:id="rId29" w:history="1">
+      <w:hyperlink r:id="rId30" w:history="1">
         <w:r>
           <w:rPr>
             <w:rStyle w:val="Hyperlink"/>
@@ -7826,7 +7850,7 @@
           <w:sz w:val="25"/>
           <w:szCs w:val="25"/>
         </w:rPr>
-        <w:t>VanDam</w:t>
+        <w:t>Van Otterloo</w:t>
       </w:r>
       <w:r>
         <w:rPr>
@@ -7924,7 +7948,7 @@
         </w:rPr>
         <w:t xml:space="preserve"> (“</w:t>
       </w:r>
-      <w:hyperlink r:id="rId30" w:history="1">
+      <w:hyperlink r:id="rId31" w:history="1">
         <w:r>
           <w:rPr>
             <w:rStyle w:val="Hyperlink"/>
@@ -8171,7 +8195,7 @@
           <w:sz w:val="25"/>
           <w:szCs w:val="25"/>
         </w:rPr>
-        <w:t>VanDam</w:t>
+        <w:t>Van Otterloo</w:t>
       </w:r>
       <w:r>
         <w:rPr>
@@ -8181,7 +8205,7 @@
         </w:rPr>
         <w:t xml:space="preserve"> family resembles the state’s best (“</w:t>
       </w:r>
-      <w:hyperlink r:id="rId31" w:history="1">
+      <w:hyperlink r:id="rId32" w:history="1">
         <w:r>
           <w:rPr>
             <w:rStyle w:val="Hyperlink"/>
@@ -8273,7 +8297,27 @@
           <w:sz w:val="28"/>
           <w:szCs w:val="28"/>
         </w:rPr>
-        <w:t>THE VANDAM FAMILY</w:t>
+        <w:t xml:space="preserve">THE </w:t>
+      </w:r>
+      <w:r>
+        <w:rPr>
+          <w:rFonts w:cstheme="minorHAnsi"/>
+          <w:b/>
+          <w:bCs/>
+          <w:sz w:val="28"/>
+          <w:szCs w:val="28"/>
+        </w:rPr>
+        <w:t>VAN OTTERLOO</w:t>
+      </w:r>
+      <w:r>
+        <w:rPr>
+          <w:rFonts w:cstheme="minorHAnsi"/>
+          <w:b/>
+          <w:bCs/>
+          <w:sz w:val="28"/>
+          <w:szCs w:val="28"/>
+        </w:rPr>
+        <w:t xml:space="preserve"> FAMILY</w:t>
       </w:r>
     </w:p>
     <w:p>
@@ -8306,7 +8350,7 @@
           <w:sz w:val="28"/>
           <w:szCs w:val="28"/>
         </w:rPr>
-        <w:t>VANDAM</w:t>
+        <w:t>VAN OTTERLOO</w:t>
       </w:r>
       <w:r>
         <w:rPr>
@@ -8601,7 +8645,27 @@
           <w:sz w:val="28"/>
           <w:szCs w:val="28"/>
         </w:rPr>
-        <w:t>LIZZIE VANDAM</w:t>
+        <w:t xml:space="preserve">LIZZIE </w:t>
+      </w:r>
+      <w:r>
+        <w:rPr>
+          <w:rFonts w:cstheme="minorHAnsi"/>
+          <w:b/>
+          <w:bCs/>
+          <w:sz w:val="28"/>
+          <w:szCs w:val="28"/>
+        </w:rPr>
+        <w:t xml:space="preserve">GLYNN </w:t>
+      </w:r>
+      <w:r>
+        <w:rPr>
+          <w:rFonts w:cstheme="minorHAnsi"/>
+          <w:b/>
+          <w:bCs/>
+          <w:sz w:val="28"/>
+          <w:szCs w:val="28"/>
+        </w:rPr>
+        <w:t>VAN OTTERLOO</w:t>
       </w:r>
       <w:r>
         <w:rPr>
@@ -8856,7 +8920,17 @@
           <w:sz w:val="28"/>
           <w:szCs w:val="28"/>
         </w:rPr>
-        <w:t>PETEY VANDAM</w:t>
+        <w:t xml:space="preserve">PETEY </w:t>
+      </w:r>
+      <w:r>
+        <w:rPr>
+          <w:rFonts w:cstheme="minorHAnsi"/>
+          <w:b/>
+          <w:bCs/>
+          <w:sz w:val="28"/>
+          <w:szCs w:val="28"/>
+        </w:rPr>
+        <w:t>VAN OTTERLOO</w:t>
       </w:r>
       <w:r>
         <w:rPr>
@@ -8920,15 +8994,23 @@
           <w:sz w:val="28"/>
           <w:szCs w:val="28"/>
         </w:rPr>
-        <w:t>Every Harbor Days, he would be the first to get up</w:t>
-      </w:r>
-      <w:r>
-        <w:rPr>
-          <w:rFonts w:cstheme="minorHAnsi"/>
-          <w:sz w:val="28"/>
-          <w:szCs w:val="28"/>
-        </w:rPr>
-        <w:t xml:space="preserve"> to</w:t>
+        <w:t xml:space="preserve">Every Harbor Days, he </w:t>
+      </w:r>
+      <w:r>
+        <w:rPr>
+          <w:rFonts w:cstheme="minorHAnsi"/>
+          <w:sz w:val="28"/>
+          <w:szCs w:val="28"/>
+        </w:rPr>
+        <w:t xml:space="preserve">would be the first </w:t>
+      </w:r>
+      <w:r>
+        <w:rPr>
+          <w:rFonts w:cstheme="minorHAnsi"/>
+          <w:sz w:val="28"/>
+          <w:szCs w:val="28"/>
+        </w:rPr>
+        <w:t>to</w:t>
       </w:r>
       <w:r>
         <w:rPr>
@@ -9106,7 +9188,7 @@
                     </pic:cNvPicPr>
                   </pic:nvPicPr>
                   <pic:blipFill>
-                    <a:blip r:embed="rId32" cstate="print">
+                    <a:blip r:embed="rId33" cstate="print">
                       <a:extLst>
                         <a:ext uri="{28A0092B-C50C-407E-A947-70E740481C1C}">
                           <a14:useLocalDpi xmlns:a14="http://schemas.microsoft.com/office/drawing/2010/main" val="0"/>
@@ -9151,7 +9233,47 @@
           <w:sz w:val="28"/>
           <w:szCs w:val="28"/>
         </w:rPr>
-        <w:t xml:space="preserve">LULU </w:t>
+        <w:t>LULU</w:t>
+      </w:r>
+      <w:r>
+        <w:rPr>
+          <w:rFonts w:cstheme="minorHAnsi"/>
+          <w:b/>
+          <w:bCs/>
+          <w:sz w:val="28"/>
+          <w:szCs w:val="28"/>
+        </w:rPr>
+        <w:t xml:space="preserve"> </w:t>
+      </w:r>
+      <w:r>
+        <w:rPr>
+          <w:rFonts w:cstheme="minorHAnsi"/>
+          <w:b/>
+          <w:bCs/>
+          <w:sz w:val="28"/>
+          <w:szCs w:val="28"/>
+        </w:rPr>
+        <w:t xml:space="preserve">VAN </w:t>
+      </w:r>
+      <w:r>
+        <w:rPr>
+          <w:rFonts w:cstheme="minorHAnsi"/>
+          <w:b/>
+          <w:bCs/>
+          <w:sz w:val="28"/>
+          <w:szCs w:val="28"/>
+        </w:rPr>
+        <w:t>OTTERLOO</w:t>
+      </w:r>
+      <w:r>
+        <w:rPr>
+          <w:rFonts w:cstheme="minorHAnsi"/>
+          <w:b/>
+          <w:bCs/>
+          <w:sz w:val="28"/>
+          <w:szCs w:val="28"/>
+        </w:rPr>
+        <w:t xml:space="preserve"> </w:t>
       </w:r>
       <w:r>
         <w:rPr>
@@ -9469,20 +9591,20 @@
       <w:r>
         <w:rPr>
           <w:rFonts w:cstheme="minorHAnsi"/>
-          <w:sz w:val="28"/>
-          <w:szCs w:val="28"/>
-        </w:rPr>
-        <w:t xml:space="preserve"> </w:t>
-      </w:r>
-      <w:r>
-        <w:rPr>
-          <w:rFonts w:cstheme="minorHAnsi"/>
           <w:b/>
           <w:bCs/>
           <w:sz w:val="28"/>
           <w:szCs w:val="28"/>
         </w:rPr>
-        <w:t>ABUGHOSH</w:t>
+        <w:t xml:space="preserve"> VAN OTTERLOO</w:t>
+      </w:r>
+      <w:r>
+        <w:rPr>
+          <w:rFonts w:cstheme="minorHAnsi"/>
+          <w:sz w:val="28"/>
+          <w:szCs w:val="28"/>
+        </w:rPr>
+        <w:t xml:space="preserve"> </w:t>
       </w:r>
       <w:r>
         <w:rPr>
@@ -9492,6 +9614,16 @@
           <w:sz w:val="28"/>
           <w:szCs w:val="28"/>
         </w:rPr>
+        <w:t>ABUGHOSH</w:t>
+      </w:r>
+      <w:r>
+        <w:rPr>
+          <w:rFonts w:cstheme="minorHAnsi"/>
+          <w:b/>
+          <w:bCs/>
+          <w:sz w:val="28"/>
+          <w:szCs w:val="28"/>
+        </w:rPr>
         <w:t xml:space="preserve"> </w:t>
       </w:r>
       <w:r>
@@ -9500,7 +9632,7 @@
           <w:sz w:val="28"/>
           <w:szCs w:val="28"/>
         </w:rPr>
-        <w:t>is Petoskey’s aunt, Petey’s little sister, and Lulu’s mother who lives in Dearborn. She is an automotive worker for Ford Motor Company. As the sister who broke the mold by falling in love with an Arab, she and Petey had a tumultuous relationship. She tries to respect Petoskey.</w:t>
+        <w:t>is Petoskey’s aunt, Petey’s little sister, and Lulu’s mother who lives in Dearborn. She is an automotive worker for Ford Motor. As the sister who broke the mold by falling in love with an Arab, she and Petey had a tumultuous relationship. She tries to respect Petoskey.</w:t>
       </w:r>
       <w:r>
         <w:rPr>
@@ -9557,31 +9689,39 @@
           <w:sz w:val="28"/>
           <w:szCs w:val="28"/>
         </w:rPr>
-        <w:t>VANDAM</w:t>
-      </w:r>
-      <w:r>
-        <w:rPr>
-          <w:rFonts w:cstheme="minorHAnsi"/>
-          <w:sz w:val="28"/>
-          <w:szCs w:val="28"/>
-        </w:rPr>
-        <w:t xml:space="preserve"> is Petoskey’s aunt and Petey’s older sister in Lansing. </w:t>
-      </w:r>
-      <w:r>
-        <w:rPr>
-          <w:rFonts w:cstheme="minorHAnsi"/>
-          <w:sz w:val="28"/>
-          <w:szCs w:val="28"/>
-        </w:rPr>
-        <w:t xml:space="preserve">Her </w:t>
-      </w:r>
-      <w:r>
-        <w:rPr>
-          <w:rFonts w:cstheme="minorHAnsi"/>
-          <w:sz w:val="28"/>
-          <w:szCs w:val="28"/>
-        </w:rPr>
-        <w:t>campy mind</w:t>
+        <w:t>VAN OTTERLOO</w:t>
+      </w:r>
+      <w:r>
+        <w:rPr>
+          <w:rFonts w:cstheme="minorHAnsi"/>
+          <w:sz w:val="28"/>
+          <w:szCs w:val="28"/>
+        </w:rPr>
+        <w:t xml:space="preserve"> is Petoskey’s aunt and Petey’s </w:t>
+      </w:r>
+      <w:r>
+        <w:rPr>
+          <w:rFonts w:cstheme="minorHAnsi"/>
+          <w:sz w:val="28"/>
+          <w:szCs w:val="28"/>
+        </w:rPr>
+        <w:t>campy</w:t>
+      </w:r>
+      <w:r>
+        <w:rPr>
+          <w:rFonts w:cstheme="minorHAnsi"/>
+          <w:sz w:val="28"/>
+          <w:szCs w:val="28"/>
+        </w:rPr>
+        <w:t xml:space="preserve"> sister in Lansing. </w:t>
+      </w:r>
+      <w:r>
+        <w:rPr>
+          <w:rFonts w:cstheme="minorHAnsi"/>
+          <w:sz w:val="28"/>
+          <w:szCs w:val="28"/>
+        </w:rPr>
+        <w:t>She</w:t>
       </w:r>
       <w:r>
         <w:rPr>
@@ -9657,6 +9797,16 @@
       <w:r>
         <w:rPr>
           <w:rFonts w:cstheme="minorHAnsi"/>
+          <w:b/>
+          <w:bCs/>
+          <w:sz w:val="28"/>
+          <w:szCs w:val="28"/>
+        </w:rPr>
+        <w:t xml:space="preserve"> VAN OTTERLOO</w:t>
+      </w:r>
+      <w:r>
+        <w:rPr>
+          <w:rFonts w:cstheme="minorHAnsi"/>
           <w:sz w:val="28"/>
           <w:szCs w:val="28"/>
         </w:rPr>
@@ -9897,6 +10047,16 @@
           <w:sz w:val="28"/>
           <w:szCs w:val="28"/>
         </w:rPr>
+        <w:t xml:space="preserve">VAN OTTERLOO </w:t>
+      </w:r>
+      <w:r>
+        <w:rPr>
+          <w:rFonts w:cstheme="minorHAnsi"/>
+          <w:b/>
+          <w:bCs/>
+          <w:sz w:val="28"/>
+          <w:szCs w:val="28"/>
+        </w:rPr>
         <w:t>JACOBOWITZ</w:t>
       </w:r>
       <w:r>
@@ -10105,6 +10265,16 @@
       <w:r>
         <w:rPr>
           <w:rFonts w:cstheme="minorHAnsi"/>
+          <w:b/>
+          <w:bCs/>
+          <w:sz w:val="28"/>
+          <w:szCs w:val="28"/>
+        </w:rPr>
+        <w:t xml:space="preserve"> VAN OTTERLOO</w:t>
+      </w:r>
+      <w:r>
+        <w:rPr>
+          <w:rFonts w:cstheme="minorHAnsi"/>
           <w:sz w:val="28"/>
           <w:szCs w:val="28"/>
         </w:rPr>
@@ -10166,7 +10336,7 @@
           <w:sz w:val="28"/>
           <w:szCs w:val="28"/>
         </w:rPr>
-        <w:t>VANDAM</w:t>
+        <w:t>VAN OTTERLOO</w:t>
       </w:r>
       <w:r>
         <w:rPr>
@@ -10286,7 +10456,7 @@
           <w:sz w:val="28"/>
           <w:szCs w:val="28"/>
         </w:rPr>
-        <w:t xml:space="preserve"> University.</w:t>
+        <w:t>.</w:t>
       </w:r>
     </w:p>
     <w:p>
@@ -10327,7 +10497,7 @@
           <w:sz w:val="28"/>
           <w:szCs w:val="28"/>
         </w:rPr>
-        <w:t>VANDAM</w:t>
+        <w:t>VAN OTTERLOO</w:t>
       </w:r>
       <w:r>
         <w:rPr>
@@ -10633,18 +10803,8 @@
           <w:sz w:val="28"/>
           <w:szCs w:val="28"/>
         </w:rPr>
-        <w:t xml:space="preserve">BANH </w:t>
-      </w:r>
-      <w:proofErr w:type="spellStart"/>
-      <w:r>
-        <w:rPr>
-          <w:rFonts w:cstheme="minorHAnsi"/>
-          <w:sz w:val="28"/>
-          <w:szCs w:val="28"/>
-        </w:rPr>
-        <w:t>MIchigan</w:t>
-      </w:r>
-      <w:proofErr w:type="spellEnd"/>
+        <w:t>BANH MIchigan</w:t>
+      </w:r>
       <w:r>
         <w:rPr>
           <w:rFonts w:cstheme="minorHAnsi"/>
@@ -10836,7 +10996,7 @@
           <w:sz w:val="28"/>
           <w:szCs w:val="28"/>
         </w:rPr>
-        <w:t>Following her brother Conor’s death, she loses her creative spirit and takes over her brother’s business to create Afterlife.AI to bring late loved ones back as avatars. She was an art school rival of Cherry VanDam, before getting expelled.</w:t>
+        <w:t>Following her brother Conor’s death, she loses her creative spirit and takes over her brother’s business to create Afterlife.AI to bring late loved ones back as avatars. She was an art school rival of Cherry, before getting expelled.</w:t>
       </w:r>
       <w:r>
         <w:rPr>
@@ -11113,25 +11273,7 @@
           <w:sz w:val="28"/>
           <w:szCs w:val="28"/>
         </w:rPr>
-        <w:t xml:space="preserve"> anyone who speaks in “</w:t>
-      </w:r>
-      <w:proofErr w:type="spellStart"/>
-      <w:r>
-        <w:rPr>
-          <w:rFonts w:cstheme="minorHAnsi"/>
-          <w:sz w:val="28"/>
-          <w:szCs w:val="28"/>
-        </w:rPr>
-        <w:t>ope</w:t>
-      </w:r>
-      <w:proofErr w:type="spellEnd"/>
-      <w:r>
-        <w:rPr>
-          <w:rFonts w:cstheme="minorHAnsi"/>
-          <w:sz w:val="28"/>
-          <w:szCs w:val="28"/>
-        </w:rPr>
-        <w:t>.”</w:t>
+        <w:t xml:space="preserve"> anyone who speaks in “ope.”</w:t>
       </w:r>
       <w:r>
         <w:rPr>
@@ -11213,7 +11355,7 @@
         </w:rPr>
         <w:t xml:space="preserve">1. </w:t>
       </w:r>
-      <w:hyperlink r:id="rId33" w:history="1">
+      <w:hyperlink r:id="rId34" w:history="1">
         <w:r>
           <w:rPr>
             <w:rStyle w:val="Hyperlink"/>
@@ -11250,7 +11392,7 @@
         <w:br/>
         <w:t xml:space="preserve">2. </w:t>
       </w:r>
-      <w:hyperlink r:id="rId34" w:history="1">
+      <w:hyperlink r:id="rId35" w:history="1">
         <w:r>
           <w:rPr>
             <w:rStyle w:val="Hyperlink"/>
@@ -11295,7 +11437,7 @@
         </w:rPr>
         <w:t xml:space="preserve">3. </w:t>
       </w:r>
-      <w:hyperlink r:id="rId35" w:history="1">
+      <w:hyperlink r:id="rId36" w:history="1">
         <w:r>
           <w:rPr>
             <w:rStyle w:val="Hyperlink"/>
@@ -11341,7 +11483,7 @@
         <w:br/>
         <w:t xml:space="preserve">4. </w:t>
       </w:r>
-      <w:hyperlink r:id="rId36" w:history="1">
+      <w:hyperlink r:id="rId37" w:history="1">
         <w:r>
           <w:rPr>
             <w:rStyle w:val="Hyperlink"/>
@@ -11419,7 +11561,7 @@
         </w:rPr>
         <w:t xml:space="preserve"> </w:t>
       </w:r>
-      <w:hyperlink r:id="rId37" w:history="1">
+      <w:hyperlink r:id="rId38" w:history="1">
         <w:r>
           <w:rPr>
             <w:rStyle w:val="Hyperlink"/>
@@ -11510,7 +11652,7 @@
         <w:br/>
         <w:t xml:space="preserve">6. </w:t>
       </w:r>
-      <w:hyperlink r:id="rId38" w:history="1">
+      <w:hyperlink r:id="rId39" w:history="1">
         <w:r>
           <w:rPr>
             <w:rStyle w:val="Hyperlink"/>
@@ -11555,7 +11697,7 @@
         </w:rPr>
         <w:t xml:space="preserve">7. </w:t>
       </w:r>
-      <w:hyperlink r:id="rId39" w:history="1">
+      <w:hyperlink r:id="rId40" w:history="1">
         <w:r>
           <w:rPr>
             <w:rStyle w:val="Hyperlink"/>
@@ -11590,7 +11732,7 @@
           <w:szCs w:val="28"/>
           <w:vertAlign w:val="subscript"/>
         </w:rPr>
-        <w:t>VanDams</w:t>
+        <w:t>Van Otterloo</w:t>
       </w:r>
       <w:r>
         <w:rPr>
@@ -11599,6 +11741,15 @@
           <w:szCs w:val="28"/>
           <w:vertAlign w:val="subscript"/>
         </w:rPr>
+        <w:t>s</w:t>
+      </w:r>
+      <w:r>
+        <w:rPr>
+          <w:rFonts w:cstheme="minorHAnsi"/>
+          <w:sz w:val="28"/>
+          <w:szCs w:val="28"/>
+          <w:vertAlign w:val="subscript"/>
+        </w:rPr>
         <w:t>, Deer</w:t>
       </w:r>
       <w:r>
@@ -11625,7 +11776,7 @@
         </w:rPr>
         <w:t xml:space="preserve">. </w:t>
       </w:r>
-      <w:hyperlink r:id="rId40" w:history="1">
+      <w:hyperlink r:id="rId41" w:history="1">
         <w:r>
           <w:rPr>
             <w:rStyle w:val="Hyperlink"/>
@@ -11669,7 +11820,7 @@
           <w:szCs w:val="28"/>
           <w:vertAlign w:val="subscript"/>
         </w:rPr>
-        <w:t>VanDams</w:t>
+        <w:t>Van Otterloo</w:t>
       </w:r>
       <w:r>
         <w:rPr>
@@ -11678,6 +11829,15 @@
           <w:szCs w:val="28"/>
           <w:vertAlign w:val="subscript"/>
         </w:rPr>
+        <w:t>s</w:t>
+      </w:r>
+      <w:r>
+        <w:rPr>
+          <w:rFonts w:cstheme="minorHAnsi"/>
+          <w:sz w:val="28"/>
+          <w:szCs w:val="28"/>
+          <w:vertAlign w:val="subscript"/>
+        </w:rPr>
         <w:br/>
       </w:r>
       <w:r>
@@ -11696,7 +11856,7 @@
         </w:rPr>
         <w:t xml:space="preserve">. </w:t>
       </w:r>
-      <w:hyperlink r:id="rId41" w:history="1">
+      <w:hyperlink r:id="rId42" w:history="1">
         <w:r>
           <w:rPr>
             <w:rStyle w:val="Hyperlink"/>
@@ -11766,7 +11926,7 @@
         </w:rPr>
         <w:t xml:space="preserve">. </w:t>
       </w:r>
-      <w:hyperlink r:id="rId42" w:history="1">
+      <w:hyperlink r:id="rId43" w:history="1">
         <w:r>
           <w:rPr>
             <w:rStyle w:val="Hyperlink"/>
@@ -11819,7 +11979,7 @@
         </w:rPr>
         <w:t xml:space="preserve">. </w:t>
       </w:r>
-      <w:hyperlink r:id="rId43" w:history="1">
+      <w:hyperlink r:id="rId44" w:history="1">
         <w:r>
           <w:rPr>
             <w:rStyle w:val="Hyperlink"/>
@@ -11890,8 +12050,7 @@
         </w:rPr>
         <w:t xml:space="preserve">. </w:t>
       </w:r>
-      <w:hyperlink r:id="rId44" w:history="1">
-        <w:proofErr w:type="spellStart"/>
+      <w:hyperlink r:id="rId45" w:history="1">
         <w:r>
           <w:rPr>
             <w:rStyle w:val="Hyperlink"/>
@@ -11901,7 +12060,6 @@
           </w:rPr>
           <w:t>Gichigamiin</w:t>
         </w:r>
-        <w:proofErr w:type="spellEnd"/>
         <w:r>
           <w:rPr>
             <w:rStyle w:val="Hyperlink"/>
@@ -11973,7 +12131,7 @@
         </w:rPr>
         <w:t xml:space="preserve">13. </w:t>
       </w:r>
-      <w:hyperlink r:id="rId45" w:history="1">
+      <w:hyperlink r:id="rId46" w:history="1">
         <w:r>
           <w:rPr>
             <w:rStyle w:val="Hyperlink"/>
@@ -12026,7 +12184,7 @@
         </w:rPr>
         <w:t xml:space="preserve">. </w:t>
       </w:r>
-      <w:hyperlink r:id="rId46" w:history="1">
+      <w:hyperlink r:id="rId47" w:history="1">
         <w:r>
           <w:rPr>
             <w:rStyle w:val="Hyperlink"/>
@@ -12052,7 +12210,7 @@
           <w:szCs w:val="28"/>
           <w:vertAlign w:val="subscript"/>
         </w:rPr>
-        <w:t>VanDams</w:t>
+        <w:t>Van Otterloo</w:t>
       </w:r>
       <w:r>
         <w:rPr>
@@ -12061,6 +12219,15 @@
           <w:szCs w:val="28"/>
           <w:vertAlign w:val="subscript"/>
         </w:rPr>
+        <w:t>s</w:t>
+      </w:r>
+      <w:r>
+        <w:rPr>
+          <w:rFonts w:cstheme="minorHAnsi"/>
+          <w:sz w:val="28"/>
+          <w:szCs w:val="28"/>
+          <w:vertAlign w:val="subscript"/>
+        </w:rPr>
         <w:br/>
       </w:r>
       <w:r>
@@ -12079,7 +12246,7 @@
         </w:rPr>
         <w:t xml:space="preserve">. </w:t>
       </w:r>
-      <w:hyperlink r:id="rId47" w:history="1">
+      <w:hyperlink r:id="rId48" w:history="1">
         <w:r>
           <w:rPr>
             <w:rStyle w:val="Hyperlink"/>
@@ -12105,7 +12272,16 @@
           <w:szCs w:val="28"/>
           <w:vertAlign w:val="subscript"/>
         </w:rPr>
-        <w:t>VanDams</w:t>
+        <w:t>Van Otterloo</w:t>
+      </w:r>
+      <w:r>
+        <w:rPr>
+          <w:rFonts w:cstheme="minorHAnsi"/>
+          <w:sz w:val="28"/>
+          <w:szCs w:val="28"/>
+          <w:vertAlign w:val="subscript"/>
+        </w:rPr>
+        <w:t>s</w:t>
       </w:r>
       <w:r>
         <w:rPr>
@@ -12184,7 +12360,7 @@
         </w:rPr>
         <w:t xml:space="preserve">. </w:t>
       </w:r>
-      <w:hyperlink r:id="rId48" w:history="1">
+      <w:hyperlink r:id="rId49" w:history="1">
         <w:r>
           <w:rPr>
             <w:rStyle w:val="Hyperlink"/>
@@ -12236,7 +12412,7 @@
         </w:rPr>
         <w:t xml:space="preserve">. </w:t>
       </w:r>
-      <w:hyperlink r:id="rId49" w:history="1">
+      <w:hyperlink r:id="rId50" w:history="1">
         <w:r>
           <w:rPr>
             <w:rStyle w:val="Hyperlink"/>
@@ -12289,7 +12465,16 @@
           <w:szCs w:val="28"/>
           <w:vertAlign w:val="subscript"/>
         </w:rPr>
-        <w:t>VanDams</w:t>
+        <w:t>Van Otterloo</w:t>
+      </w:r>
+      <w:r>
+        <w:rPr>
+          <w:rFonts w:cstheme="minorHAnsi"/>
+          <w:sz w:val="28"/>
+          <w:szCs w:val="28"/>
+          <w:vertAlign w:val="subscript"/>
+        </w:rPr>
+        <w:t>s</w:t>
       </w:r>
       <w:r>
         <w:rPr>
@@ -12315,7 +12500,7 @@
         </w:rPr>
         <w:t xml:space="preserve">. </w:t>
       </w:r>
-      <w:hyperlink r:id="rId50" w:history="1">
+      <w:hyperlink r:id="rId51" w:history="1">
         <w:r>
           <w:rPr>
             <w:rStyle w:val="Hyperlink"/>
@@ -12395,7 +12580,7 @@
         </w:rPr>
         <w:t xml:space="preserve">. </w:t>
       </w:r>
-      <w:hyperlink r:id="rId51" w:history="1">
+      <w:hyperlink r:id="rId52" w:history="1">
         <w:r>
           <w:rPr>
             <w:rStyle w:val="Hyperlink"/>
@@ -12475,7 +12660,7 @@
         </w:rPr>
         <w:t xml:space="preserve">. </w:t>
       </w:r>
-      <w:hyperlink r:id="rId52" w:history="1">
+      <w:hyperlink r:id="rId53" w:history="1">
         <w:r>
           <w:rPr>
             <w:rStyle w:val="Hyperlink"/>
@@ -12537,7 +12722,7 @@
         </w:rPr>
         <w:t xml:space="preserve">. </w:t>
       </w:r>
-      <w:hyperlink r:id="rId53" w:history="1">
+      <w:hyperlink r:id="rId54" w:history="1">
         <w:r>
           <w:rPr>
             <w:rStyle w:val="Hyperlink"/>
@@ -12644,7 +12829,7 @@
         </w:rPr>
         <w:t xml:space="preserve">. </w:t>
       </w:r>
-      <w:hyperlink r:id="rId54" w:history="1">
+      <w:hyperlink r:id="rId55" w:history="1">
         <w:r>
           <w:rPr>
             <w:rStyle w:val="Hyperlink"/>
@@ -12688,7 +12873,7 @@
           <w:szCs w:val="28"/>
           <w:vertAlign w:val="subscript"/>
         </w:rPr>
-        <w:t>VanDams</w:t>
+        <w:t>Van Otterloo</w:t>
       </w:r>
       <w:r>
         <w:rPr>
@@ -12697,6 +12882,15 @@
           <w:szCs w:val="28"/>
           <w:vertAlign w:val="subscript"/>
         </w:rPr>
+        <w:t>s</w:t>
+      </w:r>
+      <w:r>
+        <w:rPr>
+          <w:rFonts w:cstheme="minorHAnsi"/>
+          <w:sz w:val="28"/>
+          <w:szCs w:val="28"/>
+          <w:vertAlign w:val="subscript"/>
+        </w:rPr>
         <w:t xml:space="preserve">, </w:t>
       </w:r>
       <w:r>
@@ -12733,7 +12927,7 @@
         </w:rPr>
         <w:t xml:space="preserve">. </w:t>
       </w:r>
-      <w:hyperlink r:id="rId55" w:history="1">
+      <w:hyperlink r:id="rId56" w:history="1">
         <w:r>
           <w:rPr>
             <w:rStyle w:val="Hyperlink"/>
@@ -12777,7 +12971,7 @@
           <w:szCs w:val="28"/>
           <w:vertAlign w:val="subscript"/>
         </w:rPr>
-        <w:t xml:space="preserve"> Van</w:t>
+        <w:t xml:space="preserve"> </w:t>
       </w:r>
       <w:r>
         <w:rPr>
@@ -12786,7 +12980,7 @@
           <w:szCs w:val="28"/>
           <w:vertAlign w:val="subscript"/>
         </w:rPr>
-        <w:t>D</w:t>
+        <w:t>Van Otterloo</w:t>
       </w:r>
       <w:r>
         <w:rPr>
@@ -12795,7 +12989,7 @@
           <w:szCs w:val="28"/>
           <w:vertAlign w:val="subscript"/>
         </w:rPr>
-        <w:t>ams, Amanda,</w:t>
+        <w:t>s, Amanda,</w:t>
       </w:r>
       <w:r>
         <w:rPr>
@@ -12849,7 +13043,7 @@
         </w:rPr>
         <w:t xml:space="preserve">. </w:t>
       </w:r>
-      <w:hyperlink r:id="rId56" w:history="1">
+      <w:hyperlink r:id="rId57" w:history="1">
         <w:r>
           <w:rPr>
             <w:rStyle w:val="Hyperlink"/>
@@ -12929,7 +13123,7 @@
                 <w:szCs w:val="2"/>
               </w:rPr>
             </w:pPr>
-            <w:hyperlink r:id="rId57" w:history="1">
+            <w:hyperlink r:id="rId58" w:history="1">
               <w:r>
                 <w:rPr>
                   <w:rStyle w:val="Hyperlink"/>
@@ -12970,7 +13164,7 @@
                 <w:szCs w:val="32"/>
               </w:rPr>
             </w:pPr>
-            <w:hyperlink r:id="rId58" w:history="1">
+            <w:hyperlink r:id="rId59" w:history="1">
               <w:r>
                 <w:rPr>
                   <w:rStyle w:val="Hyperlink"/>
@@ -12999,7 +13193,7 @@
                 <w:szCs w:val="32"/>
               </w:rPr>
             </w:pPr>
-            <w:hyperlink r:id="rId59" w:history="1">
+            <w:hyperlink r:id="rId60" w:history="1">
               <w:r>
                 <w:rPr>
                   <w:rStyle w:val="Hyperlink"/>
@@ -13028,7 +13222,7 @@
                 <w:szCs w:val="32"/>
               </w:rPr>
             </w:pPr>
-            <w:hyperlink r:id="rId60" w:history="1">
+            <w:hyperlink r:id="rId61" w:history="1">
               <w:r>
                 <w:rPr>
                   <w:rStyle w:val="Hyperlink"/>
@@ -13151,7 +13345,7 @@
                 <w:szCs w:val="32"/>
               </w:rPr>
             </w:pPr>
-            <w:hyperlink r:id="rId61" w:history="1">
+            <w:hyperlink r:id="rId62" w:history="1">
               <w:r>
                 <w:rPr>
                   <w:rStyle w:val="Hyperlink"/>
@@ -13180,7 +13374,7 @@
                 <w:szCs w:val="32"/>
               </w:rPr>
             </w:pPr>
-            <w:hyperlink r:id="rId62" w:history="1">
+            <w:hyperlink r:id="rId63" w:history="1">
               <w:r>
                 <w:rPr>
                   <w:rStyle w:val="Hyperlink"/>
@@ -13209,7 +13403,7 @@
                 <w:szCs w:val="32"/>
               </w:rPr>
             </w:pPr>
-            <w:hyperlink r:id="rId63" w:history="1">
+            <w:hyperlink r:id="rId64" w:history="1">
               <w:r>
                 <w:rPr>
                   <w:rStyle w:val="Hyperlink"/>
@@ -13336,12 +13530,12 @@
       </w:pPr>
     </w:p>
     <w:sectPr>
-      <w:headerReference w:type="even" r:id="rId64"/>
-      <w:headerReference w:type="default" r:id="rId65"/>
-      <w:footerReference w:type="even" r:id="rId66"/>
-      <w:footerReference w:type="default" r:id="rId67"/>
-      <w:headerReference w:type="first" r:id="rId68"/>
-      <w:footerReference w:type="first" r:id="rId69"/>
+      <w:headerReference w:type="even" r:id="rId65"/>
+      <w:headerReference w:type="default" r:id="rId66"/>
+      <w:footerReference w:type="even" r:id="rId67"/>
+      <w:footerReference w:type="default" r:id="rId68"/>
+      <w:headerReference w:type="first" r:id="rId69"/>
+      <w:footerReference w:type="first" r:id="rId70"/>
       <w:pgSz w:w="12240" w:h="15840"/>
       <w:pgMar w:top="1440" w:right="1440" w:bottom="1440" w:left="1440" w:header="720" w:footer="720" w:gutter="0"/>
       <w:pgNumType w:fmt="lowerRoman"/>

--- a/about/michigan-bible.docx
+++ b/about/michigan-bible.docx
@@ -723,7 +723,15 @@
           <w:sz w:val="32"/>
           <w:szCs w:val="32"/>
         </w:rPr>
-        <w:t>Jesse Fick</w:t>
+        <w:t>Gerald</w:t>
+      </w:r>
+      <w:r>
+        <w:rPr>
+          <w:rFonts w:cstheme="minorHAnsi"/>
+          <w:sz w:val="32"/>
+          <w:szCs w:val="32"/>
+        </w:rPr>
+        <w:t xml:space="preserve"> Fick</w:t>
       </w:r>
       <w:r>
         <w:rPr>
@@ -739,23 +747,31 @@
           <w:sz w:val="32"/>
           <w:szCs w:val="32"/>
         </w:rPr>
-        <w:t>_</w:t>
-      </w:r>
-      <w:r>
-        <w:rPr>
-          <w:rFonts w:cstheme="minorHAnsi"/>
-          <w:sz w:val="32"/>
-          <w:szCs w:val="32"/>
-        </w:rPr>
-        <w:t xml:space="preserve"> – </w:t>
-      </w:r>
-      <w:r>
-        <w:rPr>
-          <w:rFonts w:cstheme="minorHAnsi"/>
-          <w:sz w:val="32"/>
-          <w:szCs w:val="32"/>
-        </w:rPr>
-        <w:t>2017</w:t>
+        <w:t>November 29, 1962</w:t>
+      </w:r>
+      <w:r>
+        <w:rPr>
+          <w:rFonts w:cstheme="minorHAnsi"/>
+          <w:sz w:val="32"/>
+          <w:szCs w:val="32"/>
+        </w:rPr>
+        <w:t xml:space="preserve"> –</w:t>
+      </w:r>
+      <w:r>
+        <w:rPr>
+          <w:rFonts w:cstheme="minorHAnsi"/>
+          <w:sz w:val="32"/>
+          <w:szCs w:val="32"/>
+        </w:rPr>
+        <w:t xml:space="preserve"> </w:t>
+      </w:r>
+      <w:r>
+        <w:rPr>
+          <w:rFonts w:cstheme="minorHAnsi"/>
+          <w:sz w:val="32"/>
+          <w:szCs w:val="32"/>
+        </w:rPr>
+        <w:t>May 11, 2017</w:t>
       </w:r>
     </w:p>
     <w:p>
@@ -3147,8 +3163,18 @@
           <w:sz w:val="32"/>
           <w:szCs w:val="32"/>
         </w:rPr>
-        <w:t>Banh MIchigan</w:t>
-      </w:r>
+        <w:t xml:space="preserve">Banh </w:t>
+      </w:r>
+      <w:proofErr w:type="spellStart"/>
+      <w:r>
+        <w:rPr>
+          <w:rFonts w:cstheme="minorHAnsi"/>
+          <w:sz w:val="32"/>
+          <w:szCs w:val="32"/>
+        </w:rPr>
+        <w:t>MIchigan</w:t>
+      </w:r>
+      <w:proofErr w:type="spellEnd"/>
       <w:r>
         <w:rPr>
           <w:rFonts w:cstheme="minorHAnsi"/>
@@ -3931,7 +3957,25 @@
           <w:sz w:val="25"/>
           <w:szCs w:val="25"/>
         </w:rPr>
-        <w:t xml:space="preserve"> MIchigan. On a swim, </w:t>
+        <w:t xml:space="preserve"> </w:t>
+      </w:r>
+      <w:proofErr w:type="spellStart"/>
+      <w:r>
+        <w:rPr>
+          <w:rFonts w:cstheme="minorHAnsi"/>
+          <w:sz w:val="25"/>
+          <w:szCs w:val="25"/>
+        </w:rPr>
+        <w:t>MIchigan</w:t>
+      </w:r>
+      <w:proofErr w:type="spellEnd"/>
+      <w:r>
+        <w:rPr>
+          <w:rFonts w:cstheme="minorHAnsi"/>
+          <w:sz w:val="25"/>
+          <w:szCs w:val="25"/>
+        </w:rPr>
+        <w:t xml:space="preserve">. On a swim, </w:t>
       </w:r>
       <w:r>
         <w:rPr>
@@ -6310,18 +6354,30 @@
         </w:rPr>
         <w:t xml:space="preserve"> on the shore (“</w:t>
       </w:r>
-      <w:hyperlink r:id="rId20" w:history="1">
-        <w:r>
-          <w:rPr>
-            <w:rStyle w:val="Hyperlink"/>
-            <w:rFonts w:cstheme="minorHAnsi"/>
-            <w:sz w:val="25"/>
-            <w:szCs w:val="25"/>
-            <w:u w:val="none"/>
-          </w:rPr>
-          <w:t>Gichigamiin</w:t>
-        </w:r>
-      </w:hyperlink>
+      <w:proofErr w:type="spellStart"/>
+      <w:r>
+        <w:fldChar w:fldCharType="begin"/>
+      </w:r>
+      <w:r>
+        <w:instrText>HYPERLINK "https://www.michiganmusical.com/music/12-gichigamiin/"</w:instrText>
+      </w:r>
+      <w:r>
+        <w:fldChar w:fldCharType="separate"/>
+      </w:r>
+      <w:r>
+        <w:rPr>
+          <w:rStyle w:val="Hyperlink"/>
+          <w:rFonts w:cstheme="minorHAnsi"/>
+          <w:sz w:val="25"/>
+          <w:szCs w:val="25"/>
+          <w:u w:val="none"/>
+        </w:rPr>
+        <w:t>Gichigamiin</w:t>
+      </w:r>
+      <w:proofErr w:type="spellEnd"/>
+      <w:r>
+        <w:fldChar w:fldCharType="end"/>
+      </w:r>
       <w:r>
         <w:rPr>
           <w:rFonts w:cstheme="minorHAnsi"/>
@@ -6439,7 +6495,7 @@
         </w:rPr>
         <w:t xml:space="preserve"> (“</w:t>
       </w:r>
-      <w:hyperlink r:id="rId21" w:history="1">
+      <w:hyperlink r:id="rId20" w:history="1">
         <w:r>
           <w:rPr>
             <w:rStyle w:val="Hyperlink"/>
@@ -6762,7 +6818,7 @@
         </w:rPr>
         <w:t>. The parade goes wrong as Petoskey beats up Lulu, disqualifying them for the first time (“</w:t>
       </w:r>
-      <w:hyperlink r:id="rId22" w:history="1">
+      <w:hyperlink r:id="rId21" w:history="1">
         <w:r>
           <w:rPr>
             <w:rStyle w:val="Hyperlink"/>
@@ -6814,7 +6870,7 @@
         </w:rPr>
         <w:t xml:space="preserve"> (“</w:t>
       </w:r>
-      <w:hyperlink r:id="rId23" w:history="1">
+      <w:hyperlink r:id="rId22" w:history="1">
         <w:r>
           <w:rPr>
             <w:rStyle w:val="Hyperlink"/>
@@ -6919,7 +6975,7 @@
         </w:rPr>
         <w:t xml:space="preserve"> (“</w:t>
       </w:r>
-      <w:hyperlink r:id="rId24" w:history="1">
+      <w:hyperlink r:id="rId23" w:history="1">
         <w:r>
           <w:rPr>
             <w:rStyle w:val="Hyperlink"/>
@@ -7027,7 +7083,7 @@
         </w:rPr>
         <w:t>(“</w:t>
       </w:r>
-      <w:hyperlink r:id="rId25" w:history="1">
+      <w:hyperlink r:id="rId24" w:history="1">
         <w:r>
           <w:rPr>
             <w:rStyle w:val="Hyperlink"/>
@@ -7093,15 +7149,33 @@
           <w:sz w:val="25"/>
           <w:szCs w:val="25"/>
         </w:rPr>
-        <w:t>Van Otterloo</w:t>
-      </w:r>
-      <w:r>
-        <w:rPr>
-          <w:rFonts w:cstheme="minorHAnsi"/>
-          <w:sz w:val="25"/>
-          <w:szCs w:val="25"/>
-        </w:rPr>
-        <w:t xml:space="preserve">s are only divided by peninsulas. </w:t>
+        <w:t xml:space="preserve">Van </w:t>
+      </w:r>
+      <w:proofErr w:type="spellStart"/>
+      <w:r>
+        <w:rPr>
+          <w:rFonts w:cstheme="minorHAnsi"/>
+          <w:sz w:val="25"/>
+          <w:szCs w:val="25"/>
+        </w:rPr>
+        <w:t>Otterloo</w:t>
+      </w:r>
+      <w:r>
+        <w:rPr>
+          <w:rFonts w:cstheme="minorHAnsi"/>
+          <w:sz w:val="25"/>
+          <w:szCs w:val="25"/>
+        </w:rPr>
+        <w:t>s</w:t>
+      </w:r>
+      <w:proofErr w:type="spellEnd"/>
+      <w:r>
+        <w:rPr>
+          <w:rFonts w:cstheme="minorHAnsi"/>
+          <w:sz w:val="25"/>
+          <w:szCs w:val="25"/>
+        </w:rPr>
+        <w:t xml:space="preserve"> are only divided by peninsulas. </w:t>
       </w:r>
       <w:r>
         <w:rPr>
@@ -7135,7 +7209,7 @@
         </w:rPr>
         <w:t xml:space="preserve"> the Mackinac Bridge (“</w:t>
       </w:r>
-      <w:hyperlink r:id="rId26" w:history="1">
+      <w:hyperlink r:id="rId25" w:history="1">
         <w:r>
           <w:rPr>
             <w:rStyle w:val="Hyperlink"/>
@@ -7144,7 +7218,29 @@
             <w:szCs w:val="25"/>
             <w:u w:val="none"/>
           </w:rPr>
-          <w:t>North South East West</w:t>
+          <w:t xml:space="preserve">North </w:t>
+        </w:r>
+        <w:proofErr w:type="gramStart"/>
+        <w:r>
+          <w:rPr>
+            <w:rStyle w:val="Hyperlink"/>
+            <w:rFonts w:cstheme="minorHAnsi"/>
+            <w:sz w:val="25"/>
+            <w:szCs w:val="25"/>
+            <w:u w:val="none"/>
+          </w:rPr>
+          <w:t>South East</w:t>
+        </w:r>
+        <w:proofErr w:type="gramEnd"/>
+        <w:r>
+          <w:rPr>
+            <w:rStyle w:val="Hyperlink"/>
+            <w:rFonts w:cstheme="minorHAnsi"/>
+            <w:sz w:val="25"/>
+            <w:szCs w:val="25"/>
+            <w:u w:val="none"/>
+          </w:rPr>
+          <w:t xml:space="preserve"> West</w:t>
         </w:r>
       </w:hyperlink>
       <w:r>
@@ -7203,7 +7299,7 @@
         </w:rPr>
         <w:t>“</w:t>
       </w:r>
-      <w:hyperlink r:id="rId27" w:history="1">
+      <w:hyperlink r:id="rId26" w:history="1">
         <w:r>
           <w:rPr>
             <w:rStyle w:val="Hyperlink"/>
@@ -7244,7 +7340,7 @@
         </w:rPr>
         <w:t>They drive up to find him. She offers the broken stone as a truce, but he tosses it into the water (“</w:t>
       </w:r>
-      <w:hyperlink r:id="rId28" w:history="1">
+      <w:hyperlink r:id="rId27" w:history="1">
         <w:r>
           <w:rPr>
             <w:rStyle w:val="Hyperlink"/>
@@ -7312,7 +7408,7 @@
         </w:rPr>
         <w:t xml:space="preserve"> (“</w:t>
       </w:r>
-      <w:hyperlink r:id="rId29" w:history="1">
+      <w:hyperlink r:id="rId28" w:history="1">
         <w:r>
           <w:rPr>
             <w:rStyle w:val="Hyperlink"/>
@@ -7509,15 +7605,33 @@
           <w:sz w:val="25"/>
           <w:szCs w:val="25"/>
         </w:rPr>
-        <w:t>Van Otterloo</w:t>
-      </w:r>
-      <w:r>
-        <w:rPr>
-          <w:rFonts w:cstheme="minorHAnsi"/>
-          <w:sz w:val="25"/>
-          <w:szCs w:val="25"/>
-        </w:rPr>
-        <w:t xml:space="preserve">s return with </w:t>
+        <w:t xml:space="preserve">Van </w:t>
+      </w:r>
+      <w:proofErr w:type="spellStart"/>
+      <w:r>
+        <w:rPr>
+          <w:rFonts w:cstheme="minorHAnsi"/>
+          <w:sz w:val="25"/>
+          <w:szCs w:val="25"/>
+        </w:rPr>
+        <w:t>Otterloo</w:t>
+      </w:r>
+      <w:r>
+        <w:rPr>
+          <w:rFonts w:cstheme="minorHAnsi"/>
+          <w:sz w:val="25"/>
+          <w:szCs w:val="25"/>
+        </w:rPr>
+        <w:t>s</w:t>
+      </w:r>
+      <w:proofErr w:type="spellEnd"/>
+      <w:r>
+        <w:rPr>
+          <w:rFonts w:cstheme="minorHAnsi"/>
+          <w:sz w:val="25"/>
+          <w:szCs w:val="25"/>
+        </w:rPr>
+        <w:t xml:space="preserve"> return with </w:t>
       </w:r>
       <w:r>
         <w:rPr>
@@ -7743,7 +7857,7 @@
         </w:rPr>
         <w:t>(“</w:t>
       </w:r>
-      <w:hyperlink r:id="rId30" w:history="1">
+      <w:hyperlink r:id="rId29" w:history="1">
         <w:r>
           <w:rPr>
             <w:rStyle w:val="Hyperlink"/>
@@ -7850,15 +7964,33 @@
           <w:sz w:val="25"/>
           <w:szCs w:val="25"/>
         </w:rPr>
-        <w:t>Van Otterloo</w:t>
-      </w:r>
-      <w:r>
-        <w:rPr>
-          <w:rFonts w:cstheme="minorHAnsi"/>
-          <w:sz w:val="25"/>
-          <w:szCs w:val="25"/>
-        </w:rPr>
-        <w:t>s and Amanda cross</w:t>
+        <w:t xml:space="preserve">Van </w:t>
+      </w:r>
+      <w:proofErr w:type="spellStart"/>
+      <w:r>
+        <w:rPr>
+          <w:rFonts w:cstheme="minorHAnsi"/>
+          <w:sz w:val="25"/>
+          <w:szCs w:val="25"/>
+        </w:rPr>
+        <w:t>Otterloo</w:t>
+      </w:r>
+      <w:r>
+        <w:rPr>
+          <w:rFonts w:cstheme="minorHAnsi"/>
+          <w:sz w:val="25"/>
+          <w:szCs w:val="25"/>
+        </w:rPr>
+        <w:t>s</w:t>
+      </w:r>
+      <w:proofErr w:type="spellEnd"/>
+      <w:r>
+        <w:rPr>
+          <w:rFonts w:cstheme="minorHAnsi"/>
+          <w:sz w:val="25"/>
+          <w:szCs w:val="25"/>
+        </w:rPr>
+        <w:t xml:space="preserve"> and Amanda cross</w:t>
       </w:r>
       <w:r>
         <w:rPr>
@@ -7948,7 +8080,7 @@
         </w:rPr>
         <w:t xml:space="preserve"> (“</w:t>
       </w:r>
-      <w:hyperlink r:id="rId31" w:history="1">
+      <w:hyperlink r:id="rId30" w:history="1">
         <w:r>
           <w:rPr>
             <w:rStyle w:val="Hyperlink"/>
@@ -8205,7 +8337,7 @@
         </w:rPr>
         <w:t xml:space="preserve"> family resembles the state’s best (“</w:t>
       </w:r>
-      <w:hyperlink r:id="rId32" w:history="1">
+      <w:hyperlink r:id="rId31" w:history="1">
         <w:r>
           <w:rPr>
             <w:rStyle w:val="Hyperlink"/>
@@ -9188,7 +9320,7 @@
                     </pic:cNvPicPr>
                   </pic:nvPicPr>
                   <pic:blipFill>
-                    <a:blip r:embed="rId33" cstate="print">
+                    <a:blip r:embed="rId32" cstate="print">
                       <a:extLst>
                         <a:ext uri="{28A0092B-C50C-407E-A947-70E740481C1C}">
                           <a14:useLocalDpi xmlns:a14="http://schemas.microsoft.com/office/drawing/2010/main" val="0"/>
@@ -9363,7 +9495,25 @@
           <w:sz w:val="28"/>
           <w:szCs w:val="28"/>
         </w:rPr>
-        <w:t xml:space="preserve">is trollface personified. She hopes to beat cousin Petoskey in their annual </w:t>
+        <w:t xml:space="preserve">is trollface personified. She hopes to beat </w:t>
+      </w:r>
+      <w:proofErr w:type="gramStart"/>
+      <w:r>
+        <w:rPr>
+          <w:rFonts w:cstheme="minorHAnsi"/>
+          <w:sz w:val="28"/>
+          <w:szCs w:val="28"/>
+        </w:rPr>
+        <w:t>cousin</w:t>
+      </w:r>
+      <w:proofErr w:type="gramEnd"/>
+      <w:r>
+        <w:rPr>
+          <w:rFonts w:cstheme="minorHAnsi"/>
+          <w:sz w:val="28"/>
+          <w:szCs w:val="28"/>
+        </w:rPr>
+        <w:t xml:space="preserve"> Petoskey in their annual </w:t>
       </w:r>
       <w:r>
         <w:rPr>
@@ -10803,8 +10953,18 @@
           <w:sz w:val="28"/>
           <w:szCs w:val="28"/>
         </w:rPr>
-        <w:t>BANH MIchigan</w:t>
-      </w:r>
+        <w:t xml:space="preserve">BANH </w:t>
+      </w:r>
+      <w:proofErr w:type="spellStart"/>
+      <w:r>
+        <w:rPr>
+          <w:rFonts w:cstheme="minorHAnsi"/>
+          <w:sz w:val="28"/>
+          <w:szCs w:val="28"/>
+        </w:rPr>
+        <w:t>MIchigan</w:t>
+      </w:r>
+      <w:proofErr w:type="spellEnd"/>
       <w:r>
         <w:rPr>
           <w:rFonts w:cstheme="minorHAnsi"/>
@@ -11273,7 +11433,25 @@
           <w:sz w:val="28"/>
           <w:szCs w:val="28"/>
         </w:rPr>
-        <w:t xml:space="preserve"> anyone who speaks in “ope.”</w:t>
+        <w:t xml:space="preserve"> anyone who speaks in “</w:t>
+      </w:r>
+      <w:proofErr w:type="spellStart"/>
+      <w:r>
+        <w:rPr>
+          <w:rFonts w:cstheme="minorHAnsi"/>
+          <w:sz w:val="28"/>
+          <w:szCs w:val="28"/>
+        </w:rPr>
+        <w:t>ope</w:t>
+      </w:r>
+      <w:proofErr w:type="spellEnd"/>
+      <w:r>
+        <w:rPr>
+          <w:rFonts w:cstheme="minorHAnsi"/>
+          <w:sz w:val="28"/>
+          <w:szCs w:val="28"/>
+        </w:rPr>
+        <w:t>.”</w:t>
       </w:r>
       <w:r>
         <w:rPr>
@@ -11355,7 +11533,7 @@
         </w:rPr>
         <w:t xml:space="preserve">1. </w:t>
       </w:r>
-      <w:hyperlink r:id="rId34" w:history="1">
+      <w:hyperlink r:id="rId33" w:history="1">
         <w:r>
           <w:rPr>
             <w:rStyle w:val="Hyperlink"/>
@@ -11392,7 +11570,7 @@
         <w:br/>
         <w:t xml:space="preserve">2. </w:t>
       </w:r>
-      <w:hyperlink r:id="rId35" w:history="1">
+      <w:hyperlink r:id="rId34" w:history="1">
         <w:r>
           <w:rPr>
             <w:rStyle w:val="Hyperlink"/>
@@ -11437,7 +11615,7 @@
         </w:rPr>
         <w:t xml:space="preserve">3. </w:t>
       </w:r>
-      <w:hyperlink r:id="rId36" w:history="1">
+      <w:hyperlink r:id="rId35" w:history="1">
         <w:r>
           <w:rPr>
             <w:rStyle w:val="Hyperlink"/>
@@ -11483,7 +11661,7 @@
         <w:br/>
         <w:t xml:space="preserve">4. </w:t>
       </w:r>
-      <w:hyperlink r:id="rId37" w:history="1">
+      <w:hyperlink r:id="rId36" w:history="1">
         <w:r>
           <w:rPr>
             <w:rStyle w:val="Hyperlink"/>
@@ -11561,7 +11739,7 @@
         </w:rPr>
         <w:t xml:space="preserve"> </w:t>
       </w:r>
-      <w:hyperlink r:id="rId38" w:history="1">
+      <w:hyperlink r:id="rId37" w:history="1">
         <w:r>
           <w:rPr>
             <w:rStyle w:val="Hyperlink"/>
@@ -11652,7 +11830,7 @@
         <w:br/>
         <w:t xml:space="preserve">6. </w:t>
       </w:r>
-      <w:hyperlink r:id="rId39" w:history="1">
+      <w:hyperlink r:id="rId38" w:history="1">
         <w:r>
           <w:rPr>
             <w:rStyle w:val="Hyperlink"/>
@@ -11697,7 +11875,7 @@
         </w:rPr>
         <w:t xml:space="preserve">7. </w:t>
       </w:r>
-      <w:hyperlink r:id="rId40" w:history="1">
+      <w:hyperlink r:id="rId39" w:history="1">
         <w:r>
           <w:rPr>
             <w:rStyle w:val="Hyperlink"/>
@@ -11732,8 +11910,9 @@
           <w:szCs w:val="28"/>
           <w:vertAlign w:val="subscript"/>
         </w:rPr>
-        <w:t>Van Otterloo</w:t>
-      </w:r>
+        <w:t xml:space="preserve">Van </w:t>
+      </w:r>
+      <w:proofErr w:type="spellStart"/>
       <w:r>
         <w:rPr>
           <w:rFonts w:cstheme="minorHAnsi"/>
@@ -11741,8 +11920,18 @@
           <w:szCs w:val="28"/>
           <w:vertAlign w:val="subscript"/>
         </w:rPr>
+        <w:t>Otterloo</w:t>
+      </w:r>
+      <w:r>
+        <w:rPr>
+          <w:rFonts w:cstheme="minorHAnsi"/>
+          <w:sz w:val="28"/>
+          <w:szCs w:val="28"/>
+          <w:vertAlign w:val="subscript"/>
+        </w:rPr>
         <w:t>s</w:t>
       </w:r>
+      <w:proofErr w:type="spellEnd"/>
       <w:r>
         <w:rPr>
           <w:rFonts w:cstheme="minorHAnsi"/>
@@ -11776,7 +11965,7 @@
         </w:rPr>
         <w:t xml:space="preserve">. </w:t>
       </w:r>
-      <w:hyperlink r:id="rId41" w:history="1">
+      <w:hyperlink r:id="rId40" w:history="1">
         <w:r>
           <w:rPr>
             <w:rStyle w:val="Hyperlink"/>
@@ -11820,8 +12009,9 @@
           <w:szCs w:val="28"/>
           <w:vertAlign w:val="subscript"/>
         </w:rPr>
-        <w:t>Van Otterloo</w:t>
-      </w:r>
+        <w:t xml:space="preserve">Van </w:t>
+      </w:r>
+      <w:proofErr w:type="spellStart"/>
       <w:r>
         <w:rPr>
           <w:rFonts w:cstheme="minorHAnsi"/>
@@ -11829,8 +12019,18 @@
           <w:szCs w:val="28"/>
           <w:vertAlign w:val="subscript"/>
         </w:rPr>
+        <w:t>Otterloo</w:t>
+      </w:r>
+      <w:r>
+        <w:rPr>
+          <w:rFonts w:cstheme="minorHAnsi"/>
+          <w:sz w:val="28"/>
+          <w:szCs w:val="28"/>
+          <w:vertAlign w:val="subscript"/>
+        </w:rPr>
         <w:t>s</w:t>
       </w:r>
+      <w:proofErr w:type="spellEnd"/>
       <w:r>
         <w:rPr>
           <w:rFonts w:cstheme="minorHAnsi"/>
@@ -11856,7 +12056,7 @@
         </w:rPr>
         <w:t xml:space="preserve">. </w:t>
       </w:r>
-      <w:hyperlink r:id="rId42" w:history="1">
+      <w:hyperlink r:id="rId41" w:history="1">
         <w:r>
           <w:rPr>
             <w:rStyle w:val="Hyperlink"/>
@@ -11926,7 +12126,7 @@
         </w:rPr>
         <w:t xml:space="preserve">. </w:t>
       </w:r>
-      <w:hyperlink r:id="rId43" w:history="1">
+      <w:hyperlink r:id="rId42" w:history="1">
         <w:r>
           <w:rPr>
             <w:rStyle w:val="Hyperlink"/>
@@ -11979,7 +12179,7 @@
         </w:rPr>
         <w:t xml:space="preserve">. </w:t>
       </w:r>
-      <w:hyperlink r:id="rId44" w:history="1">
+      <w:hyperlink r:id="rId43" w:history="1">
         <w:r>
           <w:rPr>
             <w:rStyle w:val="Hyperlink"/>
@@ -12050,7 +12250,8 @@
         </w:rPr>
         <w:t xml:space="preserve">. </w:t>
       </w:r>
-      <w:hyperlink r:id="rId45" w:history="1">
+      <w:hyperlink r:id="rId44" w:history="1">
+        <w:proofErr w:type="spellStart"/>
         <w:r>
           <w:rPr>
             <w:rStyle w:val="Hyperlink"/>
@@ -12060,6 +12261,7 @@
           </w:rPr>
           <w:t>Gichigamiin</w:t>
         </w:r>
+        <w:proofErr w:type="spellEnd"/>
         <w:r>
           <w:rPr>
             <w:rStyle w:val="Hyperlink"/>
@@ -12131,7 +12333,7 @@
         </w:rPr>
         <w:t xml:space="preserve">13. </w:t>
       </w:r>
-      <w:hyperlink r:id="rId46" w:history="1">
+      <w:hyperlink r:id="rId45" w:history="1">
         <w:r>
           <w:rPr>
             <w:rStyle w:val="Hyperlink"/>
@@ -12184,7 +12386,7 @@
         </w:rPr>
         <w:t xml:space="preserve">. </w:t>
       </w:r>
-      <w:hyperlink r:id="rId47" w:history="1">
+      <w:hyperlink r:id="rId46" w:history="1">
         <w:r>
           <w:rPr>
             <w:rStyle w:val="Hyperlink"/>
@@ -12210,8 +12412,9 @@
           <w:szCs w:val="28"/>
           <w:vertAlign w:val="subscript"/>
         </w:rPr>
-        <w:t>Van Otterloo</w:t>
-      </w:r>
+        <w:t xml:space="preserve">Van </w:t>
+      </w:r>
+      <w:proofErr w:type="spellStart"/>
       <w:r>
         <w:rPr>
           <w:rFonts w:cstheme="minorHAnsi"/>
@@ -12219,8 +12422,18 @@
           <w:szCs w:val="28"/>
           <w:vertAlign w:val="subscript"/>
         </w:rPr>
+        <w:t>Otterloo</w:t>
+      </w:r>
+      <w:r>
+        <w:rPr>
+          <w:rFonts w:cstheme="minorHAnsi"/>
+          <w:sz w:val="28"/>
+          <w:szCs w:val="28"/>
+          <w:vertAlign w:val="subscript"/>
+        </w:rPr>
         <w:t>s</w:t>
       </w:r>
+      <w:proofErr w:type="spellEnd"/>
       <w:r>
         <w:rPr>
           <w:rFonts w:cstheme="minorHAnsi"/>
@@ -12246,7 +12459,7 @@
         </w:rPr>
         <w:t xml:space="preserve">. </w:t>
       </w:r>
-      <w:hyperlink r:id="rId48" w:history="1">
+      <w:hyperlink r:id="rId47" w:history="1">
         <w:r>
           <w:rPr>
             <w:rStyle w:val="Hyperlink"/>
@@ -12360,7 +12573,7 @@
         </w:rPr>
         <w:t xml:space="preserve">. </w:t>
       </w:r>
-      <w:hyperlink r:id="rId49" w:history="1">
+      <w:hyperlink r:id="rId48" w:history="1">
         <w:r>
           <w:rPr>
             <w:rStyle w:val="Hyperlink"/>
@@ -12412,7 +12625,7 @@
         </w:rPr>
         <w:t xml:space="preserve">. </w:t>
       </w:r>
-      <w:hyperlink r:id="rId50" w:history="1">
+      <w:hyperlink r:id="rId49" w:history="1">
         <w:r>
           <w:rPr>
             <w:rStyle w:val="Hyperlink"/>
@@ -12465,8 +12678,9 @@
           <w:szCs w:val="28"/>
           <w:vertAlign w:val="subscript"/>
         </w:rPr>
-        <w:t>Van Otterloo</w:t>
-      </w:r>
+        <w:t xml:space="preserve">Van </w:t>
+      </w:r>
+      <w:proofErr w:type="spellStart"/>
       <w:r>
         <w:rPr>
           <w:rFonts w:cstheme="minorHAnsi"/>
@@ -12474,8 +12688,18 @@
           <w:szCs w:val="28"/>
           <w:vertAlign w:val="subscript"/>
         </w:rPr>
+        <w:t>Otterloo</w:t>
+      </w:r>
+      <w:r>
+        <w:rPr>
+          <w:rFonts w:cstheme="minorHAnsi"/>
+          <w:sz w:val="28"/>
+          <w:szCs w:val="28"/>
+          <w:vertAlign w:val="subscript"/>
+        </w:rPr>
         <w:t>s</w:t>
       </w:r>
+      <w:proofErr w:type="spellEnd"/>
       <w:r>
         <w:rPr>
           <w:rFonts w:cstheme="minorHAnsi"/>
@@ -12500,7 +12724,7 @@
         </w:rPr>
         <w:t xml:space="preserve">. </w:t>
       </w:r>
-      <w:hyperlink r:id="rId51" w:history="1">
+      <w:hyperlink r:id="rId50" w:history="1">
         <w:r>
           <w:rPr>
             <w:rStyle w:val="Hyperlink"/>
@@ -12508,7 +12732,27 @@
             <w:sz w:val="28"/>
             <w:szCs w:val="28"/>
           </w:rPr>
-          <w:t xml:space="preserve">North South East </w:t>
+          <w:t xml:space="preserve">North </w:t>
+        </w:r>
+        <w:proofErr w:type="gramStart"/>
+        <w:r>
+          <w:rPr>
+            <w:rStyle w:val="Hyperlink"/>
+            <w:rFonts w:cstheme="minorHAnsi"/>
+            <w:sz w:val="28"/>
+            <w:szCs w:val="28"/>
+          </w:rPr>
+          <w:t>South East</w:t>
+        </w:r>
+        <w:proofErr w:type="gramEnd"/>
+        <w:r>
+          <w:rPr>
+            <w:rStyle w:val="Hyperlink"/>
+            <w:rFonts w:cstheme="minorHAnsi"/>
+            <w:sz w:val="28"/>
+            <w:szCs w:val="28"/>
+          </w:rPr>
+          <w:t xml:space="preserve"> </w:t>
         </w:r>
         <w:r>
           <w:rPr>
@@ -12580,7 +12824,7 @@
         </w:rPr>
         <w:t xml:space="preserve">. </w:t>
       </w:r>
-      <w:hyperlink r:id="rId52" w:history="1">
+      <w:hyperlink r:id="rId51" w:history="1">
         <w:r>
           <w:rPr>
             <w:rStyle w:val="Hyperlink"/>
@@ -12660,7 +12904,7 @@
         </w:rPr>
         <w:t xml:space="preserve">. </w:t>
       </w:r>
-      <w:hyperlink r:id="rId53" w:history="1">
+      <w:hyperlink r:id="rId52" w:history="1">
         <w:r>
           <w:rPr>
             <w:rStyle w:val="Hyperlink"/>
@@ -12722,7 +12966,8 @@
         </w:rPr>
         <w:t xml:space="preserve">. </w:t>
       </w:r>
-      <w:hyperlink r:id="rId54" w:history="1">
+      <w:hyperlink r:id="rId53" w:history="1">
+        <w:proofErr w:type="gramStart"/>
         <w:r>
           <w:rPr>
             <w:rStyle w:val="Hyperlink"/>
@@ -12741,6 +12986,7 @@
           </w:rPr>
           <w:t>’s</w:t>
         </w:r>
+        <w:proofErr w:type="gramEnd"/>
         <w:r>
           <w:rPr>
             <w:rStyle w:val="Hyperlink"/>
@@ -12829,7 +13075,7 @@
         </w:rPr>
         <w:t xml:space="preserve">. </w:t>
       </w:r>
-      <w:hyperlink r:id="rId55" w:history="1">
+      <w:hyperlink r:id="rId54" w:history="1">
         <w:r>
           <w:rPr>
             <w:rStyle w:val="Hyperlink"/>
@@ -12873,8 +13119,9 @@
           <w:szCs w:val="28"/>
           <w:vertAlign w:val="subscript"/>
         </w:rPr>
-        <w:t>Van Otterloo</w:t>
-      </w:r>
+        <w:t xml:space="preserve">Van </w:t>
+      </w:r>
+      <w:proofErr w:type="spellStart"/>
       <w:r>
         <w:rPr>
           <w:rFonts w:cstheme="minorHAnsi"/>
@@ -12882,8 +13129,18 @@
           <w:szCs w:val="28"/>
           <w:vertAlign w:val="subscript"/>
         </w:rPr>
+        <w:t>Otterloo</w:t>
+      </w:r>
+      <w:r>
+        <w:rPr>
+          <w:rFonts w:cstheme="minorHAnsi"/>
+          <w:sz w:val="28"/>
+          <w:szCs w:val="28"/>
+          <w:vertAlign w:val="subscript"/>
+        </w:rPr>
         <w:t>s</w:t>
       </w:r>
+      <w:proofErr w:type="spellEnd"/>
       <w:r>
         <w:rPr>
           <w:rFonts w:cstheme="minorHAnsi"/>
@@ -12927,7 +13184,7 @@
         </w:rPr>
         <w:t xml:space="preserve">. </w:t>
       </w:r>
-      <w:hyperlink r:id="rId56" w:history="1">
+      <w:hyperlink r:id="rId55" w:history="1">
         <w:r>
           <w:rPr>
             <w:rStyle w:val="Hyperlink"/>
@@ -13043,7 +13300,7 @@
         </w:rPr>
         <w:t xml:space="preserve">. </w:t>
       </w:r>
-      <w:hyperlink r:id="rId57" w:history="1">
+      <w:hyperlink r:id="rId56" w:history="1">
         <w:r>
           <w:rPr>
             <w:rStyle w:val="Hyperlink"/>
@@ -13123,7 +13380,7 @@
                 <w:szCs w:val="2"/>
               </w:rPr>
             </w:pPr>
-            <w:hyperlink r:id="rId58" w:history="1">
+            <w:hyperlink r:id="rId57" w:history="1">
               <w:r>
                 <w:rPr>
                   <w:rStyle w:val="Hyperlink"/>
@@ -13164,7 +13421,7 @@
                 <w:szCs w:val="32"/>
               </w:rPr>
             </w:pPr>
-            <w:hyperlink r:id="rId59" w:history="1">
+            <w:hyperlink r:id="rId58" w:history="1">
               <w:r>
                 <w:rPr>
                   <w:rStyle w:val="Hyperlink"/>
@@ -13193,7 +13450,7 @@
                 <w:szCs w:val="32"/>
               </w:rPr>
             </w:pPr>
-            <w:hyperlink r:id="rId60" w:history="1">
+            <w:hyperlink r:id="rId59" w:history="1">
               <w:r>
                 <w:rPr>
                   <w:rStyle w:val="Hyperlink"/>
@@ -13222,7 +13479,7 @@
                 <w:szCs w:val="32"/>
               </w:rPr>
             </w:pPr>
-            <w:hyperlink r:id="rId61" w:history="1">
+            <w:hyperlink r:id="rId60" w:history="1">
               <w:r>
                 <w:rPr>
                   <w:rStyle w:val="Hyperlink"/>
@@ -13345,7 +13602,7 @@
                 <w:szCs w:val="32"/>
               </w:rPr>
             </w:pPr>
-            <w:hyperlink r:id="rId62" w:history="1">
+            <w:hyperlink r:id="rId61" w:history="1">
               <w:r>
                 <w:rPr>
                   <w:rStyle w:val="Hyperlink"/>
@@ -13374,7 +13631,7 @@
                 <w:szCs w:val="32"/>
               </w:rPr>
             </w:pPr>
-            <w:hyperlink r:id="rId63" w:history="1">
+            <w:hyperlink r:id="rId62" w:history="1">
               <w:r>
                 <w:rPr>
                   <w:rStyle w:val="Hyperlink"/>
@@ -13403,7 +13660,7 @@
                 <w:szCs w:val="32"/>
               </w:rPr>
             </w:pPr>
-            <w:hyperlink r:id="rId64" w:history="1">
+            <w:hyperlink r:id="rId63" w:history="1">
               <w:r>
                 <w:rPr>
                   <w:rStyle w:val="Hyperlink"/>
@@ -13530,12 +13787,12 @@
       </w:pPr>
     </w:p>
     <w:sectPr>
-      <w:headerReference w:type="even" r:id="rId65"/>
-      <w:headerReference w:type="default" r:id="rId66"/>
-      <w:footerReference w:type="even" r:id="rId67"/>
-      <w:footerReference w:type="default" r:id="rId68"/>
-      <w:headerReference w:type="first" r:id="rId69"/>
-      <w:footerReference w:type="first" r:id="rId70"/>
+      <w:headerReference w:type="even" r:id="rId64"/>
+      <w:headerReference w:type="default" r:id="rId65"/>
+      <w:footerReference w:type="even" r:id="rId66"/>
+      <w:footerReference w:type="default" r:id="rId67"/>
+      <w:headerReference w:type="first" r:id="rId68"/>
+      <w:footerReference w:type="first" r:id="rId69"/>
       <w:pgSz w:w="12240" w:h="15840"/>
       <w:pgMar w:top="1440" w:right="1440" w:bottom="1440" w:left="1440" w:header="720" w:footer="720" w:gutter="0"/>
       <w:pgNumType w:fmt="lowerRoman"/>

--- a/about/michigan-bible.docx
+++ b/about/michigan-bible.docx
@@ -342,150 +342,34 @@
         <w:jc w:val="center"/>
         <w:rPr>
           <w:rFonts w:ascii="Avenir Next LT Pro" w:hAnsi="Avenir Next LT Pro" w:cstheme="minorHAnsi"/>
+          <w:b/>
+          <w:bCs/>
           <w:color w:val="002060"/>
           <w:sz w:val="72"/>
           <w:szCs w:val="72"/>
         </w:rPr>
       </w:pPr>
-    </w:p>
-    <w:p>
-      <w:pPr>
-        <w:pStyle w:val="Header"/>
-        <w:jc w:val="center"/>
+      <w:r>
         <w:rPr>
           <w:rFonts w:ascii="Avenir Next LT Pro" w:hAnsi="Avenir Next LT Pro" w:cstheme="minorHAnsi"/>
+          <w:b/>
+          <w:bCs/>
           <w:color w:val="002060"/>
-          <w:sz w:val="39"/>
-          <w:szCs w:val="39"/>
-        </w:rPr>
-      </w:pPr>
+          <w:sz w:val="72"/>
+          <w:szCs w:val="72"/>
+        </w:rPr>
+        <w:t>MICHIGAN</w:t>
+      </w:r>
       <w:r>
         <w:rPr>
           <w:rFonts w:ascii="Avenir Next LT Pro" w:hAnsi="Avenir Next LT Pro" w:cstheme="minorHAnsi"/>
-          <w:i/>
-          <w:iCs/>
+          <w:b/>
+          <w:bCs/>
           <w:color w:val="002060"/>
-          <w:sz w:val="39"/>
-          <w:szCs w:val="39"/>
-        </w:rPr>
-        <w:t>Michigan</w:t>
-      </w:r>
-      <w:r>
-        <w:rPr>
-          <w:rFonts w:ascii="Avenir Next LT Pro" w:hAnsi="Avenir Next LT Pro" w:cstheme="minorHAnsi"/>
-          <w:color w:val="002060"/>
-          <w:sz w:val="39"/>
-          <w:szCs w:val="39"/>
-        </w:rPr>
-        <w:t xml:space="preserve"> </w:t>
-      </w:r>
-      <w:r>
-        <w:rPr>
-          <w:rFonts w:ascii="Avenir Next LT Pro" w:hAnsi="Avenir Next LT Pro" w:cstheme="minorHAnsi"/>
-          <w:color w:val="002060"/>
-          <w:sz w:val="39"/>
-          <w:szCs w:val="39"/>
-        </w:rPr>
-        <w:t xml:space="preserve">is a folksy pop rock musical that follows </w:t>
-      </w:r>
-      <w:r>
-        <w:rPr>
-          <w:rFonts w:ascii="Avenir Next LT Pro" w:hAnsi="Avenir Next LT Pro" w:cstheme="minorHAnsi"/>
-          <w:color w:val="002060"/>
-          <w:sz w:val="39"/>
-          <w:szCs w:val="39"/>
-        </w:rPr>
-        <w:t>Lulu and Petoskey</w:t>
-      </w:r>
-      <w:r>
-        <w:rPr>
-          <w:rFonts w:ascii="Avenir Next LT Pro" w:hAnsi="Avenir Next LT Pro" w:cstheme="minorHAnsi"/>
-          <w:color w:val="002060"/>
-          <w:sz w:val="39"/>
-          <w:szCs w:val="39"/>
-        </w:rPr>
-        <w:t>, a</w:t>
-      </w:r>
-      <w:r>
-        <w:rPr>
-          <w:rFonts w:ascii="Avenir Next LT Pro" w:hAnsi="Avenir Next LT Pro" w:cstheme="minorHAnsi"/>
-          <w:color w:val="002060"/>
-          <w:sz w:val="39"/>
-          <w:szCs w:val="39"/>
-        </w:rPr>
-        <w:t xml:space="preserve"> </w:t>
-      </w:r>
-      <w:r>
-        <w:rPr>
-          <w:rFonts w:ascii="Avenir Next LT Pro" w:hAnsi="Avenir Next LT Pro" w:cstheme="minorHAnsi"/>
-          <w:color w:val="002060"/>
-          <w:sz w:val="39"/>
-          <w:szCs w:val="39"/>
-        </w:rPr>
-        <w:t>Dearborn girl</w:t>
-      </w:r>
-      <w:r>
-        <w:rPr>
-          <w:rFonts w:ascii="Avenir Next LT Pro" w:hAnsi="Avenir Next LT Pro" w:cstheme="minorHAnsi"/>
-          <w:color w:val="002060"/>
-          <w:sz w:val="39"/>
-          <w:szCs w:val="39"/>
-        </w:rPr>
-        <w:t xml:space="preserve"> and Yooper boy</w:t>
-      </w:r>
-      <w:r>
-        <w:rPr>
-          <w:rFonts w:ascii="Avenir Next LT Pro" w:hAnsi="Avenir Next LT Pro" w:cstheme="minorHAnsi"/>
-          <w:color w:val="002060"/>
-          <w:sz w:val="39"/>
-          <w:szCs w:val="39"/>
-        </w:rPr>
-        <w:t xml:space="preserve">, fight a data center to save their grandparents’ </w:t>
-      </w:r>
-      <w:r>
-        <w:rPr>
-          <w:rFonts w:ascii="Avenir Next LT Pro" w:hAnsi="Avenir Next LT Pro" w:cstheme="minorHAnsi"/>
-          <w:color w:val="002060"/>
-          <w:sz w:val="39"/>
-          <w:szCs w:val="39"/>
-        </w:rPr>
-        <w:br/>
-      </w:r>
-      <w:r>
-        <w:rPr>
-          <w:rFonts w:ascii="Avenir Next LT Pro" w:hAnsi="Avenir Next LT Pro" w:cstheme="minorHAnsi"/>
-          <w:color w:val="002060"/>
-          <w:sz w:val="39"/>
-          <w:szCs w:val="39"/>
-        </w:rPr>
-        <w:t>lake house</w:t>
-      </w:r>
-      <w:r>
-        <w:rPr>
-          <w:rFonts w:ascii="Avenir Next LT Pro" w:hAnsi="Avenir Next LT Pro" w:cstheme="minorHAnsi"/>
-          <w:color w:val="002060"/>
-          <w:sz w:val="39"/>
-          <w:szCs w:val="39"/>
-        </w:rPr>
-        <w:t xml:space="preserve"> and </w:t>
-      </w:r>
-      <w:r>
-        <w:rPr>
-          <w:rFonts w:ascii="Avenir Next LT Pro" w:hAnsi="Avenir Next LT Pro" w:cstheme="minorHAnsi"/>
-          <w:color w:val="002060"/>
-          <w:sz w:val="39"/>
-          <w:szCs w:val="39"/>
-        </w:rPr>
-        <w:t>the world</w:t>
-      </w:r>
-      <w:r>
-        <w:rPr>
-          <w:rFonts w:ascii="Avenir Next LT Pro" w:hAnsi="Avenir Next LT Pro" w:cstheme="minorHAnsi"/>
-          <w:color w:val="002060"/>
-          <w:sz w:val="39"/>
-          <w:szCs w:val="39"/>
-        </w:rPr>
-        <w:t>.</w:t>
+          <w:sz w:val="72"/>
+          <w:szCs w:val="72"/>
+        </w:rPr>
+        <w:t xml:space="preserve"> THE MUSICAL</w:t>
       </w:r>
     </w:p>
     <w:p>
@@ -500,6 +384,123 @@
           <w:szCs w:val="2"/>
         </w:rPr>
       </w:pPr>
+      <w:r>
+        <w:rPr>
+          <w:rFonts w:ascii="Avenir Next LT Pro" w:hAnsi="Avenir Next LT Pro" w:cstheme="minorHAnsi"/>
+          <w:color w:val="002060"/>
+          <w:sz w:val="39"/>
+          <w:szCs w:val="39"/>
+        </w:rPr>
+        <w:t xml:space="preserve">When a data center threatens their grandparents' lake house, </w:t>
+      </w:r>
+      <w:r>
+        <w:rPr>
+          <w:rFonts w:ascii="Avenir Next LT Pro" w:hAnsi="Avenir Next LT Pro" w:cstheme="minorHAnsi"/>
+          <w:color w:val="002060"/>
+          <w:sz w:val="39"/>
+          <w:szCs w:val="39"/>
+        </w:rPr>
+        <w:t>Lulu and Petoskey</w:t>
+      </w:r>
+      <w:r>
+        <w:rPr>
+          <w:rFonts w:ascii="Avenir Next LT Pro" w:hAnsi="Avenir Next LT Pro" w:cstheme="minorHAnsi"/>
+          <w:color w:val="002060"/>
+          <w:sz w:val="39"/>
+          <w:szCs w:val="39"/>
+        </w:rPr>
+        <w:t xml:space="preserve"> –</w:t>
+      </w:r>
+      <w:r>
+        <w:rPr>
+          <w:rFonts w:ascii="Avenir Next LT Pro" w:hAnsi="Avenir Next LT Pro" w:cstheme="minorHAnsi"/>
+          <w:color w:val="002060"/>
+          <w:sz w:val="39"/>
+          <w:szCs w:val="39"/>
+        </w:rPr>
+        <w:t xml:space="preserve"> </w:t>
+      </w:r>
+      <w:r>
+        <w:rPr>
+          <w:rFonts w:ascii="Avenir Next LT Pro" w:hAnsi="Avenir Next LT Pro" w:cstheme="minorHAnsi"/>
+          <w:color w:val="002060"/>
+          <w:sz w:val="39"/>
+          <w:szCs w:val="39"/>
+        </w:rPr>
+        <w:t xml:space="preserve">a fierce Dearborn city girl and </w:t>
+      </w:r>
+      <w:r>
+        <w:rPr>
+          <w:rFonts w:ascii="Avenir Next LT Pro" w:hAnsi="Avenir Next LT Pro" w:cstheme="minorHAnsi"/>
+          <w:color w:val="002060"/>
+          <w:sz w:val="39"/>
+          <w:szCs w:val="39"/>
+        </w:rPr>
+        <w:t>hopeful</w:t>
+      </w:r>
+      <w:r>
+        <w:rPr>
+          <w:rFonts w:ascii="Avenir Next LT Pro" w:hAnsi="Avenir Next LT Pro" w:cstheme="minorHAnsi"/>
+          <w:color w:val="002060"/>
+          <w:sz w:val="39"/>
+          <w:szCs w:val="39"/>
+        </w:rPr>
+        <w:t xml:space="preserve"> Yooper farm boy</w:t>
+      </w:r>
+      <w:r>
+        <w:rPr>
+          <w:rFonts w:ascii="Avenir Next LT Pro" w:hAnsi="Avenir Next LT Pro" w:cstheme="minorHAnsi"/>
+          <w:color w:val="002060"/>
+          <w:sz w:val="20"/>
+          <w:szCs w:val="20"/>
+        </w:rPr>
+        <w:t xml:space="preserve"> </w:t>
+      </w:r>
+      <w:r>
+        <w:rPr>
+          <w:rFonts w:ascii="Avenir Next LT Pro" w:hAnsi="Avenir Next LT Pro" w:cstheme="minorHAnsi"/>
+          <w:color w:val="002060"/>
+          <w:sz w:val="39"/>
+          <w:szCs w:val="39"/>
+        </w:rPr>
+        <w:t>–</w:t>
+      </w:r>
+      <w:r>
+        <w:rPr>
+          <w:rFonts w:ascii="Avenir Next LT Pro" w:hAnsi="Avenir Next LT Pro" w:cstheme="minorHAnsi"/>
+          <w:color w:val="002060"/>
+          <w:sz w:val="20"/>
+          <w:szCs w:val="20"/>
+        </w:rPr>
+        <w:t xml:space="preserve"> </w:t>
+      </w:r>
+      <w:r>
+        <w:rPr>
+          <w:rFonts w:ascii="Avenir Next LT Pro" w:hAnsi="Avenir Next LT Pro" w:cstheme="minorHAnsi"/>
+          <w:color w:val="002060"/>
+          <w:sz w:val="39"/>
+          <w:szCs w:val="39"/>
+        </w:rPr>
+        <w:t xml:space="preserve">must conquer </w:t>
+      </w:r>
+      <w:r>
+        <w:rPr>
+          <w:rFonts w:ascii="Avenir Next LT Pro" w:hAnsi="Avenir Next LT Pro" w:cstheme="minorHAnsi"/>
+          <w:color w:val="002060"/>
+          <w:sz w:val="39"/>
+          <w:szCs w:val="39"/>
+        </w:rPr>
+        <w:t xml:space="preserve">years </w:t>
+      </w:r>
+      <w:r>
+        <w:rPr>
+          <w:rFonts w:ascii="Avenir Next LT Pro" w:hAnsi="Avenir Next LT Pro" w:cstheme="minorHAnsi"/>
+          <w:color w:val="002060"/>
+          <w:sz w:val="39"/>
+          <w:szCs w:val="39"/>
+        </w:rPr>
+        <w:t>of grief to save their home... and the world.</w:t>
+      </w:r>
     </w:p>
     <w:p>
       <w:pPr>
@@ -1336,55 +1337,7 @@
           <w:sz w:val="32"/>
           <w:szCs w:val="32"/>
         </w:rPr>
-        <w:t xml:space="preserve">Set during a family reunion in Elk Rapids, </w:t>
-      </w:r>
-      <w:r>
-        <w:rPr>
-          <w:rFonts w:cstheme="minorHAnsi"/>
-          <w:sz w:val="32"/>
-          <w:szCs w:val="32"/>
-        </w:rPr>
-        <w:t>this coming-of-age musical follows</w:t>
-      </w:r>
-      <w:r>
-        <w:rPr>
-          <w:rFonts w:cstheme="minorHAnsi"/>
-          <w:sz w:val="32"/>
-          <w:szCs w:val="32"/>
-        </w:rPr>
-        <w:t xml:space="preserve"> Lulu</w:t>
-      </w:r>
-      <w:r>
-        <w:rPr>
-          <w:rFonts w:cstheme="minorHAnsi"/>
-          <w:sz w:val="32"/>
-          <w:szCs w:val="32"/>
-        </w:rPr>
-        <w:t xml:space="preserve"> and Petoskey</w:t>
-      </w:r>
-      <w:r>
-        <w:rPr>
-          <w:rFonts w:cstheme="minorHAnsi"/>
-          <w:sz w:val="32"/>
-          <w:szCs w:val="32"/>
-        </w:rPr>
-        <w:t xml:space="preserve"> -</w:t>
-      </w:r>
-      <w:r>
-        <w:rPr>
-          <w:rFonts w:cstheme="minorHAnsi"/>
-          <w:sz w:val="32"/>
-          <w:szCs w:val="32"/>
-        </w:rPr>
-        <w:t xml:space="preserve"> a Dearborn city girl</w:t>
-      </w:r>
-      <w:r>
-        <w:rPr>
-          <w:rFonts w:cstheme="minorHAnsi"/>
-          <w:sz w:val="32"/>
-          <w:szCs w:val="32"/>
-        </w:rPr>
-        <w:t xml:space="preserve"> and Yooper farm boy</w:t>
+        <w:t>Set during a family reunion in Elk Rapids, this coming-of-age musical follows two rival cousins: Lulu, a city girl from Dearborn, and Petoskey, a farm boy from the Upper Peninsula.</w:t>
       </w:r>
       <w:r>
         <w:rPr>
@@ -1400,63 +1353,47 @@
           <w:sz w:val="32"/>
           <w:szCs w:val="32"/>
         </w:rPr>
-        <w:t>–</w:t>
-      </w:r>
-      <w:r>
-        <w:rPr>
-          <w:rFonts w:cstheme="minorHAnsi"/>
-          <w:sz w:val="32"/>
-          <w:szCs w:val="32"/>
-        </w:rPr>
-        <w:t xml:space="preserve"> </w:t>
-      </w:r>
-      <w:r>
-        <w:rPr>
-          <w:rFonts w:cstheme="minorHAnsi"/>
-          <w:sz w:val="32"/>
-          <w:szCs w:val="32"/>
-        </w:rPr>
-        <w:t>as they</w:t>
-      </w:r>
-      <w:r>
-        <w:rPr>
-          <w:rFonts w:cstheme="minorHAnsi"/>
-          <w:sz w:val="32"/>
-          <w:szCs w:val="32"/>
-        </w:rPr>
-        <w:t xml:space="preserve"> stop a data center from taking over their grandparents’ lake house and </w:t>
-      </w:r>
-      <w:r>
-        <w:rPr>
-          <w:rFonts w:cstheme="minorHAnsi"/>
-          <w:sz w:val="32"/>
-          <w:szCs w:val="32"/>
-        </w:rPr>
-        <w:t xml:space="preserve">save </w:t>
-      </w:r>
-      <w:r>
-        <w:rPr>
-          <w:rFonts w:cstheme="minorHAnsi"/>
-          <w:sz w:val="32"/>
-          <w:szCs w:val="32"/>
-        </w:rPr>
-        <w:t>the world</w:t>
-      </w:r>
-      <w:r>
-        <w:rPr>
-          <w:rFonts w:cstheme="minorHAnsi"/>
-          <w:sz w:val="32"/>
-          <w:szCs w:val="32"/>
-        </w:rPr>
-        <w:t>.</w:t>
-      </w:r>
-      <w:r>
-        <w:rPr>
-          <w:rFonts w:cstheme="minorHAnsi"/>
-          <w:sz w:val="32"/>
-          <w:szCs w:val="32"/>
-        </w:rPr>
-        <w:t xml:space="preserve"> </w:t>
+        <w:t>The</w:t>
+      </w:r>
+      <w:r>
+        <w:rPr>
+          <w:rFonts w:cstheme="minorHAnsi"/>
+          <w:sz w:val="32"/>
+          <w:szCs w:val="32"/>
+        </w:rPr>
+        <w:t xml:space="preserve"> Van Otterloo family’s central tradition is the annual Harbor Days, where they </w:t>
+      </w:r>
+      <w:r>
+        <w:rPr>
+          <w:rFonts w:cstheme="minorHAnsi"/>
+          <w:sz w:val="32"/>
+          <w:szCs w:val="32"/>
+        </w:rPr>
+        <w:t xml:space="preserve">camp, canoe, and </w:t>
+      </w:r>
+      <w:r>
+        <w:rPr>
+          <w:rFonts w:cstheme="minorHAnsi"/>
+          <w:sz w:val="32"/>
+          <w:szCs w:val="32"/>
+        </w:rPr>
+        <w:t xml:space="preserve">march in </w:t>
+      </w:r>
+      <w:r>
+        <w:rPr>
+          <w:rFonts w:cstheme="minorHAnsi"/>
+          <w:sz w:val="32"/>
+          <w:szCs w:val="32"/>
+        </w:rPr>
+        <w:t>the</w:t>
+      </w:r>
+      <w:r>
+        <w:rPr>
+          <w:rFonts w:cstheme="minorHAnsi"/>
+          <w:sz w:val="32"/>
+          <w:szCs w:val="32"/>
+        </w:rPr>
+        <w:t xml:space="preserve"> parade. </w:t>
       </w:r>
       <w:r>
         <w:rPr>
@@ -3163,18 +3100,8 @@
           <w:sz w:val="32"/>
           <w:szCs w:val="32"/>
         </w:rPr>
-        <w:t xml:space="preserve">Banh </w:t>
-      </w:r>
-      <w:proofErr w:type="spellStart"/>
-      <w:r>
-        <w:rPr>
-          <w:rFonts w:cstheme="minorHAnsi"/>
-          <w:sz w:val="32"/>
-          <w:szCs w:val="32"/>
-        </w:rPr>
-        <w:t>MIchigan</w:t>
-      </w:r>
-      <w:proofErr w:type="spellEnd"/>
+        <w:t>Banh MIchigan</w:t>
+      </w:r>
       <w:r>
         <w:rPr>
           <w:rFonts w:cstheme="minorHAnsi"/>
@@ -3957,25 +3884,7 @@
           <w:sz w:val="25"/>
           <w:szCs w:val="25"/>
         </w:rPr>
-        <w:t xml:space="preserve"> </w:t>
-      </w:r>
-      <w:proofErr w:type="spellStart"/>
-      <w:r>
-        <w:rPr>
-          <w:rFonts w:cstheme="minorHAnsi"/>
-          <w:sz w:val="25"/>
-          <w:szCs w:val="25"/>
-        </w:rPr>
-        <w:t>MIchigan</w:t>
-      </w:r>
-      <w:proofErr w:type="spellEnd"/>
-      <w:r>
-        <w:rPr>
-          <w:rFonts w:cstheme="minorHAnsi"/>
-          <w:sz w:val="25"/>
-          <w:szCs w:val="25"/>
-        </w:rPr>
-        <w:t xml:space="preserve">. On a swim, </w:t>
+        <w:t xml:space="preserve"> MIchigan. On a swim, </w:t>
       </w:r>
       <w:r>
         <w:rPr>
@@ -6354,30 +6263,18 @@
         </w:rPr>
         <w:t xml:space="preserve"> on the shore (“</w:t>
       </w:r>
-      <w:proofErr w:type="spellStart"/>
-      <w:r>
-        <w:fldChar w:fldCharType="begin"/>
-      </w:r>
-      <w:r>
-        <w:instrText>HYPERLINK "https://www.michiganmusical.com/music/12-gichigamiin/"</w:instrText>
-      </w:r>
-      <w:r>
-        <w:fldChar w:fldCharType="separate"/>
-      </w:r>
-      <w:r>
-        <w:rPr>
-          <w:rStyle w:val="Hyperlink"/>
-          <w:rFonts w:cstheme="minorHAnsi"/>
-          <w:sz w:val="25"/>
-          <w:szCs w:val="25"/>
-          <w:u w:val="none"/>
-        </w:rPr>
-        <w:t>Gichigamiin</w:t>
-      </w:r>
-      <w:proofErr w:type="spellEnd"/>
-      <w:r>
-        <w:fldChar w:fldCharType="end"/>
-      </w:r>
+      <w:hyperlink r:id="rId20" w:history="1">
+        <w:r>
+          <w:rPr>
+            <w:rStyle w:val="Hyperlink"/>
+            <w:rFonts w:cstheme="minorHAnsi"/>
+            <w:sz w:val="25"/>
+            <w:szCs w:val="25"/>
+            <w:u w:val="none"/>
+          </w:rPr>
+          <w:t>Gichigamiin</w:t>
+        </w:r>
+      </w:hyperlink>
       <w:r>
         <w:rPr>
           <w:rFonts w:cstheme="minorHAnsi"/>
@@ -6495,7 +6392,7 @@
         </w:rPr>
         <w:t xml:space="preserve"> (“</w:t>
       </w:r>
-      <w:hyperlink r:id="rId20" w:history="1">
+      <w:hyperlink r:id="rId21" w:history="1">
         <w:r>
           <w:rPr>
             <w:rStyle w:val="Hyperlink"/>
@@ -6818,7 +6715,7 @@
         </w:rPr>
         <w:t>. The parade goes wrong as Petoskey beats up Lulu, disqualifying them for the first time (“</w:t>
       </w:r>
-      <w:hyperlink r:id="rId21" w:history="1">
+      <w:hyperlink r:id="rId22" w:history="1">
         <w:r>
           <w:rPr>
             <w:rStyle w:val="Hyperlink"/>
@@ -6870,7 +6767,7 @@
         </w:rPr>
         <w:t xml:space="preserve"> (“</w:t>
       </w:r>
-      <w:hyperlink r:id="rId22" w:history="1">
+      <w:hyperlink r:id="rId23" w:history="1">
         <w:r>
           <w:rPr>
             <w:rStyle w:val="Hyperlink"/>
@@ -6975,7 +6872,7 @@
         </w:rPr>
         <w:t xml:space="preserve"> (“</w:t>
       </w:r>
-      <w:hyperlink r:id="rId23" w:history="1">
+      <w:hyperlink r:id="rId24" w:history="1">
         <w:r>
           <w:rPr>
             <w:rStyle w:val="Hyperlink"/>
@@ -7083,7 +6980,7 @@
         </w:rPr>
         <w:t>(“</w:t>
       </w:r>
-      <w:hyperlink r:id="rId24" w:history="1">
+      <w:hyperlink r:id="rId25" w:history="1">
         <w:r>
           <w:rPr>
             <w:rStyle w:val="Hyperlink"/>
@@ -7149,33 +7046,15 @@
           <w:sz w:val="25"/>
           <w:szCs w:val="25"/>
         </w:rPr>
-        <w:t xml:space="preserve">Van </w:t>
-      </w:r>
-      <w:proofErr w:type="spellStart"/>
-      <w:r>
-        <w:rPr>
-          <w:rFonts w:cstheme="minorHAnsi"/>
-          <w:sz w:val="25"/>
-          <w:szCs w:val="25"/>
-        </w:rPr>
-        <w:t>Otterloo</w:t>
-      </w:r>
-      <w:r>
-        <w:rPr>
-          <w:rFonts w:cstheme="minorHAnsi"/>
-          <w:sz w:val="25"/>
-          <w:szCs w:val="25"/>
-        </w:rPr>
-        <w:t>s</w:t>
-      </w:r>
-      <w:proofErr w:type="spellEnd"/>
-      <w:r>
-        <w:rPr>
-          <w:rFonts w:cstheme="minorHAnsi"/>
-          <w:sz w:val="25"/>
-          <w:szCs w:val="25"/>
-        </w:rPr>
-        <w:t xml:space="preserve"> are only divided by peninsulas. </w:t>
+        <w:t>Van Otterloo</w:t>
+      </w:r>
+      <w:r>
+        <w:rPr>
+          <w:rFonts w:cstheme="minorHAnsi"/>
+          <w:sz w:val="25"/>
+          <w:szCs w:val="25"/>
+        </w:rPr>
+        <w:t xml:space="preserve">s are only divided by peninsulas. </w:t>
       </w:r>
       <w:r>
         <w:rPr>
@@ -7209,7 +7088,7 @@
         </w:rPr>
         <w:t xml:space="preserve"> the Mackinac Bridge (“</w:t>
       </w:r>
-      <w:hyperlink r:id="rId25" w:history="1">
+      <w:hyperlink r:id="rId26" w:history="1">
         <w:r>
           <w:rPr>
             <w:rStyle w:val="Hyperlink"/>
@@ -7218,29 +7097,7 @@
             <w:szCs w:val="25"/>
             <w:u w:val="none"/>
           </w:rPr>
-          <w:t xml:space="preserve">North </w:t>
-        </w:r>
-        <w:proofErr w:type="gramStart"/>
-        <w:r>
-          <w:rPr>
-            <w:rStyle w:val="Hyperlink"/>
-            <w:rFonts w:cstheme="minorHAnsi"/>
-            <w:sz w:val="25"/>
-            <w:szCs w:val="25"/>
-            <w:u w:val="none"/>
-          </w:rPr>
-          <w:t>South East</w:t>
-        </w:r>
-        <w:proofErr w:type="gramEnd"/>
-        <w:r>
-          <w:rPr>
-            <w:rStyle w:val="Hyperlink"/>
-            <w:rFonts w:cstheme="minorHAnsi"/>
-            <w:sz w:val="25"/>
-            <w:szCs w:val="25"/>
-            <w:u w:val="none"/>
-          </w:rPr>
-          <w:t xml:space="preserve"> West</w:t>
+          <w:t>North South East West</w:t>
         </w:r>
       </w:hyperlink>
       <w:r>
@@ -7299,7 +7156,7 @@
         </w:rPr>
         <w:t>“</w:t>
       </w:r>
-      <w:hyperlink r:id="rId26" w:history="1">
+      <w:hyperlink r:id="rId27" w:history="1">
         <w:r>
           <w:rPr>
             <w:rStyle w:val="Hyperlink"/>
@@ -7340,7 +7197,7 @@
         </w:rPr>
         <w:t>They drive up to find him. She offers the broken stone as a truce, but he tosses it into the water (“</w:t>
       </w:r>
-      <w:hyperlink r:id="rId27" w:history="1">
+      <w:hyperlink r:id="rId28" w:history="1">
         <w:r>
           <w:rPr>
             <w:rStyle w:val="Hyperlink"/>
@@ -7408,7 +7265,7 @@
         </w:rPr>
         <w:t xml:space="preserve"> (“</w:t>
       </w:r>
-      <w:hyperlink r:id="rId28" w:history="1">
+      <w:hyperlink r:id="rId29" w:history="1">
         <w:r>
           <w:rPr>
             <w:rStyle w:val="Hyperlink"/>
@@ -7605,33 +7462,15 @@
           <w:sz w:val="25"/>
           <w:szCs w:val="25"/>
         </w:rPr>
-        <w:t xml:space="preserve">Van </w:t>
-      </w:r>
-      <w:proofErr w:type="spellStart"/>
-      <w:r>
-        <w:rPr>
-          <w:rFonts w:cstheme="minorHAnsi"/>
-          <w:sz w:val="25"/>
-          <w:szCs w:val="25"/>
-        </w:rPr>
-        <w:t>Otterloo</w:t>
-      </w:r>
-      <w:r>
-        <w:rPr>
-          <w:rFonts w:cstheme="minorHAnsi"/>
-          <w:sz w:val="25"/>
-          <w:szCs w:val="25"/>
-        </w:rPr>
-        <w:t>s</w:t>
-      </w:r>
-      <w:proofErr w:type="spellEnd"/>
-      <w:r>
-        <w:rPr>
-          <w:rFonts w:cstheme="minorHAnsi"/>
-          <w:sz w:val="25"/>
-          <w:szCs w:val="25"/>
-        </w:rPr>
-        <w:t xml:space="preserve"> return with </w:t>
+        <w:t>Van Otterloo</w:t>
+      </w:r>
+      <w:r>
+        <w:rPr>
+          <w:rFonts w:cstheme="minorHAnsi"/>
+          <w:sz w:val="25"/>
+          <w:szCs w:val="25"/>
+        </w:rPr>
+        <w:t xml:space="preserve">s return with </w:t>
       </w:r>
       <w:r>
         <w:rPr>
@@ -7857,7 +7696,7 @@
         </w:rPr>
         <w:t>(“</w:t>
       </w:r>
-      <w:hyperlink r:id="rId29" w:history="1">
+      <w:hyperlink r:id="rId30" w:history="1">
         <w:r>
           <w:rPr>
             <w:rStyle w:val="Hyperlink"/>
@@ -7964,33 +7803,15 @@
           <w:sz w:val="25"/>
           <w:szCs w:val="25"/>
         </w:rPr>
-        <w:t xml:space="preserve">Van </w:t>
-      </w:r>
-      <w:proofErr w:type="spellStart"/>
-      <w:r>
-        <w:rPr>
-          <w:rFonts w:cstheme="minorHAnsi"/>
-          <w:sz w:val="25"/>
-          <w:szCs w:val="25"/>
-        </w:rPr>
-        <w:t>Otterloo</w:t>
-      </w:r>
-      <w:r>
-        <w:rPr>
-          <w:rFonts w:cstheme="minorHAnsi"/>
-          <w:sz w:val="25"/>
-          <w:szCs w:val="25"/>
-        </w:rPr>
-        <w:t>s</w:t>
-      </w:r>
-      <w:proofErr w:type="spellEnd"/>
-      <w:r>
-        <w:rPr>
-          <w:rFonts w:cstheme="minorHAnsi"/>
-          <w:sz w:val="25"/>
-          <w:szCs w:val="25"/>
-        </w:rPr>
-        <w:t xml:space="preserve"> and Amanda cross</w:t>
+        <w:t>Van Otterloo</w:t>
+      </w:r>
+      <w:r>
+        <w:rPr>
+          <w:rFonts w:cstheme="minorHAnsi"/>
+          <w:sz w:val="25"/>
+          <w:szCs w:val="25"/>
+        </w:rPr>
+        <w:t>s and Amanda cross</w:t>
       </w:r>
       <w:r>
         <w:rPr>
@@ -8080,7 +7901,7 @@
         </w:rPr>
         <w:t xml:space="preserve"> (“</w:t>
       </w:r>
-      <w:hyperlink r:id="rId30" w:history="1">
+      <w:hyperlink r:id="rId31" w:history="1">
         <w:r>
           <w:rPr>
             <w:rStyle w:val="Hyperlink"/>
@@ -8337,7 +8158,7 @@
         </w:rPr>
         <w:t xml:space="preserve"> family resembles the state’s best (“</w:t>
       </w:r>
-      <w:hyperlink r:id="rId31" w:history="1">
+      <w:hyperlink r:id="rId32" w:history="1">
         <w:r>
           <w:rPr>
             <w:rStyle w:val="Hyperlink"/>
@@ -9295,10 +9116,10 @@
           <w:szCs w:val="28"/>
         </w:rPr>
         <w:drawing>
-          <wp:anchor distT="0" distB="0" distL="114300" distR="114300" simplePos="0" relativeHeight="251659264" behindDoc="1" locked="0" layoutInCell="1" allowOverlap="1" wp14:anchorId="1B770020" wp14:editId="1D7E9FCF">
+          <wp:anchor distT="0" distB="0" distL="114300" distR="114300" simplePos="0" relativeHeight="251659264" behindDoc="1" locked="0" layoutInCell="1" allowOverlap="1" wp14:anchorId="1B770020" wp14:editId="7EC9FC3C">
             <wp:simplePos x="0" y="0"/>
             <wp:positionH relativeFrom="column">
-              <wp:posOffset>1756039</wp:posOffset>
+              <wp:posOffset>3731631</wp:posOffset>
             </wp:positionH>
             <wp:positionV relativeFrom="paragraph">
               <wp:posOffset>187325</wp:posOffset>
@@ -9320,7 +9141,7 @@
                     </pic:cNvPicPr>
                   </pic:nvPicPr>
                   <pic:blipFill>
-                    <a:blip r:embed="rId32" cstate="print">
+                    <a:blip r:embed="rId33" cstate="print">
                       <a:extLst>
                         <a:ext uri="{28A0092B-C50C-407E-A947-70E740481C1C}">
                           <a14:useLocalDpi xmlns:a14="http://schemas.microsoft.com/office/drawing/2010/main" val="0"/>
@@ -9423,15 +9244,23 @@
           <w:sz w:val="28"/>
           <w:szCs w:val="28"/>
         </w:rPr>
-        <w:t xml:space="preserve"> is a 13-year-old city girl from Dearbor</w:t>
-      </w:r>
-      <w:r>
-        <w:rPr>
-          <w:rFonts w:cstheme="minorHAnsi"/>
-          <w:sz w:val="28"/>
-          <w:szCs w:val="28"/>
-        </w:rPr>
-        <w:t xml:space="preserve">n </w:t>
+        <w:t xml:space="preserve"> is a 13-year-old </w:t>
+      </w:r>
+      <w:r>
+        <w:rPr>
+          <w:rFonts w:cstheme="minorHAnsi"/>
+          <w:sz w:val="28"/>
+          <w:szCs w:val="28"/>
+        </w:rPr>
+        <w:t xml:space="preserve">Dearborn </w:t>
+      </w:r>
+      <w:r>
+        <w:rPr>
+          <w:rFonts w:cstheme="minorHAnsi"/>
+          <w:sz w:val="28"/>
+          <w:szCs w:val="28"/>
+        </w:rPr>
+        <w:t xml:space="preserve">city girl </w:t>
       </w:r>
       <w:r>
         <w:rPr>
@@ -9455,7 +9284,31 @@
           <w:sz w:val="28"/>
           <w:szCs w:val="28"/>
         </w:rPr>
-        <w:t xml:space="preserve"> wearing solid colors</w:t>
+        <w:t xml:space="preserve"> </w:t>
+      </w:r>
+      <w:r>
+        <w:rPr>
+          <w:rFonts w:cstheme="minorHAnsi"/>
+          <w:sz w:val="28"/>
+          <w:szCs w:val="28"/>
+        </w:rPr>
+        <w:t>to wear</w:t>
+      </w:r>
+      <w:r>
+        <w:rPr>
+          <w:rFonts w:cstheme="minorHAnsi"/>
+          <w:sz w:val="28"/>
+          <w:szCs w:val="28"/>
+        </w:rPr>
+        <w:t xml:space="preserve"> solid colors</w:t>
+      </w:r>
+      <w:r>
+        <w:rPr>
+          <w:rFonts w:cstheme="minorHAnsi"/>
+          <w:sz w:val="28"/>
+          <w:szCs w:val="28"/>
+        </w:rPr>
+        <w:t xml:space="preserve"> and a head scarf</w:t>
       </w:r>
       <w:r>
         <w:rPr>
@@ -9495,41 +9348,15 @@
           <w:sz w:val="28"/>
           <w:szCs w:val="28"/>
         </w:rPr>
-        <w:t xml:space="preserve">is trollface personified. She hopes to beat </w:t>
-      </w:r>
-      <w:proofErr w:type="gramStart"/>
-      <w:r>
-        <w:rPr>
-          <w:rFonts w:cstheme="minorHAnsi"/>
-          <w:sz w:val="28"/>
-          <w:szCs w:val="28"/>
-        </w:rPr>
-        <w:t>cousin</w:t>
-      </w:r>
-      <w:proofErr w:type="gramEnd"/>
-      <w:r>
-        <w:rPr>
-          <w:rFonts w:cstheme="minorHAnsi"/>
-          <w:sz w:val="28"/>
-          <w:szCs w:val="28"/>
-        </w:rPr>
-        <w:t xml:space="preserve"> Petoskey in their annual </w:t>
-      </w:r>
-      <w:r>
-        <w:rPr>
-          <w:rFonts w:cstheme="minorHAnsi"/>
-          <w:sz w:val="28"/>
-          <w:szCs w:val="28"/>
-        </w:rPr>
-        <w:t xml:space="preserve">rare </w:t>
-      </w:r>
-      <w:r>
-        <w:rPr>
-          <w:rFonts w:cstheme="minorHAnsi"/>
-          <w:sz w:val="28"/>
-          <w:szCs w:val="28"/>
-        </w:rPr>
-        <w:t>rocks</w:t>
+        <w:t xml:space="preserve">is trollface personified. She hopes to beat cousin Petoskey in their annual </w:t>
+      </w:r>
+      <w:r>
+        <w:rPr>
+          <w:rFonts w:cstheme="minorHAnsi"/>
+          <w:sz w:val="28"/>
+          <w:szCs w:val="28"/>
+        </w:rPr>
+        <w:t>rock</w:t>
       </w:r>
       <w:r>
         <w:rPr>
@@ -10953,18 +10780,8 @@
           <w:sz w:val="28"/>
           <w:szCs w:val="28"/>
         </w:rPr>
-        <w:t xml:space="preserve">BANH </w:t>
-      </w:r>
-      <w:proofErr w:type="spellStart"/>
-      <w:r>
-        <w:rPr>
-          <w:rFonts w:cstheme="minorHAnsi"/>
-          <w:sz w:val="28"/>
-          <w:szCs w:val="28"/>
-        </w:rPr>
-        <w:t>MIchigan</w:t>
-      </w:r>
-      <w:proofErr w:type="spellEnd"/>
+        <w:t>BANH MIchigan</w:t>
+      </w:r>
       <w:r>
         <w:rPr>
           <w:rFonts w:cstheme="minorHAnsi"/>
@@ -11433,25 +11250,7 @@
           <w:sz w:val="28"/>
           <w:szCs w:val="28"/>
         </w:rPr>
-        <w:t xml:space="preserve"> anyone who speaks in “</w:t>
-      </w:r>
-      <w:proofErr w:type="spellStart"/>
-      <w:r>
-        <w:rPr>
-          <w:rFonts w:cstheme="minorHAnsi"/>
-          <w:sz w:val="28"/>
-          <w:szCs w:val="28"/>
-        </w:rPr>
-        <w:t>ope</w:t>
-      </w:r>
-      <w:proofErr w:type="spellEnd"/>
-      <w:r>
-        <w:rPr>
-          <w:rFonts w:cstheme="minorHAnsi"/>
-          <w:sz w:val="28"/>
-          <w:szCs w:val="28"/>
-        </w:rPr>
-        <w:t>.”</w:t>
+        <w:t xml:space="preserve"> anyone who speaks in “ope.”</w:t>
       </w:r>
       <w:r>
         <w:rPr>
@@ -11533,7 +11332,7 @@
         </w:rPr>
         <w:t xml:space="preserve">1. </w:t>
       </w:r>
-      <w:hyperlink r:id="rId33" w:history="1">
+      <w:hyperlink r:id="rId34" w:history="1">
         <w:r>
           <w:rPr>
             <w:rStyle w:val="Hyperlink"/>
@@ -11570,7 +11369,7 @@
         <w:br/>
         <w:t xml:space="preserve">2. </w:t>
       </w:r>
-      <w:hyperlink r:id="rId34" w:history="1">
+      <w:hyperlink r:id="rId35" w:history="1">
         <w:r>
           <w:rPr>
             <w:rStyle w:val="Hyperlink"/>
@@ -11615,7 +11414,7 @@
         </w:rPr>
         <w:t xml:space="preserve">3. </w:t>
       </w:r>
-      <w:hyperlink r:id="rId35" w:history="1">
+      <w:hyperlink r:id="rId36" w:history="1">
         <w:r>
           <w:rPr>
             <w:rStyle w:val="Hyperlink"/>
@@ -11661,7 +11460,7 @@
         <w:br/>
         <w:t xml:space="preserve">4. </w:t>
       </w:r>
-      <w:hyperlink r:id="rId36" w:history="1">
+      <w:hyperlink r:id="rId37" w:history="1">
         <w:r>
           <w:rPr>
             <w:rStyle w:val="Hyperlink"/>
@@ -11739,7 +11538,7 @@
         </w:rPr>
         <w:t xml:space="preserve"> </w:t>
       </w:r>
-      <w:hyperlink r:id="rId37" w:history="1">
+      <w:hyperlink r:id="rId38" w:history="1">
         <w:r>
           <w:rPr>
             <w:rStyle w:val="Hyperlink"/>
@@ -11830,7 +11629,7 @@
         <w:br/>
         <w:t xml:space="preserve">6. </w:t>
       </w:r>
-      <w:hyperlink r:id="rId38" w:history="1">
+      <w:hyperlink r:id="rId39" w:history="1">
         <w:r>
           <w:rPr>
             <w:rStyle w:val="Hyperlink"/>
@@ -11875,7 +11674,7 @@
         </w:rPr>
         <w:t xml:space="preserve">7. </w:t>
       </w:r>
-      <w:hyperlink r:id="rId39" w:history="1">
+      <w:hyperlink r:id="rId40" w:history="1">
         <w:r>
           <w:rPr>
             <w:rStyle w:val="Hyperlink"/>
@@ -11910,9 +11709,8 @@
           <w:szCs w:val="28"/>
           <w:vertAlign w:val="subscript"/>
         </w:rPr>
-        <w:t xml:space="preserve">Van </w:t>
-      </w:r>
-      <w:proofErr w:type="spellStart"/>
+        <w:t>Van Otterloo</w:t>
+      </w:r>
       <w:r>
         <w:rPr>
           <w:rFonts w:cstheme="minorHAnsi"/>
@@ -11920,7 +11718,7 @@
           <w:szCs w:val="28"/>
           <w:vertAlign w:val="subscript"/>
         </w:rPr>
-        <w:t>Otterloo</w:t>
+        <w:t>s</w:t>
       </w:r>
       <w:r>
         <w:rPr>
@@ -11929,16 +11727,6 @@
           <w:szCs w:val="28"/>
           <w:vertAlign w:val="subscript"/>
         </w:rPr>
-        <w:t>s</w:t>
-      </w:r>
-      <w:proofErr w:type="spellEnd"/>
-      <w:r>
-        <w:rPr>
-          <w:rFonts w:cstheme="minorHAnsi"/>
-          <w:sz w:val="28"/>
-          <w:szCs w:val="28"/>
-          <w:vertAlign w:val="subscript"/>
-        </w:rPr>
         <w:t>, Deer</w:t>
       </w:r>
       <w:r>
@@ -11965,7 +11753,7 @@
         </w:rPr>
         <w:t xml:space="preserve">. </w:t>
       </w:r>
-      <w:hyperlink r:id="rId40" w:history="1">
+      <w:hyperlink r:id="rId41" w:history="1">
         <w:r>
           <w:rPr>
             <w:rStyle w:val="Hyperlink"/>
@@ -12009,9 +11797,8 @@
           <w:szCs w:val="28"/>
           <w:vertAlign w:val="subscript"/>
         </w:rPr>
-        <w:t xml:space="preserve">Van </w:t>
-      </w:r>
-      <w:proofErr w:type="spellStart"/>
+        <w:t>Van Otterloo</w:t>
+      </w:r>
       <w:r>
         <w:rPr>
           <w:rFonts w:cstheme="minorHAnsi"/>
@@ -12019,7 +11806,7 @@
           <w:szCs w:val="28"/>
           <w:vertAlign w:val="subscript"/>
         </w:rPr>
-        <w:t>Otterloo</w:t>
+        <w:t>s</w:t>
       </w:r>
       <w:r>
         <w:rPr>
@@ -12028,16 +11815,6 @@
           <w:szCs w:val="28"/>
           <w:vertAlign w:val="subscript"/>
         </w:rPr>
-        <w:t>s</w:t>
-      </w:r>
-      <w:proofErr w:type="spellEnd"/>
-      <w:r>
-        <w:rPr>
-          <w:rFonts w:cstheme="minorHAnsi"/>
-          <w:sz w:val="28"/>
-          <w:szCs w:val="28"/>
-          <w:vertAlign w:val="subscript"/>
-        </w:rPr>
         <w:br/>
       </w:r>
       <w:r>
@@ -12056,7 +11833,7 @@
         </w:rPr>
         <w:t xml:space="preserve">. </w:t>
       </w:r>
-      <w:hyperlink r:id="rId41" w:history="1">
+      <w:hyperlink r:id="rId42" w:history="1">
         <w:r>
           <w:rPr>
             <w:rStyle w:val="Hyperlink"/>
@@ -12126,7 +11903,7 @@
         </w:rPr>
         <w:t xml:space="preserve">. </w:t>
       </w:r>
-      <w:hyperlink r:id="rId42" w:history="1">
+      <w:hyperlink r:id="rId43" w:history="1">
         <w:r>
           <w:rPr>
             <w:rStyle w:val="Hyperlink"/>
@@ -12179,7 +11956,7 @@
         </w:rPr>
         <w:t xml:space="preserve">. </w:t>
       </w:r>
-      <w:hyperlink r:id="rId43" w:history="1">
+      <w:hyperlink r:id="rId44" w:history="1">
         <w:r>
           <w:rPr>
             <w:rStyle w:val="Hyperlink"/>
@@ -12250,8 +12027,7 @@
         </w:rPr>
         <w:t xml:space="preserve">. </w:t>
       </w:r>
-      <w:hyperlink r:id="rId44" w:history="1">
-        <w:proofErr w:type="spellStart"/>
+      <w:hyperlink r:id="rId45" w:history="1">
         <w:r>
           <w:rPr>
             <w:rStyle w:val="Hyperlink"/>
@@ -12261,7 +12037,6 @@
           </w:rPr>
           <w:t>Gichigamiin</w:t>
         </w:r>
-        <w:proofErr w:type="spellEnd"/>
         <w:r>
           <w:rPr>
             <w:rStyle w:val="Hyperlink"/>
@@ -12333,7 +12108,7 @@
         </w:rPr>
         <w:t xml:space="preserve">13. </w:t>
       </w:r>
-      <w:hyperlink r:id="rId45" w:history="1">
+      <w:hyperlink r:id="rId46" w:history="1">
         <w:r>
           <w:rPr>
             <w:rStyle w:val="Hyperlink"/>
@@ -12386,7 +12161,7 @@
         </w:rPr>
         <w:t xml:space="preserve">. </w:t>
       </w:r>
-      <w:hyperlink r:id="rId46" w:history="1">
+      <w:hyperlink r:id="rId47" w:history="1">
         <w:r>
           <w:rPr>
             <w:rStyle w:val="Hyperlink"/>
@@ -12412,9 +12187,8 @@
           <w:szCs w:val="28"/>
           <w:vertAlign w:val="subscript"/>
         </w:rPr>
-        <w:t xml:space="preserve">Van </w:t>
-      </w:r>
-      <w:proofErr w:type="spellStart"/>
+        <w:t>Van Otterloo</w:t>
+      </w:r>
       <w:r>
         <w:rPr>
           <w:rFonts w:cstheme="minorHAnsi"/>
@@ -12422,7 +12196,7 @@
           <w:szCs w:val="28"/>
           <w:vertAlign w:val="subscript"/>
         </w:rPr>
-        <w:t>Otterloo</w:t>
+        <w:t>s</w:t>
       </w:r>
       <w:r>
         <w:rPr>
@@ -12431,16 +12205,6 @@
           <w:szCs w:val="28"/>
           <w:vertAlign w:val="subscript"/>
         </w:rPr>
-        <w:t>s</w:t>
-      </w:r>
-      <w:proofErr w:type="spellEnd"/>
-      <w:r>
-        <w:rPr>
-          <w:rFonts w:cstheme="minorHAnsi"/>
-          <w:sz w:val="28"/>
-          <w:szCs w:val="28"/>
-          <w:vertAlign w:val="subscript"/>
-        </w:rPr>
         <w:br/>
       </w:r>
       <w:r>
@@ -12459,7 +12223,7 @@
         </w:rPr>
         <w:t xml:space="preserve">. </w:t>
       </w:r>
-      <w:hyperlink r:id="rId47" w:history="1">
+      <w:hyperlink r:id="rId48" w:history="1">
         <w:r>
           <w:rPr>
             <w:rStyle w:val="Hyperlink"/>
@@ -12573,7 +12337,7 @@
         </w:rPr>
         <w:t xml:space="preserve">. </w:t>
       </w:r>
-      <w:hyperlink r:id="rId48" w:history="1">
+      <w:hyperlink r:id="rId49" w:history="1">
         <w:r>
           <w:rPr>
             <w:rStyle w:val="Hyperlink"/>
@@ -12625,7 +12389,7 @@
         </w:rPr>
         <w:t xml:space="preserve">. </w:t>
       </w:r>
-      <w:hyperlink r:id="rId49" w:history="1">
+      <w:hyperlink r:id="rId50" w:history="1">
         <w:r>
           <w:rPr>
             <w:rStyle w:val="Hyperlink"/>
@@ -12678,9 +12442,8 @@
           <w:szCs w:val="28"/>
           <w:vertAlign w:val="subscript"/>
         </w:rPr>
-        <w:t xml:space="preserve">Van </w:t>
-      </w:r>
-      <w:proofErr w:type="spellStart"/>
+        <w:t>Van Otterloo</w:t>
+      </w:r>
       <w:r>
         <w:rPr>
           <w:rFonts w:cstheme="minorHAnsi"/>
@@ -12688,18 +12451,8 @@
           <w:szCs w:val="28"/>
           <w:vertAlign w:val="subscript"/>
         </w:rPr>
-        <w:t>Otterloo</w:t>
-      </w:r>
-      <w:r>
-        <w:rPr>
-          <w:rFonts w:cstheme="minorHAnsi"/>
-          <w:sz w:val="28"/>
-          <w:szCs w:val="28"/>
-          <w:vertAlign w:val="subscript"/>
-        </w:rPr>
         <w:t>s</w:t>
       </w:r>
-      <w:proofErr w:type="spellEnd"/>
       <w:r>
         <w:rPr>
           <w:rFonts w:cstheme="minorHAnsi"/>
@@ -12724,7 +12477,7 @@
         </w:rPr>
         <w:t xml:space="preserve">. </w:t>
       </w:r>
-      <w:hyperlink r:id="rId50" w:history="1">
+      <w:hyperlink r:id="rId51" w:history="1">
         <w:r>
           <w:rPr>
             <w:rStyle w:val="Hyperlink"/>
@@ -12732,27 +12485,7 @@
             <w:sz w:val="28"/>
             <w:szCs w:val="28"/>
           </w:rPr>
-          <w:t xml:space="preserve">North </w:t>
-        </w:r>
-        <w:proofErr w:type="gramStart"/>
-        <w:r>
-          <w:rPr>
-            <w:rStyle w:val="Hyperlink"/>
-            <w:rFonts w:cstheme="minorHAnsi"/>
-            <w:sz w:val="28"/>
-            <w:szCs w:val="28"/>
-          </w:rPr>
-          <w:t>South East</w:t>
-        </w:r>
-        <w:proofErr w:type="gramEnd"/>
-        <w:r>
-          <w:rPr>
-            <w:rStyle w:val="Hyperlink"/>
-            <w:rFonts w:cstheme="minorHAnsi"/>
-            <w:sz w:val="28"/>
-            <w:szCs w:val="28"/>
-          </w:rPr>
-          <w:t xml:space="preserve"> </w:t>
+          <w:t xml:space="preserve">North South East </w:t>
         </w:r>
         <w:r>
           <w:rPr>
@@ -12824,7 +12557,7 @@
         </w:rPr>
         <w:t xml:space="preserve">. </w:t>
       </w:r>
-      <w:hyperlink r:id="rId51" w:history="1">
+      <w:hyperlink r:id="rId52" w:history="1">
         <w:r>
           <w:rPr>
             <w:rStyle w:val="Hyperlink"/>
@@ -12904,7 +12637,7 @@
         </w:rPr>
         <w:t xml:space="preserve">. </w:t>
       </w:r>
-      <w:hyperlink r:id="rId52" w:history="1">
+      <w:hyperlink r:id="rId53" w:history="1">
         <w:r>
           <w:rPr>
             <w:rStyle w:val="Hyperlink"/>
@@ -12966,8 +12699,7 @@
         </w:rPr>
         <w:t xml:space="preserve">. </w:t>
       </w:r>
-      <w:hyperlink r:id="rId53" w:history="1">
-        <w:proofErr w:type="gramStart"/>
+      <w:hyperlink r:id="rId54" w:history="1">
         <w:r>
           <w:rPr>
             <w:rStyle w:val="Hyperlink"/>
@@ -12986,7 +12718,6 @@
           </w:rPr>
           <w:t>’s</w:t>
         </w:r>
-        <w:proofErr w:type="gramEnd"/>
         <w:r>
           <w:rPr>
             <w:rStyle w:val="Hyperlink"/>
@@ -13075,7 +12806,7 @@
         </w:rPr>
         <w:t xml:space="preserve">. </w:t>
       </w:r>
-      <w:hyperlink r:id="rId54" w:history="1">
+      <w:hyperlink r:id="rId55" w:history="1">
         <w:r>
           <w:rPr>
             <w:rStyle w:val="Hyperlink"/>
@@ -13119,9 +12850,8 @@
           <w:szCs w:val="28"/>
           <w:vertAlign w:val="subscript"/>
         </w:rPr>
-        <w:t xml:space="preserve">Van </w:t>
-      </w:r>
-      <w:proofErr w:type="spellStart"/>
+        <w:t>Van Otterloo</w:t>
+      </w:r>
       <w:r>
         <w:rPr>
           <w:rFonts w:cstheme="minorHAnsi"/>
@@ -13129,7 +12859,7 @@
           <w:szCs w:val="28"/>
           <w:vertAlign w:val="subscript"/>
         </w:rPr>
-        <w:t>Otterloo</w:t>
+        <w:t>s</w:t>
       </w:r>
       <w:r>
         <w:rPr>
@@ -13138,9 +12868,8 @@
           <w:szCs w:val="28"/>
           <w:vertAlign w:val="subscript"/>
         </w:rPr>
-        <w:t>s</w:t>
-      </w:r>
-      <w:proofErr w:type="spellEnd"/>
+        <w:t xml:space="preserve">, </w:t>
+      </w:r>
       <w:r>
         <w:rPr>
           <w:rFonts w:cstheme="minorHAnsi"/>
@@ -13148,7 +12877,7 @@
           <w:szCs w:val="28"/>
           <w:vertAlign w:val="subscript"/>
         </w:rPr>
-        <w:t xml:space="preserve">, </w:t>
+        <w:t>Michiganders</w:t>
       </w:r>
       <w:r>
         <w:rPr>
@@ -13157,15 +12886,6 @@
           <w:szCs w:val="28"/>
           <w:vertAlign w:val="subscript"/>
         </w:rPr>
-        <w:t>Michiganders</w:t>
-      </w:r>
-      <w:r>
-        <w:rPr>
-          <w:rFonts w:cstheme="minorHAnsi"/>
-          <w:sz w:val="28"/>
-          <w:szCs w:val="28"/>
-          <w:vertAlign w:val="subscript"/>
-        </w:rPr>
         <w:br/>
       </w:r>
       <w:r>
@@ -13184,7 +12904,7 @@
         </w:rPr>
         <w:t xml:space="preserve">. </w:t>
       </w:r>
-      <w:hyperlink r:id="rId55" w:history="1">
+      <w:hyperlink r:id="rId56" w:history="1">
         <w:r>
           <w:rPr>
             <w:rStyle w:val="Hyperlink"/>
@@ -13300,7 +13020,7 @@
         </w:rPr>
         <w:t xml:space="preserve">. </w:t>
       </w:r>
-      <w:hyperlink r:id="rId56" w:history="1">
+      <w:hyperlink r:id="rId57" w:history="1">
         <w:r>
           <w:rPr>
             <w:rStyle w:val="Hyperlink"/>
@@ -13380,7 +13100,7 @@
                 <w:szCs w:val="2"/>
               </w:rPr>
             </w:pPr>
-            <w:hyperlink r:id="rId57" w:history="1">
+            <w:hyperlink r:id="rId58" w:history="1">
               <w:r>
                 <w:rPr>
                   <w:rStyle w:val="Hyperlink"/>
@@ -13421,7 +13141,7 @@
                 <w:szCs w:val="32"/>
               </w:rPr>
             </w:pPr>
-            <w:hyperlink r:id="rId58" w:history="1">
+            <w:hyperlink r:id="rId59" w:history="1">
               <w:r>
                 <w:rPr>
                   <w:rStyle w:val="Hyperlink"/>
@@ -13450,7 +13170,7 @@
                 <w:szCs w:val="32"/>
               </w:rPr>
             </w:pPr>
-            <w:hyperlink r:id="rId59" w:history="1">
+            <w:hyperlink r:id="rId60" w:history="1">
               <w:r>
                 <w:rPr>
                   <w:rStyle w:val="Hyperlink"/>
@@ -13479,7 +13199,7 @@
                 <w:szCs w:val="32"/>
               </w:rPr>
             </w:pPr>
-            <w:hyperlink r:id="rId60" w:history="1">
+            <w:hyperlink r:id="rId61" w:history="1">
               <w:r>
                 <w:rPr>
                   <w:rStyle w:val="Hyperlink"/>
@@ -13602,7 +13322,7 @@
                 <w:szCs w:val="32"/>
               </w:rPr>
             </w:pPr>
-            <w:hyperlink r:id="rId61" w:history="1">
+            <w:hyperlink r:id="rId62" w:history="1">
               <w:r>
                 <w:rPr>
                   <w:rStyle w:val="Hyperlink"/>
@@ -13631,7 +13351,7 @@
                 <w:szCs w:val="32"/>
               </w:rPr>
             </w:pPr>
-            <w:hyperlink r:id="rId62" w:history="1">
+            <w:hyperlink r:id="rId63" w:history="1">
               <w:r>
                 <w:rPr>
                   <w:rStyle w:val="Hyperlink"/>
@@ -13660,7 +13380,7 @@
                 <w:szCs w:val="32"/>
               </w:rPr>
             </w:pPr>
-            <w:hyperlink r:id="rId63" w:history="1">
+            <w:hyperlink r:id="rId64" w:history="1">
               <w:r>
                 <w:rPr>
                   <w:rStyle w:val="Hyperlink"/>
@@ -13787,12 +13507,12 @@
       </w:pPr>
     </w:p>
     <w:sectPr>
-      <w:headerReference w:type="even" r:id="rId64"/>
-      <w:headerReference w:type="default" r:id="rId65"/>
-      <w:footerReference w:type="even" r:id="rId66"/>
-      <w:footerReference w:type="default" r:id="rId67"/>
-      <w:headerReference w:type="first" r:id="rId68"/>
-      <w:footerReference w:type="first" r:id="rId69"/>
+      <w:headerReference w:type="even" r:id="rId65"/>
+      <w:headerReference w:type="default" r:id="rId66"/>
+      <w:footerReference w:type="even" r:id="rId67"/>
+      <w:footerReference w:type="default" r:id="rId68"/>
+      <w:headerReference w:type="first" r:id="rId69"/>
+      <w:footerReference w:type="first" r:id="rId70"/>
       <w:pgSz w:w="12240" w:h="15840"/>
       <w:pgMar w:top="1440" w:right="1440" w:bottom="1440" w:left="1440" w:header="720" w:footer="720" w:gutter="0"/>
       <w:pgNumType w:fmt="lowerRoman"/>

--- a/about/michigan-bible.docx
+++ b/about/michigan-bible.docx
@@ -1168,6 +1168,22 @@
           <w:szCs w:val="32"/>
         </w:rPr>
         <w:t>Camille Thomas</w:t>
+      </w:r>
+      <w:r>
+        <w:rPr>
+          <w:rFonts w:cstheme="minorHAnsi"/>
+          <w:sz w:val="32"/>
+          <w:szCs w:val="32"/>
+        </w:rPr>
+        <w:t>, Ynika Y</w:t>
+      </w:r>
+      <w:r>
+        <w:rPr>
+          <w:rFonts w:cstheme="minorHAnsi"/>
+          <w:sz w:val="32"/>
+          <w:szCs w:val="32"/>
+        </w:rPr>
+        <w:t>uag</w:t>
       </w:r>
     </w:p>
     <w:p>

--- a/about/michigan-bible.docx
+++ b/about/michigan-bible.docx
@@ -1167,6 +1167,14 @@
           <w:sz w:val="32"/>
           <w:szCs w:val="32"/>
         </w:rPr>
+        <w:t xml:space="preserve">Dr. Daniel Smith, </w:t>
+      </w:r>
+      <w:r>
+        <w:rPr>
+          <w:rFonts w:cstheme="minorHAnsi"/>
+          <w:sz w:val="32"/>
+          <w:szCs w:val="32"/>
+        </w:rPr>
         <w:t>Camille Thomas</w:t>
       </w:r>
       <w:r>
@@ -1175,7 +1183,34 @@
           <w:sz w:val="32"/>
           <w:szCs w:val="32"/>
         </w:rPr>
-        <w:t>, Ynika Y</w:t>
+        <w:t xml:space="preserve">, </w:t>
+      </w:r>
+      <w:proofErr w:type="spellStart"/>
+      <w:r>
+        <w:rPr>
+          <w:rFonts w:cstheme="minorHAnsi"/>
+          <w:sz w:val="32"/>
+          <w:szCs w:val="32"/>
+        </w:rPr>
+        <w:t>Ynika</w:t>
+      </w:r>
+      <w:proofErr w:type="spellEnd"/>
+      <w:r>
+        <w:rPr>
+          <w:rFonts w:cstheme="minorHAnsi"/>
+          <w:sz w:val="32"/>
+          <w:szCs w:val="32"/>
+        </w:rPr>
+        <w:t xml:space="preserve"> </w:t>
+      </w:r>
+      <w:proofErr w:type="spellStart"/>
+      <w:r>
+        <w:rPr>
+          <w:rFonts w:cstheme="minorHAnsi"/>
+          <w:sz w:val="32"/>
+          <w:szCs w:val="32"/>
+        </w:rPr>
+        <w:t>Y</w:t>
       </w:r>
       <w:r>
         <w:rPr>
@@ -1185,6 +1220,7 @@
         </w:rPr>
         <w:t>uag</w:t>
       </w:r>
+      <w:proofErr w:type="spellEnd"/>
     </w:p>
     <w:p>
       <w:pPr>
@@ -2357,8 +2393,6 @@
       <w:pPr>
         <w:rPr>
           <w:rFonts w:cstheme="minorHAnsi"/>
-          <w:sz w:val="32"/>
-          <w:szCs w:val="32"/>
         </w:rPr>
       </w:pPr>
       <w:r>
@@ -2481,9 +2515,18 @@
         </w:rPr>
         <w:t xml:space="preserve"> folksiness.</w:t>
       </w:r>
+      <w:r>
+        <w:rPr>
+          <w:rFonts w:cstheme="minorHAnsi"/>
+          <w:sz w:val="32"/>
+          <w:szCs w:val="32"/>
+        </w:rPr>
+        <w:br/>
+      </w:r>
     </w:p>
     <w:p>
       <w:pPr>
+        <w:jc w:val="center"/>
         <w:rPr>
           <w:rFonts w:cstheme="minorHAnsi"/>
           <w:b/>
@@ -2493,7 +2536,24 @@
           <w:u w:val="single"/>
         </w:rPr>
       </w:pPr>
-      <w:r>
+      <w:hyperlink r:id="rId9" w:history="1">
+        <w:r>
+          <w:rPr>
+            <w:rStyle w:val="Hyperlink"/>
+            <w:rFonts w:cstheme="minorHAnsi"/>
+            <w:b/>
+            <w:bCs/>
+            <w:sz w:val="32"/>
+            <w:szCs w:val="32"/>
+          </w:rPr>
+          <w:t>READ THE PITCH DECK</w:t>
+        </w:r>
+      </w:hyperlink>
+    </w:p>
+    <w:p>
+      <w:pPr>
+        <w:spacing w:line="240" w:lineRule="auto"/>
+        <w:jc w:val="center"/>
         <w:rPr>
           <w:rFonts w:cstheme="minorHAnsi"/>
           <w:b/>
@@ -2502,20 +2562,28 @@
           <w:szCs w:val="32"/>
           <w:u w:val="single"/>
         </w:rPr>
-        <w:br w:type="page"/>
+      </w:pPr>
+      <w:r>
+        <w:rPr>
+          <w:rFonts w:cstheme="minorHAnsi"/>
+          <w:b/>
+          <w:bCs/>
+          <w:sz w:val="32"/>
+          <w:szCs w:val="32"/>
+          <w:u w:val="single"/>
+        </w:rPr>
+        <w:lastRenderedPageBreak/>
+        <w:t>THEMES</w:t>
       </w:r>
     </w:p>
     <w:p>
       <w:pPr>
-        <w:spacing w:line="240" w:lineRule="auto"/>
-        <w:jc w:val="center"/>
         <w:rPr>
           <w:rFonts w:cstheme="minorHAnsi"/>
           <w:b/>
           <w:bCs/>
           <w:sz w:val="32"/>
           <w:szCs w:val="32"/>
-          <w:u w:val="single"/>
         </w:rPr>
       </w:pPr>
       <w:r>
@@ -2525,16 +2593,63 @@
           <w:bCs/>
           <w:sz w:val="32"/>
           <w:szCs w:val="32"/>
-          <w:u w:val="single"/>
-        </w:rPr>
-        <w:lastRenderedPageBreak/>
-        <w:t>THEMES</w:t>
+        </w:rPr>
+        <w:t>Collective Grief and Emotional Healing</w:t>
       </w:r>
     </w:p>
     <w:p>
       <w:pPr>
         <w:rPr>
           <w:rFonts w:cstheme="minorHAnsi"/>
+          <w:sz w:val="32"/>
+          <w:szCs w:val="32"/>
+        </w:rPr>
+      </w:pPr>
+      <w:r>
+        <w:rPr>
+          <w:rFonts w:cstheme="minorHAnsi"/>
+          <w:sz w:val="32"/>
+          <w:szCs w:val="32"/>
+        </w:rPr>
+        <w:t xml:space="preserve">The story explores the long-term impact of grief </w:t>
+      </w:r>
+      <w:r>
+        <w:rPr>
+          <w:rFonts w:cstheme="minorHAnsi"/>
+          <w:sz w:val="32"/>
+          <w:szCs w:val="32"/>
+        </w:rPr>
+        <w:t>after</w:t>
+      </w:r>
+      <w:r>
+        <w:rPr>
+          <w:rFonts w:cstheme="minorHAnsi"/>
+          <w:sz w:val="32"/>
+          <w:szCs w:val="32"/>
+        </w:rPr>
+        <w:t xml:space="preserve"> </w:t>
+      </w:r>
+      <w:r>
+        <w:rPr>
+          <w:rFonts w:cstheme="minorHAnsi"/>
+          <w:sz w:val="32"/>
+          <w:szCs w:val="32"/>
+        </w:rPr>
+        <w:t>some family members’ passings</w:t>
+      </w:r>
+      <w:r>
+        <w:rPr>
+          <w:rFonts w:cstheme="minorHAnsi"/>
+          <w:sz w:val="32"/>
+          <w:szCs w:val="32"/>
+        </w:rPr>
+        <w:t>, demonstrating how silence fractures families while open communication fosters generational healing.</w:t>
+      </w:r>
+    </w:p>
+    <w:p>
+      <w:pPr>
+        <w:rPr>
+          <w:rFonts w:cstheme="minorHAnsi"/>
           <w:b/>
           <w:bCs/>
           <w:sz w:val="32"/>
@@ -2549,7 +2664,47 @@
           <w:sz w:val="32"/>
           <w:szCs w:val="32"/>
         </w:rPr>
-        <w:t>Collective Grief and Emotional Healing</w:t>
+        <w:t>Community</w:t>
+      </w:r>
+      <w:r>
+        <w:rPr>
+          <w:rFonts w:cstheme="minorHAnsi"/>
+          <w:b/>
+          <w:bCs/>
+          <w:sz w:val="32"/>
+          <w:szCs w:val="32"/>
+        </w:rPr>
+        <w:t xml:space="preserve"> </w:t>
+      </w:r>
+      <w:r>
+        <w:rPr>
+          <w:rFonts w:cstheme="minorHAnsi"/>
+          <w:b/>
+          <w:bCs/>
+          <w:sz w:val="32"/>
+          <w:szCs w:val="32"/>
+        </w:rPr>
+        <w:t>versus</w:t>
+      </w:r>
+      <w:r>
+        <w:rPr>
+          <w:rFonts w:cstheme="minorHAnsi"/>
+          <w:b/>
+          <w:bCs/>
+          <w:sz w:val="32"/>
+          <w:szCs w:val="32"/>
+        </w:rPr>
+        <w:t xml:space="preserve"> </w:t>
+      </w:r>
+      <w:r>
+        <w:rPr>
+          <w:rFonts w:cstheme="minorHAnsi"/>
+          <w:b/>
+          <w:bCs/>
+          <w:sz w:val="32"/>
+          <w:szCs w:val="32"/>
+        </w:rPr>
+        <w:t>Corporation</w:t>
       </w:r>
     </w:p>
     <w:p>
@@ -2566,15 +2721,31 @@
           <w:sz w:val="32"/>
           <w:szCs w:val="32"/>
         </w:rPr>
-        <w:t xml:space="preserve">The story explores the long-term impact of grief </w:t>
-      </w:r>
-      <w:r>
-        <w:rPr>
-          <w:rFonts w:cstheme="minorHAnsi"/>
-          <w:sz w:val="32"/>
-          <w:szCs w:val="32"/>
-        </w:rPr>
-        <w:t>after</w:t>
+        <w:t xml:space="preserve">The central conflict pits hand-made tradition against corporate greed, </w:t>
+      </w:r>
+      <w:r>
+        <w:rPr>
+          <w:rFonts w:cstheme="minorHAnsi"/>
+          <w:sz w:val="32"/>
+          <w:szCs w:val="32"/>
+        </w:rPr>
+        <w:t xml:space="preserve">with </w:t>
+      </w:r>
+      <w:r>
+        <w:rPr>
+          <w:rFonts w:cstheme="minorHAnsi"/>
+          <w:sz w:val="32"/>
+          <w:szCs w:val="32"/>
+        </w:rPr>
+        <w:t>data center</w:t>
+      </w:r>
+      <w:r>
+        <w:rPr>
+          <w:rFonts w:cstheme="minorHAnsi"/>
+          <w:sz w:val="32"/>
+          <w:szCs w:val="32"/>
+        </w:rPr>
+        <w:t>s</w:t>
       </w:r>
       <w:r>
         <w:rPr>
@@ -2590,15 +2761,47 @@
           <w:sz w:val="32"/>
           <w:szCs w:val="32"/>
         </w:rPr>
-        <w:t>some family members’ passings</w:t>
-      </w:r>
-      <w:r>
-        <w:rPr>
-          <w:rFonts w:cstheme="minorHAnsi"/>
-          <w:sz w:val="32"/>
-          <w:szCs w:val="32"/>
-        </w:rPr>
-        <w:t>, demonstrating how silence fractures families while open communication fosters generational healing.</w:t>
+        <w:t>erasing</w:t>
+      </w:r>
+      <w:r>
+        <w:rPr>
+          <w:rFonts w:cstheme="minorHAnsi"/>
+          <w:sz w:val="32"/>
+          <w:szCs w:val="32"/>
+        </w:rPr>
+        <w:t xml:space="preserve"> local heritage</w:t>
+      </w:r>
+      <w:r>
+        <w:rPr>
+          <w:rFonts w:cstheme="minorHAnsi"/>
+          <w:sz w:val="32"/>
+          <w:szCs w:val="32"/>
+        </w:rPr>
+        <w:t xml:space="preserve">, </w:t>
+      </w:r>
+      <w:r>
+        <w:rPr>
+          <w:rFonts w:cstheme="minorHAnsi"/>
+          <w:sz w:val="32"/>
+          <w:szCs w:val="32"/>
+        </w:rPr>
+        <w:t>such as</w:t>
+      </w:r>
+      <w:r>
+        <w:rPr>
+          <w:rFonts w:cstheme="minorHAnsi"/>
+          <w:sz w:val="32"/>
+          <w:szCs w:val="32"/>
+        </w:rPr>
+        <w:t xml:space="preserve"> the family’s lake house</w:t>
+      </w:r>
+      <w:r>
+        <w:rPr>
+          <w:rFonts w:cstheme="minorHAnsi"/>
+          <w:sz w:val="32"/>
+          <w:szCs w:val="32"/>
+        </w:rPr>
+        <w:t>.</w:t>
       </w:r>
     </w:p>
     <w:p>
@@ -2619,9 +2822,124 @@
           <w:sz w:val="32"/>
           <w:szCs w:val="32"/>
         </w:rPr>
-        <w:t>Community</w:t>
-      </w:r>
-      <w:r>
+        <w:t>Geographic and Cultural Disconnection</w:t>
+      </w:r>
+    </w:p>
+    <w:p>
+      <w:pPr>
+        <w:rPr>
+          <w:rFonts w:cstheme="minorHAnsi"/>
+          <w:sz w:val="32"/>
+          <w:szCs w:val="32"/>
+        </w:rPr>
+      </w:pPr>
+      <w:r>
+        <w:rPr>
+          <w:rFonts w:cstheme="minorHAnsi"/>
+          <w:sz w:val="32"/>
+          <w:szCs w:val="32"/>
+        </w:rPr>
+        <w:t>The narrative highlights how families can become polarized by peninsulas</w:t>
+      </w:r>
+      <w:r>
+        <w:rPr>
+          <w:rFonts w:cstheme="minorHAnsi"/>
+          <w:sz w:val="32"/>
+          <w:szCs w:val="32"/>
+        </w:rPr>
+        <w:t xml:space="preserve">, </w:t>
+      </w:r>
+      <w:r>
+        <w:rPr>
+          <w:rFonts w:cstheme="minorHAnsi"/>
+          <w:sz w:val="32"/>
+          <w:szCs w:val="32"/>
+        </w:rPr>
+        <w:t xml:space="preserve">symbolized by the physical </w:t>
+      </w:r>
+      <w:r>
+        <w:rPr>
+          <w:rFonts w:cstheme="minorHAnsi"/>
+          <w:sz w:val="32"/>
+          <w:szCs w:val="32"/>
+        </w:rPr>
+        <w:t xml:space="preserve">(and spiritual) </w:t>
+      </w:r>
+      <w:r>
+        <w:rPr>
+          <w:rFonts w:cstheme="minorHAnsi"/>
+          <w:sz w:val="32"/>
+          <w:szCs w:val="32"/>
+        </w:rPr>
+        <w:t>barrier of the Mackinac Bridge separating the Upper and Lower Peninsula.</w:t>
+      </w:r>
+      <w:r>
+        <w:rPr>
+          <w:rFonts w:cstheme="minorHAnsi"/>
+          <w:sz w:val="32"/>
+          <w:szCs w:val="32"/>
+        </w:rPr>
+        <w:t xml:space="preserve"> </w:t>
+      </w:r>
+      <w:r>
+        <w:rPr>
+          <w:rFonts w:cstheme="minorHAnsi"/>
+          <w:sz w:val="32"/>
+          <w:szCs w:val="32"/>
+        </w:rPr>
+        <w:t xml:space="preserve">The </w:t>
+      </w:r>
+      <w:r>
+        <w:rPr>
+          <w:rFonts w:cstheme="minorHAnsi"/>
+          <w:sz w:val="32"/>
+          <w:szCs w:val="32"/>
+        </w:rPr>
+        <w:t>story</w:t>
+      </w:r>
+      <w:r>
+        <w:rPr>
+          <w:rFonts w:cstheme="minorHAnsi"/>
+          <w:sz w:val="32"/>
+          <w:szCs w:val="32"/>
+        </w:rPr>
+        <w:t xml:space="preserve"> leans into subcultures, </w:t>
+      </w:r>
+      <w:r>
+        <w:rPr>
+          <w:rFonts w:cstheme="minorHAnsi"/>
+          <w:sz w:val="32"/>
+          <w:szCs w:val="32"/>
+        </w:rPr>
+        <w:t xml:space="preserve">pitting </w:t>
+      </w:r>
+      <w:r>
+        <w:rPr>
+          <w:rFonts w:cstheme="minorHAnsi"/>
+          <w:sz w:val="32"/>
+          <w:szCs w:val="32"/>
+        </w:rPr>
+        <w:t>Yooper</w:t>
+      </w:r>
+      <w:r>
+        <w:rPr>
+          <w:rFonts w:cstheme="minorHAnsi"/>
+          <w:sz w:val="32"/>
+          <w:szCs w:val="32"/>
+        </w:rPr>
+        <w:t>s against the Trolls</w:t>
+      </w:r>
+      <w:r>
+        <w:rPr>
+          <w:rFonts w:cstheme="minorHAnsi"/>
+          <w:sz w:val="32"/>
+          <w:szCs w:val="32"/>
+        </w:rPr>
+        <w:t>.</w:t>
+      </w:r>
+    </w:p>
+    <w:p>
+      <w:pPr>
         <w:rPr>
           <w:rFonts w:cstheme="minorHAnsi"/>
           <w:b/>
@@ -2629,8 +2947,7 @@
           <w:sz w:val="32"/>
           <w:szCs w:val="32"/>
         </w:rPr>
-        <w:t xml:space="preserve"> </w:t>
-      </w:r>
+      </w:pPr>
       <w:r>
         <w:rPr>
           <w:rFonts w:cstheme="minorHAnsi"/>
@@ -2639,9 +2956,60 @@
           <w:sz w:val="32"/>
           <w:szCs w:val="32"/>
         </w:rPr>
-        <w:t>versus</w:t>
-      </w:r>
-      <w:r>
+        <w:t>Belonging and Identity</w:t>
+      </w:r>
+    </w:p>
+    <w:p>
+      <w:pPr>
+        <w:rPr>
+          <w:rFonts w:cstheme="minorHAnsi"/>
+          <w:sz w:val="32"/>
+          <w:szCs w:val="32"/>
+        </w:rPr>
+      </w:pPr>
+      <w:r>
+        <w:rPr>
+          <w:rFonts w:cstheme="minorHAnsi"/>
+          <w:sz w:val="32"/>
+          <w:szCs w:val="32"/>
+        </w:rPr>
+        <w:t>Through Lulu's competitive drive to outshine her cousin</w:t>
+      </w:r>
+      <w:r>
+        <w:rPr>
+          <w:rFonts w:cstheme="minorHAnsi"/>
+          <w:sz w:val="32"/>
+          <w:szCs w:val="32"/>
+        </w:rPr>
+        <w:t>s</w:t>
+      </w:r>
+      <w:r>
+        <w:rPr>
+          <w:rFonts w:cstheme="minorHAnsi"/>
+          <w:sz w:val="32"/>
+          <w:szCs w:val="32"/>
+        </w:rPr>
+        <w:t xml:space="preserve">, the musical examines the painful adolescent struggle to fit into a </w:t>
+      </w:r>
+      <w:r>
+        <w:rPr>
+          <w:rFonts w:cstheme="minorHAnsi"/>
+          <w:sz w:val="32"/>
+          <w:szCs w:val="32"/>
+        </w:rPr>
+        <w:t>Midwest</w:t>
+      </w:r>
+      <w:r>
+        <w:rPr>
+          <w:rFonts w:cstheme="minorHAnsi"/>
+          <w:sz w:val="32"/>
+          <w:szCs w:val="32"/>
+        </w:rPr>
+        <w:t xml:space="preserve"> family dynamic and find one's own sense of worth.</w:t>
+      </w:r>
+    </w:p>
+    <w:p>
+      <w:pPr>
         <w:rPr>
           <w:rFonts w:cstheme="minorHAnsi"/>
           <w:b/>
@@ -2649,8 +3017,7 @@
           <w:sz w:val="32"/>
           <w:szCs w:val="32"/>
         </w:rPr>
-        <w:t xml:space="preserve"> </w:t>
-      </w:r>
+      </w:pPr>
       <w:r>
         <w:rPr>
           <w:rFonts w:cstheme="minorHAnsi"/>
@@ -2659,7 +3026,7 @@
           <w:sz w:val="32"/>
           <w:szCs w:val="32"/>
         </w:rPr>
-        <w:t>Corporation</w:t>
+        <w:t>Nature, Folklore, and Science Literacy</w:t>
       </w:r>
     </w:p>
     <w:p>
@@ -2676,31 +3043,23 @@
           <w:sz w:val="32"/>
           <w:szCs w:val="32"/>
         </w:rPr>
-        <w:t xml:space="preserve">The central conflict pits hand-made tradition against corporate greed, </w:t>
-      </w:r>
-      <w:r>
-        <w:rPr>
-          <w:rFonts w:cstheme="minorHAnsi"/>
-          <w:sz w:val="32"/>
-          <w:szCs w:val="32"/>
-        </w:rPr>
-        <w:t xml:space="preserve">with </w:t>
-      </w:r>
-      <w:r>
-        <w:rPr>
-          <w:rFonts w:cstheme="minorHAnsi"/>
-          <w:sz w:val="32"/>
-          <w:szCs w:val="32"/>
-        </w:rPr>
-        <w:t>data center</w:t>
-      </w:r>
-      <w:r>
-        <w:rPr>
-          <w:rFonts w:cstheme="minorHAnsi"/>
-          <w:sz w:val="32"/>
-          <w:szCs w:val="32"/>
-        </w:rPr>
-        <w:t>s</w:t>
+        <w:t>The musical teaches pa</w:t>
+      </w:r>
+      <w:r>
+        <w:rPr>
+          <w:rFonts w:cstheme="minorHAnsi"/>
+          <w:sz w:val="32"/>
+          <w:szCs w:val="32"/>
+        </w:rPr>
+        <w:t>leontology</w:t>
+      </w:r>
+      <w:r>
+        <w:rPr>
+          <w:rFonts w:cstheme="minorHAnsi"/>
+          <w:sz w:val="32"/>
+          <w:szCs w:val="32"/>
+        </w:rPr>
+        <w:t>, folklore, and what it means to be a Michigander</w:t>
       </w:r>
       <w:r>
         <w:rPr>
@@ -2716,39 +3075,7 @@
           <w:sz w:val="32"/>
           <w:szCs w:val="32"/>
         </w:rPr>
-        <w:t>erasing</w:t>
-      </w:r>
-      <w:r>
-        <w:rPr>
-          <w:rFonts w:cstheme="minorHAnsi"/>
-          <w:sz w:val="32"/>
-          <w:szCs w:val="32"/>
-        </w:rPr>
-        <w:t xml:space="preserve"> local heritage</w:t>
-      </w:r>
-      <w:r>
-        <w:rPr>
-          <w:rFonts w:cstheme="minorHAnsi"/>
-          <w:sz w:val="32"/>
-          <w:szCs w:val="32"/>
-        </w:rPr>
-        <w:t xml:space="preserve">, </w:t>
-      </w:r>
-      <w:r>
-        <w:rPr>
-          <w:rFonts w:cstheme="minorHAnsi"/>
-          <w:sz w:val="32"/>
-          <w:szCs w:val="32"/>
-        </w:rPr>
-        <w:t>such as</w:t>
-      </w:r>
-      <w:r>
-        <w:rPr>
-          <w:rFonts w:cstheme="minorHAnsi"/>
-          <w:sz w:val="32"/>
-          <w:szCs w:val="32"/>
-        </w:rPr>
-        <w:t xml:space="preserve"> the family’s lake house</w:t>
+        <w:t>through song</w:t>
       </w:r>
       <w:r>
         <w:rPr>
@@ -2777,7 +3104,7 @@
           <w:sz w:val="32"/>
           <w:szCs w:val="32"/>
         </w:rPr>
-        <w:t>Geographic and Cultural Disconnection</w:t>
+        <w:t>The Immigrant Experience</w:t>
       </w:r>
     </w:p>
     <w:p>
@@ -2794,288 +3121,6 @@
           <w:sz w:val="32"/>
           <w:szCs w:val="32"/>
         </w:rPr>
-        <w:t>The narrative highlights how families can become polarized by peninsulas</w:t>
-      </w:r>
-      <w:r>
-        <w:rPr>
-          <w:rFonts w:cstheme="minorHAnsi"/>
-          <w:sz w:val="32"/>
-          <w:szCs w:val="32"/>
-        </w:rPr>
-        <w:t xml:space="preserve">, </w:t>
-      </w:r>
-      <w:r>
-        <w:rPr>
-          <w:rFonts w:cstheme="minorHAnsi"/>
-          <w:sz w:val="32"/>
-          <w:szCs w:val="32"/>
-        </w:rPr>
-        <w:t xml:space="preserve">symbolized by the physical </w:t>
-      </w:r>
-      <w:r>
-        <w:rPr>
-          <w:rFonts w:cstheme="minorHAnsi"/>
-          <w:sz w:val="32"/>
-          <w:szCs w:val="32"/>
-        </w:rPr>
-        <w:t xml:space="preserve">(and spiritual) </w:t>
-      </w:r>
-      <w:r>
-        <w:rPr>
-          <w:rFonts w:cstheme="minorHAnsi"/>
-          <w:sz w:val="32"/>
-          <w:szCs w:val="32"/>
-        </w:rPr>
-        <w:t>barrier of the Mackinac Bridge separating the Upper and Lower Peninsula.</w:t>
-      </w:r>
-      <w:r>
-        <w:rPr>
-          <w:rFonts w:cstheme="minorHAnsi"/>
-          <w:sz w:val="32"/>
-          <w:szCs w:val="32"/>
-        </w:rPr>
-        <w:t xml:space="preserve"> </w:t>
-      </w:r>
-      <w:r>
-        <w:rPr>
-          <w:rFonts w:cstheme="minorHAnsi"/>
-          <w:sz w:val="32"/>
-          <w:szCs w:val="32"/>
-        </w:rPr>
-        <w:t xml:space="preserve">The </w:t>
-      </w:r>
-      <w:r>
-        <w:rPr>
-          <w:rFonts w:cstheme="minorHAnsi"/>
-          <w:sz w:val="32"/>
-          <w:szCs w:val="32"/>
-        </w:rPr>
-        <w:t>story</w:t>
-      </w:r>
-      <w:r>
-        <w:rPr>
-          <w:rFonts w:cstheme="minorHAnsi"/>
-          <w:sz w:val="32"/>
-          <w:szCs w:val="32"/>
-        </w:rPr>
-        <w:t xml:space="preserve"> leans into subcultures, </w:t>
-      </w:r>
-      <w:r>
-        <w:rPr>
-          <w:rFonts w:cstheme="minorHAnsi"/>
-          <w:sz w:val="32"/>
-          <w:szCs w:val="32"/>
-        </w:rPr>
-        <w:t xml:space="preserve">pitting </w:t>
-      </w:r>
-      <w:r>
-        <w:rPr>
-          <w:rFonts w:cstheme="minorHAnsi"/>
-          <w:sz w:val="32"/>
-          <w:szCs w:val="32"/>
-        </w:rPr>
-        <w:t>Yooper</w:t>
-      </w:r>
-      <w:r>
-        <w:rPr>
-          <w:rFonts w:cstheme="minorHAnsi"/>
-          <w:sz w:val="32"/>
-          <w:szCs w:val="32"/>
-        </w:rPr>
-        <w:t>s against the Trolls</w:t>
-      </w:r>
-      <w:r>
-        <w:rPr>
-          <w:rFonts w:cstheme="minorHAnsi"/>
-          <w:sz w:val="32"/>
-          <w:szCs w:val="32"/>
-        </w:rPr>
-        <w:t>.</w:t>
-      </w:r>
-    </w:p>
-    <w:p>
-      <w:pPr>
-        <w:rPr>
-          <w:rFonts w:cstheme="minorHAnsi"/>
-          <w:b/>
-          <w:bCs/>
-          <w:sz w:val="32"/>
-          <w:szCs w:val="32"/>
-        </w:rPr>
-      </w:pPr>
-      <w:r>
-        <w:rPr>
-          <w:rFonts w:cstheme="minorHAnsi"/>
-          <w:b/>
-          <w:bCs/>
-          <w:sz w:val="32"/>
-          <w:szCs w:val="32"/>
-        </w:rPr>
-        <w:t>Belonging and Identity</w:t>
-      </w:r>
-    </w:p>
-    <w:p>
-      <w:pPr>
-        <w:rPr>
-          <w:rFonts w:cstheme="minorHAnsi"/>
-          <w:sz w:val="32"/>
-          <w:szCs w:val="32"/>
-        </w:rPr>
-      </w:pPr>
-      <w:r>
-        <w:rPr>
-          <w:rFonts w:cstheme="minorHAnsi"/>
-          <w:sz w:val="32"/>
-          <w:szCs w:val="32"/>
-        </w:rPr>
-        <w:t>Through Lulu's competitive drive to outshine her cousin</w:t>
-      </w:r>
-      <w:r>
-        <w:rPr>
-          <w:rFonts w:cstheme="minorHAnsi"/>
-          <w:sz w:val="32"/>
-          <w:szCs w:val="32"/>
-        </w:rPr>
-        <w:t>s</w:t>
-      </w:r>
-      <w:r>
-        <w:rPr>
-          <w:rFonts w:cstheme="minorHAnsi"/>
-          <w:sz w:val="32"/>
-          <w:szCs w:val="32"/>
-        </w:rPr>
-        <w:t xml:space="preserve">, the musical examines the painful adolescent struggle to fit into a </w:t>
-      </w:r>
-      <w:r>
-        <w:rPr>
-          <w:rFonts w:cstheme="minorHAnsi"/>
-          <w:sz w:val="32"/>
-          <w:szCs w:val="32"/>
-        </w:rPr>
-        <w:t>Midwest</w:t>
-      </w:r>
-      <w:r>
-        <w:rPr>
-          <w:rFonts w:cstheme="minorHAnsi"/>
-          <w:sz w:val="32"/>
-          <w:szCs w:val="32"/>
-        </w:rPr>
-        <w:t xml:space="preserve"> family dynamic and find one's own sense of worth.</w:t>
-      </w:r>
-    </w:p>
-    <w:p>
-      <w:pPr>
-        <w:rPr>
-          <w:rFonts w:cstheme="minorHAnsi"/>
-          <w:b/>
-          <w:bCs/>
-          <w:sz w:val="32"/>
-          <w:szCs w:val="32"/>
-        </w:rPr>
-      </w:pPr>
-      <w:r>
-        <w:rPr>
-          <w:rFonts w:cstheme="minorHAnsi"/>
-          <w:b/>
-          <w:bCs/>
-          <w:sz w:val="32"/>
-          <w:szCs w:val="32"/>
-        </w:rPr>
-        <w:t>Nature, Folklore, and Science Literacy</w:t>
-      </w:r>
-    </w:p>
-    <w:p>
-      <w:pPr>
-        <w:rPr>
-          <w:rFonts w:cstheme="minorHAnsi"/>
-          <w:sz w:val="32"/>
-          <w:szCs w:val="32"/>
-        </w:rPr>
-      </w:pPr>
-      <w:r>
-        <w:rPr>
-          <w:rFonts w:cstheme="minorHAnsi"/>
-          <w:sz w:val="32"/>
-          <w:szCs w:val="32"/>
-        </w:rPr>
-        <w:t>The musical teaches pa</w:t>
-      </w:r>
-      <w:r>
-        <w:rPr>
-          <w:rFonts w:cstheme="minorHAnsi"/>
-          <w:sz w:val="32"/>
-          <w:szCs w:val="32"/>
-        </w:rPr>
-        <w:t>leontology</w:t>
-      </w:r>
-      <w:r>
-        <w:rPr>
-          <w:rFonts w:cstheme="minorHAnsi"/>
-          <w:sz w:val="32"/>
-          <w:szCs w:val="32"/>
-        </w:rPr>
-        <w:t>, folklore, and what it means to be a Michigander</w:t>
-      </w:r>
-      <w:r>
-        <w:rPr>
-          <w:rFonts w:cstheme="minorHAnsi"/>
-          <w:sz w:val="32"/>
-          <w:szCs w:val="32"/>
-        </w:rPr>
-        <w:t xml:space="preserve"> </w:t>
-      </w:r>
-      <w:r>
-        <w:rPr>
-          <w:rFonts w:cstheme="minorHAnsi"/>
-          <w:sz w:val="32"/>
-          <w:szCs w:val="32"/>
-        </w:rPr>
-        <w:t>through song</w:t>
-      </w:r>
-      <w:r>
-        <w:rPr>
-          <w:rFonts w:cstheme="minorHAnsi"/>
-          <w:sz w:val="32"/>
-          <w:szCs w:val="32"/>
-        </w:rPr>
-        <w:t>.</w:t>
-      </w:r>
-    </w:p>
-    <w:p>
-      <w:pPr>
-        <w:rPr>
-          <w:rFonts w:cstheme="minorHAnsi"/>
-          <w:b/>
-          <w:bCs/>
-          <w:sz w:val="32"/>
-          <w:szCs w:val="32"/>
-        </w:rPr>
-      </w:pPr>
-      <w:r>
-        <w:rPr>
-          <w:rFonts w:cstheme="minorHAnsi"/>
-          <w:b/>
-          <w:bCs/>
-          <w:sz w:val="32"/>
-          <w:szCs w:val="32"/>
-        </w:rPr>
-        <w:t>The Immigrant Experience</w:t>
-      </w:r>
-    </w:p>
-    <w:p>
-      <w:pPr>
-        <w:rPr>
-          <w:rFonts w:cstheme="minorHAnsi"/>
-          <w:sz w:val="32"/>
-          <w:szCs w:val="32"/>
-        </w:rPr>
-      </w:pPr>
-      <w:r>
-        <w:rPr>
-          <w:rFonts w:cstheme="minorHAnsi"/>
-          <w:sz w:val="32"/>
-          <w:szCs w:val="32"/>
-        </w:rPr>
         <w:t xml:space="preserve">This manifests through multiple layers, such as Shelby marrying an Arab man, Jasper </w:t>
       </w:r>
       <w:r>
@@ -3116,8 +3161,18 @@
           <w:sz w:val="32"/>
           <w:szCs w:val="32"/>
         </w:rPr>
-        <w:t>Banh MIchigan</w:t>
-      </w:r>
+        <w:t xml:space="preserve">Banh </w:t>
+      </w:r>
+      <w:proofErr w:type="spellStart"/>
+      <w:r>
+        <w:rPr>
+          <w:rFonts w:cstheme="minorHAnsi"/>
+          <w:sz w:val="32"/>
+          <w:szCs w:val="32"/>
+        </w:rPr>
+        <w:t>MIchigan</w:t>
+      </w:r>
+      <w:proofErr w:type="spellEnd"/>
       <w:r>
         <w:rPr>
           <w:rFonts w:cstheme="minorHAnsi"/>
@@ -3789,7 +3844,7 @@
         </w:rPr>
         <w:t xml:space="preserve"> (“</w:t>
       </w:r>
-      <w:hyperlink r:id="rId9" w:history="1">
+      <w:hyperlink r:id="rId10" w:history="1">
         <w:r>
           <w:rPr>
             <w:rStyle w:val="Hyperlink"/>
@@ -3900,7 +3955,25 @@
           <w:sz w:val="25"/>
           <w:szCs w:val="25"/>
         </w:rPr>
-        <w:t xml:space="preserve"> MIchigan. On a swim, </w:t>
+        <w:t xml:space="preserve"> </w:t>
+      </w:r>
+      <w:proofErr w:type="spellStart"/>
+      <w:r>
+        <w:rPr>
+          <w:rFonts w:cstheme="minorHAnsi"/>
+          <w:sz w:val="25"/>
+          <w:szCs w:val="25"/>
+        </w:rPr>
+        <w:t>MIchigan</w:t>
+      </w:r>
+      <w:proofErr w:type="spellEnd"/>
+      <w:r>
+        <w:rPr>
+          <w:rFonts w:cstheme="minorHAnsi"/>
+          <w:sz w:val="25"/>
+          <w:szCs w:val="25"/>
+        </w:rPr>
+        <w:t xml:space="preserve">. On a swim, </w:t>
       </w:r>
       <w:r>
         <w:rPr>
@@ -4006,7 +4079,7 @@
         </w:rPr>
         <w:t>(“</w:t>
       </w:r>
-      <w:hyperlink r:id="rId10" w:history="1">
+      <w:hyperlink r:id="rId11" w:history="1">
         <w:r>
           <w:rPr>
             <w:rStyle w:val="Hyperlink"/>
@@ -4383,7 +4456,7 @@
         </w:rPr>
         <w:t>(“</w:t>
       </w:r>
-      <w:hyperlink r:id="rId11" w:history="1">
+      <w:hyperlink r:id="rId12" w:history="1">
         <w:r>
           <w:rPr>
             <w:rStyle w:val="Hyperlink"/>
@@ -4680,7 +4753,7 @@
         </w:rPr>
         <w:t>(“</w:t>
       </w:r>
-      <w:hyperlink r:id="rId12" w:history="1">
+      <w:hyperlink r:id="rId13" w:history="1">
         <w:r>
           <w:rPr>
             <w:rStyle w:val="Hyperlink"/>
@@ -4997,7 +5070,7 @@
         </w:rPr>
         <w:t>(“</w:t>
       </w:r>
-      <w:hyperlink r:id="rId13" w:history="1">
+      <w:hyperlink r:id="rId14" w:history="1">
         <w:r>
           <w:rPr>
             <w:rStyle w:val="Hyperlink"/>
@@ -5178,7 +5251,7 @@
         </w:rPr>
         <w:t>” (“</w:t>
       </w:r>
-      <w:hyperlink r:id="rId14" w:history="1">
+      <w:hyperlink r:id="rId15" w:history="1">
         <w:r>
           <w:rPr>
             <w:rStyle w:val="Hyperlink"/>
@@ -5379,7 +5452,7 @@
         </w:rPr>
         <w:t>to win their hearts (“</w:t>
       </w:r>
-      <w:hyperlink r:id="rId15" w:history="1">
+      <w:hyperlink r:id="rId16" w:history="1">
         <w:r>
           <w:rPr>
             <w:rStyle w:val="Hyperlink"/>
@@ -5684,7 +5757,7 @@
         </w:rPr>
         <w:t xml:space="preserve"> (“</w:t>
       </w:r>
-      <w:hyperlink r:id="rId16" w:history="1">
+      <w:hyperlink r:id="rId17" w:history="1">
         <w:r>
           <w:rPr>
             <w:rStyle w:val="Hyperlink"/>
@@ -5781,7 +5854,7 @@
         </w:rPr>
         <w:t xml:space="preserve"> (“</w:t>
       </w:r>
-      <w:hyperlink r:id="rId17" w:history="1">
+      <w:hyperlink r:id="rId18" w:history="1">
         <w:r>
           <w:rPr>
             <w:rStyle w:val="Hyperlink"/>
@@ -6009,7 +6082,7 @@
         </w:rPr>
         <w:t xml:space="preserve"> (“</w:t>
       </w:r>
-      <w:hyperlink r:id="rId18" w:history="1">
+      <w:hyperlink r:id="rId19" w:history="1">
         <w:r>
           <w:rPr>
             <w:rStyle w:val="Hyperlink"/>
@@ -6187,7 +6260,7 @@
         </w:rPr>
         <w:t>Perry teaches fossils to the kids (“</w:t>
       </w:r>
-      <w:hyperlink r:id="rId19" w:history="1">
+      <w:hyperlink r:id="rId20" w:history="1">
         <w:r>
           <w:rPr>
             <w:rStyle w:val="Hyperlink"/>
@@ -6279,18 +6352,30 @@
         </w:rPr>
         <w:t xml:space="preserve"> on the shore (“</w:t>
       </w:r>
-      <w:hyperlink r:id="rId20" w:history="1">
-        <w:r>
-          <w:rPr>
-            <w:rStyle w:val="Hyperlink"/>
-            <w:rFonts w:cstheme="minorHAnsi"/>
-            <w:sz w:val="25"/>
-            <w:szCs w:val="25"/>
-            <w:u w:val="none"/>
-          </w:rPr>
-          <w:t>Gichigamiin</w:t>
-        </w:r>
-      </w:hyperlink>
+      <w:proofErr w:type="spellStart"/>
+      <w:r>
+        <w:fldChar w:fldCharType="begin"/>
+      </w:r>
+      <w:r>
+        <w:instrText>HYPERLINK "https://www.michiganmusical.com/music/12-gichigamiin/"</w:instrText>
+      </w:r>
+      <w:r>
+        <w:fldChar w:fldCharType="separate"/>
+      </w:r>
+      <w:r>
+        <w:rPr>
+          <w:rStyle w:val="Hyperlink"/>
+          <w:rFonts w:cstheme="minorHAnsi"/>
+          <w:sz w:val="25"/>
+          <w:szCs w:val="25"/>
+          <w:u w:val="none"/>
+        </w:rPr>
+        <w:t>Gichigamiin</w:t>
+      </w:r>
+      <w:proofErr w:type="spellEnd"/>
+      <w:r>
+        <w:fldChar w:fldCharType="end"/>
+      </w:r>
       <w:r>
         <w:rPr>
           <w:rFonts w:cstheme="minorHAnsi"/>
@@ -7062,15 +7147,33 @@
           <w:sz w:val="25"/>
           <w:szCs w:val="25"/>
         </w:rPr>
-        <w:t>Van Otterloo</w:t>
-      </w:r>
-      <w:r>
-        <w:rPr>
-          <w:rFonts w:cstheme="minorHAnsi"/>
-          <w:sz w:val="25"/>
-          <w:szCs w:val="25"/>
-        </w:rPr>
-        <w:t xml:space="preserve">s are only divided by peninsulas. </w:t>
+        <w:t xml:space="preserve">Van </w:t>
+      </w:r>
+      <w:proofErr w:type="spellStart"/>
+      <w:r>
+        <w:rPr>
+          <w:rFonts w:cstheme="minorHAnsi"/>
+          <w:sz w:val="25"/>
+          <w:szCs w:val="25"/>
+        </w:rPr>
+        <w:t>Otterloo</w:t>
+      </w:r>
+      <w:r>
+        <w:rPr>
+          <w:rFonts w:cstheme="minorHAnsi"/>
+          <w:sz w:val="25"/>
+          <w:szCs w:val="25"/>
+        </w:rPr>
+        <w:t>s</w:t>
+      </w:r>
+      <w:proofErr w:type="spellEnd"/>
+      <w:r>
+        <w:rPr>
+          <w:rFonts w:cstheme="minorHAnsi"/>
+          <w:sz w:val="25"/>
+          <w:szCs w:val="25"/>
+        </w:rPr>
+        <w:t xml:space="preserve"> are only divided by peninsulas. </w:t>
       </w:r>
       <w:r>
         <w:rPr>
@@ -7113,7 +7216,29 @@
             <w:szCs w:val="25"/>
             <w:u w:val="none"/>
           </w:rPr>
-          <w:t>North South East West</w:t>
+          <w:t xml:space="preserve">North </w:t>
+        </w:r>
+        <w:proofErr w:type="gramStart"/>
+        <w:r>
+          <w:rPr>
+            <w:rStyle w:val="Hyperlink"/>
+            <w:rFonts w:cstheme="minorHAnsi"/>
+            <w:sz w:val="25"/>
+            <w:szCs w:val="25"/>
+            <w:u w:val="none"/>
+          </w:rPr>
+          <w:t>South East</w:t>
+        </w:r>
+        <w:proofErr w:type="gramEnd"/>
+        <w:r>
+          <w:rPr>
+            <w:rStyle w:val="Hyperlink"/>
+            <w:rFonts w:cstheme="minorHAnsi"/>
+            <w:sz w:val="25"/>
+            <w:szCs w:val="25"/>
+            <w:u w:val="none"/>
+          </w:rPr>
+          <w:t xml:space="preserve"> West</w:t>
         </w:r>
       </w:hyperlink>
       <w:r>
@@ -7478,15 +7603,33 @@
           <w:sz w:val="25"/>
           <w:szCs w:val="25"/>
         </w:rPr>
-        <w:t>Van Otterloo</w:t>
-      </w:r>
-      <w:r>
-        <w:rPr>
-          <w:rFonts w:cstheme="minorHAnsi"/>
-          <w:sz w:val="25"/>
-          <w:szCs w:val="25"/>
-        </w:rPr>
-        <w:t xml:space="preserve">s return with </w:t>
+        <w:t xml:space="preserve">Van </w:t>
+      </w:r>
+      <w:proofErr w:type="spellStart"/>
+      <w:r>
+        <w:rPr>
+          <w:rFonts w:cstheme="minorHAnsi"/>
+          <w:sz w:val="25"/>
+          <w:szCs w:val="25"/>
+        </w:rPr>
+        <w:t>Otterloo</w:t>
+      </w:r>
+      <w:r>
+        <w:rPr>
+          <w:rFonts w:cstheme="minorHAnsi"/>
+          <w:sz w:val="25"/>
+          <w:szCs w:val="25"/>
+        </w:rPr>
+        <w:t>s</w:t>
+      </w:r>
+      <w:proofErr w:type="spellEnd"/>
+      <w:r>
+        <w:rPr>
+          <w:rFonts w:cstheme="minorHAnsi"/>
+          <w:sz w:val="25"/>
+          <w:szCs w:val="25"/>
+        </w:rPr>
+        <w:t xml:space="preserve"> return with </w:t>
       </w:r>
       <w:r>
         <w:rPr>
@@ -7819,15 +7962,33 @@
           <w:sz w:val="25"/>
           <w:szCs w:val="25"/>
         </w:rPr>
-        <w:t>Van Otterloo</w:t>
-      </w:r>
-      <w:r>
-        <w:rPr>
-          <w:rFonts w:cstheme="minorHAnsi"/>
-          <w:sz w:val="25"/>
-          <w:szCs w:val="25"/>
-        </w:rPr>
-        <w:t>s and Amanda cross</w:t>
+        <w:t xml:space="preserve">Van </w:t>
+      </w:r>
+      <w:proofErr w:type="spellStart"/>
+      <w:r>
+        <w:rPr>
+          <w:rFonts w:cstheme="minorHAnsi"/>
+          <w:sz w:val="25"/>
+          <w:szCs w:val="25"/>
+        </w:rPr>
+        <w:t>Otterloo</w:t>
+      </w:r>
+      <w:r>
+        <w:rPr>
+          <w:rFonts w:cstheme="minorHAnsi"/>
+          <w:sz w:val="25"/>
+          <w:szCs w:val="25"/>
+        </w:rPr>
+        <w:t>s</w:t>
+      </w:r>
+      <w:proofErr w:type="spellEnd"/>
+      <w:r>
+        <w:rPr>
+          <w:rFonts w:cstheme="minorHAnsi"/>
+          <w:sz w:val="25"/>
+          <w:szCs w:val="25"/>
+        </w:rPr>
+        <w:t xml:space="preserve"> and Amanda cross</w:t>
       </w:r>
       <w:r>
         <w:rPr>
@@ -9364,7 +9525,25 @@
           <w:sz w:val="28"/>
           <w:szCs w:val="28"/>
         </w:rPr>
-        <w:t xml:space="preserve">is trollface personified. She hopes to beat cousin Petoskey in their annual </w:t>
+        <w:t xml:space="preserve">is trollface personified. She hopes to beat </w:t>
+      </w:r>
+      <w:proofErr w:type="gramStart"/>
+      <w:r>
+        <w:rPr>
+          <w:rFonts w:cstheme="minorHAnsi"/>
+          <w:sz w:val="28"/>
+          <w:szCs w:val="28"/>
+        </w:rPr>
+        <w:t>cousin</w:t>
+      </w:r>
+      <w:proofErr w:type="gramEnd"/>
+      <w:r>
+        <w:rPr>
+          <w:rFonts w:cstheme="minorHAnsi"/>
+          <w:sz w:val="28"/>
+          <w:szCs w:val="28"/>
+        </w:rPr>
+        <w:t xml:space="preserve"> Petoskey in their annual </w:t>
       </w:r>
       <w:r>
         <w:rPr>
@@ -10796,8 +10975,18 @@
           <w:sz w:val="28"/>
           <w:szCs w:val="28"/>
         </w:rPr>
-        <w:t>BANH MIchigan</w:t>
-      </w:r>
+        <w:t xml:space="preserve">BANH </w:t>
+      </w:r>
+      <w:proofErr w:type="spellStart"/>
+      <w:r>
+        <w:rPr>
+          <w:rFonts w:cstheme="minorHAnsi"/>
+          <w:sz w:val="28"/>
+          <w:szCs w:val="28"/>
+        </w:rPr>
+        <w:t>MIchigan</w:t>
+      </w:r>
+      <w:proofErr w:type="spellEnd"/>
       <w:r>
         <w:rPr>
           <w:rFonts w:cstheme="minorHAnsi"/>
@@ -11266,7 +11455,25 @@
           <w:sz w:val="28"/>
           <w:szCs w:val="28"/>
         </w:rPr>
-        <w:t xml:space="preserve"> anyone who speaks in “ope.”</w:t>
+        <w:t xml:space="preserve"> anyone who speaks in “</w:t>
+      </w:r>
+      <w:proofErr w:type="spellStart"/>
+      <w:r>
+        <w:rPr>
+          <w:rFonts w:cstheme="minorHAnsi"/>
+          <w:sz w:val="28"/>
+          <w:szCs w:val="28"/>
+        </w:rPr>
+        <w:t>ope</w:t>
+      </w:r>
+      <w:proofErr w:type="spellEnd"/>
+      <w:r>
+        <w:rPr>
+          <w:rFonts w:cstheme="minorHAnsi"/>
+          <w:sz w:val="28"/>
+          <w:szCs w:val="28"/>
+        </w:rPr>
+        <w:t>.”</w:t>
       </w:r>
       <w:r>
         <w:rPr>
@@ -11725,8 +11932,9 @@
           <w:szCs w:val="28"/>
           <w:vertAlign w:val="subscript"/>
         </w:rPr>
-        <w:t>Van Otterloo</w:t>
-      </w:r>
+        <w:t xml:space="preserve">Van </w:t>
+      </w:r>
+      <w:proofErr w:type="spellStart"/>
       <w:r>
         <w:rPr>
           <w:rFonts w:cstheme="minorHAnsi"/>
@@ -11734,8 +11942,18 @@
           <w:szCs w:val="28"/>
           <w:vertAlign w:val="subscript"/>
         </w:rPr>
+        <w:t>Otterloo</w:t>
+      </w:r>
+      <w:r>
+        <w:rPr>
+          <w:rFonts w:cstheme="minorHAnsi"/>
+          <w:sz w:val="28"/>
+          <w:szCs w:val="28"/>
+          <w:vertAlign w:val="subscript"/>
+        </w:rPr>
         <w:t>s</w:t>
       </w:r>
+      <w:proofErr w:type="spellEnd"/>
       <w:r>
         <w:rPr>
           <w:rFonts w:cstheme="minorHAnsi"/>
@@ -11813,8 +12031,9 @@
           <w:szCs w:val="28"/>
           <w:vertAlign w:val="subscript"/>
         </w:rPr>
-        <w:t>Van Otterloo</w:t>
-      </w:r>
+        <w:t xml:space="preserve">Van </w:t>
+      </w:r>
+      <w:proofErr w:type="spellStart"/>
       <w:r>
         <w:rPr>
           <w:rFonts w:cstheme="minorHAnsi"/>
@@ -11822,8 +12041,18 @@
           <w:szCs w:val="28"/>
           <w:vertAlign w:val="subscript"/>
         </w:rPr>
+        <w:t>Otterloo</w:t>
+      </w:r>
+      <w:r>
+        <w:rPr>
+          <w:rFonts w:cstheme="minorHAnsi"/>
+          <w:sz w:val="28"/>
+          <w:szCs w:val="28"/>
+          <w:vertAlign w:val="subscript"/>
+        </w:rPr>
         <w:t>s</w:t>
       </w:r>
+      <w:proofErr w:type="spellEnd"/>
       <w:r>
         <w:rPr>
           <w:rFonts w:cstheme="minorHAnsi"/>
@@ -12044,6 +12273,7 @@
         <w:t xml:space="preserve">. </w:t>
       </w:r>
       <w:hyperlink r:id="rId45" w:history="1">
+        <w:proofErr w:type="spellStart"/>
         <w:r>
           <w:rPr>
             <w:rStyle w:val="Hyperlink"/>
@@ -12053,6 +12283,7 @@
           </w:rPr>
           <w:t>Gichigamiin</w:t>
         </w:r>
+        <w:proofErr w:type="spellEnd"/>
         <w:r>
           <w:rPr>
             <w:rStyle w:val="Hyperlink"/>
@@ -12203,8 +12434,9 @@
           <w:szCs w:val="28"/>
           <w:vertAlign w:val="subscript"/>
         </w:rPr>
-        <w:t>Van Otterloo</w:t>
-      </w:r>
+        <w:t xml:space="preserve">Van </w:t>
+      </w:r>
+      <w:proofErr w:type="spellStart"/>
       <w:r>
         <w:rPr>
           <w:rFonts w:cstheme="minorHAnsi"/>
@@ -12212,8 +12444,18 @@
           <w:szCs w:val="28"/>
           <w:vertAlign w:val="subscript"/>
         </w:rPr>
+        <w:t>Otterloo</w:t>
+      </w:r>
+      <w:r>
+        <w:rPr>
+          <w:rFonts w:cstheme="minorHAnsi"/>
+          <w:sz w:val="28"/>
+          <w:szCs w:val="28"/>
+          <w:vertAlign w:val="subscript"/>
+        </w:rPr>
         <w:t>s</w:t>
       </w:r>
+      <w:proofErr w:type="spellEnd"/>
       <w:r>
         <w:rPr>
           <w:rFonts w:cstheme="minorHAnsi"/>
@@ -12458,8 +12700,9 @@
           <w:szCs w:val="28"/>
           <w:vertAlign w:val="subscript"/>
         </w:rPr>
-        <w:t>Van Otterloo</w:t>
-      </w:r>
+        <w:t xml:space="preserve">Van </w:t>
+      </w:r>
+      <w:proofErr w:type="spellStart"/>
       <w:r>
         <w:rPr>
           <w:rFonts w:cstheme="minorHAnsi"/>
@@ -12467,8 +12710,18 @@
           <w:szCs w:val="28"/>
           <w:vertAlign w:val="subscript"/>
         </w:rPr>
+        <w:t>Otterloo</w:t>
+      </w:r>
+      <w:r>
+        <w:rPr>
+          <w:rFonts w:cstheme="minorHAnsi"/>
+          <w:sz w:val="28"/>
+          <w:szCs w:val="28"/>
+          <w:vertAlign w:val="subscript"/>
+        </w:rPr>
         <w:t>s</w:t>
       </w:r>
+      <w:proofErr w:type="spellEnd"/>
       <w:r>
         <w:rPr>
           <w:rFonts w:cstheme="minorHAnsi"/>
@@ -12501,7 +12754,27 @@
             <w:sz w:val="28"/>
             <w:szCs w:val="28"/>
           </w:rPr>
-          <w:t xml:space="preserve">North South East </w:t>
+          <w:t xml:space="preserve">North </w:t>
+        </w:r>
+        <w:proofErr w:type="gramStart"/>
+        <w:r>
+          <w:rPr>
+            <w:rStyle w:val="Hyperlink"/>
+            <w:rFonts w:cstheme="minorHAnsi"/>
+            <w:sz w:val="28"/>
+            <w:szCs w:val="28"/>
+          </w:rPr>
+          <w:t>South East</w:t>
+        </w:r>
+        <w:proofErr w:type="gramEnd"/>
+        <w:r>
+          <w:rPr>
+            <w:rStyle w:val="Hyperlink"/>
+            <w:rFonts w:cstheme="minorHAnsi"/>
+            <w:sz w:val="28"/>
+            <w:szCs w:val="28"/>
+          </w:rPr>
+          <w:t xml:space="preserve"> </w:t>
         </w:r>
         <w:r>
           <w:rPr>
@@ -12716,6 +12989,7 @@
         <w:t xml:space="preserve">. </w:t>
       </w:r>
       <w:hyperlink r:id="rId54" w:history="1">
+        <w:proofErr w:type="gramStart"/>
         <w:r>
           <w:rPr>
             <w:rStyle w:val="Hyperlink"/>
@@ -12734,6 +13008,7 @@
           </w:rPr>
           <w:t>’s</w:t>
         </w:r>
+        <w:proofErr w:type="gramEnd"/>
         <w:r>
           <w:rPr>
             <w:rStyle w:val="Hyperlink"/>
@@ -12866,8 +13141,9 @@
           <w:szCs w:val="28"/>
           <w:vertAlign w:val="subscript"/>
         </w:rPr>
-        <w:t>Van Otterloo</w:t>
-      </w:r>
+        <w:t xml:space="preserve">Van </w:t>
+      </w:r>
+      <w:proofErr w:type="spellStart"/>
       <w:r>
         <w:rPr>
           <w:rFonts w:cstheme="minorHAnsi"/>
@@ -12875,8 +13151,18 @@
           <w:szCs w:val="28"/>
           <w:vertAlign w:val="subscript"/>
         </w:rPr>
+        <w:t>Otterloo</w:t>
+      </w:r>
+      <w:r>
+        <w:rPr>
+          <w:rFonts w:cstheme="minorHAnsi"/>
+          <w:sz w:val="28"/>
+          <w:szCs w:val="28"/>
+          <w:vertAlign w:val="subscript"/>
+        </w:rPr>
         <w:t>s</w:t>
       </w:r>
+      <w:proofErr w:type="spellEnd"/>
       <w:r>
         <w:rPr>
           <w:rFonts w:cstheme="minorHAnsi"/>

--- a/about/michigan-bible.docx
+++ b/about/michigan-bible.docx
@@ -1183,34 +1183,7 @@
           <w:sz w:val="32"/>
           <w:szCs w:val="32"/>
         </w:rPr>
-        <w:t xml:space="preserve">, </w:t>
-      </w:r>
-      <w:proofErr w:type="spellStart"/>
-      <w:r>
-        <w:rPr>
-          <w:rFonts w:cstheme="minorHAnsi"/>
-          <w:sz w:val="32"/>
-          <w:szCs w:val="32"/>
-        </w:rPr>
-        <w:t>Ynika</w:t>
-      </w:r>
-      <w:proofErr w:type="spellEnd"/>
-      <w:r>
-        <w:rPr>
-          <w:rFonts w:cstheme="minorHAnsi"/>
-          <w:sz w:val="32"/>
-          <w:szCs w:val="32"/>
-        </w:rPr>
-        <w:t xml:space="preserve"> </w:t>
-      </w:r>
-      <w:proofErr w:type="spellStart"/>
-      <w:r>
-        <w:rPr>
-          <w:rFonts w:cstheme="minorHAnsi"/>
-          <w:sz w:val="32"/>
-          <w:szCs w:val="32"/>
-        </w:rPr>
-        <w:t>Y</w:t>
+        <w:t>, Ynika Y</w:t>
       </w:r>
       <w:r>
         <w:rPr>
@@ -1220,7 +1193,6 @@
         </w:rPr>
         <w:t>uag</w:t>
       </w:r>
-      <w:proofErr w:type="spellEnd"/>
     </w:p>
     <w:p>
       <w:pPr>
@@ -3161,18 +3133,8 @@
           <w:sz w:val="32"/>
           <w:szCs w:val="32"/>
         </w:rPr>
-        <w:t xml:space="preserve">Banh </w:t>
-      </w:r>
-      <w:proofErr w:type="spellStart"/>
-      <w:r>
-        <w:rPr>
-          <w:rFonts w:cstheme="minorHAnsi"/>
-          <w:sz w:val="32"/>
-          <w:szCs w:val="32"/>
-        </w:rPr>
-        <w:t>MIchigan</w:t>
-      </w:r>
-      <w:proofErr w:type="spellEnd"/>
+        <w:t>Banh MIchigan</w:t>
+      </w:r>
       <w:r>
         <w:rPr>
           <w:rFonts w:cstheme="minorHAnsi"/>
@@ -3786,7 +3748,23 @@
           <w:sz w:val="25"/>
           <w:szCs w:val="25"/>
         </w:rPr>
-        <w:t xml:space="preserve"> are known for their century-old </w:t>
+        <w:t xml:space="preserve"> </w:t>
+      </w:r>
+      <w:r>
+        <w:rPr>
+          <w:rFonts w:cstheme="minorHAnsi"/>
+          <w:sz w:val="25"/>
+          <w:szCs w:val="25"/>
+        </w:rPr>
+        <w:t>is</w:t>
+      </w:r>
+      <w:r>
+        <w:rPr>
+          <w:rFonts w:cstheme="minorHAnsi"/>
+          <w:sz w:val="25"/>
+          <w:szCs w:val="25"/>
+        </w:rPr>
+        <w:t xml:space="preserve"> known for their century-old </w:t>
       </w:r>
       <w:r>
         <w:rPr>
@@ -3955,25 +3933,7 @@
           <w:sz w:val="25"/>
           <w:szCs w:val="25"/>
         </w:rPr>
-        <w:t xml:space="preserve"> </w:t>
-      </w:r>
-      <w:proofErr w:type="spellStart"/>
-      <w:r>
-        <w:rPr>
-          <w:rFonts w:cstheme="minorHAnsi"/>
-          <w:sz w:val="25"/>
-          <w:szCs w:val="25"/>
-        </w:rPr>
-        <w:t>MIchigan</w:t>
-      </w:r>
-      <w:proofErr w:type="spellEnd"/>
-      <w:r>
-        <w:rPr>
-          <w:rFonts w:cstheme="minorHAnsi"/>
-          <w:sz w:val="25"/>
-          <w:szCs w:val="25"/>
-        </w:rPr>
-        <w:t xml:space="preserve">. On a swim, </w:t>
+        <w:t xml:space="preserve"> MIchigan. On a swim, </w:t>
       </w:r>
       <w:r>
         <w:rPr>
@@ -5044,7 +5004,31 @@
           <w:sz w:val="25"/>
           <w:szCs w:val="25"/>
         </w:rPr>
-        <w:t>afterlife.ai to bring</w:t>
+        <w:t>A</w:t>
+      </w:r>
+      <w:r>
+        <w:rPr>
+          <w:rFonts w:cstheme="minorHAnsi"/>
+          <w:sz w:val="25"/>
+          <w:szCs w:val="25"/>
+        </w:rPr>
+        <w:t>fterlife.</w:t>
+      </w:r>
+      <w:r>
+        <w:rPr>
+          <w:rFonts w:cstheme="minorHAnsi"/>
+          <w:sz w:val="25"/>
+          <w:szCs w:val="25"/>
+        </w:rPr>
+        <w:t>AI</w:t>
+      </w:r>
+      <w:r>
+        <w:rPr>
+          <w:rFonts w:cstheme="minorHAnsi"/>
+          <w:sz w:val="25"/>
+          <w:szCs w:val="25"/>
+        </w:rPr>
+        <w:t xml:space="preserve"> to bring</w:t>
       </w:r>
       <w:r>
         <w:rPr>
@@ -6352,30 +6336,18 @@
         </w:rPr>
         <w:t xml:space="preserve"> on the shore (“</w:t>
       </w:r>
-      <w:proofErr w:type="spellStart"/>
-      <w:r>
-        <w:fldChar w:fldCharType="begin"/>
-      </w:r>
-      <w:r>
-        <w:instrText>HYPERLINK "https://www.michiganmusical.com/music/12-gichigamiin/"</w:instrText>
-      </w:r>
-      <w:r>
-        <w:fldChar w:fldCharType="separate"/>
-      </w:r>
-      <w:r>
-        <w:rPr>
-          <w:rStyle w:val="Hyperlink"/>
-          <w:rFonts w:cstheme="minorHAnsi"/>
-          <w:sz w:val="25"/>
-          <w:szCs w:val="25"/>
-          <w:u w:val="none"/>
-        </w:rPr>
-        <w:t>Gichigamiin</w:t>
-      </w:r>
-      <w:proofErr w:type="spellEnd"/>
-      <w:r>
-        <w:fldChar w:fldCharType="end"/>
-      </w:r>
+      <w:hyperlink r:id="rId21" w:history="1">
+        <w:r>
+          <w:rPr>
+            <w:rStyle w:val="Hyperlink"/>
+            <w:rFonts w:cstheme="minorHAnsi"/>
+            <w:sz w:val="25"/>
+            <w:szCs w:val="25"/>
+            <w:u w:val="none"/>
+          </w:rPr>
+          <w:t>Gichigamiin</w:t>
+        </w:r>
+      </w:hyperlink>
       <w:r>
         <w:rPr>
           <w:rFonts w:cstheme="minorHAnsi"/>
@@ -6493,7 +6465,7 @@
         </w:rPr>
         <w:t xml:space="preserve"> (“</w:t>
       </w:r>
-      <w:hyperlink r:id="rId21" w:history="1">
+      <w:hyperlink r:id="rId22" w:history="1">
         <w:r>
           <w:rPr>
             <w:rStyle w:val="Hyperlink"/>
@@ -6816,7 +6788,7 @@
         </w:rPr>
         <w:t>. The parade goes wrong as Petoskey beats up Lulu, disqualifying them for the first time (“</w:t>
       </w:r>
-      <w:hyperlink r:id="rId22" w:history="1">
+      <w:hyperlink r:id="rId23" w:history="1">
         <w:r>
           <w:rPr>
             <w:rStyle w:val="Hyperlink"/>
@@ -6868,7 +6840,7 @@
         </w:rPr>
         <w:t xml:space="preserve"> (“</w:t>
       </w:r>
-      <w:hyperlink r:id="rId23" w:history="1">
+      <w:hyperlink r:id="rId24" w:history="1">
         <w:r>
           <w:rPr>
             <w:rStyle w:val="Hyperlink"/>
@@ -6973,7 +6945,7 @@
         </w:rPr>
         <w:t xml:space="preserve"> (“</w:t>
       </w:r>
-      <w:hyperlink r:id="rId24" w:history="1">
+      <w:hyperlink r:id="rId25" w:history="1">
         <w:r>
           <w:rPr>
             <w:rStyle w:val="Hyperlink"/>
@@ -7081,7 +7053,7 @@
         </w:rPr>
         <w:t>(“</w:t>
       </w:r>
-      <w:hyperlink r:id="rId25" w:history="1">
+      <w:hyperlink r:id="rId26" w:history="1">
         <w:r>
           <w:rPr>
             <w:rStyle w:val="Hyperlink"/>
@@ -7147,33 +7119,15 @@
           <w:sz w:val="25"/>
           <w:szCs w:val="25"/>
         </w:rPr>
-        <w:t xml:space="preserve">Van </w:t>
-      </w:r>
-      <w:proofErr w:type="spellStart"/>
-      <w:r>
-        <w:rPr>
-          <w:rFonts w:cstheme="minorHAnsi"/>
-          <w:sz w:val="25"/>
-          <w:szCs w:val="25"/>
-        </w:rPr>
-        <w:t>Otterloo</w:t>
-      </w:r>
-      <w:r>
-        <w:rPr>
-          <w:rFonts w:cstheme="minorHAnsi"/>
-          <w:sz w:val="25"/>
-          <w:szCs w:val="25"/>
-        </w:rPr>
-        <w:t>s</w:t>
-      </w:r>
-      <w:proofErr w:type="spellEnd"/>
-      <w:r>
-        <w:rPr>
-          <w:rFonts w:cstheme="minorHAnsi"/>
-          <w:sz w:val="25"/>
-          <w:szCs w:val="25"/>
-        </w:rPr>
-        <w:t xml:space="preserve"> are only divided by peninsulas. </w:t>
+        <w:t>Van Otterloo</w:t>
+      </w:r>
+      <w:r>
+        <w:rPr>
+          <w:rFonts w:cstheme="minorHAnsi"/>
+          <w:sz w:val="25"/>
+          <w:szCs w:val="25"/>
+        </w:rPr>
+        <w:t xml:space="preserve">s are only divided by peninsulas. </w:t>
       </w:r>
       <w:r>
         <w:rPr>
@@ -7207,7 +7161,7 @@
         </w:rPr>
         <w:t xml:space="preserve"> the Mackinac Bridge (“</w:t>
       </w:r>
-      <w:hyperlink r:id="rId26" w:history="1">
+      <w:hyperlink r:id="rId27" w:history="1">
         <w:r>
           <w:rPr>
             <w:rStyle w:val="Hyperlink"/>
@@ -7216,29 +7170,7 @@
             <w:szCs w:val="25"/>
             <w:u w:val="none"/>
           </w:rPr>
-          <w:t xml:space="preserve">North </w:t>
-        </w:r>
-        <w:proofErr w:type="gramStart"/>
-        <w:r>
-          <w:rPr>
-            <w:rStyle w:val="Hyperlink"/>
-            <w:rFonts w:cstheme="minorHAnsi"/>
-            <w:sz w:val="25"/>
-            <w:szCs w:val="25"/>
-            <w:u w:val="none"/>
-          </w:rPr>
-          <w:t>South East</w:t>
-        </w:r>
-        <w:proofErr w:type="gramEnd"/>
-        <w:r>
-          <w:rPr>
-            <w:rStyle w:val="Hyperlink"/>
-            <w:rFonts w:cstheme="minorHAnsi"/>
-            <w:sz w:val="25"/>
-            <w:szCs w:val="25"/>
-            <w:u w:val="none"/>
-          </w:rPr>
-          <w:t xml:space="preserve"> West</w:t>
+          <w:t>North South East West</w:t>
         </w:r>
       </w:hyperlink>
       <w:r>
@@ -7297,7 +7229,7 @@
         </w:rPr>
         <w:t>“</w:t>
       </w:r>
-      <w:hyperlink r:id="rId27" w:history="1">
+      <w:hyperlink r:id="rId28" w:history="1">
         <w:r>
           <w:rPr>
             <w:rStyle w:val="Hyperlink"/>
@@ -7338,7 +7270,7 @@
         </w:rPr>
         <w:t>They drive up to find him. She offers the broken stone as a truce, but he tosses it into the water (“</w:t>
       </w:r>
-      <w:hyperlink r:id="rId28" w:history="1">
+      <w:hyperlink r:id="rId29" w:history="1">
         <w:r>
           <w:rPr>
             <w:rStyle w:val="Hyperlink"/>
@@ -7406,7 +7338,7 @@
         </w:rPr>
         <w:t xml:space="preserve"> (“</w:t>
       </w:r>
-      <w:hyperlink r:id="rId29" w:history="1">
+      <w:hyperlink r:id="rId30" w:history="1">
         <w:r>
           <w:rPr>
             <w:rStyle w:val="Hyperlink"/>
@@ -7603,33 +7535,15 @@
           <w:sz w:val="25"/>
           <w:szCs w:val="25"/>
         </w:rPr>
-        <w:t xml:space="preserve">Van </w:t>
-      </w:r>
-      <w:proofErr w:type="spellStart"/>
-      <w:r>
-        <w:rPr>
-          <w:rFonts w:cstheme="minorHAnsi"/>
-          <w:sz w:val="25"/>
-          <w:szCs w:val="25"/>
-        </w:rPr>
-        <w:t>Otterloo</w:t>
-      </w:r>
-      <w:r>
-        <w:rPr>
-          <w:rFonts w:cstheme="minorHAnsi"/>
-          <w:sz w:val="25"/>
-          <w:szCs w:val="25"/>
-        </w:rPr>
-        <w:t>s</w:t>
-      </w:r>
-      <w:proofErr w:type="spellEnd"/>
-      <w:r>
-        <w:rPr>
-          <w:rFonts w:cstheme="minorHAnsi"/>
-          <w:sz w:val="25"/>
-          <w:szCs w:val="25"/>
-        </w:rPr>
-        <w:t xml:space="preserve"> return with </w:t>
+        <w:t>Van Otterloo</w:t>
+      </w:r>
+      <w:r>
+        <w:rPr>
+          <w:rFonts w:cstheme="minorHAnsi"/>
+          <w:sz w:val="25"/>
+          <w:szCs w:val="25"/>
+        </w:rPr>
+        <w:t xml:space="preserve">s return with </w:t>
       </w:r>
       <w:r>
         <w:rPr>
@@ -7855,7 +7769,7 @@
         </w:rPr>
         <w:t>(“</w:t>
       </w:r>
-      <w:hyperlink r:id="rId30" w:history="1">
+      <w:hyperlink r:id="rId31" w:history="1">
         <w:r>
           <w:rPr>
             <w:rStyle w:val="Hyperlink"/>
@@ -7962,33 +7876,15 @@
           <w:sz w:val="25"/>
           <w:szCs w:val="25"/>
         </w:rPr>
-        <w:t xml:space="preserve">Van </w:t>
-      </w:r>
-      <w:proofErr w:type="spellStart"/>
-      <w:r>
-        <w:rPr>
-          <w:rFonts w:cstheme="minorHAnsi"/>
-          <w:sz w:val="25"/>
-          <w:szCs w:val="25"/>
-        </w:rPr>
-        <w:t>Otterloo</w:t>
-      </w:r>
-      <w:r>
-        <w:rPr>
-          <w:rFonts w:cstheme="minorHAnsi"/>
-          <w:sz w:val="25"/>
-          <w:szCs w:val="25"/>
-        </w:rPr>
-        <w:t>s</w:t>
-      </w:r>
-      <w:proofErr w:type="spellEnd"/>
-      <w:r>
-        <w:rPr>
-          <w:rFonts w:cstheme="minorHAnsi"/>
-          <w:sz w:val="25"/>
-          <w:szCs w:val="25"/>
-        </w:rPr>
-        <w:t xml:space="preserve"> and Amanda cross</w:t>
+        <w:t>Van Otterloo</w:t>
+      </w:r>
+      <w:r>
+        <w:rPr>
+          <w:rFonts w:cstheme="minorHAnsi"/>
+          <w:sz w:val="25"/>
+          <w:szCs w:val="25"/>
+        </w:rPr>
+        <w:t>s and Amanda cross</w:t>
       </w:r>
       <w:r>
         <w:rPr>
@@ -8078,7 +7974,7 @@
         </w:rPr>
         <w:t xml:space="preserve"> (“</w:t>
       </w:r>
-      <w:hyperlink r:id="rId31" w:history="1">
+      <w:hyperlink r:id="rId32" w:history="1">
         <w:r>
           <w:rPr>
             <w:rStyle w:val="Hyperlink"/>
@@ -8335,7 +8231,7 @@
         </w:rPr>
         <w:t xml:space="preserve"> family resembles the state’s best (“</w:t>
       </w:r>
-      <w:hyperlink r:id="rId32" w:history="1">
+      <w:hyperlink r:id="rId33" w:history="1">
         <w:r>
           <w:rPr>
             <w:rStyle w:val="Hyperlink"/>
@@ -9318,7 +9214,7 @@
                     </pic:cNvPicPr>
                   </pic:nvPicPr>
                   <pic:blipFill>
-                    <a:blip r:embed="rId33" cstate="print">
+                    <a:blip r:embed="rId34" cstate="print">
                       <a:extLst>
                         <a:ext uri="{28A0092B-C50C-407E-A947-70E740481C1C}">
                           <a14:useLocalDpi xmlns:a14="http://schemas.microsoft.com/office/drawing/2010/main" val="0"/>
@@ -9525,25 +9421,7 @@
           <w:sz w:val="28"/>
           <w:szCs w:val="28"/>
         </w:rPr>
-        <w:t xml:space="preserve">is trollface personified. She hopes to beat </w:t>
-      </w:r>
-      <w:proofErr w:type="gramStart"/>
-      <w:r>
-        <w:rPr>
-          <w:rFonts w:cstheme="minorHAnsi"/>
-          <w:sz w:val="28"/>
-          <w:szCs w:val="28"/>
-        </w:rPr>
-        <w:t>cousin</w:t>
-      </w:r>
-      <w:proofErr w:type="gramEnd"/>
-      <w:r>
-        <w:rPr>
-          <w:rFonts w:cstheme="minorHAnsi"/>
-          <w:sz w:val="28"/>
-          <w:szCs w:val="28"/>
-        </w:rPr>
-        <w:t xml:space="preserve"> Petoskey in their annual </w:t>
+        <w:t xml:space="preserve">is trollface personified. She hopes to beat cousin Petoskey in their annual </w:t>
       </w:r>
       <w:r>
         <w:rPr>
@@ -10975,18 +10853,8 @@
           <w:sz w:val="28"/>
           <w:szCs w:val="28"/>
         </w:rPr>
-        <w:t xml:space="preserve">BANH </w:t>
-      </w:r>
-      <w:proofErr w:type="spellStart"/>
-      <w:r>
-        <w:rPr>
-          <w:rFonts w:cstheme="minorHAnsi"/>
-          <w:sz w:val="28"/>
-          <w:szCs w:val="28"/>
-        </w:rPr>
-        <w:t>MIchigan</w:t>
-      </w:r>
-      <w:proofErr w:type="spellEnd"/>
+        <w:t>BANH MIchigan</w:t>
+      </w:r>
       <w:r>
         <w:rPr>
           <w:rFonts w:cstheme="minorHAnsi"/>
@@ -11455,25 +11323,7 @@
           <w:sz w:val="28"/>
           <w:szCs w:val="28"/>
         </w:rPr>
-        <w:t xml:space="preserve"> anyone who speaks in “</w:t>
-      </w:r>
-      <w:proofErr w:type="spellStart"/>
-      <w:r>
-        <w:rPr>
-          <w:rFonts w:cstheme="minorHAnsi"/>
-          <w:sz w:val="28"/>
-          <w:szCs w:val="28"/>
-        </w:rPr>
-        <w:t>ope</w:t>
-      </w:r>
-      <w:proofErr w:type="spellEnd"/>
-      <w:r>
-        <w:rPr>
-          <w:rFonts w:cstheme="minorHAnsi"/>
-          <w:sz w:val="28"/>
-          <w:szCs w:val="28"/>
-        </w:rPr>
-        <w:t>.”</w:t>
+        <w:t xml:space="preserve"> anyone who speaks in “ope.”</w:t>
       </w:r>
       <w:r>
         <w:rPr>
@@ -11555,7 +11405,7 @@
         </w:rPr>
         <w:t xml:space="preserve">1. </w:t>
       </w:r>
-      <w:hyperlink r:id="rId34" w:history="1">
+      <w:hyperlink r:id="rId35" w:history="1">
         <w:r>
           <w:rPr>
             <w:rStyle w:val="Hyperlink"/>
@@ -11592,7 +11442,7 @@
         <w:br/>
         <w:t xml:space="preserve">2. </w:t>
       </w:r>
-      <w:hyperlink r:id="rId35" w:history="1">
+      <w:hyperlink r:id="rId36" w:history="1">
         <w:r>
           <w:rPr>
             <w:rStyle w:val="Hyperlink"/>
@@ -11637,7 +11487,7 @@
         </w:rPr>
         <w:t xml:space="preserve">3. </w:t>
       </w:r>
-      <w:hyperlink r:id="rId36" w:history="1">
+      <w:hyperlink r:id="rId37" w:history="1">
         <w:r>
           <w:rPr>
             <w:rStyle w:val="Hyperlink"/>
@@ -11683,7 +11533,7 @@
         <w:br/>
         <w:t xml:space="preserve">4. </w:t>
       </w:r>
-      <w:hyperlink r:id="rId37" w:history="1">
+      <w:hyperlink r:id="rId38" w:history="1">
         <w:r>
           <w:rPr>
             <w:rStyle w:val="Hyperlink"/>
@@ -11761,7 +11611,7 @@
         </w:rPr>
         <w:t xml:space="preserve"> </w:t>
       </w:r>
-      <w:hyperlink r:id="rId38" w:history="1">
+      <w:hyperlink r:id="rId39" w:history="1">
         <w:r>
           <w:rPr>
             <w:rStyle w:val="Hyperlink"/>
@@ -11852,7 +11702,7 @@
         <w:br/>
         <w:t xml:space="preserve">6. </w:t>
       </w:r>
-      <w:hyperlink r:id="rId39" w:history="1">
+      <w:hyperlink r:id="rId40" w:history="1">
         <w:r>
           <w:rPr>
             <w:rStyle w:val="Hyperlink"/>
@@ -11897,7 +11747,7 @@
         </w:rPr>
         <w:t xml:space="preserve">7. </w:t>
       </w:r>
-      <w:hyperlink r:id="rId40" w:history="1">
+      <w:hyperlink r:id="rId41" w:history="1">
         <w:r>
           <w:rPr>
             <w:rStyle w:val="Hyperlink"/>
@@ -11932,9 +11782,8 @@
           <w:szCs w:val="28"/>
           <w:vertAlign w:val="subscript"/>
         </w:rPr>
-        <w:t xml:space="preserve">Van </w:t>
-      </w:r>
-      <w:proofErr w:type="spellStart"/>
+        <w:t>Van Otterloo</w:t>
+      </w:r>
       <w:r>
         <w:rPr>
           <w:rFonts w:cstheme="minorHAnsi"/>
@@ -11942,7 +11791,7 @@
           <w:szCs w:val="28"/>
           <w:vertAlign w:val="subscript"/>
         </w:rPr>
-        <w:t>Otterloo</w:t>
+        <w:t>s</w:t>
       </w:r>
       <w:r>
         <w:rPr>
@@ -11951,16 +11800,6 @@
           <w:szCs w:val="28"/>
           <w:vertAlign w:val="subscript"/>
         </w:rPr>
-        <w:t>s</w:t>
-      </w:r>
-      <w:proofErr w:type="spellEnd"/>
-      <w:r>
-        <w:rPr>
-          <w:rFonts w:cstheme="minorHAnsi"/>
-          <w:sz w:val="28"/>
-          <w:szCs w:val="28"/>
-          <w:vertAlign w:val="subscript"/>
-        </w:rPr>
         <w:t>, Deer</w:t>
       </w:r>
       <w:r>
@@ -11987,7 +11826,7 @@
         </w:rPr>
         <w:t xml:space="preserve">. </w:t>
       </w:r>
-      <w:hyperlink r:id="rId41" w:history="1">
+      <w:hyperlink r:id="rId42" w:history="1">
         <w:r>
           <w:rPr>
             <w:rStyle w:val="Hyperlink"/>
@@ -12031,9 +11870,8 @@
           <w:szCs w:val="28"/>
           <w:vertAlign w:val="subscript"/>
         </w:rPr>
-        <w:t xml:space="preserve">Van </w:t>
-      </w:r>
-      <w:proofErr w:type="spellStart"/>
+        <w:t>Van Otterloo</w:t>
+      </w:r>
       <w:r>
         <w:rPr>
           <w:rFonts w:cstheme="minorHAnsi"/>
@@ -12041,7 +11879,7 @@
           <w:szCs w:val="28"/>
           <w:vertAlign w:val="subscript"/>
         </w:rPr>
-        <w:t>Otterloo</w:t>
+        <w:t>s</w:t>
       </w:r>
       <w:r>
         <w:rPr>
@@ -12050,16 +11888,6 @@
           <w:szCs w:val="28"/>
           <w:vertAlign w:val="subscript"/>
         </w:rPr>
-        <w:t>s</w:t>
-      </w:r>
-      <w:proofErr w:type="spellEnd"/>
-      <w:r>
-        <w:rPr>
-          <w:rFonts w:cstheme="minorHAnsi"/>
-          <w:sz w:val="28"/>
-          <w:szCs w:val="28"/>
-          <w:vertAlign w:val="subscript"/>
-        </w:rPr>
         <w:br/>
       </w:r>
       <w:r>
@@ -12078,7 +11906,7 @@
         </w:rPr>
         <w:t xml:space="preserve">. </w:t>
       </w:r>
-      <w:hyperlink r:id="rId42" w:history="1">
+      <w:hyperlink r:id="rId43" w:history="1">
         <w:r>
           <w:rPr>
             <w:rStyle w:val="Hyperlink"/>
@@ -12148,7 +11976,7 @@
         </w:rPr>
         <w:t xml:space="preserve">. </w:t>
       </w:r>
-      <w:hyperlink r:id="rId43" w:history="1">
+      <w:hyperlink r:id="rId44" w:history="1">
         <w:r>
           <w:rPr>
             <w:rStyle w:val="Hyperlink"/>
@@ -12201,7 +12029,7 @@
         </w:rPr>
         <w:t xml:space="preserve">. </w:t>
       </w:r>
-      <w:hyperlink r:id="rId44" w:history="1">
+      <w:hyperlink r:id="rId45" w:history="1">
         <w:r>
           <w:rPr>
             <w:rStyle w:val="Hyperlink"/>
@@ -12272,8 +12100,7 @@
         </w:rPr>
         <w:t xml:space="preserve">. </w:t>
       </w:r>
-      <w:hyperlink r:id="rId45" w:history="1">
-        <w:proofErr w:type="spellStart"/>
+      <w:hyperlink r:id="rId46" w:history="1">
         <w:r>
           <w:rPr>
             <w:rStyle w:val="Hyperlink"/>
@@ -12283,7 +12110,6 @@
           </w:rPr>
           <w:t>Gichigamiin</w:t>
         </w:r>
-        <w:proofErr w:type="spellEnd"/>
         <w:r>
           <w:rPr>
             <w:rStyle w:val="Hyperlink"/>
@@ -12355,7 +12181,7 @@
         </w:rPr>
         <w:t xml:space="preserve">13. </w:t>
       </w:r>
-      <w:hyperlink r:id="rId46" w:history="1">
+      <w:hyperlink r:id="rId47" w:history="1">
         <w:r>
           <w:rPr>
             <w:rStyle w:val="Hyperlink"/>
@@ -12408,7 +12234,7 @@
         </w:rPr>
         <w:t xml:space="preserve">. </w:t>
       </w:r>
-      <w:hyperlink r:id="rId47" w:history="1">
+      <w:hyperlink r:id="rId48" w:history="1">
         <w:r>
           <w:rPr>
             <w:rStyle w:val="Hyperlink"/>
@@ -12434,9 +12260,8 @@
           <w:szCs w:val="28"/>
           <w:vertAlign w:val="subscript"/>
         </w:rPr>
-        <w:t xml:space="preserve">Van </w:t>
-      </w:r>
-      <w:proofErr w:type="spellStart"/>
+        <w:t>Van Otterloo</w:t>
+      </w:r>
       <w:r>
         <w:rPr>
           <w:rFonts w:cstheme="minorHAnsi"/>
@@ -12444,7 +12269,7 @@
           <w:szCs w:val="28"/>
           <w:vertAlign w:val="subscript"/>
         </w:rPr>
-        <w:t>Otterloo</w:t>
+        <w:t>s</w:t>
       </w:r>
       <w:r>
         <w:rPr>
@@ -12453,16 +12278,6 @@
           <w:szCs w:val="28"/>
           <w:vertAlign w:val="subscript"/>
         </w:rPr>
-        <w:t>s</w:t>
-      </w:r>
-      <w:proofErr w:type="spellEnd"/>
-      <w:r>
-        <w:rPr>
-          <w:rFonts w:cstheme="minorHAnsi"/>
-          <w:sz w:val="28"/>
-          <w:szCs w:val="28"/>
-          <w:vertAlign w:val="subscript"/>
-        </w:rPr>
         <w:br/>
       </w:r>
       <w:r>
@@ -12481,7 +12296,7 @@
         </w:rPr>
         <w:t xml:space="preserve">. </w:t>
       </w:r>
-      <w:hyperlink r:id="rId48" w:history="1">
+      <w:hyperlink r:id="rId49" w:history="1">
         <w:r>
           <w:rPr>
             <w:rStyle w:val="Hyperlink"/>
@@ -12595,7 +12410,7 @@
         </w:rPr>
         <w:t xml:space="preserve">. </w:t>
       </w:r>
-      <w:hyperlink r:id="rId49" w:history="1">
+      <w:hyperlink r:id="rId50" w:history="1">
         <w:r>
           <w:rPr>
             <w:rStyle w:val="Hyperlink"/>
@@ -12647,7 +12462,7 @@
         </w:rPr>
         <w:t xml:space="preserve">. </w:t>
       </w:r>
-      <w:hyperlink r:id="rId50" w:history="1">
+      <w:hyperlink r:id="rId51" w:history="1">
         <w:r>
           <w:rPr>
             <w:rStyle w:val="Hyperlink"/>
@@ -12700,9 +12515,8 @@
           <w:szCs w:val="28"/>
           <w:vertAlign w:val="subscript"/>
         </w:rPr>
-        <w:t xml:space="preserve">Van </w:t>
-      </w:r>
-      <w:proofErr w:type="spellStart"/>
+        <w:t>Van Otterloo</w:t>
+      </w:r>
       <w:r>
         <w:rPr>
           <w:rFonts w:cstheme="minorHAnsi"/>
@@ -12710,18 +12524,8 @@
           <w:szCs w:val="28"/>
           <w:vertAlign w:val="subscript"/>
         </w:rPr>
-        <w:t>Otterloo</w:t>
-      </w:r>
-      <w:r>
-        <w:rPr>
-          <w:rFonts w:cstheme="minorHAnsi"/>
-          <w:sz w:val="28"/>
-          <w:szCs w:val="28"/>
-          <w:vertAlign w:val="subscript"/>
-        </w:rPr>
         <w:t>s</w:t>
       </w:r>
-      <w:proofErr w:type="spellEnd"/>
       <w:r>
         <w:rPr>
           <w:rFonts w:cstheme="minorHAnsi"/>
@@ -12746,7 +12550,7 @@
         </w:rPr>
         <w:t xml:space="preserve">. </w:t>
       </w:r>
-      <w:hyperlink r:id="rId51" w:history="1">
+      <w:hyperlink r:id="rId52" w:history="1">
         <w:r>
           <w:rPr>
             <w:rStyle w:val="Hyperlink"/>
@@ -12754,27 +12558,7 @@
             <w:sz w:val="28"/>
             <w:szCs w:val="28"/>
           </w:rPr>
-          <w:t xml:space="preserve">North </w:t>
-        </w:r>
-        <w:proofErr w:type="gramStart"/>
-        <w:r>
-          <w:rPr>
-            <w:rStyle w:val="Hyperlink"/>
-            <w:rFonts w:cstheme="minorHAnsi"/>
-            <w:sz w:val="28"/>
-            <w:szCs w:val="28"/>
-          </w:rPr>
-          <w:t>South East</w:t>
-        </w:r>
-        <w:proofErr w:type="gramEnd"/>
-        <w:r>
-          <w:rPr>
-            <w:rStyle w:val="Hyperlink"/>
-            <w:rFonts w:cstheme="minorHAnsi"/>
-            <w:sz w:val="28"/>
-            <w:szCs w:val="28"/>
-          </w:rPr>
-          <w:t xml:space="preserve"> </w:t>
+          <w:t xml:space="preserve">North South East </w:t>
         </w:r>
         <w:r>
           <w:rPr>
@@ -12846,7 +12630,7 @@
         </w:rPr>
         <w:t xml:space="preserve">. </w:t>
       </w:r>
-      <w:hyperlink r:id="rId52" w:history="1">
+      <w:hyperlink r:id="rId53" w:history="1">
         <w:r>
           <w:rPr>
             <w:rStyle w:val="Hyperlink"/>
@@ -12926,7 +12710,7 @@
         </w:rPr>
         <w:t xml:space="preserve">. </w:t>
       </w:r>
-      <w:hyperlink r:id="rId53" w:history="1">
+      <w:hyperlink r:id="rId54" w:history="1">
         <w:r>
           <w:rPr>
             <w:rStyle w:val="Hyperlink"/>
@@ -12988,8 +12772,7 @@
         </w:rPr>
         <w:t xml:space="preserve">. </w:t>
       </w:r>
-      <w:hyperlink r:id="rId54" w:history="1">
-        <w:proofErr w:type="gramStart"/>
+      <w:hyperlink r:id="rId55" w:history="1">
         <w:r>
           <w:rPr>
             <w:rStyle w:val="Hyperlink"/>
@@ -13008,7 +12791,6 @@
           </w:rPr>
           <w:t>’s</w:t>
         </w:r>
-        <w:proofErr w:type="gramEnd"/>
         <w:r>
           <w:rPr>
             <w:rStyle w:val="Hyperlink"/>
@@ -13097,7 +12879,7 @@
         </w:rPr>
         <w:t xml:space="preserve">. </w:t>
       </w:r>
-      <w:hyperlink r:id="rId55" w:history="1">
+      <w:hyperlink r:id="rId56" w:history="1">
         <w:r>
           <w:rPr>
             <w:rStyle w:val="Hyperlink"/>
@@ -13141,9 +12923,8 @@
           <w:szCs w:val="28"/>
           <w:vertAlign w:val="subscript"/>
         </w:rPr>
-        <w:t xml:space="preserve">Van </w:t>
-      </w:r>
-      <w:proofErr w:type="spellStart"/>
+        <w:t>Van Otterloo</w:t>
+      </w:r>
       <w:r>
         <w:rPr>
           <w:rFonts w:cstheme="minorHAnsi"/>
@@ -13151,7 +12932,7 @@
           <w:szCs w:val="28"/>
           <w:vertAlign w:val="subscript"/>
         </w:rPr>
-        <w:t>Otterloo</w:t>
+        <w:t>s</w:t>
       </w:r>
       <w:r>
         <w:rPr>
@@ -13160,9 +12941,8 @@
           <w:szCs w:val="28"/>
           <w:vertAlign w:val="subscript"/>
         </w:rPr>
-        <w:t>s</w:t>
-      </w:r>
-      <w:proofErr w:type="spellEnd"/>
+        <w:t xml:space="preserve">, </w:t>
+      </w:r>
       <w:r>
         <w:rPr>
           <w:rFonts w:cstheme="minorHAnsi"/>
@@ -13170,7 +12950,7 @@
           <w:szCs w:val="28"/>
           <w:vertAlign w:val="subscript"/>
         </w:rPr>
-        <w:t xml:space="preserve">, </w:t>
+        <w:t>Michiganders</w:t>
       </w:r>
       <w:r>
         <w:rPr>
@@ -13179,15 +12959,6 @@
           <w:szCs w:val="28"/>
           <w:vertAlign w:val="subscript"/>
         </w:rPr>
-        <w:t>Michiganders</w:t>
-      </w:r>
-      <w:r>
-        <w:rPr>
-          <w:rFonts w:cstheme="minorHAnsi"/>
-          <w:sz w:val="28"/>
-          <w:szCs w:val="28"/>
-          <w:vertAlign w:val="subscript"/>
-        </w:rPr>
         <w:br/>
       </w:r>
       <w:r>
@@ -13206,7 +12977,7 @@
         </w:rPr>
         <w:t xml:space="preserve">. </w:t>
       </w:r>
-      <w:hyperlink r:id="rId56" w:history="1">
+      <w:hyperlink r:id="rId57" w:history="1">
         <w:r>
           <w:rPr>
             <w:rStyle w:val="Hyperlink"/>
@@ -13322,7 +13093,7 @@
         </w:rPr>
         <w:t xml:space="preserve">. </w:t>
       </w:r>
-      <w:hyperlink r:id="rId57" w:history="1">
+      <w:hyperlink r:id="rId58" w:history="1">
         <w:r>
           <w:rPr>
             <w:rStyle w:val="Hyperlink"/>
@@ -13402,7 +13173,7 @@
                 <w:szCs w:val="2"/>
               </w:rPr>
             </w:pPr>
-            <w:hyperlink r:id="rId58" w:history="1">
+            <w:hyperlink r:id="rId59" w:history="1">
               <w:r>
                 <w:rPr>
                   <w:rStyle w:val="Hyperlink"/>
@@ -13443,7 +13214,7 @@
                 <w:szCs w:val="32"/>
               </w:rPr>
             </w:pPr>
-            <w:hyperlink r:id="rId59" w:history="1">
+            <w:hyperlink r:id="rId60" w:history="1">
               <w:r>
                 <w:rPr>
                   <w:rStyle w:val="Hyperlink"/>
@@ -13472,7 +13243,7 @@
                 <w:szCs w:val="32"/>
               </w:rPr>
             </w:pPr>
-            <w:hyperlink r:id="rId60" w:history="1">
+            <w:hyperlink r:id="rId61" w:history="1">
               <w:r>
                 <w:rPr>
                   <w:rStyle w:val="Hyperlink"/>
@@ -13501,7 +13272,7 @@
                 <w:szCs w:val="32"/>
               </w:rPr>
             </w:pPr>
-            <w:hyperlink r:id="rId61" w:history="1">
+            <w:hyperlink r:id="rId62" w:history="1">
               <w:r>
                 <w:rPr>
                   <w:rStyle w:val="Hyperlink"/>
@@ -13624,7 +13395,7 @@
                 <w:szCs w:val="32"/>
               </w:rPr>
             </w:pPr>
-            <w:hyperlink r:id="rId62" w:history="1">
+            <w:hyperlink r:id="rId63" w:history="1">
               <w:r>
                 <w:rPr>
                   <w:rStyle w:val="Hyperlink"/>
@@ -13653,7 +13424,7 @@
                 <w:szCs w:val="32"/>
               </w:rPr>
             </w:pPr>
-            <w:hyperlink r:id="rId63" w:history="1">
+            <w:hyperlink r:id="rId64" w:history="1">
               <w:r>
                 <w:rPr>
                   <w:rStyle w:val="Hyperlink"/>
@@ -13682,7 +13453,7 @@
                 <w:szCs w:val="32"/>
               </w:rPr>
             </w:pPr>
-            <w:hyperlink r:id="rId64" w:history="1">
+            <w:hyperlink r:id="rId65" w:history="1">
               <w:r>
                 <w:rPr>
                   <w:rStyle w:val="Hyperlink"/>
@@ -13809,12 +13580,12 @@
       </w:pPr>
     </w:p>
     <w:sectPr>
-      <w:headerReference w:type="even" r:id="rId65"/>
-      <w:headerReference w:type="default" r:id="rId66"/>
-      <w:footerReference w:type="even" r:id="rId67"/>
-      <w:footerReference w:type="default" r:id="rId68"/>
-      <w:headerReference w:type="first" r:id="rId69"/>
-      <w:footerReference w:type="first" r:id="rId70"/>
+      <w:headerReference w:type="even" r:id="rId66"/>
+      <w:headerReference w:type="default" r:id="rId67"/>
+      <w:footerReference w:type="even" r:id="rId68"/>
+      <w:footerReference w:type="default" r:id="rId69"/>
+      <w:headerReference w:type="first" r:id="rId70"/>
+      <w:footerReference w:type="first" r:id="rId71"/>
       <w:pgSz w:w="12240" w:h="15840"/>
       <w:pgMar w:top="1440" w:right="1440" w:bottom="1440" w:left="1440" w:header="720" w:footer="720" w:gutter="0"/>
       <w:pgNumType w:fmt="lowerRoman"/>

--- a/about/michigan-bible.docx
+++ b/about/michigan-bible.docx
@@ -10643,31 +10643,7 @@
           <w:sz w:val="28"/>
           <w:szCs w:val="28"/>
         </w:rPr>
-        <w:t xml:space="preserve">Grieving Milly’s death in 2020, he leaves the garden </w:t>
-      </w:r>
-      <w:r>
-        <w:rPr>
-          <w:rFonts w:cstheme="minorHAnsi"/>
-          <w:sz w:val="28"/>
-          <w:szCs w:val="28"/>
-        </w:rPr>
-        <w:t>unattended</w:t>
-      </w:r>
-      <w:r>
-        <w:rPr>
-          <w:rFonts w:cstheme="minorHAnsi"/>
-          <w:sz w:val="28"/>
-          <w:szCs w:val="28"/>
-        </w:rPr>
-        <w:t xml:space="preserve"> and accidentally signs away the deed.</w:t>
-      </w:r>
-      <w:r>
-        <w:rPr>
-          <w:rFonts w:cstheme="minorHAnsi"/>
-          <w:sz w:val="28"/>
-          <w:szCs w:val="28"/>
-        </w:rPr>
-        <w:t xml:space="preserve"> He and Milly stumble into the audience every so often.</w:t>
+        <w:t>He and Milly stumble into the audience every so often.</w:t>
       </w:r>
       <w:r>
         <w:rPr>

--- a/about/michigan-bible.docx
+++ b/about/michigan-bible.docx
@@ -1126,72 +1126,137 @@
           <w:rFonts w:cstheme="minorHAnsi"/>
           <w:sz w:val="32"/>
           <w:szCs w:val="32"/>
+        </w:rPr>
+      </w:pPr>
+      <w:r>
+        <w:rPr>
+          <w:rFonts w:cstheme="minorHAnsi"/>
+          <w:sz w:val="32"/>
+          <w:szCs w:val="32"/>
+        </w:rPr>
+        <w:t xml:space="preserve">Marilyn Chau, Lukas Jacob, </w:t>
+      </w:r>
+      <w:r>
+        <w:rPr>
+          <w:rFonts w:cstheme="minorHAnsi"/>
+          <w:sz w:val="32"/>
+          <w:szCs w:val="32"/>
+        </w:rPr>
+        <w:t>May Perez</w:t>
+      </w:r>
+      <w:r>
+        <w:rPr>
+          <w:rFonts w:cstheme="minorHAnsi"/>
+          <w:sz w:val="32"/>
+          <w:szCs w:val="32"/>
+        </w:rPr>
+        <w:t xml:space="preserve">, </w:t>
+      </w:r>
+      <w:r>
+        <w:rPr>
+          <w:rFonts w:cstheme="minorHAnsi"/>
+          <w:sz w:val="32"/>
+          <w:szCs w:val="32"/>
+        </w:rPr>
+        <w:t xml:space="preserve">Mia Soriano, </w:t>
+      </w:r>
+      <w:r>
+        <w:rPr>
+          <w:rFonts w:cstheme="minorHAnsi"/>
+          <w:sz w:val="32"/>
+          <w:szCs w:val="32"/>
+        </w:rPr>
+        <w:t xml:space="preserve">Dr. Daniel Smith, </w:t>
+      </w:r>
+      <w:r>
+        <w:rPr>
+          <w:rFonts w:cstheme="minorHAnsi"/>
+          <w:sz w:val="32"/>
+          <w:szCs w:val="32"/>
+        </w:rPr>
+        <w:t>Camille Thomas</w:t>
+      </w:r>
+      <w:r>
+        <w:rPr>
+          <w:rFonts w:cstheme="minorHAnsi"/>
+          <w:sz w:val="32"/>
+          <w:szCs w:val="32"/>
+        </w:rPr>
+        <w:t>, Ynika Y</w:t>
+      </w:r>
+      <w:r>
+        <w:rPr>
+          <w:rFonts w:cstheme="minorHAnsi"/>
+          <w:sz w:val="32"/>
+          <w:szCs w:val="32"/>
+        </w:rPr>
+        <w:t>uag</w:t>
+      </w:r>
+    </w:p>
+    <w:p>
+      <w:pPr>
+        <w:spacing w:line="240" w:lineRule="auto"/>
+        <w:rPr>
+          <w:rFonts w:cstheme="minorHAnsi"/>
+          <w:sz w:val="32"/>
+          <w:szCs w:val="32"/>
+        </w:rPr>
+      </w:pPr>
+      <w:r>
+        <w:rPr>
+          <w:rFonts w:cstheme="minorHAnsi"/>
+          <w:b/>
+          <w:bCs/>
+          <w:sz w:val="32"/>
+          <w:szCs w:val="32"/>
+          <w:u w:val="single"/>
+        </w:rPr>
+        <w:t>Harlem Writers United</w:t>
+      </w:r>
+      <w:r>
+        <w:rPr>
+          <w:rFonts w:cstheme="minorHAnsi"/>
+          <w:sz w:val="32"/>
+          <w:szCs w:val="32"/>
+        </w:rPr>
+        <w:t xml:space="preserve"> </w:t>
+      </w:r>
+      <w:r>
+        <w:rPr>
+          <w:rFonts w:cstheme="minorHAnsi"/>
+          <w:sz w:val="32"/>
+          <w:szCs w:val="32"/>
           <w:vertAlign w:val="subscript"/>
         </w:rPr>
-      </w:pPr>
-      <w:r>
-        <w:rPr>
-          <w:rFonts w:cstheme="minorHAnsi"/>
-          <w:sz w:val="32"/>
-          <w:szCs w:val="32"/>
-        </w:rPr>
-        <w:t xml:space="preserve">Marilyn Chau, Lukas Jacob, </w:t>
-      </w:r>
-      <w:r>
-        <w:rPr>
-          <w:rFonts w:cstheme="minorHAnsi"/>
-          <w:sz w:val="32"/>
-          <w:szCs w:val="32"/>
-        </w:rPr>
-        <w:t>May Perez</w:t>
-      </w:r>
-      <w:r>
-        <w:rPr>
-          <w:rFonts w:cstheme="minorHAnsi"/>
-          <w:sz w:val="32"/>
-          <w:szCs w:val="32"/>
-        </w:rPr>
-        <w:t xml:space="preserve">, </w:t>
-      </w:r>
-      <w:r>
-        <w:rPr>
-          <w:rFonts w:cstheme="minorHAnsi"/>
-          <w:sz w:val="32"/>
-          <w:szCs w:val="32"/>
-        </w:rPr>
-        <w:t xml:space="preserve">Mia Soriano, </w:t>
-      </w:r>
-      <w:r>
-        <w:rPr>
-          <w:rFonts w:cstheme="minorHAnsi"/>
-          <w:sz w:val="32"/>
-          <w:szCs w:val="32"/>
-        </w:rPr>
-        <w:t xml:space="preserve">Dr. Daniel Smith, </w:t>
-      </w:r>
-      <w:r>
-        <w:rPr>
-          <w:rFonts w:cstheme="minorHAnsi"/>
-          <w:sz w:val="32"/>
-          <w:szCs w:val="32"/>
-        </w:rPr>
-        <w:t>Camille Thomas</w:t>
-      </w:r>
-      <w:r>
-        <w:rPr>
-          <w:rFonts w:cstheme="minorHAnsi"/>
-          <w:sz w:val="32"/>
-          <w:szCs w:val="32"/>
-        </w:rPr>
-        <w:t>, Ynika Y</w:t>
-      </w:r>
-      <w:r>
-        <w:rPr>
-          <w:rFonts w:cstheme="minorHAnsi"/>
-          <w:sz w:val="32"/>
-          <w:szCs w:val="32"/>
-        </w:rPr>
-        <w:t>uag</w:t>
+        <w:t>202</w:t>
+      </w:r>
+      <w:r>
+        <w:rPr>
+          <w:rFonts w:cstheme="minorHAnsi"/>
+          <w:sz w:val="32"/>
+          <w:szCs w:val="32"/>
+          <w:vertAlign w:val="subscript"/>
+        </w:rPr>
+        <w:t>6</w:t>
+      </w:r>
+    </w:p>
+    <w:p>
+      <w:pPr>
+        <w:spacing w:line="240" w:lineRule="auto"/>
+        <w:rPr>
+          <w:rFonts w:cstheme="minorHAnsi"/>
+          <w:sz w:val="32"/>
+          <w:szCs w:val="32"/>
+          <w:vertAlign w:val="subscript"/>
+        </w:rPr>
+      </w:pPr>
+      <w:r>
+        <w:rPr>
+          <w:rFonts w:cstheme="minorHAnsi"/>
+          <w:sz w:val="32"/>
+          <w:szCs w:val="32"/>
+        </w:rPr>
+        <w:t>Alexandra Williams-Fleck, Michael</w:t>
       </w:r>
     </w:p>
     <w:p>

--- a/about/michigan-bible.docx
+++ b/about/michigan-bible.docx
@@ -1256,7 +1256,23 @@
           <w:sz w:val="32"/>
           <w:szCs w:val="32"/>
         </w:rPr>
-        <w:t>Alexandra Williams-Fleck, Michael</w:t>
+        <w:t>Alexandra Williams-Fleck,</w:t>
+      </w:r>
+      <w:r>
+        <w:rPr>
+          <w:rFonts w:cstheme="minorHAnsi"/>
+          <w:sz w:val="32"/>
+          <w:szCs w:val="32"/>
+        </w:rPr>
+        <w:t xml:space="preserve"> Karen Chien,</w:t>
+      </w:r>
+      <w:r>
+        <w:rPr>
+          <w:rFonts w:cstheme="minorHAnsi"/>
+          <w:sz w:val="32"/>
+          <w:szCs w:val="32"/>
+        </w:rPr>
+        <w:t xml:space="preserve"> Michael</w:t>
       </w:r>
     </w:p>
     <w:p>
@@ -3934,7 +3950,15 @@
           <w:sz w:val="25"/>
           <w:szCs w:val="25"/>
         </w:rPr>
-        <w:t>Vinh Duong</w:t>
+        <w:t xml:space="preserve">Vinh </w:t>
+      </w:r>
+      <w:r>
+        <w:rPr>
+          <w:rFonts w:cstheme="minorHAnsi"/>
+          <w:sz w:val="25"/>
+          <w:szCs w:val="25"/>
+        </w:rPr>
+        <w:t>Chin</w:t>
       </w:r>
       <w:r>
         <w:rPr>

--- a/about/michigan-bible.docx
+++ b/about/michigan-bible.docx
@@ -1134,7 +1134,23 @@
           <w:sz w:val="32"/>
           <w:szCs w:val="32"/>
         </w:rPr>
-        <w:t xml:space="preserve">Marilyn Chau, Lukas Jacob, </w:t>
+        <w:t>Marilyn Chau, Lukas Jacob,</w:t>
+      </w:r>
+      <w:r>
+        <w:rPr>
+          <w:rFonts w:cstheme="minorHAnsi"/>
+          <w:sz w:val="32"/>
+          <w:szCs w:val="32"/>
+        </w:rPr>
+        <w:t xml:space="preserve"> Dionne O’Dell,</w:t>
+      </w:r>
+      <w:r>
+        <w:rPr>
+          <w:rFonts w:cstheme="minorHAnsi"/>
+          <w:sz w:val="32"/>
+          <w:szCs w:val="32"/>
+        </w:rPr>
+        <w:t xml:space="preserve"> </w:t>
       </w:r>
       <w:r>
         <w:rPr>
@@ -2207,126 +2223,6 @@
           <w:sz w:val="32"/>
           <w:szCs w:val="32"/>
         </w:rPr>
-        <w:t xml:space="preserve"> champions creativity,</w:t>
-      </w:r>
-      <w:r>
-        <w:rPr>
-          <w:rFonts w:cstheme="minorHAnsi"/>
-          <w:sz w:val="32"/>
-          <w:szCs w:val="32"/>
-        </w:rPr>
-        <w:t xml:space="preserve"> connections,</w:t>
-      </w:r>
-      <w:r>
-        <w:rPr>
-          <w:rFonts w:cstheme="minorHAnsi"/>
-          <w:sz w:val="32"/>
-          <w:szCs w:val="32"/>
-        </w:rPr>
-        <w:t xml:space="preserve"> and </w:t>
-      </w:r>
-      <w:r>
-        <w:rPr>
-          <w:rFonts w:cstheme="minorHAnsi"/>
-          <w:sz w:val="32"/>
-          <w:szCs w:val="32"/>
-        </w:rPr>
-        <w:t>the environment</w:t>
-      </w:r>
-      <w:r>
-        <w:rPr>
-          <w:rFonts w:cstheme="minorHAnsi"/>
-          <w:sz w:val="32"/>
-          <w:szCs w:val="32"/>
-        </w:rPr>
-        <w:t xml:space="preserve"> against the ris</w:t>
-      </w:r>
-      <w:r>
-        <w:rPr>
-          <w:rFonts w:cstheme="minorHAnsi"/>
-          <w:sz w:val="32"/>
-          <w:szCs w:val="32"/>
-        </w:rPr>
-        <w:t xml:space="preserve">e </w:t>
-      </w:r>
-      <w:r>
-        <w:rPr>
-          <w:rFonts w:cstheme="minorHAnsi"/>
-          <w:sz w:val="32"/>
-          <w:szCs w:val="32"/>
-        </w:rPr>
-        <w:t xml:space="preserve">of </w:t>
-      </w:r>
-      <w:r>
-        <w:rPr>
-          <w:rFonts w:cstheme="minorHAnsi"/>
-          <w:sz w:val="32"/>
-          <w:szCs w:val="32"/>
-        </w:rPr>
-        <w:t xml:space="preserve">harmful </w:t>
-      </w:r>
-      <w:r>
-        <w:rPr>
-          <w:rFonts w:cstheme="minorHAnsi"/>
-          <w:sz w:val="32"/>
-          <w:szCs w:val="32"/>
-        </w:rPr>
-        <w:t>technolog</w:t>
-      </w:r>
-      <w:r>
-        <w:rPr>
-          <w:rFonts w:cstheme="minorHAnsi"/>
-          <w:sz w:val="32"/>
-          <w:szCs w:val="32"/>
-        </w:rPr>
-        <w:t>ies</w:t>
-      </w:r>
-      <w:r>
-        <w:rPr>
-          <w:rFonts w:cstheme="minorHAnsi"/>
-          <w:sz w:val="32"/>
-          <w:szCs w:val="32"/>
-        </w:rPr>
-        <w:t xml:space="preserve">, symbolized by the threat of </w:t>
-      </w:r>
-      <w:r>
-        <w:rPr>
-          <w:rFonts w:cstheme="minorHAnsi"/>
-          <w:sz w:val="32"/>
-          <w:szCs w:val="32"/>
-        </w:rPr>
-        <w:t xml:space="preserve">a data center </w:t>
-      </w:r>
-      <w:r>
-        <w:rPr>
-          <w:rFonts w:cstheme="minorHAnsi"/>
-          <w:sz w:val="32"/>
-          <w:szCs w:val="32"/>
-        </w:rPr>
-        <w:t>taking over</w:t>
-      </w:r>
-      <w:r>
-        <w:rPr>
-          <w:rFonts w:cstheme="minorHAnsi"/>
-          <w:sz w:val="32"/>
-          <w:szCs w:val="32"/>
-        </w:rPr>
-        <w:t xml:space="preserve"> a </w:t>
-      </w:r>
-      <w:r>
-        <w:rPr>
-          <w:rFonts w:cstheme="minorHAnsi"/>
-          <w:sz w:val="32"/>
-          <w:szCs w:val="32"/>
-        </w:rPr>
-        <w:t>small</w:t>
-      </w:r>
-      <w:r>
-        <w:rPr>
-          <w:rFonts w:cstheme="minorHAnsi"/>
-          <w:sz w:val="32"/>
-          <w:szCs w:val="32"/>
-        </w:rPr>
         <w:t xml:space="preserve"> </w:t>
       </w:r>
       <w:r>
@@ -2335,117 +2231,15 @@
           <w:sz w:val="32"/>
           <w:szCs w:val="32"/>
         </w:rPr>
-        <w:t>town</w:t>
-      </w:r>
-      <w:r>
-        <w:rPr>
-          <w:rFonts w:cstheme="minorHAnsi"/>
-          <w:sz w:val="32"/>
-          <w:szCs w:val="32"/>
-        </w:rPr>
-        <w:t xml:space="preserve">. By </w:t>
-      </w:r>
-      <w:r>
-        <w:rPr>
-          <w:rFonts w:cstheme="minorHAnsi"/>
-          <w:sz w:val="32"/>
-          <w:szCs w:val="32"/>
-        </w:rPr>
-        <w:t>focusing on</w:t>
-      </w:r>
-      <w:r>
-        <w:rPr>
-          <w:rFonts w:cstheme="minorHAnsi"/>
-          <w:sz w:val="32"/>
-          <w:szCs w:val="32"/>
-        </w:rPr>
-        <w:t xml:space="preserve"> </w:t>
-      </w:r>
-      <w:r>
-        <w:rPr>
-          <w:rFonts w:cstheme="minorHAnsi"/>
-          <w:sz w:val="32"/>
-          <w:szCs w:val="32"/>
-        </w:rPr>
-        <w:t xml:space="preserve">collective loss, the play addresses </w:t>
-      </w:r>
-      <w:r>
-        <w:rPr>
-          <w:rFonts w:cstheme="minorHAnsi"/>
-          <w:sz w:val="32"/>
-          <w:szCs w:val="32"/>
-        </w:rPr>
-        <w:t>today’s</w:t>
-      </w:r>
-      <w:r>
-        <w:rPr>
-          <w:rFonts w:cstheme="minorHAnsi"/>
-          <w:sz w:val="32"/>
-          <w:szCs w:val="32"/>
-        </w:rPr>
-        <w:t xml:space="preserve"> mental health crisis, offering </w:t>
-      </w:r>
-      <w:r>
-        <w:rPr>
-          <w:rFonts w:cstheme="minorHAnsi"/>
-          <w:sz w:val="32"/>
-          <w:szCs w:val="32"/>
-        </w:rPr>
-        <w:t>ways to</w:t>
-      </w:r>
-      <w:r>
-        <w:rPr>
-          <w:rFonts w:cstheme="minorHAnsi"/>
-          <w:sz w:val="32"/>
-          <w:szCs w:val="32"/>
-        </w:rPr>
-        <w:t xml:space="preserve"> heal through open communication and community. </w:t>
-      </w:r>
-      <w:r>
-        <w:rPr>
-          <w:rFonts w:cstheme="minorHAnsi"/>
-          <w:sz w:val="32"/>
-          <w:szCs w:val="32"/>
-        </w:rPr>
-        <w:t>And</w:t>
-      </w:r>
-      <w:r>
-        <w:rPr>
-          <w:rFonts w:cstheme="minorHAnsi"/>
-          <w:sz w:val="32"/>
-          <w:szCs w:val="32"/>
-        </w:rPr>
-        <w:t xml:space="preserve"> </w:t>
-      </w:r>
-      <w:r>
-        <w:rPr>
-          <w:rFonts w:cstheme="minorHAnsi"/>
-          <w:sz w:val="32"/>
-          <w:szCs w:val="32"/>
-        </w:rPr>
-        <w:t xml:space="preserve">it uses science and folklore to bridge regional cultural divides, reminding audiences to protect the environment and </w:t>
-      </w:r>
-      <w:r>
-        <w:rPr>
-          <w:rFonts w:cstheme="minorHAnsi"/>
-          <w:sz w:val="32"/>
-          <w:szCs w:val="32"/>
-        </w:rPr>
-        <w:t>our</w:t>
-      </w:r>
-      <w:r>
-        <w:rPr>
-          <w:rFonts w:cstheme="minorHAnsi"/>
-          <w:sz w:val="32"/>
-          <w:szCs w:val="32"/>
-        </w:rPr>
-        <w:t xml:space="preserve"> shared heritages that keep us rooted.</w:t>
+        <w:t>champions creativity, connections, and the environment against the rise of harmful technologies, symbolized by data centers taking over Michigan towns. By focusing on collective loss, the musical addresses today’s mental health crisis, offering ways to heal through open communication and community. And it uses science and folklore to engage audiences in environmental and cultural literacy.</w:t>
       </w:r>
     </w:p>
     <w:p>
       <w:pPr>
         <w:rPr>
           <w:rFonts w:cstheme="minorHAnsi"/>
+          <w:sz w:val="32"/>
+          <w:szCs w:val="32"/>
         </w:rPr>
       </w:pPr>
       <w:r>
@@ -2568,14 +2362,13 @@
         </w:rPr>
         <w:t xml:space="preserve"> folksiness.</w:t>
       </w:r>
-      <w:r>
-        <w:rPr>
-          <w:rFonts w:cstheme="minorHAnsi"/>
-          <w:sz w:val="32"/>
-          <w:szCs w:val="32"/>
-        </w:rPr>
-        <w:br/>
-      </w:r>
+    </w:p>
+    <w:p>
+      <w:pPr>
+        <w:rPr>
+          <w:rFonts w:cstheme="minorHAnsi"/>
+        </w:rPr>
+      </w:pPr>
     </w:p>
     <w:p>
       <w:pPr>
@@ -3797,7 +3590,39 @@
           <w:sz w:val="25"/>
           <w:szCs w:val="25"/>
         </w:rPr>
-        <w:t xml:space="preserve"> grandchildren. Every August, their lake house lodges them for the annual Harbor Days. </w:t>
+        <w:t xml:space="preserve"> grandchildren. Every August, their </w:t>
+      </w:r>
+      <w:r>
+        <w:rPr>
+          <w:rFonts w:cstheme="minorHAnsi"/>
+          <w:sz w:val="25"/>
+          <w:szCs w:val="25"/>
+        </w:rPr>
+        <w:t>L</w:t>
+      </w:r>
+      <w:r>
+        <w:rPr>
+          <w:rFonts w:cstheme="minorHAnsi"/>
+          <w:sz w:val="25"/>
+          <w:szCs w:val="25"/>
+        </w:rPr>
+        <w:t xml:space="preserve">ake </w:t>
+      </w:r>
+      <w:r>
+        <w:rPr>
+          <w:rFonts w:cstheme="minorHAnsi"/>
+          <w:sz w:val="25"/>
+          <w:szCs w:val="25"/>
+        </w:rPr>
+        <w:t>H</w:t>
+      </w:r>
+      <w:r>
+        <w:rPr>
+          <w:rFonts w:cstheme="minorHAnsi"/>
+          <w:sz w:val="25"/>
+          <w:szCs w:val="25"/>
+        </w:rPr>
+        <w:t xml:space="preserve">ouse lodges them for the annual Harbor Days. </w:t>
       </w:r>
       <w:r>
         <w:rPr>
@@ -6859,7 +6684,39 @@
           <w:sz w:val="25"/>
           <w:szCs w:val="25"/>
         </w:rPr>
-        <w:t xml:space="preserve"> save the lake house from </w:t>
+        <w:t xml:space="preserve"> save the </w:t>
+      </w:r>
+      <w:r>
+        <w:rPr>
+          <w:rFonts w:cstheme="minorHAnsi"/>
+          <w:sz w:val="25"/>
+          <w:szCs w:val="25"/>
+        </w:rPr>
+        <w:t>L</w:t>
+      </w:r>
+      <w:r>
+        <w:rPr>
+          <w:rFonts w:cstheme="minorHAnsi"/>
+          <w:sz w:val="25"/>
+          <w:szCs w:val="25"/>
+        </w:rPr>
+        <w:t>ake</w:t>
+      </w:r>
+      <w:r>
+        <w:rPr>
+          <w:rFonts w:cstheme="minorHAnsi"/>
+          <w:sz w:val="25"/>
+          <w:szCs w:val="25"/>
+        </w:rPr>
+        <w:t xml:space="preserve"> H</w:t>
+      </w:r>
+      <w:r>
+        <w:rPr>
+          <w:rFonts w:cstheme="minorHAnsi"/>
+          <w:sz w:val="25"/>
+          <w:szCs w:val="25"/>
+        </w:rPr>
+        <w:t xml:space="preserve">ouse from </w:t>
       </w:r>
       <w:r>
         <w:rPr>
@@ -7997,7 +7854,23 @@
           <w:sz w:val="25"/>
           <w:szCs w:val="25"/>
         </w:rPr>
-        <w:t xml:space="preserve">where </w:t>
+        <w:t>where</w:t>
+      </w:r>
+      <w:r>
+        <w:rPr>
+          <w:rFonts w:cstheme="minorHAnsi"/>
+          <w:sz w:val="25"/>
+          <w:szCs w:val="25"/>
+        </w:rPr>
+        <w:t xml:space="preserve"> they reunite with the souls of</w:t>
+      </w:r>
+      <w:r>
+        <w:rPr>
+          <w:rFonts w:cstheme="minorHAnsi"/>
+          <w:sz w:val="25"/>
+          <w:szCs w:val="25"/>
+        </w:rPr>
+        <w:t xml:space="preserve"> </w:t>
       </w:r>
       <w:r>
         <w:rPr>
@@ -8013,47 +7886,39 @@
           <w:sz w:val="25"/>
           <w:szCs w:val="25"/>
         </w:rPr>
-        <w:t xml:space="preserve"> and Conor’s ghost</w:t>
-      </w:r>
-      <w:r>
-        <w:rPr>
-          <w:rFonts w:cstheme="minorHAnsi"/>
-          <w:sz w:val="25"/>
-          <w:szCs w:val="25"/>
-        </w:rPr>
-        <w:t xml:space="preserve"> have their own</w:t>
-      </w:r>
-      <w:r>
-        <w:rPr>
-          <w:rFonts w:cstheme="minorHAnsi"/>
-          <w:sz w:val="25"/>
-          <w:szCs w:val="25"/>
-        </w:rPr>
-        <w:t xml:space="preserve"> reunion as lovers</w:t>
-      </w:r>
-      <w:r>
-        <w:rPr>
-          <w:rFonts w:cstheme="minorHAnsi"/>
-          <w:sz w:val="25"/>
-          <w:szCs w:val="25"/>
-        </w:rPr>
-        <w:t xml:space="preserve"> and brothers</w:t>
-      </w:r>
-      <w:r>
-        <w:rPr>
-          <w:rFonts w:cstheme="minorHAnsi"/>
-          <w:sz w:val="25"/>
-          <w:szCs w:val="25"/>
-        </w:rPr>
-        <w:t xml:space="preserve"> once more</w:t>
-      </w:r>
-      <w:r>
-        <w:rPr>
-          <w:rFonts w:cstheme="minorHAnsi"/>
-          <w:sz w:val="25"/>
-          <w:szCs w:val="25"/>
-        </w:rPr>
-        <w:t>. Amanda cancels her agreement to keep the Lake House and Elk Rapids</w:t>
+        <w:t xml:space="preserve"> and Conor</w:t>
+      </w:r>
+      <w:r>
+        <w:rPr>
+          <w:rFonts w:cstheme="minorHAnsi"/>
+          <w:sz w:val="25"/>
+          <w:szCs w:val="25"/>
+        </w:rPr>
+        <w:t>. Amanda cancels her agreement to keep the Lake House</w:t>
+      </w:r>
+      <w:r>
+        <w:rPr>
+          <w:rFonts w:cstheme="minorHAnsi"/>
+          <w:sz w:val="25"/>
+          <w:szCs w:val="25"/>
+        </w:rPr>
+        <w:t xml:space="preserve">. </w:t>
+      </w:r>
+      <w:r>
+        <w:rPr>
+          <w:rFonts w:cstheme="minorHAnsi"/>
+          <w:sz w:val="25"/>
+          <w:szCs w:val="25"/>
+        </w:rPr>
+        <w:t>Elk Rapids</w:t>
+      </w:r>
+      <w:r>
+        <w:rPr>
+          <w:rFonts w:cstheme="minorHAnsi"/>
+          <w:sz w:val="25"/>
+          <w:szCs w:val="25"/>
+        </w:rPr>
+        <w:t xml:space="preserve"> is spared from a data center</w:t>
       </w:r>
       <w:r>
         <w:rPr>
@@ -8150,7 +8015,39 @@
           <w:sz w:val="25"/>
           <w:szCs w:val="25"/>
         </w:rPr>
-        <w:t xml:space="preserve"> the lake house. </w:t>
+        <w:t xml:space="preserve"> the </w:t>
+      </w:r>
+      <w:r>
+        <w:rPr>
+          <w:rFonts w:cstheme="minorHAnsi"/>
+          <w:sz w:val="25"/>
+          <w:szCs w:val="25"/>
+        </w:rPr>
+        <w:t>La</w:t>
+      </w:r>
+      <w:r>
+        <w:rPr>
+          <w:rFonts w:cstheme="minorHAnsi"/>
+          <w:sz w:val="25"/>
+          <w:szCs w:val="25"/>
+        </w:rPr>
+        <w:t xml:space="preserve">ke </w:t>
+      </w:r>
+      <w:r>
+        <w:rPr>
+          <w:rFonts w:cstheme="minorHAnsi"/>
+          <w:sz w:val="25"/>
+          <w:szCs w:val="25"/>
+        </w:rPr>
+        <w:t>H</w:t>
+      </w:r>
+      <w:r>
+        <w:rPr>
+          <w:rFonts w:cstheme="minorHAnsi"/>
+          <w:sz w:val="25"/>
+          <w:szCs w:val="25"/>
+        </w:rPr>
+        <w:t xml:space="preserve">ouse. </w:t>
       </w:r>
       <w:r>
         <w:rPr>
@@ -8455,7 +8352,7 @@
           <w:sz w:val="28"/>
           <w:szCs w:val="28"/>
         </w:rPr>
-        <w:t xml:space="preserve">PETOSKEY </w:t>
+        <w:t>LULU</w:t>
       </w:r>
       <w:r>
         <w:rPr>
@@ -8465,11 +8362,13 @@
           <w:sz w:val="28"/>
           <w:szCs w:val="28"/>
         </w:rPr>
-        <w:t>VAN OTTERLOO</w:t>
-      </w:r>
-      <w:r>
-        <w:rPr>
-          <w:rFonts w:cstheme="minorHAnsi"/>
+        <w:t xml:space="preserve"> VAN OTTERLOO</w:t>
+      </w:r>
+      <w:r>
+        <w:rPr>
+          <w:rFonts w:cstheme="minorHAnsi"/>
+          <w:b/>
+          <w:bCs/>
           <w:sz w:val="28"/>
           <w:szCs w:val="28"/>
         </w:rPr>
@@ -8478,66 +8377,12 @@
       <w:r>
         <w:rPr>
           <w:rFonts w:cstheme="minorHAnsi"/>
-          <w:sz w:val="28"/>
-          <w:szCs w:val="28"/>
-        </w:rPr>
-        <w:t xml:space="preserve">is </w:t>
-      </w:r>
-      <w:r>
-        <w:rPr>
-          <w:rFonts w:cstheme="minorHAnsi"/>
-          <w:sz w:val="28"/>
-          <w:szCs w:val="28"/>
-        </w:rPr>
-        <w:t>a 1</w:t>
-      </w:r>
-      <w:r>
-        <w:rPr>
-          <w:rFonts w:cstheme="minorHAnsi"/>
-          <w:sz w:val="28"/>
-          <w:szCs w:val="28"/>
-        </w:rPr>
-        <w:t>3</w:t>
-      </w:r>
-      <w:r>
-        <w:rPr>
-          <w:rFonts w:cstheme="minorHAnsi"/>
-          <w:sz w:val="28"/>
-          <w:szCs w:val="28"/>
-        </w:rPr>
-        <w:t>-year-old</w:t>
-      </w:r>
-      <w:r>
-        <w:rPr>
-          <w:rFonts w:cstheme="minorHAnsi"/>
-          <w:sz w:val="28"/>
-          <w:szCs w:val="28"/>
-        </w:rPr>
-        <w:t xml:space="preserve"> farm</w:t>
-      </w:r>
-      <w:r>
-        <w:rPr>
-          <w:rFonts w:cstheme="minorHAnsi"/>
-          <w:sz w:val="28"/>
-          <w:szCs w:val="28"/>
-        </w:rPr>
-        <w:t xml:space="preserve"> boy</w:t>
-      </w:r>
-      <w:r>
-        <w:rPr>
-          <w:rFonts w:cstheme="minorHAnsi"/>
-          <w:sz w:val="28"/>
-          <w:szCs w:val="28"/>
-        </w:rPr>
-        <w:t xml:space="preserve"> from </w:t>
-      </w:r>
-      <w:r>
-        <w:rPr>
-          <w:rFonts w:cstheme="minorHAnsi"/>
-          <w:sz w:val="28"/>
-          <w:szCs w:val="28"/>
-        </w:rPr>
-        <w:t>Skandia</w:t>
+          <w:b/>
+          <w:bCs/>
+          <w:sz w:val="28"/>
+          <w:szCs w:val="28"/>
+        </w:rPr>
+        <w:t>ABUGHOSH</w:t>
       </w:r>
       <w:r>
         <w:rPr>
@@ -8553,15 +8398,159 @@
           <w:sz w:val="28"/>
           <w:szCs w:val="28"/>
         </w:rPr>
-        <w:t>who loves wearing patterns</w:t>
-      </w:r>
-      <w:r>
-        <w:rPr>
-          <w:rFonts w:cstheme="minorHAnsi"/>
-          <w:sz w:val="28"/>
-          <w:szCs w:val="28"/>
-        </w:rPr>
-        <w:t xml:space="preserve"> and trapper hats</w:t>
+        <w:t>describes herself as a Middle Eastern girl in the middle of the Midwestern world.</w:t>
+      </w:r>
+      <w:r>
+        <w:rPr>
+          <w:rFonts w:cstheme="minorHAnsi"/>
+          <w:sz w:val="28"/>
+          <w:szCs w:val="28"/>
+        </w:rPr>
+        <w:t xml:space="preserve"> </w:t>
+      </w:r>
+      <w:r>
+        <w:rPr>
+          <w:rFonts w:cstheme="minorHAnsi"/>
+          <w:sz w:val="28"/>
+          <w:szCs w:val="28"/>
+        </w:rPr>
+        <w:t xml:space="preserve">A </w:t>
+      </w:r>
+      <w:r>
+        <w:rPr>
+          <w:rFonts w:cstheme="minorHAnsi"/>
+          <w:sz w:val="28"/>
+          <w:szCs w:val="28"/>
+        </w:rPr>
+        <w:t>13-year-old</w:t>
+      </w:r>
+      <w:r>
+        <w:rPr>
+          <w:rFonts w:cstheme="minorHAnsi"/>
+          <w:sz w:val="28"/>
+          <w:szCs w:val="28"/>
+        </w:rPr>
+        <w:t xml:space="preserve"> </w:t>
+      </w:r>
+      <w:r>
+        <w:rPr>
+          <w:rFonts w:cstheme="minorHAnsi"/>
+          <w:sz w:val="28"/>
+          <w:szCs w:val="28"/>
+        </w:rPr>
+        <w:t>born and raised in</w:t>
+      </w:r>
+      <w:r>
+        <w:rPr>
+          <w:rFonts w:cstheme="minorHAnsi"/>
+          <w:sz w:val="28"/>
+          <w:szCs w:val="28"/>
+        </w:rPr>
+        <w:t xml:space="preserve"> </w:t>
+      </w:r>
+      <w:r>
+        <w:rPr>
+          <w:rFonts w:cstheme="minorHAnsi"/>
+          <w:sz w:val="28"/>
+          <w:szCs w:val="28"/>
+        </w:rPr>
+        <w:t>Dearborn</w:t>
+      </w:r>
+      <w:r>
+        <w:rPr>
+          <w:rFonts w:cstheme="minorHAnsi"/>
+          <w:sz w:val="28"/>
+          <w:szCs w:val="28"/>
+        </w:rPr>
+        <w:t xml:space="preserve">, she </w:t>
+      </w:r>
+      <w:r>
+        <w:rPr>
+          <w:rFonts w:cstheme="minorHAnsi"/>
+          <w:sz w:val="28"/>
+          <w:szCs w:val="28"/>
+        </w:rPr>
+        <w:t>wears</w:t>
+      </w:r>
+      <w:r>
+        <w:rPr>
+          <w:rFonts w:cstheme="minorHAnsi"/>
+          <w:sz w:val="28"/>
+          <w:szCs w:val="28"/>
+        </w:rPr>
+        <w:t xml:space="preserve"> solid colors</w:t>
+      </w:r>
+      <w:r>
+        <w:rPr>
+          <w:rFonts w:cstheme="minorHAnsi"/>
+          <w:sz w:val="28"/>
+          <w:szCs w:val="28"/>
+        </w:rPr>
+        <w:t>, hoping</w:t>
+      </w:r>
+      <w:r>
+        <w:rPr>
+          <w:rFonts w:cstheme="minorHAnsi"/>
+          <w:sz w:val="28"/>
+          <w:szCs w:val="28"/>
+        </w:rPr>
+        <w:t xml:space="preserve"> to </w:t>
+      </w:r>
+      <w:r>
+        <w:rPr>
+          <w:rFonts w:cstheme="minorHAnsi"/>
+          <w:sz w:val="28"/>
+          <w:szCs w:val="28"/>
+        </w:rPr>
+        <w:t>collect</w:t>
+      </w:r>
+      <w:r>
+        <w:rPr>
+          <w:rFonts w:cstheme="minorHAnsi"/>
+          <w:sz w:val="28"/>
+          <w:szCs w:val="28"/>
+        </w:rPr>
+        <w:t xml:space="preserve"> better rocks than</w:t>
+      </w:r>
+      <w:r>
+        <w:rPr>
+          <w:rFonts w:cstheme="minorHAnsi"/>
+          <w:sz w:val="28"/>
+          <w:szCs w:val="28"/>
+        </w:rPr>
+        <w:t xml:space="preserve"> </w:t>
+      </w:r>
+      <w:r>
+        <w:rPr>
+          <w:rFonts w:cstheme="minorHAnsi"/>
+          <w:sz w:val="28"/>
+          <w:szCs w:val="28"/>
+        </w:rPr>
+        <w:t>Cousin</w:t>
+      </w:r>
+      <w:r>
+        <w:rPr>
+          <w:rFonts w:cstheme="minorHAnsi"/>
+          <w:sz w:val="28"/>
+          <w:szCs w:val="28"/>
+        </w:rPr>
+        <w:t xml:space="preserve"> Petoskey </w:t>
+      </w:r>
+      <w:r>
+        <w:rPr>
+          <w:rFonts w:cstheme="minorHAnsi"/>
+          <w:sz w:val="28"/>
+          <w:szCs w:val="28"/>
+        </w:rPr>
+        <w:t>every</w:t>
+      </w:r>
+      <w:r>
+        <w:rPr>
+          <w:rFonts w:cstheme="minorHAnsi"/>
+          <w:sz w:val="28"/>
+          <w:szCs w:val="28"/>
+        </w:rPr>
+        <w:t xml:space="preserve"> year</w:t>
       </w:r>
       <w:r>
         <w:rPr>
@@ -8577,7 +8566,113 @@
           <w:sz w:val="28"/>
           <w:szCs w:val="28"/>
         </w:rPr>
-        <w:t>H</w:t>
+        <w:t xml:space="preserve">She is writing </w:t>
+      </w:r>
+      <w:r>
+        <w:rPr>
+          <w:rFonts w:cstheme="minorHAnsi"/>
+          <w:i/>
+          <w:iCs/>
+          <w:sz w:val="28"/>
+          <w:szCs w:val="28"/>
+        </w:rPr>
+        <w:t>Dearborn</w:t>
+      </w:r>
+      <w:r>
+        <w:rPr>
+          <w:rFonts w:cstheme="minorHAnsi"/>
+          <w:sz w:val="28"/>
+          <w:szCs w:val="28"/>
+        </w:rPr>
+        <w:t xml:space="preserve">, </w:t>
+      </w:r>
+      <w:r>
+        <w:rPr>
+          <w:rFonts w:cstheme="minorHAnsi"/>
+          <w:sz w:val="28"/>
+          <w:szCs w:val="28"/>
+        </w:rPr>
+        <w:t xml:space="preserve">a musical </w:t>
+      </w:r>
+      <w:r>
+        <w:rPr>
+          <w:rFonts w:cstheme="minorHAnsi"/>
+          <w:sz w:val="28"/>
+          <w:szCs w:val="28"/>
+        </w:rPr>
+        <w:t>about deer</w:t>
+      </w:r>
+      <w:r>
+        <w:rPr>
+          <w:rFonts w:cstheme="minorHAnsi"/>
+          <w:sz w:val="28"/>
+          <w:szCs w:val="28"/>
+        </w:rPr>
+        <w:t xml:space="preserve"> </w:t>
+      </w:r>
+      <w:r>
+        <w:rPr>
+          <w:rFonts w:cstheme="minorHAnsi"/>
+          <w:sz w:val="28"/>
+          <w:szCs w:val="28"/>
+        </w:rPr>
+        <w:t xml:space="preserve">navigating the </w:t>
+      </w:r>
+      <w:r>
+        <w:rPr>
+          <w:rFonts w:cstheme="minorHAnsi"/>
+          <w:sz w:val="28"/>
+          <w:szCs w:val="28"/>
+        </w:rPr>
+        <w:t>talking</w:t>
+      </w:r>
+      <w:r>
+        <w:rPr>
+          <w:rFonts w:cstheme="minorHAnsi"/>
+          <w:sz w:val="28"/>
+          <w:szCs w:val="28"/>
+        </w:rPr>
+        <w:t xml:space="preserve"> Great Lakes. </w:t>
+      </w:r>
+      <w:r>
+        <w:rPr>
+          <w:rFonts w:cstheme="minorHAnsi"/>
+          <w:sz w:val="28"/>
+          <w:szCs w:val="28"/>
+        </w:rPr>
+        <w:t>She</w:t>
+      </w:r>
+      <w:r>
+        <w:rPr>
+          <w:rFonts w:cstheme="minorHAnsi"/>
+          <w:sz w:val="28"/>
+          <w:szCs w:val="28"/>
+        </w:rPr>
+        <w:t xml:space="preserve"> plays banjo and is</w:t>
+      </w:r>
+      <w:r>
+        <w:rPr>
+          <w:rFonts w:cstheme="minorHAnsi"/>
+          <w:sz w:val="28"/>
+          <w:szCs w:val="28"/>
+        </w:rPr>
+        <w:t xml:space="preserve"> Iggy Pop</w:t>
+      </w:r>
+      <w:r>
+        <w:rPr>
+          <w:rFonts w:cstheme="minorHAnsi"/>
+          <w:sz w:val="28"/>
+          <w:szCs w:val="28"/>
+        </w:rPr>
+        <w:t>’s biggest fan</w:t>
+      </w:r>
+      <w:r>
+        <w:rPr>
+          <w:rFonts w:cstheme="minorHAnsi"/>
+          <w:sz w:val="28"/>
+          <w:szCs w:val="28"/>
+        </w:rPr>
+        <w:t xml:space="preserve">. Her name </w:t>
       </w:r>
       <w:r>
         <w:rPr>
@@ -8590,78 +8685,16 @@
       <w:r>
         <w:rPr>
           <w:rFonts w:cstheme="minorHAnsi"/>
-          <w:sz w:val="28"/>
-          <w:szCs w:val="28"/>
-        </w:rPr>
-        <w:t xml:space="preserve"> only connection to </w:t>
-      </w:r>
-      <w:r>
-        <w:rPr>
-          <w:rFonts w:cstheme="minorHAnsi"/>
-          <w:sz w:val="28"/>
-          <w:szCs w:val="28"/>
-        </w:rPr>
-        <w:t xml:space="preserve">his </w:t>
-      </w:r>
-      <w:r>
-        <w:rPr>
-          <w:rFonts w:cstheme="minorHAnsi"/>
-          <w:sz w:val="28"/>
-          <w:szCs w:val="28"/>
-        </w:rPr>
-        <w:t xml:space="preserve">extended family happens </w:t>
-      </w:r>
-      <w:r>
-        <w:rPr>
-          <w:rFonts w:cstheme="minorHAnsi"/>
-          <w:sz w:val="28"/>
-          <w:szCs w:val="28"/>
-        </w:rPr>
-        <w:t xml:space="preserve">only </w:t>
-      </w:r>
-      <w:r>
-        <w:rPr>
-          <w:rFonts w:cstheme="minorHAnsi"/>
-          <w:sz w:val="28"/>
-          <w:szCs w:val="28"/>
-        </w:rPr>
-        <w:t xml:space="preserve">on </w:t>
-      </w:r>
-      <w:r>
-        <w:rPr>
-          <w:rFonts w:cstheme="minorHAnsi"/>
-          <w:sz w:val="28"/>
-          <w:szCs w:val="28"/>
-        </w:rPr>
-        <w:t xml:space="preserve">the annual </w:t>
-      </w:r>
-      <w:r>
-        <w:rPr>
-          <w:rFonts w:cstheme="minorHAnsi"/>
-          <w:sz w:val="28"/>
-          <w:szCs w:val="28"/>
-        </w:rPr>
-        <w:t xml:space="preserve">Harbor Days in Elk Rapids. </w:t>
-      </w:r>
-      <w:r>
-        <w:rPr>
-          <w:rFonts w:cstheme="minorHAnsi"/>
-          <w:sz w:val="28"/>
-          <w:szCs w:val="28"/>
-        </w:rPr>
-        <w:t>H</w:t>
-      </w:r>
-      <w:r>
-        <w:rPr>
-          <w:rFonts w:cstheme="minorHAnsi"/>
-          <w:sz w:val="28"/>
-          <w:szCs w:val="28"/>
-        </w:rPr>
-        <w:t>e</w:t>
-      </w:r>
-      <w:r>
-        <w:rPr>
-          <w:rFonts w:cstheme="minorHAnsi"/>
+          <w:noProof/>
+          <w:sz w:val="28"/>
+          <w:szCs w:val="28"/>
+        </w:rPr>
+        <w:t xml:space="preserve"> Arabic</w:t>
+      </w:r>
+      <w:r>
+        <w:rPr>
+          <w:rFonts w:cstheme="minorHAnsi"/>
+          <w:noProof/>
           <w:sz w:val="28"/>
           <w:szCs w:val="28"/>
         </w:rPr>
@@ -8670,74 +8703,38 @@
       <w:r>
         <w:rPr>
           <w:rFonts w:cstheme="minorHAnsi"/>
-          <w:sz w:val="28"/>
-          <w:szCs w:val="28"/>
-        </w:rPr>
-        <w:t>connects with his ancestors through</w:t>
-      </w:r>
-      <w:r>
-        <w:rPr>
-          <w:rFonts w:cstheme="minorHAnsi"/>
-          <w:sz w:val="28"/>
-          <w:szCs w:val="28"/>
-        </w:rPr>
-        <w:t xml:space="preserve"> his </w:t>
-      </w:r>
-      <w:r>
-        <w:rPr>
-          <w:rFonts w:cstheme="minorHAnsi"/>
-          <w:sz w:val="28"/>
-          <w:szCs w:val="28"/>
-        </w:rPr>
-        <w:t>heart-shaped Petos</w:t>
-      </w:r>
-      <w:r>
-        <w:rPr>
-          <w:rFonts w:cstheme="minorHAnsi"/>
-          <w:sz w:val="28"/>
-          <w:szCs w:val="28"/>
-        </w:rPr>
-        <w:t>ke</w:t>
-      </w:r>
-      <w:r>
-        <w:rPr>
-          <w:rFonts w:cstheme="minorHAnsi"/>
-          <w:sz w:val="28"/>
-          <w:szCs w:val="28"/>
-        </w:rPr>
-        <w:t xml:space="preserve">y </w:t>
-      </w:r>
-      <w:r>
-        <w:rPr>
-          <w:rFonts w:cstheme="minorHAnsi"/>
-          <w:sz w:val="28"/>
-          <w:szCs w:val="28"/>
-        </w:rPr>
-        <w:t>heirloom</w:t>
-      </w:r>
-      <w:r>
-        <w:rPr>
-          <w:rFonts w:cstheme="minorHAnsi"/>
-          <w:sz w:val="28"/>
-          <w:szCs w:val="28"/>
-        </w:rPr>
-        <w:t xml:space="preserve"> with an elk </w:t>
-      </w:r>
-      <w:r>
-        <w:rPr>
-          <w:rFonts w:cstheme="minorHAnsi"/>
-          <w:sz w:val="28"/>
-          <w:szCs w:val="28"/>
-        </w:rPr>
-        <w:t>symbol</w:t>
-      </w:r>
-      <w:r>
-        <w:rPr>
-          <w:rFonts w:cstheme="minorHAnsi"/>
+          <w:noProof/>
+          <w:sz w:val="28"/>
+          <w:szCs w:val="28"/>
+        </w:rPr>
+        <w:t>meaning</w:t>
+      </w:r>
+      <w:r>
+        <w:rPr>
+          <w:rFonts w:cstheme="minorHAnsi"/>
+          <w:noProof/>
+          <w:sz w:val="28"/>
+          <w:szCs w:val="28"/>
+        </w:rPr>
+        <w:t xml:space="preserve"> “pearl</w:t>
+      </w:r>
+      <w:r>
+        <w:rPr>
+          <w:rFonts w:cstheme="minorHAnsi"/>
+          <w:noProof/>
           <w:sz w:val="28"/>
           <w:szCs w:val="28"/>
         </w:rPr>
         <w:t>.</w:t>
+      </w:r>
+      <w:r>
+        <w:rPr>
+          <w:rFonts w:cstheme="minorHAnsi"/>
+          <w:noProof/>
+          <w:sz w:val="28"/>
+          <w:szCs w:val="28"/>
+        </w:rPr>
+        <w:t>”</w:t>
       </w:r>
     </w:p>
     <w:p>
@@ -8760,7 +8757,7 @@
           <w:sz w:val="28"/>
           <w:szCs w:val="28"/>
         </w:rPr>
-        <w:t xml:space="preserve">LIZZIE </w:t>
+        <w:t xml:space="preserve">PETOSKEY </w:t>
       </w:r>
       <w:r>
         <w:rPr>
@@ -8770,16 +8767,6 @@
           <w:sz w:val="28"/>
           <w:szCs w:val="28"/>
         </w:rPr>
-        <w:t xml:space="preserve">GLYNN </w:t>
-      </w:r>
-      <w:r>
-        <w:rPr>
-          <w:rFonts w:cstheme="minorHAnsi"/>
-          <w:b/>
-          <w:bCs/>
-          <w:sz w:val="28"/>
-          <w:szCs w:val="28"/>
-        </w:rPr>
         <w:t>VAN OTTERLOO</w:t>
       </w:r>
       <w:r>
@@ -8788,38 +8775,6 @@
           <w:sz w:val="28"/>
           <w:szCs w:val="28"/>
         </w:rPr>
-        <w:t xml:space="preserve"> is </w:t>
-      </w:r>
-      <w:r>
-        <w:rPr>
-          <w:rFonts w:cstheme="minorHAnsi"/>
-          <w:sz w:val="28"/>
-          <w:szCs w:val="28"/>
-        </w:rPr>
-        <w:t>Petoskey</w:t>
-      </w:r>
-      <w:r>
-        <w:rPr>
-          <w:rFonts w:cstheme="minorHAnsi"/>
-          <w:sz w:val="28"/>
-          <w:szCs w:val="28"/>
-        </w:rPr>
-        <w:t>’s mother</w:t>
-      </w:r>
-      <w:r>
-        <w:rPr>
-          <w:rFonts w:cstheme="minorHAnsi"/>
-          <w:sz w:val="28"/>
-          <w:szCs w:val="28"/>
-        </w:rPr>
-        <w:t xml:space="preserve"> and narrator</w:t>
-      </w:r>
-      <w:r>
-        <w:rPr>
-          <w:rFonts w:cstheme="minorHAnsi"/>
-          <w:sz w:val="28"/>
-          <w:szCs w:val="28"/>
-        </w:rPr>
         <w:t xml:space="preserve"> </w:t>
       </w:r>
       <w:r>
@@ -8828,15 +8783,247 @@
           <w:sz w:val="28"/>
           <w:szCs w:val="28"/>
         </w:rPr>
-        <w:t>in</w:t>
-      </w:r>
-      <w:r>
-        <w:rPr>
-          <w:rFonts w:cstheme="minorHAnsi"/>
-          <w:sz w:val="28"/>
-          <w:szCs w:val="28"/>
-        </w:rPr>
-        <w:t xml:space="preserve"> Skandia</w:t>
+        <w:t>describes himself as a rocky</w:t>
+      </w:r>
+      <w:r>
+        <w:rPr>
+          <w:rFonts w:cstheme="minorHAnsi"/>
+          <w:sz w:val="28"/>
+          <w:szCs w:val="28"/>
+        </w:rPr>
+        <w:t xml:space="preserve"> Yooper</w:t>
+      </w:r>
+      <w:r>
+        <w:rPr>
+          <w:rFonts w:cstheme="minorHAnsi"/>
+          <w:sz w:val="28"/>
+          <w:szCs w:val="28"/>
+        </w:rPr>
+        <w:t xml:space="preserve"> farm boy </w:t>
+      </w:r>
+      <w:r>
+        <w:rPr>
+          <w:rFonts w:cstheme="minorHAnsi"/>
+          <w:sz w:val="28"/>
+          <w:szCs w:val="28"/>
+        </w:rPr>
+        <w:t>skipping</w:t>
+      </w:r>
+      <w:r>
+        <w:rPr>
+          <w:rFonts w:cstheme="minorHAnsi"/>
+          <w:sz w:val="28"/>
+          <w:szCs w:val="28"/>
+        </w:rPr>
+        <w:t xml:space="preserve"> the</w:t>
+      </w:r>
+      <w:r>
+        <w:rPr>
+          <w:rFonts w:cstheme="minorHAnsi"/>
+          <w:sz w:val="28"/>
+          <w:szCs w:val="28"/>
+        </w:rPr>
+        <w:t xml:space="preserve"> </w:t>
+      </w:r>
+      <w:r>
+        <w:rPr>
+          <w:rFonts w:cstheme="minorHAnsi"/>
+          <w:sz w:val="28"/>
+          <w:szCs w:val="28"/>
+        </w:rPr>
+        <w:t>Great Lakes</w:t>
+      </w:r>
+      <w:r>
+        <w:rPr>
+          <w:rFonts w:cstheme="minorHAnsi"/>
+          <w:sz w:val="28"/>
+          <w:szCs w:val="28"/>
+        </w:rPr>
+        <w:t xml:space="preserve"> water</w:t>
+      </w:r>
+      <w:r>
+        <w:rPr>
+          <w:rFonts w:cstheme="minorHAnsi"/>
+          <w:sz w:val="28"/>
+          <w:szCs w:val="28"/>
+        </w:rPr>
+        <w:t>. A 1</w:t>
+      </w:r>
+      <w:r>
+        <w:rPr>
+          <w:rFonts w:cstheme="minorHAnsi"/>
+          <w:sz w:val="28"/>
+          <w:szCs w:val="28"/>
+        </w:rPr>
+        <w:t>3</w:t>
+      </w:r>
+      <w:r>
+        <w:rPr>
+          <w:rFonts w:cstheme="minorHAnsi"/>
+          <w:sz w:val="28"/>
+          <w:szCs w:val="28"/>
+        </w:rPr>
+        <w:t>-year-old</w:t>
+      </w:r>
+      <w:r>
+        <w:rPr>
+          <w:rFonts w:cstheme="minorHAnsi"/>
+          <w:sz w:val="28"/>
+          <w:szCs w:val="28"/>
+        </w:rPr>
+        <w:t xml:space="preserve"> </w:t>
+      </w:r>
+      <w:r>
+        <w:rPr>
+          <w:rFonts w:cstheme="minorHAnsi"/>
+          <w:sz w:val="28"/>
+          <w:szCs w:val="28"/>
+        </w:rPr>
+        <w:t xml:space="preserve">from </w:t>
+      </w:r>
+      <w:r>
+        <w:rPr>
+          <w:rFonts w:cstheme="minorHAnsi"/>
+          <w:sz w:val="28"/>
+          <w:szCs w:val="28"/>
+        </w:rPr>
+        <w:t>Skandia</w:t>
+      </w:r>
+      <w:r>
+        <w:rPr>
+          <w:rFonts w:cstheme="minorHAnsi"/>
+          <w:sz w:val="28"/>
+          <w:szCs w:val="28"/>
+        </w:rPr>
+        <w:t xml:space="preserve">, he </w:t>
+      </w:r>
+      <w:r>
+        <w:rPr>
+          <w:rFonts w:cstheme="minorHAnsi"/>
+          <w:sz w:val="28"/>
+          <w:szCs w:val="28"/>
+        </w:rPr>
+        <w:t>wears</w:t>
+      </w:r>
+      <w:r>
+        <w:rPr>
+          <w:rFonts w:cstheme="minorHAnsi"/>
+          <w:sz w:val="28"/>
+          <w:szCs w:val="28"/>
+        </w:rPr>
+        <w:t xml:space="preserve"> </w:t>
+      </w:r>
+      <w:r>
+        <w:rPr>
+          <w:rFonts w:cstheme="minorHAnsi"/>
+          <w:sz w:val="28"/>
+          <w:szCs w:val="28"/>
+        </w:rPr>
+        <w:t>patterns</w:t>
+      </w:r>
+      <w:r>
+        <w:rPr>
+          <w:rFonts w:cstheme="minorHAnsi"/>
+          <w:sz w:val="28"/>
+          <w:szCs w:val="28"/>
+        </w:rPr>
+        <w:t xml:space="preserve"> and trapper hats</w:t>
+      </w:r>
+      <w:r>
+        <w:rPr>
+          <w:rFonts w:cstheme="minorHAnsi"/>
+          <w:sz w:val="28"/>
+          <w:szCs w:val="28"/>
+        </w:rPr>
+        <w:t xml:space="preserve">. </w:t>
+      </w:r>
+      <w:r>
+        <w:rPr>
+          <w:rFonts w:cstheme="minorHAnsi"/>
+          <w:sz w:val="28"/>
+          <w:szCs w:val="28"/>
+        </w:rPr>
+        <w:t>H</w:t>
+      </w:r>
+      <w:r>
+        <w:rPr>
+          <w:rFonts w:cstheme="minorHAnsi"/>
+          <w:sz w:val="28"/>
+          <w:szCs w:val="28"/>
+        </w:rPr>
+        <w:t>e</w:t>
+      </w:r>
+      <w:r>
+        <w:rPr>
+          <w:rFonts w:cstheme="minorHAnsi"/>
+          <w:sz w:val="28"/>
+          <w:szCs w:val="28"/>
+        </w:rPr>
+        <w:t xml:space="preserve"> </w:t>
+      </w:r>
+      <w:r>
+        <w:rPr>
+          <w:rFonts w:cstheme="minorHAnsi"/>
+          <w:sz w:val="28"/>
+          <w:szCs w:val="28"/>
+        </w:rPr>
+        <w:t>connects with his ancestors through</w:t>
+      </w:r>
+      <w:r>
+        <w:rPr>
+          <w:rFonts w:cstheme="minorHAnsi"/>
+          <w:sz w:val="28"/>
+          <w:szCs w:val="28"/>
+        </w:rPr>
+        <w:t xml:space="preserve"> his </w:t>
+      </w:r>
+      <w:r>
+        <w:rPr>
+          <w:rFonts w:cstheme="minorHAnsi"/>
+          <w:sz w:val="28"/>
+          <w:szCs w:val="28"/>
+        </w:rPr>
+        <w:t>heart-shaped Petos</w:t>
+      </w:r>
+      <w:r>
+        <w:rPr>
+          <w:rFonts w:cstheme="minorHAnsi"/>
+          <w:sz w:val="28"/>
+          <w:szCs w:val="28"/>
+        </w:rPr>
+        <w:t>ke</w:t>
+      </w:r>
+      <w:r>
+        <w:rPr>
+          <w:rFonts w:cstheme="minorHAnsi"/>
+          <w:sz w:val="28"/>
+          <w:szCs w:val="28"/>
+        </w:rPr>
+        <w:t xml:space="preserve">y </w:t>
+      </w:r>
+      <w:r>
+        <w:rPr>
+          <w:rFonts w:cstheme="minorHAnsi"/>
+          <w:sz w:val="28"/>
+          <w:szCs w:val="28"/>
+        </w:rPr>
+        <w:t>heirloom</w:t>
+      </w:r>
+      <w:r>
+        <w:rPr>
+          <w:rFonts w:cstheme="minorHAnsi"/>
+          <w:sz w:val="28"/>
+          <w:szCs w:val="28"/>
+        </w:rPr>
+        <w:t xml:space="preserve"> with an elk </w:t>
+      </w:r>
+      <w:r>
+        <w:rPr>
+          <w:rFonts w:cstheme="minorHAnsi"/>
+          <w:sz w:val="28"/>
+          <w:szCs w:val="28"/>
+        </w:rPr>
+        <w:t>symbol</w:t>
       </w:r>
       <w:r>
         <w:rPr>
@@ -8852,167 +9039,15 @@
           <w:sz w:val="28"/>
           <w:szCs w:val="28"/>
         </w:rPr>
-        <w:t xml:space="preserve"> After </w:t>
-      </w:r>
-      <w:r>
-        <w:rPr>
-          <w:rFonts w:cstheme="minorHAnsi"/>
-          <w:sz w:val="28"/>
-          <w:szCs w:val="28"/>
-        </w:rPr>
-        <w:t xml:space="preserve">a tragedy </w:t>
-      </w:r>
-      <w:r>
-        <w:rPr>
-          <w:rFonts w:cstheme="minorHAnsi"/>
-          <w:sz w:val="28"/>
-          <w:szCs w:val="28"/>
-        </w:rPr>
-        <w:t>in 200</w:t>
-      </w:r>
-      <w:r>
-        <w:rPr>
-          <w:rFonts w:cstheme="minorHAnsi"/>
-          <w:sz w:val="28"/>
-          <w:szCs w:val="28"/>
-        </w:rPr>
-        <w:t>8</w:t>
-      </w:r>
-      <w:r>
-        <w:rPr>
-          <w:rFonts w:cstheme="minorHAnsi"/>
-          <w:sz w:val="28"/>
-          <w:szCs w:val="28"/>
-        </w:rPr>
-        <w:t xml:space="preserve">, </w:t>
-      </w:r>
-      <w:r>
-        <w:rPr>
-          <w:rFonts w:cstheme="minorHAnsi"/>
-          <w:sz w:val="28"/>
-          <w:szCs w:val="28"/>
-        </w:rPr>
-        <w:t>she</w:t>
-      </w:r>
-      <w:r>
-        <w:rPr>
-          <w:rFonts w:cstheme="minorHAnsi"/>
-          <w:sz w:val="28"/>
-          <w:szCs w:val="28"/>
-        </w:rPr>
-        <w:t xml:space="preserve"> </w:t>
-      </w:r>
-      <w:r>
-        <w:rPr>
-          <w:rFonts w:cstheme="minorHAnsi"/>
-          <w:sz w:val="28"/>
-          <w:szCs w:val="28"/>
-        </w:rPr>
-        <w:t>stops</w:t>
-      </w:r>
-      <w:r>
-        <w:rPr>
-          <w:rFonts w:cstheme="minorHAnsi"/>
-          <w:sz w:val="28"/>
-          <w:szCs w:val="28"/>
-        </w:rPr>
-        <w:t xml:space="preserve"> cross</w:t>
-      </w:r>
-      <w:r>
-        <w:rPr>
-          <w:rFonts w:cstheme="minorHAnsi"/>
-          <w:sz w:val="28"/>
-          <w:szCs w:val="28"/>
-        </w:rPr>
-        <w:t>ing</w:t>
-      </w:r>
-      <w:r>
-        <w:rPr>
-          <w:rFonts w:cstheme="minorHAnsi"/>
-          <w:sz w:val="28"/>
-          <w:szCs w:val="28"/>
-        </w:rPr>
-        <w:t xml:space="preserve"> the Mackinac Bridge to attend</w:t>
-      </w:r>
-      <w:r>
-        <w:rPr>
-          <w:rFonts w:cstheme="minorHAnsi"/>
-          <w:sz w:val="28"/>
-          <w:szCs w:val="28"/>
-        </w:rPr>
-        <w:t xml:space="preserve"> Harbor Days and </w:t>
-      </w:r>
-      <w:r>
-        <w:rPr>
-          <w:rFonts w:cstheme="minorHAnsi"/>
-          <w:sz w:val="28"/>
-          <w:szCs w:val="28"/>
-        </w:rPr>
-        <w:t>all</w:t>
-      </w:r>
-      <w:r>
-        <w:rPr>
-          <w:rFonts w:cstheme="minorHAnsi"/>
-          <w:sz w:val="28"/>
-          <w:szCs w:val="28"/>
-        </w:rPr>
-        <w:t xml:space="preserve"> family gatherings</w:t>
-      </w:r>
-      <w:r>
-        <w:rPr>
-          <w:rFonts w:cstheme="minorHAnsi"/>
-          <w:sz w:val="28"/>
-          <w:szCs w:val="28"/>
-        </w:rPr>
-        <w:t xml:space="preserve">. </w:t>
-      </w:r>
-      <w:r>
-        <w:rPr>
-          <w:rFonts w:cstheme="minorHAnsi"/>
-          <w:sz w:val="28"/>
-          <w:szCs w:val="28"/>
-        </w:rPr>
-        <w:t>Liz</w:t>
-      </w:r>
-      <w:r>
-        <w:rPr>
-          <w:rFonts w:cstheme="minorHAnsi"/>
-          <w:sz w:val="28"/>
-          <w:szCs w:val="28"/>
-        </w:rPr>
-        <w:t xml:space="preserve"> </w:t>
-      </w:r>
-      <w:r>
-        <w:rPr>
-          <w:rFonts w:cstheme="minorHAnsi"/>
-          <w:sz w:val="28"/>
-          <w:szCs w:val="28"/>
-        </w:rPr>
-        <w:t xml:space="preserve">is a proud </w:t>
-      </w:r>
-      <w:r>
-        <w:rPr>
-          <w:rFonts w:cstheme="minorHAnsi"/>
-          <w:sz w:val="28"/>
-          <w:szCs w:val="28"/>
-        </w:rPr>
-        <w:t xml:space="preserve">farm girl </w:t>
-      </w:r>
-      <w:r>
-        <w:rPr>
-          <w:rFonts w:cstheme="minorHAnsi"/>
-          <w:sz w:val="28"/>
-          <w:szCs w:val="28"/>
-        </w:rPr>
-        <w:t>Yooper</w:t>
-      </w:r>
-      <w:r>
-        <w:rPr>
-          <w:rFonts w:cstheme="minorHAnsi"/>
-          <w:sz w:val="28"/>
-          <w:szCs w:val="28"/>
-        </w:rPr>
-        <w:t>. Michigan State.</w:t>
+        <w:t xml:space="preserve"> He </w:t>
+      </w:r>
+      <w:r>
+        <w:rPr>
+          <w:rFonts w:cstheme="minorHAnsi"/>
+          <w:sz w:val="28"/>
+          <w:szCs w:val="28"/>
+        </w:rPr>
+        <w:t>loves to go fishing; he just needs a parent to do it with.</w:t>
       </w:r>
     </w:p>
     <w:p>
@@ -9035,7 +9070,7 @@
           <w:sz w:val="28"/>
           <w:szCs w:val="28"/>
         </w:rPr>
-        <w:t xml:space="preserve">PETEY </w:t>
+        <w:t xml:space="preserve">LIZZIE </w:t>
       </w:r>
       <w:r>
         <w:rPr>
@@ -9045,6 +9080,16 @@
           <w:sz w:val="28"/>
           <w:szCs w:val="28"/>
         </w:rPr>
+        <w:t xml:space="preserve">GLYNN </w:t>
+      </w:r>
+      <w:r>
+        <w:rPr>
+          <w:rFonts w:cstheme="minorHAnsi"/>
+          <w:b/>
+          <w:bCs/>
+          <w:sz w:val="28"/>
+          <w:szCs w:val="28"/>
+        </w:rPr>
         <w:t>VAN OTTERLOO</w:t>
       </w:r>
       <w:r>
@@ -9053,6 +9098,38 @@
           <w:sz w:val="28"/>
           <w:szCs w:val="28"/>
         </w:rPr>
+        <w:t xml:space="preserve"> is </w:t>
+      </w:r>
+      <w:r>
+        <w:rPr>
+          <w:rFonts w:cstheme="minorHAnsi"/>
+          <w:sz w:val="28"/>
+          <w:szCs w:val="28"/>
+        </w:rPr>
+        <w:t>Petoskey</w:t>
+      </w:r>
+      <w:r>
+        <w:rPr>
+          <w:rFonts w:cstheme="minorHAnsi"/>
+          <w:sz w:val="28"/>
+          <w:szCs w:val="28"/>
+        </w:rPr>
+        <w:t>’s mother</w:t>
+      </w:r>
+      <w:r>
+        <w:rPr>
+          <w:rFonts w:cstheme="minorHAnsi"/>
+          <w:sz w:val="28"/>
+          <w:szCs w:val="28"/>
+        </w:rPr>
+        <w:t xml:space="preserve"> and narrator</w:t>
+      </w:r>
+      <w:r>
+        <w:rPr>
+          <w:rFonts w:cstheme="minorHAnsi"/>
+          <w:sz w:val="28"/>
+          <w:szCs w:val="28"/>
+        </w:rPr>
         <w:t xml:space="preserve"> </w:t>
       </w:r>
       <w:r>
@@ -9061,15 +9138,55 @@
           <w:sz w:val="28"/>
           <w:szCs w:val="28"/>
         </w:rPr>
-        <w:t>is</w:t>
-      </w:r>
-      <w:r>
-        <w:rPr>
-          <w:rFonts w:cstheme="minorHAnsi"/>
-          <w:sz w:val="28"/>
-          <w:szCs w:val="28"/>
-        </w:rPr>
-        <w:t xml:space="preserve"> Petoskey’s father</w:t>
+        <w:t>in</w:t>
+      </w:r>
+      <w:r>
+        <w:rPr>
+          <w:rFonts w:cstheme="minorHAnsi"/>
+          <w:sz w:val="28"/>
+          <w:szCs w:val="28"/>
+        </w:rPr>
+        <w:t xml:space="preserve"> Skandia</w:t>
+      </w:r>
+      <w:r>
+        <w:rPr>
+          <w:rFonts w:cstheme="minorHAnsi"/>
+          <w:sz w:val="28"/>
+          <w:szCs w:val="28"/>
+        </w:rPr>
+        <w:t>.</w:t>
+      </w:r>
+      <w:r>
+        <w:rPr>
+          <w:rFonts w:cstheme="minorHAnsi"/>
+          <w:sz w:val="28"/>
+          <w:szCs w:val="28"/>
+        </w:rPr>
+        <w:t xml:space="preserve"> After </w:t>
+      </w:r>
+      <w:r>
+        <w:rPr>
+          <w:rFonts w:cstheme="minorHAnsi"/>
+          <w:sz w:val="28"/>
+          <w:szCs w:val="28"/>
+        </w:rPr>
+        <w:t xml:space="preserve">a tragedy </w:t>
+      </w:r>
+      <w:r>
+        <w:rPr>
+          <w:rFonts w:cstheme="minorHAnsi"/>
+          <w:sz w:val="28"/>
+          <w:szCs w:val="28"/>
+        </w:rPr>
+        <w:t>in 200</w:t>
+      </w:r>
+      <w:r>
+        <w:rPr>
+          <w:rFonts w:cstheme="minorHAnsi"/>
+          <w:sz w:val="28"/>
+          <w:szCs w:val="28"/>
+        </w:rPr>
+        <w:t>8</w:t>
       </w:r>
       <w:r>
         <w:rPr>
@@ -9085,55 +9202,7 @@
           <w:sz w:val="28"/>
           <w:szCs w:val="28"/>
         </w:rPr>
-        <w:t>Liz’s husband</w:t>
-      </w:r>
-      <w:r>
-        <w:rPr>
-          <w:rFonts w:cstheme="minorHAnsi"/>
-          <w:sz w:val="28"/>
-          <w:szCs w:val="28"/>
-        </w:rPr>
-        <w:t xml:space="preserve">, and </w:t>
-      </w:r>
-      <w:r>
-        <w:rPr>
-          <w:rFonts w:cstheme="minorHAnsi"/>
-          <w:sz w:val="28"/>
-          <w:szCs w:val="28"/>
-        </w:rPr>
-        <w:t xml:space="preserve">Willy and Milly’s only son of four. </w:t>
-      </w:r>
-      <w:r>
-        <w:rPr>
-          <w:rFonts w:cstheme="minorHAnsi"/>
-          <w:sz w:val="28"/>
-          <w:szCs w:val="28"/>
-        </w:rPr>
-        <w:t xml:space="preserve">Every Harbor Days, he </w:t>
-      </w:r>
-      <w:r>
-        <w:rPr>
-          <w:rFonts w:cstheme="minorHAnsi"/>
-          <w:sz w:val="28"/>
-          <w:szCs w:val="28"/>
-        </w:rPr>
-        <w:t xml:space="preserve">would be the first </w:t>
-      </w:r>
-      <w:r>
-        <w:rPr>
-          <w:rFonts w:cstheme="minorHAnsi"/>
-          <w:sz w:val="28"/>
-          <w:szCs w:val="28"/>
-        </w:rPr>
-        <w:t>to</w:t>
-      </w:r>
-      <w:r>
-        <w:rPr>
-          <w:rFonts w:cstheme="minorHAnsi"/>
-          <w:sz w:val="28"/>
-          <w:szCs w:val="28"/>
-        </w:rPr>
-        <w:t xml:space="preserve"> wake everyone up.</w:t>
+        <w:t>she</w:t>
       </w:r>
       <w:r>
         <w:rPr>
@@ -9149,23 +9218,63 @@
           <w:sz w:val="28"/>
           <w:szCs w:val="28"/>
         </w:rPr>
-        <w:t xml:space="preserve">During the recession, </w:t>
-      </w:r>
-      <w:r>
-        <w:rPr>
-          <w:rFonts w:cstheme="minorHAnsi"/>
-          <w:sz w:val="28"/>
-          <w:szCs w:val="28"/>
-        </w:rPr>
-        <w:t>his blue-collar shipyard job fires</w:t>
-      </w:r>
-      <w:r>
-        <w:rPr>
-          <w:rFonts w:cstheme="minorHAnsi"/>
-          <w:sz w:val="28"/>
-          <w:szCs w:val="28"/>
-        </w:rPr>
-        <w:t xml:space="preserve"> and replaces</w:t>
+        <w:t>stops</w:t>
+      </w:r>
+      <w:r>
+        <w:rPr>
+          <w:rFonts w:cstheme="minorHAnsi"/>
+          <w:sz w:val="28"/>
+          <w:szCs w:val="28"/>
+        </w:rPr>
+        <w:t xml:space="preserve"> cross</w:t>
+      </w:r>
+      <w:r>
+        <w:rPr>
+          <w:rFonts w:cstheme="minorHAnsi"/>
+          <w:sz w:val="28"/>
+          <w:szCs w:val="28"/>
+        </w:rPr>
+        <w:t>ing</w:t>
+      </w:r>
+      <w:r>
+        <w:rPr>
+          <w:rFonts w:cstheme="minorHAnsi"/>
+          <w:sz w:val="28"/>
+          <w:szCs w:val="28"/>
+        </w:rPr>
+        <w:t xml:space="preserve"> the Mackinac Bridge to attend</w:t>
+      </w:r>
+      <w:r>
+        <w:rPr>
+          <w:rFonts w:cstheme="minorHAnsi"/>
+          <w:sz w:val="28"/>
+          <w:szCs w:val="28"/>
+        </w:rPr>
+        <w:t xml:space="preserve"> Harbor Days and </w:t>
+      </w:r>
+      <w:r>
+        <w:rPr>
+          <w:rFonts w:cstheme="minorHAnsi"/>
+          <w:sz w:val="28"/>
+          <w:szCs w:val="28"/>
+        </w:rPr>
+        <w:t>family gatherings</w:t>
+      </w:r>
+      <w:r>
+        <w:rPr>
+          <w:rFonts w:cstheme="minorHAnsi"/>
+          <w:sz w:val="28"/>
+          <w:szCs w:val="28"/>
+        </w:rPr>
+        <w:t xml:space="preserve">. </w:t>
+      </w:r>
+      <w:r>
+        <w:rPr>
+          <w:rFonts w:cstheme="minorHAnsi"/>
+          <w:sz w:val="28"/>
+          <w:szCs w:val="28"/>
+        </w:rPr>
+        <w:t>Liz</w:t>
       </w:r>
       <w:r>
         <w:rPr>
@@ -9181,79 +9290,31 @@
           <w:sz w:val="28"/>
           <w:szCs w:val="28"/>
         </w:rPr>
-        <w:t>him and Liz</w:t>
-      </w:r>
-      <w:r>
-        <w:rPr>
-          <w:rFonts w:cstheme="minorHAnsi"/>
-          <w:sz w:val="28"/>
-          <w:szCs w:val="28"/>
-        </w:rPr>
-        <w:t xml:space="preserve"> with migrant</w:t>
-      </w:r>
-      <w:r>
-        <w:rPr>
-          <w:rFonts w:cstheme="minorHAnsi"/>
-          <w:sz w:val="28"/>
-          <w:szCs w:val="28"/>
-        </w:rPr>
-        <w:t>s</w:t>
-      </w:r>
-      <w:r>
-        <w:rPr>
-          <w:rFonts w:cstheme="minorHAnsi"/>
-          <w:sz w:val="28"/>
-          <w:szCs w:val="28"/>
-        </w:rPr>
-        <w:t xml:space="preserve">, leading </w:t>
-      </w:r>
-      <w:r>
-        <w:rPr>
-          <w:rFonts w:cstheme="minorHAnsi"/>
-          <w:sz w:val="28"/>
-          <w:szCs w:val="28"/>
-        </w:rPr>
-        <w:t xml:space="preserve">to </w:t>
-      </w:r>
-      <w:r>
-        <w:rPr>
-          <w:rFonts w:cstheme="minorHAnsi"/>
-          <w:sz w:val="28"/>
-          <w:szCs w:val="28"/>
-        </w:rPr>
-        <w:t xml:space="preserve">a fight with his </w:t>
-      </w:r>
-      <w:r>
-        <w:rPr>
-          <w:rFonts w:cstheme="minorHAnsi"/>
-          <w:sz w:val="28"/>
-          <w:szCs w:val="28"/>
-        </w:rPr>
-        <w:t>little</w:t>
-      </w:r>
-      <w:r>
-        <w:rPr>
-          <w:rFonts w:cstheme="minorHAnsi"/>
-          <w:sz w:val="28"/>
-          <w:szCs w:val="28"/>
-        </w:rPr>
-        <w:t xml:space="preserve"> sister Shelby for marrying </w:t>
-      </w:r>
-      <w:r>
-        <w:rPr>
-          <w:rFonts w:cstheme="minorHAnsi"/>
-          <w:sz w:val="28"/>
-          <w:szCs w:val="28"/>
-        </w:rPr>
-        <w:t>one</w:t>
-      </w:r>
-      <w:r>
-        <w:rPr>
-          <w:rFonts w:cstheme="minorHAnsi"/>
-          <w:sz w:val="28"/>
-          <w:szCs w:val="28"/>
-        </w:rPr>
-        <w:t>.</w:t>
+        <w:t>is a proud Yooper</w:t>
+      </w:r>
+      <w:r>
+        <w:rPr>
+          <w:rFonts w:cstheme="minorHAnsi"/>
+          <w:sz w:val="28"/>
+          <w:szCs w:val="28"/>
+        </w:rPr>
+        <w:t xml:space="preserve"> </w:t>
+      </w:r>
+      <w:r>
+        <w:rPr>
+          <w:rFonts w:cstheme="minorHAnsi"/>
+          <w:sz w:val="28"/>
+          <w:szCs w:val="28"/>
+        </w:rPr>
+        <w:t>and shipbuilder</w:t>
+      </w:r>
+      <w:r>
+        <w:rPr>
+          <w:rFonts w:cstheme="minorHAnsi"/>
+          <w:sz w:val="28"/>
+          <w:szCs w:val="28"/>
+        </w:rPr>
+        <w:t>. Michigan State.</w:t>
       </w:r>
     </w:p>
     <w:p>
@@ -9273,72 +9334,10 @@
           <w:rFonts w:cstheme="minorHAnsi"/>
           <w:b/>
           <w:bCs/>
-          <w:noProof/>
-          <w:sz w:val="28"/>
-          <w:szCs w:val="28"/>
-        </w:rPr>
-        <w:drawing>
-          <wp:anchor distT="0" distB="0" distL="114300" distR="114300" simplePos="0" relativeHeight="251659264" behindDoc="1" locked="0" layoutInCell="1" allowOverlap="1" wp14:anchorId="1B770020" wp14:editId="7EC9FC3C">
-            <wp:simplePos x="0" y="0"/>
-            <wp:positionH relativeFrom="column">
-              <wp:posOffset>3731631</wp:posOffset>
-            </wp:positionH>
-            <wp:positionV relativeFrom="paragraph">
-              <wp:posOffset>187325</wp:posOffset>
-            </wp:positionV>
-            <wp:extent cx="163902" cy="134988"/>
-            <wp:effectExtent l="0" t="0" r="7620" b="0"/>
-            <wp:wrapNone/>
-            <wp:docPr id="1023116160" name="Picture 2"/>
-            <wp:cNvGraphicFramePr>
-              <a:graphicFrameLocks xmlns:a="http://schemas.openxmlformats.org/drawingml/2006/main" noChangeAspect="1"/>
-            </wp:cNvGraphicFramePr>
-            <a:graphic xmlns:a="http://schemas.openxmlformats.org/drawingml/2006/main">
-              <a:graphicData uri="http://schemas.openxmlformats.org/drawingml/2006/picture">
-                <pic:pic xmlns:pic="http://schemas.openxmlformats.org/drawingml/2006/picture">
-                  <pic:nvPicPr>
-                    <pic:cNvPr id="0" name="Picture 2"/>
-                    <pic:cNvPicPr>
-                      <a:picLocks noChangeAspect="1" noChangeArrowheads="1"/>
-                    </pic:cNvPicPr>
-                  </pic:nvPicPr>
-                  <pic:blipFill>
-                    <a:blip r:embed="rId34" cstate="print">
-                      <a:extLst>
-                        <a:ext uri="{28A0092B-C50C-407E-A947-70E740481C1C}">
-                          <a14:useLocalDpi xmlns:a14="http://schemas.microsoft.com/office/drawing/2010/main" val="0"/>
-                        </a:ext>
-                      </a:extLst>
-                    </a:blip>
-                    <a:srcRect/>
-                    <a:stretch>
-                      <a:fillRect/>
-                    </a:stretch>
-                  </pic:blipFill>
-                  <pic:spPr bwMode="auto">
-                    <a:xfrm>
-                      <a:off x="0" y="0"/>
-                      <a:ext cx="163902" cy="134988"/>
-                    </a:xfrm>
-                    <a:prstGeom prst="rect">
-                      <a:avLst/>
-                    </a:prstGeom>
-                    <a:noFill/>
-                    <a:ln>
-                      <a:noFill/>
-                    </a:ln>
-                  </pic:spPr>
-                </pic:pic>
-              </a:graphicData>
-            </a:graphic>
-            <wp14:sizeRelH relativeFrom="margin">
-              <wp14:pctWidth>0</wp14:pctWidth>
-            </wp14:sizeRelH>
-            <wp14:sizeRelV relativeFrom="margin">
-              <wp14:pctHeight>0</wp14:pctHeight>
-            </wp14:sizeRelV>
-          </wp:anchor>
-        </w:drawing>
+          <w:sz w:val="28"/>
+          <w:szCs w:val="28"/>
+        </w:rPr>
+        <w:t xml:space="preserve">PETEY </w:t>
       </w:r>
       <w:r>
         <w:rPr>
@@ -9348,13 +9347,11 @@
           <w:sz w:val="28"/>
           <w:szCs w:val="28"/>
         </w:rPr>
-        <w:t>LULU</w:t>
-      </w:r>
-      <w:r>
-        <w:rPr>
-          <w:rFonts w:cstheme="minorHAnsi"/>
-          <w:b/>
-          <w:bCs/>
+        <w:t>VAN OTTERLOO</w:t>
+      </w:r>
+      <w:r>
+        <w:rPr>
+          <w:rFonts w:cstheme="minorHAnsi"/>
           <w:sz w:val="28"/>
           <w:szCs w:val="28"/>
         </w:rPr>
@@ -9363,28 +9360,78 @@
       <w:r>
         <w:rPr>
           <w:rFonts w:cstheme="minorHAnsi"/>
-          <w:b/>
-          <w:bCs/>
-          <w:sz w:val="28"/>
-          <w:szCs w:val="28"/>
-        </w:rPr>
-        <w:t xml:space="preserve">VAN </w:t>
-      </w:r>
-      <w:r>
-        <w:rPr>
-          <w:rFonts w:cstheme="minorHAnsi"/>
-          <w:b/>
-          <w:bCs/>
-          <w:sz w:val="28"/>
-          <w:szCs w:val="28"/>
-        </w:rPr>
-        <w:t>OTTERLOO</w:t>
-      </w:r>
-      <w:r>
-        <w:rPr>
-          <w:rFonts w:cstheme="minorHAnsi"/>
-          <w:b/>
-          <w:bCs/>
+          <w:sz w:val="28"/>
+          <w:szCs w:val="28"/>
+        </w:rPr>
+        <w:t>is</w:t>
+      </w:r>
+      <w:r>
+        <w:rPr>
+          <w:rFonts w:cstheme="minorHAnsi"/>
+          <w:sz w:val="28"/>
+          <w:szCs w:val="28"/>
+        </w:rPr>
+        <w:t xml:space="preserve"> Petoskey’s father</w:t>
+      </w:r>
+      <w:r>
+        <w:rPr>
+          <w:rFonts w:cstheme="minorHAnsi"/>
+          <w:sz w:val="28"/>
+          <w:szCs w:val="28"/>
+        </w:rPr>
+        <w:t xml:space="preserve">, </w:t>
+      </w:r>
+      <w:r>
+        <w:rPr>
+          <w:rFonts w:cstheme="minorHAnsi"/>
+          <w:sz w:val="28"/>
+          <w:szCs w:val="28"/>
+        </w:rPr>
+        <w:t>Liz’s husband</w:t>
+      </w:r>
+      <w:r>
+        <w:rPr>
+          <w:rFonts w:cstheme="minorHAnsi"/>
+          <w:sz w:val="28"/>
+          <w:szCs w:val="28"/>
+        </w:rPr>
+        <w:t xml:space="preserve">, and </w:t>
+      </w:r>
+      <w:r>
+        <w:rPr>
+          <w:rFonts w:cstheme="minorHAnsi"/>
+          <w:sz w:val="28"/>
+          <w:szCs w:val="28"/>
+        </w:rPr>
+        <w:t xml:space="preserve">Willy and Milly’s only son of four. </w:t>
+      </w:r>
+      <w:r>
+        <w:rPr>
+          <w:rFonts w:cstheme="minorHAnsi"/>
+          <w:sz w:val="28"/>
+          <w:szCs w:val="28"/>
+        </w:rPr>
+        <w:t>Every Harbor Days, he wake</w:t>
+      </w:r>
+      <w:r>
+        <w:rPr>
+          <w:rFonts w:cstheme="minorHAnsi"/>
+          <w:sz w:val="28"/>
+          <w:szCs w:val="28"/>
+        </w:rPr>
+        <w:t>s</w:t>
+      </w:r>
+      <w:r>
+        <w:rPr>
+          <w:rFonts w:cstheme="minorHAnsi"/>
+          <w:sz w:val="28"/>
+          <w:szCs w:val="28"/>
+        </w:rPr>
+        <w:t xml:space="preserve"> everyone up.</w:t>
+      </w:r>
+      <w:r>
+        <w:rPr>
+          <w:rFonts w:cstheme="minorHAnsi"/>
           <w:sz w:val="28"/>
           <w:szCs w:val="28"/>
         </w:rPr>
@@ -9393,52 +9440,42 @@
       <w:r>
         <w:rPr>
           <w:rFonts w:cstheme="minorHAnsi"/>
-          <w:b/>
-          <w:bCs/>
-          <w:sz w:val="28"/>
-          <w:szCs w:val="28"/>
-        </w:rPr>
-        <w:t>ABUGHOSH</w:t>
-      </w:r>
-      <w:r>
-        <w:rPr>
-          <w:rFonts w:cstheme="minorHAnsi"/>
-          <w:sz w:val="28"/>
-          <w:szCs w:val="28"/>
-        </w:rPr>
-        <w:t xml:space="preserve"> is a 13-year-old </w:t>
-      </w:r>
-      <w:r>
-        <w:rPr>
-          <w:rFonts w:cstheme="minorHAnsi"/>
-          <w:sz w:val="28"/>
-          <w:szCs w:val="28"/>
-        </w:rPr>
-        <w:t xml:space="preserve">Dearborn </w:t>
-      </w:r>
-      <w:r>
-        <w:rPr>
-          <w:rFonts w:cstheme="minorHAnsi"/>
-          <w:sz w:val="28"/>
-          <w:szCs w:val="28"/>
-        </w:rPr>
-        <w:t xml:space="preserve">city girl </w:t>
-      </w:r>
-      <w:r>
-        <w:rPr>
-          <w:rFonts w:cstheme="minorHAnsi"/>
-          <w:sz w:val="28"/>
-          <w:szCs w:val="28"/>
-        </w:rPr>
-        <w:t xml:space="preserve">who </w:t>
-      </w:r>
-      <w:r>
-        <w:rPr>
-          <w:rFonts w:cstheme="minorHAnsi"/>
-          <w:sz w:val="28"/>
-          <w:szCs w:val="28"/>
-        </w:rPr>
-        <w:t>loves</w:t>
+          <w:sz w:val="28"/>
+          <w:szCs w:val="28"/>
+        </w:rPr>
+        <w:t xml:space="preserve">During the recession, </w:t>
+      </w:r>
+      <w:r>
+        <w:rPr>
+          <w:rFonts w:cstheme="minorHAnsi"/>
+          <w:sz w:val="28"/>
+          <w:szCs w:val="28"/>
+        </w:rPr>
+        <w:t>his</w:t>
+      </w:r>
+      <w:r>
+        <w:rPr>
+          <w:rFonts w:cstheme="minorHAnsi"/>
+          <w:sz w:val="28"/>
+          <w:szCs w:val="28"/>
+        </w:rPr>
+        <w:t xml:space="preserve"> and Liz’s</w:t>
+      </w:r>
+      <w:r>
+        <w:rPr>
+          <w:rFonts w:cstheme="minorHAnsi"/>
+          <w:sz w:val="28"/>
+          <w:szCs w:val="28"/>
+        </w:rPr>
+        <w:t xml:space="preserve"> blue-collar shipyard job </w:t>
+      </w:r>
+      <w:r>
+        <w:rPr>
+          <w:rFonts w:cstheme="minorHAnsi"/>
+          <w:sz w:val="28"/>
+          <w:szCs w:val="28"/>
+        </w:rPr>
+        <w:t>replaces</w:t>
       </w:r>
       <w:r>
         <w:rPr>
@@ -9454,242 +9491,27 @@
           <w:sz w:val="28"/>
           <w:szCs w:val="28"/>
         </w:rPr>
-        <w:t>to wear</w:t>
-      </w:r>
-      <w:r>
-        <w:rPr>
-          <w:rFonts w:cstheme="minorHAnsi"/>
-          <w:sz w:val="28"/>
-          <w:szCs w:val="28"/>
-        </w:rPr>
-        <w:t xml:space="preserve"> solid colors</w:t>
-      </w:r>
-      <w:r>
-        <w:rPr>
-          <w:rFonts w:cstheme="minorHAnsi"/>
-          <w:sz w:val="28"/>
-          <w:szCs w:val="28"/>
-        </w:rPr>
-        <w:t xml:space="preserve"> and a head scarf</w:t>
-      </w:r>
-      <w:r>
-        <w:rPr>
-          <w:rFonts w:cstheme="minorHAnsi"/>
-          <w:sz w:val="28"/>
-          <w:szCs w:val="28"/>
-        </w:rPr>
-        <w:t>,</w:t>
-      </w:r>
-      <w:r>
-        <w:rPr>
-          <w:rFonts w:cstheme="minorHAnsi"/>
-          <w:sz w:val="28"/>
-          <w:szCs w:val="28"/>
-        </w:rPr>
-        <w:t xml:space="preserve"> yet</w:t>
-      </w:r>
-      <w:r>
-        <w:rPr>
-          <w:rFonts w:cstheme="minorHAnsi"/>
-          <w:sz w:val="28"/>
-          <w:szCs w:val="28"/>
-        </w:rPr>
-        <w:t xml:space="preserve"> </w:t>
-      </w:r>
-      <w:r>
-        <w:rPr>
-          <w:rFonts w:cstheme="minorHAnsi"/>
-          <w:sz w:val="28"/>
-          <w:szCs w:val="28"/>
-        </w:rPr>
-        <w:t xml:space="preserve">she </w:t>
-      </w:r>
-      <w:r>
-        <w:rPr>
-          <w:rFonts w:cstheme="minorHAnsi"/>
-          <w:sz w:val="28"/>
-          <w:szCs w:val="28"/>
-        </w:rPr>
-        <w:t xml:space="preserve">is trollface personified. She hopes to beat cousin Petoskey in their annual </w:t>
-      </w:r>
-      <w:r>
-        <w:rPr>
-          <w:rFonts w:cstheme="minorHAnsi"/>
-          <w:sz w:val="28"/>
-          <w:szCs w:val="28"/>
-        </w:rPr>
-        <w:t>rock</w:t>
-      </w:r>
-      <w:r>
-        <w:rPr>
-          <w:rFonts w:cstheme="minorHAnsi"/>
-          <w:sz w:val="28"/>
-          <w:szCs w:val="28"/>
-        </w:rPr>
-        <w:t xml:space="preserve"> collection. </w:t>
-      </w:r>
-      <w:r>
-        <w:rPr>
-          <w:rFonts w:cstheme="minorHAnsi"/>
-          <w:sz w:val="28"/>
-          <w:szCs w:val="28"/>
-        </w:rPr>
-        <w:t xml:space="preserve">She is writing a musical titled </w:t>
-      </w:r>
-      <w:r>
-        <w:rPr>
-          <w:rFonts w:cstheme="minorHAnsi"/>
-          <w:i/>
-          <w:iCs/>
-          <w:sz w:val="28"/>
-          <w:szCs w:val="28"/>
-        </w:rPr>
-        <w:t>Dearborn</w:t>
-      </w:r>
-      <w:r>
-        <w:rPr>
-          <w:rFonts w:cstheme="minorHAnsi"/>
-          <w:sz w:val="28"/>
-          <w:szCs w:val="28"/>
-        </w:rPr>
-        <w:t xml:space="preserve">, about a family of deer </w:t>
-      </w:r>
-      <w:r>
-        <w:rPr>
-          <w:rFonts w:cstheme="minorHAnsi"/>
-          <w:sz w:val="28"/>
-          <w:szCs w:val="28"/>
-        </w:rPr>
-        <w:t xml:space="preserve">navigating </w:t>
-      </w:r>
-      <w:r>
-        <w:rPr>
-          <w:rFonts w:cstheme="minorHAnsi"/>
-          <w:sz w:val="28"/>
-          <w:szCs w:val="28"/>
-        </w:rPr>
-        <w:t>the anthropomorphic Great Lakes</w:t>
-      </w:r>
-      <w:r>
-        <w:rPr>
-          <w:rFonts w:cstheme="minorHAnsi"/>
-          <w:sz w:val="28"/>
-          <w:szCs w:val="28"/>
-        </w:rPr>
-        <w:t xml:space="preserve">. </w:t>
-      </w:r>
-      <w:r>
-        <w:rPr>
-          <w:rFonts w:cstheme="minorHAnsi"/>
-          <w:sz w:val="28"/>
-          <w:szCs w:val="28"/>
-        </w:rPr>
-        <w:t>She</w:t>
-      </w:r>
-      <w:r>
-        <w:rPr>
-          <w:rFonts w:cstheme="minorHAnsi"/>
-          <w:sz w:val="28"/>
-          <w:szCs w:val="28"/>
-        </w:rPr>
-        <w:t xml:space="preserve"> plays banjo and is</w:t>
-      </w:r>
-      <w:r>
-        <w:rPr>
-          <w:rFonts w:cstheme="minorHAnsi"/>
-          <w:sz w:val="28"/>
-          <w:szCs w:val="28"/>
-        </w:rPr>
-        <w:t xml:space="preserve"> </w:t>
-      </w:r>
-      <w:r>
-        <w:rPr>
-          <w:rFonts w:cstheme="minorHAnsi"/>
-          <w:sz w:val="28"/>
-          <w:szCs w:val="28"/>
-        </w:rPr>
-        <w:t>Iggy Pop</w:t>
-      </w:r>
-      <w:r>
-        <w:rPr>
-          <w:rFonts w:cstheme="minorHAnsi"/>
-          <w:sz w:val="28"/>
-          <w:szCs w:val="28"/>
-        </w:rPr>
-        <w:t>’s biggest fan</w:t>
-      </w:r>
-      <w:r>
-        <w:rPr>
-          <w:rFonts w:cstheme="minorHAnsi"/>
-          <w:sz w:val="28"/>
-          <w:szCs w:val="28"/>
-        </w:rPr>
-        <w:t xml:space="preserve">. </w:t>
-      </w:r>
-      <w:r>
-        <w:rPr>
-          <w:rFonts w:cstheme="minorHAnsi"/>
-          <w:sz w:val="28"/>
-          <w:szCs w:val="28"/>
-        </w:rPr>
-        <w:t>Her</w:t>
-      </w:r>
-      <w:r>
-        <w:rPr>
-          <w:rFonts w:cstheme="minorHAnsi"/>
-          <w:sz w:val="28"/>
-          <w:szCs w:val="28"/>
-        </w:rPr>
-        <w:t xml:space="preserve"> name </w:t>
-      </w:r>
-      <w:r>
-        <w:rPr>
-          <w:rFonts w:cstheme="minorHAnsi"/>
-          <w:sz w:val="28"/>
-          <w:szCs w:val="28"/>
-        </w:rPr>
-        <w:t>is</w:t>
-      </w:r>
-      <w:r>
-        <w:rPr>
-          <w:rFonts w:cstheme="minorHAnsi"/>
-          <w:noProof/>
-          <w:sz w:val="28"/>
-          <w:szCs w:val="28"/>
-        </w:rPr>
-        <w:t xml:space="preserve"> Arabic</w:t>
-      </w:r>
-      <w:r>
-        <w:rPr>
-          <w:rFonts w:cstheme="minorHAnsi"/>
-          <w:noProof/>
-          <w:sz w:val="28"/>
-          <w:szCs w:val="28"/>
-        </w:rPr>
-        <w:t xml:space="preserve"> </w:t>
-      </w:r>
-      <w:r>
-        <w:rPr>
-          <w:rFonts w:cstheme="minorHAnsi"/>
-          <w:noProof/>
-          <w:sz w:val="28"/>
-          <w:szCs w:val="28"/>
-        </w:rPr>
-        <w:t>meaning</w:t>
-      </w:r>
-      <w:r>
-        <w:rPr>
-          <w:rFonts w:cstheme="minorHAnsi"/>
-          <w:noProof/>
-          <w:sz w:val="28"/>
-          <w:szCs w:val="28"/>
-        </w:rPr>
-        <w:t xml:space="preserve"> “pearl</w:t>
-      </w:r>
-      <w:r>
-        <w:rPr>
-          <w:rFonts w:cstheme="minorHAnsi"/>
-          <w:noProof/>
+        <w:t xml:space="preserve">them </w:t>
+      </w:r>
+      <w:r>
+        <w:rPr>
+          <w:rFonts w:cstheme="minorHAnsi"/>
+          <w:sz w:val="28"/>
+          <w:szCs w:val="28"/>
+        </w:rPr>
+        <w:t>with mig</w:t>
+      </w:r>
+      <w:r>
+        <w:rPr>
+          <w:rFonts w:cstheme="minorHAnsi"/>
+          <w:sz w:val="28"/>
+          <w:szCs w:val="28"/>
+        </w:rPr>
+        <w:t>rants</w:t>
+      </w:r>
+      <w:r>
+        <w:rPr>
+          <w:rFonts w:cstheme="minorHAnsi"/>
           <w:sz w:val="28"/>
           <w:szCs w:val="28"/>
         </w:rPr>
@@ -9698,11 +9520,10 @@
       <w:r>
         <w:rPr>
           <w:rFonts w:cstheme="minorHAnsi"/>
-          <w:noProof/>
-          <w:sz w:val="28"/>
-          <w:szCs w:val="28"/>
-        </w:rPr>
-        <w:t>”</w:t>
+          <w:sz w:val="28"/>
+          <w:szCs w:val="28"/>
+        </w:rPr>
+        <w:t xml:space="preserve"> Michigan State.</w:t>
       </w:r>
     </w:p>
     <w:p>
@@ -9771,15 +9592,63 @@
           <w:sz w:val="28"/>
           <w:szCs w:val="28"/>
         </w:rPr>
-        <w:t>is Petoskey’s aunt, Petey’s little sister, and Lulu’s mother who lives in Dearborn. She is an automotive worker for Ford Motor. As the sister who broke the mold by falling in love with an Arab, she and Petey had a tumultuous relationship. She tries to respect Petoskey.</w:t>
-      </w:r>
-      <w:r>
-        <w:rPr>
-          <w:rFonts w:cstheme="minorHAnsi"/>
-          <w:sz w:val="28"/>
-          <w:szCs w:val="28"/>
-        </w:rPr>
-        <w:t xml:space="preserve"> Kettering</w:t>
+        <w:t>is Petoskey’s aunt, Petey’s little sister, and Lulu’s mother in Dearborn. She is a Ford Motor</w:t>
+      </w:r>
+      <w:r>
+        <w:rPr>
+          <w:rFonts w:cstheme="minorHAnsi"/>
+          <w:sz w:val="28"/>
+          <w:szCs w:val="28"/>
+        </w:rPr>
+        <w:t xml:space="preserve"> worker</w:t>
+      </w:r>
+      <w:r>
+        <w:rPr>
+          <w:rFonts w:cstheme="minorHAnsi"/>
+          <w:sz w:val="28"/>
+          <w:szCs w:val="28"/>
+        </w:rPr>
+        <w:t xml:space="preserve">. As the </w:t>
+      </w:r>
+      <w:r>
+        <w:rPr>
+          <w:rFonts w:cstheme="minorHAnsi"/>
+          <w:sz w:val="28"/>
+          <w:szCs w:val="28"/>
+        </w:rPr>
+        <w:t>family member</w:t>
+      </w:r>
+      <w:r>
+        <w:rPr>
+          <w:rFonts w:cstheme="minorHAnsi"/>
+          <w:sz w:val="28"/>
+          <w:szCs w:val="28"/>
+        </w:rPr>
+        <w:t xml:space="preserve"> who broke the mold by</w:t>
+      </w:r>
+      <w:r>
+        <w:rPr>
+          <w:rFonts w:cstheme="minorHAnsi"/>
+          <w:sz w:val="28"/>
+          <w:szCs w:val="28"/>
+        </w:rPr>
+        <w:t xml:space="preserve"> being a Midwesterner who fell in love with a Middle Easterner</w:t>
+      </w:r>
+      <w:r>
+        <w:rPr>
+          <w:rFonts w:cstheme="minorHAnsi"/>
+          <w:sz w:val="28"/>
+          <w:szCs w:val="28"/>
+        </w:rPr>
+        <w:t xml:space="preserve">, she and Petey had a tumultuous relationship. </w:t>
+      </w:r>
+      <w:r>
+        <w:rPr>
+          <w:rFonts w:cstheme="minorHAnsi"/>
+          <w:sz w:val="28"/>
+          <w:szCs w:val="28"/>
+        </w:rPr>
+        <w:t>Kettering</w:t>
       </w:r>
       <w:r>
         <w:rPr>
@@ -9852,23 +9721,63 @@
           <w:sz w:val="28"/>
           <w:szCs w:val="28"/>
         </w:rPr>
-        <w:t xml:space="preserve"> sister in Lansing. </w:t>
-      </w:r>
-      <w:r>
-        <w:rPr>
-          <w:rFonts w:cstheme="minorHAnsi"/>
-          <w:sz w:val="28"/>
-          <w:szCs w:val="28"/>
-        </w:rPr>
-        <w:t>She</w:t>
-      </w:r>
-      <w:r>
-        <w:rPr>
-          <w:rFonts w:cstheme="minorHAnsi"/>
-          <w:sz w:val="28"/>
-          <w:szCs w:val="28"/>
-        </w:rPr>
-        <w:t xml:space="preserve"> loves science.</w:t>
+        <w:t xml:space="preserve"> sister in Lansing.</w:t>
+      </w:r>
+      <w:r>
+        <w:rPr>
+          <w:rFonts w:cstheme="minorHAnsi"/>
+          <w:sz w:val="28"/>
+          <w:szCs w:val="28"/>
+        </w:rPr>
+        <w:t xml:space="preserve"> Her heart is in </w:t>
+      </w:r>
+      <w:r>
+        <w:rPr>
+          <w:rFonts w:cstheme="minorHAnsi"/>
+          <w:sz w:val="28"/>
+          <w:szCs w:val="28"/>
+        </w:rPr>
+        <w:t>science</w:t>
+      </w:r>
+      <w:r>
+        <w:rPr>
+          <w:rFonts w:cstheme="minorHAnsi"/>
+          <w:sz w:val="28"/>
+          <w:szCs w:val="28"/>
+        </w:rPr>
+        <w:t>,</w:t>
+      </w:r>
+      <w:r>
+        <w:rPr>
+          <w:rFonts w:cstheme="minorHAnsi"/>
+          <w:sz w:val="28"/>
+          <w:szCs w:val="28"/>
+        </w:rPr>
+        <w:t xml:space="preserve"> yet </w:t>
+      </w:r>
+      <w:r>
+        <w:rPr>
+          <w:rFonts w:cstheme="minorHAnsi"/>
+          <w:sz w:val="28"/>
+          <w:szCs w:val="28"/>
+        </w:rPr>
+        <w:t xml:space="preserve">she </w:t>
+      </w:r>
+      <w:r>
+        <w:rPr>
+          <w:rFonts w:cstheme="minorHAnsi"/>
+          <w:sz w:val="28"/>
+          <w:szCs w:val="28"/>
+        </w:rPr>
+        <w:t>has a conspiracy theory mindset</w:t>
+      </w:r>
+      <w:r>
+        <w:rPr>
+          <w:rFonts w:cstheme="minorHAnsi"/>
+          <w:sz w:val="28"/>
+          <w:szCs w:val="28"/>
+        </w:rPr>
+        <w:t>.</w:t>
       </w:r>
       <w:r>
         <w:rPr>
@@ -9900,7 +9809,23 @@
           <w:sz w:val="28"/>
           <w:szCs w:val="28"/>
         </w:rPr>
-        <w:t xml:space="preserve">and Eastern Mich </w:t>
+        <w:t>and Eastern Mich</w:t>
+      </w:r>
+      <w:r>
+        <w:rPr>
+          <w:rFonts w:cstheme="minorHAnsi"/>
+          <w:sz w:val="28"/>
+          <w:szCs w:val="28"/>
+        </w:rPr>
+        <w:t>igan</w:t>
+      </w:r>
+      <w:r>
+        <w:rPr>
+          <w:rFonts w:cstheme="minorHAnsi"/>
+          <w:sz w:val="28"/>
+          <w:szCs w:val="28"/>
+        </w:rPr>
+        <w:t xml:space="preserve"> </w:t>
       </w:r>
       <w:r>
         <w:rPr>
@@ -10547,7 +10472,23 @@
           <w:sz w:val="28"/>
           <w:szCs w:val="28"/>
         </w:rPr>
-        <w:t>toilet. With Willy, she owns a house by Elk Lake</w:t>
+        <w:t xml:space="preserve">toilet. With Willy, she owns a </w:t>
+      </w:r>
+      <w:r>
+        <w:rPr>
+          <w:rFonts w:cstheme="minorHAnsi"/>
+          <w:sz w:val="28"/>
+          <w:szCs w:val="28"/>
+        </w:rPr>
+        <w:t>Lake H</w:t>
+      </w:r>
+      <w:r>
+        <w:rPr>
+          <w:rFonts w:cstheme="minorHAnsi"/>
+          <w:sz w:val="28"/>
+          <w:szCs w:val="28"/>
+        </w:rPr>
+        <w:t>ouse by Elk Lake</w:t>
       </w:r>
       <w:r>
         <w:rPr>
@@ -10708,7 +10649,39 @@
           <w:sz w:val="28"/>
           <w:szCs w:val="28"/>
         </w:rPr>
-        <w:t xml:space="preserve"> With Milly, he owns a lake house by Elk Lake</w:t>
+        <w:t xml:space="preserve"> With Milly, he owns a </w:t>
+      </w:r>
+      <w:r>
+        <w:rPr>
+          <w:rFonts w:cstheme="minorHAnsi"/>
+          <w:sz w:val="28"/>
+          <w:szCs w:val="28"/>
+        </w:rPr>
+        <w:t>L</w:t>
+      </w:r>
+      <w:r>
+        <w:rPr>
+          <w:rFonts w:cstheme="minorHAnsi"/>
+          <w:sz w:val="28"/>
+          <w:szCs w:val="28"/>
+        </w:rPr>
+        <w:t xml:space="preserve">ake </w:t>
+      </w:r>
+      <w:r>
+        <w:rPr>
+          <w:rFonts w:cstheme="minorHAnsi"/>
+          <w:sz w:val="28"/>
+          <w:szCs w:val="28"/>
+        </w:rPr>
+        <w:t>H</w:t>
+      </w:r>
+      <w:r>
+        <w:rPr>
+          <w:rFonts w:cstheme="minorHAnsi"/>
+          <w:sz w:val="28"/>
+          <w:szCs w:val="28"/>
+        </w:rPr>
+        <w:t>ouse by Elk Lake</w:t>
       </w:r>
       <w:r>
         <w:rPr>
@@ -11470,7 +11443,7 @@
         </w:rPr>
         <w:t xml:space="preserve">1. </w:t>
       </w:r>
-      <w:hyperlink r:id="rId35" w:history="1">
+      <w:hyperlink r:id="rId34" w:history="1">
         <w:r>
           <w:rPr>
             <w:rStyle w:val="Hyperlink"/>
@@ -11507,7 +11480,7 @@
         <w:br/>
         <w:t xml:space="preserve">2. </w:t>
       </w:r>
-      <w:hyperlink r:id="rId36" w:history="1">
+      <w:hyperlink r:id="rId35" w:history="1">
         <w:r>
           <w:rPr>
             <w:rStyle w:val="Hyperlink"/>
@@ -11552,7 +11525,7 @@
         </w:rPr>
         <w:t xml:space="preserve">3. </w:t>
       </w:r>
-      <w:hyperlink r:id="rId37" w:history="1">
+      <w:hyperlink r:id="rId36" w:history="1">
         <w:r>
           <w:rPr>
             <w:rStyle w:val="Hyperlink"/>
@@ -11598,7 +11571,7 @@
         <w:br/>
         <w:t xml:space="preserve">4. </w:t>
       </w:r>
-      <w:hyperlink r:id="rId38" w:history="1">
+      <w:hyperlink r:id="rId37" w:history="1">
         <w:r>
           <w:rPr>
             <w:rStyle w:val="Hyperlink"/>
@@ -11676,7 +11649,7 @@
         </w:rPr>
         <w:t xml:space="preserve"> </w:t>
       </w:r>
-      <w:hyperlink r:id="rId39" w:history="1">
+      <w:hyperlink r:id="rId38" w:history="1">
         <w:r>
           <w:rPr>
             <w:rStyle w:val="Hyperlink"/>
@@ -11767,7 +11740,7 @@
         <w:br/>
         <w:t xml:space="preserve">6. </w:t>
       </w:r>
-      <w:hyperlink r:id="rId40" w:history="1">
+      <w:hyperlink r:id="rId39" w:history="1">
         <w:r>
           <w:rPr>
             <w:rStyle w:val="Hyperlink"/>
@@ -11812,7 +11785,7 @@
         </w:rPr>
         <w:t xml:space="preserve">7. </w:t>
       </w:r>
-      <w:hyperlink r:id="rId41" w:history="1">
+      <w:hyperlink r:id="rId40" w:history="1">
         <w:r>
           <w:rPr>
             <w:rStyle w:val="Hyperlink"/>
@@ -11891,7 +11864,7 @@
         </w:rPr>
         <w:t xml:space="preserve">. </w:t>
       </w:r>
-      <w:hyperlink r:id="rId42" w:history="1">
+      <w:hyperlink r:id="rId41" w:history="1">
         <w:r>
           <w:rPr>
             <w:rStyle w:val="Hyperlink"/>
@@ -11971,7 +11944,7 @@
         </w:rPr>
         <w:t xml:space="preserve">. </w:t>
       </w:r>
-      <w:hyperlink r:id="rId43" w:history="1">
+      <w:hyperlink r:id="rId42" w:history="1">
         <w:r>
           <w:rPr>
             <w:rStyle w:val="Hyperlink"/>
@@ -12041,7 +12014,7 @@
         </w:rPr>
         <w:t xml:space="preserve">. </w:t>
       </w:r>
-      <w:hyperlink r:id="rId44" w:history="1">
+      <w:hyperlink r:id="rId43" w:history="1">
         <w:r>
           <w:rPr>
             <w:rStyle w:val="Hyperlink"/>
@@ -12094,7 +12067,7 @@
         </w:rPr>
         <w:t xml:space="preserve">. </w:t>
       </w:r>
-      <w:hyperlink r:id="rId45" w:history="1">
+      <w:hyperlink r:id="rId44" w:history="1">
         <w:r>
           <w:rPr>
             <w:rStyle w:val="Hyperlink"/>
@@ -12165,7 +12138,7 @@
         </w:rPr>
         <w:t xml:space="preserve">. </w:t>
       </w:r>
-      <w:hyperlink r:id="rId46" w:history="1">
+      <w:hyperlink r:id="rId45" w:history="1">
         <w:r>
           <w:rPr>
             <w:rStyle w:val="Hyperlink"/>
@@ -12246,7 +12219,7 @@
         </w:rPr>
         <w:t xml:space="preserve">13. </w:t>
       </w:r>
-      <w:hyperlink r:id="rId47" w:history="1">
+      <w:hyperlink r:id="rId46" w:history="1">
         <w:r>
           <w:rPr>
             <w:rStyle w:val="Hyperlink"/>
@@ -12299,7 +12272,7 @@
         </w:rPr>
         <w:t xml:space="preserve">. </w:t>
       </w:r>
-      <w:hyperlink r:id="rId48" w:history="1">
+      <w:hyperlink r:id="rId47" w:history="1">
         <w:r>
           <w:rPr>
             <w:rStyle w:val="Hyperlink"/>
@@ -12361,7 +12334,7 @@
         </w:rPr>
         <w:t xml:space="preserve">. </w:t>
       </w:r>
-      <w:hyperlink r:id="rId49" w:history="1">
+      <w:hyperlink r:id="rId48" w:history="1">
         <w:r>
           <w:rPr>
             <w:rStyle w:val="Hyperlink"/>
@@ -12475,7 +12448,7 @@
         </w:rPr>
         <w:t xml:space="preserve">. </w:t>
       </w:r>
-      <w:hyperlink r:id="rId50" w:history="1">
+      <w:hyperlink r:id="rId49" w:history="1">
         <w:r>
           <w:rPr>
             <w:rStyle w:val="Hyperlink"/>
@@ -12527,7 +12500,7 @@
         </w:rPr>
         <w:t xml:space="preserve">. </w:t>
       </w:r>
-      <w:hyperlink r:id="rId51" w:history="1">
+      <w:hyperlink r:id="rId50" w:history="1">
         <w:r>
           <w:rPr>
             <w:rStyle w:val="Hyperlink"/>
@@ -12615,7 +12588,7 @@
         </w:rPr>
         <w:t xml:space="preserve">. </w:t>
       </w:r>
-      <w:hyperlink r:id="rId52" w:history="1">
+      <w:hyperlink r:id="rId51" w:history="1">
         <w:r>
           <w:rPr>
             <w:rStyle w:val="Hyperlink"/>
@@ -12695,7 +12668,7 @@
         </w:rPr>
         <w:t xml:space="preserve">. </w:t>
       </w:r>
-      <w:hyperlink r:id="rId53" w:history="1">
+      <w:hyperlink r:id="rId52" w:history="1">
         <w:r>
           <w:rPr>
             <w:rStyle w:val="Hyperlink"/>
@@ -12775,7 +12748,7 @@
         </w:rPr>
         <w:t xml:space="preserve">. </w:t>
       </w:r>
-      <w:hyperlink r:id="rId54" w:history="1">
+      <w:hyperlink r:id="rId53" w:history="1">
         <w:r>
           <w:rPr>
             <w:rStyle w:val="Hyperlink"/>
@@ -12837,7 +12810,7 @@
         </w:rPr>
         <w:t xml:space="preserve">. </w:t>
       </w:r>
-      <w:hyperlink r:id="rId55" w:history="1">
+      <w:hyperlink r:id="rId54" w:history="1">
         <w:r>
           <w:rPr>
             <w:rStyle w:val="Hyperlink"/>
@@ -12944,7 +12917,7 @@
         </w:rPr>
         <w:t xml:space="preserve">. </w:t>
       </w:r>
-      <w:hyperlink r:id="rId56" w:history="1">
+      <w:hyperlink r:id="rId55" w:history="1">
         <w:r>
           <w:rPr>
             <w:rStyle w:val="Hyperlink"/>
@@ -13042,7 +13015,7 @@
         </w:rPr>
         <w:t xml:space="preserve">. </w:t>
       </w:r>
-      <w:hyperlink r:id="rId57" w:history="1">
+      <w:hyperlink r:id="rId56" w:history="1">
         <w:r>
           <w:rPr>
             <w:rStyle w:val="Hyperlink"/>
@@ -13158,7 +13131,7 @@
         </w:rPr>
         <w:t xml:space="preserve">. </w:t>
       </w:r>
-      <w:hyperlink r:id="rId58" w:history="1">
+      <w:hyperlink r:id="rId57" w:history="1">
         <w:r>
           <w:rPr>
             <w:rStyle w:val="Hyperlink"/>
@@ -13238,7 +13211,7 @@
                 <w:szCs w:val="2"/>
               </w:rPr>
             </w:pPr>
-            <w:hyperlink r:id="rId59" w:history="1">
+            <w:hyperlink r:id="rId58" w:history="1">
               <w:r>
                 <w:rPr>
                   <w:rStyle w:val="Hyperlink"/>
@@ -13279,7 +13252,7 @@
                 <w:szCs w:val="32"/>
               </w:rPr>
             </w:pPr>
-            <w:hyperlink r:id="rId60" w:history="1">
+            <w:hyperlink r:id="rId59" w:history="1">
               <w:r>
                 <w:rPr>
                   <w:rStyle w:val="Hyperlink"/>
@@ -13308,7 +13281,7 @@
                 <w:szCs w:val="32"/>
               </w:rPr>
             </w:pPr>
-            <w:hyperlink r:id="rId61" w:history="1">
+            <w:hyperlink r:id="rId60" w:history="1">
               <w:r>
                 <w:rPr>
                   <w:rStyle w:val="Hyperlink"/>
@@ -13337,7 +13310,7 @@
                 <w:szCs w:val="32"/>
               </w:rPr>
             </w:pPr>
-            <w:hyperlink r:id="rId62" w:history="1">
+            <w:hyperlink r:id="rId61" w:history="1">
               <w:r>
                 <w:rPr>
                   <w:rStyle w:val="Hyperlink"/>
@@ -13460,7 +13433,7 @@
                 <w:szCs w:val="32"/>
               </w:rPr>
             </w:pPr>
-            <w:hyperlink r:id="rId63" w:history="1">
+            <w:hyperlink r:id="rId62" w:history="1">
               <w:r>
                 <w:rPr>
                   <w:rStyle w:val="Hyperlink"/>
@@ -13489,7 +13462,7 @@
                 <w:szCs w:val="32"/>
               </w:rPr>
             </w:pPr>
-            <w:hyperlink r:id="rId64" w:history="1">
+            <w:hyperlink r:id="rId63" w:history="1">
               <w:r>
                 <w:rPr>
                   <w:rStyle w:val="Hyperlink"/>
@@ -13518,7 +13491,7 @@
                 <w:szCs w:val="32"/>
               </w:rPr>
             </w:pPr>
-            <w:hyperlink r:id="rId65" w:history="1">
+            <w:hyperlink r:id="rId64" w:history="1">
               <w:r>
                 <w:rPr>
                   <w:rStyle w:val="Hyperlink"/>
@@ -13645,12 +13618,12 @@
       </w:pPr>
     </w:p>
     <w:sectPr>
-      <w:headerReference w:type="even" r:id="rId66"/>
-      <w:headerReference w:type="default" r:id="rId67"/>
-      <w:footerReference w:type="even" r:id="rId68"/>
-      <w:footerReference w:type="default" r:id="rId69"/>
-      <w:headerReference w:type="first" r:id="rId70"/>
-      <w:footerReference w:type="first" r:id="rId71"/>
+      <w:headerReference w:type="even" r:id="rId65"/>
+      <w:headerReference w:type="default" r:id="rId66"/>
+      <w:footerReference w:type="even" r:id="rId67"/>
+      <w:footerReference w:type="default" r:id="rId68"/>
+      <w:headerReference w:type="first" r:id="rId69"/>
+      <w:footerReference w:type="first" r:id="rId70"/>
       <w:pgSz w:w="12240" w:h="15840"/>
       <w:pgMar w:top="1440" w:right="1440" w:bottom="1440" w:left="1440" w:header="720" w:footer="720" w:gutter="0"/>
       <w:pgNumType w:fmt="lowerRoman"/>

--- a/about/michigan-bible.docx
+++ b/about/michigan-bible.docx
@@ -1198,7 +1198,34 @@
           <w:sz w:val="32"/>
           <w:szCs w:val="32"/>
         </w:rPr>
-        <w:t>, Ynika Y</w:t>
+        <w:t xml:space="preserve">, </w:t>
+      </w:r>
+      <w:proofErr w:type="spellStart"/>
+      <w:r>
+        <w:rPr>
+          <w:rFonts w:cstheme="minorHAnsi"/>
+          <w:sz w:val="32"/>
+          <w:szCs w:val="32"/>
+        </w:rPr>
+        <w:t>Ynika</w:t>
+      </w:r>
+      <w:proofErr w:type="spellEnd"/>
+      <w:r>
+        <w:rPr>
+          <w:rFonts w:cstheme="minorHAnsi"/>
+          <w:sz w:val="32"/>
+          <w:szCs w:val="32"/>
+        </w:rPr>
+        <w:t xml:space="preserve"> </w:t>
+      </w:r>
+      <w:proofErr w:type="spellStart"/>
+      <w:r>
+        <w:rPr>
+          <w:rFonts w:cstheme="minorHAnsi"/>
+          <w:sz w:val="32"/>
+          <w:szCs w:val="32"/>
+        </w:rPr>
+        <w:t>Y</w:t>
       </w:r>
       <w:r>
         <w:rPr>
@@ -1208,6 +1235,7 @@
         </w:rPr>
         <w:t>uag</w:t>
       </w:r>
+      <w:proofErr w:type="spellEnd"/>
     </w:p>
     <w:p>
       <w:pPr>
@@ -3007,8 +3035,18 @@
           <w:sz w:val="32"/>
           <w:szCs w:val="32"/>
         </w:rPr>
-        <w:t>Banh MIchigan</w:t>
-      </w:r>
+        <w:t xml:space="preserve">Banh </w:t>
+      </w:r>
+      <w:proofErr w:type="spellStart"/>
+      <w:r>
+        <w:rPr>
+          <w:rFonts w:cstheme="minorHAnsi"/>
+          <w:sz w:val="32"/>
+          <w:szCs w:val="32"/>
+        </w:rPr>
+        <w:t>MIchigan</w:t>
+      </w:r>
+      <w:proofErr w:type="spellEnd"/>
       <w:r>
         <w:rPr>
           <w:rFonts w:cstheme="minorHAnsi"/>
@@ -3847,7 +3885,25 @@
           <w:sz w:val="25"/>
           <w:szCs w:val="25"/>
         </w:rPr>
-        <w:t xml:space="preserve"> MIchigan. On a swim, </w:t>
+        <w:t xml:space="preserve"> </w:t>
+      </w:r>
+      <w:proofErr w:type="spellStart"/>
+      <w:r>
+        <w:rPr>
+          <w:rFonts w:cstheme="minorHAnsi"/>
+          <w:sz w:val="25"/>
+          <w:szCs w:val="25"/>
+        </w:rPr>
+        <w:t>MIchigan</w:t>
+      </w:r>
+      <w:proofErr w:type="spellEnd"/>
+      <w:r>
+        <w:rPr>
+          <w:rFonts w:cstheme="minorHAnsi"/>
+          <w:sz w:val="25"/>
+          <w:szCs w:val="25"/>
+        </w:rPr>
+        <w:t xml:space="preserve">. On a swim, </w:t>
       </w:r>
       <w:r>
         <w:rPr>
@@ -6250,18 +6306,30 @@
         </w:rPr>
         <w:t xml:space="preserve"> on the shore (“</w:t>
       </w:r>
-      <w:hyperlink r:id="rId21" w:history="1">
-        <w:r>
-          <w:rPr>
-            <w:rStyle w:val="Hyperlink"/>
-            <w:rFonts w:cstheme="minorHAnsi"/>
-            <w:sz w:val="25"/>
-            <w:szCs w:val="25"/>
-            <w:u w:val="none"/>
-          </w:rPr>
-          <w:t>Gichigamiin</w:t>
-        </w:r>
-      </w:hyperlink>
+      <w:proofErr w:type="spellStart"/>
+      <w:r>
+        <w:fldChar w:fldCharType="begin"/>
+      </w:r>
+      <w:r>
+        <w:instrText>HYPERLINK "https://www.michiganmusical.com/music/12-gichigamiin/"</w:instrText>
+      </w:r>
+      <w:r>
+        <w:fldChar w:fldCharType="separate"/>
+      </w:r>
+      <w:r>
+        <w:rPr>
+          <w:rStyle w:val="Hyperlink"/>
+          <w:rFonts w:cstheme="minorHAnsi"/>
+          <w:sz w:val="25"/>
+          <w:szCs w:val="25"/>
+          <w:u w:val="none"/>
+        </w:rPr>
+        <w:t>Gichigamiin</w:t>
+      </w:r>
+      <w:proofErr w:type="spellEnd"/>
+      <w:r>
+        <w:fldChar w:fldCharType="end"/>
+      </w:r>
       <w:r>
         <w:rPr>
           <w:rFonts w:cstheme="minorHAnsi"/>
@@ -6379,7 +6447,7 @@
         </w:rPr>
         <w:t xml:space="preserve"> (“</w:t>
       </w:r>
-      <w:hyperlink r:id="rId22" w:history="1">
+      <w:hyperlink r:id="rId21" w:history="1">
         <w:r>
           <w:rPr>
             <w:rStyle w:val="Hyperlink"/>
@@ -6734,7 +6802,7 @@
         </w:rPr>
         <w:t>. The parade goes wrong as Petoskey beats up Lulu, disqualifying them for the first time (“</w:t>
       </w:r>
-      <w:hyperlink r:id="rId23" w:history="1">
+      <w:hyperlink r:id="rId22" w:history="1">
         <w:r>
           <w:rPr>
             <w:rStyle w:val="Hyperlink"/>
@@ -6786,7 +6854,7 @@
         </w:rPr>
         <w:t xml:space="preserve"> (“</w:t>
       </w:r>
-      <w:hyperlink r:id="rId24" w:history="1">
+      <w:hyperlink r:id="rId23" w:history="1">
         <w:r>
           <w:rPr>
             <w:rStyle w:val="Hyperlink"/>
@@ -6891,7 +6959,7 @@
         </w:rPr>
         <w:t xml:space="preserve"> (“</w:t>
       </w:r>
-      <w:hyperlink r:id="rId25" w:history="1">
+      <w:hyperlink r:id="rId24" w:history="1">
         <w:r>
           <w:rPr>
             <w:rStyle w:val="Hyperlink"/>
@@ -6999,7 +7067,7 @@
         </w:rPr>
         <w:t>(“</w:t>
       </w:r>
-      <w:hyperlink r:id="rId26" w:history="1">
+      <w:hyperlink r:id="rId25" w:history="1">
         <w:r>
           <w:rPr>
             <w:rStyle w:val="Hyperlink"/>
@@ -7065,15 +7133,33 @@
           <w:sz w:val="25"/>
           <w:szCs w:val="25"/>
         </w:rPr>
-        <w:t>Van Otterloo</w:t>
-      </w:r>
-      <w:r>
-        <w:rPr>
-          <w:rFonts w:cstheme="minorHAnsi"/>
-          <w:sz w:val="25"/>
-          <w:szCs w:val="25"/>
-        </w:rPr>
-        <w:t xml:space="preserve">s are only divided by peninsulas. </w:t>
+        <w:t xml:space="preserve">Van </w:t>
+      </w:r>
+      <w:proofErr w:type="spellStart"/>
+      <w:r>
+        <w:rPr>
+          <w:rFonts w:cstheme="minorHAnsi"/>
+          <w:sz w:val="25"/>
+          <w:szCs w:val="25"/>
+        </w:rPr>
+        <w:t>Otterloo</w:t>
+      </w:r>
+      <w:r>
+        <w:rPr>
+          <w:rFonts w:cstheme="minorHAnsi"/>
+          <w:sz w:val="25"/>
+          <w:szCs w:val="25"/>
+        </w:rPr>
+        <w:t>s</w:t>
+      </w:r>
+      <w:proofErr w:type="spellEnd"/>
+      <w:r>
+        <w:rPr>
+          <w:rFonts w:cstheme="minorHAnsi"/>
+          <w:sz w:val="25"/>
+          <w:szCs w:val="25"/>
+        </w:rPr>
+        <w:t xml:space="preserve"> are only divided by peninsulas. </w:t>
       </w:r>
       <w:r>
         <w:rPr>
@@ -7107,7 +7193,7 @@
         </w:rPr>
         <w:t xml:space="preserve"> the Mackinac Bridge (“</w:t>
       </w:r>
-      <w:hyperlink r:id="rId27" w:history="1">
+      <w:hyperlink r:id="rId26" w:history="1">
         <w:r>
           <w:rPr>
             <w:rStyle w:val="Hyperlink"/>
@@ -7175,7 +7261,7 @@
         </w:rPr>
         <w:t>“</w:t>
       </w:r>
-      <w:hyperlink r:id="rId28" w:history="1">
+      <w:hyperlink r:id="rId27" w:history="1">
         <w:r>
           <w:rPr>
             <w:rStyle w:val="Hyperlink"/>
@@ -7216,7 +7302,7 @@
         </w:rPr>
         <w:t>They drive up to find him. She offers the broken stone as a truce, but he tosses it into the water (“</w:t>
       </w:r>
-      <w:hyperlink r:id="rId29" w:history="1">
+      <w:hyperlink r:id="rId28" w:history="1">
         <w:r>
           <w:rPr>
             <w:rStyle w:val="Hyperlink"/>
@@ -7284,7 +7370,7 @@
         </w:rPr>
         <w:t xml:space="preserve"> (“</w:t>
       </w:r>
-      <w:hyperlink r:id="rId30" w:history="1">
+      <w:hyperlink r:id="rId29" w:history="1">
         <w:r>
           <w:rPr>
             <w:rStyle w:val="Hyperlink"/>
@@ -7481,15 +7567,33 @@
           <w:sz w:val="25"/>
           <w:szCs w:val="25"/>
         </w:rPr>
-        <w:t>Van Otterloo</w:t>
-      </w:r>
-      <w:r>
-        <w:rPr>
-          <w:rFonts w:cstheme="minorHAnsi"/>
-          <w:sz w:val="25"/>
-          <w:szCs w:val="25"/>
-        </w:rPr>
-        <w:t xml:space="preserve">s return with </w:t>
+        <w:t xml:space="preserve">Van </w:t>
+      </w:r>
+      <w:proofErr w:type="spellStart"/>
+      <w:r>
+        <w:rPr>
+          <w:rFonts w:cstheme="minorHAnsi"/>
+          <w:sz w:val="25"/>
+          <w:szCs w:val="25"/>
+        </w:rPr>
+        <w:t>Otterloo</w:t>
+      </w:r>
+      <w:r>
+        <w:rPr>
+          <w:rFonts w:cstheme="minorHAnsi"/>
+          <w:sz w:val="25"/>
+          <w:szCs w:val="25"/>
+        </w:rPr>
+        <w:t>s</w:t>
+      </w:r>
+      <w:proofErr w:type="spellEnd"/>
+      <w:r>
+        <w:rPr>
+          <w:rFonts w:cstheme="minorHAnsi"/>
+          <w:sz w:val="25"/>
+          <w:szCs w:val="25"/>
+        </w:rPr>
+        <w:t xml:space="preserve"> return with </w:t>
       </w:r>
       <w:r>
         <w:rPr>
@@ -7715,7 +7819,7 @@
         </w:rPr>
         <w:t>(“</w:t>
       </w:r>
-      <w:hyperlink r:id="rId31" w:history="1">
+      <w:hyperlink r:id="rId30" w:history="1">
         <w:r>
           <w:rPr>
             <w:rStyle w:val="Hyperlink"/>
@@ -7822,15 +7926,33 @@
           <w:sz w:val="25"/>
           <w:szCs w:val="25"/>
         </w:rPr>
-        <w:t>Van Otterloo</w:t>
-      </w:r>
-      <w:r>
-        <w:rPr>
-          <w:rFonts w:cstheme="minorHAnsi"/>
-          <w:sz w:val="25"/>
-          <w:szCs w:val="25"/>
-        </w:rPr>
-        <w:t>s and Amanda cross</w:t>
+        <w:t xml:space="preserve">Van </w:t>
+      </w:r>
+      <w:proofErr w:type="spellStart"/>
+      <w:r>
+        <w:rPr>
+          <w:rFonts w:cstheme="minorHAnsi"/>
+          <w:sz w:val="25"/>
+          <w:szCs w:val="25"/>
+        </w:rPr>
+        <w:t>Otterloo</w:t>
+      </w:r>
+      <w:r>
+        <w:rPr>
+          <w:rFonts w:cstheme="minorHAnsi"/>
+          <w:sz w:val="25"/>
+          <w:szCs w:val="25"/>
+        </w:rPr>
+        <w:t>s</w:t>
+      </w:r>
+      <w:proofErr w:type="spellEnd"/>
+      <w:r>
+        <w:rPr>
+          <w:rFonts w:cstheme="minorHAnsi"/>
+          <w:sz w:val="25"/>
+          <w:szCs w:val="25"/>
+        </w:rPr>
+        <w:t xml:space="preserve"> and Amanda cross</w:t>
       </w:r>
       <w:r>
         <w:rPr>
@@ -7928,7 +8050,7 @@
         </w:rPr>
         <w:t xml:space="preserve"> (“</w:t>
       </w:r>
-      <w:hyperlink r:id="rId32" w:history="1">
+      <w:hyperlink r:id="rId31" w:history="1">
         <w:r>
           <w:rPr>
             <w:rStyle w:val="Hyperlink"/>
@@ -8217,7 +8339,7 @@
         </w:rPr>
         <w:t xml:space="preserve"> family resembles the state’s best (“</w:t>
       </w:r>
-      <w:hyperlink r:id="rId33" w:history="1">
+      <w:hyperlink r:id="rId32" w:history="1">
         <w:r>
           <w:rPr>
             <w:rStyle w:val="Hyperlink"/>
@@ -9777,7 +9899,15 @@
           <w:sz w:val="28"/>
           <w:szCs w:val="28"/>
         </w:rPr>
-        <w:t>.</w:t>
+        <w:t xml:space="preserve"> and </w:t>
+      </w:r>
+      <w:r>
+        <w:rPr>
+          <w:rFonts w:cstheme="minorHAnsi"/>
+          <w:sz w:val="28"/>
+          <w:szCs w:val="28"/>
+        </w:rPr>
+        <w:t>plotted to kidnap the governor.</w:t>
       </w:r>
       <w:r>
         <w:rPr>
@@ -10891,8 +11021,18 @@
           <w:sz w:val="28"/>
           <w:szCs w:val="28"/>
         </w:rPr>
-        <w:t>BANH MIchigan</w:t>
-      </w:r>
+        <w:t xml:space="preserve">BANH </w:t>
+      </w:r>
+      <w:proofErr w:type="spellStart"/>
+      <w:r>
+        <w:rPr>
+          <w:rFonts w:cstheme="minorHAnsi"/>
+          <w:sz w:val="28"/>
+          <w:szCs w:val="28"/>
+        </w:rPr>
+        <w:t>MIchigan</w:t>
+      </w:r>
+      <w:proofErr w:type="spellEnd"/>
       <w:r>
         <w:rPr>
           <w:rFonts w:cstheme="minorHAnsi"/>
@@ -11361,7 +11501,25 @@
           <w:sz w:val="28"/>
           <w:szCs w:val="28"/>
         </w:rPr>
-        <w:t xml:space="preserve"> anyone who speaks in “ope.”</w:t>
+        <w:t xml:space="preserve"> anyone who speaks in “</w:t>
+      </w:r>
+      <w:proofErr w:type="spellStart"/>
+      <w:r>
+        <w:rPr>
+          <w:rFonts w:cstheme="minorHAnsi"/>
+          <w:sz w:val="28"/>
+          <w:szCs w:val="28"/>
+        </w:rPr>
+        <w:t>ope</w:t>
+      </w:r>
+      <w:proofErr w:type="spellEnd"/>
+      <w:r>
+        <w:rPr>
+          <w:rFonts w:cstheme="minorHAnsi"/>
+          <w:sz w:val="28"/>
+          <w:szCs w:val="28"/>
+        </w:rPr>
+        <w:t>.”</w:t>
       </w:r>
       <w:r>
         <w:rPr>
@@ -11443,7 +11601,7 @@
         </w:rPr>
         <w:t xml:space="preserve">1. </w:t>
       </w:r>
-      <w:hyperlink r:id="rId34" w:history="1">
+      <w:hyperlink r:id="rId33" w:history="1">
         <w:r>
           <w:rPr>
             <w:rStyle w:val="Hyperlink"/>
@@ -11480,7 +11638,7 @@
         <w:br/>
         <w:t xml:space="preserve">2. </w:t>
       </w:r>
-      <w:hyperlink r:id="rId35" w:history="1">
+      <w:hyperlink r:id="rId34" w:history="1">
         <w:r>
           <w:rPr>
             <w:rStyle w:val="Hyperlink"/>
@@ -11525,7 +11683,7 @@
         </w:rPr>
         <w:t xml:space="preserve">3. </w:t>
       </w:r>
-      <w:hyperlink r:id="rId36" w:history="1">
+      <w:hyperlink r:id="rId35" w:history="1">
         <w:r>
           <w:rPr>
             <w:rStyle w:val="Hyperlink"/>
@@ -11571,7 +11729,7 @@
         <w:br/>
         <w:t xml:space="preserve">4. </w:t>
       </w:r>
-      <w:hyperlink r:id="rId37" w:history="1">
+      <w:hyperlink r:id="rId36" w:history="1">
         <w:r>
           <w:rPr>
             <w:rStyle w:val="Hyperlink"/>
@@ -11649,7 +11807,7 @@
         </w:rPr>
         <w:t xml:space="preserve"> </w:t>
       </w:r>
-      <w:hyperlink r:id="rId38" w:history="1">
+      <w:hyperlink r:id="rId37" w:history="1">
         <w:r>
           <w:rPr>
             <w:rStyle w:val="Hyperlink"/>
@@ -11740,7 +11898,7 @@
         <w:br/>
         <w:t xml:space="preserve">6. </w:t>
       </w:r>
-      <w:hyperlink r:id="rId39" w:history="1">
+      <w:hyperlink r:id="rId38" w:history="1">
         <w:r>
           <w:rPr>
             <w:rStyle w:val="Hyperlink"/>
@@ -11785,7 +11943,7 @@
         </w:rPr>
         <w:t xml:space="preserve">7. </w:t>
       </w:r>
-      <w:hyperlink r:id="rId40" w:history="1">
+      <w:hyperlink r:id="rId39" w:history="1">
         <w:r>
           <w:rPr>
             <w:rStyle w:val="Hyperlink"/>
@@ -11820,8 +11978,9 @@
           <w:szCs w:val="28"/>
           <w:vertAlign w:val="subscript"/>
         </w:rPr>
-        <w:t>Van Otterloo</w:t>
-      </w:r>
+        <w:t xml:space="preserve">Van </w:t>
+      </w:r>
+      <w:proofErr w:type="spellStart"/>
       <w:r>
         <w:rPr>
           <w:rFonts w:cstheme="minorHAnsi"/>
@@ -11829,8 +11988,18 @@
           <w:szCs w:val="28"/>
           <w:vertAlign w:val="subscript"/>
         </w:rPr>
+        <w:t>Otterloo</w:t>
+      </w:r>
+      <w:r>
+        <w:rPr>
+          <w:rFonts w:cstheme="minorHAnsi"/>
+          <w:sz w:val="28"/>
+          <w:szCs w:val="28"/>
+          <w:vertAlign w:val="subscript"/>
+        </w:rPr>
         <w:t>s</w:t>
       </w:r>
+      <w:proofErr w:type="spellEnd"/>
       <w:r>
         <w:rPr>
           <w:rFonts w:cstheme="minorHAnsi"/>
@@ -11864,7 +12033,7 @@
         </w:rPr>
         <w:t xml:space="preserve">. </w:t>
       </w:r>
-      <w:hyperlink r:id="rId41" w:history="1">
+      <w:hyperlink r:id="rId40" w:history="1">
         <w:r>
           <w:rPr>
             <w:rStyle w:val="Hyperlink"/>
@@ -11908,8 +12077,9 @@
           <w:szCs w:val="28"/>
           <w:vertAlign w:val="subscript"/>
         </w:rPr>
-        <w:t>Van Otterloo</w:t>
-      </w:r>
+        <w:t xml:space="preserve">Van </w:t>
+      </w:r>
+      <w:proofErr w:type="spellStart"/>
       <w:r>
         <w:rPr>
           <w:rFonts w:cstheme="minorHAnsi"/>
@@ -11917,8 +12087,18 @@
           <w:szCs w:val="28"/>
           <w:vertAlign w:val="subscript"/>
         </w:rPr>
+        <w:t>Otterloo</w:t>
+      </w:r>
+      <w:r>
+        <w:rPr>
+          <w:rFonts w:cstheme="minorHAnsi"/>
+          <w:sz w:val="28"/>
+          <w:szCs w:val="28"/>
+          <w:vertAlign w:val="subscript"/>
+        </w:rPr>
         <w:t>s</w:t>
       </w:r>
+      <w:proofErr w:type="spellEnd"/>
       <w:r>
         <w:rPr>
           <w:rFonts w:cstheme="minorHAnsi"/>
@@ -11944,7 +12124,7 @@
         </w:rPr>
         <w:t xml:space="preserve">. </w:t>
       </w:r>
-      <w:hyperlink r:id="rId42" w:history="1">
+      <w:hyperlink r:id="rId41" w:history="1">
         <w:r>
           <w:rPr>
             <w:rStyle w:val="Hyperlink"/>
@@ -12014,7 +12194,7 @@
         </w:rPr>
         <w:t xml:space="preserve">. </w:t>
       </w:r>
-      <w:hyperlink r:id="rId43" w:history="1">
+      <w:hyperlink r:id="rId42" w:history="1">
         <w:r>
           <w:rPr>
             <w:rStyle w:val="Hyperlink"/>
@@ -12067,7 +12247,7 @@
         </w:rPr>
         <w:t xml:space="preserve">. </w:t>
       </w:r>
-      <w:hyperlink r:id="rId44" w:history="1">
+      <w:hyperlink r:id="rId43" w:history="1">
         <w:r>
           <w:rPr>
             <w:rStyle w:val="Hyperlink"/>
@@ -12138,7 +12318,8 @@
         </w:rPr>
         <w:t xml:space="preserve">. </w:t>
       </w:r>
-      <w:hyperlink r:id="rId45" w:history="1">
+      <w:hyperlink r:id="rId44" w:history="1">
+        <w:proofErr w:type="spellStart"/>
         <w:r>
           <w:rPr>
             <w:rStyle w:val="Hyperlink"/>
@@ -12148,6 +12329,7 @@
           </w:rPr>
           <w:t>Gichigamiin</w:t>
         </w:r>
+        <w:proofErr w:type="spellEnd"/>
         <w:r>
           <w:rPr>
             <w:rStyle w:val="Hyperlink"/>
@@ -12219,7 +12401,7 @@
         </w:rPr>
         <w:t xml:space="preserve">13. </w:t>
       </w:r>
-      <w:hyperlink r:id="rId46" w:history="1">
+      <w:hyperlink r:id="rId45" w:history="1">
         <w:r>
           <w:rPr>
             <w:rStyle w:val="Hyperlink"/>
@@ -12272,7 +12454,7 @@
         </w:rPr>
         <w:t xml:space="preserve">. </w:t>
       </w:r>
-      <w:hyperlink r:id="rId47" w:history="1">
+      <w:hyperlink r:id="rId46" w:history="1">
         <w:r>
           <w:rPr>
             <w:rStyle w:val="Hyperlink"/>
@@ -12298,8 +12480,9 @@
           <w:szCs w:val="28"/>
           <w:vertAlign w:val="subscript"/>
         </w:rPr>
-        <w:t>Van Otterloo</w:t>
-      </w:r>
+        <w:t xml:space="preserve">Van </w:t>
+      </w:r>
+      <w:proofErr w:type="spellStart"/>
       <w:r>
         <w:rPr>
           <w:rFonts w:cstheme="minorHAnsi"/>
@@ -12307,8 +12490,18 @@
           <w:szCs w:val="28"/>
           <w:vertAlign w:val="subscript"/>
         </w:rPr>
+        <w:t>Otterloo</w:t>
+      </w:r>
+      <w:r>
+        <w:rPr>
+          <w:rFonts w:cstheme="minorHAnsi"/>
+          <w:sz w:val="28"/>
+          <w:szCs w:val="28"/>
+          <w:vertAlign w:val="subscript"/>
+        </w:rPr>
         <w:t>s</w:t>
       </w:r>
+      <w:proofErr w:type="spellEnd"/>
       <w:r>
         <w:rPr>
           <w:rFonts w:cstheme="minorHAnsi"/>
@@ -12334,7 +12527,7 @@
         </w:rPr>
         <w:t xml:space="preserve">. </w:t>
       </w:r>
-      <w:hyperlink r:id="rId48" w:history="1">
+      <w:hyperlink r:id="rId47" w:history="1">
         <w:r>
           <w:rPr>
             <w:rStyle w:val="Hyperlink"/>
@@ -12448,7 +12641,7 @@
         </w:rPr>
         <w:t xml:space="preserve">. </w:t>
       </w:r>
-      <w:hyperlink r:id="rId49" w:history="1">
+      <w:hyperlink r:id="rId48" w:history="1">
         <w:r>
           <w:rPr>
             <w:rStyle w:val="Hyperlink"/>
@@ -12500,7 +12693,7 @@
         </w:rPr>
         <w:t xml:space="preserve">. </w:t>
       </w:r>
-      <w:hyperlink r:id="rId50" w:history="1">
+      <w:hyperlink r:id="rId49" w:history="1">
         <w:r>
           <w:rPr>
             <w:rStyle w:val="Hyperlink"/>
@@ -12553,8 +12746,9 @@
           <w:szCs w:val="28"/>
           <w:vertAlign w:val="subscript"/>
         </w:rPr>
-        <w:t>Van Otterloo</w:t>
-      </w:r>
+        <w:t xml:space="preserve">Van </w:t>
+      </w:r>
+      <w:proofErr w:type="spellStart"/>
       <w:r>
         <w:rPr>
           <w:rFonts w:cstheme="minorHAnsi"/>
@@ -12562,8 +12756,18 @@
           <w:szCs w:val="28"/>
           <w:vertAlign w:val="subscript"/>
         </w:rPr>
+        <w:t>Otterloo</w:t>
+      </w:r>
+      <w:r>
+        <w:rPr>
+          <w:rFonts w:cstheme="minorHAnsi"/>
+          <w:sz w:val="28"/>
+          <w:szCs w:val="28"/>
+          <w:vertAlign w:val="subscript"/>
+        </w:rPr>
         <w:t>s</w:t>
       </w:r>
+      <w:proofErr w:type="spellEnd"/>
       <w:r>
         <w:rPr>
           <w:rFonts w:cstheme="minorHAnsi"/>
@@ -12588,7 +12792,7 @@
         </w:rPr>
         <w:t xml:space="preserve">. </w:t>
       </w:r>
-      <w:hyperlink r:id="rId51" w:history="1">
+      <w:hyperlink r:id="rId50" w:history="1">
         <w:r>
           <w:rPr>
             <w:rStyle w:val="Hyperlink"/>
@@ -12668,7 +12872,7 @@
         </w:rPr>
         <w:t xml:space="preserve">. </w:t>
       </w:r>
-      <w:hyperlink r:id="rId52" w:history="1">
+      <w:hyperlink r:id="rId51" w:history="1">
         <w:r>
           <w:rPr>
             <w:rStyle w:val="Hyperlink"/>
@@ -12748,7 +12952,7 @@
         </w:rPr>
         <w:t xml:space="preserve">. </w:t>
       </w:r>
-      <w:hyperlink r:id="rId53" w:history="1">
+      <w:hyperlink r:id="rId52" w:history="1">
         <w:r>
           <w:rPr>
             <w:rStyle w:val="Hyperlink"/>
@@ -12810,7 +13014,7 @@
         </w:rPr>
         <w:t xml:space="preserve">. </w:t>
       </w:r>
-      <w:hyperlink r:id="rId54" w:history="1">
+      <w:hyperlink r:id="rId53" w:history="1">
         <w:r>
           <w:rPr>
             <w:rStyle w:val="Hyperlink"/>
@@ -12917,7 +13121,7 @@
         </w:rPr>
         <w:t xml:space="preserve">. </w:t>
       </w:r>
-      <w:hyperlink r:id="rId55" w:history="1">
+      <w:hyperlink r:id="rId54" w:history="1">
         <w:r>
           <w:rPr>
             <w:rStyle w:val="Hyperlink"/>
@@ -12961,8 +13165,9 @@
           <w:szCs w:val="28"/>
           <w:vertAlign w:val="subscript"/>
         </w:rPr>
-        <w:t>Van Otterloo</w:t>
-      </w:r>
+        <w:t xml:space="preserve">Van </w:t>
+      </w:r>
+      <w:proofErr w:type="spellStart"/>
       <w:r>
         <w:rPr>
           <w:rFonts w:cstheme="minorHAnsi"/>
@@ -12970,8 +13175,18 @@
           <w:szCs w:val="28"/>
           <w:vertAlign w:val="subscript"/>
         </w:rPr>
+        <w:t>Otterloo</w:t>
+      </w:r>
+      <w:r>
+        <w:rPr>
+          <w:rFonts w:cstheme="minorHAnsi"/>
+          <w:sz w:val="28"/>
+          <w:szCs w:val="28"/>
+          <w:vertAlign w:val="subscript"/>
+        </w:rPr>
         <w:t>s</w:t>
       </w:r>
+      <w:proofErr w:type="spellEnd"/>
       <w:r>
         <w:rPr>
           <w:rFonts w:cstheme="minorHAnsi"/>
@@ -13015,7 +13230,7 @@
         </w:rPr>
         <w:t xml:space="preserve">. </w:t>
       </w:r>
-      <w:hyperlink r:id="rId56" w:history="1">
+      <w:hyperlink r:id="rId55" w:history="1">
         <w:r>
           <w:rPr>
             <w:rStyle w:val="Hyperlink"/>
@@ -13131,7 +13346,7 @@
         </w:rPr>
         <w:t xml:space="preserve">. </w:t>
       </w:r>
-      <w:hyperlink r:id="rId57" w:history="1">
+      <w:hyperlink r:id="rId56" w:history="1">
         <w:r>
           <w:rPr>
             <w:rStyle w:val="Hyperlink"/>
@@ -13211,7 +13426,7 @@
                 <w:szCs w:val="2"/>
               </w:rPr>
             </w:pPr>
-            <w:hyperlink r:id="rId58" w:history="1">
+            <w:hyperlink r:id="rId57" w:history="1">
               <w:r>
                 <w:rPr>
                   <w:rStyle w:val="Hyperlink"/>
@@ -13252,7 +13467,7 @@
                 <w:szCs w:val="32"/>
               </w:rPr>
             </w:pPr>
-            <w:hyperlink r:id="rId59" w:history="1">
+            <w:hyperlink r:id="rId58" w:history="1">
               <w:r>
                 <w:rPr>
                   <w:rStyle w:val="Hyperlink"/>
@@ -13281,7 +13496,7 @@
                 <w:szCs w:val="32"/>
               </w:rPr>
             </w:pPr>
-            <w:hyperlink r:id="rId60" w:history="1">
+            <w:hyperlink r:id="rId59" w:history="1">
               <w:r>
                 <w:rPr>
                   <w:rStyle w:val="Hyperlink"/>
@@ -13310,7 +13525,7 @@
                 <w:szCs w:val="32"/>
               </w:rPr>
             </w:pPr>
-            <w:hyperlink r:id="rId61" w:history="1">
+            <w:hyperlink r:id="rId60" w:history="1">
               <w:r>
                 <w:rPr>
                   <w:rStyle w:val="Hyperlink"/>
@@ -13433,7 +13648,7 @@
                 <w:szCs w:val="32"/>
               </w:rPr>
             </w:pPr>
-            <w:hyperlink r:id="rId62" w:history="1">
+            <w:hyperlink r:id="rId61" w:history="1">
               <w:r>
                 <w:rPr>
                   <w:rStyle w:val="Hyperlink"/>
@@ -13462,7 +13677,7 @@
                 <w:szCs w:val="32"/>
               </w:rPr>
             </w:pPr>
-            <w:hyperlink r:id="rId63" w:history="1">
+            <w:hyperlink r:id="rId62" w:history="1">
               <w:r>
                 <w:rPr>
                   <w:rStyle w:val="Hyperlink"/>
@@ -13491,7 +13706,7 @@
                 <w:szCs w:val="32"/>
               </w:rPr>
             </w:pPr>
-            <w:hyperlink r:id="rId64" w:history="1">
+            <w:hyperlink r:id="rId63" w:history="1">
               <w:r>
                 <w:rPr>
                   <w:rStyle w:val="Hyperlink"/>
@@ -13618,12 +13833,12 @@
       </w:pPr>
     </w:p>
     <w:sectPr>
-      <w:headerReference w:type="even" r:id="rId65"/>
-      <w:headerReference w:type="default" r:id="rId66"/>
-      <w:footerReference w:type="even" r:id="rId67"/>
-      <w:footerReference w:type="default" r:id="rId68"/>
-      <w:headerReference w:type="first" r:id="rId69"/>
-      <w:footerReference w:type="first" r:id="rId70"/>
+      <w:headerReference w:type="even" r:id="rId64"/>
+      <w:headerReference w:type="default" r:id="rId65"/>
+      <w:footerReference w:type="even" r:id="rId66"/>
+      <w:footerReference w:type="default" r:id="rId67"/>
+      <w:headerReference w:type="first" r:id="rId68"/>
+      <w:footerReference w:type="first" r:id="rId69"/>
       <w:pgSz w:w="12240" w:h="15840"/>
       <w:pgMar w:top="1440" w:right="1440" w:bottom="1440" w:left="1440" w:header="720" w:footer="720" w:gutter="0"/>
       <w:pgNumType w:fmt="lowerRoman"/>

--- a/about/michigan-bible.docx
+++ b/about/michigan-bible.docx
@@ -1072,7 +1072,7 @@
           <w:szCs w:val="32"/>
           <w:u w:val="single"/>
         </w:rPr>
-        <w:t>Feedback</w:t>
+        <w:t>Dramaturgy</w:t>
       </w:r>
       <w:r>
         <w:rPr>
@@ -1089,34 +1089,7 @@
           <w:szCs w:val="32"/>
           <w:vertAlign w:val="subscript"/>
         </w:rPr>
-        <w:t>202</w:t>
-      </w:r>
-      <w:r>
-        <w:rPr>
-          <w:rFonts w:cstheme="minorHAnsi"/>
-          <w:sz w:val="32"/>
-          <w:szCs w:val="32"/>
-          <w:vertAlign w:val="subscript"/>
-        </w:rPr>
-        <w:t>6</w:t>
-      </w:r>
-      <w:r>
-        <w:rPr>
-          <w:rFonts w:cstheme="minorHAnsi"/>
-          <w:sz w:val="32"/>
-          <w:szCs w:val="32"/>
-          <w:vertAlign w:val="subscript"/>
-        </w:rPr>
-        <w:t>-</w:t>
-      </w:r>
-      <w:r>
-        <w:rPr>
-          <w:rFonts w:cstheme="minorHAnsi"/>
-          <w:sz w:val="32"/>
-          <w:szCs w:val="32"/>
-          <w:vertAlign w:val="subscript"/>
-        </w:rPr>
-        <w:t>Now</w:t>
+        <w:t>2026-Now</w:t>
       </w:r>
     </w:p>
     <w:p>
@@ -1124,6 +1097,92 @@
         <w:spacing w:line="240" w:lineRule="auto"/>
         <w:rPr>
           <w:rFonts w:cstheme="minorHAnsi"/>
+          <w:b/>
+          <w:bCs/>
+          <w:sz w:val="32"/>
+          <w:szCs w:val="32"/>
+          <w:u w:val="single"/>
+        </w:rPr>
+      </w:pPr>
+      <w:r>
+        <w:rPr>
+          <w:rFonts w:cstheme="minorHAnsi"/>
+          <w:sz w:val="32"/>
+          <w:szCs w:val="32"/>
+        </w:rPr>
+        <w:t>Ynika Yuag</w:t>
+      </w:r>
+    </w:p>
+    <w:p>
+      <w:pPr>
+        <w:spacing w:line="240" w:lineRule="auto"/>
+        <w:rPr>
+          <w:rFonts w:cstheme="minorHAnsi"/>
+          <w:sz w:val="32"/>
+          <w:szCs w:val="32"/>
+        </w:rPr>
+      </w:pPr>
+      <w:r>
+        <w:rPr>
+          <w:rFonts w:cstheme="minorHAnsi"/>
+          <w:b/>
+          <w:bCs/>
+          <w:sz w:val="32"/>
+          <w:szCs w:val="32"/>
+          <w:u w:val="single"/>
+        </w:rPr>
+        <w:t>Feedback</w:t>
+      </w:r>
+      <w:r>
+        <w:rPr>
+          <w:rFonts w:cstheme="minorHAnsi"/>
+          <w:sz w:val="32"/>
+          <w:szCs w:val="32"/>
+        </w:rPr>
+        <w:t xml:space="preserve"> </w:t>
+      </w:r>
+      <w:r>
+        <w:rPr>
+          <w:rFonts w:cstheme="minorHAnsi"/>
+          <w:sz w:val="32"/>
+          <w:szCs w:val="32"/>
+          <w:vertAlign w:val="subscript"/>
+        </w:rPr>
+        <w:t>202</w:t>
+      </w:r>
+      <w:r>
+        <w:rPr>
+          <w:rFonts w:cstheme="minorHAnsi"/>
+          <w:sz w:val="32"/>
+          <w:szCs w:val="32"/>
+          <w:vertAlign w:val="subscript"/>
+        </w:rPr>
+        <w:t>6</w:t>
+      </w:r>
+      <w:r>
+        <w:rPr>
+          <w:rFonts w:cstheme="minorHAnsi"/>
+          <w:sz w:val="32"/>
+          <w:szCs w:val="32"/>
+          <w:vertAlign w:val="subscript"/>
+        </w:rPr>
+        <w:t>-</w:t>
+      </w:r>
+      <w:r>
+        <w:rPr>
+          <w:rFonts w:cstheme="minorHAnsi"/>
+          <w:sz w:val="32"/>
+          <w:szCs w:val="32"/>
+          <w:vertAlign w:val="subscript"/>
+        </w:rPr>
+        <w:t>Now</w:t>
+      </w:r>
+    </w:p>
+    <w:p>
+      <w:pPr>
+        <w:spacing w:line="240" w:lineRule="auto"/>
+        <w:rPr>
+          <w:rFonts w:cstheme="minorHAnsi"/>
           <w:sz w:val="32"/>
           <w:szCs w:val="32"/>
         </w:rPr>
@@ -1192,50 +1251,6 @@
         </w:rPr>
         <w:t>Camille Thomas</w:t>
       </w:r>
-      <w:r>
-        <w:rPr>
-          <w:rFonts w:cstheme="minorHAnsi"/>
-          <w:sz w:val="32"/>
-          <w:szCs w:val="32"/>
-        </w:rPr>
-        <w:t xml:space="preserve">, </w:t>
-      </w:r>
-      <w:proofErr w:type="spellStart"/>
-      <w:r>
-        <w:rPr>
-          <w:rFonts w:cstheme="minorHAnsi"/>
-          <w:sz w:val="32"/>
-          <w:szCs w:val="32"/>
-        </w:rPr>
-        <w:t>Ynika</w:t>
-      </w:r>
-      <w:proofErr w:type="spellEnd"/>
-      <w:r>
-        <w:rPr>
-          <w:rFonts w:cstheme="minorHAnsi"/>
-          <w:sz w:val="32"/>
-          <w:szCs w:val="32"/>
-        </w:rPr>
-        <w:t xml:space="preserve"> </w:t>
-      </w:r>
-      <w:proofErr w:type="spellStart"/>
-      <w:r>
-        <w:rPr>
-          <w:rFonts w:cstheme="minorHAnsi"/>
-          <w:sz w:val="32"/>
-          <w:szCs w:val="32"/>
-        </w:rPr>
-        <w:t>Y</w:t>
-      </w:r>
-      <w:r>
-        <w:rPr>
-          <w:rFonts w:cstheme="minorHAnsi"/>
-          <w:sz w:val="32"/>
-          <w:szCs w:val="32"/>
-        </w:rPr>
-        <w:t>uag</w:t>
-      </w:r>
-      <w:proofErr w:type="spellEnd"/>
     </w:p>
     <w:p>
       <w:pPr>
@@ -3035,18 +3050,8 @@
           <w:sz w:val="32"/>
           <w:szCs w:val="32"/>
         </w:rPr>
-        <w:t xml:space="preserve">Banh </w:t>
-      </w:r>
-      <w:proofErr w:type="spellStart"/>
-      <w:r>
-        <w:rPr>
-          <w:rFonts w:cstheme="minorHAnsi"/>
-          <w:sz w:val="32"/>
-          <w:szCs w:val="32"/>
-        </w:rPr>
-        <w:t>MIchigan</w:t>
-      </w:r>
-      <w:proofErr w:type="spellEnd"/>
+        <w:t>Banh MIchigan</w:t>
+      </w:r>
       <w:r>
         <w:rPr>
           <w:rFonts w:cstheme="minorHAnsi"/>
@@ -3885,25 +3890,7 @@
           <w:sz w:val="25"/>
           <w:szCs w:val="25"/>
         </w:rPr>
-        <w:t xml:space="preserve"> </w:t>
-      </w:r>
-      <w:proofErr w:type="spellStart"/>
-      <w:r>
-        <w:rPr>
-          <w:rFonts w:cstheme="minorHAnsi"/>
-          <w:sz w:val="25"/>
-          <w:szCs w:val="25"/>
-        </w:rPr>
-        <w:t>MIchigan</w:t>
-      </w:r>
-      <w:proofErr w:type="spellEnd"/>
-      <w:r>
-        <w:rPr>
-          <w:rFonts w:cstheme="minorHAnsi"/>
-          <w:sz w:val="25"/>
-          <w:szCs w:val="25"/>
-        </w:rPr>
-        <w:t xml:space="preserve">. On a swim, </w:t>
+        <w:t xml:space="preserve"> MIchigan. On a swim, </w:t>
       </w:r>
       <w:r>
         <w:rPr>
@@ -6306,30 +6293,18 @@
         </w:rPr>
         <w:t xml:space="preserve"> on the shore (“</w:t>
       </w:r>
-      <w:proofErr w:type="spellStart"/>
-      <w:r>
-        <w:fldChar w:fldCharType="begin"/>
-      </w:r>
-      <w:r>
-        <w:instrText>HYPERLINK "https://www.michiganmusical.com/music/12-gichigamiin/"</w:instrText>
-      </w:r>
-      <w:r>
-        <w:fldChar w:fldCharType="separate"/>
-      </w:r>
-      <w:r>
-        <w:rPr>
-          <w:rStyle w:val="Hyperlink"/>
-          <w:rFonts w:cstheme="minorHAnsi"/>
-          <w:sz w:val="25"/>
-          <w:szCs w:val="25"/>
-          <w:u w:val="none"/>
-        </w:rPr>
-        <w:t>Gichigamiin</w:t>
-      </w:r>
-      <w:proofErr w:type="spellEnd"/>
-      <w:r>
-        <w:fldChar w:fldCharType="end"/>
-      </w:r>
+      <w:hyperlink r:id="rId21" w:history="1">
+        <w:r>
+          <w:rPr>
+            <w:rStyle w:val="Hyperlink"/>
+            <w:rFonts w:cstheme="minorHAnsi"/>
+            <w:sz w:val="25"/>
+            <w:szCs w:val="25"/>
+            <w:u w:val="none"/>
+          </w:rPr>
+          <w:t>Gichigamiin</w:t>
+        </w:r>
+      </w:hyperlink>
       <w:r>
         <w:rPr>
           <w:rFonts w:cstheme="minorHAnsi"/>
@@ -6447,7 +6422,7 @@
         </w:rPr>
         <w:t xml:space="preserve"> (“</w:t>
       </w:r>
-      <w:hyperlink r:id="rId21" w:history="1">
+      <w:hyperlink r:id="rId22" w:history="1">
         <w:r>
           <w:rPr>
             <w:rStyle w:val="Hyperlink"/>
@@ -6802,7 +6777,7 @@
         </w:rPr>
         <w:t>. The parade goes wrong as Petoskey beats up Lulu, disqualifying them for the first time (“</w:t>
       </w:r>
-      <w:hyperlink r:id="rId22" w:history="1">
+      <w:hyperlink r:id="rId23" w:history="1">
         <w:r>
           <w:rPr>
             <w:rStyle w:val="Hyperlink"/>
@@ -6854,7 +6829,7 @@
         </w:rPr>
         <w:t xml:space="preserve"> (“</w:t>
       </w:r>
-      <w:hyperlink r:id="rId23" w:history="1">
+      <w:hyperlink r:id="rId24" w:history="1">
         <w:r>
           <w:rPr>
             <w:rStyle w:val="Hyperlink"/>
@@ -6959,7 +6934,7 @@
         </w:rPr>
         <w:t xml:space="preserve"> (“</w:t>
       </w:r>
-      <w:hyperlink r:id="rId24" w:history="1">
+      <w:hyperlink r:id="rId25" w:history="1">
         <w:r>
           <w:rPr>
             <w:rStyle w:val="Hyperlink"/>
@@ -7067,7 +7042,7 @@
         </w:rPr>
         <w:t>(“</w:t>
       </w:r>
-      <w:hyperlink r:id="rId25" w:history="1">
+      <w:hyperlink r:id="rId26" w:history="1">
         <w:r>
           <w:rPr>
             <w:rStyle w:val="Hyperlink"/>
@@ -7133,33 +7108,15 @@
           <w:sz w:val="25"/>
           <w:szCs w:val="25"/>
         </w:rPr>
-        <w:t xml:space="preserve">Van </w:t>
-      </w:r>
-      <w:proofErr w:type="spellStart"/>
-      <w:r>
-        <w:rPr>
-          <w:rFonts w:cstheme="minorHAnsi"/>
-          <w:sz w:val="25"/>
-          <w:szCs w:val="25"/>
-        </w:rPr>
-        <w:t>Otterloo</w:t>
-      </w:r>
-      <w:r>
-        <w:rPr>
-          <w:rFonts w:cstheme="minorHAnsi"/>
-          <w:sz w:val="25"/>
-          <w:szCs w:val="25"/>
-        </w:rPr>
-        <w:t>s</w:t>
-      </w:r>
-      <w:proofErr w:type="spellEnd"/>
-      <w:r>
-        <w:rPr>
-          <w:rFonts w:cstheme="minorHAnsi"/>
-          <w:sz w:val="25"/>
-          <w:szCs w:val="25"/>
-        </w:rPr>
-        <w:t xml:space="preserve"> are only divided by peninsulas. </w:t>
+        <w:t>Van Otterloo</w:t>
+      </w:r>
+      <w:r>
+        <w:rPr>
+          <w:rFonts w:cstheme="minorHAnsi"/>
+          <w:sz w:val="25"/>
+          <w:szCs w:val="25"/>
+        </w:rPr>
+        <w:t xml:space="preserve">s are only divided by peninsulas. </w:t>
       </w:r>
       <w:r>
         <w:rPr>
@@ -7193,7 +7150,7 @@
         </w:rPr>
         <w:t xml:space="preserve"> the Mackinac Bridge (“</w:t>
       </w:r>
-      <w:hyperlink r:id="rId26" w:history="1">
+      <w:hyperlink r:id="rId27" w:history="1">
         <w:r>
           <w:rPr>
             <w:rStyle w:val="Hyperlink"/>
@@ -7261,7 +7218,7 @@
         </w:rPr>
         <w:t>“</w:t>
       </w:r>
-      <w:hyperlink r:id="rId27" w:history="1">
+      <w:hyperlink r:id="rId28" w:history="1">
         <w:r>
           <w:rPr>
             <w:rStyle w:val="Hyperlink"/>
@@ -7302,7 +7259,7 @@
         </w:rPr>
         <w:t>They drive up to find him. She offers the broken stone as a truce, but he tosses it into the water (“</w:t>
       </w:r>
-      <w:hyperlink r:id="rId28" w:history="1">
+      <w:hyperlink r:id="rId29" w:history="1">
         <w:r>
           <w:rPr>
             <w:rStyle w:val="Hyperlink"/>
@@ -7370,7 +7327,7 @@
         </w:rPr>
         <w:t xml:space="preserve"> (“</w:t>
       </w:r>
-      <w:hyperlink r:id="rId29" w:history="1">
+      <w:hyperlink r:id="rId30" w:history="1">
         <w:r>
           <w:rPr>
             <w:rStyle w:val="Hyperlink"/>
@@ -7567,33 +7524,15 @@
           <w:sz w:val="25"/>
           <w:szCs w:val="25"/>
         </w:rPr>
-        <w:t xml:space="preserve">Van </w:t>
-      </w:r>
-      <w:proofErr w:type="spellStart"/>
-      <w:r>
-        <w:rPr>
-          <w:rFonts w:cstheme="minorHAnsi"/>
-          <w:sz w:val="25"/>
-          <w:szCs w:val="25"/>
-        </w:rPr>
-        <w:t>Otterloo</w:t>
-      </w:r>
-      <w:r>
-        <w:rPr>
-          <w:rFonts w:cstheme="minorHAnsi"/>
-          <w:sz w:val="25"/>
-          <w:szCs w:val="25"/>
-        </w:rPr>
-        <w:t>s</w:t>
-      </w:r>
-      <w:proofErr w:type="spellEnd"/>
-      <w:r>
-        <w:rPr>
-          <w:rFonts w:cstheme="minorHAnsi"/>
-          <w:sz w:val="25"/>
-          <w:szCs w:val="25"/>
-        </w:rPr>
-        <w:t xml:space="preserve"> return with </w:t>
+        <w:t>Van Otterloo</w:t>
+      </w:r>
+      <w:r>
+        <w:rPr>
+          <w:rFonts w:cstheme="minorHAnsi"/>
+          <w:sz w:val="25"/>
+          <w:szCs w:val="25"/>
+        </w:rPr>
+        <w:t xml:space="preserve">s return with </w:t>
       </w:r>
       <w:r>
         <w:rPr>
@@ -7819,7 +7758,7 @@
         </w:rPr>
         <w:t>(“</w:t>
       </w:r>
-      <w:hyperlink r:id="rId30" w:history="1">
+      <w:hyperlink r:id="rId31" w:history="1">
         <w:r>
           <w:rPr>
             <w:rStyle w:val="Hyperlink"/>
@@ -7926,33 +7865,15 @@
           <w:sz w:val="25"/>
           <w:szCs w:val="25"/>
         </w:rPr>
-        <w:t xml:space="preserve">Van </w:t>
-      </w:r>
-      <w:proofErr w:type="spellStart"/>
-      <w:r>
-        <w:rPr>
-          <w:rFonts w:cstheme="minorHAnsi"/>
-          <w:sz w:val="25"/>
-          <w:szCs w:val="25"/>
-        </w:rPr>
-        <w:t>Otterloo</w:t>
-      </w:r>
-      <w:r>
-        <w:rPr>
-          <w:rFonts w:cstheme="minorHAnsi"/>
-          <w:sz w:val="25"/>
-          <w:szCs w:val="25"/>
-        </w:rPr>
-        <w:t>s</w:t>
-      </w:r>
-      <w:proofErr w:type="spellEnd"/>
-      <w:r>
-        <w:rPr>
-          <w:rFonts w:cstheme="minorHAnsi"/>
-          <w:sz w:val="25"/>
-          <w:szCs w:val="25"/>
-        </w:rPr>
-        <w:t xml:space="preserve"> and Amanda cross</w:t>
+        <w:t>Van Otterloo</w:t>
+      </w:r>
+      <w:r>
+        <w:rPr>
+          <w:rFonts w:cstheme="minorHAnsi"/>
+          <w:sz w:val="25"/>
+          <w:szCs w:val="25"/>
+        </w:rPr>
+        <w:t>s and Amanda cross</w:t>
       </w:r>
       <w:r>
         <w:rPr>
@@ -8050,7 +7971,7 @@
         </w:rPr>
         <w:t xml:space="preserve"> (“</w:t>
       </w:r>
-      <w:hyperlink r:id="rId31" w:history="1">
+      <w:hyperlink r:id="rId32" w:history="1">
         <w:r>
           <w:rPr>
             <w:rStyle w:val="Hyperlink"/>
@@ -8339,7 +8260,7 @@
         </w:rPr>
         <w:t xml:space="preserve"> family resembles the state’s best (“</w:t>
       </w:r>
-      <w:hyperlink r:id="rId32" w:history="1">
+      <w:hyperlink r:id="rId33" w:history="1">
         <w:r>
           <w:rPr>
             <w:rStyle w:val="Hyperlink"/>
@@ -11021,18 +10942,8 @@
           <w:sz w:val="28"/>
           <w:szCs w:val="28"/>
         </w:rPr>
-        <w:t xml:space="preserve">BANH </w:t>
-      </w:r>
-      <w:proofErr w:type="spellStart"/>
-      <w:r>
-        <w:rPr>
-          <w:rFonts w:cstheme="minorHAnsi"/>
-          <w:sz w:val="28"/>
-          <w:szCs w:val="28"/>
-        </w:rPr>
-        <w:t>MIchigan</w:t>
-      </w:r>
-      <w:proofErr w:type="spellEnd"/>
+        <w:t>BANH MIchigan</w:t>
+      </w:r>
       <w:r>
         <w:rPr>
           <w:rFonts w:cstheme="minorHAnsi"/>
@@ -11501,25 +11412,7 @@
           <w:sz w:val="28"/>
           <w:szCs w:val="28"/>
         </w:rPr>
-        <w:t xml:space="preserve"> anyone who speaks in “</w:t>
-      </w:r>
-      <w:proofErr w:type="spellStart"/>
-      <w:r>
-        <w:rPr>
-          <w:rFonts w:cstheme="minorHAnsi"/>
-          <w:sz w:val="28"/>
-          <w:szCs w:val="28"/>
-        </w:rPr>
-        <w:t>ope</w:t>
-      </w:r>
-      <w:proofErr w:type="spellEnd"/>
-      <w:r>
-        <w:rPr>
-          <w:rFonts w:cstheme="minorHAnsi"/>
-          <w:sz w:val="28"/>
-          <w:szCs w:val="28"/>
-        </w:rPr>
-        <w:t>.”</w:t>
+        <w:t xml:space="preserve"> anyone who speaks in “ope.”</w:t>
       </w:r>
       <w:r>
         <w:rPr>
@@ -11601,7 +11494,7 @@
         </w:rPr>
         <w:t xml:space="preserve">1. </w:t>
       </w:r>
-      <w:hyperlink r:id="rId33" w:history="1">
+      <w:hyperlink r:id="rId34" w:history="1">
         <w:r>
           <w:rPr>
             <w:rStyle w:val="Hyperlink"/>
@@ -11638,7 +11531,7 @@
         <w:br/>
         <w:t xml:space="preserve">2. </w:t>
       </w:r>
-      <w:hyperlink r:id="rId34" w:history="1">
+      <w:hyperlink r:id="rId35" w:history="1">
         <w:r>
           <w:rPr>
             <w:rStyle w:val="Hyperlink"/>
@@ -11683,7 +11576,7 @@
         </w:rPr>
         <w:t xml:space="preserve">3. </w:t>
       </w:r>
-      <w:hyperlink r:id="rId35" w:history="1">
+      <w:hyperlink r:id="rId36" w:history="1">
         <w:r>
           <w:rPr>
             <w:rStyle w:val="Hyperlink"/>
@@ -11729,7 +11622,7 @@
         <w:br/>
         <w:t xml:space="preserve">4. </w:t>
       </w:r>
-      <w:hyperlink r:id="rId36" w:history="1">
+      <w:hyperlink r:id="rId37" w:history="1">
         <w:r>
           <w:rPr>
             <w:rStyle w:val="Hyperlink"/>
@@ -11807,7 +11700,7 @@
         </w:rPr>
         <w:t xml:space="preserve"> </w:t>
       </w:r>
-      <w:hyperlink r:id="rId37" w:history="1">
+      <w:hyperlink r:id="rId38" w:history="1">
         <w:r>
           <w:rPr>
             <w:rStyle w:val="Hyperlink"/>
@@ -11898,7 +11791,7 @@
         <w:br/>
         <w:t xml:space="preserve">6. </w:t>
       </w:r>
-      <w:hyperlink r:id="rId38" w:history="1">
+      <w:hyperlink r:id="rId39" w:history="1">
         <w:r>
           <w:rPr>
             <w:rStyle w:val="Hyperlink"/>
@@ -11943,7 +11836,7 @@
         </w:rPr>
         <w:t xml:space="preserve">7. </w:t>
       </w:r>
-      <w:hyperlink r:id="rId39" w:history="1">
+      <w:hyperlink r:id="rId40" w:history="1">
         <w:r>
           <w:rPr>
             <w:rStyle w:val="Hyperlink"/>
@@ -11978,9 +11871,8 @@
           <w:szCs w:val="28"/>
           <w:vertAlign w:val="subscript"/>
         </w:rPr>
-        <w:t xml:space="preserve">Van </w:t>
-      </w:r>
-      <w:proofErr w:type="spellStart"/>
+        <w:t>Van Otterloo</w:t>
+      </w:r>
       <w:r>
         <w:rPr>
           <w:rFonts w:cstheme="minorHAnsi"/>
@@ -11988,7 +11880,7 @@
           <w:szCs w:val="28"/>
           <w:vertAlign w:val="subscript"/>
         </w:rPr>
-        <w:t>Otterloo</w:t>
+        <w:t>s</w:t>
       </w:r>
       <w:r>
         <w:rPr>
@@ -11997,16 +11889,6 @@
           <w:szCs w:val="28"/>
           <w:vertAlign w:val="subscript"/>
         </w:rPr>
-        <w:t>s</w:t>
-      </w:r>
-      <w:proofErr w:type="spellEnd"/>
-      <w:r>
-        <w:rPr>
-          <w:rFonts w:cstheme="minorHAnsi"/>
-          <w:sz w:val="28"/>
-          <w:szCs w:val="28"/>
-          <w:vertAlign w:val="subscript"/>
-        </w:rPr>
         <w:t>, Deer</w:t>
       </w:r>
       <w:r>
@@ -12033,7 +11915,7 @@
         </w:rPr>
         <w:t xml:space="preserve">. </w:t>
       </w:r>
-      <w:hyperlink r:id="rId40" w:history="1">
+      <w:hyperlink r:id="rId41" w:history="1">
         <w:r>
           <w:rPr>
             <w:rStyle w:val="Hyperlink"/>
@@ -12077,9 +11959,8 @@
           <w:szCs w:val="28"/>
           <w:vertAlign w:val="subscript"/>
         </w:rPr>
-        <w:t xml:space="preserve">Van </w:t>
-      </w:r>
-      <w:proofErr w:type="spellStart"/>
+        <w:t>Van Otterloo</w:t>
+      </w:r>
       <w:r>
         <w:rPr>
           <w:rFonts w:cstheme="minorHAnsi"/>
@@ -12087,7 +11968,7 @@
           <w:szCs w:val="28"/>
           <w:vertAlign w:val="subscript"/>
         </w:rPr>
-        <w:t>Otterloo</w:t>
+        <w:t>s</w:t>
       </w:r>
       <w:r>
         <w:rPr>
@@ -12096,16 +11977,6 @@
           <w:szCs w:val="28"/>
           <w:vertAlign w:val="subscript"/>
         </w:rPr>
-        <w:t>s</w:t>
-      </w:r>
-      <w:proofErr w:type="spellEnd"/>
-      <w:r>
-        <w:rPr>
-          <w:rFonts w:cstheme="minorHAnsi"/>
-          <w:sz w:val="28"/>
-          <w:szCs w:val="28"/>
-          <w:vertAlign w:val="subscript"/>
-        </w:rPr>
         <w:br/>
       </w:r>
       <w:r>
@@ -12124,7 +11995,7 @@
         </w:rPr>
         <w:t xml:space="preserve">. </w:t>
       </w:r>
-      <w:hyperlink r:id="rId41" w:history="1">
+      <w:hyperlink r:id="rId42" w:history="1">
         <w:r>
           <w:rPr>
             <w:rStyle w:val="Hyperlink"/>
@@ -12194,7 +12065,7 @@
         </w:rPr>
         <w:t xml:space="preserve">. </w:t>
       </w:r>
-      <w:hyperlink r:id="rId42" w:history="1">
+      <w:hyperlink r:id="rId43" w:history="1">
         <w:r>
           <w:rPr>
             <w:rStyle w:val="Hyperlink"/>
@@ -12247,7 +12118,7 @@
         </w:rPr>
         <w:t xml:space="preserve">. </w:t>
       </w:r>
-      <w:hyperlink r:id="rId43" w:history="1">
+      <w:hyperlink r:id="rId44" w:history="1">
         <w:r>
           <w:rPr>
             <w:rStyle w:val="Hyperlink"/>
@@ -12318,8 +12189,7 @@
         </w:rPr>
         <w:t xml:space="preserve">. </w:t>
       </w:r>
-      <w:hyperlink r:id="rId44" w:history="1">
-        <w:proofErr w:type="spellStart"/>
+      <w:hyperlink r:id="rId45" w:history="1">
         <w:r>
           <w:rPr>
             <w:rStyle w:val="Hyperlink"/>
@@ -12329,7 +12199,6 @@
           </w:rPr>
           <w:t>Gichigamiin</w:t>
         </w:r>
-        <w:proofErr w:type="spellEnd"/>
         <w:r>
           <w:rPr>
             <w:rStyle w:val="Hyperlink"/>
@@ -12401,7 +12270,7 @@
         </w:rPr>
         <w:t xml:space="preserve">13. </w:t>
       </w:r>
-      <w:hyperlink r:id="rId45" w:history="1">
+      <w:hyperlink r:id="rId46" w:history="1">
         <w:r>
           <w:rPr>
             <w:rStyle w:val="Hyperlink"/>
@@ -12454,7 +12323,7 @@
         </w:rPr>
         <w:t xml:space="preserve">. </w:t>
       </w:r>
-      <w:hyperlink r:id="rId46" w:history="1">
+      <w:hyperlink r:id="rId47" w:history="1">
         <w:r>
           <w:rPr>
             <w:rStyle w:val="Hyperlink"/>
@@ -12480,9 +12349,8 @@
           <w:szCs w:val="28"/>
           <w:vertAlign w:val="subscript"/>
         </w:rPr>
-        <w:t xml:space="preserve">Van </w:t>
-      </w:r>
-      <w:proofErr w:type="spellStart"/>
+        <w:t>Van Otterloo</w:t>
+      </w:r>
       <w:r>
         <w:rPr>
           <w:rFonts w:cstheme="minorHAnsi"/>
@@ -12490,7 +12358,7 @@
           <w:szCs w:val="28"/>
           <w:vertAlign w:val="subscript"/>
         </w:rPr>
-        <w:t>Otterloo</w:t>
+        <w:t>s</w:t>
       </w:r>
       <w:r>
         <w:rPr>
@@ -12499,16 +12367,6 @@
           <w:szCs w:val="28"/>
           <w:vertAlign w:val="subscript"/>
         </w:rPr>
-        <w:t>s</w:t>
-      </w:r>
-      <w:proofErr w:type="spellEnd"/>
-      <w:r>
-        <w:rPr>
-          <w:rFonts w:cstheme="minorHAnsi"/>
-          <w:sz w:val="28"/>
-          <w:szCs w:val="28"/>
-          <w:vertAlign w:val="subscript"/>
-        </w:rPr>
         <w:br/>
       </w:r>
       <w:r>
@@ -12527,7 +12385,7 @@
         </w:rPr>
         <w:t xml:space="preserve">. </w:t>
       </w:r>
-      <w:hyperlink r:id="rId47" w:history="1">
+      <w:hyperlink r:id="rId48" w:history="1">
         <w:r>
           <w:rPr>
             <w:rStyle w:val="Hyperlink"/>
@@ -12641,7 +12499,7 @@
         </w:rPr>
         <w:t xml:space="preserve">. </w:t>
       </w:r>
-      <w:hyperlink r:id="rId48" w:history="1">
+      <w:hyperlink r:id="rId49" w:history="1">
         <w:r>
           <w:rPr>
             <w:rStyle w:val="Hyperlink"/>
@@ -12693,7 +12551,7 @@
         </w:rPr>
         <w:t xml:space="preserve">. </w:t>
       </w:r>
-      <w:hyperlink r:id="rId49" w:history="1">
+      <w:hyperlink r:id="rId50" w:history="1">
         <w:r>
           <w:rPr>
             <w:rStyle w:val="Hyperlink"/>
@@ -12746,9 +12604,8 @@
           <w:szCs w:val="28"/>
           <w:vertAlign w:val="subscript"/>
         </w:rPr>
-        <w:t xml:space="preserve">Van </w:t>
-      </w:r>
-      <w:proofErr w:type="spellStart"/>
+        <w:t>Van Otterloo</w:t>
+      </w:r>
       <w:r>
         <w:rPr>
           <w:rFonts w:cstheme="minorHAnsi"/>
@@ -12756,18 +12613,8 @@
           <w:szCs w:val="28"/>
           <w:vertAlign w:val="subscript"/>
         </w:rPr>
-        <w:t>Otterloo</w:t>
-      </w:r>
-      <w:r>
-        <w:rPr>
-          <w:rFonts w:cstheme="minorHAnsi"/>
-          <w:sz w:val="28"/>
-          <w:szCs w:val="28"/>
-          <w:vertAlign w:val="subscript"/>
-        </w:rPr>
         <w:t>s</w:t>
       </w:r>
-      <w:proofErr w:type="spellEnd"/>
       <w:r>
         <w:rPr>
           <w:rFonts w:cstheme="minorHAnsi"/>
@@ -12792,7 +12639,7 @@
         </w:rPr>
         <w:t xml:space="preserve">. </w:t>
       </w:r>
-      <w:hyperlink r:id="rId50" w:history="1">
+      <w:hyperlink r:id="rId51" w:history="1">
         <w:r>
           <w:rPr>
             <w:rStyle w:val="Hyperlink"/>
@@ -12872,7 +12719,7 @@
         </w:rPr>
         <w:t xml:space="preserve">. </w:t>
       </w:r>
-      <w:hyperlink r:id="rId51" w:history="1">
+      <w:hyperlink r:id="rId52" w:history="1">
         <w:r>
           <w:rPr>
             <w:rStyle w:val="Hyperlink"/>
@@ -12952,7 +12799,7 @@
         </w:rPr>
         <w:t xml:space="preserve">. </w:t>
       </w:r>
-      <w:hyperlink r:id="rId52" w:history="1">
+      <w:hyperlink r:id="rId53" w:history="1">
         <w:r>
           <w:rPr>
             <w:rStyle w:val="Hyperlink"/>
@@ -13014,7 +12861,7 @@
         </w:rPr>
         <w:t xml:space="preserve">. </w:t>
       </w:r>
-      <w:hyperlink r:id="rId53" w:history="1">
+      <w:hyperlink r:id="rId54" w:history="1">
         <w:r>
           <w:rPr>
             <w:rStyle w:val="Hyperlink"/>
@@ -13121,7 +12968,7 @@
         </w:rPr>
         <w:t xml:space="preserve">. </w:t>
       </w:r>
-      <w:hyperlink r:id="rId54" w:history="1">
+      <w:hyperlink r:id="rId55" w:history="1">
         <w:r>
           <w:rPr>
             <w:rStyle w:val="Hyperlink"/>
@@ -13165,9 +13012,8 @@
           <w:szCs w:val="28"/>
           <w:vertAlign w:val="subscript"/>
         </w:rPr>
-        <w:t xml:space="preserve">Van </w:t>
-      </w:r>
-      <w:proofErr w:type="spellStart"/>
+        <w:t>Van Otterloo</w:t>
+      </w:r>
       <w:r>
         <w:rPr>
           <w:rFonts w:cstheme="minorHAnsi"/>
@@ -13175,7 +13021,7 @@
           <w:szCs w:val="28"/>
           <w:vertAlign w:val="subscript"/>
         </w:rPr>
-        <w:t>Otterloo</w:t>
+        <w:t>s</w:t>
       </w:r>
       <w:r>
         <w:rPr>
@@ -13184,9 +13030,8 @@
           <w:szCs w:val="28"/>
           <w:vertAlign w:val="subscript"/>
         </w:rPr>
-        <w:t>s</w:t>
-      </w:r>
-      <w:proofErr w:type="spellEnd"/>
+        <w:t xml:space="preserve">, </w:t>
+      </w:r>
       <w:r>
         <w:rPr>
           <w:rFonts w:cstheme="minorHAnsi"/>
@@ -13194,7 +13039,7 @@
           <w:szCs w:val="28"/>
           <w:vertAlign w:val="subscript"/>
         </w:rPr>
-        <w:t xml:space="preserve">, </w:t>
+        <w:t>Michiganders</w:t>
       </w:r>
       <w:r>
         <w:rPr>
@@ -13203,15 +13048,6 @@
           <w:szCs w:val="28"/>
           <w:vertAlign w:val="subscript"/>
         </w:rPr>
-        <w:t>Michiganders</w:t>
-      </w:r>
-      <w:r>
-        <w:rPr>
-          <w:rFonts w:cstheme="minorHAnsi"/>
-          <w:sz w:val="28"/>
-          <w:szCs w:val="28"/>
-          <w:vertAlign w:val="subscript"/>
-        </w:rPr>
         <w:br/>
       </w:r>
       <w:r>
@@ -13230,7 +13066,7 @@
         </w:rPr>
         <w:t xml:space="preserve">. </w:t>
       </w:r>
-      <w:hyperlink r:id="rId55" w:history="1">
+      <w:hyperlink r:id="rId56" w:history="1">
         <w:r>
           <w:rPr>
             <w:rStyle w:val="Hyperlink"/>
@@ -13346,7 +13182,7 @@
         </w:rPr>
         <w:t xml:space="preserve">. </w:t>
       </w:r>
-      <w:hyperlink r:id="rId56" w:history="1">
+      <w:hyperlink r:id="rId57" w:history="1">
         <w:r>
           <w:rPr>
             <w:rStyle w:val="Hyperlink"/>
@@ -13426,7 +13262,7 @@
                 <w:szCs w:val="2"/>
               </w:rPr>
             </w:pPr>
-            <w:hyperlink r:id="rId57" w:history="1">
+            <w:hyperlink r:id="rId58" w:history="1">
               <w:r>
                 <w:rPr>
                   <w:rStyle w:val="Hyperlink"/>
@@ -13467,7 +13303,7 @@
                 <w:szCs w:val="32"/>
               </w:rPr>
             </w:pPr>
-            <w:hyperlink r:id="rId58" w:history="1">
+            <w:hyperlink r:id="rId59" w:history="1">
               <w:r>
                 <w:rPr>
                   <w:rStyle w:val="Hyperlink"/>
@@ -13496,7 +13332,7 @@
                 <w:szCs w:val="32"/>
               </w:rPr>
             </w:pPr>
-            <w:hyperlink r:id="rId59" w:history="1">
+            <w:hyperlink r:id="rId60" w:history="1">
               <w:r>
                 <w:rPr>
                   <w:rStyle w:val="Hyperlink"/>
@@ -13525,7 +13361,7 @@
                 <w:szCs w:val="32"/>
               </w:rPr>
             </w:pPr>
-            <w:hyperlink r:id="rId60" w:history="1">
+            <w:hyperlink r:id="rId61" w:history="1">
               <w:r>
                 <w:rPr>
                   <w:rStyle w:val="Hyperlink"/>
@@ -13648,7 +13484,7 @@
                 <w:szCs w:val="32"/>
               </w:rPr>
             </w:pPr>
-            <w:hyperlink r:id="rId61" w:history="1">
+            <w:hyperlink r:id="rId62" w:history="1">
               <w:r>
                 <w:rPr>
                   <w:rStyle w:val="Hyperlink"/>
@@ -13677,7 +13513,7 @@
                 <w:szCs w:val="32"/>
               </w:rPr>
             </w:pPr>
-            <w:hyperlink r:id="rId62" w:history="1">
+            <w:hyperlink r:id="rId63" w:history="1">
               <w:r>
                 <w:rPr>
                   <w:rStyle w:val="Hyperlink"/>
@@ -13706,7 +13542,7 @@
                 <w:szCs w:val="32"/>
               </w:rPr>
             </w:pPr>
-            <w:hyperlink r:id="rId63" w:history="1">
+            <w:hyperlink r:id="rId64" w:history="1">
               <w:r>
                 <w:rPr>
                   <w:rStyle w:val="Hyperlink"/>
@@ -13833,12 +13669,12 @@
       </w:pPr>
     </w:p>
     <w:sectPr>
-      <w:headerReference w:type="even" r:id="rId64"/>
-      <w:headerReference w:type="default" r:id="rId65"/>
-      <w:footerReference w:type="even" r:id="rId66"/>
-      <w:footerReference w:type="default" r:id="rId67"/>
-      <w:headerReference w:type="first" r:id="rId68"/>
-      <w:footerReference w:type="first" r:id="rId69"/>
+      <w:headerReference w:type="even" r:id="rId65"/>
+      <w:headerReference w:type="default" r:id="rId66"/>
+      <w:footerReference w:type="even" r:id="rId67"/>
+      <w:footerReference w:type="default" r:id="rId68"/>
+      <w:headerReference w:type="first" r:id="rId69"/>
+      <w:footerReference w:type="first" r:id="rId70"/>
       <w:pgSz w:w="12240" w:h="15840"/>
       <w:pgMar w:top="1440" w:right="1440" w:bottom="1440" w:left="1440" w:header="720" w:footer="720" w:gutter="0"/>
       <w:pgNumType w:fmt="lowerRoman"/>

--- a/about/michigan-bible.docx
+++ b/about/michigan-bible.docx
@@ -303,43 +303,14 @@
         <w:jc w:val="center"/>
         <w:rPr>
           <w:rFonts w:ascii="Avenir Next LT Pro" w:hAnsi="Avenir Next LT Pro" w:cstheme="minorHAnsi"/>
+          <w:b/>
+          <w:bCs/>
           <w:color w:val="002060"/>
-          <w:sz w:val="40"/>
-          <w:szCs w:val="40"/>
-        </w:rPr>
-      </w:pPr>
-      <w:r>
-        <w:rPr>
-          <w:rFonts w:ascii="Avenir Next LT Pro" w:hAnsi="Avenir Next LT Pro" w:cstheme="minorHAnsi"/>
-          <w:color w:val="002060"/>
-          <w:sz w:val="40"/>
-          <w:szCs w:val="40"/>
-        </w:rPr>
-        <w:t>WINTER IN OUR BONES</w:t>
-      </w:r>
-      <w:r>
-        <w:rPr>
-          <w:rFonts w:ascii="Avenir Next LT Pro" w:hAnsi="Avenir Next LT Pro" w:cstheme="minorHAnsi"/>
-          <w:color w:val="002060"/>
-          <w:sz w:val="40"/>
-          <w:szCs w:val="40"/>
-        </w:rPr>
-        <w:br/>
-      </w:r>
-      <w:r>
-        <w:rPr>
-          <w:rFonts w:ascii="Avenir Next LT Pro" w:hAnsi="Avenir Next LT Pro" w:cstheme="minorHAnsi"/>
-          <w:color w:val="002060"/>
-          <w:sz w:val="40"/>
-          <w:szCs w:val="40"/>
-        </w:rPr>
-        <w:t>WATER TO OUR SOULS</w:t>
-      </w:r>
-    </w:p>
-    <w:p>
-      <w:pPr>
-        <w:pStyle w:val="Header"/>
-        <w:jc w:val="center"/>
+          <w:sz w:val="18"/>
+          <w:szCs w:val="18"/>
+        </w:rPr>
+      </w:pPr>
+      <w:r>
         <w:rPr>
           <w:rFonts w:ascii="Avenir Next LT Pro" w:hAnsi="Avenir Next LT Pro" w:cstheme="minorHAnsi"/>
           <w:b/>
@@ -348,7 +319,8 @@
           <w:sz w:val="72"/>
           <w:szCs w:val="72"/>
         </w:rPr>
-      </w:pPr>
+        <w:t>MICHIGAN</w:t>
+      </w:r>
       <w:r>
         <w:rPr>
           <w:rFonts w:ascii="Avenir Next LT Pro" w:hAnsi="Avenir Next LT Pro" w:cstheme="minorHAnsi"/>
@@ -358,18 +330,57 @@
           <w:sz w:val="72"/>
           <w:szCs w:val="72"/>
         </w:rPr>
-        <w:t>MICHIGAN</w:t>
+        <w:br/>
       </w:r>
       <w:r>
         <w:rPr>
           <w:rFonts w:ascii="Avenir Next LT Pro" w:hAnsi="Avenir Next LT Pro" w:cstheme="minorHAnsi"/>
-          <w:b/>
-          <w:bCs/>
           <w:color w:val="002060"/>
-          <w:sz w:val="72"/>
-          <w:szCs w:val="72"/>
-        </w:rPr>
-        <w:t xml:space="preserve"> THE MUSICAL</w:t>
+          <w:sz w:val="40"/>
+          <w:szCs w:val="40"/>
+          <w:u w:val="single"/>
+        </w:rPr>
+        <w:t>________________</w:t>
+      </w:r>
+      <w:r>
+        <w:rPr>
+          <w:rFonts w:ascii="Avenir Next LT Pro" w:hAnsi="Avenir Next LT Pro" w:cstheme="minorHAnsi"/>
+          <w:color w:val="002060"/>
+          <w:sz w:val="40"/>
+          <w:szCs w:val="40"/>
+          <w:u w:val="single"/>
+        </w:rPr>
+        <w:t>THE MUSICAL</w:t>
+      </w:r>
+      <w:r>
+        <w:rPr>
+          <w:rFonts w:ascii="Avenir Next LT Pro" w:hAnsi="Avenir Next LT Pro" w:cstheme="minorHAnsi"/>
+          <w:color w:val="002060"/>
+          <w:sz w:val="40"/>
+          <w:szCs w:val="40"/>
+          <w:u w:val="single"/>
+        </w:rPr>
+        <w:t>________</w:t>
+      </w:r>
+      <w:r>
+        <w:rPr>
+          <w:rFonts w:ascii="Avenir Next LT Pro" w:hAnsi="Avenir Next LT Pro" w:cstheme="minorHAnsi"/>
+          <w:color w:val="002060"/>
+          <w:sz w:val="40"/>
+          <w:szCs w:val="40"/>
+          <w:u w:val="single"/>
+        </w:rPr>
+        <w:t>________</w:t>
+      </w:r>
+      <w:r>
+        <w:rPr>
+          <w:rFonts w:ascii="Avenir Next LT Pro" w:hAnsi="Avenir Next LT Pro" w:cstheme="minorHAnsi"/>
+          <w:color w:val="002060"/>
+          <w:sz w:val="40"/>
+          <w:szCs w:val="40"/>
+          <w:u w:val="single"/>
+        </w:rPr>
+        <w:br/>
       </w:r>
     </w:p>
     <w:p>
@@ -1104,14 +1115,34 @@
           <w:u w:val="single"/>
         </w:rPr>
       </w:pPr>
-      <w:r>
-        <w:rPr>
-          <w:rFonts w:cstheme="minorHAnsi"/>
-          <w:sz w:val="32"/>
-          <w:szCs w:val="32"/>
-        </w:rPr>
-        <w:t>Ynika Yuag</w:t>
-      </w:r>
+      <w:proofErr w:type="spellStart"/>
+      <w:r>
+        <w:rPr>
+          <w:rFonts w:cstheme="minorHAnsi"/>
+          <w:sz w:val="32"/>
+          <w:szCs w:val="32"/>
+        </w:rPr>
+        <w:t>Ynika</w:t>
+      </w:r>
+      <w:proofErr w:type="spellEnd"/>
+      <w:r>
+        <w:rPr>
+          <w:rFonts w:cstheme="minorHAnsi"/>
+          <w:sz w:val="32"/>
+          <w:szCs w:val="32"/>
+        </w:rPr>
+        <w:t xml:space="preserve"> </w:t>
+      </w:r>
+      <w:proofErr w:type="spellStart"/>
+      <w:r>
+        <w:rPr>
+          <w:rFonts w:cstheme="minorHAnsi"/>
+          <w:sz w:val="32"/>
+          <w:szCs w:val="32"/>
+        </w:rPr>
+        <w:t>Yuag</w:t>
+      </w:r>
+      <w:proofErr w:type="spellEnd"/>
     </w:p>
     <w:p>
       <w:pPr>
@@ -1525,7 +1556,23 @@
           <w:sz w:val="32"/>
           <w:szCs w:val="32"/>
         </w:rPr>
-        <w:t xml:space="preserve"> Van Otterloo family’s central tradition is the annual Harbor Days, where they </w:t>
+        <w:t xml:space="preserve"> Van Otterloo family</w:t>
+      </w:r>
+      <w:r>
+        <w:rPr>
+          <w:rFonts w:cstheme="minorHAnsi"/>
+          <w:sz w:val="32"/>
+          <w:szCs w:val="32"/>
+        </w:rPr>
+        <w:t xml:space="preserve"> </w:t>
+      </w:r>
+      <w:r>
+        <w:rPr>
+          <w:rFonts w:cstheme="minorHAnsi"/>
+          <w:sz w:val="32"/>
+          <w:szCs w:val="32"/>
+        </w:rPr>
+        <w:t xml:space="preserve">tradition is the annual Harbor Days, where they </w:t>
       </w:r>
       <w:r>
         <w:rPr>
@@ -1549,7 +1596,7 @@
           <w:sz w:val="32"/>
           <w:szCs w:val="32"/>
         </w:rPr>
-        <w:t>the</w:t>
+        <w:t>a</w:t>
       </w:r>
       <w:r>
         <w:rPr>
@@ -1685,31 +1732,95 @@
           <w:sz w:val="32"/>
           <w:szCs w:val="32"/>
         </w:rPr>
-        <w:t xml:space="preserve">Petoskey, </w:t>
-      </w:r>
-      <w:r>
-        <w:rPr>
-          <w:rFonts w:cstheme="minorHAnsi"/>
-          <w:sz w:val="32"/>
-          <w:szCs w:val="32"/>
-        </w:rPr>
-        <w:t xml:space="preserve">the state stone and </w:t>
-      </w:r>
-      <w:r>
-        <w:rPr>
-          <w:rFonts w:cstheme="minorHAnsi"/>
-          <w:sz w:val="32"/>
-          <w:szCs w:val="32"/>
-        </w:rPr>
-        <w:t xml:space="preserve">native fossil that reveals its true pattern when </w:t>
-      </w:r>
-      <w:r>
-        <w:rPr>
-          <w:rFonts w:cstheme="minorHAnsi"/>
-          <w:sz w:val="32"/>
-          <w:szCs w:val="32"/>
-        </w:rPr>
-        <w:t>soaked</w:t>
+        <w:t>Lulu, “pearl” in Arabic,</w:t>
+      </w:r>
+      <w:r>
+        <w:rPr>
+          <w:rFonts w:cstheme="minorHAnsi"/>
+          <w:sz w:val="32"/>
+          <w:szCs w:val="32"/>
+        </w:rPr>
+        <w:t xml:space="preserve"> </w:t>
+      </w:r>
+      <w:r>
+        <w:rPr>
+          <w:rFonts w:cstheme="minorHAnsi"/>
+          <w:sz w:val="32"/>
+          <w:szCs w:val="32"/>
+        </w:rPr>
+        <w:t>is a metaphor for</w:t>
+      </w:r>
+      <w:r>
+        <w:rPr>
+          <w:rFonts w:cstheme="minorHAnsi"/>
+          <w:sz w:val="32"/>
+          <w:szCs w:val="32"/>
+        </w:rPr>
+        <w:t xml:space="preserve"> </w:t>
+      </w:r>
+      <w:r>
+        <w:rPr>
+          <w:rFonts w:cstheme="minorHAnsi"/>
+          <w:sz w:val="32"/>
+          <w:szCs w:val="32"/>
+        </w:rPr>
+        <w:t>those</w:t>
+      </w:r>
+      <w:r>
+        <w:rPr>
+          <w:rFonts w:cstheme="minorHAnsi"/>
+          <w:sz w:val="32"/>
+          <w:szCs w:val="32"/>
+        </w:rPr>
+        <w:t xml:space="preserve"> who try</w:t>
+      </w:r>
+      <w:r>
+        <w:rPr>
+          <w:rFonts w:cstheme="minorHAnsi"/>
+          <w:sz w:val="32"/>
+          <w:szCs w:val="32"/>
+        </w:rPr>
+        <w:t xml:space="preserve"> to break out of </w:t>
+      </w:r>
+      <w:r>
+        <w:rPr>
+          <w:rFonts w:cstheme="minorHAnsi"/>
+          <w:sz w:val="32"/>
+          <w:szCs w:val="32"/>
+        </w:rPr>
+        <w:t>their shells</w:t>
+      </w:r>
+      <w:r>
+        <w:rPr>
+          <w:rFonts w:cstheme="minorHAnsi"/>
+          <w:sz w:val="32"/>
+          <w:szCs w:val="32"/>
+        </w:rPr>
+        <w:t>.</w:t>
+      </w:r>
+      <w:r>
+        <w:rPr>
+          <w:rFonts w:cstheme="minorHAnsi"/>
+          <w:sz w:val="32"/>
+          <w:szCs w:val="32"/>
+        </w:rPr>
+        <w:t xml:space="preserve"> </w:t>
+      </w:r>
+      <w:r>
+        <w:rPr>
+          <w:rFonts w:cstheme="minorHAnsi"/>
+          <w:sz w:val="32"/>
+          <w:szCs w:val="32"/>
+        </w:rPr>
+        <w:t xml:space="preserve">Petoskey, the state stone and native fossil that reveals its true pattern </w:t>
+      </w:r>
+      <w:r>
+        <w:rPr>
+          <w:rFonts w:cstheme="minorHAnsi"/>
+          <w:sz w:val="32"/>
+          <w:szCs w:val="32"/>
+        </w:rPr>
+        <w:t>in water</w:t>
       </w:r>
       <w:r>
         <w:rPr>
@@ -1725,79 +1836,7 @@
           <w:sz w:val="32"/>
           <w:szCs w:val="32"/>
         </w:rPr>
-        <w:t>ancestry</w:t>
-      </w:r>
-      <w:r>
-        <w:rPr>
-          <w:rFonts w:cstheme="minorHAnsi"/>
-          <w:sz w:val="32"/>
-          <w:szCs w:val="32"/>
-        </w:rPr>
-        <w:t>.</w:t>
-      </w:r>
-      <w:r>
-        <w:rPr>
-          <w:rFonts w:cstheme="minorHAnsi"/>
-          <w:sz w:val="32"/>
-          <w:szCs w:val="32"/>
-        </w:rPr>
-        <w:t xml:space="preserve"> Lulu, “pearl” in Arabic,</w:t>
-      </w:r>
-      <w:r>
-        <w:rPr>
-          <w:rFonts w:cstheme="minorHAnsi"/>
-          <w:sz w:val="32"/>
-          <w:szCs w:val="32"/>
-        </w:rPr>
-        <w:t xml:space="preserve"> </w:t>
-      </w:r>
-      <w:r>
-        <w:rPr>
-          <w:rFonts w:cstheme="minorHAnsi"/>
-          <w:sz w:val="32"/>
-          <w:szCs w:val="32"/>
-        </w:rPr>
-        <w:t>is a metaphor for</w:t>
-      </w:r>
-      <w:r>
-        <w:rPr>
-          <w:rFonts w:cstheme="minorHAnsi"/>
-          <w:sz w:val="32"/>
-          <w:szCs w:val="32"/>
-        </w:rPr>
-        <w:t xml:space="preserve"> </w:t>
-      </w:r>
-      <w:r>
-        <w:rPr>
-          <w:rFonts w:cstheme="minorHAnsi"/>
-          <w:sz w:val="32"/>
-          <w:szCs w:val="32"/>
-        </w:rPr>
-        <w:t>those</w:t>
-      </w:r>
-      <w:r>
-        <w:rPr>
-          <w:rFonts w:cstheme="minorHAnsi"/>
-          <w:sz w:val="32"/>
-          <w:szCs w:val="32"/>
-        </w:rPr>
-        <w:t xml:space="preserve"> who try</w:t>
-      </w:r>
-      <w:r>
-        <w:rPr>
-          <w:rFonts w:cstheme="minorHAnsi"/>
-          <w:sz w:val="32"/>
-          <w:szCs w:val="32"/>
-        </w:rPr>
-        <w:t xml:space="preserve"> to break out of </w:t>
-      </w:r>
-      <w:r>
-        <w:rPr>
-          <w:rFonts w:cstheme="minorHAnsi"/>
-          <w:sz w:val="32"/>
-          <w:szCs w:val="32"/>
-        </w:rPr>
-        <w:t>their shells</w:t>
+        <w:t>ancestry, memory, and grief</w:t>
       </w:r>
       <w:r>
         <w:rPr>
@@ -1908,31 +1947,7 @@
           <w:sz w:val="32"/>
           <w:szCs w:val="32"/>
         </w:rPr>
-        <w:t xml:space="preserve">their </w:t>
-      </w:r>
-      <w:r>
-        <w:rPr>
-          <w:rFonts w:cstheme="minorHAnsi"/>
-          <w:sz w:val="32"/>
-          <w:szCs w:val="32"/>
-        </w:rPr>
-        <w:t xml:space="preserve">Elk Rapids </w:t>
-      </w:r>
-      <w:r>
-        <w:rPr>
-          <w:rFonts w:cstheme="minorHAnsi"/>
-          <w:sz w:val="32"/>
-          <w:szCs w:val="32"/>
-        </w:rPr>
-        <w:t>lake house</w:t>
-      </w:r>
-      <w:r>
-        <w:rPr>
-          <w:rFonts w:cstheme="minorHAnsi"/>
-          <w:sz w:val="32"/>
-          <w:szCs w:val="32"/>
-        </w:rPr>
-        <w:t xml:space="preserve"> on Harbor Days</w:t>
+        <w:t>celebrate Harbor Days at their lake house in Elk Rapids</w:t>
       </w:r>
       <w:r>
         <w:rPr>
@@ -2092,7 +2107,7 @@
           <w:sz w:val="32"/>
           <w:szCs w:val="32"/>
         </w:rPr>
-        <w:t>began writing</w:t>
+        <w:t>wrote</w:t>
       </w:r>
       <w:r>
         <w:rPr>
@@ -3050,8 +3065,18 @@
           <w:sz w:val="32"/>
           <w:szCs w:val="32"/>
         </w:rPr>
-        <w:t>Banh MIchigan</w:t>
-      </w:r>
+        <w:t xml:space="preserve">Banh </w:t>
+      </w:r>
+      <w:proofErr w:type="spellStart"/>
+      <w:r>
+        <w:rPr>
+          <w:rFonts w:cstheme="minorHAnsi"/>
+          <w:sz w:val="32"/>
+          <w:szCs w:val="32"/>
+        </w:rPr>
+        <w:t>MIchigan</w:t>
+      </w:r>
+      <w:proofErr w:type="spellEnd"/>
       <w:r>
         <w:rPr>
           <w:rFonts w:cstheme="minorHAnsi"/>
@@ -3890,7 +3915,25 @@
           <w:sz w:val="25"/>
           <w:szCs w:val="25"/>
         </w:rPr>
-        <w:t xml:space="preserve"> MIchigan. On a swim, </w:t>
+        <w:t xml:space="preserve"> </w:t>
+      </w:r>
+      <w:proofErr w:type="spellStart"/>
+      <w:r>
+        <w:rPr>
+          <w:rFonts w:cstheme="minorHAnsi"/>
+          <w:sz w:val="25"/>
+          <w:szCs w:val="25"/>
+        </w:rPr>
+        <w:t>MIchigan</w:t>
+      </w:r>
+      <w:proofErr w:type="spellEnd"/>
+      <w:r>
+        <w:rPr>
+          <w:rFonts w:cstheme="minorHAnsi"/>
+          <w:sz w:val="25"/>
+          <w:szCs w:val="25"/>
+        </w:rPr>
+        <w:t xml:space="preserve">. On a swim, </w:t>
       </w:r>
       <w:r>
         <w:rPr>
@@ -6293,18 +6336,30 @@
         </w:rPr>
         <w:t xml:space="preserve"> on the shore (“</w:t>
       </w:r>
-      <w:hyperlink r:id="rId21" w:history="1">
-        <w:r>
-          <w:rPr>
-            <w:rStyle w:val="Hyperlink"/>
-            <w:rFonts w:cstheme="minorHAnsi"/>
-            <w:sz w:val="25"/>
-            <w:szCs w:val="25"/>
-            <w:u w:val="none"/>
-          </w:rPr>
-          <w:t>Gichigamiin</w:t>
-        </w:r>
-      </w:hyperlink>
+      <w:proofErr w:type="spellStart"/>
+      <w:r>
+        <w:fldChar w:fldCharType="begin"/>
+      </w:r>
+      <w:r>
+        <w:instrText>HYPERLINK "https://www.michiganmusical.com/music/12-gichigamiin/"</w:instrText>
+      </w:r>
+      <w:r>
+        <w:fldChar w:fldCharType="separate"/>
+      </w:r>
+      <w:r>
+        <w:rPr>
+          <w:rStyle w:val="Hyperlink"/>
+          <w:rFonts w:cstheme="minorHAnsi"/>
+          <w:sz w:val="25"/>
+          <w:szCs w:val="25"/>
+          <w:u w:val="none"/>
+        </w:rPr>
+        <w:t>Gichigamiin</w:t>
+      </w:r>
+      <w:proofErr w:type="spellEnd"/>
+      <w:r>
+        <w:fldChar w:fldCharType="end"/>
+      </w:r>
       <w:r>
         <w:rPr>
           <w:rFonts w:cstheme="minorHAnsi"/>
@@ -6422,7 +6477,7 @@
         </w:rPr>
         <w:t xml:space="preserve"> (“</w:t>
       </w:r>
-      <w:hyperlink r:id="rId22" w:history="1">
+      <w:hyperlink r:id="rId21" w:history="1">
         <w:r>
           <w:rPr>
             <w:rStyle w:val="Hyperlink"/>
@@ -6777,7 +6832,7 @@
         </w:rPr>
         <w:t>. The parade goes wrong as Petoskey beats up Lulu, disqualifying them for the first time (“</w:t>
       </w:r>
-      <w:hyperlink r:id="rId23" w:history="1">
+      <w:hyperlink r:id="rId22" w:history="1">
         <w:r>
           <w:rPr>
             <w:rStyle w:val="Hyperlink"/>
@@ -6829,7 +6884,7 @@
         </w:rPr>
         <w:t xml:space="preserve"> (“</w:t>
       </w:r>
-      <w:hyperlink r:id="rId24" w:history="1">
+      <w:hyperlink r:id="rId23" w:history="1">
         <w:r>
           <w:rPr>
             <w:rStyle w:val="Hyperlink"/>
@@ -6934,7 +6989,7 @@
         </w:rPr>
         <w:t xml:space="preserve"> (“</w:t>
       </w:r>
-      <w:hyperlink r:id="rId25" w:history="1">
+      <w:hyperlink r:id="rId24" w:history="1">
         <w:r>
           <w:rPr>
             <w:rStyle w:val="Hyperlink"/>
@@ -7042,7 +7097,7 @@
         </w:rPr>
         <w:t>(“</w:t>
       </w:r>
-      <w:hyperlink r:id="rId26" w:history="1">
+      <w:hyperlink r:id="rId25" w:history="1">
         <w:r>
           <w:rPr>
             <w:rStyle w:val="Hyperlink"/>
@@ -7108,15 +7163,33 @@
           <w:sz w:val="25"/>
           <w:szCs w:val="25"/>
         </w:rPr>
-        <w:t>Van Otterloo</w:t>
-      </w:r>
-      <w:r>
-        <w:rPr>
-          <w:rFonts w:cstheme="minorHAnsi"/>
-          <w:sz w:val="25"/>
-          <w:szCs w:val="25"/>
-        </w:rPr>
-        <w:t xml:space="preserve">s are only divided by peninsulas. </w:t>
+        <w:t xml:space="preserve">Van </w:t>
+      </w:r>
+      <w:proofErr w:type="spellStart"/>
+      <w:r>
+        <w:rPr>
+          <w:rFonts w:cstheme="minorHAnsi"/>
+          <w:sz w:val="25"/>
+          <w:szCs w:val="25"/>
+        </w:rPr>
+        <w:t>Otterloo</w:t>
+      </w:r>
+      <w:r>
+        <w:rPr>
+          <w:rFonts w:cstheme="minorHAnsi"/>
+          <w:sz w:val="25"/>
+          <w:szCs w:val="25"/>
+        </w:rPr>
+        <w:t>s</w:t>
+      </w:r>
+      <w:proofErr w:type="spellEnd"/>
+      <w:r>
+        <w:rPr>
+          <w:rFonts w:cstheme="minorHAnsi"/>
+          <w:sz w:val="25"/>
+          <w:szCs w:val="25"/>
+        </w:rPr>
+        <w:t xml:space="preserve"> are only divided by peninsulas. </w:t>
       </w:r>
       <w:r>
         <w:rPr>
@@ -7150,7 +7223,7 @@
         </w:rPr>
         <w:t xml:space="preserve"> the Mackinac Bridge (“</w:t>
       </w:r>
-      <w:hyperlink r:id="rId27" w:history="1">
+      <w:hyperlink r:id="rId26" w:history="1">
         <w:r>
           <w:rPr>
             <w:rStyle w:val="Hyperlink"/>
@@ -7159,7 +7232,29 @@
             <w:szCs w:val="25"/>
             <w:u w:val="none"/>
           </w:rPr>
-          <w:t>North South East West</w:t>
+          <w:t xml:space="preserve">North </w:t>
+        </w:r>
+        <w:proofErr w:type="gramStart"/>
+        <w:r>
+          <w:rPr>
+            <w:rStyle w:val="Hyperlink"/>
+            <w:rFonts w:cstheme="minorHAnsi"/>
+            <w:sz w:val="25"/>
+            <w:szCs w:val="25"/>
+            <w:u w:val="none"/>
+          </w:rPr>
+          <w:t>South East</w:t>
+        </w:r>
+        <w:proofErr w:type="gramEnd"/>
+        <w:r>
+          <w:rPr>
+            <w:rStyle w:val="Hyperlink"/>
+            <w:rFonts w:cstheme="minorHAnsi"/>
+            <w:sz w:val="25"/>
+            <w:szCs w:val="25"/>
+            <w:u w:val="none"/>
+          </w:rPr>
+          <w:t xml:space="preserve"> West</w:t>
         </w:r>
       </w:hyperlink>
       <w:r>
@@ -7218,7 +7313,7 @@
         </w:rPr>
         <w:t>“</w:t>
       </w:r>
-      <w:hyperlink r:id="rId28" w:history="1">
+      <w:hyperlink r:id="rId27" w:history="1">
         <w:r>
           <w:rPr>
             <w:rStyle w:val="Hyperlink"/>
@@ -7259,7 +7354,7 @@
         </w:rPr>
         <w:t>They drive up to find him. She offers the broken stone as a truce, but he tosses it into the water (“</w:t>
       </w:r>
-      <w:hyperlink r:id="rId29" w:history="1">
+      <w:hyperlink r:id="rId28" w:history="1">
         <w:r>
           <w:rPr>
             <w:rStyle w:val="Hyperlink"/>
@@ -7327,7 +7422,7 @@
         </w:rPr>
         <w:t xml:space="preserve"> (“</w:t>
       </w:r>
-      <w:hyperlink r:id="rId30" w:history="1">
+      <w:hyperlink r:id="rId29" w:history="1">
         <w:r>
           <w:rPr>
             <w:rStyle w:val="Hyperlink"/>
@@ -7524,15 +7619,33 @@
           <w:sz w:val="25"/>
           <w:szCs w:val="25"/>
         </w:rPr>
-        <w:t>Van Otterloo</w:t>
-      </w:r>
-      <w:r>
-        <w:rPr>
-          <w:rFonts w:cstheme="minorHAnsi"/>
-          <w:sz w:val="25"/>
-          <w:szCs w:val="25"/>
-        </w:rPr>
-        <w:t xml:space="preserve">s return with </w:t>
+        <w:t xml:space="preserve">Van </w:t>
+      </w:r>
+      <w:proofErr w:type="spellStart"/>
+      <w:r>
+        <w:rPr>
+          <w:rFonts w:cstheme="minorHAnsi"/>
+          <w:sz w:val="25"/>
+          <w:szCs w:val="25"/>
+        </w:rPr>
+        <w:t>Otterloo</w:t>
+      </w:r>
+      <w:r>
+        <w:rPr>
+          <w:rFonts w:cstheme="minorHAnsi"/>
+          <w:sz w:val="25"/>
+          <w:szCs w:val="25"/>
+        </w:rPr>
+        <w:t>s</w:t>
+      </w:r>
+      <w:proofErr w:type="spellEnd"/>
+      <w:r>
+        <w:rPr>
+          <w:rFonts w:cstheme="minorHAnsi"/>
+          <w:sz w:val="25"/>
+          <w:szCs w:val="25"/>
+        </w:rPr>
+        <w:t xml:space="preserve"> return with </w:t>
       </w:r>
       <w:r>
         <w:rPr>
@@ -7758,7 +7871,7 @@
         </w:rPr>
         <w:t>(“</w:t>
       </w:r>
-      <w:hyperlink r:id="rId31" w:history="1">
+      <w:hyperlink r:id="rId30" w:history="1">
         <w:r>
           <w:rPr>
             <w:rStyle w:val="Hyperlink"/>
@@ -7865,15 +7978,33 @@
           <w:sz w:val="25"/>
           <w:szCs w:val="25"/>
         </w:rPr>
-        <w:t>Van Otterloo</w:t>
-      </w:r>
-      <w:r>
-        <w:rPr>
-          <w:rFonts w:cstheme="minorHAnsi"/>
-          <w:sz w:val="25"/>
-          <w:szCs w:val="25"/>
-        </w:rPr>
-        <w:t>s and Amanda cross</w:t>
+        <w:t xml:space="preserve">Van </w:t>
+      </w:r>
+      <w:proofErr w:type="spellStart"/>
+      <w:r>
+        <w:rPr>
+          <w:rFonts w:cstheme="minorHAnsi"/>
+          <w:sz w:val="25"/>
+          <w:szCs w:val="25"/>
+        </w:rPr>
+        <w:t>Otterloo</w:t>
+      </w:r>
+      <w:r>
+        <w:rPr>
+          <w:rFonts w:cstheme="minorHAnsi"/>
+          <w:sz w:val="25"/>
+          <w:szCs w:val="25"/>
+        </w:rPr>
+        <w:t>s</w:t>
+      </w:r>
+      <w:proofErr w:type="spellEnd"/>
+      <w:r>
+        <w:rPr>
+          <w:rFonts w:cstheme="minorHAnsi"/>
+          <w:sz w:val="25"/>
+          <w:szCs w:val="25"/>
+        </w:rPr>
+        <w:t xml:space="preserve"> and Amanda cross</w:t>
       </w:r>
       <w:r>
         <w:rPr>
@@ -7971,7 +8102,7 @@
         </w:rPr>
         <w:t xml:space="preserve"> (“</w:t>
       </w:r>
-      <w:hyperlink r:id="rId32" w:history="1">
+      <w:hyperlink r:id="rId31" w:history="1">
         <w:r>
           <w:rPr>
             <w:rStyle w:val="Hyperlink"/>
@@ -8260,7 +8391,7 @@
         </w:rPr>
         <w:t xml:space="preserve"> family resembles the state’s best (“</w:t>
       </w:r>
-      <w:hyperlink r:id="rId33" w:history="1">
+      <w:hyperlink r:id="rId32" w:history="1">
         <w:r>
           <w:rPr>
             <w:rStyle w:val="Hyperlink"/>
@@ -10942,8 +11073,18 @@
           <w:sz w:val="28"/>
           <w:szCs w:val="28"/>
         </w:rPr>
-        <w:t>BANH MIchigan</w:t>
-      </w:r>
+        <w:t xml:space="preserve">BANH </w:t>
+      </w:r>
+      <w:proofErr w:type="spellStart"/>
+      <w:r>
+        <w:rPr>
+          <w:rFonts w:cstheme="minorHAnsi"/>
+          <w:sz w:val="28"/>
+          <w:szCs w:val="28"/>
+        </w:rPr>
+        <w:t>MIchigan</w:t>
+      </w:r>
+      <w:proofErr w:type="spellEnd"/>
       <w:r>
         <w:rPr>
           <w:rFonts w:cstheme="minorHAnsi"/>
@@ -11412,7 +11553,25 @@
           <w:sz w:val="28"/>
           <w:szCs w:val="28"/>
         </w:rPr>
-        <w:t xml:space="preserve"> anyone who speaks in “ope.”</w:t>
+        <w:t xml:space="preserve"> anyone who speaks in “</w:t>
+      </w:r>
+      <w:proofErr w:type="spellStart"/>
+      <w:r>
+        <w:rPr>
+          <w:rFonts w:cstheme="minorHAnsi"/>
+          <w:sz w:val="28"/>
+          <w:szCs w:val="28"/>
+        </w:rPr>
+        <w:t>ope</w:t>
+      </w:r>
+      <w:proofErr w:type="spellEnd"/>
+      <w:r>
+        <w:rPr>
+          <w:rFonts w:cstheme="minorHAnsi"/>
+          <w:sz w:val="28"/>
+          <w:szCs w:val="28"/>
+        </w:rPr>
+        <w:t>.”</w:t>
       </w:r>
       <w:r>
         <w:rPr>
@@ -11494,7 +11653,7 @@
         </w:rPr>
         <w:t xml:space="preserve">1. </w:t>
       </w:r>
-      <w:hyperlink r:id="rId34" w:history="1">
+      <w:hyperlink r:id="rId33" w:history="1">
         <w:r>
           <w:rPr>
             <w:rStyle w:val="Hyperlink"/>
@@ -11531,7 +11690,7 @@
         <w:br/>
         <w:t xml:space="preserve">2. </w:t>
       </w:r>
-      <w:hyperlink r:id="rId35" w:history="1">
+      <w:hyperlink r:id="rId34" w:history="1">
         <w:r>
           <w:rPr>
             <w:rStyle w:val="Hyperlink"/>
@@ -11576,7 +11735,7 @@
         </w:rPr>
         <w:t xml:space="preserve">3. </w:t>
       </w:r>
-      <w:hyperlink r:id="rId36" w:history="1">
+      <w:hyperlink r:id="rId35" w:history="1">
         <w:r>
           <w:rPr>
             <w:rStyle w:val="Hyperlink"/>
@@ -11622,7 +11781,7 @@
         <w:br/>
         <w:t xml:space="preserve">4. </w:t>
       </w:r>
-      <w:hyperlink r:id="rId37" w:history="1">
+      <w:hyperlink r:id="rId36" w:history="1">
         <w:r>
           <w:rPr>
             <w:rStyle w:val="Hyperlink"/>
@@ -11700,7 +11859,7 @@
         </w:rPr>
         <w:t xml:space="preserve"> </w:t>
       </w:r>
-      <w:hyperlink r:id="rId38" w:history="1">
+      <w:hyperlink r:id="rId37" w:history="1">
         <w:r>
           <w:rPr>
             <w:rStyle w:val="Hyperlink"/>
@@ -11791,7 +11950,7 @@
         <w:br/>
         <w:t xml:space="preserve">6. </w:t>
       </w:r>
-      <w:hyperlink r:id="rId39" w:history="1">
+      <w:hyperlink r:id="rId38" w:history="1">
         <w:r>
           <w:rPr>
             <w:rStyle w:val="Hyperlink"/>
@@ -11836,7 +11995,7 @@
         </w:rPr>
         <w:t xml:space="preserve">7. </w:t>
       </w:r>
-      <w:hyperlink r:id="rId40" w:history="1">
+      <w:hyperlink r:id="rId39" w:history="1">
         <w:r>
           <w:rPr>
             <w:rStyle w:val="Hyperlink"/>
@@ -11871,8 +12030,9 @@
           <w:szCs w:val="28"/>
           <w:vertAlign w:val="subscript"/>
         </w:rPr>
-        <w:t>Van Otterloo</w:t>
-      </w:r>
+        <w:t xml:space="preserve">Van </w:t>
+      </w:r>
+      <w:proofErr w:type="spellStart"/>
       <w:r>
         <w:rPr>
           <w:rFonts w:cstheme="minorHAnsi"/>
@@ -11880,8 +12040,18 @@
           <w:szCs w:val="28"/>
           <w:vertAlign w:val="subscript"/>
         </w:rPr>
+        <w:t>Otterloo</w:t>
+      </w:r>
+      <w:r>
+        <w:rPr>
+          <w:rFonts w:cstheme="minorHAnsi"/>
+          <w:sz w:val="28"/>
+          <w:szCs w:val="28"/>
+          <w:vertAlign w:val="subscript"/>
+        </w:rPr>
         <w:t>s</w:t>
       </w:r>
+      <w:proofErr w:type="spellEnd"/>
       <w:r>
         <w:rPr>
           <w:rFonts w:cstheme="minorHAnsi"/>
@@ -11915,7 +12085,7 @@
         </w:rPr>
         <w:t xml:space="preserve">. </w:t>
       </w:r>
-      <w:hyperlink r:id="rId41" w:history="1">
+      <w:hyperlink r:id="rId40" w:history="1">
         <w:r>
           <w:rPr>
             <w:rStyle w:val="Hyperlink"/>
@@ -11959,8 +12129,9 @@
           <w:szCs w:val="28"/>
           <w:vertAlign w:val="subscript"/>
         </w:rPr>
-        <w:t>Van Otterloo</w:t>
-      </w:r>
+        <w:t xml:space="preserve">Van </w:t>
+      </w:r>
+      <w:proofErr w:type="spellStart"/>
       <w:r>
         <w:rPr>
           <w:rFonts w:cstheme="minorHAnsi"/>
@@ -11968,8 +12139,18 @@
           <w:szCs w:val="28"/>
           <w:vertAlign w:val="subscript"/>
         </w:rPr>
+        <w:t>Otterloo</w:t>
+      </w:r>
+      <w:r>
+        <w:rPr>
+          <w:rFonts w:cstheme="minorHAnsi"/>
+          <w:sz w:val="28"/>
+          <w:szCs w:val="28"/>
+          <w:vertAlign w:val="subscript"/>
+        </w:rPr>
         <w:t>s</w:t>
       </w:r>
+      <w:proofErr w:type="spellEnd"/>
       <w:r>
         <w:rPr>
           <w:rFonts w:cstheme="minorHAnsi"/>
@@ -11995,7 +12176,7 @@
         </w:rPr>
         <w:t xml:space="preserve">. </w:t>
       </w:r>
-      <w:hyperlink r:id="rId42" w:history="1">
+      <w:hyperlink r:id="rId41" w:history="1">
         <w:r>
           <w:rPr>
             <w:rStyle w:val="Hyperlink"/>
@@ -12065,7 +12246,7 @@
         </w:rPr>
         <w:t xml:space="preserve">. </w:t>
       </w:r>
-      <w:hyperlink r:id="rId43" w:history="1">
+      <w:hyperlink r:id="rId42" w:history="1">
         <w:r>
           <w:rPr>
             <w:rStyle w:val="Hyperlink"/>
@@ -12118,7 +12299,7 @@
         </w:rPr>
         <w:t xml:space="preserve">. </w:t>
       </w:r>
-      <w:hyperlink r:id="rId44" w:history="1">
+      <w:hyperlink r:id="rId43" w:history="1">
         <w:r>
           <w:rPr>
             <w:rStyle w:val="Hyperlink"/>
@@ -12189,7 +12370,8 @@
         </w:rPr>
         <w:t xml:space="preserve">. </w:t>
       </w:r>
-      <w:hyperlink r:id="rId45" w:history="1">
+      <w:hyperlink r:id="rId44" w:history="1">
+        <w:proofErr w:type="spellStart"/>
         <w:r>
           <w:rPr>
             <w:rStyle w:val="Hyperlink"/>
@@ -12199,6 +12381,7 @@
           </w:rPr>
           <w:t>Gichigamiin</w:t>
         </w:r>
+        <w:proofErr w:type="spellEnd"/>
         <w:r>
           <w:rPr>
             <w:rStyle w:val="Hyperlink"/>
@@ -12270,7 +12453,7 @@
         </w:rPr>
         <w:t xml:space="preserve">13. </w:t>
       </w:r>
-      <w:hyperlink r:id="rId46" w:history="1">
+      <w:hyperlink r:id="rId45" w:history="1">
         <w:r>
           <w:rPr>
             <w:rStyle w:val="Hyperlink"/>
@@ -12323,7 +12506,7 @@
         </w:rPr>
         <w:t xml:space="preserve">. </w:t>
       </w:r>
-      <w:hyperlink r:id="rId47" w:history="1">
+      <w:hyperlink r:id="rId46" w:history="1">
         <w:r>
           <w:rPr>
             <w:rStyle w:val="Hyperlink"/>
@@ -12349,8 +12532,9 @@
           <w:szCs w:val="28"/>
           <w:vertAlign w:val="subscript"/>
         </w:rPr>
-        <w:t>Van Otterloo</w:t>
-      </w:r>
+        <w:t xml:space="preserve">Van </w:t>
+      </w:r>
+      <w:proofErr w:type="spellStart"/>
       <w:r>
         <w:rPr>
           <w:rFonts w:cstheme="minorHAnsi"/>
@@ -12358,8 +12542,18 @@
           <w:szCs w:val="28"/>
           <w:vertAlign w:val="subscript"/>
         </w:rPr>
+        <w:t>Otterloo</w:t>
+      </w:r>
+      <w:r>
+        <w:rPr>
+          <w:rFonts w:cstheme="minorHAnsi"/>
+          <w:sz w:val="28"/>
+          <w:szCs w:val="28"/>
+          <w:vertAlign w:val="subscript"/>
+        </w:rPr>
         <w:t>s</w:t>
       </w:r>
+      <w:proofErr w:type="spellEnd"/>
       <w:r>
         <w:rPr>
           <w:rFonts w:cstheme="minorHAnsi"/>
@@ -12385,7 +12579,7 @@
         </w:rPr>
         <w:t xml:space="preserve">. </w:t>
       </w:r>
-      <w:hyperlink r:id="rId48" w:history="1">
+      <w:hyperlink r:id="rId47" w:history="1">
         <w:r>
           <w:rPr>
             <w:rStyle w:val="Hyperlink"/>
@@ -12499,7 +12693,7 @@
         </w:rPr>
         <w:t xml:space="preserve">. </w:t>
       </w:r>
-      <w:hyperlink r:id="rId49" w:history="1">
+      <w:hyperlink r:id="rId48" w:history="1">
         <w:r>
           <w:rPr>
             <w:rStyle w:val="Hyperlink"/>
@@ -12551,7 +12745,7 @@
         </w:rPr>
         <w:t xml:space="preserve">. </w:t>
       </w:r>
-      <w:hyperlink r:id="rId50" w:history="1">
+      <w:hyperlink r:id="rId49" w:history="1">
         <w:r>
           <w:rPr>
             <w:rStyle w:val="Hyperlink"/>
@@ -12604,8 +12798,9 @@
           <w:szCs w:val="28"/>
           <w:vertAlign w:val="subscript"/>
         </w:rPr>
-        <w:t>Van Otterloo</w:t>
-      </w:r>
+        <w:t xml:space="preserve">Van </w:t>
+      </w:r>
+      <w:proofErr w:type="spellStart"/>
       <w:r>
         <w:rPr>
           <w:rFonts w:cstheme="minorHAnsi"/>
@@ -12613,8 +12808,18 @@
           <w:szCs w:val="28"/>
           <w:vertAlign w:val="subscript"/>
         </w:rPr>
+        <w:t>Otterloo</w:t>
+      </w:r>
+      <w:r>
+        <w:rPr>
+          <w:rFonts w:cstheme="minorHAnsi"/>
+          <w:sz w:val="28"/>
+          <w:szCs w:val="28"/>
+          <w:vertAlign w:val="subscript"/>
+        </w:rPr>
         <w:t>s</w:t>
       </w:r>
+      <w:proofErr w:type="spellEnd"/>
       <w:r>
         <w:rPr>
           <w:rFonts w:cstheme="minorHAnsi"/>
@@ -12639,7 +12844,7 @@
         </w:rPr>
         <w:t xml:space="preserve">. </w:t>
       </w:r>
-      <w:hyperlink r:id="rId51" w:history="1">
+      <w:hyperlink r:id="rId50" w:history="1">
         <w:r>
           <w:rPr>
             <w:rStyle w:val="Hyperlink"/>
@@ -12647,7 +12852,27 @@
             <w:sz w:val="28"/>
             <w:szCs w:val="28"/>
           </w:rPr>
-          <w:t xml:space="preserve">North South East </w:t>
+          <w:t xml:space="preserve">North </w:t>
+        </w:r>
+        <w:proofErr w:type="gramStart"/>
+        <w:r>
+          <w:rPr>
+            <w:rStyle w:val="Hyperlink"/>
+            <w:rFonts w:cstheme="minorHAnsi"/>
+            <w:sz w:val="28"/>
+            <w:szCs w:val="28"/>
+          </w:rPr>
+          <w:t>South East</w:t>
+        </w:r>
+        <w:proofErr w:type="gramEnd"/>
+        <w:r>
+          <w:rPr>
+            <w:rStyle w:val="Hyperlink"/>
+            <w:rFonts w:cstheme="minorHAnsi"/>
+            <w:sz w:val="28"/>
+            <w:szCs w:val="28"/>
+          </w:rPr>
+          <w:t xml:space="preserve"> </w:t>
         </w:r>
         <w:r>
           <w:rPr>
@@ -12719,7 +12944,7 @@
         </w:rPr>
         <w:t xml:space="preserve">. </w:t>
       </w:r>
-      <w:hyperlink r:id="rId52" w:history="1">
+      <w:hyperlink r:id="rId51" w:history="1">
         <w:r>
           <w:rPr>
             <w:rStyle w:val="Hyperlink"/>
@@ -12799,7 +13024,7 @@
         </w:rPr>
         <w:t xml:space="preserve">. </w:t>
       </w:r>
-      <w:hyperlink r:id="rId53" w:history="1">
+      <w:hyperlink r:id="rId52" w:history="1">
         <w:r>
           <w:rPr>
             <w:rStyle w:val="Hyperlink"/>
@@ -12861,7 +13086,8 @@
         </w:rPr>
         <w:t xml:space="preserve">. </w:t>
       </w:r>
-      <w:hyperlink r:id="rId54" w:history="1">
+      <w:hyperlink r:id="rId53" w:history="1">
+        <w:proofErr w:type="gramStart"/>
         <w:r>
           <w:rPr>
             <w:rStyle w:val="Hyperlink"/>
@@ -12880,6 +13106,7 @@
           </w:rPr>
           <w:t>’s</w:t>
         </w:r>
+        <w:proofErr w:type="gramEnd"/>
         <w:r>
           <w:rPr>
             <w:rStyle w:val="Hyperlink"/>
@@ -12968,7 +13195,7 @@
         </w:rPr>
         <w:t xml:space="preserve">. </w:t>
       </w:r>
-      <w:hyperlink r:id="rId55" w:history="1">
+      <w:hyperlink r:id="rId54" w:history="1">
         <w:r>
           <w:rPr>
             <w:rStyle w:val="Hyperlink"/>
@@ -13012,8 +13239,9 @@
           <w:szCs w:val="28"/>
           <w:vertAlign w:val="subscript"/>
         </w:rPr>
-        <w:t>Van Otterloo</w:t>
-      </w:r>
+        <w:t xml:space="preserve">Van </w:t>
+      </w:r>
+      <w:proofErr w:type="spellStart"/>
       <w:r>
         <w:rPr>
           <w:rFonts w:cstheme="minorHAnsi"/>
@@ -13021,8 +13249,18 @@
           <w:szCs w:val="28"/>
           <w:vertAlign w:val="subscript"/>
         </w:rPr>
+        <w:t>Otterloo</w:t>
+      </w:r>
+      <w:r>
+        <w:rPr>
+          <w:rFonts w:cstheme="minorHAnsi"/>
+          <w:sz w:val="28"/>
+          <w:szCs w:val="28"/>
+          <w:vertAlign w:val="subscript"/>
+        </w:rPr>
         <w:t>s</w:t>
       </w:r>
+      <w:proofErr w:type="spellEnd"/>
       <w:r>
         <w:rPr>
           <w:rFonts w:cstheme="minorHAnsi"/>
@@ -13066,7 +13304,7 @@
         </w:rPr>
         <w:t xml:space="preserve">. </w:t>
       </w:r>
-      <w:hyperlink r:id="rId56" w:history="1">
+      <w:hyperlink r:id="rId55" w:history="1">
         <w:r>
           <w:rPr>
             <w:rStyle w:val="Hyperlink"/>
@@ -13182,7 +13420,7 @@
         </w:rPr>
         <w:t xml:space="preserve">. </w:t>
       </w:r>
-      <w:hyperlink r:id="rId57" w:history="1">
+      <w:hyperlink r:id="rId56" w:history="1">
         <w:r>
           <w:rPr>
             <w:rStyle w:val="Hyperlink"/>
@@ -13262,7 +13500,7 @@
                 <w:szCs w:val="2"/>
               </w:rPr>
             </w:pPr>
-            <w:hyperlink r:id="rId58" w:history="1">
+            <w:hyperlink r:id="rId57" w:history="1">
               <w:r>
                 <w:rPr>
                   <w:rStyle w:val="Hyperlink"/>
@@ -13303,7 +13541,7 @@
                 <w:szCs w:val="32"/>
               </w:rPr>
             </w:pPr>
-            <w:hyperlink r:id="rId59" w:history="1">
+            <w:hyperlink r:id="rId58" w:history="1">
               <w:r>
                 <w:rPr>
                   <w:rStyle w:val="Hyperlink"/>
@@ -13332,7 +13570,7 @@
                 <w:szCs w:val="32"/>
               </w:rPr>
             </w:pPr>
-            <w:hyperlink r:id="rId60" w:history="1">
+            <w:hyperlink r:id="rId59" w:history="1">
               <w:r>
                 <w:rPr>
                   <w:rStyle w:val="Hyperlink"/>
@@ -13361,7 +13599,7 @@
                 <w:szCs w:val="32"/>
               </w:rPr>
             </w:pPr>
-            <w:hyperlink r:id="rId61" w:history="1">
+            <w:hyperlink r:id="rId60" w:history="1">
               <w:r>
                 <w:rPr>
                   <w:rStyle w:val="Hyperlink"/>
@@ -13484,7 +13722,7 @@
                 <w:szCs w:val="32"/>
               </w:rPr>
             </w:pPr>
-            <w:hyperlink r:id="rId62" w:history="1">
+            <w:hyperlink r:id="rId61" w:history="1">
               <w:r>
                 <w:rPr>
                   <w:rStyle w:val="Hyperlink"/>
@@ -13513,7 +13751,7 @@
                 <w:szCs w:val="32"/>
               </w:rPr>
             </w:pPr>
-            <w:hyperlink r:id="rId63" w:history="1">
+            <w:hyperlink r:id="rId62" w:history="1">
               <w:r>
                 <w:rPr>
                   <w:rStyle w:val="Hyperlink"/>
@@ -13542,7 +13780,7 @@
                 <w:szCs w:val="32"/>
               </w:rPr>
             </w:pPr>
-            <w:hyperlink r:id="rId64" w:history="1">
+            <w:hyperlink r:id="rId63" w:history="1">
               <w:r>
                 <w:rPr>
                   <w:rStyle w:val="Hyperlink"/>
@@ -13669,12 +13907,12 @@
       </w:pPr>
     </w:p>
     <w:sectPr>
-      <w:headerReference w:type="even" r:id="rId65"/>
-      <w:headerReference w:type="default" r:id="rId66"/>
-      <w:footerReference w:type="even" r:id="rId67"/>
-      <w:footerReference w:type="default" r:id="rId68"/>
-      <w:headerReference w:type="first" r:id="rId69"/>
-      <w:footerReference w:type="first" r:id="rId70"/>
+      <w:headerReference w:type="even" r:id="rId64"/>
+      <w:headerReference w:type="default" r:id="rId65"/>
+      <w:footerReference w:type="even" r:id="rId66"/>
+      <w:footerReference w:type="default" r:id="rId67"/>
+      <w:headerReference w:type="first" r:id="rId68"/>
+      <w:footerReference w:type="first" r:id="rId69"/>
       <w:pgSz w:w="12240" w:h="15840"/>
       <w:pgMar w:top="1440" w:right="1440" w:bottom="1440" w:left="1440" w:header="720" w:footer="720" w:gutter="0"/>
       <w:pgNumType w:fmt="lowerRoman"/>
@@ -13810,13 +14048,42 @@
 <w:hdr xmlns:wpc="http://schemas.microsoft.com/office/word/2010/wordprocessingCanvas" xmlns:cx="http://schemas.microsoft.com/office/drawing/2014/chartex" xmlns:cx1="http://schemas.microsoft.com/office/drawing/2015/9/8/chartex" xmlns:cx2="http://schemas.microsoft.com/office/drawing/2015/10/21/chartex" xmlns:cx3="http://schemas.microsoft.com/office/drawing/2016/5/9/chartex" xmlns:cx4="http://schemas.microsoft.com/office/drawing/2016/5/10/chartex" xmlns:cx5="http://schemas.microsoft.com/office/drawing/2016/5/11/chartex" xmlns:cx6="http://schemas.microsoft.com/office/drawing/2016/5/12/chartex" xmlns:cx7="http://schemas.microsoft.com/office/drawing/2016/5/13/chartex" xmlns:cx8="http://schemas.microsoft.com/office/drawing/2016/5/14/chartex" xmlns:mc="http://schemas.openxmlformats.org/markup-compatibility/2006" xmlns:aink="http://schemas.microsoft.com/office/drawing/2016/ink" xmlns:am3d="http://schemas.microsoft.com/office/drawing/2017/model3d" xmlns:o="urn:schemas-microsoft-com:office:office" xmlns:oel="http://schemas.microsoft.com/office/2019/extlst" xmlns:r="http://schemas.openxmlformats.org/officeDocument/2006/relationships" xmlns:m="http://schemas.openxmlformats.org/officeDocument/2006/math" xmlns:v="urn:schemas-microsoft-com:vml" xmlns:wp14="http://schemas.microsoft.com/office/word/2010/wordprocessingDrawing" xmlns:wp="http://schemas.openxmlformats.org/drawingml/2006/wordprocessingDrawing" xmlns:w10="urn:schemas-microsoft-com:office:word" xmlns:w="http://schemas.openxmlformats.org/wordprocessingml/2006/main" xmlns:w14="http://schemas.microsoft.com/office/word/2010/wordml" xmlns:w15="http://schemas.microsoft.com/office/word/2012/wordml" xmlns:w16cex="http://schemas.microsoft.com/office/word/2018/wordml/cex" xmlns:w16cid="http://schemas.microsoft.com/office/word/2016/wordml/cid" xmlns:w16="http://schemas.microsoft.com/office/word/2018/wordml" xmlns:w16du="http://schemas.microsoft.com/office/word/2023/wordml/word16du" xmlns:w16sdtdh="http://schemas.microsoft.com/office/word/2020/wordml/sdtdatahash" xmlns:w16sdtfl="http://schemas.microsoft.com/office/word/2024/wordml/sdtformatlock" xmlns:w16se="http://schemas.microsoft.com/office/word/2015/wordml/symex" xmlns:wpg="http://schemas.microsoft.com/office/word/2010/wordprocessingGroup" xmlns:wpi="http://schemas.microsoft.com/office/word/2010/wordprocessingInk" xmlns:wne="http://schemas.microsoft.com/office/word/2006/wordml" xmlns:wps="http://schemas.microsoft.com/office/word/2010/wordprocessingShape" mc:Ignorable="w14 w15 w16se w16cid w16 w16cex w16sdtdh w16sdtfl w16du wp14">
   <w:p>
     <w:pPr>
-      <w:spacing w:line="240" w:lineRule="auto"/>
+      <w:pStyle w:val="Header"/>
+      <w:jc w:val="center"/>
       <w:rPr>
-        <w:rFonts w:asciiTheme="majorHAnsi" w:hAnsiTheme="majorHAnsi" w:cstheme="majorHAnsi"/>
-        <w:sz w:val="30"/>
-        <w:szCs w:val="30"/>
+        <w:rFonts w:ascii="Avenir Next LT Pro" w:hAnsi="Avenir Next LT Pro" w:cstheme="minorHAnsi"/>
+        <w:color w:val="002060"/>
+        <w:sz w:val="40"/>
+        <w:szCs w:val="40"/>
       </w:rPr>
     </w:pPr>
+    <w:r>
+      <w:rPr>
+        <w:rFonts w:ascii="Avenir Next LT Pro" w:hAnsi="Avenir Next LT Pro" w:cstheme="minorHAnsi"/>
+        <w:color w:val="002060"/>
+        <w:sz w:val="40"/>
+        <w:szCs w:val="40"/>
+      </w:rPr>
+      <w:t>WINTER IN OUR BONES</w:t>
+    </w:r>
+    <w:r>
+      <w:rPr>
+        <w:rFonts w:ascii="Avenir Next LT Pro" w:hAnsi="Avenir Next LT Pro" w:cstheme="minorHAnsi"/>
+        <w:color w:val="002060"/>
+        <w:sz w:val="40"/>
+        <w:szCs w:val="40"/>
+      </w:rPr>
+      <w:br/>
+    </w:r>
+    <w:r>
+      <w:rPr>
+        <w:rFonts w:ascii="Avenir Next LT Pro" w:hAnsi="Avenir Next LT Pro" w:cstheme="minorHAnsi"/>
+        <w:color w:val="002060"/>
+        <w:sz w:val="40"/>
+        <w:szCs w:val="40"/>
+      </w:rPr>
+      <w:t>WATER TO OUR SOULS</w:t>
+    </w:r>
   </w:p>
 </w:hdr>
 </file>

--- a/about/michigan-bible.docx
+++ b/about/michigan-bible.docx
@@ -1115,34 +1115,14 @@
           <w:u w:val="single"/>
         </w:rPr>
       </w:pPr>
-      <w:proofErr w:type="spellStart"/>
-      <w:r>
-        <w:rPr>
-          <w:rFonts w:cstheme="minorHAnsi"/>
-          <w:sz w:val="32"/>
-          <w:szCs w:val="32"/>
-        </w:rPr>
-        <w:t>Ynika</w:t>
-      </w:r>
-      <w:proofErr w:type="spellEnd"/>
-      <w:r>
-        <w:rPr>
-          <w:rFonts w:cstheme="minorHAnsi"/>
-          <w:sz w:val="32"/>
-          <w:szCs w:val="32"/>
-        </w:rPr>
-        <w:t xml:space="preserve"> </w:t>
-      </w:r>
-      <w:proofErr w:type="spellStart"/>
-      <w:r>
-        <w:rPr>
-          <w:rFonts w:cstheme="minorHAnsi"/>
-          <w:sz w:val="32"/>
-          <w:szCs w:val="32"/>
-        </w:rPr>
-        <w:t>Yuag</w:t>
-      </w:r>
-      <w:proofErr w:type="spellEnd"/>
+      <w:r>
+        <w:rPr>
+          <w:rFonts w:cstheme="minorHAnsi"/>
+          <w:sz w:val="32"/>
+          <w:szCs w:val="32"/>
+        </w:rPr>
+        <w:t>Ynika Yuag</w:t>
+      </w:r>
     </w:p>
     <w:p>
       <w:pPr>
@@ -3065,18 +3045,8 @@
           <w:sz w:val="32"/>
           <w:szCs w:val="32"/>
         </w:rPr>
-        <w:t xml:space="preserve">Banh </w:t>
-      </w:r>
-      <w:proofErr w:type="spellStart"/>
-      <w:r>
-        <w:rPr>
-          <w:rFonts w:cstheme="minorHAnsi"/>
-          <w:sz w:val="32"/>
-          <w:szCs w:val="32"/>
-        </w:rPr>
-        <w:t>MIchigan</w:t>
-      </w:r>
-      <w:proofErr w:type="spellEnd"/>
+        <w:t>Banh MIchigan</w:t>
+      </w:r>
       <w:r>
         <w:rPr>
           <w:rFonts w:cstheme="minorHAnsi"/>
@@ -3915,25 +3885,7 @@
           <w:sz w:val="25"/>
           <w:szCs w:val="25"/>
         </w:rPr>
-        <w:t xml:space="preserve"> </w:t>
-      </w:r>
-      <w:proofErr w:type="spellStart"/>
-      <w:r>
-        <w:rPr>
-          <w:rFonts w:cstheme="minorHAnsi"/>
-          <w:sz w:val="25"/>
-          <w:szCs w:val="25"/>
-        </w:rPr>
-        <w:t>MIchigan</w:t>
-      </w:r>
-      <w:proofErr w:type="spellEnd"/>
-      <w:r>
-        <w:rPr>
-          <w:rFonts w:cstheme="minorHAnsi"/>
-          <w:sz w:val="25"/>
-          <w:szCs w:val="25"/>
-        </w:rPr>
-        <w:t xml:space="preserve">. On a swim, </w:t>
+        <w:t xml:space="preserve"> MIchigan. On a swim, </w:t>
       </w:r>
       <w:r>
         <w:rPr>
@@ -6336,30 +6288,18 @@
         </w:rPr>
         <w:t xml:space="preserve"> on the shore (“</w:t>
       </w:r>
-      <w:proofErr w:type="spellStart"/>
-      <w:r>
-        <w:fldChar w:fldCharType="begin"/>
-      </w:r>
-      <w:r>
-        <w:instrText>HYPERLINK "https://www.michiganmusical.com/music/12-gichigamiin/"</w:instrText>
-      </w:r>
-      <w:r>
-        <w:fldChar w:fldCharType="separate"/>
-      </w:r>
-      <w:r>
-        <w:rPr>
-          <w:rStyle w:val="Hyperlink"/>
-          <w:rFonts w:cstheme="minorHAnsi"/>
-          <w:sz w:val="25"/>
-          <w:szCs w:val="25"/>
-          <w:u w:val="none"/>
-        </w:rPr>
-        <w:t>Gichigamiin</w:t>
-      </w:r>
-      <w:proofErr w:type="spellEnd"/>
-      <w:r>
-        <w:fldChar w:fldCharType="end"/>
-      </w:r>
+      <w:hyperlink r:id="rId21" w:history="1">
+        <w:r>
+          <w:rPr>
+            <w:rStyle w:val="Hyperlink"/>
+            <w:rFonts w:cstheme="minorHAnsi"/>
+            <w:sz w:val="25"/>
+            <w:szCs w:val="25"/>
+            <w:u w:val="none"/>
+          </w:rPr>
+          <w:t>Gichigamiin</w:t>
+        </w:r>
+      </w:hyperlink>
       <w:r>
         <w:rPr>
           <w:rFonts w:cstheme="minorHAnsi"/>
@@ -6477,7 +6417,7 @@
         </w:rPr>
         <w:t xml:space="preserve"> (“</w:t>
       </w:r>
-      <w:hyperlink r:id="rId21" w:history="1">
+      <w:hyperlink r:id="rId22" w:history="1">
         <w:r>
           <w:rPr>
             <w:rStyle w:val="Hyperlink"/>
@@ -6832,7 +6772,7 @@
         </w:rPr>
         <w:t>. The parade goes wrong as Petoskey beats up Lulu, disqualifying them for the first time (“</w:t>
       </w:r>
-      <w:hyperlink r:id="rId22" w:history="1">
+      <w:hyperlink r:id="rId23" w:history="1">
         <w:r>
           <w:rPr>
             <w:rStyle w:val="Hyperlink"/>
@@ -6884,7 +6824,7 @@
         </w:rPr>
         <w:t xml:space="preserve"> (“</w:t>
       </w:r>
-      <w:hyperlink r:id="rId23" w:history="1">
+      <w:hyperlink r:id="rId24" w:history="1">
         <w:r>
           <w:rPr>
             <w:rStyle w:val="Hyperlink"/>
@@ -6989,7 +6929,7 @@
         </w:rPr>
         <w:t xml:space="preserve"> (“</w:t>
       </w:r>
-      <w:hyperlink r:id="rId24" w:history="1">
+      <w:hyperlink r:id="rId25" w:history="1">
         <w:r>
           <w:rPr>
             <w:rStyle w:val="Hyperlink"/>
@@ -7097,7 +7037,7 @@
         </w:rPr>
         <w:t>(“</w:t>
       </w:r>
-      <w:hyperlink r:id="rId25" w:history="1">
+      <w:hyperlink r:id="rId26" w:history="1">
         <w:r>
           <w:rPr>
             <w:rStyle w:val="Hyperlink"/>
@@ -7163,33 +7103,15 @@
           <w:sz w:val="25"/>
           <w:szCs w:val="25"/>
         </w:rPr>
-        <w:t xml:space="preserve">Van </w:t>
-      </w:r>
-      <w:proofErr w:type="spellStart"/>
-      <w:r>
-        <w:rPr>
-          <w:rFonts w:cstheme="minorHAnsi"/>
-          <w:sz w:val="25"/>
-          <w:szCs w:val="25"/>
-        </w:rPr>
-        <w:t>Otterloo</w:t>
-      </w:r>
-      <w:r>
-        <w:rPr>
-          <w:rFonts w:cstheme="minorHAnsi"/>
-          <w:sz w:val="25"/>
-          <w:szCs w:val="25"/>
-        </w:rPr>
-        <w:t>s</w:t>
-      </w:r>
-      <w:proofErr w:type="spellEnd"/>
-      <w:r>
-        <w:rPr>
-          <w:rFonts w:cstheme="minorHAnsi"/>
-          <w:sz w:val="25"/>
-          <w:szCs w:val="25"/>
-        </w:rPr>
-        <w:t xml:space="preserve"> are only divided by peninsulas. </w:t>
+        <w:t>Van Otterloo</w:t>
+      </w:r>
+      <w:r>
+        <w:rPr>
+          <w:rFonts w:cstheme="minorHAnsi"/>
+          <w:sz w:val="25"/>
+          <w:szCs w:val="25"/>
+        </w:rPr>
+        <w:t xml:space="preserve">s are only divided by peninsulas. </w:t>
       </w:r>
       <w:r>
         <w:rPr>
@@ -7223,7 +7145,7 @@
         </w:rPr>
         <w:t xml:space="preserve"> the Mackinac Bridge (“</w:t>
       </w:r>
-      <w:hyperlink r:id="rId26" w:history="1">
+      <w:hyperlink r:id="rId27" w:history="1">
         <w:r>
           <w:rPr>
             <w:rStyle w:val="Hyperlink"/>
@@ -7232,29 +7154,7 @@
             <w:szCs w:val="25"/>
             <w:u w:val="none"/>
           </w:rPr>
-          <w:t xml:space="preserve">North </w:t>
-        </w:r>
-        <w:proofErr w:type="gramStart"/>
-        <w:r>
-          <w:rPr>
-            <w:rStyle w:val="Hyperlink"/>
-            <w:rFonts w:cstheme="minorHAnsi"/>
-            <w:sz w:val="25"/>
-            <w:szCs w:val="25"/>
-            <w:u w:val="none"/>
-          </w:rPr>
-          <w:t>South East</w:t>
-        </w:r>
-        <w:proofErr w:type="gramEnd"/>
-        <w:r>
-          <w:rPr>
-            <w:rStyle w:val="Hyperlink"/>
-            <w:rFonts w:cstheme="minorHAnsi"/>
-            <w:sz w:val="25"/>
-            <w:szCs w:val="25"/>
-            <w:u w:val="none"/>
-          </w:rPr>
-          <w:t xml:space="preserve"> West</w:t>
+          <w:t>North South East West</w:t>
         </w:r>
       </w:hyperlink>
       <w:r>
@@ -7313,7 +7213,7 @@
         </w:rPr>
         <w:t>“</w:t>
       </w:r>
-      <w:hyperlink r:id="rId27" w:history="1">
+      <w:hyperlink r:id="rId28" w:history="1">
         <w:r>
           <w:rPr>
             <w:rStyle w:val="Hyperlink"/>
@@ -7354,7 +7254,7 @@
         </w:rPr>
         <w:t>They drive up to find him. She offers the broken stone as a truce, but he tosses it into the water (“</w:t>
       </w:r>
-      <w:hyperlink r:id="rId28" w:history="1">
+      <w:hyperlink r:id="rId29" w:history="1">
         <w:r>
           <w:rPr>
             <w:rStyle w:val="Hyperlink"/>
@@ -7422,7 +7322,7 @@
         </w:rPr>
         <w:t xml:space="preserve"> (“</w:t>
       </w:r>
-      <w:hyperlink r:id="rId29" w:history="1">
+      <w:hyperlink r:id="rId30" w:history="1">
         <w:r>
           <w:rPr>
             <w:rStyle w:val="Hyperlink"/>
@@ -7619,33 +7519,15 @@
           <w:sz w:val="25"/>
           <w:szCs w:val="25"/>
         </w:rPr>
-        <w:t xml:space="preserve">Van </w:t>
-      </w:r>
-      <w:proofErr w:type="spellStart"/>
-      <w:r>
-        <w:rPr>
-          <w:rFonts w:cstheme="minorHAnsi"/>
-          <w:sz w:val="25"/>
-          <w:szCs w:val="25"/>
-        </w:rPr>
-        <w:t>Otterloo</w:t>
-      </w:r>
-      <w:r>
-        <w:rPr>
-          <w:rFonts w:cstheme="minorHAnsi"/>
-          <w:sz w:val="25"/>
-          <w:szCs w:val="25"/>
-        </w:rPr>
-        <w:t>s</w:t>
-      </w:r>
-      <w:proofErr w:type="spellEnd"/>
-      <w:r>
-        <w:rPr>
-          <w:rFonts w:cstheme="minorHAnsi"/>
-          <w:sz w:val="25"/>
-          <w:szCs w:val="25"/>
-        </w:rPr>
-        <w:t xml:space="preserve"> return with </w:t>
+        <w:t>Van Otterloo</w:t>
+      </w:r>
+      <w:r>
+        <w:rPr>
+          <w:rFonts w:cstheme="minorHAnsi"/>
+          <w:sz w:val="25"/>
+          <w:szCs w:val="25"/>
+        </w:rPr>
+        <w:t xml:space="preserve">s return with </w:t>
       </w:r>
       <w:r>
         <w:rPr>
@@ -7871,7 +7753,7 @@
         </w:rPr>
         <w:t>(“</w:t>
       </w:r>
-      <w:hyperlink r:id="rId30" w:history="1">
+      <w:hyperlink r:id="rId31" w:history="1">
         <w:r>
           <w:rPr>
             <w:rStyle w:val="Hyperlink"/>
@@ -7978,33 +7860,15 @@
           <w:sz w:val="25"/>
           <w:szCs w:val="25"/>
         </w:rPr>
-        <w:t xml:space="preserve">Van </w:t>
-      </w:r>
-      <w:proofErr w:type="spellStart"/>
-      <w:r>
-        <w:rPr>
-          <w:rFonts w:cstheme="minorHAnsi"/>
-          <w:sz w:val="25"/>
-          <w:szCs w:val="25"/>
-        </w:rPr>
-        <w:t>Otterloo</w:t>
-      </w:r>
-      <w:r>
-        <w:rPr>
-          <w:rFonts w:cstheme="minorHAnsi"/>
-          <w:sz w:val="25"/>
-          <w:szCs w:val="25"/>
-        </w:rPr>
-        <w:t>s</w:t>
-      </w:r>
-      <w:proofErr w:type="spellEnd"/>
-      <w:r>
-        <w:rPr>
-          <w:rFonts w:cstheme="minorHAnsi"/>
-          <w:sz w:val="25"/>
-          <w:szCs w:val="25"/>
-        </w:rPr>
-        <w:t xml:space="preserve"> and Amanda cross</w:t>
+        <w:t>Van Otterloo</w:t>
+      </w:r>
+      <w:r>
+        <w:rPr>
+          <w:rFonts w:cstheme="minorHAnsi"/>
+          <w:sz w:val="25"/>
+          <w:szCs w:val="25"/>
+        </w:rPr>
+        <w:t>s and Amanda cross</w:t>
       </w:r>
       <w:r>
         <w:rPr>
@@ -8102,7 +7966,7 @@
         </w:rPr>
         <w:t xml:space="preserve"> (“</w:t>
       </w:r>
-      <w:hyperlink r:id="rId31" w:history="1">
+      <w:hyperlink r:id="rId32" w:history="1">
         <w:r>
           <w:rPr>
             <w:rStyle w:val="Hyperlink"/>
@@ -8391,7 +8255,7 @@
         </w:rPr>
         <w:t xml:space="preserve"> family resembles the state’s best (“</w:t>
       </w:r>
-      <w:hyperlink r:id="rId32" w:history="1">
+      <w:hyperlink r:id="rId33" w:history="1">
         <w:r>
           <w:rPr>
             <w:rStyle w:val="Hyperlink"/>
@@ -11073,18 +10937,8 @@
           <w:sz w:val="28"/>
           <w:szCs w:val="28"/>
         </w:rPr>
-        <w:t xml:space="preserve">BANH </w:t>
-      </w:r>
-      <w:proofErr w:type="spellStart"/>
-      <w:r>
-        <w:rPr>
-          <w:rFonts w:cstheme="minorHAnsi"/>
-          <w:sz w:val="28"/>
-          <w:szCs w:val="28"/>
-        </w:rPr>
-        <w:t>MIchigan</w:t>
-      </w:r>
-      <w:proofErr w:type="spellEnd"/>
+        <w:t>BANH MIchigan</w:t>
+      </w:r>
       <w:r>
         <w:rPr>
           <w:rFonts w:cstheme="minorHAnsi"/>
@@ -11471,7 +11325,7 @@
           <w:sz w:val="28"/>
           <w:szCs w:val="28"/>
         </w:rPr>
-        <w:t>RESIDENTS</w:t>
+        <w:t>MICHIGANDER</w:t>
       </w:r>
       <w:r>
         <w:rPr>
@@ -11481,7 +11335,15 @@
           <w:sz w:val="28"/>
           <w:szCs w:val="28"/>
         </w:rPr>
-        <w:t>, MICHIGANDER</w:t>
+        <w:t>S</w:t>
+      </w:r>
+      <w:r>
+        <w:rPr>
+          <w:rFonts w:cstheme="minorHAnsi"/>
+          <w:sz w:val="28"/>
+          <w:szCs w:val="28"/>
+        </w:rPr>
+        <w:t>,</w:t>
       </w:r>
       <w:r>
         <w:rPr>
@@ -11491,15 +11353,7 @@
           <w:sz w:val="28"/>
           <w:szCs w:val="28"/>
         </w:rPr>
-        <w:t>S</w:t>
-      </w:r>
-      <w:r>
-        <w:rPr>
-          <w:rFonts w:cstheme="minorHAnsi"/>
-          <w:sz w:val="28"/>
-          <w:szCs w:val="28"/>
-        </w:rPr>
-        <w:t>,</w:t>
+        <w:t xml:space="preserve"> </w:t>
       </w:r>
       <w:r>
         <w:rPr>
@@ -11509,7 +11363,7 @@
           <w:sz w:val="28"/>
           <w:szCs w:val="28"/>
         </w:rPr>
-        <w:t xml:space="preserve"> </w:t>
+        <w:t xml:space="preserve">RESIDENTS, </w:t>
       </w:r>
       <w:r>
         <w:rPr>
@@ -11519,7 +11373,7 @@
           <w:sz w:val="28"/>
           <w:szCs w:val="28"/>
         </w:rPr>
-        <w:t>OLIGARCHS</w:t>
+        <w:t>LAWMAKERS</w:t>
       </w:r>
       <w:r>
         <w:rPr>
@@ -11537,6 +11391,24 @@
           <w:sz w:val="28"/>
           <w:szCs w:val="28"/>
         </w:rPr>
+        <w:t>OLIGARCHS</w:t>
+      </w:r>
+      <w:r>
+        <w:rPr>
+          <w:rFonts w:cstheme="minorHAnsi"/>
+          <w:sz w:val="28"/>
+          <w:szCs w:val="28"/>
+        </w:rPr>
+        <w:t xml:space="preserve">, </w:t>
+      </w:r>
+      <w:r>
+        <w:rPr>
+          <w:rFonts w:cstheme="minorHAnsi"/>
+          <w:b/>
+          <w:bCs/>
+          <w:sz w:val="28"/>
+          <w:szCs w:val="28"/>
+        </w:rPr>
         <w:t>RADIO</w:t>
       </w:r>
       <w:r>
@@ -11553,25 +11425,15 @@
           <w:sz w:val="28"/>
           <w:szCs w:val="28"/>
         </w:rPr>
-        <w:t xml:space="preserve"> anyone who speaks in “</w:t>
-      </w:r>
-      <w:proofErr w:type="spellStart"/>
-      <w:r>
-        <w:rPr>
-          <w:rFonts w:cstheme="minorHAnsi"/>
-          <w:sz w:val="28"/>
-          <w:szCs w:val="28"/>
-        </w:rPr>
-        <w:t>ope</w:t>
-      </w:r>
-      <w:proofErr w:type="spellEnd"/>
-      <w:r>
-        <w:rPr>
-          <w:rFonts w:cstheme="minorHAnsi"/>
-          <w:sz w:val="28"/>
-          <w:szCs w:val="28"/>
-        </w:rPr>
-        <w:t>.”</w:t>
+        <w:t xml:space="preserve"> </w:t>
+      </w:r>
+      <w:r>
+        <w:rPr>
+          <w:rFonts w:cstheme="minorHAnsi"/>
+          <w:sz w:val="28"/>
+          <w:szCs w:val="28"/>
+        </w:rPr>
+        <w:t>anyone who speaks in “ope.”</w:t>
       </w:r>
       <w:r>
         <w:rPr>
@@ -11653,7 +11515,7 @@
         </w:rPr>
         <w:t xml:space="preserve">1. </w:t>
       </w:r>
-      <w:hyperlink r:id="rId33" w:history="1">
+      <w:hyperlink r:id="rId34" w:history="1">
         <w:r>
           <w:rPr>
             <w:rStyle w:val="Hyperlink"/>
@@ -11690,7 +11552,7 @@
         <w:br/>
         <w:t xml:space="preserve">2. </w:t>
       </w:r>
-      <w:hyperlink r:id="rId34" w:history="1">
+      <w:hyperlink r:id="rId35" w:history="1">
         <w:r>
           <w:rPr>
             <w:rStyle w:val="Hyperlink"/>
@@ -11735,7 +11597,7 @@
         </w:rPr>
         <w:t xml:space="preserve">3. </w:t>
       </w:r>
-      <w:hyperlink r:id="rId35" w:history="1">
+      <w:hyperlink r:id="rId36" w:history="1">
         <w:r>
           <w:rPr>
             <w:rStyle w:val="Hyperlink"/>
@@ -11781,7 +11643,7 @@
         <w:br/>
         <w:t xml:space="preserve">4. </w:t>
       </w:r>
-      <w:hyperlink r:id="rId36" w:history="1">
+      <w:hyperlink r:id="rId37" w:history="1">
         <w:r>
           <w:rPr>
             <w:rStyle w:val="Hyperlink"/>
@@ -11859,7 +11721,7 @@
         </w:rPr>
         <w:t xml:space="preserve"> </w:t>
       </w:r>
-      <w:hyperlink r:id="rId37" w:history="1">
+      <w:hyperlink r:id="rId38" w:history="1">
         <w:r>
           <w:rPr>
             <w:rStyle w:val="Hyperlink"/>
@@ -11950,7 +11812,7 @@
         <w:br/>
         <w:t xml:space="preserve">6. </w:t>
       </w:r>
-      <w:hyperlink r:id="rId38" w:history="1">
+      <w:hyperlink r:id="rId39" w:history="1">
         <w:r>
           <w:rPr>
             <w:rStyle w:val="Hyperlink"/>
@@ -11995,7 +11857,7 @@
         </w:rPr>
         <w:t xml:space="preserve">7. </w:t>
       </w:r>
-      <w:hyperlink r:id="rId39" w:history="1">
+      <w:hyperlink r:id="rId40" w:history="1">
         <w:r>
           <w:rPr>
             <w:rStyle w:val="Hyperlink"/>
@@ -12030,9 +11892,8 @@
           <w:szCs w:val="28"/>
           <w:vertAlign w:val="subscript"/>
         </w:rPr>
-        <w:t xml:space="preserve">Van </w:t>
-      </w:r>
-      <w:proofErr w:type="spellStart"/>
+        <w:t>Van Otterloo</w:t>
+      </w:r>
       <w:r>
         <w:rPr>
           <w:rFonts w:cstheme="minorHAnsi"/>
@@ -12040,7 +11901,7 @@
           <w:szCs w:val="28"/>
           <w:vertAlign w:val="subscript"/>
         </w:rPr>
-        <w:t>Otterloo</w:t>
+        <w:t>s</w:t>
       </w:r>
       <w:r>
         <w:rPr>
@@ -12049,16 +11910,6 @@
           <w:szCs w:val="28"/>
           <w:vertAlign w:val="subscript"/>
         </w:rPr>
-        <w:t>s</w:t>
-      </w:r>
-      <w:proofErr w:type="spellEnd"/>
-      <w:r>
-        <w:rPr>
-          <w:rFonts w:cstheme="minorHAnsi"/>
-          <w:sz w:val="28"/>
-          <w:szCs w:val="28"/>
-          <w:vertAlign w:val="subscript"/>
-        </w:rPr>
         <w:t>, Deer</w:t>
       </w:r>
       <w:r>
@@ -12085,7 +11936,7 @@
         </w:rPr>
         <w:t xml:space="preserve">. </w:t>
       </w:r>
-      <w:hyperlink r:id="rId40" w:history="1">
+      <w:hyperlink r:id="rId41" w:history="1">
         <w:r>
           <w:rPr>
             <w:rStyle w:val="Hyperlink"/>
@@ -12129,9 +11980,8 @@
           <w:szCs w:val="28"/>
           <w:vertAlign w:val="subscript"/>
         </w:rPr>
-        <w:t xml:space="preserve">Van </w:t>
-      </w:r>
-      <w:proofErr w:type="spellStart"/>
+        <w:t>Van Otterloo</w:t>
+      </w:r>
       <w:r>
         <w:rPr>
           <w:rFonts w:cstheme="minorHAnsi"/>
@@ -12139,7 +11989,7 @@
           <w:szCs w:val="28"/>
           <w:vertAlign w:val="subscript"/>
         </w:rPr>
-        <w:t>Otterloo</w:t>
+        <w:t>s</w:t>
       </w:r>
       <w:r>
         <w:rPr>
@@ -12148,16 +11998,6 @@
           <w:szCs w:val="28"/>
           <w:vertAlign w:val="subscript"/>
         </w:rPr>
-        <w:t>s</w:t>
-      </w:r>
-      <w:proofErr w:type="spellEnd"/>
-      <w:r>
-        <w:rPr>
-          <w:rFonts w:cstheme="minorHAnsi"/>
-          <w:sz w:val="28"/>
-          <w:szCs w:val="28"/>
-          <w:vertAlign w:val="subscript"/>
-        </w:rPr>
         <w:br/>
       </w:r>
       <w:r>
@@ -12176,7 +12016,7 @@
         </w:rPr>
         <w:t xml:space="preserve">. </w:t>
       </w:r>
-      <w:hyperlink r:id="rId41" w:history="1">
+      <w:hyperlink r:id="rId42" w:history="1">
         <w:r>
           <w:rPr>
             <w:rStyle w:val="Hyperlink"/>
@@ -12246,7 +12086,7 @@
         </w:rPr>
         <w:t xml:space="preserve">. </w:t>
       </w:r>
-      <w:hyperlink r:id="rId42" w:history="1">
+      <w:hyperlink r:id="rId43" w:history="1">
         <w:r>
           <w:rPr>
             <w:rStyle w:val="Hyperlink"/>
@@ -12299,7 +12139,7 @@
         </w:rPr>
         <w:t xml:space="preserve">. </w:t>
       </w:r>
-      <w:hyperlink r:id="rId43" w:history="1">
+      <w:hyperlink r:id="rId44" w:history="1">
         <w:r>
           <w:rPr>
             <w:rStyle w:val="Hyperlink"/>
@@ -12370,8 +12210,7 @@
         </w:rPr>
         <w:t xml:space="preserve">. </w:t>
       </w:r>
-      <w:hyperlink r:id="rId44" w:history="1">
-        <w:proofErr w:type="spellStart"/>
+      <w:hyperlink r:id="rId45" w:history="1">
         <w:r>
           <w:rPr>
             <w:rStyle w:val="Hyperlink"/>
@@ -12381,7 +12220,6 @@
           </w:rPr>
           <w:t>Gichigamiin</w:t>
         </w:r>
-        <w:proofErr w:type="spellEnd"/>
         <w:r>
           <w:rPr>
             <w:rStyle w:val="Hyperlink"/>
@@ -12453,7 +12291,7 @@
         </w:rPr>
         <w:t xml:space="preserve">13. </w:t>
       </w:r>
-      <w:hyperlink r:id="rId45" w:history="1">
+      <w:hyperlink r:id="rId46" w:history="1">
         <w:r>
           <w:rPr>
             <w:rStyle w:val="Hyperlink"/>
@@ -12506,7 +12344,7 @@
         </w:rPr>
         <w:t xml:space="preserve">. </w:t>
       </w:r>
-      <w:hyperlink r:id="rId46" w:history="1">
+      <w:hyperlink r:id="rId47" w:history="1">
         <w:r>
           <w:rPr>
             <w:rStyle w:val="Hyperlink"/>
@@ -12532,9 +12370,8 @@
           <w:szCs w:val="28"/>
           <w:vertAlign w:val="subscript"/>
         </w:rPr>
-        <w:t xml:space="preserve">Van </w:t>
-      </w:r>
-      <w:proofErr w:type="spellStart"/>
+        <w:t>Van Otterloo</w:t>
+      </w:r>
       <w:r>
         <w:rPr>
           <w:rFonts w:cstheme="minorHAnsi"/>
@@ -12542,7 +12379,7 @@
           <w:szCs w:val="28"/>
           <w:vertAlign w:val="subscript"/>
         </w:rPr>
-        <w:t>Otterloo</w:t>
+        <w:t>s</w:t>
       </w:r>
       <w:r>
         <w:rPr>
@@ -12551,16 +12388,6 @@
           <w:szCs w:val="28"/>
           <w:vertAlign w:val="subscript"/>
         </w:rPr>
-        <w:t>s</w:t>
-      </w:r>
-      <w:proofErr w:type="spellEnd"/>
-      <w:r>
-        <w:rPr>
-          <w:rFonts w:cstheme="minorHAnsi"/>
-          <w:sz w:val="28"/>
-          <w:szCs w:val="28"/>
-          <w:vertAlign w:val="subscript"/>
-        </w:rPr>
         <w:br/>
       </w:r>
       <w:r>
@@ -12579,7 +12406,7 @@
         </w:rPr>
         <w:t xml:space="preserve">. </w:t>
       </w:r>
-      <w:hyperlink r:id="rId47" w:history="1">
+      <w:hyperlink r:id="rId48" w:history="1">
         <w:r>
           <w:rPr>
             <w:rStyle w:val="Hyperlink"/>
@@ -12693,7 +12520,7 @@
         </w:rPr>
         <w:t xml:space="preserve">. </w:t>
       </w:r>
-      <w:hyperlink r:id="rId48" w:history="1">
+      <w:hyperlink r:id="rId49" w:history="1">
         <w:r>
           <w:rPr>
             <w:rStyle w:val="Hyperlink"/>
@@ -12745,7 +12572,7 @@
         </w:rPr>
         <w:t xml:space="preserve">. </w:t>
       </w:r>
-      <w:hyperlink r:id="rId49" w:history="1">
+      <w:hyperlink r:id="rId50" w:history="1">
         <w:r>
           <w:rPr>
             <w:rStyle w:val="Hyperlink"/>
@@ -12798,9 +12625,8 @@
           <w:szCs w:val="28"/>
           <w:vertAlign w:val="subscript"/>
         </w:rPr>
-        <w:t xml:space="preserve">Van </w:t>
-      </w:r>
-      <w:proofErr w:type="spellStart"/>
+        <w:t>Van Otterloo</w:t>
+      </w:r>
       <w:r>
         <w:rPr>
           <w:rFonts w:cstheme="minorHAnsi"/>
@@ -12808,18 +12634,8 @@
           <w:szCs w:val="28"/>
           <w:vertAlign w:val="subscript"/>
         </w:rPr>
-        <w:t>Otterloo</w:t>
-      </w:r>
-      <w:r>
-        <w:rPr>
-          <w:rFonts w:cstheme="minorHAnsi"/>
-          <w:sz w:val="28"/>
-          <w:szCs w:val="28"/>
-          <w:vertAlign w:val="subscript"/>
-        </w:rPr>
         <w:t>s</w:t>
       </w:r>
-      <w:proofErr w:type="spellEnd"/>
       <w:r>
         <w:rPr>
           <w:rFonts w:cstheme="minorHAnsi"/>
@@ -12844,7 +12660,7 @@
         </w:rPr>
         <w:t xml:space="preserve">. </w:t>
       </w:r>
-      <w:hyperlink r:id="rId50" w:history="1">
+      <w:hyperlink r:id="rId51" w:history="1">
         <w:r>
           <w:rPr>
             <w:rStyle w:val="Hyperlink"/>
@@ -12852,27 +12668,7 @@
             <w:sz w:val="28"/>
             <w:szCs w:val="28"/>
           </w:rPr>
-          <w:t xml:space="preserve">North </w:t>
-        </w:r>
-        <w:proofErr w:type="gramStart"/>
-        <w:r>
-          <w:rPr>
-            <w:rStyle w:val="Hyperlink"/>
-            <w:rFonts w:cstheme="minorHAnsi"/>
-            <w:sz w:val="28"/>
-            <w:szCs w:val="28"/>
-          </w:rPr>
-          <w:t>South East</w:t>
-        </w:r>
-        <w:proofErr w:type="gramEnd"/>
-        <w:r>
-          <w:rPr>
-            <w:rStyle w:val="Hyperlink"/>
-            <w:rFonts w:cstheme="minorHAnsi"/>
-            <w:sz w:val="28"/>
-            <w:szCs w:val="28"/>
-          </w:rPr>
-          <w:t xml:space="preserve"> </w:t>
+          <w:t xml:space="preserve">North South East </w:t>
         </w:r>
         <w:r>
           <w:rPr>
@@ -12944,7 +12740,7 @@
         </w:rPr>
         <w:t xml:space="preserve">. </w:t>
       </w:r>
-      <w:hyperlink r:id="rId51" w:history="1">
+      <w:hyperlink r:id="rId52" w:history="1">
         <w:r>
           <w:rPr>
             <w:rStyle w:val="Hyperlink"/>
@@ -13024,7 +12820,7 @@
         </w:rPr>
         <w:t xml:space="preserve">. </w:t>
       </w:r>
-      <w:hyperlink r:id="rId52" w:history="1">
+      <w:hyperlink r:id="rId53" w:history="1">
         <w:r>
           <w:rPr>
             <w:rStyle w:val="Hyperlink"/>
@@ -13086,8 +12882,7 @@
         </w:rPr>
         <w:t xml:space="preserve">. </w:t>
       </w:r>
-      <w:hyperlink r:id="rId53" w:history="1">
-        <w:proofErr w:type="gramStart"/>
+      <w:hyperlink r:id="rId54" w:history="1">
         <w:r>
           <w:rPr>
             <w:rStyle w:val="Hyperlink"/>
@@ -13106,7 +12901,6 @@
           </w:rPr>
           <w:t>’s</w:t>
         </w:r>
-        <w:proofErr w:type="gramEnd"/>
         <w:r>
           <w:rPr>
             <w:rStyle w:val="Hyperlink"/>
@@ -13195,7 +12989,7 @@
         </w:rPr>
         <w:t xml:space="preserve">. </w:t>
       </w:r>
-      <w:hyperlink r:id="rId54" w:history="1">
+      <w:hyperlink r:id="rId55" w:history="1">
         <w:r>
           <w:rPr>
             <w:rStyle w:val="Hyperlink"/>
@@ -13239,9 +13033,8 @@
           <w:szCs w:val="28"/>
           <w:vertAlign w:val="subscript"/>
         </w:rPr>
-        <w:t xml:space="preserve">Van </w:t>
-      </w:r>
-      <w:proofErr w:type="spellStart"/>
+        <w:t>Van Otterloo</w:t>
+      </w:r>
       <w:r>
         <w:rPr>
           <w:rFonts w:cstheme="minorHAnsi"/>
@@ -13249,7 +13042,7 @@
           <w:szCs w:val="28"/>
           <w:vertAlign w:val="subscript"/>
         </w:rPr>
-        <w:t>Otterloo</w:t>
+        <w:t>s</w:t>
       </w:r>
       <w:r>
         <w:rPr>
@@ -13258,9 +13051,8 @@
           <w:szCs w:val="28"/>
           <w:vertAlign w:val="subscript"/>
         </w:rPr>
-        <w:t>s</w:t>
-      </w:r>
-      <w:proofErr w:type="spellEnd"/>
+        <w:t xml:space="preserve">, </w:t>
+      </w:r>
       <w:r>
         <w:rPr>
           <w:rFonts w:cstheme="minorHAnsi"/>
@@ -13268,7 +13060,7 @@
           <w:szCs w:val="28"/>
           <w:vertAlign w:val="subscript"/>
         </w:rPr>
-        <w:t xml:space="preserve">, </w:t>
+        <w:t>Michiganders</w:t>
       </w:r>
       <w:r>
         <w:rPr>
@@ -13277,15 +13069,6 @@
           <w:szCs w:val="28"/>
           <w:vertAlign w:val="subscript"/>
         </w:rPr>
-        <w:t>Michiganders</w:t>
-      </w:r>
-      <w:r>
-        <w:rPr>
-          <w:rFonts w:cstheme="minorHAnsi"/>
-          <w:sz w:val="28"/>
-          <w:szCs w:val="28"/>
-          <w:vertAlign w:val="subscript"/>
-        </w:rPr>
         <w:br/>
       </w:r>
       <w:r>
@@ -13304,7 +13087,7 @@
         </w:rPr>
         <w:t xml:space="preserve">. </w:t>
       </w:r>
-      <w:hyperlink r:id="rId55" w:history="1">
+      <w:hyperlink r:id="rId56" w:history="1">
         <w:r>
           <w:rPr>
             <w:rStyle w:val="Hyperlink"/>
@@ -13420,7 +13203,7 @@
         </w:rPr>
         <w:t xml:space="preserve">. </w:t>
       </w:r>
-      <w:hyperlink r:id="rId56" w:history="1">
+      <w:hyperlink r:id="rId57" w:history="1">
         <w:r>
           <w:rPr>
             <w:rStyle w:val="Hyperlink"/>
@@ -13500,7 +13283,7 @@
                 <w:szCs w:val="2"/>
               </w:rPr>
             </w:pPr>
-            <w:hyperlink r:id="rId57" w:history="1">
+            <w:hyperlink r:id="rId58" w:history="1">
               <w:r>
                 <w:rPr>
                   <w:rStyle w:val="Hyperlink"/>
@@ -13541,7 +13324,7 @@
                 <w:szCs w:val="32"/>
               </w:rPr>
             </w:pPr>
-            <w:hyperlink r:id="rId58" w:history="1">
+            <w:hyperlink r:id="rId59" w:history="1">
               <w:r>
                 <w:rPr>
                   <w:rStyle w:val="Hyperlink"/>
@@ -13570,7 +13353,7 @@
                 <w:szCs w:val="32"/>
               </w:rPr>
             </w:pPr>
-            <w:hyperlink r:id="rId59" w:history="1">
+            <w:hyperlink r:id="rId60" w:history="1">
               <w:r>
                 <w:rPr>
                   <w:rStyle w:val="Hyperlink"/>
@@ -13599,7 +13382,7 @@
                 <w:szCs w:val="32"/>
               </w:rPr>
             </w:pPr>
-            <w:hyperlink r:id="rId60" w:history="1">
+            <w:hyperlink r:id="rId61" w:history="1">
               <w:r>
                 <w:rPr>
                   <w:rStyle w:val="Hyperlink"/>
@@ -13722,7 +13505,7 @@
                 <w:szCs w:val="32"/>
               </w:rPr>
             </w:pPr>
-            <w:hyperlink r:id="rId61" w:history="1">
+            <w:hyperlink r:id="rId62" w:history="1">
               <w:r>
                 <w:rPr>
                   <w:rStyle w:val="Hyperlink"/>
@@ -13751,7 +13534,7 @@
                 <w:szCs w:val="32"/>
               </w:rPr>
             </w:pPr>
-            <w:hyperlink r:id="rId62" w:history="1">
+            <w:hyperlink r:id="rId63" w:history="1">
               <w:r>
                 <w:rPr>
                   <w:rStyle w:val="Hyperlink"/>
@@ -13780,7 +13563,7 @@
                 <w:szCs w:val="32"/>
               </w:rPr>
             </w:pPr>
-            <w:hyperlink r:id="rId63" w:history="1">
+            <w:hyperlink r:id="rId64" w:history="1">
               <w:r>
                 <w:rPr>
                   <w:rStyle w:val="Hyperlink"/>
@@ -13907,12 +13690,12 @@
       </w:pPr>
     </w:p>
     <w:sectPr>
-      <w:headerReference w:type="even" r:id="rId64"/>
-      <w:headerReference w:type="default" r:id="rId65"/>
-      <w:footerReference w:type="even" r:id="rId66"/>
-      <w:footerReference w:type="default" r:id="rId67"/>
-      <w:headerReference w:type="first" r:id="rId68"/>
-      <w:footerReference w:type="first" r:id="rId69"/>
+      <w:headerReference w:type="even" r:id="rId65"/>
+      <w:headerReference w:type="default" r:id="rId66"/>
+      <w:footerReference w:type="even" r:id="rId67"/>
+      <w:footerReference w:type="default" r:id="rId68"/>
+      <w:headerReference w:type="first" r:id="rId69"/>
+      <w:footerReference w:type="first" r:id="rId70"/>
       <w:pgSz w:w="12240" w:h="15840"/>
       <w:pgMar w:top="1440" w:right="1440" w:bottom="1440" w:left="1440" w:header="720" w:footer="720" w:gutter="0"/>
       <w:pgNumType w:fmt="lowerRoman"/>

--- a/about/michigan-bible.docx
+++ b/about/michigan-bible.docx
@@ -1648,31 +1648,7 @@
           <w:sz w:val="32"/>
           <w:szCs w:val="32"/>
         </w:rPr>
-        <w:t xml:space="preserve">land </w:t>
-      </w:r>
-      <w:r>
-        <w:rPr>
-          <w:rFonts w:cstheme="minorHAnsi"/>
-          <w:sz w:val="32"/>
-          <w:szCs w:val="32"/>
-        </w:rPr>
-        <w:t xml:space="preserve">and </w:t>
-      </w:r>
-      <w:r>
-        <w:rPr>
-          <w:rFonts w:cstheme="minorHAnsi"/>
-          <w:sz w:val="32"/>
-          <w:szCs w:val="32"/>
-        </w:rPr>
-        <w:t>breaking</w:t>
-      </w:r>
-      <w:r>
-        <w:rPr>
-          <w:rFonts w:cstheme="minorHAnsi"/>
-          <w:sz w:val="32"/>
-          <w:szCs w:val="32"/>
-        </w:rPr>
-        <w:t xml:space="preserve"> out of her shell</w:t>
+        <w:t>land</w:t>
       </w:r>
       <w:r>
         <w:rPr>

--- a/about/michigan-bible.docx
+++ b/about/michigan-bible.docx
@@ -1115,14 +1115,34 @@
           <w:u w:val="single"/>
         </w:rPr>
       </w:pPr>
-      <w:r>
-        <w:rPr>
-          <w:rFonts w:cstheme="minorHAnsi"/>
-          <w:sz w:val="32"/>
-          <w:szCs w:val="32"/>
-        </w:rPr>
-        <w:t>Ynika Yuag</w:t>
-      </w:r>
+      <w:proofErr w:type="spellStart"/>
+      <w:r>
+        <w:rPr>
+          <w:rFonts w:cstheme="minorHAnsi"/>
+          <w:sz w:val="32"/>
+          <w:szCs w:val="32"/>
+        </w:rPr>
+        <w:t>Ynika</w:t>
+      </w:r>
+      <w:proofErr w:type="spellEnd"/>
+      <w:r>
+        <w:rPr>
+          <w:rFonts w:cstheme="minorHAnsi"/>
+          <w:sz w:val="32"/>
+          <w:szCs w:val="32"/>
+        </w:rPr>
+        <w:t xml:space="preserve"> </w:t>
+      </w:r>
+      <w:proofErr w:type="spellStart"/>
+      <w:r>
+        <w:rPr>
+          <w:rFonts w:cstheme="minorHAnsi"/>
+          <w:sz w:val="32"/>
+          <w:szCs w:val="32"/>
+        </w:rPr>
+        <w:t>Yuag</w:t>
+      </w:r>
+      <w:proofErr w:type="spellEnd"/>
     </w:p>
     <w:p>
       <w:pPr>
@@ -1354,7 +1374,21 @@
           <w:szCs w:val="32"/>
         </w:rPr>
       </w:pPr>
-      <w:r>
+    </w:p>
+    <w:p>
+      <w:pPr>
+        <w:spacing w:line="240" w:lineRule="auto"/>
+        <w:rPr>
+          <w:rFonts w:cstheme="minorHAnsi"/>
+          <w:sz w:val="32"/>
+          <w:szCs w:val="32"/>
+        </w:rPr>
+      </w:pPr>
+    </w:p>
+    <w:p>
+      <w:pPr>
+        <w:spacing w:line="240" w:lineRule="auto"/>
+        <w:jc w:val="center"/>
         <w:rPr>
           <w:rFonts w:cstheme="minorHAnsi"/>
           <w:b/>
@@ -1363,8 +1397,7 @@
           <w:szCs w:val="32"/>
           <w:u w:val="single"/>
         </w:rPr>
-        <w:t>Theatre People Party &amp; Salon</w:t>
-      </w:r>
+      </w:pPr>
       <w:r>
         <w:rPr>
           <w:rFonts w:cstheme="minorHAnsi"/>
@@ -1374,33 +1407,7 @@
           <w:szCs w:val="32"/>
           <w:u w:val="single"/>
         </w:rPr>
-        <w:t xml:space="preserve"> with Jen &amp; Matt Coogan</w:t>
-      </w:r>
-      <w:r>
-        <w:rPr>
-          <w:rFonts w:cstheme="minorHAnsi"/>
-          <w:sz w:val="32"/>
-          <w:szCs w:val="32"/>
-        </w:rPr>
-        <w:t xml:space="preserve"> </w:t>
-      </w:r>
-      <w:r>
-        <w:rPr>
-          <w:rFonts w:cstheme="minorHAnsi"/>
-          <w:sz w:val="32"/>
-          <w:szCs w:val="32"/>
-          <w:vertAlign w:val="subscript"/>
-        </w:rPr>
-        <w:t>202</w:t>
-      </w:r>
-      <w:r>
-        <w:rPr>
-          <w:rFonts w:cstheme="minorHAnsi"/>
-          <w:sz w:val="32"/>
-          <w:szCs w:val="32"/>
-          <w:vertAlign w:val="subscript"/>
-        </w:rPr>
-        <w:t>6</w:t>
+        <w:t>DEVELOPMENT</w:t>
       </w:r>
     </w:p>
     <w:p>
@@ -1416,34 +1423,163 @@
       <w:r>
         <w:rPr>
           <w:rFonts w:cstheme="minorHAnsi"/>
-          <w:sz w:val="32"/>
-          <w:szCs w:val="32"/>
-        </w:rPr>
-        <w:t xml:space="preserve">Beth Barton, Denise Gillott, </w:t>
-      </w:r>
-      <w:r>
-        <w:rPr>
-          <w:rFonts w:cstheme="minorHAnsi"/>
-          <w:sz w:val="32"/>
-          <w:szCs w:val="32"/>
-        </w:rPr>
-        <w:t xml:space="preserve">Kayla Katona, </w:t>
-      </w:r>
-      <w:r>
-        <w:rPr>
-          <w:rFonts w:cstheme="minorHAnsi"/>
-          <w:sz w:val="32"/>
-          <w:szCs w:val="32"/>
-        </w:rPr>
-        <w:t xml:space="preserve">Andrea Rae, </w:t>
-      </w:r>
-      <w:r>
-        <w:rPr>
-          <w:rFonts w:cstheme="minorHAnsi"/>
-          <w:sz w:val="32"/>
-          <w:szCs w:val="32"/>
-        </w:rPr>
-        <w:t>Jake Sheffer</w:t>
+          <w:b/>
+          <w:bCs/>
+          <w:sz w:val="32"/>
+          <w:szCs w:val="32"/>
+          <w:u w:val="single"/>
+        </w:rPr>
+        <w:t>Theatre People Salon with Jen &amp; Matt Coogan</w:t>
+      </w:r>
+      <w:r>
+        <w:rPr>
+          <w:rFonts w:cstheme="minorHAnsi"/>
+          <w:b/>
+          <w:bCs/>
+          <w:sz w:val="32"/>
+          <w:szCs w:val="32"/>
+        </w:rPr>
+        <w:t xml:space="preserve"> </w:t>
+      </w:r>
+      <w:r>
+        <w:rPr>
+          <w:rFonts w:cstheme="minorHAnsi"/>
+          <w:sz w:val="32"/>
+          <w:szCs w:val="32"/>
+          <w:vertAlign w:val="subscript"/>
+        </w:rPr>
+        <w:t>8/30/2026</w:t>
+      </w:r>
+    </w:p>
+    <w:p>
+      <w:pPr>
+        <w:spacing w:line="240" w:lineRule="auto"/>
+        <w:rPr>
+          <w:rFonts w:cstheme="minorHAnsi"/>
+          <w:sz w:val="32"/>
+          <w:szCs w:val="32"/>
+        </w:rPr>
+      </w:pPr>
+      <w:r>
+        <w:rPr>
+          <w:rFonts w:cstheme="minorHAnsi"/>
+          <w:sz w:val="32"/>
+          <w:szCs w:val="32"/>
+        </w:rPr>
+        <w:t>Beth Barton, Denise Gillott, Kayla Katona, Andrea Rae, Jake Sheffer</w:t>
+      </w:r>
+    </w:p>
+    <w:p>
+      <w:pPr>
+        <w:spacing w:line="240" w:lineRule="auto"/>
+        <w:rPr>
+          <w:rFonts w:cstheme="minorHAnsi"/>
+          <w:b/>
+          <w:bCs/>
+          <w:sz w:val="32"/>
+          <w:szCs w:val="32"/>
+          <w:u w:val="single"/>
+        </w:rPr>
+      </w:pPr>
+      <w:r>
+        <w:rPr>
+          <w:rFonts w:cstheme="minorHAnsi"/>
+          <w:b/>
+          <w:bCs/>
+          <w:sz w:val="32"/>
+          <w:szCs w:val="32"/>
+          <w:u w:val="single"/>
+        </w:rPr>
+        <w:t>Cultivate Theatre Project Seeding the Science Workshop</w:t>
+      </w:r>
+      <w:r>
+        <w:rPr>
+          <w:rFonts w:cstheme="minorHAnsi"/>
+          <w:b/>
+          <w:bCs/>
+          <w:sz w:val="32"/>
+          <w:szCs w:val="32"/>
+        </w:rPr>
+        <w:t xml:space="preserve"> </w:t>
+      </w:r>
+      <w:r>
+        <w:rPr>
+          <w:rFonts w:cstheme="minorHAnsi"/>
+          <w:sz w:val="32"/>
+          <w:szCs w:val="32"/>
+          <w:vertAlign w:val="subscript"/>
+        </w:rPr>
+        <w:t>10</w:t>
+      </w:r>
+      <w:r>
+        <w:rPr>
+          <w:rFonts w:cstheme="minorHAnsi"/>
+          <w:sz w:val="32"/>
+          <w:szCs w:val="32"/>
+          <w:vertAlign w:val="subscript"/>
+        </w:rPr>
+        <w:t>/</w:t>
+      </w:r>
+      <w:r>
+        <w:rPr>
+          <w:rFonts w:cstheme="minorHAnsi"/>
+          <w:sz w:val="32"/>
+          <w:szCs w:val="32"/>
+          <w:vertAlign w:val="subscript"/>
+        </w:rPr>
+        <w:t>24</w:t>
+      </w:r>
+      <w:r>
+        <w:rPr>
+          <w:rFonts w:cstheme="minorHAnsi"/>
+          <w:sz w:val="32"/>
+          <w:szCs w:val="32"/>
+          <w:vertAlign w:val="subscript"/>
+        </w:rPr>
+        <w:t>/2026</w:t>
+      </w:r>
+    </w:p>
+    <w:p>
+      <w:pPr>
+        <w:spacing w:line="240" w:lineRule="auto"/>
+        <w:rPr>
+          <w:rFonts w:cstheme="minorHAnsi"/>
+          <w:sz w:val="32"/>
+          <w:szCs w:val="32"/>
+          <w:vertAlign w:val="subscript"/>
+        </w:rPr>
+      </w:pPr>
+      <w:r>
+        <w:rPr>
+          <w:rFonts w:cstheme="minorHAnsi"/>
+          <w:sz w:val="32"/>
+          <w:szCs w:val="32"/>
+        </w:rPr>
+        <w:t>Kate Douglas</w:t>
+      </w:r>
+      <w:r>
+        <w:rPr>
+          <w:rFonts w:cstheme="minorHAnsi"/>
+          <w:sz w:val="32"/>
+          <w:szCs w:val="32"/>
+        </w:rPr>
+        <w:t xml:space="preserve">, </w:t>
+      </w:r>
+      <w:r>
+        <w:rPr>
+          <w:rFonts w:cstheme="minorHAnsi"/>
+          <w:sz w:val="32"/>
+          <w:szCs w:val="32"/>
+        </w:rPr>
+        <w:t xml:space="preserve">Sarah Kozlow, </w:t>
+      </w:r>
+      <w:r>
+        <w:rPr>
+          <w:rFonts w:cstheme="minorHAnsi"/>
+          <w:sz w:val="32"/>
+          <w:szCs w:val="32"/>
+        </w:rPr>
+        <w:t>Rachel Leighson</w:t>
       </w:r>
     </w:p>
     <w:p>
@@ -3021,8 +3157,18 @@
           <w:sz w:val="32"/>
           <w:szCs w:val="32"/>
         </w:rPr>
-        <w:t>Banh MIchigan</w:t>
-      </w:r>
+        <w:t xml:space="preserve">Banh </w:t>
+      </w:r>
+      <w:proofErr w:type="spellStart"/>
+      <w:r>
+        <w:rPr>
+          <w:rFonts w:cstheme="minorHAnsi"/>
+          <w:sz w:val="32"/>
+          <w:szCs w:val="32"/>
+        </w:rPr>
+        <w:t>MIchigan</w:t>
+      </w:r>
+      <w:proofErr w:type="spellEnd"/>
       <w:r>
         <w:rPr>
           <w:rFonts w:cstheme="minorHAnsi"/>
@@ -3861,7 +4007,25 @@
           <w:sz w:val="25"/>
           <w:szCs w:val="25"/>
         </w:rPr>
-        <w:t xml:space="preserve"> MIchigan. On a swim, </w:t>
+        <w:t xml:space="preserve"> </w:t>
+      </w:r>
+      <w:proofErr w:type="spellStart"/>
+      <w:r>
+        <w:rPr>
+          <w:rFonts w:cstheme="minorHAnsi"/>
+          <w:sz w:val="25"/>
+          <w:szCs w:val="25"/>
+        </w:rPr>
+        <w:t>MIchigan</w:t>
+      </w:r>
+      <w:proofErr w:type="spellEnd"/>
+      <w:r>
+        <w:rPr>
+          <w:rFonts w:cstheme="minorHAnsi"/>
+          <w:sz w:val="25"/>
+          <w:szCs w:val="25"/>
+        </w:rPr>
+        <w:t xml:space="preserve">. On a swim, </w:t>
       </w:r>
       <w:r>
         <w:rPr>
@@ -6264,18 +6428,30 @@
         </w:rPr>
         <w:t xml:space="preserve"> on the shore (“</w:t>
       </w:r>
-      <w:hyperlink r:id="rId21" w:history="1">
-        <w:r>
-          <w:rPr>
-            <w:rStyle w:val="Hyperlink"/>
-            <w:rFonts w:cstheme="minorHAnsi"/>
-            <w:sz w:val="25"/>
-            <w:szCs w:val="25"/>
-            <w:u w:val="none"/>
-          </w:rPr>
-          <w:t>Gichigamiin</w:t>
-        </w:r>
-      </w:hyperlink>
+      <w:proofErr w:type="spellStart"/>
+      <w:r>
+        <w:fldChar w:fldCharType="begin"/>
+      </w:r>
+      <w:r>
+        <w:instrText>HYPERLINK "https://www.michiganmusical.com/music/12-gichigamiin/"</w:instrText>
+      </w:r>
+      <w:r>
+        <w:fldChar w:fldCharType="separate"/>
+      </w:r>
+      <w:r>
+        <w:rPr>
+          <w:rStyle w:val="Hyperlink"/>
+          <w:rFonts w:cstheme="minorHAnsi"/>
+          <w:sz w:val="25"/>
+          <w:szCs w:val="25"/>
+          <w:u w:val="none"/>
+        </w:rPr>
+        <w:t>Gichigamiin</w:t>
+      </w:r>
+      <w:proofErr w:type="spellEnd"/>
+      <w:r>
+        <w:fldChar w:fldCharType="end"/>
+      </w:r>
       <w:r>
         <w:rPr>
           <w:rFonts w:cstheme="minorHAnsi"/>
@@ -6393,7 +6569,7 @@
         </w:rPr>
         <w:t xml:space="preserve"> (“</w:t>
       </w:r>
-      <w:hyperlink r:id="rId22" w:history="1">
+      <w:hyperlink r:id="rId21" w:history="1">
         <w:r>
           <w:rPr>
             <w:rStyle w:val="Hyperlink"/>
@@ -6748,7 +6924,7 @@
         </w:rPr>
         <w:t>. The parade goes wrong as Petoskey beats up Lulu, disqualifying them for the first time (“</w:t>
       </w:r>
-      <w:hyperlink r:id="rId23" w:history="1">
+      <w:hyperlink r:id="rId22" w:history="1">
         <w:r>
           <w:rPr>
             <w:rStyle w:val="Hyperlink"/>
@@ -6800,7 +6976,7 @@
         </w:rPr>
         <w:t xml:space="preserve"> (“</w:t>
       </w:r>
-      <w:hyperlink r:id="rId24" w:history="1">
+      <w:hyperlink r:id="rId23" w:history="1">
         <w:r>
           <w:rPr>
             <w:rStyle w:val="Hyperlink"/>
@@ -6905,7 +7081,7 @@
         </w:rPr>
         <w:t xml:space="preserve"> (“</w:t>
       </w:r>
-      <w:hyperlink r:id="rId25" w:history="1">
+      <w:hyperlink r:id="rId24" w:history="1">
         <w:r>
           <w:rPr>
             <w:rStyle w:val="Hyperlink"/>
@@ -7013,7 +7189,7 @@
         </w:rPr>
         <w:t>(“</w:t>
       </w:r>
-      <w:hyperlink r:id="rId26" w:history="1">
+      <w:hyperlink r:id="rId25" w:history="1">
         <w:r>
           <w:rPr>
             <w:rStyle w:val="Hyperlink"/>
@@ -7079,15 +7255,33 @@
           <w:sz w:val="25"/>
           <w:szCs w:val="25"/>
         </w:rPr>
-        <w:t>Van Otterloo</w:t>
-      </w:r>
-      <w:r>
-        <w:rPr>
-          <w:rFonts w:cstheme="minorHAnsi"/>
-          <w:sz w:val="25"/>
-          <w:szCs w:val="25"/>
-        </w:rPr>
-        <w:t xml:space="preserve">s are only divided by peninsulas. </w:t>
+        <w:t xml:space="preserve">Van </w:t>
+      </w:r>
+      <w:proofErr w:type="spellStart"/>
+      <w:r>
+        <w:rPr>
+          <w:rFonts w:cstheme="minorHAnsi"/>
+          <w:sz w:val="25"/>
+          <w:szCs w:val="25"/>
+        </w:rPr>
+        <w:t>Otterloo</w:t>
+      </w:r>
+      <w:r>
+        <w:rPr>
+          <w:rFonts w:cstheme="minorHAnsi"/>
+          <w:sz w:val="25"/>
+          <w:szCs w:val="25"/>
+        </w:rPr>
+        <w:t>s</w:t>
+      </w:r>
+      <w:proofErr w:type="spellEnd"/>
+      <w:r>
+        <w:rPr>
+          <w:rFonts w:cstheme="minorHAnsi"/>
+          <w:sz w:val="25"/>
+          <w:szCs w:val="25"/>
+        </w:rPr>
+        <w:t xml:space="preserve"> are only divided by peninsulas. </w:t>
       </w:r>
       <w:r>
         <w:rPr>
@@ -7121,7 +7315,7 @@
         </w:rPr>
         <w:t xml:space="preserve"> the Mackinac Bridge (“</w:t>
       </w:r>
-      <w:hyperlink r:id="rId27" w:history="1">
+      <w:hyperlink r:id="rId26" w:history="1">
         <w:r>
           <w:rPr>
             <w:rStyle w:val="Hyperlink"/>
@@ -7130,7 +7324,29 @@
             <w:szCs w:val="25"/>
             <w:u w:val="none"/>
           </w:rPr>
-          <w:t>North South East West</w:t>
+          <w:t xml:space="preserve">North </w:t>
+        </w:r>
+        <w:proofErr w:type="gramStart"/>
+        <w:r>
+          <w:rPr>
+            <w:rStyle w:val="Hyperlink"/>
+            <w:rFonts w:cstheme="minorHAnsi"/>
+            <w:sz w:val="25"/>
+            <w:szCs w:val="25"/>
+            <w:u w:val="none"/>
+          </w:rPr>
+          <w:t>South East</w:t>
+        </w:r>
+        <w:proofErr w:type="gramEnd"/>
+        <w:r>
+          <w:rPr>
+            <w:rStyle w:val="Hyperlink"/>
+            <w:rFonts w:cstheme="minorHAnsi"/>
+            <w:sz w:val="25"/>
+            <w:szCs w:val="25"/>
+            <w:u w:val="none"/>
+          </w:rPr>
+          <w:t xml:space="preserve"> West</w:t>
         </w:r>
       </w:hyperlink>
       <w:r>
@@ -7189,7 +7405,7 @@
         </w:rPr>
         <w:t>“</w:t>
       </w:r>
-      <w:hyperlink r:id="rId28" w:history="1">
+      <w:hyperlink r:id="rId27" w:history="1">
         <w:r>
           <w:rPr>
             <w:rStyle w:val="Hyperlink"/>
@@ -7230,7 +7446,7 @@
         </w:rPr>
         <w:t>They drive up to find him. She offers the broken stone as a truce, but he tosses it into the water (“</w:t>
       </w:r>
-      <w:hyperlink r:id="rId29" w:history="1">
+      <w:hyperlink r:id="rId28" w:history="1">
         <w:r>
           <w:rPr>
             <w:rStyle w:val="Hyperlink"/>
@@ -7298,7 +7514,7 @@
         </w:rPr>
         <w:t xml:space="preserve"> (“</w:t>
       </w:r>
-      <w:hyperlink r:id="rId30" w:history="1">
+      <w:hyperlink r:id="rId29" w:history="1">
         <w:r>
           <w:rPr>
             <w:rStyle w:val="Hyperlink"/>
@@ -7495,15 +7711,33 @@
           <w:sz w:val="25"/>
           <w:szCs w:val="25"/>
         </w:rPr>
-        <w:t>Van Otterloo</w:t>
-      </w:r>
-      <w:r>
-        <w:rPr>
-          <w:rFonts w:cstheme="minorHAnsi"/>
-          <w:sz w:val="25"/>
-          <w:szCs w:val="25"/>
-        </w:rPr>
-        <w:t xml:space="preserve">s return with </w:t>
+        <w:t xml:space="preserve">Van </w:t>
+      </w:r>
+      <w:proofErr w:type="spellStart"/>
+      <w:r>
+        <w:rPr>
+          <w:rFonts w:cstheme="minorHAnsi"/>
+          <w:sz w:val="25"/>
+          <w:szCs w:val="25"/>
+        </w:rPr>
+        <w:t>Otterloo</w:t>
+      </w:r>
+      <w:r>
+        <w:rPr>
+          <w:rFonts w:cstheme="minorHAnsi"/>
+          <w:sz w:val="25"/>
+          <w:szCs w:val="25"/>
+        </w:rPr>
+        <w:t>s</w:t>
+      </w:r>
+      <w:proofErr w:type="spellEnd"/>
+      <w:r>
+        <w:rPr>
+          <w:rFonts w:cstheme="minorHAnsi"/>
+          <w:sz w:val="25"/>
+          <w:szCs w:val="25"/>
+        </w:rPr>
+        <w:t xml:space="preserve"> return with </w:t>
       </w:r>
       <w:r>
         <w:rPr>
@@ -7729,7 +7963,7 @@
         </w:rPr>
         <w:t>(“</w:t>
       </w:r>
-      <w:hyperlink r:id="rId31" w:history="1">
+      <w:hyperlink r:id="rId30" w:history="1">
         <w:r>
           <w:rPr>
             <w:rStyle w:val="Hyperlink"/>
@@ -7836,15 +8070,33 @@
           <w:sz w:val="25"/>
           <w:szCs w:val="25"/>
         </w:rPr>
-        <w:t>Van Otterloo</w:t>
-      </w:r>
-      <w:r>
-        <w:rPr>
-          <w:rFonts w:cstheme="minorHAnsi"/>
-          <w:sz w:val="25"/>
-          <w:szCs w:val="25"/>
-        </w:rPr>
-        <w:t>s and Amanda cross</w:t>
+        <w:t xml:space="preserve">Van </w:t>
+      </w:r>
+      <w:proofErr w:type="spellStart"/>
+      <w:r>
+        <w:rPr>
+          <w:rFonts w:cstheme="minorHAnsi"/>
+          <w:sz w:val="25"/>
+          <w:szCs w:val="25"/>
+        </w:rPr>
+        <w:t>Otterloo</w:t>
+      </w:r>
+      <w:r>
+        <w:rPr>
+          <w:rFonts w:cstheme="minorHAnsi"/>
+          <w:sz w:val="25"/>
+          <w:szCs w:val="25"/>
+        </w:rPr>
+        <w:t>s</w:t>
+      </w:r>
+      <w:proofErr w:type="spellEnd"/>
+      <w:r>
+        <w:rPr>
+          <w:rFonts w:cstheme="minorHAnsi"/>
+          <w:sz w:val="25"/>
+          <w:szCs w:val="25"/>
+        </w:rPr>
+        <w:t xml:space="preserve"> and Amanda cross</w:t>
       </w:r>
       <w:r>
         <w:rPr>
@@ -7942,7 +8194,7 @@
         </w:rPr>
         <w:t xml:space="preserve"> (“</w:t>
       </w:r>
-      <w:hyperlink r:id="rId32" w:history="1">
+      <w:hyperlink r:id="rId31" w:history="1">
         <w:r>
           <w:rPr>
             <w:rStyle w:val="Hyperlink"/>
@@ -8231,7 +8483,7 @@
         </w:rPr>
         <w:t xml:space="preserve"> family resembles the state’s best (“</w:t>
       </w:r>
-      <w:hyperlink r:id="rId33" w:history="1">
+      <w:hyperlink r:id="rId32" w:history="1">
         <w:r>
           <w:rPr>
             <w:rStyle w:val="Hyperlink"/>
@@ -9425,23 +9677,39 @@
           <w:sz w:val="28"/>
           <w:szCs w:val="28"/>
         </w:rPr>
-        <w:t>Every Harbor Days, he wake</w:t>
-      </w:r>
-      <w:r>
-        <w:rPr>
-          <w:rFonts w:cstheme="minorHAnsi"/>
-          <w:sz w:val="28"/>
-          <w:szCs w:val="28"/>
-        </w:rPr>
-        <w:t>s</w:t>
-      </w:r>
-      <w:r>
-        <w:rPr>
-          <w:rFonts w:cstheme="minorHAnsi"/>
-          <w:sz w:val="28"/>
-          <w:szCs w:val="28"/>
-        </w:rPr>
-        <w:t xml:space="preserve"> everyone up.</w:t>
+        <w:t xml:space="preserve">During the recession, </w:t>
+      </w:r>
+      <w:r>
+        <w:rPr>
+          <w:rFonts w:cstheme="minorHAnsi"/>
+          <w:sz w:val="28"/>
+          <w:szCs w:val="28"/>
+        </w:rPr>
+        <w:t>his</w:t>
+      </w:r>
+      <w:r>
+        <w:rPr>
+          <w:rFonts w:cstheme="minorHAnsi"/>
+          <w:sz w:val="28"/>
+          <w:szCs w:val="28"/>
+        </w:rPr>
+        <w:t xml:space="preserve"> and Liz’s</w:t>
+      </w:r>
+      <w:r>
+        <w:rPr>
+          <w:rFonts w:cstheme="minorHAnsi"/>
+          <w:sz w:val="28"/>
+          <w:szCs w:val="28"/>
+        </w:rPr>
+        <w:t xml:space="preserve"> blue-collar shipyard job </w:t>
+      </w:r>
+      <w:r>
+        <w:rPr>
+          <w:rFonts w:cstheme="minorHAnsi"/>
+          <w:sz w:val="28"/>
+          <w:szCs w:val="28"/>
+        </w:rPr>
+        <w:t>replaces</w:t>
       </w:r>
       <w:r>
         <w:rPr>
@@ -9457,39 +9725,31 @@
           <w:sz w:val="28"/>
           <w:szCs w:val="28"/>
         </w:rPr>
-        <w:t xml:space="preserve">During the recession, </w:t>
-      </w:r>
-      <w:r>
-        <w:rPr>
-          <w:rFonts w:cstheme="minorHAnsi"/>
-          <w:sz w:val="28"/>
-          <w:szCs w:val="28"/>
-        </w:rPr>
-        <w:t>his</w:t>
-      </w:r>
-      <w:r>
-        <w:rPr>
-          <w:rFonts w:cstheme="minorHAnsi"/>
-          <w:sz w:val="28"/>
-          <w:szCs w:val="28"/>
-        </w:rPr>
-        <w:t xml:space="preserve"> and Liz’s</w:t>
-      </w:r>
-      <w:r>
-        <w:rPr>
-          <w:rFonts w:cstheme="minorHAnsi"/>
-          <w:sz w:val="28"/>
-          <w:szCs w:val="28"/>
-        </w:rPr>
-        <w:t xml:space="preserve"> blue-collar shipyard job </w:t>
-      </w:r>
-      <w:r>
-        <w:rPr>
-          <w:rFonts w:cstheme="minorHAnsi"/>
-          <w:sz w:val="28"/>
-          <w:szCs w:val="28"/>
-        </w:rPr>
-        <w:t>replaces</w:t>
+        <w:t xml:space="preserve">them </w:t>
+      </w:r>
+      <w:r>
+        <w:rPr>
+          <w:rFonts w:cstheme="minorHAnsi"/>
+          <w:sz w:val="28"/>
+          <w:szCs w:val="28"/>
+        </w:rPr>
+        <w:t>with mig</w:t>
+      </w:r>
+      <w:r>
+        <w:rPr>
+          <w:rFonts w:cstheme="minorHAnsi"/>
+          <w:sz w:val="28"/>
+          <w:szCs w:val="28"/>
+        </w:rPr>
+        <w:t>rants</w:t>
+      </w:r>
+      <w:r>
+        <w:rPr>
+          <w:rFonts w:cstheme="minorHAnsi"/>
+          <w:sz w:val="28"/>
+          <w:szCs w:val="28"/>
+        </w:rPr>
+        <w:t>.</w:t>
       </w:r>
       <w:r>
         <w:rPr>
@@ -9505,39 +9765,15 @@
           <w:sz w:val="28"/>
           <w:szCs w:val="28"/>
         </w:rPr>
-        <w:t xml:space="preserve">them </w:t>
-      </w:r>
-      <w:r>
-        <w:rPr>
-          <w:rFonts w:cstheme="minorHAnsi"/>
-          <w:sz w:val="28"/>
-          <w:szCs w:val="28"/>
-        </w:rPr>
-        <w:t>with mig</w:t>
-      </w:r>
-      <w:r>
-        <w:rPr>
-          <w:rFonts w:cstheme="minorHAnsi"/>
-          <w:sz w:val="28"/>
-          <w:szCs w:val="28"/>
-        </w:rPr>
-        <w:t>rants</w:t>
-      </w:r>
-      <w:r>
-        <w:rPr>
-          <w:rFonts w:cstheme="minorHAnsi"/>
-          <w:sz w:val="28"/>
-          <w:szCs w:val="28"/>
-        </w:rPr>
-        <w:t>.</w:t>
-      </w:r>
-      <w:r>
-        <w:rPr>
-          <w:rFonts w:cstheme="minorHAnsi"/>
-          <w:sz w:val="28"/>
-          <w:szCs w:val="28"/>
-        </w:rPr>
-        <w:t xml:space="preserve"> Michigan State.</w:t>
+        <w:t xml:space="preserve">His spirit lives within Petoskey. </w:t>
+      </w:r>
+      <w:r>
+        <w:rPr>
+          <w:rFonts w:cstheme="minorHAnsi"/>
+          <w:sz w:val="28"/>
+          <w:szCs w:val="28"/>
+        </w:rPr>
+        <w:t>Michigan State.</w:t>
       </w:r>
     </w:p>
     <w:p>
@@ -9654,7 +9890,33 @@
           <w:sz w:val="28"/>
           <w:szCs w:val="28"/>
         </w:rPr>
-        <w:t xml:space="preserve">, she and Petey had a tumultuous relationship. </w:t>
+        <w:t xml:space="preserve">, she and Petey </w:t>
+      </w:r>
+      <w:proofErr w:type="gramStart"/>
+      <w:r>
+        <w:rPr>
+          <w:rFonts w:cstheme="minorHAnsi"/>
+          <w:sz w:val="28"/>
+          <w:szCs w:val="28"/>
+        </w:rPr>
+        <w:t>has</w:t>
+      </w:r>
+      <w:proofErr w:type="gramEnd"/>
+      <w:r>
+        <w:rPr>
+          <w:rFonts w:cstheme="minorHAnsi"/>
+          <w:sz w:val="28"/>
+          <w:szCs w:val="28"/>
+        </w:rPr>
+        <w:t xml:space="preserve"> </w:t>
+      </w:r>
+      <w:r>
+        <w:rPr>
+          <w:rFonts w:cstheme="minorHAnsi"/>
+          <w:sz w:val="28"/>
+          <w:szCs w:val="28"/>
+        </w:rPr>
+        <w:t xml:space="preserve">a tumultuous relationship. </w:t>
       </w:r>
       <w:r>
         <w:rPr>
@@ -10913,8 +11175,18 @@
           <w:sz w:val="28"/>
           <w:szCs w:val="28"/>
         </w:rPr>
-        <w:t>BANH MIchigan</w:t>
-      </w:r>
+        <w:t xml:space="preserve">BANH </w:t>
+      </w:r>
+      <w:proofErr w:type="spellStart"/>
+      <w:r>
+        <w:rPr>
+          <w:rFonts w:cstheme="minorHAnsi"/>
+          <w:sz w:val="28"/>
+          <w:szCs w:val="28"/>
+        </w:rPr>
+        <w:t>MIchigan</w:t>
+      </w:r>
+      <w:proofErr w:type="spellEnd"/>
       <w:r>
         <w:rPr>
           <w:rFonts w:cstheme="minorHAnsi"/>
@@ -11409,7 +11681,25 @@
           <w:sz w:val="28"/>
           <w:szCs w:val="28"/>
         </w:rPr>
-        <w:t>anyone who speaks in “ope.”</w:t>
+        <w:t>anyone who speaks in “</w:t>
+      </w:r>
+      <w:proofErr w:type="spellStart"/>
+      <w:r>
+        <w:rPr>
+          <w:rFonts w:cstheme="minorHAnsi"/>
+          <w:sz w:val="28"/>
+          <w:szCs w:val="28"/>
+        </w:rPr>
+        <w:t>ope</w:t>
+      </w:r>
+      <w:proofErr w:type="spellEnd"/>
+      <w:r>
+        <w:rPr>
+          <w:rFonts w:cstheme="minorHAnsi"/>
+          <w:sz w:val="28"/>
+          <w:szCs w:val="28"/>
+        </w:rPr>
+        <w:t>.”</w:t>
       </w:r>
       <w:r>
         <w:rPr>
@@ -11491,7 +11781,7 @@
         </w:rPr>
         <w:t xml:space="preserve">1. </w:t>
       </w:r>
-      <w:hyperlink r:id="rId34" w:history="1">
+      <w:hyperlink r:id="rId33" w:history="1">
         <w:r>
           <w:rPr>
             <w:rStyle w:val="Hyperlink"/>
@@ -11528,7 +11818,7 @@
         <w:br/>
         <w:t xml:space="preserve">2. </w:t>
       </w:r>
-      <w:hyperlink r:id="rId35" w:history="1">
+      <w:hyperlink r:id="rId34" w:history="1">
         <w:r>
           <w:rPr>
             <w:rStyle w:val="Hyperlink"/>
@@ -11573,7 +11863,7 @@
         </w:rPr>
         <w:t xml:space="preserve">3. </w:t>
       </w:r>
-      <w:hyperlink r:id="rId36" w:history="1">
+      <w:hyperlink r:id="rId35" w:history="1">
         <w:r>
           <w:rPr>
             <w:rStyle w:val="Hyperlink"/>
@@ -11619,7 +11909,7 @@
         <w:br/>
         <w:t xml:space="preserve">4. </w:t>
       </w:r>
-      <w:hyperlink r:id="rId37" w:history="1">
+      <w:hyperlink r:id="rId36" w:history="1">
         <w:r>
           <w:rPr>
             <w:rStyle w:val="Hyperlink"/>
@@ -11697,7 +11987,7 @@
         </w:rPr>
         <w:t xml:space="preserve"> </w:t>
       </w:r>
-      <w:hyperlink r:id="rId38" w:history="1">
+      <w:hyperlink r:id="rId37" w:history="1">
         <w:r>
           <w:rPr>
             <w:rStyle w:val="Hyperlink"/>
@@ -11788,7 +12078,7 @@
         <w:br/>
         <w:t xml:space="preserve">6. </w:t>
       </w:r>
-      <w:hyperlink r:id="rId39" w:history="1">
+      <w:hyperlink r:id="rId38" w:history="1">
         <w:r>
           <w:rPr>
             <w:rStyle w:val="Hyperlink"/>
@@ -11833,7 +12123,7 @@
         </w:rPr>
         <w:t xml:space="preserve">7. </w:t>
       </w:r>
-      <w:hyperlink r:id="rId40" w:history="1">
+      <w:hyperlink r:id="rId39" w:history="1">
         <w:r>
           <w:rPr>
             <w:rStyle w:val="Hyperlink"/>
@@ -11868,8 +12158,9 @@
           <w:szCs w:val="28"/>
           <w:vertAlign w:val="subscript"/>
         </w:rPr>
-        <w:t>Van Otterloo</w:t>
-      </w:r>
+        <w:t xml:space="preserve">Van </w:t>
+      </w:r>
+      <w:proofErr w:type="spellStart"/>
       <w:r>
         <w:rPr>
           <w:rFonts w:cstheme="minorHAnsi"/>
@@ -11877,8 +12168,18 @@
           <w:szCs w:val="28"/>
           <w:vertAlign w:val="subscript"/>
         </w:rPr>
+        <w:t>Otterloo</w:t>
+      </w:r>
+      <w:r>
+        <w:rPr>
+          <w:rFonts w:cstheme="minorHAnsi"/>
+          <w:sz w:val="28"/>
+          <w:szCs w:val="28"/>
+          <w:vertAlign w:val="subscript"/>
+        </w:rPr>
         <w:t>s</w:t>
       </w:r>
+      <w:proofErr w:type="spellEnd"/>
       <w:r>
         <w:rPr>
           <w:rFonts w:cstheme="minorHAnsi"/>
@@ -11912,7 +12213,7 @@
         </w:rPr>
         <w:t xml:space="preserve">. </w:t>
       </w:r>
-      <w:hyperlink r:id="rId41" w:history="1">
+      <w:hyperlink r:id="rId40" w:history="1">
         <w:r>
           <w:rPr>
             <w:rStyle w:val="Hyperlink"/>
@@ -11956,8 +12257,9 @@
           <w:szCs w:val="28"/>
           <w:vertAlign w:val="subscript"/>
         </w:rPr>
-        <w:t>Van Otterloo</w:t>
-      </w:r>
+        <w:t xml:space="preserve">Van </w:t>
+      </w:r>
+      <w:proofErr w:type="spellStart"/>
       <w:r>
         <w:rPr>
           <w:rFonts w:cstheme="minorHAnsi"/>
@@ -11965,8 +12267,18 @@
           <w:szCs w:val="28"/>
           <w:vertAlign w:val="subscript"/>
         </w:rPr>
+        <w:t>Otterloo</w:t>
+      </w:r>
+      <w:r>
+        <w:rPr>
+          <w:rFonts w:cstheme="minorHAnsi"/>
+          <w:sz w:val="28"/>
+          <w:szCs w:val="28"/>
+          <w:vertAlign w:val="subscript"/>
+        </w:rPr>
         <w:t>s</w:t>
       </w:r>
+      <w:proofErr w:type="spellEnd"/>
       <w:r>
         <w:rPr>
           <w:rFonts w:cstheme="minorHAnsi"/>
@@ -11992,7 +12304,7 @@
         </w:rPr>
         <w:t xml:space="preserve">. </w:t>
       </w:r>
-      <w:hyperlink r:id="rId42" w:history="1">
+      <w:hyperlink r:id="rId41" w:history="1">
         <w:r>
           <w:rPr>
             <w:rStyle w:val="Hyperlink"/>
@@ -12062,7 +12374,7 @@
         </w:rPr>
         <w:t xml:space="preserve">. </w:t>
       </w:r>
-      <w:hyperlink r:id="rId43" w:history="1">
+      <w:hyperlink r:id="rId42" w:history="1">
         <w:r>
           <w:rPr>
             <w:rStyle w:val="Hyperlink"/>
@@ -12115,7 +12427,7 @@
         </w:rPr>
         <w:t xml:space="preserve">. </w:t>
       </w:r>
-      <w:hyperlink r:id="rId44" w:history="1">
+      <w:hyperlink r:id="rId43" w:history="1">
         <w:r>
           <w:rPr>
             <w:rStyle w:val="Hyperlink"/>
@@ -12186,7 +12498,8 @@
         </w:rPr>
         <w:t xml:space="preserve">. </w:t>
       </w:r>
-      <w:hyperlink r:id="rId45" w:history="1">
+      <w:hyperlink r:id="rId44" w:history="1">
+        <w:proofErr w:type="spellStart"/>
         <w:r>
           <w:rPr>
             <w:rStyle w:val="Hyperlink"/>
@@ -12196,6 +12509,7 @@
           </w:rPr>
           <w:t>Gichigamiin</w:t>
         </w:r>
+        <w:proofErr w:type="spellEnd"/>
         <w:r>
           <w:rPr>
             <w:rStyle w:val="Hyperlink"/>
@@ -12267,7 +12581,7 @@
         </w:rPr>
         <w:t xml:space="preserve">13. </w:t>
       </w:r>
-      <w:hyperlink r:id="rId46" w:history="1">
+      <w:hyperlink r:id="rId45" w:history="1">
         <w:r>
           <w:rPr>
             <w:rStyle w:val="Hyperlink"/>
@@ -12320,7 +12634,7 @@
         </w:rPr>
         <w:t xml:space="preserve">. </w:t>
       </w:r>
-      <w:hyperlink r:id="rId47" w:history="1">
+      <w:hyperlink r:id="rId46" w:history="1">
         <w:r>
           <w:rPr>
             <w:rStyle w:val="Hyperlink"/>
@@ -12346,8 +12660,9 @@
           <w:szCs w:val="28"/>
           <w:vertAlign w:val="subscript"/>
         </w:rPr>
-        <w:t>Van Otterloo</w:t>
-      </w:r>
+        <w:t xml:space="preserve">Van </w:t>
+      </w:r>
+      <w:proofErr w:type="spellStart"/>
       <w:r>
         <w:rPr>
           <w:rFonts w:cstheme="minorHAnsi"/>
@@ -12355,8 +12670,18 @@
           <w:szCs w:val="28"/>
           <w:vertAlign w:val="subscript"/>
         </w:rPr>
+        <w:t>Otterloo</w:t>
+      </w:r>
+      <w:r>
+        <w:rPr>
+          <w:rFonts w:cstheme="minorHAnsi"/>
+          <w:sz w:val="28"/>
+          <w:szCs w:val="28"/>
+          <w:vertAlign w:val="subscript"/>
+        </w:rPr>
         <w:t>s</w:t>
       </w:r>
+      <w:proofErr w:type="spellEnd"/>
       <w:r>
         <w:rPr>
           <w:rFonts w:cstheme="minorHAnsi"/>
@@ -12382,7 +12707,7 @@
         </w:rPr>
         <w:t xml:space="preserve">. </w:t>
       </w:r>
-      <w:hyperlink r:id="rId48" w:history="1">
+      <w:hyperlink r:id="rId47" w:history="1">
         <w:r>
           <w:rPr>
             <w:rStyle w:val="Hyperlink"/>
@@ -12496,7 +12821,7 @@
         </w:rPr>
         <w:t xml:space="preserve">. </w:t>
       </w:r>
-      <w:hyperlink r:id="rId49" w:history="1">
+      <w:hyperlink r:id="rId48" w:history="1">
         <w:r>
           <w:rPr>
             <w:rStyle w:val="Hyperlink"/>
@@ -12548,7 +12873,7 @@
         </w:rPr>
         <w:t xml:space="preserve">. </w:t>
       </w:r>
-      <w:hyperlink r:id="rId50" w:history="1">
+      <w:hyperlink r:id="rId49" w:history="1">
         <w:r>
           <w:rPr>
             <w:rStyle w:val="Hyperlink"/>
@@ -12601,8 +12926,9 @@
           <w:szCs w:val="28"/>
           <w:vertAlign w:val="subscript"/>
         </w:rPr>
-        <w:t>Van Otterloo</w:t>
-      </w:r>
+        <w:t xml:space="preserve">Van </w:t>
+      </w:r>
+      <w:proofErr w:type="spellStart"/>
       <w:r>
         <w:rPr>
           <w:rFonts w:cstheme="minorHAnsi"/>
@@ -12610,8 +12936,18 @@
           <w:szCs w:val="28"/>
           <w:vertAlign w:val="subscript"/>
         </w:rPr>
+        <w:t>Otterloo</w:t>
+      </w:r>
+      <w:r>
+        <w:rPr>
+          <w:rFonts w:cstheme="minorHAnsi"/>
+          <w:sz w:val="28"/>
+          <w:szCs w:val="28"/>
+          <w:vertAlign w:val="subscript"/>
+        </w:rPr>
         <w:t>s</w:t>
       </w:r>
+      <w:proofErr w:type="spellEnd"/>
       <w:r>
         <w:rPr>
           <w:rFonts w:cstheme="minorHAnsi"/>
@@ -12636,7 +12972,7 @@
         </w:rPr>
         <w:t xml:space="preserve">. </w:t>
       </w:r>
-      <w:hyperlink r:id="rId51" w:history="1">
+      <w:hyperlink r:id="rId50" w:history="1">
         <w:r>
           <w:rPr>
             <w:rStyle w:val="Hyperlink"/>
@@ -12644,7 +12980,27 @@
             <w:sz w:val="28"/>
             <w:szCs w:val="28"/>
           </w:rPr>
-          <w:t xml:space="preserve">North South East </w:t>
+          <w:t xml:space="preserve">North </w:t>
+        </w:r>
+        <w:proofErr w:type="gramStart"/>
+        <w:r>
+          <w:rPr>
+            <w:rStyle w:val="Hyperlink"/>
+            <w:rFonts w:cstheme="minorHAnsi"/>
+            <w:sz w:val="28"/>
+            <w:szCs w:val="28"/>
+          </w:rPr>
+          <w:t>South East</w:t>
+        </w:r>
+        <w:proofErr w:type="gramEnd"/>
+        <w:r>
+          <w:rPr>
+            <w:rStyle w:val="Hyperlink"/>
+            <w:rFonts w:cstheme="minorHAnsi"/>
+            <w:sz w:val="28"/>
+            <w:szCs w:val="28"/>
+          </w:rPr>
+          <w:t xml:space="preserve"> </w:t>
         </w:r>
         <w:r>
           <w:rPr>
@@ -12716,7 +13072,7 @@
         </w:rPr>
         <w:t xml:space="preserve">. </w:t>
       </w:r>
-      <w:hyperlink r:id="rId52" w:history="1">
+      <w:hyperlink r:id="rId51" w:history="1">
         <w:r>
           <w:rPr>
             <w:rStyle w:val="Hyperlink"/>
@@ -12796,7 +13152,7 @@
         </w:rPr>
         <w:t xml:space="preserve">. </w:t>
       </w:r>
-      <w:hyperlink r:id="rId53" w:history="1">
+      <w:hyperlink r:id="rId52" w:history="1">
         <w:r>
           <w:rPr>
             <w:rStyle w:val="Hyperlink"/>
@@ -12858,7 +13214,8 @@
         </w:rPr>
         <w:t xml:space="preserve">. </w:t>
       </w:r>
-      <w:hyperlink r:id="rId54" w:history="1">
+      <w:hyperlink r:id="rId53" w:history="1">
+        <w:proofErr w:type="gramStart"/>
         <w:r>
           <w:rPr>
             <w:rStyle w:val="Hyperlink"/>
@@ -12877,6 +13234,7 @@
           </w:rPr>
           <w:t>’s</w:t>
         </w:r>
+        <w:proofErr w:type="gramEnd"/>
         <w:r>
           <w:rPr>
             <w:rStyle w:val="Hyperlink"/>
@@ -12965,7 +13323,7 @@
         </w:rPr>
         <w:t xml:space="preserve">. </w:t>
       </w:r>
-      <w:hyperlink r:id="rId55" w:history="1">
+      <w:hyperlink r:id="rId54" w:history="1">
         <w:r>
           <w:rPr>
             <w:rStyle w:val="Hyperlink"/>
@@ -13009,8 +13367,9 @@
           <w:szCs w:val="28"/>
           <w:vertAlign w:val="subscript"/>
         </w:rPr>
-        <w:t>Van Otterloo</w:t>
-      </w:r>
+        <w:t xml:space="preserve">Van </w:t>
+      </w:r>
+      <w:proofErr w:type="spellStart"/>
       <w:r>
         <w:rPr>
           <w:rFonts w:cstheme="minorHAnsi"/>
@@ -13018,8 +13377,18 @@
           <w:szCs w:val="28"/>
           <w:vertAlign w:val="subscript"/>
         </w:rPr>
+        <w:t>Otterloo</w:t>
+      </w:r>
+      <w:r>
+        <w:rPr>
+          <w:rFonts w:cstheme="minorHAnsi"/>
+          <w:sz w:val="28"/>
+          <w:szCs w:val="28"/>
+          <w:vertAlign w:val="subscript"/>
+        </w:rPr>
         <w:t>s</w:t>
       </w:r>
+      <w:proofErr w:type="spellEnd"/>
       <w:r>
         <w:rPr>
           <w:rFonts w:cstheme="minorHAnsi"/>
@@ -13063,7 +13432,7 @@
         </w:rPr>
         <w:t xml:space="preserve">. </w:t>
       </w:r>
-      <w:hyperlink r:id="rId56" w:history="1">
+      <w:hyperlink r:id="rId55" w:history="1">
         <w:r>
           <w:rPr>
             <w:rStyle w:val="Hyperlink"/>
@@ -13179,7 +13548,7 @@
         </w:rPr>
         <w:t xml:space="preserve">. </w:t>
       </w:r>
-      <w:hyperlink r:id="rId57" w:history="1">
+      <w:hyperlink r:id="rId56" w:history="1">
         <w:r>
           <w:rPr>
             <w:rStyle w:val="Hyperlink"/>
@@ -13259,7 +13628,7 @@
                 <w:szCs w:val="2"/>
               </w:rPr>
             </w:pPr>
-            <w:hyperlink r:id="rId58" w:history="1">
+            <w:hyperlink r:id="rId57" w:history="1">
               <w:r>
                 <w:rPr>
                   <w:rStyle w:val="Hyperlink"/>
@@ -13300,7 +13669,7 @@
                 <w:szCs w:val="32"/>
               </w:rPr>
             </w:pPr>
-            <w:hyperlink r:id="rId59" w:history="1">
+            <w:hyperlink r:id="rId58" w:history="1">
               <w:r>
                 <w:rPr>
                   <w:rStyle w:val="Hyperlink"/>
@@ -13329,7 +13698,7 @@
                 <w:szCs w:val="32"/>
               </w:rPr>
             </w:pPr>
-            <w:hyperlink r:id="rId60" w:history="1">
+            <w:hyperlink r:id="rId59" w:history="1">
               <w:r>
                 <w:rPr>
                   <w:rStyle w:val="Hyperlink"/>
@@ -13358,7 +13727,7 @@
                 <w:szCs w:val="32"/>
               </w:rPr>
             </w:pPr>
-            <w:hyperlink r:id="rId61" w:history="1">
+            <w:hyperlink r:id="rId60" w:history="1">
               <w:r>
                 <w:rPr>
                   <w:rStyle w:val="Hyperlink"/>
@@ -13481,7 +13850,7 @@
                 <w:szCs w:val="32"/>
               </w:rPr>
             </w:pPr>
-            <w:hyperlink r:id="rId62" w:history="1">
+            <w:hyperlink r:id="rId61" w:history="1">
               <w:r>
                 <w:rPr>
                   <w:rStyle w:val="Hyperlink"/>
@@ -13510,7 +13879,7 @@
                 <w:szCs w:val="32"/>
               </w:rPr>
             </w:pPr>
-            <w:hyperlink r:id="rId63" w:history="1">
+            <w:hyperlink r:id="rId62" w:history="1">
               <w:r>
                 <w:rPr>
                   <w:rStyle w:val="Hyperlink"/>
@@ -13539,7 +13908,7 @@
                 <w:szCs w:val="32"/>
               </w:rPr>
             </w:pPr>
-            <w:hyperlink r:id="rId64" w:history="1">
+            <w:hyperlink r:id="rId63" w:history="1">
               <w:r>
                 <w:rPr>
                   <w:rStyle w:val="Hyperlink"/>
@@ -13666,12 +14035,12 @@
       </w:pPr>
     </w:p>
     <w:sectPr>
-      <w:headerReference w:type="even" r:id="rId65"/>
-      <w:headerReference w:type="default" r:id="rId66"/>
-      <w:footerReference w:type="even" r:id="rId67"/>
-      <w:footerReference w:type="default" r:id="rId68"/>
-      <w:headerReference w:type="first" r:id="rId69"/>
-      <w:footerReference w:type="first" r:id="rId70"/>
+      <w:headerReference w:type="even" r:id="rId64"/>
+      <w:headerReference w:type="default" r:id="rId65"/>
+      <w:footerReference w:type="even" r:id="rId66"/>
+      <w:footerReference w:type="default" r:id="rId67"/>
+      <w:headerReference w:type="first" r:id="rId68"/>
+      <w:footerReference w:type="first" r:id="rId69"/>
       <w:pgSz w:w="12240" w:h="15840"/>
       <w:pgMar w:top="1440" w:right="1440" w:bottom="1440" w:left="1440" w:header="720" w:footer="720" w:gutter="0"/>
       <w:pgNumType w:fmt="lowerRoman"/>

--- a/about/michigan-bible.docx
+++ b/about/michigan-bible.docx
@@ -1509,34 +1509,7 @@
           <w:szCs w:val="32"/>
           <w:vertAlign w:val="subscript"/>
         </w:rPr>
-        <w:t>10</w:t>
-      </w:r>
-      <w:r>
-        <w:rPr>
-          <w:rFonts w:cstheme="minorHAnsi"/>
-          <w:sz w:val="32"/>
-          <w:szCs w:val="32"/>
-          <w:vertAlign w:val="subscript"/>
-        </w:rPr>
-        <w:t>/</w:t>
-      </w:r>
-      <w:r>
-        <w:rPr>
-          <w:rFonts w:cstheme="minorHAnsi"/>
-          <w:sz w:val="32"/>
-          <w:szCs w:val="32"/>
-          <w:vertAlign w:val="subscript"/>
-        </w:rPr>
-        <w:t>24</w:t>
-      </w:r>
-      <w:r>
-        <w:rPr>
-          <w:rFonts w:cstheme="minorHAnsi"/>
-          <w:sz w:val="32"/>
-          <w:szCs w:val="32"/>
-          <w:vertAlign w:val="subscript"/>
-        </w:rPr>
-        <w:t>/2026</w:t>
+        <w:t>10/24/2026</w:t>
       </w:r>
     </w:p>
     <w:p>
@@ -1648,7 +1621,25 @@
           <w:sz w:val="32"/>
           <w:szCs w:val="32"/>
         </w:rPr>
-        <w:t>Set during a family reunion in Elk Rapids, this coming-of-age musical follows two rival cousins: Lulu, a city girl from Dearborn, and Petoskey, a farm boy from the Upper Peninsula.</w:t>
+        <w:t xml:space="preserve">When a data center threatens their grandparents' lake house, Lulu and Petoskey – a fierce Dearborn city girl and hopeful Yooper farm boy – must conquer years of grief to save their home... and the world. Set during a family reunion in Elk Rapids, this folksy musical dramedy follows the Van Otterloo family rallying the community against a predatory tech giant. Driven by her brother’s death in the Great Lakes, the company's grieving founder uses AI avatars of dead members of the Van </w:t>
+      </w:r>
+      <w:proofErr w:type="spellStart"/>
+      <w:r>
+        <w:rPr>
+          <w:rFonts w:cstheme="minorHAnsi"/>
+          <w:sz w:val="32"/>
+          <w:szCs w:val="32"/>
+        </w:rPr>
+        <w:t>Otterloos</w:t>
+      </w:r>
+      <w:proofErr w:type="spellEnd"/>
+      <w:r>
+        <w:rPr>
+          <w:rFonts w:cstheme="minorHAnsi"/>
+          <w:sz w:val="32"/>
+          <w:szCs w:val="32"/>
+        </w:rPr>
+        <w:t xml:space="preserve"> to steal their land and drain the lakes as environmental vendetta.</w:t>
       </w:r>
       <w:r>
         <w:rPr>
@@ -1664,15 +1655,7 @@
           <w:sz w:val="32"/>
           <w:szCs w:val="32"/>
         </w:rPr>
-        <w:t>The</w:t>
-      </w:r>
-      <w:r>
-        <w:rPr>
-          <w:rFonts w:cstheme="minorHAnsi"/>
-          <w:sz w:val="32"/>
-          <w:szCs w:val="32"/>
-        </w:rPr>
-        <w:t xml:space="preserve"> Van Otterloo family</w:t>
+        <w:t>Lulu, “pearl” in Arabic,</w:t>
       </w:r>
       <w:r>
         <w:rPr>
@@ -1688,63 +1671,7 @@
           <w:sz w:val="32"/>
           <w:szCs w:val="32"/>
         </w:rPr>
-        <w:t xml:space="preserve">tradition is the annual Harbor Days, where they </w:t>
-      </w:r>
-      <w:r>
-        <w:rPr>
-          <w:rFonts w:cstheme="minorHAnsi"/>
-          <w:sz w:val="32"/>
-          <w:szCs w:val="32"/>
-        </w:rPr>
-        <w:t xml:space="preserve">camp, canoe, and </w:t>
-      </w:r>
-      <w:r>
-        <w:rPr>
-          <w:rFonts w:cstheme="minorHAnsi"/>
-          <w:sz w:val="32"/>
-          <w:szCs w:val="32"/>
-        </w:rPr>
-        <w:t xml:space="preserve">march in </w:t>
-      </w:r>
-      <w:r>
-        <w:rPr>
-          <w:rFonts w:cstheme="minorHAnsi"/>
-          <w:sz w:val="32"/>
-          <w:szCs w:val="32"/>
-        </w:rPr>
-        <w:t>a</w:t>
-      </w:r>
-      <w:r>
-        <w:rPr>
-          <w:rFonts w:cstheme="minorHAnsi"/>
-          <w:sz w:val="32"/>
-          <w:szCs w:val="32"/>
-        </w:rPr>
-        <w:t xml:space="preserve"> parade. </w:t>
-      </w:r>
-      <w:r>
-        <w:rPr>
-          <w:rFonts w:cstheme="minorHAnsi"/>
-          <w:sz w:val="32"/>
-          <w:szCs w:val="32"/>
-        </w:rPr>
-        <w:t>Lulu</w:t>
-      </w:r>
-      <w:r>
-        <w:rPr>
-          <w:rFonts w:cstheme="minorHAnsi"/>
-          <w:sz w:val="32"/>
-          <w:szCs w:val="32"/>
-        </w:rPr>
-        <w:t xml:space="preserve"> dream</w:t>
-      </w:r>
-      <w:r>
-        <w:rPr>
-          <w:rFonts w:cstheme="minorHAnsi"/>
-          <w:sz w:val="32"/>
-          <w:szCs w:val="32"/>
-        </w:rPr>
-        <w:t>s</w:t>
+        <w:t>is a metaphor for</w:t>
       </w:r>
       <w:r>
         <w:rPr>
@@ -1760,55 +1687,39 @@
           <w:sz w:val="32"/>
           <w:szCs w:val="32"/>
         </w:rPr>
-        <w:t>of having</w:t>
-      </w:r>
-      <w:r>
-        <w:rPr>
-          <w:rFonts w:cstheme="minorHAnsi"/>
-          <w:sz w:val="32"/>
-          <w:szCs w:val="32"/>
-        </w:rPr>
-        <w:t xml:space="preserve"> a spiritual connection </w:t>
-      </w:r>
-      <w:r>
-        <w:rPr>
-          <w:rFonts w:cstheme="minorHAnsi"/>
-          <w:sz w:val="32"/>
-          <w:szCs w:val="32"/>
-        </w:rPr>
-        <w:t xml:space="preserve">to the </w:t>
-      </w:r>
-      <w:r>
-        <w:rPr>
-          <w:rFonts w:cstheme="minorHAnsi"/>
-          <w:sz w:val="32"/>
-          <w:szCs w:val="32"/>
-        </w:rPr>
-        <w:t>land</w:t>
-      </w:r>
-      <w:r>
-        <w:rPr>
-          <w:rFonts w:cstheme="minorHAnsi"/>
-          <w:sz w:val="32"/>
-          <w:szCs w:val="32"/>
-        </w:rPr>
-        <w:t xml:space="preserve">. Meanwhile, Petoskey </w:t>
-      </w:r>
-      <w:r>
-        <w:rPr>
-          <w:rFonts w:cstheme="minorHAnsi"/>
-          <w:sz w:val="32"/>
-          <w:szCs w:val="32"/>
-        </w:rPr>
-        <w:t>hopes to get to know his father and help his mother heal through</w:t>
-      </w:r>
-      <w:r>
-        <w:rPr>
-          <w:rFonts w:cstheme="minorHAnsi"/>
-          <w:sz w:val="32"/>
-          <w:szCs w:val="32"/>
-        </w:rPr>
-        <w:t xml:space="preserve"> water.</w:t>
+        <w:t>those</w:t>
+      </w:r>
+      <w:r>
+        <w:rPr>
+          <w:rFonts w:cstheme="minorHAnsi"/>
+          <w:sz w:val="32"/>
+          <w:szCs w:val="32"/>
+        </w:rPr>
+        <w:t xml:space="preserve"> who try</w:t>
+      </w:r>
+      <w:r>
+        <w:rPr>
+          <w:rFonts w:cstheme="minorHAnsi"/>
+          <w:sz w:val="32"/>
+          <w:szCs w:val="32"/>
+        </w:rPr>
+        <w:t xml:space="preserve"> to break out of </w:t>
+      </w:r>
+      <w:r>
+        <w:rPr>
+          <w:rFonts w:cstheme="minorHAnsi"/>
+          <w:sz w:val="32"/>
+          <w:szCs w:val="32"/>
+        </w:rPr>
+        <w:t>their shells</w:t>
+      </w:r>
+      <w:r>
+        <w:rPr>
+          <w:rFonts w:cstheme="minorHAnsi"/>
+          <w:sz w:val="32"/>
+          <w:szCs w:val="32"/>
+        </w:rPr>
+        <w:t>.</w:t>
       </w:r>
       <w:r>
         <w:rPr>
@@ -1824,87 +1735,7 @@
           <w:sz w:val="32"/>
           <w:szCs w:val="32"/>
         </w:rPr>
-        <w:t>Lulu, “pearl” in Arabic,</w:t>
-      </w:r>
-      <w:r>
-        <w:rPr>
-          <w:rFonts w:cstheme="minorHAnsi"/>
-          <w:sz w:val="32"/>
-          <w:szCs w:val="32"/>
-        </w:rPr>
-        <w:t xml:space="preserve"> </w:t>
-      </w:r>
-      <w:r>
-        <w:rPr>
-          <w:rFonts w:cstheme="minorHAnsi"/>
-          <w:sz w:val="32"/>
-          <w:szCs w:val="32"/>
-        </w:rPr>
-        <w:t>is a metaphor for</w:t>
-      </w:r>
-      <w:r>
-        <w:rPr>
-          <w:rFonts w:cstheme="minorHAnsi"/>
-          <w:sz w:val="32"/>
-          <w:szCs w:val="32"/>
-        </w:rPr>
-        <w:t xml:space="preserve"> </w:t>
-      </w:r>
-      <w:r>
-        <w:rPr>
-          <w:rFonts w:cstheme="minorHAnsi"/>
-          <w:sz w:val="32"/>
-          <w:szCs w:val="32"/>
-        </w:rPr>
-        <w:t>those</w:t>
-      </w:r>
-      <w:r>
-        <w:rPr>
-          <w:rFonts w:cstheme="minorHAnsi"/>
-          <w:sz w:val="32"/>
-          <w:szCs w:val="32"/>
-        </w:rPr>
-        <w:t xml:space="preserve"> who try</w:t>
-      </w:r>
-      <w:r>
-        <w:rPr>
-          <w:rFonts w:cstheme="minorHAnsi"/>
-          <w:sz w:val="32"/>
-          <w:szCs w:val="32"/>
-        </w:rPr>
-        <w:t xml:space="preserve"> to break out of </w:t>
-      </w:r>
-      <w:r>
-        <w:rPr>
-          <w:rFonts w:cstheme="minorHAnsi"/>
-          <w:sz w:val="32"/>
-          <w:szCs w:val="32"/>
-        </w:rPr>
-        <w:t>their shells</w:t>
-      </w:r>
-      <w:r>
-        <w:rPr>
-          <w:rFonts w:cstheme="minorHAnsi"/>
-          <w:sz w:val="32"/>
-          <w:szCs w:val="32"/>
-        </w:rPr>
-        <w:t>.</w:t>
-      </w:r>
-      <w:r>
-        <w:rPr>
-          <w:rFonts w:cstheme="minorHAnsi"/>
-          <w:sz w:val="32"/>
-          <w:szCs w:val="32"/>
-        </w:rPr>
-        <w:t xml:space="preserve"> </w:t>
-      </w:r>
-      <w:r>
-        <w:rPr>
-          <w:rFonts w:cstheme="minorHAnsi"/>
-          <w:sz w:val="32"/>
-          <w:szCs w:val="32"/>
-        </w:rPr>
-        <w:t xml:space="preserve">Petoskey, the state stone and native fossil that reveals its true pattern </w:t>
+        <w:t xml:space="preserve">Petoskey, the native fossil that reveals its true pattern </w:t>
       </w:r>
       <w:r>
         <w:rPr>
@@ -2298,8 +2129,8 @@
         <w:spacing w:line="240" w:lineRule="auto"/>
         <w:rPr>
           <w:rFonts w:cstheme="minorHAnsi"/>
-          <w:sz w:val="24"/>
-          <w:szCs w:val="24"/>
+          <w:sz w:val="18"/>
+          <w:szCs w:val="18"/>
         </w:rPr>
       </w:pPr>
     </w:p>
@@ -2517,6 +2348,8 @@
       <w:pPr>
         <w:rPr>
           <w:rFonts w:cstheme="minorHAnsi"/>
+          <w:sz w:val="18"/>
+          <w:szCs w:val="18"/>
         </w:rPr>
       </w:pPr>
     </w:p>

--- a/about/michigan-bible.docx
+++ b/about/michigan-bible.docx
@@ -1115,34 +1115,14 @@
           <w:u w:val="single"/>
         </w:rPr>
       </w:pPr>
-      <w:proofErr w:type="spellStart"/>
-      <w:r>
-        <w:rPr>
-          <w:rFonts w:cstheme="minorHAnsi"/>
-          <w:sz w:val="32"/>
-          <w:szCs w:val="32"/>
-        </w:rPr>
-        <w:t>Ynika</w:t>
-      </w:r>
-      <w:proofErr w:type="spellEnd"/>
-      <w:r>
-        <w:rPr>
-          <w:rFonts w:cstheme="minorHAnsi"/>
-          <w:sz w:val="32"/>
-          <w:szCs w:val="32"/>
-        </w:rPr>
-        <w:t xml:space="preserve"> </w:t>
-      </w:r>
-      <w:proofErr w:type="spellStart"/>
-      <w:r>
-        <w:rPr>
-          <w:rFonts w:cstheme="minorHAnsi"/>
-          <w:sz w:val="32"/>
-          <w:szCs w:val="32"/>
-        </w:rPr>
-        <w:t>Yuag</w:t>
-      </w:r>
-      <w:proofErr w:type="spellEnd"/>
+      <w:r>
+        <w:rPr>
+          <w:rFonts w:cstheme="minorHAnsi"/>
+          <w:sz w:val="32"/>
+          <w:szCs w:val="32"/>
+        </w:rPr>
+        <w:t>Ynika Yuag</w:t>
+      </w:r>
     </w:p>
     <w:p>
       <w:pPr>
@@ -1621,25 +1601,7 @@
           <w:sz w:val="32"/>
           <w:szCs w:val="32"/>
         </w:rPr>
-        <w:t xml:space="preserve">When a data center threatens their grandparents' lake house, Lulu and Petoskey – a fierce Dearborn city girl and hopeful Yooper farm boy – must conquer years of grief to save their home... and the world. Set during a family reunion in Elk Rapids, this folksy musical dramedy follows the Van Otterloo family rallying the community against a predatory tech giant. Driven by her brother’s death in the Great Lakes, the company's grieving founder uses AI avatars of dead members of the Van </w:t>
-      </w:r>
-      <w:proofErr w:type="spellStart"/>
-      <w:r>
-        <w:rPr>
-          <w:rFonts w:cstheme="minorHAnsi"/>
-          <w:sz w:val="32"/>
-          <w:szCs w:val="32"/>
-        </w:rPr>
-        <w:t>Otterloos</w:t>
-      </w:r>
-      <w:proofErr w:type="spellEnd"/>
-      <w:r>
-        <w:rPr>
-          <w:rFonts w:cstheme="minorHAnsi"/>
-          <w:sz w:val="32"/>
-          <w:szCs w:val="32"/>
-        </w:rPr>
-        <w:t xml:space="preserve"> to steal their land and drain the lakes as environmental vendetta.</w:t>
+        <w:t>When a data center threatens their grandparents' lake house, Lulu and Petoskey – a fierce Dearborn city girl and hopeful Yooper farm boy – must conquer years of grief to save their home... and the world. Set during a family reunion in Elk Rapids, this folksy musical dramedy follows the Van Otterloo family rallying the community against a predatory tech giant. Driven by her brother’s death in the Great Lakes, the company's grieving founder uses AI avatars of dead members of the Van Otterloos to steal their land and drain the lakes as environmental vendetta.</w:t>
       </w:r>
       <w:r>
         <w:rPr>
@@ -2990,18 +2952,8 @@
           <w:sz w:val="32"/>
           <w:szCs w:val="32"/>
         </w:rPr>
-        <w:t xml:space="preserve">Banh </w:t>
-      </w:r>
-      <w:proofErr w:type="spellStart"/>
-      <w:r>
-        <w:rPr>
-          <w:rFonts w:cstheme="minorHAnsi"/>
-          <w:sz w:val="32"/>
-          <w:szCs w:val="32"/>
-        </w:rPr>
-        <w:t>MIchigan</w:t>
-      </w:r>
-      <w:proofErr w:type="spellEnd"/>
+        <w:t>Banh MIchigan</w:t>
+      </w:r>
       <w:r>
         <w:rPr>
           <w:rFonts w:cstheme="minorHAnsi"/>
@@ -3434,79 +3386,167 @@
           <w:sz w:val="25"/>
           <w:szCs w:val="25"/>
         </w:rPr>
-        <w:t xml:space="preserve"> is a folksy musical dramedy set </w:t>
-      </w:r>
-      <w:r>
-        <w:rPr>
-          <w:rFonts w:cstheme="minorHAnsi"/>
-          <w:sz w:val="25"/>
-          <w:szCs w:val="25"/>
-        </w:rPr>
-        <w:t>at</w:t>
-      </w:r>
-      <w:r>
-        <w:rPr>
-          <w:rFonts w:cstheme="minorHAnsi"/>
-          <w:sz w:val="25"/>
-          <w:szCs w:val="25"/>
-        </w:rPr>
-        <w:t xml:space="preserve"> a family reunion where two </w:t>
-      </w:r>
-      <w:r>
-        <w:rPr>
-          <w:rFonts w:cstheme="minorHAnsi"/>
-          <w:sz w:val="25"/>
-          <w:szCs w:val="25"/>
-        </w:rPr>
-        <w:t>rival</w:t>
-      </w:r>
-      <w:r>
-        <w:rPr>
-          <w:rFonts w:cstheme="minorHAnsi"/>
-          <w:sz w:val="25"/>
-          <w:szCs w:val="25"/>
-        </w:rPr>
-        <w:t xml:space="preserve"> cousins </w:t>
-      </w:r>
-      <w:r>
-        <w:rPr>
-          <w:rFonts w:cstheme="minorHAnsi"/>
-          <w:sz w:val="25"/>
-          <w:szCs w:val="25"/>
-        </w:rPr>
-        <w:t>fight a data center to save their grandparents’ lake house</w:t>
-      </w:r>
-      <w:r>
-        <w:rPr>
-          <w:rFonts w:cstheme="minorHAnsi"/>
-          <w:sz w:val="25"/>
-          <w:szCs w:val="25"/>
-        </w:rPr>
-        <w:t xml:space="preserve"> and world</w:t>
-      </w:r>
-      <w:r>
-        <w:rPr>
-          <w:rFonts w:cstheme="minorHAnsi"/>
-          <w:sz w:val="25"/>
-          <w:szCs w:val="25"/>
-        </w:rPr>
-        <w:t xml:space="preserve">. The themes explore </w:t>
-      </w:r>
-      <w:r>
-        <w:rPr>
-          <w:rFonts w:cstheme="minorHAnsi"/>
-          <w:sz w:val="25"/>
-          <w:szCs w:val="25"/>
-        </w:rPr>
-        <w:t>grief</w:t>
-      </w:r>
-      <w:r>
-        <w:rPr>
-          <w:rFonts w:cstheme="minorHAnsi"/>
-          <w:sz w:val="25"/>
-          <w:szCs w:val="25"/>
-        </w:rPr>
-        <w:t>, cultural disconnection of the peninsulas, and what it means to be a Michigander.</w:t>
+        <w:t xml:space="preserve"> </w:t>
+      </w:r>
+      <w:r>
+        <w:rPr>
+          <w:rFonts w:cstheme="minorHAnsi"/>
+          <w:sz w:val="25"/>
+          <w:szCs w:val="25"/>
+        </w:rPr>
+        <w:t>follows</w:t>
+      </w:r>
+      <w:r>
+        <w:rPr>
+          <w:rFonts w:cstheme="minorHAnsi"/>
+          <w:sz w:val="25"/>
+          <w:szCs w:val="25"/>
+        </w:rPr>
+        <w:t xml:space="preserve"> </w:t>
+      </w:r>
+      <w:r>
+        <w:rPr>
+          <w:rFonts w:cstheme="minorHAnsi"/>
+          <w:sz w:val="25"/>
+          <w:szCs w:val="25"/>
+        </w:rPr>
+        <w:t>the</w:t>
+      </w:r>
+      <w:r>
+        <w:rPr>
+          <w:rFonts w:cstheme="minorHAnsi"/>
+          <w:sz w:val="25"/>
+          <w:szCs w:val="25"/>
+        </w:rPr>
+        <w:t xml:space="preserve"> </w:t>
+      </w:r>
+      <w:r>
+        <w:rPr>
+          <w:rFonts w:cstheme="minorHAnsi"/>
+          <w:sz w:val="25"/>
+          <w:szCs w:val="25"/>
+        </w:rPr>
+        <w:t>nature-loving</w:t>
+      </w:r>
+      <w:r>
+        <w:rPr>
+          <w:rFonts w:cstheme="minorHAnsi"/>
+          <w:sz w:val="25"/>
+          <w:szCs w:val="25"/>
+        </w:rPr>
+        <w:t xml:space="preserve"> </w:t>
+      </w:r>
+      <w:r>
+        <w:rPr>
+          <w:rFonts w:cstheme="minorHAnsi"/>
+          <w:sz w:val="25"/>
+          <w:szCs w:val="25"/>
+        </w:rPr>
+        <w:t>Van Otterloo</w:t>
+      </w:r>
+      <w:r>
+        <w:rPr>
+          <w:rFonts w:cstheme="minorHAnsi"/>
+          <w:sz w:val="25"/>
+          <w:szCs w:val="25"/>
+        </w:rPr>
+        <w:t xml:space="preserve"> family</w:t>
+      </w:r>
+      <w:r>
+        <w:rPr>
+          <w:rFonts w:cstheme="minorHAnsi"/>
+          <w:sz w:val="25"/>
+          <w:szCs w:val="25"/>
+        </w:rPr>
+        <w:t xml:space="preserve"> who must overcome grief to</w:t>
+      </w:r>
+      <w:r>
+        <w:rPr>
+          <w:rFonts w:cstheme="minorHAnsi"/>
+          <w:sz w:val="25"/>
+          <w:szCs w:val="25"/>
+        </w:rPr>
+        <w:t xml:space="preserve"> fight a </w:t>
+      </w:r>
+      <w:r>
+        <w:rPr>
+          <w:rFonts w:cstheme="minorHAnsi"/>
+          <w:sz w:val="25"/>
+          <w:szCs w:val="25"/>
+        </w:rPr>
+        <w:t>tech gian</w:t>
+      </w:r>
+      <w:r>
+        <w:rPr>
+          <w:rFonts w:cstheme="minorHAnsi"/>
+          <w:sz w:val="25"/>
+          <w:szCs w:val="25"/>
+        </w:rPr>
+        <w:t>t</w:t>
+      </w:r>
+      <w:r>
+        <w:rPr>
+          <w:rFonts w:cstheme="minorHAnsi"/>
+          <w:sz w:val="25"/>
+          <w:szCs w:val="25"/>
+        </w:rPr>
+        <w:t xml:space="preserve"> </w:t>
+      </w:r>
+      <w:r>
+        <w:rPr>
+          <w:rFonts w:cstheme="minorHAnsi"/>
+          <w:sz w:val="25"/>
+          <w:szCs w:val="25"/>
+        </w:rPr>
+        <w:t>that</w:t>
+      </w:r>
+      <w:r>
+        <w:rPr>
+          <w:rFonts w:cstheme="minorHAnsi"/>
+          <w:sz w:val="25"/>
+          <w:szCs w:val="25"/>
+        </w:rPr>
+        <w:t xml:space="preserve"> </w:t>
+      </w:r>
+      <w:r>
+        <w:rPr>
+          <w:rFonts w:cstheme="minorHAnsi"/>
+          <w:sz w:val="25"/>
+          <w:szCs w:val="25"/>
+        </w:rPr>
+        <w:t xml:space="preserve">exploits </w:t>
+      </w:r>
+      <w:r>
+        <w:rPr>
+          <w:rFonts w:cstheme="minorHAnsi"/>
+          <w:sz w:val="25"/>
+          <w:szCs w:val="25"/>
+        </w:rPr>
+        <w:t>tragedies</w:t>
+      </w:r>
+      <w:r>
+        <w:rPr>
+          <w:rFonts w:cstheme="minorHAnsi"/>
+          <w:sz w:val="25"/>
+          <w:szCs w:val="25"/>
+        </w:rPr>
+        <w:t xml:space="preserve"> </w:t>
+      </w:r>
+      <w:r>
+        <w:rPr>
+          <w:rFonts w:cstheme="minorHAnsi"/>
+          <w:sz w:val="25"/>
+          <w:szCs w:val="25"/>
+        </w:rPr>
+        <w:t xml:space="preserve">to steal </w:t>
+      </w:r>
+      <w:r>
+        <w:rPr>
+          <w:rFonts w:cstheme="minorHAnsi"/>
+          <w:sz w:val="25"/>
+          <w:szCs w:val="25"/>
+        </w:rPr>
+        <w:t>people’s homes and turn them into data centers.</w:t>
       </w:r>
     </w:p>
     <w:p>
@@ -3527,96 +3567,85 @@
           <w:sz w:val="25"/>
           <w:szCs w:val="25"/>
         </w:rPr>
-        <w:t>Grampy</w:t>
-      </w:r>
-      <w:r>
-        <w:rPr>
-          <w:rFonts w:cstheme="minorHAnsi"/>
-          <w:sz w:val="25"/>
-          <w:szCs w:val="25"/>
-        </w:rPr>
-        <w:t xml:space="preserve"> Willy and </w:t>
-      </w:r>
-      <w:r>
-        <w:rPr>
-          <w:rFonts w:cstheme="minorHAnsi"/>
-          <w:sz w:val="25"/>
-          <w:szCs w:val="25"/>
-        </w:rPr>
-        <w:t xml:space="preserve">Granny </w:t>
-      </w:r>
-      <w:r>
-        <w:rPr>
-          <w:rFonts w:cstheme="minorHAnsi"/>
-          <w:sz w:val="25"/>
-          <w:szCs w:val="25"/>
-        </w:rPr>
-        <w:t>Milly live in Elk Rapids on the north tip of the Lower Peninsula. They have four adult children – Cherry, Perry, Shelby, and the only son Petey</w:t>
-      </w:r>
-      <w:r>
-        <w:rPr>
-          <w:rFonts w:cstheme="minorHAnsi"/>
-          <w:sz w:val="25"/>
-          <w:szCs w:val="25"/>
-        </w:rPr>
-        <w:t>,</w:t>
-      </w:r>
-      <w:r>
-        <w:rPr>
-          <w:rFonts w:cstheme="minorHAnsi"/>
-          <w:sz w:val="25"/>
-          <w:szCs w:val="25"/>
-        </w:rPr>
-        <w:t xml:space="preserve"> and </w:t>
-      </w:r>
-      <w:r>
-        <w:rPr>
-          <w:rFonts w:cstheme="minorHAnsi"/>
-          <w:sz w:val="25"/>
-          <w:szCs w:val="25"/>
-        </w:rPr>
-        <w:t>some</w:t>
-      </w:r>
-      <w:r>
-        <w:rPr>
-          <w:rFonts w:cstheme="minorHAnsi"/>
-          <w:sz w:val="25"/>
-          <w:szCs w:val="25"/>
-        </w:rPr>
-        <w:t xml:space="preserve"> grandchildren. Every August, their </w:t>
-      </w:r>
-      <w:r>
-        <w:rPr>
-          <w:rFonts w:cstheme="minorHAnsi"/>
-          <w:sz w:val="25"/>
-          <w:szCs w:val="25"/>
-        </w:rPr>
-        <w:t>L</w:t>
-      </w:r>
-      <w:r>
-        <w:rPr>
-          <w:rFonts w:cstheme="minorHAnsi"/>
-          <w:sz w:val="25"/>
-          <w:szCs w:val="25"/>
-        </w:rPr>
-        <w:t xml:space="preserve">ake </w:t>
-      </w:r>
-      <w:r>
-        <w:rPr>
-          <w:rFonts w:cstheme="minorHAnsi"/>
-          <w:sz w:val="25"/>
-          <w:szCs w:val="25"/>
-        </w:rPr>
-        <w:t>H</w:t>
-      </w:r>
-      <w:r>
-        <w:rPr>
-          <w:rFonts w:cstheme="minorHAnsi"/>
-          <w:sz w:val="25"/>
-          <w:szCs w:val="25"/>
-        </w:rPr>
-        <w:t xml:space="preserve">ouse lodges them for the annual Harbor Days. </w:t>
-      </w:r>
+        <w:t>The heart of the family rests with Grampy Willy and Granny Milly, who live in Elk Rapids. Every August, their Lake House lodges their four adult children</w:t>
+      </w:r>
+      <w:r>
+        <w:rPr>
+          <w:rFonts w:cstheme="minorHAnsi"/>
+          <w:sz w:val="25"/>
+          <w:szCs w:val="25"/>
+        </w:rPr>
+        <w:t xml:space="preserve"> – </w:t>
+      </w:r>
+      <w:r>
+        <w:rPr>
+          <w:rFonts w:cstheme="minorHAnsi"/>
+          <w:sz w:val="25"/>
+          <w:szCs w:val="25"/>
+        </w:rPr>
+        <w:t>Cherry, Perry, Shelby, and their only son Petey</w:t>
+      </w:r>
+      <w:r>
+        <w:rPr>
+          <w:rFonts w:cstheme="minorHAnsi"/>
+          <w:sz w:val="25"/>
+          <w:szCs w:val="25"/>
+        </w:rPr>
+        <w:t xml:space="preserve"> – </w:t>
+      </w:r>
+      <w:r>
+        <w:rPr>
+          <w:rFonts w:cstheme="minorHAnsi"/>
+          <w:sz w:val="25"/>
+          <w:szCs w:val="25"/>
+        </w:rPr>
+        <w:t>and</w:t>
+      </w:r>
+      <w:r>
+        <w:rPr>
+          <w:rFonts w:cstheme="minorHAnsi"/>
+          <w:sz w:val="25"/>
+          <w:szCs w:val="25"/>
+        </w:rPr>
+        <w:t xml:space="preserve"> their grand</w:t>
+      </w:r>
+      <w:r>
+        <w:rPr>
+          <w:rFonts w:cstheme="minorHAnsi"/>
+          <w:sz w:val="25"/>
+          <w:szCs w:val="25"/>
+        </w:rPr>
+        <w:t>kids</w:t>
+      </w:r>
+      <w:r>
+        <w:rPr>
+          <w:rFonts w:cstheme="minorHAnsi"/>
+          <w:sz w:val="25"/>
+          <w:szCs w:val="25"/>
+        </w:rPr>
+        <w:t xml:space="preserve"> for the annual Harbor Days. The Van Otterloo family is famous for driving a century-old Ford Model T, wearing hand-made costumes for the parade, and consistently winning the festival's "Most Creative Award"</w:t>
+      </w:r>
+      <w:r>
+        <w:rPr>
+          <w:rFonts w:cstheme="minorHAnsi"/>
+          <w:sz w:val="25"/>
+          <w:szCs w:val="25"/>
+        </w:rPr>
+        <w:t>.</w:t>
+      </w:r>
+    </w:p>
+    <w:p>
+      <w:pPr>
+        <w:tabs>
+          <w:tab w:val="left" w:pos="5013"/>
+        </w:tabs>
+        <w:spacing w:line="240" w:lineRule="auto"/>
+        <w:rPr>
+          <w:rFonts w:cstheme="minorHAnsi"/>
+          <w:sz w:val="25"/>
+          <w:szCs w:val="25"/>
+        </w:rPr>
+      </w:pPr>
       <w:r>
         <w:rPr>
           <w:rFonts w:cstheme="minorHAnsi"/>
@@ -3631,95 +3660,39 @@
           <w:sz w:val="25"/>
           <w:szCs w:val="25"/>
         </w:rPr>
-        <w:t>Van Otterloo</w:t>
-      </w:r>
-      <w:r>
-        <w:rPr>
-          <w:rFonts w:cstheme="minorHAnsi"/>
-          <w:sz w:val="25"/>
-          <w:szCs w:val="25"/>
-        </w:rPr>
-        <w:t xml:space="preserve"> family</w:t>
-      </w:r>
-      <w:r>
-        <w:rPr>
-          <w:rFonts w:cstheme="minorHAnsi"/>
-          <w:sz w:val="25"/>
-          <w:szCs w:val="25"/>
-        </w:rPr>
-        <w:t xml:space="preserve"> </w:t>
-      </w:r>
-      <w:r>
-        <w:rPr>
-          <w:rFonts w:cstheme="minorHAnsi"/>
-          <w:sz w:val="25"/>
-          <w:szCs w:val="25"/>
-        </w:rPr>
-        <w:t>is</w:t>
-      </w:r>
-      <w:r>
-        <w:rPr>
-          <w:rFonts w:cstheme="minorHAnsi"/>
-          <w:sz w:val="25"/>
-          <w:szCs w:val="25"/>
-        </w:rPr>
-        <w:t xml:space="preserve"> known for their century-old </w:t>
-      </w:r>
-      <w:r>
-        <w:rPr>
-          <w:rFonts w:cstheme="minorHAnsi"/>
-          <w:sz w:val="25"/>
-          <w:szCs w:val="25"/>
-        </w:rPr>
-        <w:t xml:space="preserve">Ford </w:t>
-      </w:r>
-      <w:r>
-        <w:rPr>
-          <w:rFonts w:cstheme="minorHAnsi"/>
-          <w:sz w:val="25"/>
-          <w:szCs w:val="25"/>
-        </w:rPr>
-        <w:t>Model T</w:t>
-      </w:r>
-      <w:r>
-        <w:rPr>
-          <w:rFonts w:cstheme="minorHAnsi"/>
-          <w:sz w:val="25"/>
-          <w:szCs w:val="25"/>
-        </w:rPr>
-        <w:t xml:space="preserve">, </w:t>
-      </w:r>
-      <w:r>
-        <w:rPr>
-          <w:rFonts w:cstheme="minorHAnsi"/>
-          <w:sz w:val="25"/>
-          <w:szCs w:val="25"/>
-        </w:rPr>
-        <w:t>wearing themed costumes for the parade</w:t>
-      </w:r>
-      <w:r>
-        <w:rPr>
-          <w:rFonts w:cstheme="minorHAnsi"/>
-          <w:sz w:val="25"/>
-          <w:szCs w:val="25"/>
-        </w:rPr>
-        <w:t>,</w:t>
-      </w:r>
-      <w:r>
-        <w:rPr>
-          <w:rFonts w:cstheme="minorHAnsi"/>
-          <w:sz w:val="25"/>
-          <w:szCs w:val="25"/>
-        </w:rPr>
-        <w:t xml:space="preserve"> and winning every Most Creative Award</w:t>
-      </w:r>
-      <w:r>
-        <w:rPr>
-          <w:rFonts w:cstheme="minorHAnsi"/>
-          <w:sz w:val="25"/>
-          <w:szCs w:val="25"/>
-        </w:rPr>
-        <w:t xml:space="preserve"> (“</w:t>
+        <w:t>prologue</w:t>
+      </w:r>
+      <w:r>
+        <w:rPr>
+          <w:rFonts w:cstheme="minorHAnsi"/>
+          <w:sz w:val="25"/>
+          <w:szCs w:val="25"/>
+        </w:rPr>
+        <w:t xml:space="preserve"> opens in 2008 with Petey </w:t>
+      </w:r>
+      <w:r>
+        <w:rPr>
+          <w:rFonts w:cstheme="minorHAnsi"/>
+          <w:sz w:val="25"/>
+          <w:szCs w:val="25"/>
+        </w:rPr>
+        <w:t>rowdily</w:t>
+      </w:r>
+      <w:r>
+        <w:rPr>
+          <w:rFonts w:cstheme="minorHAnsi"/>
+          <w:sz w:val="25"/>
+          <w:szCs w:val="25"/>
+        </w:rPr>
+        <w:t xml:space="preserve"> waking up the campsite (</w:t>
+      </w:r>
+      <w:r>
+        <w:rPr>
+          <w:rFonts w:cstheme="minorHAnsi"/>
+          <w:sz w:val="25"/>
+          <w:szCs w:val="25"/>
+        </w:rPr>
+        <w:t>“</w:t>
       </w:r>
       <w:hyperlink r:id="rId10" w:history="1">
         <w:r>
@@ -3730,7 +3703,7 @@
             <w:szCs w:val="25"/>
             <w:u w:val="none"/>
           </w:rPr>
-          <w:t>The Mitten Song</w:t>
+          <w:t>Overture / The Mitten Song</w:t>
         </w:r>
       </w:hyperlink>
       <w:r>
@@ -3739,52 +3712,23 @@
           <w:sz w:val="25"/>
           <w:szCs w:val="25"/>
         </w:rPr>
-        <w:t>”).</w:t>
-      </w:r>
-    </w:p>
-    <w:p>
-      <w:pPr>
-        <w:tabs>
-          <w:tab w:val="left" w:pos="5013"/>
-        </w:tabs>
-        <w:spacing w:line="240" w:lineRule="auto"/>
-        <w:rPr>
-          <w:rFonts w:cstheme="minorHAnsi"/>
-          <w:sz w:val="25"/>
-          <w:szCs w:val="25"/>
-        </w:rPr>
-      </w:pPr>
-      <w:r>
-        <w:rPr>
-          <w:rFonts w:cstheme="minorHAnsi"/>
-          <w:sz w:val="25"/>
-          <w:szCs w:val="25"/>
-        </w:rPr>
-        <w:t xml:space="preserve">In 2008, Petey lives with his pregnant wife Lizzie in the Upper Peninsula. His childhood friend is Jasper </w:t>
-      </w:r>
-      <w:r>
-        <w:rPr>
-          <w:rFonts w:cstheme="minorHAnsi"/>
-          <w:sz w:val="25"/>
-          <w:szCs w:val="25"/>
-        </w:rPr>
-        <w:t xml:space="preserve">Vinh </w:t>
-      </w:r>
-      <w:r>
-        <w:rPr>
-          <w:rFonts w:cstheme="minorHAnsi"/>
-          <w:sz w:val="25"/>
-          <w:szCs w:val="25"/>
-        </w:rPr>
-        <w:t>Chin</w:t>
-      </w:r>
-      <w:r>
-        <w:rPr>
-          <w:rFonts w:cstheme="minorHAnsi"/>
-          <w:sz w:val="25"/>
-          <w:szCs w:val="25"/>
-        </w:rPr>
-        <w:t>, who</w:t>
+        <w:t>”</w:t>
+      </w:r>
+      <w:r>
+        <w:rPr>
+          <w:rFonts w:cstheme="minorHAnsi"/>
+          <w:sz w:val="25"/>
+          <w:szCs w:val="25"/>
+        </w:rPr>
+        <w:t xml:space="preserve">). The family introduces their </w:t>
+      </w:r>
+      <w:r>
+        <w:rPr>
+          <w:rFonts w:cstheme="minorHAnsi"/>
+          <w:sz w:val="25"/>
+          <w:szCs w:val="25"/>
+        </w:rPr>
+        <w:t>traditions</w:t>
       </w:r>
       <w:r>
         <w:rPr>
@@ -3800,161 +3744,39 @@
           <w:sz w:val="25"/>
           <w:szCs w:val="25"/>
         </w:rPr>
-        <w:t>runs</w:t>
-      </w:r>
-      <w:r>
-        <w:rPr>
-          <w:rFonts w:cstheme="minorHAnsi"/>
-          <w:sz w:val="25"/>
-          <w:szCs w:val="25"/>
-        </w:rPr>
-        <w:t xml:space="preserve"> the</w:t>
-      </w:r>
-      <w:r>
-        <w:rPr>
-          <w:rFonts w:cstheme="minorHAnsi"/>
-          <w:sz w:val="25"/>
-          <w:szCs w:val="25"/>
-        </w:rPr>
-        <w:t xml:space="preserve"> Elk Rapids Vietnamese restaurant,</w:t>
-      </w:r>
-      <w:r>
-        <w:rPr>
-          <w:rFonts w:cstheme="minorHAnsi"/>
-          <w:sz w:val="25"/>
-          <w:szCs w:val="25"/>
-        </w:rPr>
-        <w:t xml:space="preserve"> </w:t>
-      </w:r>
-      <w:r>
-        <w:rPr>
-          <w:rFonts w:cstheme="minorHAnsi"/>
-          <w:sz w:val="25"/>
-          <w:szCs w:val="25"/>
-        </w:rPr>
-        <w:t>BANH</w:t>
-      </w:r>
-      <w:r>
-        <w:rPr>
-          <w:rFonts w:cstheme="minorHAnsi"/>
-          <w:sz w:val="25"/>
-          <w:szCs w:val="25"/>
-        </w:rPr>
-        <w:t xml:space="preserve"> </w:t>
-      </w:r>
-      <w:proofErr w:type="spellStart"/>
-      <w:r>
-        <w:rPr>
-          <w:rFonts w:cstheme="minorHAnsi"/>
-          <w:sz w:val="25"/>
-          <w:szCs w:val="25"/>
-        </w:rPr>
-        <w:t>MIchigan</w:t>
-      </w:r>
-      <w:proofErr w:type="spellEnd"/>
-      <w:r>
-        <w:rPr>
-          <w:rFonts w:cstheme="minorHAnsi"/>
-          <w:sz w:val="25"/>
-          <w:szCs w:val="25"/>
-        </w:rPr>
-        <w:t xml:space="preserve">. On a swim, </w:t>
-      </w:r>
-      <w:r>
-        <w:rPr>
-          <w:rFonts w:cstheme="minorHAnsi"/>
-          <w:sz w:val="25"/>
-          <w:szCs w:val="25"/>
-        </w:rPr>
-        <w:t>he</w:t>
-      </w:r>
-      <w:r>
-        <w:rPr>
-          <w:rFonts w:cstheme="minorHAnsi"/>
-          <w:sz w:val="25"/>
-          <w:szCs w:val="25"/>
-        </w:rPr>
-        <w:t xml:space="preserve"> </w:t>
-      </w:r>
-      <w:r>
-        <w:rPr>
-          <w:rFonts w:cstheme="minorHAnsi"/>
-          <w:sz w:val="25"/>
-          <w:szCs w:val="25"/>
-        </w:rPr>
-        <w:t>jokily</w:t>
-      </w:r>
-      <w:r>
-        <w:rPr>
-          <w:rFonts w:cstheme="minorHAnsi"/>
-          <w:sz w:val="25"/>
-          <w:szCs w:val="25"/>
-        </w:rPr>
-        <w:t xml:space="preserve"> promises </w:t>
-      </w:r>
-      <w:r>
-        <w:rPr>
-          <w:rFonts w:cstheme="minorHAnsi"/>
-          <w:sz w:val="25"/>
-          <w:szCs w:val="25"/>
-        </w:rPr>
-        <w:t>to</w:t>
-      </w:r>
-      <w:r>
-        <w:rPr>
-          <w:rFonts w:cstheme="minorHAnsi"/>
-          <w:sz w:val="25"/>
-          <w:szCs w:val="25"/>
-        </w:rPr>
-        <w:t xml:space="preserve"> name their kid after the first rock he </w:t>
-      </w:r>
-      <w:r>
-        <w:rPr>
-          <w:rFonts w:cstheme="minorHAnsi"/>
-          <w:sz w:val="25"/>
-          <w:szCs w:val="25"/>
-        </w:rPr>
-        <w:t>picks up</w:t>
-      </w:r>
-      <w:r>
-        <w:rPr>
-          <w:rFonts w:cstheme="minorHAnsi"/>
-          <w:sz w:val="25"/>
-          <w:szCs w:val="25"/>
-        </w:rPr>
-        <w:t>, which turn</w:t>
-      </w:r>
-      <w:r>
-        <w:rPr>
-          <w:rFonts w:cstheme="minorHAnsi"/>
-          <w:sz w:val="25"/>
-          <w:szCs w:val="25"/>
-        </w:rPr>
-        <w:t>s</w:t>
-      </w:r>
-      <w:r>
-        <w:rPr>
-          <w:rFonts w:cstheme="minorHAnsi"/>
-          <w:sz w:val="25"/>
-          <w:szCs w:val="25"/>
-        </w:rPr>
-        <w:t xml:space="preserve"> out to be</w:t>
-      </w:r>
-      <w:r>
-        <w:rPr>
-          <w:rFonts w:cstheme="minorHAnsi"/>
-          <w:sz w:val="25"/>
-          <w:szCs w:val="25"/>
-        </w:rPr>
-        <w:t xml:space="preserve"> a heart-shaped Petoskey with an elk symbol</w:t>
-      </w:r>
-      <w:r>
-        <w:rPr>
-          <w:rFonts w:cstheme="minorHAnsi"/>
-          <w:sz w:val="25"/>
-          <w:szCs w:val="25"/>
-        </w:rPr>
-        <w:t xml:space="preserve"> </w:t>
+        <w:t xml:space="preserve">and tight-knit </w:t>
+      </w:r>
+      <w:r>
+        <w:rPr>
+          <w:rFonts w:cstheme="minorHAnsi"/>
+          <w:sz w:val="25"/>
+          <w:szCs w:val="25"/>
+        </w:rPr>
+        <w:t xml:space="preserve">community with other Michiganders </w:t>
+      </w:r>
+      <w:r>
+        <w:rPr>
+          <w:rFonts w:cstheme="minorHAnsi"/>
+          <w:sz w:val="25"/>
+          <w:szCs w:val="25"/>
+        </w:rPr>
+        <w:t>like Jasper Vinh Chin's</w:t>
+      </w:r>
+      <w:r>
+        <w:rPr>
+          <w:rFonts w:cstheme="minorHAnsi"/>
+          <w:sz w:val="25"/>
+          <w:szCs w:val="25"/>
+        </w:rPr>
+        <w:t xml:space="preserve"> BANH MIchigan</w:t>
+      </w:r>
+      <w:r>
+        <w:rPr>
+          <w:rFonts w:cstheme="minorHAnsi"/>
+          <w:sz w:val="25"/>
+          <w:szCs w:val="25"/>
+        </w:rPr>
+        <w:t xml:space="preserve"> restaurant </w:t>
       </w:r>
       <w:r>
         <w:rPr>
@@ -3990,36 +3812,47 @@
           <w:sz w:val="25"/>
           <w:szCs w:val="25"/>
         </w:rPr>
-        <w:t>.</w:t>
-      </w:r>
-    </w:p>
-    <w:p>
-      <w:pPr>
-        <w:tabs>
-          <w:tab w:val="left" w:pos="5013"/>
-        </w:tabs>
-        <w:spacing w:line="240" w:lineRule="auto"/>
-        <w:rPr>
-          <w:rFonts w:cstheme="minorHAnsi"/>
-          <w:sz w:val="25"/>
-          <w:szCs w:val="25"/>
-        </w:rPr>
-      </w:pPr>
-      <w:r>
-        <w:rPr>
-          <w:rFonts w:cstheme="minorHAnsi"/>
-          <w:sz w:val="25"/>
-          <w:szCs w:val="25"/>
-        </w:rPr>
-        <w:t>With</w:t>
-      </w:r>
-      <w:r>
-        <w:rPr>
-          <w:rFonts w:cstheme="minorHAnsi"/>
-          <w:sz w:val="25"/>
-          <w:szCs w:val="25"/>
-        </w:rPr>
-        <w:t xml:space="preserve"> the recession</w:t>
+        <w:t xml:space="preserve">. However, the Recession hits hard; a </w:t>
+      </w:r>
+      <w:r>
+        <w:rPr>
+          <w:rFonts w:cstheme="minorHAnsi"/>
+          <w:sz w:val="25"/>
+          <w:szCs w:val="25"/>
+        </w:rPr>
+        <w:t>dock</w:t>
+      </w:r>
+      <w:r>
+        <w:rPr>
+          <w:rFonts w:cstheme="minorHAnsi"/>
+          <w:sz w:val="25"/>
+          <w:szCs w:val="25"/>
+        </w:rPr>
+        <w:t xml:space="preserve"> </w:t>
+      </w:r>
+      <w:r>
+        <w:rPr>
+          <w:rFonts w:cstheme="minorHAnsi"/>
+          <w:sz w:val="25"/>
+          <w:szCs w:val="25"/>
+        </w:rPr>
+        <w:t>replaces</w:t>
+      </w:r>
+      <w:r>
+        <w:rPr>
+          <w:rFonts w:cstheme="minorHAnsi"/>
+          <w:sz w:val="25"/>
+          <w:szCs w:val="25"/>
+        </w:rPr>
+        <w:t xml:space="preserve"> Petey and his pregnant wife, Lizzie, </w:t>
+      </w:r>
+      <w:r>
+        <w:rPr>
+          <w:rFonts w:cstheme="minorHAnsi"/>
+          <w:sz w:val="25"/>
+          <w:szCs w:val="25"/>
+        </w:rPr>
+        <w:t>with migrant workers</w:t>
       </w:r>
       <w:r>
         <w:rPr>
@@ -4035,79 +3868,15 @@
           <w:sz w:val="25"/>
           <w:szCs w:val="25"/>
         </w:rPr>
-        <w:t>their</w:t>
-      </w:r>
-      <w:r>
-        <w:rPr>
-          <w:rFonts w:cstheme="minorHAnsi"/>
-          <w:sz w:val="25"/>
-          <w:szCs w:val="25"/>
-        </w:rPr>
-        <w:t xml:space="preserve"> shipyard</w:t>
-      </w:r>
-      <w:r>
-        <w:rPr>
-          <w:rFonts w:cstheme="minorHAnsi"/>
-          <w:sz w:val="25"/>
-          <w:szCs w:val="25"/>
-        </w:rPr>
-        <w:t xml:space="preserve"> job fires</w:t>
-      </w:r>
-      <w:r>
-        <w:rPr>
-          <w:rFonts w:cstheme="minorHAnsi"/>
-          <w:sz w:val="25"/>
-          <w:szCs w:val="25"/>
-        </w:rPr>
-        <w:t xml:space="preserve"> and replaces</w:t>
-      </w:r>
-      <w:r>
-        <w:rPr>
-          <w:rFonts w:cstheme="minorHAnsi"/>
-          <w:sz w:val="25"/>
-          <w:szCs w:val="25"/>
-        </w:rPr>
-        <w:t xml:space="preserve"> Petey and Liz with</w:t>
-      </w:r>
-      <w:r>
-        <w:rPr>
-          <w:rFonts w:cstheme="minorHAnsi"/>
-          <w:sz w:val="25"/>
-          <w:szCs w:val="25"/>
-        </w:rPr>
-        <w:t xml:space="preserve"> migrants</w:t>
-      </w:r>
-      <w:r>
-        <w:rPr>
-          <w:rFonts w:cstheme="minorHAnsi"/>
-          <w:sz w:val="25"/>
-          <w:szCs w:val="25"/>
-        </w:rPr>
-        <w:t xml:space="preserve">. </w:t>
-      </w:r>
-      <w:r>
-        <w:rPr>
-          <w:rFonts w:cstheme="minorHAnsi"/>
-          <w:sz w:val="25"/>
-          <w:szCs w:val="25"/>
-        </w:rPr>
-        <w:t>H</w:t>
-      </w:r>
-      <w:r>
-        <w:rPr>
-          <w:rFonts w:cstheme="minorHAnsi"/>
-          <w:sz w:val="25"/>
-          <w:szCs w:val="25"/>
-        </w:rPr>
-        <w:t>e</w:t>
-      </w:r>
-      <w:r>
-        <w:rPr>
-          <w:rFonts w:cstheme="minorHAnsi"/>
-          <w:sz w:val="25"/>
-          <w:szCs w:val="25"/>
-        </w:rPr>
-        <w:t xml:space="preserve"> then</w:t>
+        <w:t>sparking displaced blue-collar tensions, and a family fallout with his sister Shelby</w:t>
+      </w:r>
+      <w:r>
+        <w:rPr>
+          <w:rFonts w:cstheme="minorHAnsi"/>
+          <w:sz w:val="25"/>
+          <w:szCs w:val="25"/>
+        </w:rPr>
+        <w:t>,</w:t>
       </w:r>
       <w:r>
         <w:rPr>
@@ -4123,207 +3892,31 @@
           <w:sz w:val="25"/>
           <w:szCs w:val="25"/>
         </w:rPr>
-        <w:t>hurts</w:t>
-      </w:r>
-      <w:r>
-        <w:rPr>
-          <w:rFonts w:cstheme="minorHAnsi"/>
-          <w:sz w:val="25"/>
-          <w:szCs w:val="25"/>
-        </w:rPr>
-        <w:t xml:space="preserve"> his </w:t>
-      </w:r>
-      <w:r>
-        <w:rPr>
-          <w:rFonts w:cstheme="minorHAnsi"/>
-          <w:sz w:val="25"/>
-          <w:szCs w:val="25"/>
-        </w:rPr>
-        <w:t>little</w:t>
-      </w:r>
-      <w:r>
-        <w:rPr>
-          <w:rFonts w:cstheme="minorHAnsi"/>
-          <w:sz w:val="25"/>
-          <w:szCs w:val="25"/>
-        </w:rPr>
-        <w:t xml:space="preserve"> sister</w:t>
-      </w:r>
-      <w:r>
-        <w:rPr>
-          <w:rFonts w:cstheme="minorHAnsi"/>
-          <w:sz w:val="25"/>
-          <w:szCs w:val="25"/>
-        </w:rPr>
-        <w:t xml:space="preserve"> Shelby </w:t>
-      </w:r>
-      <w:r>
-        <w:rPr>
-          <w:rFonts w:cstheme="minorHAnsi"/>
-          <w:sz w:val="25"/>
-          <w:szCs w:val="25"/>
-        </w:rPr>
-        <w:t>due to her Arab husband</w:t>
-      </w:r>
-      <w:r>
-        <w:rPr>
-          <w:rFonts w:cstheme="minorHAnsi"/>
-          <w:sz w:val="25"/>
-          <w:szCs w:val="25"/>
-        </w:rPr>
-        <w:t xml:space="preserve">. </w:t>
-      </w:r>
-      <w:r>
-        <w:rPr>
-          <w:rFonts w:cstheme="minorHAnsi"/>
-          <w:sz w:val="25"/>
-          <w:szCs w:val="25"/>
-        </w:rPr>
-        <w:t>In</w:t>
-      </w:r>
-      <w:r>
-        <w:rPr>
-          <w:rFonts w:cstheme="minorHAnsi"/>
-          <w:sz w:val="25"/>
-          <w:szCs w:val="25"/>
-        </w:rPr>
-        <w:t xml:space="preserve"> a storm, he drives off the Mackinac Bridge to save their </w:t>
-      </w:r>
-      <w:r>
-        <w:rPr>
-          <w:rFonts w:cstheme="minorHAnsi"/>
-          <w:sz w:val="25"/>
-          <w:szCs w:val="25"/>
-        </w:rPr>
-        <w:t>house</w:t>
-      </w:r>
-      <w:r>
-        <w:rPr>
-          <w:rFonts w:cstheme="minorHAnsi"/>
-          <w:sz w:val="25"/>
-          <w:szCs w:val="25"/>
-        </w:rPr>
-        <w:t xml:space="preserve"> on his life insurance. </w:t>
-      </w:r>
-      <w:r>
-        <w:rPr>
-          <w:rFonts w:cstheme="minorHAnsi"/>
-          <w:sz w:val="25"/>
-          <w:szCs w:val="25"/>
-        </w:rPr>
-        <w:t>A</w:t>
-      </w:r>
-      <w:r>
-        <w:rPr>
-          <w:rFonts w:cstheme="minorHAnsi"/>
-          <w:sz w:val="25"/>
-          <w:szCs w:val="25"/>
-        </w:rPr>
-        <w:t xml:space="preserve"> </w:t>
-      </w:r>
-      <w:r>
-        <w:rPr>
-          <w:rFonts w:cstheme="minorHAnsi"/>
-          <w:sz w:val="25"/>
-          <w:szCs w:val="25"/>
-        </w:rPr>
-        <w:t>detective</w:t>
-      </w:r>
-      <w:r>
-        <w:rPr>
-          <w:rFonts w:cstheme="minorHAnsi"/>
-          <w:sz w:val="25"/>
-          <w:szCs w:val="25"/>
-        </w:rPr>
-        <w:t xml:space="preserve"> </w:t>
-      </w:r>
-      <w:r>
-        <w:rPr>
-          <w:rFonts w:cstheme="minorHAnsi"/>
-          <w:sz w:val="25"/>
-          <w:szCs w:val="25"/>
-        </w:rPr>
-        <w:t xml:space="preserve">finds </w:t>
-      </w:r>
-      <w:r>
-        <w:rPr>
-          <w:rFonts w:cstheme="minorHAnsi"/>
-          <w:sz w:val="25"/>
-          <w:szCs w:val="25"/>
-        </w:rPr>
-        <w:t>his</w:t>
-      </w:r>
-      <w:r>
-        <w:rPr>
-          <w:rFonts w:cstheme="minorHAnsi"/>
-          <w:sz w:val="25"/>
-          <w:szCs w:val="25"/>
-        </w:rPr>
-        <w:t xml:space="preserve"> Petoskey. </w:t>
-      </w:r>
-      <w:r>
-        <w:rPr>
-          <w:rFonts w:cstheme="minorHAnsi"/>
-          <w:sz w:val="25"/>
-          <w:szCs w:val="25"/>
-        </w:rPr>
-        <w:t>Ever since</w:t>
-      </w:r>
-      <w:r>
-        <w:rPr>
-          <w:rFonts w:cstheme="minorHAnsi"/>
-          <w:sz w:val="25"/>
-          <w:szCs w:val="25"/>
-        </w:rPr>
-        <w:t>, Liz refuses to cross</w:t>
-      </w:r>
-      <w:r>
-        <w:rPr>
-          <w:rFonts w:cstheme="minorHAnsi"/>
-          <w:sz w:val="25"/>
-          <w:szCs w:val="25"/>
-        </w:rPr>
-        <w:t xml:space="preserve"> bridg</w:t>
-      </w:r>
-      <w:r>
-        <w:rPr>
-          <w:rFonts w:cstheme="minorHAnsi"/>
-          <w:sz w:val="25"/>
-          <w:szCs w:val="25"/>
-        </w:rPr>
-        <w:t>es</w:t>
-      </w:r>
-      <w:r>
-        <w:rPr>
-          <w:rFonts w:cstheme="minorHAnsi"/>
-          <w:sz w:val="25"/>
-          <w:szCs w:val="25"/>
-        </w:rPr>
-        <w:t xml:space="preserve">, missing </w:t>
-      </w:r>
-      <w:r>
-        <w:rPr>
-          <w:rFonts w:cstheme="minorHAnsi"/>
-          <w:sz w:val="25"/>
-          <w:szCs w:val="25"/>
-        </w:rPr>
-        <w:t>all</w:t>
-      </w:r>
-      <w:r>
-        <w:rPr>
-          <w:rFonts w:cstheme="minorHAnsi"/>
-          <w:sz w:val="25"/>
-          <w:szCs w:val="25"/>
-        </w:rPr>
-        <w:t xml:space="preserve"> </w:t>
-      </w:r>
-      <w:r>
-        <w:rPr>
-          <w:rFonts w:cstheme="minorHAnsi"/>
-          <w:sz w:val="25"/>
-          <w:szCs w:val="25"/>
-        </w:rPr>
-        <w:t>family gatherings</w:t>
+        <w:t xml:space="preserve">a Midwesterner </w:t>
+      </w:r>
+      <w:r>
+        <w:rPr>
+          <w:rFonts w:cstheme="minorHAnsi"/>
+          <w:sz w:val="25"/>
+          <w:szCs w:val="25"/>
+        </w:rPr>
+        <w:t>married to</w:t>
+      </w:r>
+      <w:r>
+        <w:rPr>
+          <w:rFonts w:cstheme="minorHAnsi"/>
+          <w:sz w:val="25"/>
+          <w:szCs w:val="25"/>
+        </w:rPr>
+        <w:t xml:space="preserve"> a Middle Easterner</w:t>
+      </w:r>
+      <w:r>
+        <w:rPr>
+          <w:rFonts w:cstheme="minorHAnsi"/>
+          <w:sz w:val="25"/>
+          <w:szCs w:val="25"/>
+        </w:rPr>
+        <w:t>. Desperate to save his family home through his life insurance payout, Petey drives his car off the Mackinac Bridge during a storm. A detective recovers only his Petoskey stone. Devastated, Liz refuses to ever cross the Mackinac Bridge again, cutting herself off from family gatherings</w:t>
       </w:r>
       <w:r>
         <w:rPr>
@@ -4359,7 +3952,15 @@
           <w:sz w:val="25"/>
           <w:szCs w:val="25"/>
         </w:rPr>
-        <w:t>”).</w:t>
+        <w:t>”)</w:t>
+      </w:r>
+      <w:r>
+        <w:rPr>
+          <w:rFonts w:cstheme="minorHAnsi"/>
+          <w:sz w:val="25"/>
+          <w:szCs w:val="25"/>
+        </w:rPr>
+        <w:t>.</w:t>
       </w:r>
     </w:p>
     <w:p>
@@ -4380,39 +3981,7 @@
           <w:sz w:val="25"/>
           <w:szCs w:val="25"/>
         </w:rPr>
-        <w:t xml:space="preserve">For </w:t>
-      </w:r>
-      <w:r>
-        <w:rPr>
-          <w:rFonts w:cstheme="minorHAnsi"/>
-          <w:sz w:val="25"/>
-          <w:szCs w:val="25"/>
-        </w:rPr>
-        <w:t>family reunions</w:t>
-      </w:r>
-      <w:r>
-        <w:rPr>
-          <w:rFonts w:cstheme="minorHAnsi"/>
-          <w:sz w:val="25"/>
-          <w:szCs w:val="25"/>
-        </w:rPr>
-        <w:t xml:space="preserve">, </w:t>
-      </w:r>
-      <w:r>
-        <w:rPr>
-          <w:rFonts w:cstheme="minorHAnsi"/>
-          <w:sz w:val="25"/>
-          <w:szCs w:val="25"/>
-        </w:rPr>
-        <w:t>the aunts</w:t>
-      </w:r>
-      <w:r>
-        <w:rPr>
-          <w:rFonts w:cstheme="minorHAnsi"/>
-          <w:sz w:val="25"/>
-          <w:szCs w:val="25"/>
-        </w:rPr>
-        <w:t xml:space="preserve"> take turns driving </w:t>
+        <w:t xml:space="preserve">Eleven years later, the family remains polarized by the peninsulas. The aunts take turns driving </w:t>
       </w:r>
       <w:r>
         <w:rPr>
@@ -4428,79 +3997,7 @@
           <w:sz w:val="25"/>
           <w:szCs w:val="25"/>
         </w:rPr>
-        <w:t xml:space="preserve"> to Elk Rapids then Milly drives him home</w:t>
-      </w:r>
-      <w:r>
-        <w:rPr>
-          <w:rFonts w:cstheme="minorHAnsi"/>
-          <w:sz w:val="25"/>
-          <w:szCs w:val="25"/>
-        </w:rPr>
-        <w:t xml:space="preserve">. </w:t>
-      </w:r>
-      <w:r>
-        <w:rPr>
-          <w:rFonts w:cstheme="minorHAnsi"/>
-          <w:sz w:val="25"/>
-          <w:szCs w:val="25"/>
-        </w:rPr>
-        <w:t xml:space="preserve">Jasper becomes </w:t>
-      </w:r>
-      <w:r>
-        <w:rPr>
-          <w:rFonts w:cstheme="minorHAnsi"/>
-          <w:sz w:val="25"/>
-          <w:szCs w:val="25"/>
-        </w:rPr>
-        <w:t>his</w:t>
-      </w:r>
-      <w:r>
-        <w:rPr>
-          <w:rFonts w:cstheme="minorHAnsi"/>
-          <w:sz w:val="25"/>
-          <w:szCs w:val="25"/>
-        </w:rPr>
-        <w:t xml:space="preserve"> godfather. </w:t>
-      </w:r>
-      <w:r>
-        <w:rPr>
-          <w:rFonts w:cstheme="minorHAnsi"/>
-          <w:sz w:val="25"/>
-          <w:szCs w:val="25"/>
-        </w:rPr>
-        <w:t>For ev</w:t>
-      </w:r>
-      <w:r>
-        <w:rPr>
-          <w:rFonts w:cstheme="minorHAnsi"/>
-          <w:sz w:val="25"/>
-          <w:szCs w:val="25"/>
-        </w:rPr>
-        <w:t>ery Mackinac Bridge</w:t>
-      </w:r>
-      <w:r>
-        <w:rPr>
-          <w:rFonts w:cstheme="minorHAnsi"/>
-          <w:sz w:val="25"/>
-          <w:szCs w:val="25"/>
-        </w:rPr>
-        <w:t xml:space="preserve"> crossing, </w:t>
-      </w:r>
-      <w:r>
-        <w:rPr>
-          <w:rFonts w:cstheme="minorHAnsi"/>
-          <w:sz w:val="25"/>
-          <w:szCs w:val="25"/>
-        </w:rPr>
-        <w:t>he</w:t>
-      </w:r>
-      <w:r>
-        <w:rPr>
-          <w:rFonts w:cstheme="minorHAnsi"/>
-          <w:sz w:val="25"/>
-          <w:szCs w:val="25"/>
-        </w:rPr>
-        <w:t xml:space="preserve"> can hear his dad</w:t>
+        <w:t xml:space="preserve"> (Liz’s and Petey’s son)</w:t>
       </w:r>
       <w:r>
         <w:rPr>
@@ -4516,23 +4013,63 @@
           <w:sz w:val="25"/>
           <w:szCs w:val="25"/>
         </w:rPr>
-        <w:t>sing</w:t>
-      </w:r>
-      <w:r>
-        <w:rPr>
-          <w:rFonts w:cstheme="minorHAnsi"/>
-          <w:sz w:val="25"/>
-          <w:szCs w:val="25"/>
-        </w:rPr>
-        <w:t xml:space="preserve">. </w:t>
-      </w:r>
-      <w:r>
-        <w:rPr>
-          <w:rFonts w:cstheme="minorHAnsi"/>
-          <w:sz w:val="25"/>
-          <w:szCs w:val="25"/>
-        </w:rPr>
-        <w:t>And then there’s</w:t>
+        <w:t xml:space="preserve">down to Elk Rapids for the </w:t>
+      </w:r>
+      <w:r>
+        <w:rPr>
+          <w:rFonts w:cstheme="minorHAnsi"/>
+          <w:sz w:val="25"/>
+          <w:szCs w:val="25"/>
+        </w:rPr>
+        <w:t>Harbor Days</w:t>
+      </w:r>
+      <w:r>
+        <w:rPr>
+          <w:rFonts w:cstheme="minorHAnsi"/>
+          <w:sz w:val="25"/>
+          <w:szCs w:val="25"/>
+        </w:rPr>
+        <w:t xml:space="preserve">, and Jasper </w:t>
+      </w:r>
+      <w:r>
+        <w:rPr>
+          <w:rFonts w:cstheme="minorHAnsi"/>
+          <w:sz w:val="25"/>
+          <w:szCs w:val="25"/>
+        </w:rPr>
+        <w:t>becomes</w:t>
+      </w:r>
+      <w:r>
+        <w:rPr>
+          <w:rFonts w:cstheme="minorHAnsi"/>
+          <w:sz w:val="25"/>
+          <w:szCs w:val="25"/>
+        </w:rPr>
+        <w:t xml:space="preserve"> his godfather. During these reunions, </w:t>
+      </w:r>
+      <w:r>
+        <w:rPr>
+          <w:rFonts w:cstheme="minorHAnsi"/>
+          <w:sz w:val="25"/>
+          <w:szCs w:val="25"/>
+        </w:rPr>
+        <w:t>the farm boy</w:t>
+      </w:r>
+      <w:r>
+        <w:rPr>
+          <w:rFonts w:cstheme="minorHAnsi"/>
+          <w:sz w:val="25"/>
+          <w:szCs w:val="25"/>
+        </w:rPr>
+        <w:t xml:space="preserve"> constantly clashes with</w:t>
+      </w:r>
+      <w:r>
+        <w:rPr>
+          <w:rFonts w:cstheme="minorHAnsi"/>
+          <w:sz w:val="25"/>
+          <w:szCs w:val="25"/>
+        </w:rPr>
+        <w:t xml:space="preserve"> Lulu,</w:t>
       </w:r>
       <w:r>
         <w:rPr>
@@ -4548,87 +4085,39 @@
           <w:sz w:val="25"/>
           <w:szCs w:val="25"/>
         </w:rPr>
-        <w:t>bright</w:t>
-      </w:r>
-      <w:r>
-        <w:rPr>
-          <w:rFonts w:cstheme="minorHAnsi"/>
-          <w:sz w:val="25"/>
-          <w:szCs w:val="25"/>
-        </w:rPr>
-        <w:t xml:space="preserve"> cousin</w:t>
-      </w:r>
-      <w:r>
-        <w:rPr>
-          <w:rFonts w:cstheme="minorHAnsi"/>
-          <w:sz w:val="25"/>
-          <w:szCs w:val="25"/>
-        </w:rPr>
-        <w:t xml:space="preserve"> from Dearborn,</w:t>
-      </w:r>
-      <w:r>
-        <w:rPr>
-          <w:rFonts w:cstheme="minorHAnsi"/>
-          <w:sz w:val="25"/>
-          <w:szCs w:val="25"/>
-        </w:rPr>
-        <w:t xml:space="preserve"> Lulu Abughosh. She </w:t>
-      </w:r>
-      <w:r>
-        <w:rPr>
-          <w:rFonts w:cstheme="minorHAnsi"/>
-          <w:sz w:val="25"/>
-          <w:szCs w:val="25"/>
-        </w:rPr>
-        <w:t>always compet</w:t>
-      </w:r>
-      <w:r>
-        <w:rPr>
-          <w:rFonts w:cstheme="minorHAnsi"/>
-          <w:sz w:val="25"/>
-          <w:szCs w:val="25"/>
-        </w:rPr>
-        <w:t>es</w:t>
-      </w:r>
-      <w:r>
-        <w:rPr>
-          <w:rFonts w:cstheme="minorHAnsi"/>
-          <w:sz w:val="25"/>
-          <w:szCs w:val="25"/>
-        </w:rPr>
-        <w:t xml:space="preserve"> </w:t>
-      </w:r>
-      <w:r>
-        <w:rPr>
-          <w:rFonts w:cstheme="minorHAnsi"/>
-          <w:sz w:val="25"/>
-          <w:szCs w:val="25"/>
-        </w:rPr>
-        <w:t xml:space="preserve">to find the </w:t>
-      </w:r>
-      <w:r>
-        <w:rPr>
-          <w:rFonts w:cstheme="minorHAnsi"/>
-          <w:sz w:val="25"/>
-          <w:szCs w:val="25"/>
-        </w:rPr>
-        <w:t>rarest</w:t>
-      </w:r>
-      <w:r>
-        <w:rPr>
-          <w:rFonts w:cstheme="minorHAnsi"/>
-          <w:sz w:val="25"/>
-          <w:szCs w:val="25"/>
-        </w:rPr>
-        <w:t xml:space="preserve"> stones</w:t>
-      </w:r>
-      <w:r>
-        <w:rPr>
-          <w:rFonts w:cstheme="minorHAnsi"/>
-          <w:sz w:val="25"/>
-          <w:szCs w:val="25"/>
-        </w:rPr>
-        <w:t xml:space="preserve"> on their swims </w:t>
+        <w:t>musical</w:t>
+      </w:r>
+      <w:r>
+        <w:rPr>
+          <w:rFonts w:cstheme="minorHAnsi"/>
+          <w:sz w:val="25"/>
+          <w:szCs w:val="25"/>
+        </w:rPr>
+        <w:t>ly gifted</w:t>
+      </w:r>
+      <w:r>
+        <w:rPr>
+          <w:rFonts w:cstheme="minorHAnsi"/>
+          <w:sz w:val="25"/>
+          <w:szCs w:val="25"/>
+        </w:rPr>
+        <w:t xml:space="preserve"> and</w:t>
+      </w:r>
+      <w:r>
+        <w:rPr>
+          <w:rFonts w:cstheme="minorHAnsi"/>
+          <w:sz w:val="25"/>
+          <w:szCs w:val="25"/>
+        </w:rPr>
+        <w:t xml:space="preserve"> competitive </w:t>
+      </w:r>
+      <w:r>
+        <w:rPr>
+          <w:rFonts w:cstheme="minorHAnsi"/>
+          <w:sz w:val="25"/>
+          <w:szCs w:val="25"/>
+        </w:rPr>
+        <w:t xml:space="preserve">cousin from Dearborn </w:t>
       </w:r>
       <w:r>
         <w:rPr>
@@ -4647,27 +4136,7 @@
             <w:szCs w:val="25"/>
             <w:u w:val="none"/>
           </w:rPr>
-          <w:t>Yooper</w:t>
-        </w:r>
-        <w:r>
-          <w:rPr>
-            <w:rStyle w:val="Hyperlink"/>
-            <w:rFonts w:cstheme="minorHAnsi"/>
-            <w:sz w:val="25"/>
-            <w:szCs w:val="25"/>
-            <w:u w:val="none"/>
-          </w:rPr>
-          <w:t>s</w:t>
-        </w:r>
-        <w:r>
-          <w:rPr>
-            <w:rStyle w:val="Hyperlink"/>
-            <w:rFonts w:cstheme="minorHAnsi"/>
-            <w:sz w:val="25"/>
-            <w:szCs w:val="25"/>
-            <w:u w:val="none"/>
-          </w:rPr>
-          <w:t xml:space="preserve"> and Trolls</w:t>
+          <w:t>Yoopers and Trolls</w:t>
         </w:r>
       </w:hyperlink>
       <w:r>
@@ -4684,7 +4153,7 @@
           <w:sz w:val="25"/>
           <w:szCs w:val="25"/>
         </w:rPr>
-        <w:t xml:space="preserve">. </w:t>
+        <w:t>.</w:t>
       </w:r>
     </w:p>
     <w:p>
@@ -4705,79 +4174,23 @@
           <w:sz w:val="25"/>
           <w:szCs w:val="25"/>
         </w:rPr>
-        <w:t>I</w:t>
-      </w:r>
-      <w:r>
-        <w:rPr>
-          <w:rFonts w:cstheme="minorHAnsi"/>
-          <w:sz w:val="25"/>
-          <w:szCs w:val="25"/>
-        </w:rPr>
-        <w:t xml:space="preserve">n 2020, Milly </w:t>
-      </w:r>
-      <w:r>
-        <w:rPr>
-          <w:rFonts w:cstheme="minorHAnsi"/>
-          <w:sz w:val="25"/>
-          <w:szCs w:val="25"/>
-        </w:rPr>
-        <w:t>passes</w:t>
-      </w:r>
-      <w:r>
-        <w:rPr>
-          <w:rFonts w:cstheme="minorHAnsi"/>
-          <w:sz w:val="25"/>
-          <w:szCs w:val="25"/>
-        </w:rPr>
-        <w:t xml:space="preserve"> away</w:t>
-      </w:r>
-      <w:r>
-        <w:rPr>
-          <w:rFonts w:cstheme="minorHAnsi"/>
-          <w:sz w:val="25"/>
-          <w:szCs w:val="25"/>
-        </w:rPr>
-        <w:t>, cancelling the</w:t>
-      </w:r>
-      <w:r>
-        <w:rPr>
-          <w:rFonts w:cstheme="minorHAnsi"/>
-          <w:sz w:val="25"/>
-          <w:szCs w:val="25"/>
-        </w:rPr>
-        <w:t xml:space="preserve"> </w:t>
-      </w:r>
-      <w:r>
-        <w:rPr>
-          <w:rFonts w:cstheme="minorHAnsi"/>
-          <w:sz w:val="25"/>
-          <w:szCs w:val="25"/>
-        </w:rPr>
-        <w:t xml:space="preserve">2020 and 2021 </w:t>
-      </w:r>
-      <w:r>
-        <w:rPr>
-          <w:rFonts w:cstheme="minorHAnsi"/>
-          <w:sz w:val="25"/>
-          <w:szCs w:val="25"/>
-        </w:rPr>
-        <w:t xml:space="preserve">family </w:t>
-      </w:r>
-      <w:r>
-        <w:rPr>
-          <w:rFonts w:cstheme="minorHAnsi"/>
-          <w:sz w:val="25"/>
-          <w:szCs w:val="25"/>
-        </w:rPr>
-        <w:t xml:space="preserve">reunions. </w:t>
-      </w:r>
-      <w:r>
-        <w:rPr>
-          <w:rFonts w:cstheme="minorHAnsi"/>
-          <w:sz w:val="25"/>
-          <w:szCs w:val="25"/>
-        </w:rPr>
-        <w:t>Soon</w:t>
+        <w:t xml:space="preserve">Tragedy </w:t>
+      </w:r>
+      <w:r>
+        <w:rPr>
+          <w:rFonts w:cstheme="minorHAnsi"/>
+          <w:sz w:val="25"/>
+          <w:szCs w:val="25"/>
+        </w:rPr>
+        <w:t>strikes again i</w:t>
+      </w:r>
+      <w:r>
+        <w:rPr>
+          <w:rFonts w:cstheme="minorHAnsi"/>
+          <w:sz w:val="25"/>
+          <w:szCs w:val="25"/>
+        </w:rPr>
+        <w:t>n 2020 when Granny Milly passes away, forcing the cancellation of the family reunions for two years. Seizing on the family's vulnerability in 2022, Amanda Wayland</w:t>
       </w:r>
       <w:r>
         <w:rPr>
@@ -4793,183 +4206,87 @@
           <w:sz w:val="25"/>
           <w:szCs w:val="25"/>
         </w:rPr>
-        <w:t xml:space="preserve">data center </w:t>
-      </w:r>
-      <w:r>
-        <w:rPr>
-          <w:rFonts w:cstheme="minorHAnsi"/>
-          <w:sz w:val="25"/>
-          <w:szCs w:val="25"/>
-        </w:rPr>
-        <w:t>agent</w:t>
-      </w:r>
-      <w:r>
-        <w:rPr>
-          <w:rFonts w:cstheme="minorHAnsi"/>
-          <w:sz w:val="25"/>
-          <w:szCs w:val="25"/>
-        </w:rPr>
-        <w:t xml:space="preserve"> </w:t>
-      </w:r>
-      <w:r>
-        <w:rPr>
-          <w:rFonts w:cstheme="minorHAnsi"/>
-          <w:sz w:val="25"/>
-          <w:szCs w:val="25"/>
-        </w:rPr>
-        <w:t>Am</w:t>
-      </w:r>
-      <w:r>
-        <w:rPr>
-          <w:rFonts w:cstheme="minorHAnsi"/>
-          <w:sz w:val="25"/>
-          <w:szCs w:val="25"/>
-        </w:rPr>
-        <w:t>anda</w:t>
-      </w:r>
-      <w:r>
-        <w:rPr>
-          <w:rFonts w:cstheme="minorHAnsi"/>
-          <w:sz w:val="25"/>
-          <w:szCs w:val="25"/>
-        </w:rPr>
-        <w:t xml:space="preserve"> Wayland</w:t>
-      </w:r>
-      <w:r>
-        <w:rPr>
-          <w:rFonts w:cstheme="minorHAnsi"/>
-          <w:sz w:val="25"/>
-          <w:szCs w:val="25"/>
-        </w:rPr>
-        <w:t xml:space="preserve"> </w:t>
-      </w:r>
-      <w:r>
-        <w:rPr>
-          <w:rFonts w:cstheme="minorHAnsi"/>
-          <w:sz w:val="25"/>
-          <w:szCs w:val="25"/>
-        </w:rPr>
-        <w:t>tricks</w:t>
-      </w:r>
-      <w:r>
-        <w:rPr>
-          <w:rFonts w:cstheme="minorHAnsi"/>
-          <w:sz w:val="25"/>
-          <w:szCs w:val="25"/>
-        </w:rPr>
-        <w:t xml:space="preserve"> a grieving</w:t>
-      </w:r>
-      <w:r>
-        <w:rPr>
-          <w:rFonts w:cstheme="minorHAnsi"/>
-          <w:sz w:val="25"/>
-          <w:szCs w:val="25"/>
-        </w:rPr>
-        <w:t xml:space="preserve"> Willy </w:t>
-      </w:r>
-      <w:r>
-        <w:rPr>
-          <w:rFonts w:cstheme="minorHAnsi"/>
-          <w:sz w:val="25"/>
-          <w:szCs w:val="25"/>
-        </w:rPr>
-        <w:t>into signing away the deed</w:t>
-      </w:r>
-      <w:r>
-        <w:rPr>
-          <w:rFonts w:cstheme="minorHAnsi"/>
-          <w:sz w:val="25"/>
-          <w:szCs w:val="25"/>
-        </w:rPr>
-        <w:t xml:space="preserve"> to </w:t>
-      </w:r>
-      <w:r>
-        <w:rPr>
-          <w:rFonts w:cstheme="minorHAnsi"/>
-          <w:sz w:val="25"/>
-          <w:szCs w:val="25"/>
-        </w:rPr>
-        <w:t>his</w:t>
-      </w:r>
-      <w:r>
-        <w:rPr>
-          <w:rFonts w:cstheme="minorHAnsi"/>
-          <w:sz w:val="25"/>
-          <w:szCs w:val="25"/>
-        </w:rPr>
-        <w:t xml:space="preserve"> house</w:t>
-      </w:r>
-      <w:r>
-        <w:rPr>
-          <w:rFonts w:cstheme="minorHAnsi"/>
-          <w:sz w:val="25"/>
-          <w:szCs w:val="25"/>
-        </w:rPr>
-        <w:t xml:space="preserve"> </w:t>
-      </w:r>
-      <w:r>
-        <w:rPr>
-          <w:rFonts w:cstheme="minorHAnsi"/>
-          <w:sz w:val="25"/>
-          <w:szCs w:val="25"/>
-        </w:rPr>
-        <w:t xml:space="preserve">by </w:t>
-      </w:r>
-      <w:r>
-        <w:rPr>
-          <w:rFonts w:cstheme="minorHAnsi"/>
-          <w:sz w:val="25"/>
-          <w:szCs w:val="25"/>
-        </w:rPr>
-        <w:t xml:space="preserve">using </w:t>
-      </w:r>
-      <w:r>
-        <w:rPr>
-          <w:rFonts w:cstheme="minorHAnsi"/>
-          <w:sz w:val="25"/>
-          <w:szCs w:val="25"/>
-        </w:rPr>
-        <w:t>A</w:t>
-      </w:r>
-      <w:r>
-        <w:rPr>
-          <w:rFonts w:cstheme="minorHAnsi"/>
-          <w:sz w:val="25"/>
-          <w:szCs w:val="25"/>
-        </w:rPr>
-        <w:t>fterlife.</w:t>
-      </w:r>
-      <w:r>
-        <w:rPr>
-          <w:rFonts w:cstheme="minorHAnsi"/>
-          <w:sz w:val="25"/>
-          <w:szCs w:val="25"/>
-        </w:rPr>
-        <w:t>AI</w:t>
-      </w:r>
-      <w:r>
-        <w:rPr>
-          <w:rFonts w:cstheme="minorHAnsi"/>
-          <w:sz w:val="25"/>
-          <w:szCs w:val="25"/>
-        </w:rPr>
-        <w:t xml:space="preserve"> to bring</w:t>
-      </w:r>
-      <w:r>
-        <w:rPr>
-          <w:rFonts w:cstheme="minorHAnsi"/>
-          <w:sz w:val="25"/>
-          <w:szCs w:val="25"/>
-        </w:rPr>
-        <w:t xml:space="preserve"> Milly and Petey back to life</w:t>
-      </w:r>
-      <w:r>
-        <w:rPr>
-          <w:rFonts w:cstheme="minorHAnsi"/>
-          <w:sz w:val="25"/>
-          <w:szCs w:val="25"/>
-        </w:rPr>
-        <w:t xml:space="preserve"> </w:t>
+        <w:t xml:space="preserve">a tech </w:t>
+      </w:r>
+      <w:r>
+        <w:rPr>
+          <w:rFonts w:cstheme="minorHAnsi"/>
+          <w:sz w:val="25"/>
+          <w:szCs w:val="25"/>
+        </w:rPr>
+        <w:t>giant</w:t>
+      </w:r>
+      <w:r>
+        <w:rPr>
+          <w:rFonts w:cstheme="minorHAnsi"/>
+          <w:sz w:val="25"/>
+          <w:szCs w:val="25"/>
+        </w:rPr>
+        <w:t xml:space="preserve"> driven by her own brother's </w:t>
+      </w:r>
+      <w:r>
+        <w:rPr>
+          <w:rFonts w:cstheme="minorHAnsi"/>
+          <w:sz w:val="25"/>
+          <w:szCs w:val="25"/>
+        </w:rPr>
+        <w:t>suicide</w:t>
+      </w:r>
+      <w:r>
+        <w:rPr>
+          <w:rFonts w:cstheme="minorHAnsi"/>
+          <w:sz w:val="25"/>
+          <w:szCs w:val="25"/>
+        </w:rPr>
+        <w:t xml:space="preserve"> in the Great Lakes</w:t>
+      </w:r>
+      <w:r>
+        <w:rPr>
+          <w:rFonts w:cstheme="minorHAnsi"/>
+          <w:sz w:val="25"/>
+          <w:szCs w:val="25"/>
+        </w:rPr>
+        <w:t xml:space="preserve">, </w:t>
+      </w:r>
+      <w:r>
+        <w:rPr>
+          <w:rFonts w:cstheme="minorHAnsi"/>
+          <w:sz w:val="25"/>
+          <w:szCs w:val="25"/>
+        </w:rPr>
+        <w:t xml:space="preserve">uses </w:t>
+      </w:r>
+      <w:r>
+        <w:rPr>
+          <w:rFonts w:cstheme="minorHAnsi"/>
+          <w:sz w:val="25"/>
+          <w:szCs w:val="25"/>
+        </w:rPr>
+        <w:t xml:space="preserve">her </w:t>
+      </w:r>
+      <w:r>
+        <w:rPr>
+          <w:rFonts w:cstheme="minorHAnsi"/>
+          <w:sz w:val="25"/>
+          <w:szCs w:val="25"/>
+        </w:rPr>
+        <w:t xml:space="preserve">software called Afterlife.AI. She tricks a grieving Willy into signing away the </w:t>
+      </w:r>
+      <w:r>
+        <w:rPr>
+          <w:rFonts w:cstheme="minorHAnsi"/>
+          <w:sz w:val="25"/>
+          <w:szCs w:val="25"/>
+        </w:rPr>
+        <w:t xml:space="preserve">Lake House </w:t>
+      </w:r>
+      <w:r>
+        <w:rPr>
+          <w:rFonts w:cstheme="minorHAnsi"/>
+          <w:sz w:val="25"/>
+          <w:szCs w:val="25"/>
+        </w:rPr>
+        <w:t xml:space="preserve">deed in exchange for AI avatars of his dead wife and son </w:t>
       </w:r>
       <w:r>
         <w:rPr>
@@ -5038,127 +4355,31 @@
           <w:sz w:val="25"/>
           <w:szCs w:val="25"/>
         </w:rPr>
-        <w:t>In 2022</w:t>
-      </w:r>
-      <w:r>
-        <w:rPr>
-          <w:rFonts w:cstheme="minorHAnsi"/>
-          <w:sz w:val="25"/>
-          <w:szCs w:val="25"/>
-        </w:rPr>
-        <w:t>, to honor Milly</w:t>
-      </w:r>
-      <w:r>
-        <w:rPr>
-          <w:rFonts w:cstheme="minorHAnsi"/>
-          <w:sz w:val="25"/>
-          <w:szCs w:val="25"/>
-        </w:rPr>
-        <w:t>, 13-year-old Petoskey</w:t>
-      </w:r>
-      <w:r>
-        <w:rPr>
-          <w:rFonts w:cstheme="minorHAnsi"/>
-          <w:sz w:val="25"/>
-          <w:szCs w:val="25"/>
-        </w:rPr>
-        <w:t xml:space="preserve">’s </w:t>
-      </w:r>
-      <w:r>
-        <w:rPr>
-          <w:rFonts w:cstheme="minorHAnsi"/>
-          <w:sz w:val="25"/>
-          <w:szCs w:val="25"/>
-        </w:rPr>
-        <w:t>mom</w:t>
-      </w:r>
-      <w:r>
-        <w:rPr>
-          <w:rFonts w:cstheme="minorHAnsi"/>
-          <w:sz w:val="25"/>
-          <w:szCs w:val="25"/>
-        </w:rPr>
-        <w:t xml:space="preserve"> returns</w:t>
-      </w:r>
-      <w:r>
-        <w:rPr>
-          <w:rFonts w:cstheme="minorHAnsi"/>
-          <w:sz w:val="25"/>
-          <w:szCs w:val="25"/>
-        </w:rPr>
-        <w:t xml:space="preserve"> for the first time since </w:t>
-      </w:r>
-      <w:r>
-        <w:rPr>
-          <w:rFonts w:cstheme="minorHAnsi"/>
-          <w:sz w:val="25"/>
-          <w:szCs w:val="25"/>
-        </w:rPr>
-        <w:t>‘</w:t>
-      </w:r>
-      <w:r>
-        <w:rPr>
-          <w:rFonts w:cstheme="minorHAnsi"/>
-          <w:sz w:val="25"/>
-          <w:szCs w:val="25"/>
-        </w:rPr>
-        <w:t>08</w:t>
-      </w:r>
-      <w:r>
-        <w:rPr>
-          <w:rFonts w:cstheme="minorHAnsi"/>
-          <w:sz w:val="25"/>
-          <w:szCs w:val="25"/>
-        </w:rPr>
-        <w:t xml:space="preserve">. They drive the long way through Wisconsin. Jasper helps </w:t>
-      </w:r>
-      <w:r>
-        <w:rPr>
-          <w:rFonts w:cstheme="minorHAnsi"/>
-          <w:sz w:val="25"/>
-          <w:szCs w:val="25"/>
-        </w:rPr>
-        <w:t>the</w:t>
-      </w:r>
-      <w:r>
-        <w:rPr>
-          <w:rFonts w:cstheme="minorHAnsi"/>
-          <w:sz w:val="25"/>
-          <w:szCs w:val="25"/>
-        </w:rPr>
-        <w:t xml:space="preserve"> kids set up camp</w:t>
-      </w:r>
-      <w:r>
-        <w:rPr>
-          <w:rFonts w:cstheme="minorHAnsi"/>
-          <w:sz w:val="25"/>
-          <w:szCs w:val="25"/>
-        </w:rPr>
-        <w:t>.</w:t>
-      </w:r>
-      <w:r>
-        <w:rPr>
-          <w:rFonts w:cstheme="minorHAnsi"/>
-          <w:sz w:val="25"/>
-          <w:szCs w:val="25"/>
-        </w:rPr>
-        <w:t xml:space="preserve"> He takes their snacks as “dad tax.” The aunties take even more with “mom tax</w:t>
-      </w:r>
-      <w:r>
-        <w:rPr>
-          <w:rFonts w:cstheme="minorHAnsi"/>
-          <w:sz w:val="25"/>
-          <w:szCs w:val="25"/>
-        </w:rPr>
-        <w:t>es</w:t>
-      </w:r>
-      <w:r>
-        <w:rPr>
-          <w:rFonts w:cstheme="minorHAnsi"/>
-          <w:sz w:val="25"/>
-          <w:szCs w:val="25"/>
-        </w:rPr>
-        <w:t>” (“</w:t>
+        <w:t xml:space="preserve">Determined to honor Milly's memory, Liz decides to return to the reunion with 13-year-old Petoskey. To avoid </w:t>
+      </w:r>
+      <w:r>
+        <w:rPr>
+          <w:rFonts w:cstheme="minorHAnsi"/>
+          <w:sz w:val="25"/>
+          <w:szCs w:val="25"/>
+        </w:rPr>
+        <w:t>the bridge</w:t>
+      </w:r>
+      <w:r>
+        <w:rPr>
+          <w:rFonts w:cstheme="minorHAnsi"/>
+          <w:sz w:val="25"/>
+          <w:szCs w:val="25"/>
+        </w:rPr>
+        <w:t xml:space="preserve">, they take a detour through Wisconsin. At the campsite, Jasper and the aunties jokingly extort the kids' snacks </w:t>
+      </w:r>
+      <w:r>
+        <w:rPr>
+          <w:rFonts w:cstheme="minorHAnsi"/>
+          <w:sz w:val="25"/>
+          <w:szCs w:val="25"/>
+        </w:rPr>
+        <w:t>(“</w:t>
       </w:r>
       <w:hyperlink r:id="rId15" w:history="1">
         <w:r>
@@ -5178,188 +4399,63 @@
           <w:sz w:val="25"/>
           <w:szCs w:val="25"/>
         </w:rPr>
-        <w:t>”).</w:t>
-      </w:r>
-    </w:p>
-    <w:p>
-      <w:pPr>
-        <w:tabs>
-          <w:tab w:val="left" w:pos="5013"/>
-        </w:tabs>
-        <w:spacing w:line="240" w:lineRule="auto"/>
-        <w:rPr>
-          <w:rFonts w:cstheme="minorHAnsi"/>
-          <w:sz w:val="25"/>
-          <w:szCs w:val="25"/>
-        </w:rPr>
-      </w:pPr>
-      <w:r>
-        <w:rPr>
-          <w:rFonts w:cstheme="minorHAnsi"/>
-          <w:sz w:val="25"/>
-          <w:szCs w:val="25"/>
-        </w:rPr>
-        <w:t>Though t</w:t>
-      </w:r>
-      <w:r>
-        <w:rPr>
-          <w:rFonts w:cstheme="minorHAnsi"/>
-          <w:sz w:val="25"/>
-          <w:szCs w:val="25"/>
-        </w:rPr>
-        <w:t xml:space="preserve">he family </w:t>
-      </w:r>
-      <w:r>
-        <w:rPr>
-          <w:rFonts w:cstheme="minorHAnsi"/>
-          <w:sz w:val="25"/>
-          <w:szCs w:val="25"/>
-        </w:rPr>
-        <w:t>gather by</w:t>
-      </w:r>
-      <w:r>
-        <w:rPr>
-          <w:rFonts w:cstheme="minorHAnsi"/>
-          <w:sz w:val="25"/>
-          <w:szCs w:val="25"/>
-        </w:rPr>
-        <w:t xml:space="preserve"> the bonfire, </w:t>
-      </w:r>
-      <w:r>
-        <w:rPr>
-          <w:rFonts w:cstheme="minorHAnsi"/>
-          <w:sz w:val="25"/>
-          <w:szCs w:val="25"/>
-        </w:rPr>
-        <w:t xml:space="preserve">13-year-old </w:t>
-      </w:r>
-      <w:r>
-        <w:rPr>
-          <w:rFonts w:cstheme="minorHAnsi"/>
-          <w:sz w:val="25"/>
-          <w:szCs w:val="25"/>
-        </w:rPr>
-        <w:t>Lulu is in her tent finish</w:t>
-      </w:r>
-      <w:r>
-        <w:rPr>
-          <w:rFonts w:cstheme="minorHAnsi"/>
-          <w:sz w:val="25"/>
-          <w:szCs w:val="25"/>
-        </w:rPr>
-        <w:t>ing</w:t>
-      </w:r>
-      <w:r>
-        <w:rPr>
-          <w:rFonts w:cstheme="minorHAnsi"/>
-          <w:sz w:val="25"/>
-          <w:szCs w:val="25"/>
-        </w:rPr>
-        <w:t xml:space="preserve"> a song. </w:t>
-      </w:r>
-      <w:r>
-        <w:rPr>
-          <w:rFonts w:cstheme="minorHAnsi"/>
-          <w:sz w:val="25"/>
-          <w:szCs w:val="25"/>
-        </w:rPr>
-        <w:t xml:space="preserve">She revisits a </w:t>
-      </w:r>
-      <w:r>
-        <w:rPr>
-          <w:rFonts w:cstheme="minorHAnsi"/>
-          <w:sz w:val="25"/>
-          <w:szCs w:val="25"/>
-        </w:rPr>
-        <w:t>time when</w:t>
-      </w:r>
-      <w:r>
-        <w:rPr>
-          <w:rFonts w:cstheme="minorHAnsi"/>
-          <w:sz w:val="25"/>
-          <w:szCs w:val="25"/>
-        </w:rPr>
-        <w:t xml:space="preserve"> she ran away and was saved from a </w:t>
-      </w:r>
-      <w:r>
-        <w:rPr>
-          <w:rFonts w:cstheme="minorHAnsi"/>
-          <w:sz w:val="25"/>
-          <w:szCs w:val="25"/>
-        </w:rPr>
-        <w:t xml:space="preserve">car accident </w:t>
-      </w:r>
-      <w:r>
-        <w:rPr>
-          <w:rFonts w:cstheme="minorHAnsi"/>
-          <w:sz w:val="25"/>
-          <w:szCs w:val="25"/>
-        </w:rPr>
-        <w:t xml:space="preserve">by deer. </w:t>
-      </w:r>
-      <w:r>
-        <w:rPr>
-          <w:rFonts w:cstheme="minorHAnsi"/>
-          <w:sz w:val="25"/>
-          <w:szCs w:val="25"/>
-        </w:rPr>
-        <w:t xml:space="preserve">She </w:t>
-      </w:r>
-      <w:r>
-        <w:rPr>
-          <w:rFonts w:cstheme="minorHAnsi"/>
-          <w:sz w:val="25"/>
-          <w:szCs w:val="25"/>
-        </w:rPr>
-        <w:t>think</w:t>
-      </w:r>
-      <w:r>
-        <w:rPr>
-          <w:rFonts w:cstheme="minorHAnsi"/>
-          <w:sz w:val="25"/>
-          <w:szCs w:val="25"/>
-        </w:rPr>
-        <w:t>s</w:t>
-      </w:r>
-      <w:r>
-        <w:rPr>
-          <w:rFonts w:cstheme="minorHAnsi"/>
-          <w:sz w:val="25"/>
-          <w:szCs w:val="25"/>
-        </w:rPr>
-        <w:t xml:space="preserve"> everyone sees her as a loser</w:t>
-      </w:r>
-      <w:r>
-        <w:rPr>
-          <w:rFonts w:cstheme="minorHAnsi"/>
-          <w:sz w:val="25"/>
-          <w:szCs w:val="25"/>
-        </w:rPr>
-        <w:t xml:space="preserve">. She’d </w:t>
-      </w:r>
-      <w:r>
-        <w:rPr>
-          <w:rFonts w:cstheme="minorHAnsi"/>
-          <w:sz w:val="25"/>
-          <w:szCs w:val="25"/>
-        </w:rPr>
-        <w:t>do any</w:t>
-      </w:r>
-      <w:r>
-        <w:rPr>
-          <w:rFonts w:cstheme="minorHAnsi"/>
-          <w:sz w:val="25"/>
-          <w:szCs w:val="25"/>
-        </w:rPr>
-        <w:t xml:space="preserve">thing </w:t>
-      </w:r>
-      <w:r>
-        <w:rPr>
-          <w:rFonts w:cstheme="minorHAnsi"/>
-          <w:sz w:val="25"/>
-          <w:szCs w:val="25"/>
-        </w:rPr>
-        <w:t>to win their hearts (“</w:t>
+        <w:t>”)</w:t>
+      </w:r>
+      <w:r>
+        <w:rPr>
+          <w:rFonts w:cstheme="minorHAnsi"/>
+          <w:sz w:val="25"/>
+          <w:szCs w:val="25"/>
+        </w:rPr>
+        <w:t>. Meanwhile, Lulu isolates herself in her tent</w:t>
+      </w:r>
+      <w:r>
+        <w:rPr>
+          <w:rFonts w:cstheme="minorHAnsi"/>
+          <w:sz w:val="25"/>
+          <w:szCs w:val="25"/>
+        </w:rPr>
+        <w:t xml:space="preserve">. </w:t>
+      </w:r>
+      <w:r>
+        <w:rPr>
+          <w:rFonts w:cstheme="minorHAnsi"/>
+          <w:sz w:val="25"/>
+          <w:szCs w:val="25"/>
+        </w:rPr>
+        <w:t xml:space="preserve">A </w:t>
+      </w:r>
+      <w:r>
+        <w:rPr>
+          <w:rFonts w:cstheme="minorHAnsi"/>
+          <w:sz w:val="25"/>
+          <w:szCs w:val="25"/>
+        </w:rPr>
+        <w:t>mixed child</w:t>
+      </w:r>
+      <w:r>
+        <w:rPr>
+          <w:rFonts w:cstheme="minorHAnsi"/>
+          <w:sz w:val="25"/>
+          <w:szCs w:val="25"/>
+        </w:rPr>
+        <w:t>, she wants to know how to navigate life as a Middle Easterner girl lost in the middle of the Midwestern world</w:t>
+      </w:r>
+      <w:r>
+        <w:rPr>
+          <w:rFonts w:cstheme="minorHAnsi"/>
+          <w:sz w:val="25"/>
+          <w:szCs w:val="25"/>
+        </w:rPr>
+        <w:t xml:space="preserve"> </w:t>
+      </w:r>
+      <w:r>
+        <w:rPr>
+          <w:rFonts w:cstheme="minorHAnsi"/>
+          <w:sz w:val="25"/>
+          <w:szCs w:val="25"/>
+        </w:rPr>
+        <w:t>(“</w:t>
       </w:r>
       <w:hyperlink r:id="rId16" w:history="1">
         <w:r>
@@ -5379,7 +4475,15 @@
           <w:sz w:val="25"/>
           <w:szCs w:val="25"/>
         </w:rPr>
-        <w:t>”).</w:t>
+        <w:t>”)</w:t>
+      </w:r>
+      <w:r>
+        <w:rPr>
+          <w:rFonts w:cstheme="minorHAnsi"/>
+          <w:sz w:val="25"/>
+          <w:szCs w:val="25"/>
+        </w:rPr>
+        <w:t>.</w:t>
       </w:r>
     </w:p>
     <w:p>
@@ -5400,15 +4504,103 @@
           <w:sz w:val="25"/>
           <w:szCs w:val="25"/>
         </w:rPr>
-        <w:t xml:space="preserve">They </w:t>
-      </w:r>
-      <w:r>
-        <w:rPr>
-          <w:rFonts w:cstheme="minorHAnsi"/>
-          <w:sz w:val="25"/>
-          <w:szCs w:val="25"/>
-        </w:rPr>
-        <w:t>realize</w:t>
+        <w:t xml:space="preserve">At </w:t>
+      </w:r>
+      <w:r>
+        <w:rPr>
+          <w:rFonts w:cstheme="minorHAnsi"/>
+          <w:sz w:val="25"/>
+          <w:szCs w:val="25"/>
+        </w:rPr>
+        <w:t xml:space="preserve">Milly’s </w:t>
+      </w:r>
+      <w:r>
+        <w:rPr>
+          <w:rFonts w:cstheme="minorHAnsi"/>
+          <w:sz w:val="25"/>
+          <w:szCs w:val="25"/>
+        </w:rPr>
+        <w:t xml:space="preserve">bonfire memorial, Willy reveals he </w:t>
+      </w:r>
+      <w:r>
+        <w:rPr>
+          <w:rFonts w:cstheme="minorHAnsi"/>
+          <w:sz w:val="25"/>
+          <w:szCs w:val="25"/>
+        </w:rPr>
+        <w:t>gave away</w:t>
+      </w:r>
+      <w:r>
+        <w:rPr>
+          <w:rFonts w:cstheme="minorHAnsi"/>
+          <w:sz w:val="25"/>
+          <w:szCs w:val="25"/>
+        </w:rPr>
+        <w:t xml:space="preserve"> the Lake House. Amanda steps in to reveal she has been building data centers around </w:t>
+      </w:r>
+      <w:r>
+        <w:rPr>
+          <w:rFonts w:cstheme="minorHAnsi"/>
+          <w:sz w:val="25"/>
+          <w:szCs w:val="25"/>
+        </w:rPr>
+        <w:t>Michigan,</w:t>
+      </w:r>
+      <w:r>
+        <w:rPr>
+          <w:rFonts w:cstheme="minorHAnsi"/>
+          <w:sz w:val="25"/>
+          <w:szCs w:val="25"/>
+        </w:rPr>
+        <w:t xml:space="preserve"> and her biggest target </w:t>
+      </w:r>
+      <w:r>
+        <w:rPr>
+          <w:rFonts w:cstheme="minorHAnsi"/>
+          <w:sz w:val="25"/>
+          <w:szCs w:val="25"/>
+        </w:rPr>
+        <w:t>is</w:t>
+      </w:r>
+      <w:r>
+        <w:rPr>
+          <w:rFonts w:cstheme="minorHAnsi"/>
+          <w:sz w:val="25"/>
+          <w:szCs w:val="25"/>
+        </w:rPr>
+        <w:t xml:space="preserve"> Elk Rapids. </w:t>
+      </w:r>
+      <w:r>
+        <w:rPr>
+          <w:rFonts w:cstheme="minorHAnsi"/>
+          <w:sz w:val="25"/>
+          <w:szCs w:val="25"/>
+        </w:rPr>
+        <w:t>She</w:t>
+      </w:r>
+      <w:r>
+        <w:rPr>
+          <w:rFonts w:cstheme="minorHAnsi"/>
+          <w:sz w:val="25"/>
+          <w:szCs w:val="25"/>
+        </w:rPr>
+        <w:t xml:space="preserve"> tours the home and sees</w:t>
+      </w:r>
+      <w:r>
+        <w:rPr>
+          <w:rFonts w:cstheme="minorHAnsi"/>
+          <w:sz w:val="25"/>
+          <w:szCs w:val="25"/>
+        </w:rPr>
+        <w:t xml:space="preserve"> a</w:t>
+      </w:r>
+      <w:r>
+        <w:rPr>
+          <w:rFonts w:cstheme="minorHAnsi"/>
+          <w:sz w:val="25"/>
+          <w:szCs w:val="25"/>
+        </w:rPr>
+        <w:t xml:space="preserve"> photo</w:t>
       </w:r>
       <w:r>
         <w:rPr>
@@ -5424,79 +4616,7 @@
           <w:sz w:val="25"/>
           <w:szCs w:val="25"/>
         </w:rPr>
-        <w:t xml:space="preserve">Amanda </w:t>
-      </w:r>
-      <w:r>
-        <w:rPr>
-          <w:rFonts w:cstheme="minorHAnsi"/>
-          <w:sz w:val="25"/>
-          <w:szCs w:val="25"/>
-        </w:rPr>
-        <w:t>t</w:t>
-      </w:r>
-      <w:r>
-        <w:rPr>
-          <w:rFonts w:cstheme="minorHAnsi"/>
-          <w:sz w:val="25"/>
-          <w:szCs w:val="25"/>
-        </w:rPr>
-        <w:t>ricked Willy into trading the Lake House</w:t>
-      </w:r>
-      <w:r>
-        <w:rPr>
-          <w:rFonts w:cstheme="minorHAnsi"/>
-          <w:sz w:val="25"/>
-          <w:szCs w:val="25"/>
-        </w:rPr>
-        <w:t xml:space="preserve"> for </w:t>
-      </w:r>
-      <w:r>
-        <w:rPr>
-          <w:rFonts w:cstheme="minorHAnsi"/>
-          <w:sz w:val="25"/>
-          <w:szCs w:val="25"/>
-        </w:rPr>
-        <w:t xml:space="preserve">her </w:t>
-      </w:r>
-      <w:r>
-        <w:rPr>
-          <w:rFonts w:cstheme="minorHAnsi"/>
-          <w:sz w:val="25"/>
-          <w:szCs w:val="25"/>
-        </w:rPr>
-        <w:t>AI that “bring</w:t>
-      </w:r>
-      <w:r>
-        <w:rPr>
-          <w:rFonts w:cstheme="minorHAnsi"/>
-          <w:sz w:val="25"/>
-          <w:szCs w:val="25"/>
-        </w:rPr>
-        <w:t>s</w:t>
-      </w:r>
-      <w:r>
-        <w:rPr>
-          <w:rFonts w:cstheme="minorHAnsi"/>
-          <w:sz w:val="25"/>
-          <w:szCs w:val="25"/>
-        </w:rPr>
-        <w:t xml:space="preserve"> loved ones back to life</w:t>
-      </w:r>
-      <w:r>
-        <w:rPr>
-          <w:rFonts w:cstheme="minorHAnsi"/>
-          <w:sz w:val="25"/>
-          <w:szCs w:val="25"/>
-        </w:rPr>
-        <w:t>.</w:t>
-      </w:r>
-      <w:r>
-        <w:rPr>
-          <w:rFonts w:cstheme="minorHAnsi"/>
-          <w:sz w:val="25"/>
-          <w:szCs w:val="25"/>
-        </w:rPr>
-        <w:t>”</w:t>
+        <w:t>of</w:t>
       </w:r>
       <w:r>
         <w:rPr>
@@ -5512,31 +4632,7 @@
           <w:sz w:val="25"/>
           <w:szCs w:val="25"/>
         </w:rPr>
-        <w:t>She</w:t>
-      </w:r>
-      <w:r>
-        <w:rPr>
-          <w:rFonts w:cstheme="minorHAnsi"/>
-          <w:sz w:val="25"/>
-          <w:szCs w:val="25"/>
-        </w:rPr>
-        <w:t xml:space="preserve"> tours the home and sees</w:t>
-      </w:r>
-      <w:r>
-        <w:rPr>
-          <w:rFonts w:cstheme="minorHAnsi"/>
-          <w:sz w:val="25"/>
-          <w:szCs w:val="25"/>
-        </w:rPr>
-        <w:t xml:space="preserve"> a</w:t>
-      </w:r>
-      <w:r>
-        <w:rPr>
-          <w:rFonts w:cstheme="minorHAnsi"/>
-          <w:sz w:val="25"/>
-          <w:szCs w:val="25"/>
-        </w:rPr>
-        <w:t xml:space="preserve"> photo</w:t>
+        <w:t>Petey’s</w:t>
       </w:r>
       <w:r>
         <w:rPr>
@@ -5552,38 +4648,6 @@
           <w:sz w:val="25"/>
           <w:szCs w:val="25"/>
         </w:rPr>
-        <w:t>of</w:t>
-      </w:r>
-      <w:r>
-        <w:rPr>
-          <w:rFonts w:cstheme="minorHAnsi"/>
-          <w:sz w:val="25"/>
-          <w:szCs w:val="25"/>
-        </w:rPr>
-        <w:t xml:space="preserve"> </w:t>
-      </w:r>
-      <w:r>
-        <w:rPr>
-          <w:rFonts w:cstheme="minorHAnsi"/>
-          <w:sz w:val="25"/>
-          <w:szCs w:val="25"/>
-        </w:rPr>
-        <w:t>Petoskey’s</w:t>
-      </w:r>
-      <w:r>
-        <w:rPr>
-          <w:rFonts w:cstheme="minorHAnsi"/>
-          <w:sz w:val="25"/>
-          <w:szCs w:val="25"/>
-        </w:rPr>
-        <w:t xml:space="preserve"> </w:t>
-      </w:r>
-      <w:r>
-        <w:rPr>
-          <w:rFonts w:cstheme="minorHAnsi"/>
-          <w:sz w:val="25"/>
-          <w:szCs w:val="25"/>
-        </w:rPr>
         <w:t>h</w:t>
       </w:r>
       <w:r>
@@ -5648,7 +4712,7 @@
           <w:sz w:val="25"/>
           <w:szCs w:val="25"/>
         </w:rPr>
-        <w:t>he</w:t>
+        <w:t>Petoskey</w:t>
       </w:r>
       <w:r>
         <w:rPr>
@@ -6261,30 +5325,18 @@
         </w:rPr>
         <w:t xml:space="preserve"> on the shore (“</w:t>
       </w:r>
-      <w:proofErr w:type="spellStart"/>
-      <w:r>
-        <w:fldChar w:fldCharType="begin"/>
-      </w:r>
-      <w:r>
-        <w:instrText>HYPERLINK "https://www.michiganmusical.com/music/12-gichigamiin/"</w:instrText>
-      </w:r>
-      <w:r>
-        <w:fldChar w:fldCharType="separate"/>
-      </w:r>
-      <w:r>
-        <w:rPr>
-          <w:rStyle w:val="Hyperlink"/>
-          <w:rFonts w:cstheme="minorHAnsi"/>
-          <w:sz w:val="25"/>
-          <w:szCs w:val="25"/>
-          <w:u w:val="none"/>
-        </w:rPr>
-        <w:t>Gichigamiin</w:t>
-      </w:r>
-      <w:proofErr w:type="spellEnd"/>
-      <w:r>
-        <w:fldChar w:fldCharType="end"/>
-      </w:r>
+      <w:hyperlink r:id="rId21" w:history="1">
+        <w:r>
+          <w:rPr>
+            <w:rStyle w:val="Hyperlink"/>
+            <w:rFonts w:cstheme="minorHAnsi"/>
+            <w:sz w:val="25"/>
+            <w:szCs w:val="25"/>
+            <w:u w:val="none"/>
+          </w:rPr>
+          <w:t>Gichigamiin</w:t>
+        </w:r>
+      </w:hyperlink>
       <w:r>
         <w:rPr>
           <w:rFonts w:cstheme="minorHAnsi"/>
@@ -6402,7 +5454,7 @@
         </w:rPr>
         <w:t xml:space="preserve"> (“</w:t>
       </w:r>
-      <w:hyperlink r:id="rId21" w:history="1">
+      <w:hyperlink r:id="rId22" w:history="1">
         <w:r>
           <w:rPr>
             <w:rStyle w:val="Hyperlink"/>
@@ -6757,7 +5809,7 @@
         </w:rPr>
         <w:t>. The parade goes wrong as Petoskey beats up Lulu, disqualifying them for the first time (“</w:t>
       </w:r>
-      <w:hyperlink r:id="rId22" w:history="1">
+      <w:hyperlink r:id="rId23" w:history="1">
         <w:r>
           <w:rPr>
             <w:rStyle w:val="Hyperlink"/>
@@ -6809,7 +5861,7 @@
         </w:rPr>
         <w:t xml:space="preserve"> (“</w:t>
       </w:r>
-      <w:hyperlink r:id="rId23" w:history="1">
+      <w:hyperlink r:id="rId24" w:history="1">
         <w:r>
           <w:rPr>
             <w:rStyle w:val="Hyperlink"/>
@@ -6914,7 +5966,7 @@
         </w:rPr>
         <w:t xml:space="preserve"> (“</w:t>
       </w:r>
-      <w:hyperlink r:id="rId24" w:history="1">
+      <w:hyperlink r:id="rId25" w:history="1">
         <w:r>
           <w:rPr>
             <w:rStyle w:val="Hyperlink"/>
@@ -7022,7 +6074,7 @@
         </w:rPr>
         <w:t>(“</w:t>
       </w:r>
-      <w:hyperlink r:id="rId25" w:history="1">
+      <w:hyperlink r:id="rId26" w:history="1">
         <w:r>
           <w:rPr>
             <w:rStyle w:val="Hyperlink"/>
@@ -7088,33 +6140,15 @@
           <w:sz w:val="25"/>
           <w:szCs w:val="25"/>
         </w:rPr>
-        <w:t xml:space="preserve">Van </w:t>
-      </w:r>
-      <w:proofErr w:type="spellStart"/>
-      <w:r>
-        <w:rPr>
-          <w:rFonts w:cstheme="minorHAnsi"/>
-          <w:sz w:val="25"/>
-          <w:szCs w:val="25"/>
-        </w:rPr>
-        <w:t>Otterloo</w:t>
-      </w:r>
-      <w:r>
-        <w:rPr>
-          <w:rFonts w:cstheme="minorHAnsi"/>
-          <w:sz w:val="25"/>
-          <w:szCs w:val="25"/>
-        </w:rPr>
-        <w:t>s</w:t>
-      </w:r>
-      <w:proofErr w:type="spellEnd"/>
-      <w:r>
-        <w:rPr>
-          <w:rFonts w:cstheme="minorHAnsi"/>
-          <w:sz w:val="25"/>
-          <w:szCs w:val="25"/>
-        </w:rPr>
-        <w:t xml:space="preserve"> are only divided by peninsulas. </w:t>
+        <w:t>Van Otterloo</w:t>
+      </w:r>
+      <w:r>
+        <w:rPr>
+          <w:rFonts w:cstheme="minorHAnsi"/>
+          <w:sz w:val="25"/>
+          <w:szCs w:val="25"/>
+        </w:rPr>
+        <w:t xml:space="preserve">s are only divided by peninsulas. </w:t>
       </w:r>
       <w:r>
         <w:rPr>
@@ -7148,7 +6182,7 @@
         </w:rPr>
         <w:t xml:space="preserve"> the Mackinac Bridge (“</w:t>
       </w:r>
-      <w:hyperlink r:id="rId26" w:history="1">
+      <w:hyperlink r:id="rId27" w:history="1">
         <w:r>
           <w:rPr>
             <w:rStyle w:val="Hyperlink"/>
@@ -7157,29 +6191,7 @@
             <w:szCs w:val="25"/>
             <w:u w:val="none"/>
           </w:rPr>
-          <w:t xml:space="preserve">North </w:t>
-        </w:r>
-        <w:proofErr w:type="gramStart"/>
-        <w:r>
-          <w:rPr>
-            <w:rStyle w:val="Hyperlink"/>
-            <w:rFonts w:cstheme="minorHAnsi"/>
-            <w:sz w:val="25"/>
-            <w:szCs w:val="25"/>
-            <w:u w:val="none"/>
-          </w:rPr>
-          <w:t>South East</w:t>
-        </w:r>
-        <w:proofErr w:type="gramEnd"/>
-        <w:r>
-          <w:rPr>
-            <w:rStyle w:val="Hyperlink"/>
-            <w:rFonts w:cstheme="minorHAnsi"/>
-            <w:sz w:val="25"/>
-            <w:szCs w:val="25"/>
-            <w:u w:val="none"/>
-          </w:rPr>
-          <w:t xml:space="preserve"> West</w:t>
+          <w:t>North South East West</w:t>
         </w:r>
       </w:hyperlink>
       <w:r>
@@ -7238,7 +6250,7 @@
         </w:rPr>
         <w:t>“</w:t>
       </w:r>
-      <w:hyperlink r:id="rId27" w:history="1">
+      <w:hyperlink r:id="rId28" w:history="1">
         <w:r>
           <w:rPr>
             <w:rStyle w:val="Hyperlink"/>
@@ -7279,7 +6291,7 @@
         </w:rPr>
         <w:t>They drive up to find him. She offers the broken stone as a truce, but he tosses it into the water (“</w:t>
       </w:r>
-      <w:hyperlink r:id="rId28" w:history="1">
+      <w:hyperlink r:id="rId29" w:history="1">
         <w:r>
           <w:rPr>
             <w:rStyle w:val="Hyperlink"/>
@@ -7347,7 +6359,7 @@
         </w:rPr>
         <w:t xml:space="preserve"> (“</w:t>
       </w:r>
-      <w:hyperlink r:id="rId29" w:history="1">
+      <w:hyperlink r:id="rId30" w:history="1">
         <w:r>
           <w:rPr>
             <w:rStyle w:val="Hyperlink"/>
@@ -7544,33 +6556,15 @@
           <w:sz w:val="25"/>
           <w:szCs w:val="25"/>
         </w:rPr>
-        <w:t xml:space="preserve">Van </w:t>
-      </w:r>
-      <w:proofErr w:type="spellStart"/>
-      <w:r>
-        <w:rPr>
-          <w:rFonts w:cstheme="minorHAnsi"/>
-          <w:sz w:val="25"/>
-          <w:szCs w:val="25"/>
-        </w:rPr>
-        <w:t>Otterloo</w:t>
-      </w:r>
-      <w:r>
-        <w:rPr>
-          <w:rFonts w:cstheme="minorHAnsi"/>
-          <w:sz w:val="25"/>
-          <w:szCs w:val="25"/>
-        </w:rPr>
-        <w:t>s</w:t>
-      </w:r>
-      <w:proofErr w:type="spellEnd"/>
-      <w:r>
-        <w:rPr>
-          <w:rFonts w:cstheme="minorHAnsi"/>
-          <w:sz w:val="25"/>
-          <w:szCs w:val="25"/>
-        </w:rPr>
-        <w:t xml:space="preserve"> return with </w:t>
+        <w:t>Van Otterloo</w:t>
+      </w:r>
+      <w:r>
+        <w:rPr>
+          <w:rFonts w:cstheme="minorHAnsi"/>
+          <w:sz w:val="25"/>
+          <w:szCs w:val="25"/>
+        </w:rPr>
+        <w:t xml:space="preserve">s return with </w:t>
       </w:r>
       <w:r>
         <w:rPr>
@@ -7796,7 +6790,7 @@
         </w:rPr>
         <w:t>(“</w:t>
       </w:r>
-      <w:hyperlink r:id="rId30" w:history="1">
+      <w:hyperlink r:id="rId31" w:history="1">
         <w:r>
           <w:rPr>
             <w:rStyle w:val="Hyperlink"/>
@@ -7903,33 +6897,15 @@
           <w:sz w:val="25"/>
           <w:szCs w:val="25"/>
         </w:rPr>
-        <w:t xml:space="preserve">Van </w:t>
-      </w:r>
-      <w:proofErr w:type="spellStart"/>
-      <w:r>
-        <w:rPr>
-          <w:rFonts w:cstheme="minorHAnsi"/>
-          <w:sz w:val="25"/>
-          <w:szCs w:val="25"/>
-        </w:rPr>
-        <w:t>Otterloo</w:t>
-      </w:r>
-      <w:r>
-        <w:rPr>
-          <w:rFonts w:cstheme="minorHAnsi"/>
-          <w:sz w:val="25"/>
-          <w:szCs w:val="25"/>
-        </w:rPr>
-        <w:t>s</w:t>
-      </w:r>
-      <w:proofErr w:type="spellEnd"/>
-      <w:r>
-        <w:rPr>
-          <w:rFonts w:cstheme="minorHAnsi"/>
-          <w:sz w:val="25"/>
-          <w:szCs w:val="25"/>
-        </w:rPr>
-        <w:t xml:space="preserve"> and Amanda cross</w:t>
+        <w:t>Van Otterloo</w:t>
+      </w:r>
+      <w:r>
+        <w:rPr>
+          <w:rFonts w:cstheme="minorHAnsi"/>
+          <w:sz w:val="25"/>
+          <w:szCs w:val="25"/>
+        </w:rPr>
+        <w:t>s and Amanda cross</w:t>
       </w:r>
       <w:r>
         <w:rPr>
@@ -8027,7 +7003,7 @@
         </w:rPr>
         <w:t xml:space="preserve"> (“</w:t>
       </w:r>
-      <w:hyperlink r:id="rId31" w:history="1">
+      <w:hyperlink r:id="rId32" w:history="1">
         <w:r>
           <w:rPr>
             <w:rStyle w:val="Hyperlink"/>
@@ -8316,7 +7292,7 @@
         </w:rPr>
         <w:t xml:space="preserve"> family resembles the state’s best (“</w:t>
       </w:r>
-      <w:hyperlink r:id="rId32" w:history="1">
+      <w:hyperlink r:id="rId33" w:history="1">
         <w:r>
           <w:rPr>
             <w:rStyle w:val="Hyperlink"/>
@@ -9725,23 +8701,13 @@
         </w:rPr>
         <w:t xml:space="preserve">, she and Petey </w:t>
       </w:r>
-      <w:proofErr w:type="gramStart"/>
-      <w:r>
-        <w:rPr>
-          <w:rFonts w:cstheme="minorHAnsi"/>
-          <w:sz w:val="28"/>
-          <w:szCs w:val="28"/>
-        </w:rPr>
-        <w:t>has</w:t>
-      </w:r>
-      <w:proofErr w:type="gramEnd"/>
-      <w:r>
-        <w:rPr>
-          <w:rFonts w:cstheme="minorHAnsi"/>
-          <w:sz w:val="28"/>
-          <w:szCs w:val="28"/>
-        </w:rPr>
-        <w:t xml:space="preserve"> </w:t>
+      <w:r>
+        <w:rPr>
+          <w:rFonts w:cstheme="minorHAnsi"/>
+          <w:sz w:val="28"/>
+          <w:szCs w:val="28"/>
+        </w:rPr>
+        <w:t xml:space="preserve">has </w:t>
       </w:r>
       <w:r>
         <w:rPr>
@@ -10968,14 +9934,6 @@
           <w:sz w:val="28"/>
           <w:szCs w:val="28"/>
         </w:rPr>
-        <w:t>/godmother</w:t>
-      </w:r>
-      <w:r>
-        <w:rPr>
-          <w:rFonts w:cstheme="minorHAnsi"/>
-          <w:sz w:val="28"/>
-          <w:szCs w:val="28"/>
-        </w:rPr>
         <w:t xml:space="preserve"> who </w:t>
       </w:r>
       <w:r>
@@ -11008,18 +9966,8 @@
           <w:sz w:val="28"/>
           <w:szCs w:val="28"/>
         </w:rPr>
-        <w:t xml:space="preserve">BANH </w:t>
-      </w:r>
-      <w:proofErr w:type="spellStart"/>
-      <w:r>
-        <w:rPr>
-          <w:rFonts w:cstheme="minorHAnsi"/>
-          <w:sz w:val="28"/>
-          <w:szCs w:val="28"/>
-        </w:rPr>
-        <w:t>MIchigan</w:t>
-      </w:r>
-      <w:proofErr w:type="spellEnd"/>
+        <w:t>BANH MIchigan</w:t>
+      </w:r>
       <w:r>
         <w:rPr>
           <w:rFonts w:cstheme="minorHAnsi"/>
@@ -11187,7 +10135,23 @@
           <w:sz w:val="28"/>
           <w:szCs w:val="28"/>
         </w:rPr>
-        <w:t xml:space="preserve"> CEO of Turkey Ventures</w:t>
+        <w:t xml:space="preserve"> </w:t>
+      </w:r>
+      <w:r>
+        <w:rPr>
+          <w:rFonts w:cstheme="minorHAnsi"/>
+          <w:sz w:val="28"/>
+          <w:szCs w:val="28"/>
+        </w:rPr>
+        <w:t>founder</w:t>
+      </w:r>
+      <w:r>
+        <w:rPr>
+          <w:rFonts w:cstheme="minorHAnsi"/>
+          <w:sz w:val="28"/>
+          <w:szCs w:val="28"/>
+        </w:rPr>
+        <w:t xml:space="preserve"> of Turkey Ventures</w:t>
       </w:r>
       <w:r>
         <w:rPr>
@@ -11203,15 +10167,151 @@
           <w:sz w:val="28"/>
           <w:szCs w:val="28"/>
         </w:rPr>
-        <w:t xml:space="preserve"> with the goal of turning every lake city into a data center. </w:t>
-      </w:r>
-      <w:r>
-        <w:rPr>
-          <w:rFonts w:cstheme="minorHAnsi"/>
-          <w:sz w:val="28"/>
-          <w:szCs w:val="28"/>
-        </w:rPr>
-        <w:t>Following her brother Conor’s death, she loses her creative spirit and takes over her brother’s business to create Afterlife.AI to bring late loved ones back as avatars. She was an art school rival of Cherry, before getting expelled.</w:t>
+        <w:t xml:space="preserve"> with a deep resentment for water</w:t>
+      </w:r>
+      <w:r>
+        <w:rPr>
+          <w:rFonts w:cstheme="minorHAnsi"/>
+          <w:sz w:val="28"/>
+          <w:szCs w:val="28"/>
+        </w:rPr>
+        <w:t xml:space="preserve"> and a goal</w:t>
+      </w:r>
+      <w:r>
+        <w:rPr>
+          <w:rFonts w:cstheme="minorHAnsi"/>
+          <w:sz w:val="28"/>
+          <w:szCs w:val="28"/>
+        </w:rPr>
+        <w:t xml:space="preserve"> to turn</w:t>
+      </w:r>
+      <w:r>
+        <w:rPr>
+          <w:rFonts w:cstheme="minorHAnsi"/>
+          <w:sz w:val="28"/>
+          <w:szCs w:val="28"/>
+        </w:rPr>
+        <w:t xml:space="preserve"> every </w:t>
+      </w:r>
+      <w:r>
+        <w:rPr>
+          <w:rFonts w:cstheme="minorHAnsi"/>
+          <w:sz w:val="28"/>
+          <w:szCs w:val="28"/>
+        </w:rPr>
+        <w:t>Michigan town</w:t>
+      </w:r>
+      <w:r>
+        <w:rPr>
+          <w:rFonts w:cstheme="minorHAnsi"/>
+          <w:sz w:val="28"/>
+          <w:szCs w:val="28"/>
+        </w:rPr>
+        <w:t xml:space="preserve"> into data center</w:t>
+      </w:r>
+      <w:r>
+        <w:rPr>
+          <w:rFonts w:cstheme="minorHAnsi"/>
+          <w:sz w:val="28"/>
+          <w:szCs w:val="28"/>
+        </w:rPr>
+        <w:t>s</w:t>
+      </w:r>
+      <w:r>
+        <w:rPr>
+          <w:rFonts w:cstheme="minorHAnsi"/>
+          <w:sz w:val="28"/>
+          <w:szCs w:val="28"/>
+        </w:rPr>
+        <w:t>.</w:t>
+      </w:r>
+      <w:r>
+        <w:rPr>
+          <w:rFonts w:cstheme="minorHAnsi"/>
+          <w:sz w:val="28"/>
+          <w:szCs w:val="28"/>
+        </w:rPr>
+        <w:t xml:space="preserve"> In her youth, she was </w:t>
+      </w:r>
+      <w:r>
+        <w:rPr>
+          <w:rFonts w:cstheme="minorHAnsi"/>
+          <w:sz w:val="28"/>
+          <w:szCs w:val="28"/>
+        </w:rPr>
+        <w:t xml:space="preserve">once </w:t>
+      </w:r>
+      <w:r>
+        <w:rPr>
+          <w:rFonts w:cstheme="minorHAnsi"/>
+          <w:sz w:val="28"/>
+          <w:szCs w:val="28"/>
+        </w:rPr>
+        <w:t xml:space="preserve">an accomplished watercolor artist. </w:t>
+      </w:r>
+      <w:r>
+        <w:rPr>
+          <w:rFonts w:cstheme="minorHAnsi"/>
+          <w:sz w:val="28"/>
+          <w:szCs w:val="28"/>
+        </w:rPr>
+        <w:t>After her brother Conor</w:t>
+      </w:r>
+      <w:r>
+        <w:rPr>
+          <w:rFonts w:cstheme="minorHAnsi"/>
+          <w:sz w:val="28"/>
+          <w:szCs w:val="28"/>
+        </w:rPr>
+        <w:t xml:space="preserve"> drowned in the Great Lakes</w:t>
+      </w:r>
+      <w:r>
+        <w:rPr>
+          <w:rFonts w:cstheme="minorHAnsi"/>
+          <w:sz w:val="28"/>
+          <w:szCs w:val="28"/>
+        </w:rPr>
+        <w:t xml:space="preserve">, she </w:t>
+      </w:r>
+      <w:r>
+        <w:rPr>
+          <w:rFonts w:cstheme="minorHAnsi"/>
+          <w:sz w:val="28"/>
+          <w:szCs w:val="28"/>
+        </w:rPr>
+        <w:t>lost</w:t>
+      </w:r>
+      <w:r>
+        <w:rPr>
+          <w:rFonts w:cstheme="minorHAnsi"/>
+          <w:sz w:val="28"/>
+          <w:szCs w:val="28"/>
+        </w:rPr>
+        <w:t xml:space="preserve"> her creative spirit and </w:t>
+      </w:r>
+      <w:r>
+        <w:rPr>
+          <w:rFonts w:cstheme="minorHAnsi"/>
+          <w:sz w:val="28"/>
+          <w:szCs w:val="28"/>
+        </w:rPr>
+        <w:t>took</w:t>
+      </w:r>
+      <w:r>
+        <w:rPr>
+          <w:rFonts w:cstheme="minorHAnsi"/>
+          <w:sz w:val="28"/>
+          <w:szCs w:val="28"/>
+        </w:rPr>
+        <w:t xml:space="preserve"> over her brother’s business to create Afterlife.AI to bring late loved ones back as avatars. </w:t>
+      </w:r>
+      <w:r>
+        <w:rPr>
+          <w:rFonts w:cstheme="minorHAnsi"/>
+          <w:sz w:val="28"/>
+          <w:szCs w:val="28"/>
+        </w:rPr>
+        <w:t>At</w:t>
       </w:r>
       <w:r>
         <w:rPr>
@@ -11227,15 +10327,111 @@
           <w:sz w:val="28"/>
           <w:szCs w:val="28"/>
         </w:rPr>
-        <w:t>Hope College dropout.</w:t>
-      </w:r>
-      <w:r>
-        <w:rPr>
-          <w:rFonts w:cstheme="minorHAnsi"/>
-          <w:sz w:val="28"/>
-          <w:szCs w:val="28"/>
-        </w:rPr>
-        <w:t xml:space="preserve"> University of Michigan</w:t>
+        <w:t xml:space="preserve">Hope College </w:t>
+      </w:r>
+      <w:r>
+        <w:rPr>
+          <w:rFonts w:cstheme="minorHAnsi"/>
+          <w:sz w:val="28"/>
+          <w:szCs w:val="28"/>
+        </w:rPr>
+        <w:t xml:space="preserve">art school, she was </w:t>
+      </w:r>
+      <w:r>
+        <w:rPr>
+          <w:rFonts w:cstheme="minorHAnsi"/>
+          <w:sz w:val="28"/>
+          <w:szCs w:val="28"/>
+        </w:rPr>
+        <w:t>Cherry</w:t>
+      </w:r>
+      <w:r>
+        <w:rPr>
+          <w:rFonts w:cstheme="minorHAnsi"/>
+          <w:sz w:val="28"/>
+          <w:szCs w:val="28"/>
+        </w:rPr>
+        <w:t>’s friend</w:t>
+      </w:r>
+      <w:r>
+        <w:rPr>
+          <w:rFonts w:cstheme="minorHAnsi"/>
+          <w:sz w:val="28"/>
+          <w:szCs w:val="28"/>
+        </w:rPr>
+        <w:t xml:space="preserve"> before </w:t>
+      </w:r>
+      <w:r>
+        <w:rPr>
+          <w:rFonts w:cstheme="minorHAnsi"/>
+          <w:sz w:val="28"/>
+          <w:szCs w:val="28"/>
+        </w:rPr>
+        <w:t xml:space="preserve">becoming rivals when she started using technology </w:t>
+      </w:r>
+      <w:r>
+        <w:rPr>
+          <w:rFonts w:cstheme="minorHAnsi"/>
+          <w:sz w:val="28"/>
+          <w:szCs w:val="28"/>
+        </w:rPr>
+        <w:t xml:space="preserve">for </w:t>
+      </w:r>
+      <w:r>
+        <w:rPr>
+          <w:rFonts w:cstheme="minorHAnsi"/>
+          <w:sz w:val="28"/>
+          <w:szCs w:val="28"/>
+        </w:rPr>
+        <w:t xml:space="preserve">her </w:t>
+      </w:r>
+      <w:r>
+        <w:rPr>
+          <w:rFonts w:cstheme="minorHAnsi"/>
+          <w:sz w:val="28"/>
+          <w:szCs w:val="28"/>
+        </w:rPr>
+        <w:t>work</w:t>
+      </w:r>
+      <w:r>
+        <w:rPr>
+          <w:rFonts w:cstheme="minorHAnsi"/>
+          <w:sz w:val="28"/>
+          <w:szCs w:val="28"/>
+        </w:rPr>
+        <w:t xml:space="preserve"> and ultimately </w:t>
+      </w:r>
+      <w:r>
+        <w:rPr>
+          <w:rFonts w:cstheme="minorHAnsi"/>
+          <w:sz w:val="28"/>
+          <w:szCs w:val="28"/>
+        </w:rPr>
+        <w:t>g</w:t>
+      </w:r>
+      <w:r>
+        <w:rPr>
+          <w:rFonts w:cstheme="minorHAnsi"/>
+          <w:sz w:val="28"/>
+          <w:szCs w:val="28"/>
+        </w:rPr>
+        <w:t>etting</w:t>
+      </w:r>
+      <w:r>
+        <w:rPr>
+          <w:rFonts w:cstheme="minorHAnsi"/>
+          <w:sz w:val="28"/>
+          <w:szCs w:val="28"/>
+        </w:rPr>
+        <w:t xml:space="preserve"> expelled. </w:t>
+      </w:r>
+      <w:r>
+        <w:rPr>
+          <w:rFonts w:cstheme="minorHAnsi"/>
+          <w:sz w:val="28"/>
+          <w:szCs w:val="28"/>
+        </w:rPr>
+        <w:t>University of Michigan</w:t>
       </w:r>
       <w:r>
         <w:rPr>
@@ -11514,25 +10710,7 @@
           <w:sz w:val="28"/>
           <w:szCs w:val="28"/>
         </w:rPr>
-        <w:t>anyone who speaks in “</w:t>
-      </w:r>
-      <w:proofErr w:type="spellStart"/>
-      <w:r>
-        <w:rPr>
-          <w:rFonts w:cstheme="minorHAnsi"/>
-          <w:sz w:val="28"/>
-          <w:szCs w:val="28"/>
-        </w:rPr>
-        <w:t>ope</w:t>
-      </w:r>
-      <w:proofErr w:type="spellEnd"/>
-      <w:r>
-        <w:rPr>
-          <w:rFonts w:cstheme="minorHAnsi"/>
-          <w:sz w:val="28"/>
-          <w:szCs w:val="28"/>
-        </w:rPr>
-        <w:t>.”</w:t>
+        <w:t>anyone who speaks in “ope.”</w:t>
       </w:r>
       <w:r>
         <w:rPr>
@@ -11614,7 +10792,7 @@
         </w:rPr>
         <w:t xml:space="preserve">1. </w:t>
       </w:r>
-      <w:hyperlink r:id="rId33" w:history="1">
+      <w:hyperlink r:id="rId34" w:history="1">
         <w:r>
           <w:rPr>
             <w:rStyle w:val="Hyperlink"/>
@@ -11651,7 +10829,7 @@
         <w:br/>
         <w:t xml:space="preserve">2. </w:t>
       </w:r>
-      <w:hyperlink r:id="rId34" w:history="1">
+      <w:hyperlink r:id="rId35" w:history="1">
         <w:r>
           <w:rPr>
             <w:rStyle w:val="Hyperlink"/>
@@ -11696,7 +10874,7 @@
         </w:rPr>
         <w:t xml:space="preserve">3. </w:t>
       </w:r>
-      <w:hyperlink r:id="rId35" w:history="1">
+      <w:hyperlink r:id="rId36" w:history="1">
         <w:r>
           <w:rPr>
             <w:rStyle w:val="Hyperlink"/>
@@ -11742,7 +10920,7 @@
         <w:br/>
         <w:t xml:space="preserve">4. </w:t>
       </w:r>
-      <w:hyperlink r:id="rId36" w:history="1">
+      <w:hyperlink r:id="rId37" w:history="1">
         <w:r>
           <w:rPr>
             <w:rStyle w:val="Hyperlink"/>
@@ -11820,7 +10998,7 @@
         </w:rPr>
         <w:t xml:space="preserve"> </w:t>
       </w:r>
-      <w:hyperlink r:id="rId37" w:history="1">
+      <w:hyperlink r:id="rId38" w:history="1">
         <w:r>
           <w:rPr>
             <w:rStyle w:val="Hyperlink"/>
@@ -11911,7 +11089,7 @@
         <w:br/>
         <w:t xml:space="preserve">6. </w:t>
       </w:r>
-      <w:hyperlink r:id="rId38" w:history="1">
+      <w:hyperlink r:id="rId39" w:history="1">
         <w:r>
           <w:rPr>
             <w:rStyle w:val="Hyperlink"/>
@@ -11956,7 +11134,7 @@
         </w:rPr>
         <w:t xml:space="preserve">7. </w:t>
       </w:r>
-      <w:hyperlink r:id="rId39" w:history="1">
+      <w:hyperlink r:id="rId40" w:history="1">
         <w:r>
           <w:rPr>
             <w:rStyle w:val="Hyperlink"/>
@@ -11991,9 +11169,8 @@
           <w:szCs w:val="28"/>
           <w:vertAlign w:val="subscript"/>
         </w:rPr>
-        <w:t xml:space="preserve">Van </w:t>
-      </w:r>
-      <w:proofErr w:type="spellStart"/>
+        <w:t>Van Otterloo</w:t>
+      </w:r>
       <w:r>
         <w:rPr>
           <w:rFonts w:cstheme="minorHAnsi"/>
@@ -12001,7 +11178,7 @@
           <w:szCs w:val="28"/>
           <w:vertAlign w:val="subscript"/>
         </w:rPr>
-        <w:t>Otterloo</w:t>
+        <w:t>s</w:t>
       </w:r>
       <w:r>
         <w:rPr>
@@ -12010,16 +11187,6 @@
           <w:szCs w:val="28"/>
           <w:vertAlign w:val="subscript"/>
         </w:rPr>
-        <w:t>s</w:t>
-      </w:r>
-      <w:proofErr w:type="spellEnd"/>
-      <w:r>
-        <w:rPr>
-          <w:rFonts w:cstheme="minorHAnsi"/>
-          <w:sz w:val="28"/>
-          <w:szCs w:val="28"/>
-          <w:vertAlign w:val="subscript"/>
-        </w:rPr>
         <w:t>, Deer</w:t>
       </w:r>
       <w:r>
@@ -12046,7 +11213,7 @@
         </w:rPr>
         <w:t xml:space="preserve">. </w:t>
       </w:r>
-      <w:hyperlink r:id="rId40" w:history="1">
+      <w:hyperlink r:id="rId41" w:history="1">
         <w:r>
           <w:rPr>
             <w:rStyle w:val="Hyperlink"/>
@@ -12090,9 +11257,8 @@
           <w:szCs w:val="28"/>
           <w:vertAlign w:val="subscript"/>
         </w:rPr>
-        <w:t xml:space="preserve">Van </w:t>
-      </w:r>
-      <w:proofErr w:type="spellStart"/>
+        <w:t>Van Otterloo</w:t>
+      </w:r>
       <w:r>
         <w:rPr>
           <w:rFonts w:cstheme="minorHAnsi"/>
@@ -12100,7 +11266,7 @@
           <w:szCs w:val="28"/>
           <w:vertAlign w:val="subscript"/>
         </w:rPr>
-        <w:t>Otterloo</w:t>
+        <w:t>s</w:t>
       </w:r>
       <w:r>
         <w:rPr>
@@ -12109,16 +11275,6 @@
           <w:szCs w:val="28"/>
           <w:vertAlign w:val="subscript"/>
         </w:rPr>
-        <w:t>s</w:t>
-      </w:r>
-      <w:proofErr w:type="spellEnd"/>
-      <w:r>
-        <w:rPr>
-          <w:rFonts w:cstheme="minorHAnsi"/>
-          <w:sz w:val="28"/>
-          <w:szCs w:val="28"/>
-          <w:vertAlign w:val="subscript"/>
-        </w:rPr>
         <w:br/>
       </w:r>
       <w:r>
@@ -12137,7 +11293,7 @@
         </w:rPr>
         <w:t xml:space="preserve">. </w:t>
       </w:r>
-      <w:hyperlink r:id="rId41" w:history="1">
+      <w:hyperlink r:id="rId42" w:history="1">
         <w:r>
           <w:rPr>
             <w:rStyle w:val="Hyperlink"/>
@@ -12207,7 +11363,7 @@
         </w:rPr>
         <w:t xml:space="preserve">. </w:t>
       </w:r>
-      <w:hyperlink r:id="rId42" w:history="1">
+      <w:hyperlink r:id="rId43" w:history="1">
         <w:r>
           <w:rPr>
             <w:rStyle w:val="Hyperlink"/>
@@ -12260,7 +11416,7 @@
         </w:rPr>
         <w:t xml:space="preserve">. </w:t>
       </w:r>
-      <w:hyperlink r:id="rId43" w:history="1">
+      <w:hyperlink r:id="rId44" w:history="1">
         <w:r>
           <w:rPr>
             <w:rStyle w:val="Hyperlink"/>
@@ -12331,8 +11487,7 @@
         </w:rPr>
         <w:t xml:space="preserve">. </w:t>
       </w:r>
-      <w:hyperlink r:id="rId44" w:history="1">
-        <w:proofErr w:type="spellStart"/>
+      <w:hyperlink r:id="rId45" w:history="1">
         <w:r>
           <w:rPr>
             <w:rStyle w:val="Hyperlink"/>
@@ -12342,7 +11497,6 @@
           </w:rPr>
           <w:t>Gichigamiin</w:t>
         </w:r>
-        <w:proofErr w:type="spellEnd"/>
         <w:r>
           <w:rPr>
             <w:rStyle w:val="Hyperlink"/>
@@ -12414,7 +11568,7 @@
         </w:rPr>
         <w:t xml:space="preserve">13. </w:t>
       </w:r>
-      <w:hyperlink r:id="rId45" w:history="1">
+      <w:hyperlink r:id="rId46" w:history="1">
         <w:r>
           <w:rPr>
             <w:rStyle w:val="Hyperlink"/>
@@ -12467,7 +11621,7 @@
         </w:rPr>
         <w:t xml:space="preserve">. </w:t>
       </w:r>
-      <w:hyperlink r:id="rId46" w:history="1">
+      <w:hyperlink r:id="rId47" w:history="1">
         <w:r>
           <w:rPr>
             <w:rStyle w:val="Hyperlink"/>
@@ -12493,9 +11647,8 @@
           <w:szCs w:val="28"/>
           <w:vertAlign w:val="subscript"/>
         </w:rPr>
-        <w:t xml:space="preserve">Van </w:t>
-      </w:r>
-      <w:proofErr w:type="spellStart"/>
+        <w:t>Van Otterloo</w:t>
+      </w:r>
       <w:r>
         <w:rPr>
           <w:rFonts w:cstheme="minorHAnsi"/>
@@ -12503,7 +11656,7 @@
           <w:szCs w:val="28"/>
           <w:vertAlign w:val="subscript"/>
         </w:rPr>
-        <w:t>Otterloo</w:t>
+        <w:t>s</w:t>
       </w:r>
       <w:r>
         <w:rPr>
@@ -12512,16 +11665,6 @@
           <w:szCs w:val="28"/>
           <w:vertAlign w:val="subscript"/>
         </w:rPr>
-        <w:t>s</w:t>
-      </w:r>
-      <w:proofErr w:type="spellEnd"/>
-      <w:r>
-        <w:rPr>
-          <w:rFonts w:cstheme="minorHAnsi"/>
-          <w:sz w:val="28"/>
-          <w:szCs w:val="28"/>
-          <w:vertAlign w:val="subscript"/>
-        </w:rPr>
         <w:br/>
       </w:r>
       <w:r>
@@ -12540,7 +11683,7 @@
         </w:rPr>
         <w:t xml:space="preserve">. </w:t>
       </w:r>
-      <w:hyperlink r:id="rId47" w:history="1">
+      <w:hyperlink r:id="rId48" w:history="1">
         <w:r>
           <w:rPr>
             <w:rStyle w:val="Hyperlink"/>
@@ -12654,7 +11797,7 @@
         </w:rPr>
         <w:t xml:space="preserve">. </w:t>
       </w:r>
-      <w:hyperlink r:id="rId48" w:history="1">
+      <w:hyperlink r:id="rId49" w:history="1">
         <w:r>
           <w:rPr>
             <w:rStyle w:val="Hyperlink"/>
@@ -12706,7 +11849,7 @@
         </w:rPr>
         <w:t xml:space="preserve">. </w:t>
       </w:r>
-      <w:hyperlink r:id="rId49" w:history="1">
+      <w:hyperlink r:id="rId50" w:history="1">
         <w:r>
           <w:rPr>
             <w:rStyle w:val="Hyperlink"/>
@@ -12759,9 +11902,8 @@
           <w:szCs w:val="28"/>
           <w:vertAlign w:val="subscript"/>
         </w:rPr>
-        <w:t xml:space="preserve">Van </w:t>
-      </w:r>
-      <w:proofErr w:type="spellStart"/>
+        <w:t>Van Otterloo</w:t>
+      </w:r>
       <w:r>
         <w:rPr>
           <w:rFonts w:cstheme="minorHAnsi"/>
@@ -12769,18 +11911,8 @@
           <w:szCs w:val="28"/>
           <w:vertAlign w:val="subscript"/>
         </w:rPr>
-        <w:t>Otterloo</w:t>
-      </w:r>
-      <w:r>
-        <w:rPr>
-          <w:rFonts w:cstheme="minorHAnsi"/>
-          <w:sz w:val="28"/>
-          <w:szCs w:val="28"/>
-          <w:vertAlign w:val="subscript"/>
-        </w:rPr>
         <w:t>s</w:t>
       </w:r>
-      <w:proofErr w:type="spellEnd"/>
       <w:r>
         <w:rPr>
           <w:rFonts w:cstheme="minorHAnsi"/>
@@ -12805,7 +11937,7 @@
         </w:rPr>
         <w:t xml:space="preserve">. </w:t>
       </w:r>
-      <w:hyperlink r:id="rId50" w:history="1">
+      <w:hyperlink r:id="rId51" w:history="1">
         <w:r>
           <w:rPr>
             <w:rStyle w:val="Hyperlink"/>
@@ -12813,27 +11945,7 @@
             <w:sz w:val="28"/>
             <w:szCs w:val="28"/>
           </w:rPr>
-          <w:t xml:space="preserve">North </w:t>
-        </w:r>
-        <w:proofErr w:type="gramStart"/>
-        <w:r>
-          <w:rPr>
-            <w:rStyle w:val="Hyperlink"/>
-            <w:rFonts w:cstheme="minorHAnsi"/>
-            <w:sz w:val="28"/>
-            <w:szCs w:val="28"/>
-          </w:rPr>
-          <w:t>South East</w:t>
-        </w:r>
-        <w:proofErr w:type="gramEnd"/>
-        <w:r>
-          <w:rPr>
-            <w:rStyle w:val="Hyperlink"/>
-            <w:rFonts w:cstheme="minorHAnsi"/>
-            <w:sz w:val="28"/>
-            <w:szCs w:val="28"/>
-          </w:rPr>
-          <w:t xml:space="preserve"> </w:t>
+          <w:t xml:space="preserve">North South East </w:t>
         </w:r>
         <w:r>
           <w:rPr>
@@ -12905,7 +12017,7 @@
         </w:rPr>
         <w:t xml:space="preserve">. </w:t>
       </w:r>
-      <w:hyperlink r:id="rId51" w:history="1">
+      <w:hyperlink r:id="rId52" w:history="1">
         <w:r>
           <w:rPr>
             <w:rStyle w:val="Hyperlink"/>
@@ -12985,7 +12097,7 @@
         </w:rPr>
         <w:t xml:space="preserve">. </w:t>
       </w:r>
-      <w:hyperlink r:id="rId52" w:history="1">
+      <w:hyperlink r:id="rId53" w:history="1">
         <w:r>
           <w:rPr>
             <w:rStyle w:val="Hyperlink"/>
@@ -13047,8 +12159,7 @@
         </w:rPr>
         <w:t xml:space="preserve">. </w:t>
       </w:r>
-      <w:hyperlink r:id="rId53" w:history="1">
-        <w:proofErr w:type="gramStart"/>
+      <w:hyperlink r:id="rId54" w:history="1">
         <w:r>
           <w:rPr>
             <w:rStyle w:val="Hyperlink"/>
@@ -13067,7 +12178,6 @@
           </w:rPr>
           <w:t>’s</w:t>
         </w:r>
-        <w:proofErr w:type="gramEnd"/>
         <w:r>
           <w:rPr>
             <w:rStyle w:val="Hyperlink"/>
@@ -13156,7 +12266,7 @@
         </w:rPr>
         <w:t xml:space="preserve">. </w:t>
       </w:r>
-      <w:hyperlink r:id="rId54" w:history="1">
+      <w:hyperlink r:id="rId55" w:history="1">
         <w:r>
           <w:rPr>
             <w:rStyle w:val="Hyperlink"/>
@@ -13200,9 +12310,8 @@
           <w:szCs w:val="28"/>
           <w:vertAlign w:val="subscript"/>
         </w:rPr>
-        <w:t xml:space="preserve">Van </w:t>
-      </w:r>
-      <w:proofErr w:type="spellStart"/>
+        <w:t>Van Otterloo</w:t>
+      </w:r>
       <w:r>
         <w:rPr>
           <w:rFonts w:cstheme="minorHAnsi"/>
@@ -13210,7 +12319,7 @@
           <w:szCs w:val="28"/>
           <w:vertAlign w:val="subscript"/>
         </w:rPr>
-        <w:t>Otterloo</w:t>
+        <w:t>s</w:t>
       </w:r>
       <w:r>
         <w:rPr>
@@ -13219,9 +12328,8 @@
           <w:szCs w:val="28"/>
           <w:vertAlign w:val="subscript"/>
         </w:rPr>
-        <w:t>s</w:t>
-      </w:r>
-      <w:proofErr w:type="spellEnd"/>
+        <w:t xml:space="preserve">, </w:t>
+      </w:r>
       <w:r>
         <w:rPr>
           <w:rFonts w:cstheme="minorHAnsi"/>
@@ -13229,7 +12337,7 @@
           <w:szCs w:val="28"/>
           <w:vertAlign w:val="subscript"/>
         </w:rPr>
-        <w:t xml:space="preserve">, </w:t>
+        <w:t>Michiganders</w:t>
       </w:r>
       <w:r>
         <w:rPr>
@@ -13238,15 +12346,6 @@
           <w:szCs w:val="28"/>
           <w:vertAlign w:val="subscript"/>
         </w:rPr>
-        <w:t>Michiganders</w:t>
-      </w:r>
-      <w:r>
-        <w:rPr>
-          <w:rFonts w:cstheme="minorHAnsi"/>
-          <w:sz w:val="28"/>
-          <w:szCs w:val="28"/>
-          <w:vertAlign w:val="subscript"/>
-        </w:rPr>
         <w:br/>
       </w:r>
       <w:r>
@@ -13265,7 +12364,7 @@
         </w:rPr>
         <w:t xml:space="preserve">. </w:t>
       </w:r>
-      <w:hyperlink r:id="rId55" w:history="1">
+      <w:hyperlink r:id="rId56" w:history="1">
         <w:r>
           <w:rPr>
             <w:rStyle w:val="Hyperlink"/>
@@ -13381,7 +12480,7 @@
         </w:rPr>
         <w:t xml:space="preserve">. </w:t>
       </w:r>
-      <w:hyperlink r:id="rId56" w:history="1">
+      <w:hyperlink r:id="rId57" w:history="1">
         <w:r>
           <w:rPr>
             <w:rStyle w:val="Hyperlink"/>
@@ -13461,7 +12560,7 @@
                 <w:szCs w:val="2"/>
               </w:rPr>
             </w:pPr>
-            <w:hyperlink r:id="rId57" w:history="1">
+            <w:hyperlink r:id="rId58" w:history="1">
               <w:r>
                 <w:rPr>
                   <w:rStyle w:val="Hyperlink"/>
@@ -13502,7 +12601,7 @@
                 <w:szCs w:val="32"/>
               </w:rPr>
             </w:pPr>
-            <w:hyperlink r:id="rId58" w:history="1">
+            <w:hyperlink r:id="rId59" w:history="1">
               <w:r>
                 <w:rPr>
                   <w:rStyle w:val="Hyperlink"/>
@@ -13531,7 +12630,7 @@
                 <w:szCs w:val="32"/>
               </w:rPr>
             </w:pPr>
-            <w:hyperlink r:id="rId59" w:history="1">
+            <w:hyperlink r:id="rId60" w:history="1">
               <w:r>
                 <w:rPr>
                   <w:rStyle w:val="Hyperlink"/>
@@ -13560,7 +12659,7 @@
                 <w:szCs w:val="32"/>
               </w:rPr>
             </w:pPr>
-            <w:hyperlink r:id="rId60" w:history="1">
+            <w:hyperlink r:id="rId61" w:history="1">
               <w:r>
                 <w:rPr>
                   <w:rStyle w:val="Hyperlink"/>
@@ -13683,7 +12782,7 @@
                 <w:szCs w:val="32"/>
               </w:rPr>
             </w:pPr>
-            <w:hyperlink r:id="rId61" w:history="1">
+            <w:hyperlink r:id="rId62" w:history="1">
               <w:r>
                 <w:rPr>
                   <w:rStyle w:val="Hyperlink"/>
@@ -13712,7 +12811,7 @@
                 <w:szCs w:val="32"/>
               </w:rPr>
             </w:pPr>
-            <w:hyperlink r:id="rId62" w:history="1">
+            <w:hyperlink r:id="rId63" w:history="1">
               <w:r>
                 <w:rPr>
                   <w:rStyle w:val="Hyperlink"/>
@@ -13741,7 +12840,7 @@
                 <w:szCs w:val="32"/>
               </w:rPr>
             </w:pPr>
-            <w:hyperlink r:id="rId63" w:history="1">
+            <w:hyperlink r:id="rId64" w:history="1">
               <w:r>
                 <w:rPr>
                   <w:rStyle w:val="Hyperlink"/>
@@ -13868,12 +12967,12 @@
       </w:pPr>
     </w:p>
     <w:sectPr>
-      <w:headerReference w:type="even" r:id="rId64"/>
-      <w:headerReference w:type="default" r:id="rId65"/>
-      <w:footerReference w:type="even" r:id="rId66"/>
-      <w:footerReference w:type="default" r:id="rId67"/>
-      <w:headerReference w:type="first" r:id="rId68"/>
-      <w:footerReference w:type="first" r:id="rId69"/>
+      <w:headerReference w:type="even" r:id="rId65"/>
+      <w:headerReference w:type="default" r:id="rId66"/>
+      <w:footerReference w:type="even" r:id="rId67"/>
+      <w:footerReference w:type="default" r:id="rId68"/>
+      <w:headerReference w:type="first" r:id="rId69"/>
+      <w:footerReference w:type="first" r:id="rId70"/>
       <w:pgSz w:w="12240" w:h="15840"/>
       <w:pgMar w:top="1440" w:right="1440" w:bottom="1440" w:left="1440" w:header="720" w:footer="720" w:gutter="0"/>
       <w:pgNumType w:fmt="lowerRoman"/>
@@ -15986,7 +15085,6 @@
   <w:style w:type="character" w:default="1" w:styleId="DefaultParagraphFont">
     <w:name w:val="Default Paragraph Font"/>
     <w:uiPriority w:val="1"/>
-    <w:semiHidden/>
     <w:unhideWhenUsed/>
   </w:style>
   <w:style w:type="table" w:default="1" w:styleId="TableNormal">
